--- a/插件详细手册/23.窗口字符/关于窗口字符.docx
+++ b/插件详细手册/23.窗口字符/关于窗口字符.docx
@@ -2187,9 +2187,12 @@
               <w:spacing w:after="200"/>
               <w:jc w:val="left"/>
               <w:rPr>
+                <w:rStyle w:val="a4"/>
                 <w:rFonts w:ascii="微软雅黑" w:eastAsia="微软雅黑" w:hAnsi="微软雅黑" w:hint="eastAsia"/>
+                <w:color w:val="auto"/>
                 <w:sz w:val="22"/>
                 <w:szCs w:val="21"/>
+                <w:u w:val="none"/>
               </w:rPr>
             </w:pPr>
             <w:hyperlink w:anchor="_效果字符_-_【窗口字符" w:history="1">
@@ -2230,6 +2233,28 @@
               </w:rPr>
               <w:t xml:space="preserve"> </w:t>
             </w:r>
+            <w:hyperlink w:anchor="_效果字符_-_【窗口字符_2" w:history="1">
+              <w:r>
+                <w:rPr>
+                  <w:rStyle w:val="a4"/>
+                  <w:rFonts w:ascii="微软雅黑" w:eastAsia="微软雅黑" w:hAnsi="微软雅黑" w:hint="eastAsia"/>
+                  <w:sz w:val="22"/>
+                  <w:szCs w:val="21"/>
+                </w:rPr>
+                <w:t>【大图片字符】</w:t>
+              </w:r>
+            </w:hyperlink>
+            <w:r>
+              <w:rPr>
+                <w:rStyle w:val="a4"/>
+                <w:rFonts w:ascii="微软雅黑" w:eastAsia="微软雅黑" w:hAnsi="微软雅黑" w:hint="eastAsia"/>
+                <w:color w:val="auto"/>
+                <w:sz w:val="22"/>
+                <w:szCs w:val="21"/>
+                <w:u w:val="none"/>
+              </w:rPr>
+              <w:t xml:space="preserve"> </w:t>
+            </w:r>
           </w:p>
           <w:p>
             <w:pPr>
@@ -2247,6 +2272,89 @@
                 <w:u w:val="none"/>
               </w:rPr>
             </w:pPr>
+            <w:hyperlink w:anchor="_指代字符_-_【系统" w:history="1">
+              <w:r>
+                <w:rPr>
+                  <w:rStyle w:val="a4"/>
+                  <w:rFonts w:ascii="微软雅黑" w:eastAsia="微软雅黑" w:hAnsi="微软雅黑" w:hint="eastAsia"/>
+                  <w:sz w:val="22"/>
+                  <w:szCs w:val="21"/>
+                </w:rPr>
+                <w:t>【字符串核心】</w:t>
+              </w:r>
+            </w:hyperlink>
+            <w:r>
+              <w:rPr>
+                <w:rStyle w:val="a4"/>
+                <w:rFonts w:ascii="微软雅黑" w:eastAsia="微软雅黑" w:hAnsi="微软雅黑" w:hint="eastAsia"/>
+                <w:color w:val="auto"/>
+                <w:sz w:val="22"/>
+                <w:szCs w:val="21"/>
+                <w:u w:val="none"/>
+              </w:rPr>
+              <w:t xml:space="preserve"> </w:t>
+            </w:r>
+          </w:p>
+          <w:p>
+            <w:pPr>
+              <w:widowControl/>
+              <w:adjustRightInd w:val="0"/>
+              <w:snapToGrid w:val="0"/>
+              <w:spacing w:after="200"/>
+              <w:jc w:val="left"/>
+              <w:rPr>
+                <w:rStyle w:val="a4"/>
+                <w:rFonts w:ascii="微软雅黑" w:eastAsia="微软雅黑" w:hAnsi="微软雅黑" w:hint="eastAsia"/>
+                <w:color w:val="auto"/>
+                <w:sz w:val="22"/>
+                <w:szCs w:val="21"/>
+                <w:u w:val="none"/>
+              </w:rPr>
+            </w:pPr>
+            <w:hyperlink w:anchor="_效果字符_-_【窗口字符_3" w:history="1">
+              <w:r>
+                <w:rPr>
+                  <w:rStyle w:val="a4"/>
+                  <w:rFonts w:ascii="微软雅黑" w:eastAsia="微软雅黑" w:hAnsi="微软雅黑" w:hint="eastAsia"/>
+                  <w:sz w:val="22"/>
+                  <w:szCs w:val="21"/>
+                </w:rPr>
+                <w:t>【字符块的背景】</w:t>
+              </w:r>
+            </w:hyperlink>
+            <w:r>
+              <w:rPr>
+                <w:rStyle w:val="a4"/>
+                <w:rFonts w:ascii="微软雅黑" w:eastAsia="微软雅黑" w:hAnsi="微软雅黑" w:hint="eastAsia"/>
+                <w:color w:val="auto"/>
+                <w:sz w:val="22"/>
+                <w:szCs w:val="21"/>
+                <w:u w:val="none"/>
+              </w:rPr>
+              <w:t xml:space="preserve"> </w:t>
+            </w:r>
+            <w:hyperlink w:anchor="_效果字符_-_持续动作效果字符" w:history="1">
+              <w:r>
+                <w:rPr>
+                  <w:rStyle w:val="a4"/>
+                  <w:rFonts w:ascii="微软雅黑" w:eastAsia="微软雅黑" w:hAnsi="微软雅黑" w:hint="eastAsia"/>
+                  <w:sz w:val="22"/>
+                  <w:szCs w:val="21"/>
+                </w:rPr>
+                <w:t>【字符块的持续动作效果】</w:t>
+              </w:r>
+            </w:hyperlink>
+            <w:r>
+              <w:rPr>
+                <w:rStyle w:val="a4"/>
+                <w:rFonts w:ascii="微软雅黑" w:eastAsia="微软雅黑" w:hAnsi="微软雅黑" w:hint="eastAsia"/>
+                <w:color w:val="auto"/>
+                <w:sz w:val="22"/>
+                <w:szCs w:val="21"/>
+                <w:u w:val="none"/>
+              </w:rPr>
+              <w:t xml:space="preserve"> </w:t>
+            </w:r>
           </w:p>
         </w:tc>
       </w:tr>
@@ -2392,7 +2500,7 @@
           <v:shape id="_x0000_i1025" type="#_x0000_t75" style="width:697.2pt;height:172.8pt" o:ole="">
             <v:imagedata r:id="rId10" o:title=""/>
           </v:shape>
-          <o:OLEObject Type="Embed" ProgID="Visio.Drawing.15" ShapeID="_x0000_i1025" DrawAspect="Content" ObjectID="_1807680469" r:id="rId11"/>
+          <o:OLEObject Type="Embed" ProgID="Visio.Drawing.15" ShapeID="_x0000_i1025" DrawAspect="Content" ObjectID="_1809695077" r:id="rId11"/>
         </w:object>
       </w:r>
     </w:p>
@@ -10042,7 +10150,7 @@
           <v:shape id="_x0000_i1029" type="#_x0000_t75" style="width:367.8pt;height:255.6pt" o:ole="">
             <v:imagedata r:id="rId28" o:title=""/>
           </v:shape>
-          <o:OLEObject Type="Embed" ProgID="Visio.Drawing.15" ShapeID="_x0000_i1029" DrawAspect="Content" ObjectID="_1807680470" r:id="rId29"/>
+          <o:OLEObject Type="Embed" ProgID="Visio.Drawing.15" ShapeID="_x0000_i1029" DrawAspect="Content" ObjectID="_1809695078" r:id="rId29"/>
         </w:object>
       </w:r>
     </w:p>
@@ -13931,7 +14039,7 @@
           <v:shape id="_x0000_i1030" type="#_x0000_t75" style="width:404.4pt;height:142.8pt" o:ole="">
             <v:imagedata r:id="rId40" o:title=""/>
           </v:shape>
-          <o:OLEObject Type="Embed" ProgID="Visio.Drawing.15" ShapeID="_x0000_i1030" DrawAspect="Content" ObjectID="_1807680471" r:id="rId41"/>
+          <o:OLEObject Type="Embed" ProgID="Visio.Drawing.15" ShapeID="_x0000_i1030" DrawAspect="Content" ObjectID="_1809695079" r:id="rId41"/>
         </w:object>
       </w:r>
     </w:p>
@@ -14681,7 +14789,7 @@
           <v:shape id="_x0000_i1031" type="#_x0000_t75" style="width:232.2pt;height:83.4pt" o:ole="">
             <v:imagedata r:id="rId42" o:title=""/>
           </v:shape>
-          <o:OLEObject Type="Embed" ProgID="Visio.Drawing.15" ShapeID="_x0000_i1031" DrawAspect="Content" ObjectID="_1807680472" r:id="rId43"/>
+          <o:OLEObject Type="Embed" ProgID="Visio.Drawing.15" ShapeID="_x0000_i1031" DrawAspect="Content" ObjectID="_1809695080" r:id="rId43"/>
         </w:object>
       </w:r>
     </w:p>
@@ -23534,7 +23642,7 @@
         <w:widowControl/>
         <w:jc w:val="center"/>
         <w:rPr>
-          <w:rFonts w:ascii="Tahoma" w:eastAsia="微软雅黑" w:hAnsi="Tahoma" w:cstheme="minorBidi" w:hint="eastAsia"/>
+          <w:rFonts w:ascii="Tahoma" w:eastAsia="微软雅黑" w:hAnsi="Tahoma" w:cstheme="minorBidi"/>
           <w:kern w:val="0"/>
           <w:sz w:val="22"/>
         </w:rPr>
@@ -24056,7 +24164,7 @@
         <w:widowControl/>
         <w:jc w:val="left"/>
         <w:rPr>
-          <w:rFonts w:ascii="Tahoma" w:eastAsia="微软雅黑" w:hAnsi="Tahoma" w:hint="eastAsia"/>
+          <w:rFonts w:ascii="Tahoma" w:eastAsia="微软雅黑" w:hAnsi="Tahoma"/>
           <w:kern w:val="0"/>
           <w:sz w:val="22"/>
         </w:rPr>
@@ -25542,7 +25650,7 @@
           <v:shape id="_x0000_i1032" type="#_x0000_t75" style="width:232.2pt;height:83.4pt" o:ole="">
             <v:imagedata r:id="rId42" o:title=""/>
           </v:shape>
-          <o:OLEObject Type="Embed" ProgID="Visio.Drawing.15" ShapeID="_x0000_i1032" DrawAspect="Content" ObjectID="_1807680473" r:id="rId74"/>
+          <o:OLEObject Type="Embed" ProgID="Visio.Drawing.15" ShapeID="_x0000_i1032" DrawAspect="Content" ObjectID="_1809695081" r:id="rId74"/>
         </w:object>
       </w:r>
     </w:p>
@@ -25881,7 +25989,7 @@
           <v:shape id="_x0000_i1033" type="#_x0000_t75" style="width:256.2pt;height:79.2pt" o:ole="">
             <v:imagedata r:id="rId75" o:title=""/>
           </v:shape>
-          <o:OLEObject Type="Embed" ProgID="Visio.Drawing.15" ShapeID="_x0000_i1033" DrawAspect="Content" ObjectID="_1807680474" r:id="rId76"/>
+          <o:OLEObject Type="Embed" ProgID="Visio.Drawing.15" ShapeID="_x0000_i1033" DrawAspect="Content" ObjectID="_1809695082" r:id="rId76"/>
         </w:object>
       </w:r>
     </w:p>
@@ -29468,7 +29576,7 @@
           <v:shape id="_x0000_i1034" type="#_x0000_t75" style="width:367.8pt;height:255.6pt" o:ole="">
             <v:imagedata r:id="rId28" o:title=""/>
           </v:shape>
-          <o:OLEObject Type="Embed" ProgID="Visio.Drawing.15" ShapeID="_x0000_i1034" DrawAspect="Content" ObjectID="_1807680475" r:id="rId88"/>
+          <o:OLEObject Type="Embed" ProgID="Visio.Drawing.15" ShapeID="_x0000_i1034" DrawAspect="Content" ObjectID="_1809695083" r:id="rId88"/>
         </w:object>
       </w:r>
     </w:p>
@@ -30586,7 +30694,7 @@
         <w:pStyle w:val="3"/>
         <w:spacing w:before="240" w:after="120" w:line="415" w:lineRule="auto"/>
         <w:rPr>
-          <w:rFonts w:ascii="等线" w:eastAsia="等线" w:hAnsi="等线"/>
+          <w:rFonts w:ascii="等线" w:eastAsia="等线" w:hAnsi="等线" w:hint="eastAsia"/>
           <w:b w:val="0"/>
           <w:bCs w:val="0"/>
           <w:sz w:val="28"/>
@@ -30620,35 +30728,21 @@
           <w:rFonts w:ascii="等线" w:eastAsia="等线" w:hAnsi="等线" w:hint="eastAsia"/>
           <w:sz w:val="28"/>
         </w:rPr>
-        <w:t xml:space="preserve">【窗口字符 </w:t>
+        <w:t>【窗口字符 -</w:t>
+      </w:r>
+      <w:r>
+        <w:rPr>
+          <w:rFonts w:ascii="等线" w:eastAsia="等线" w:hAnsi="等线"/>
+          <w:sz w:val="28"/>
+        </w:rPr>
+        <w:t xml:space="preserve"> </w:t>
       </w:r>
       <w:r>
         <w:rPr>
           <w:rFonts w:ascii="等线" w:eastAsia="等线" w:hAnsi="等线" w:hint="eastAsia"/>
           <w:sz w:val="28"/>
         </w:rPr>
-        <w:t>-</w:t>
-      </w:r>
-      <w:r>
-        <w:rPr>
-          <w:rFonts w:ascii="等线" w:eastAsia="等线" w:hAnsi="等线"/>
-          <w:sz w:val="28"/>
-        </w:rPr>
-        <w:t xml:space="preserve"> </w:t>
-      </w:r>
-      <w:r>
-        <w:rPr>
-          <w:rFonts w:ascii="等线" w:eastAsia="等线" w:hAnsi="等线" w:hint="eastAsia"/>
-          <w:sz w:val="28"/>
-        </w:rPr>
-        <w:t>窗口字符核心</w:t>
-      </w:r>
-      <w:r>
-        <w:rPr>
-          <w:rFonts w:ascii="等线" w:eastAsia="等线" w:hAnsi="等线" w:hint="eastAsia"/>
-          <w:sz w:val="28"/>
-        </w:rPr>
-        <w:t>】</w:t>
+        <w:t>窗口字符核心】</w:t>
       </w:r>
     </w:p>
     <w:p>
@@ -30657,7 +30751,7 @@
         <w:snapToGrid w:val="0"/>
         <w:jc w:val="left"/>
         <w:rPr>
-          <w:rFonts w:ascii="Tahoma" w:eastAsia="微软雅黑" w:hAnsi="Tahoma" w:hint="eastAsia"/>
+          <w:rFonts w:ascii="Tahoma" w:eastAsia="微软雅黑" w:hAnsi="Tahoma"/>
           <w:kern w:val="0"/>
           <w:sz w:val="22"/>
         </w:rPr>
@@ -30759,7 +30853,7 @@
         <w:snapToGrid w:val="0"/>
         <w:jc w:val="center"/>
         <w:rPr>
-          <w:rFonts w:ascii="Tahoma" w:eastAsia="微软雅黑" w:hAnsi="Tahoma" w:hint="eastAsia"/>
+          <w:rFonts w:ascii="Tahoma" w:eastAsia="微软雅黑" w:hAnsi="Tahoma"/>
           <w:kern w:val="0"/>
           <w:sz w:val="22"/>
         </w:rPr>
@@ -30823,7 +30917,7 @@
         <w:widowControl/>
         <w:jc w:val="left"/>
         <w:rPr>
-          <w:rFonts w:ascii="Tahoma" w:eastAsia="微软雅黑" w:hAnsi="Tahoma" w:hint="eastAsia"/>
+          <w:rFonts w:ascii="Tahoma" w:eastAsia="微软雅黑" w:hAnsi="Tahoma"/>
           <w:kern w:val="0"/>
           <w:sz w:val="22"/>
         </w:rPr>
@@ -30928,7 +31022,7 @@
         <w:snapToGrid w:val="0"/>
         <w:jc w:val="left"/>
         <w:rPr>
-          <w:rFonts w:ascii="Tahoma" w:eastAsia="微软雅黑" w:hAnsi="Tahoma" w:hint="eastAsia"/>
+          <w:rFonts w:ascii="Tahoma" w:eastAsia="微软雅黑" w:hAnsi="Tahoma"/>
           <w:kern w:val="0"/>
           <w:sz w:val="22"/>
         </w:rPr>
@@ -30948,7 +31042,7 @@
         <w:snapToGrid w:val="0"/>
         <w:jc w:val="center"/>
         <w:rPr>
-          <w:rFonts w:ascii="Tahoma" w:eastAsia="微软雅黑" w:hAnsi="Tahoma" w:hint="eastAsia"/>
+          <w:rFonts w:ascii="Tahoma" w:eastAsia="微软雅黑" w:hAnsi="Tahoma"/>
           <w:kern w:val="0"/>
           <w:sz w:val="22"/>
         </w:rPr>
@@ -31066,7 +31160,7 @@
         <w:snapToGrid w:val="0"/>
         <w:jc w:val="left"/>
         <w:rPr>
-          <w:rFonts w:ascii="Tahoma" w:eastAsia="微软雅黑" w:hAnsi="Tahoma" w:hint="eastAsia"/>
+          <w:rFonts w:ascii="Tahoma" w:eastAsia="微软雅黑" w:hAnsi="Tahoma"/>
           <w:kern w:val="0"/>
           <w:sz w:val="22"/>
         </w:rPr>
@@ -31255,7 +31349,7 @@
         <w:snapToGrid w:val="0"/>
         <w:jc w:val="left"/>
         <w:rPr>
-          <w:rFonts w:ascii="Tahoma" w:eastAsia="微软雅黑" w:hAnsi="Tahoma" w:hint="eastAsia"/>
+          <w:rFonts w:ascii="Tahoma" w:eastAsia="微软雅黑" w:hAnsi="Tahoma"/>
           <w:kern w:val="0"/>
           <w:sz w:val="22"/>
         </w:rPr>
@@ -31340,7 +31434,7 @@
         <w:snapToGrid w:val="0"/>
         <w:jc w:val="center"/>
         <w:rPr>
-          <w:rFonts w:ascii="Tahoma" w:eastAsia="微软雅黑" w:hAnsi="Tahoma" w:hint="eastAsia"/>
+          <w:rFonts w:ascii="Tahoma" w:eastAsia="微软雅黑" w:hAnsi="Tahoma"/>
           <w:kern w:val="0"/>
           <w:sz w:val="22"/>
         </w:rPr>
@@ -31405,7 +31499,7 @@
         <w:snapToGrid w:val="0"/>
         <w:jc w:val="left"/>
         <w:rPr>
-          <w:rFonts w:ascii="Tahoma" w:eastAsia="微软雅黑" w:hAnsi="Tahoma" w:hint="eastAsia"/>
+          <w:rFonts w:ascii="Tahoma" w:eastAsia="微软雅黑" w:hAnsi="Tahoma"/>
           <w:kern w:val="0"/>
           <w:sz w:val="22"/>
         </w:rPr>
@@ -32002,6 +32096,8 @@
           <w:sz w:val="28"/>
         </w:rPr>
       </w:pPr>
+      <w:bookmarkStart w:id="49" w:name="_效果字符_-_【窗口字符_2"/>
+      <w:bookmarkEnd w:id="49"/>
       <w:r>
         <w:rPr>
           <w:rFonts w:ascii="等线" w:eastAsia="等线" w:hAnsi="等线" w:hint="eastAsia"/>
@@ -32024,7 +32120,7 @@
         </w:rPr>
         <w:t xml:space="preserve"> </w:t>
       </w:r>
-      <w:bookmarkStart w:id="49" w:name="大图片字符"/>
+      <w:bookmarkStart w:id="50" w:name="大图片字符"/>
       <w:r>
         <w:rPr>
           <w:rFonts w:ascii="等线" w:eastAsia="等线" w:hAnsi="等线" w:hint="eastAsia"/>
@@ -32046,7 +32142,7 @@
         </w:rPr>
         <w:t>大图片字符</w:t>
       </w:r>
-      <w:bookmarkEnd w:id="49"/>
+      <w:bookmarkEnd w:id="50"/>
       <w:r>
         <w:rPr>
           <w:rFonts w:ascii="等线" w:eastAsia="等线" w:hAnsi="等线" w:hint="eastAsia"/>
@@ -33575,6 +33671,8 @@
           <w:sz w:val="28"/>
         </w:rPr>
       </w:pPr>
+      <w:bookmarkStart w:id="51" w:name="_指代字符_-_【系统"/>
+      <w:bookmarkEnd w:id="51"/>
       <w:r>
         <w:rPr>
           <w:rFonts w:ascii="等线" w:eastAsia="等线" w:hAnsi="等线" w:hint="eastAsia"/>
@@ -33590,7 +33688,7 @@
         </w:rPr>
         <w:t xml:space="preserve"> </w:t>
       </w:r>
-      <w:bookmarkStart w:id="50" w:name="字符串核心"/>
+      <w:bookmarkStart w:id="52" w:name="字符串核心"/>
       <w:r>
         <w:rPr>
           <w:rFonts w:ascii="等线" w:eastAsia="等线" w:hAnsi="等线" w:hint="eastAsia"/>
@@ -33619,7 +33717,7 @@
         </w:rPr>
         <w:t>串核心</w:t>
       </w:r>
-      <w:bookmarkEnd w:id="50"/>
+      <w:bookmarkEnd w:id="52"/>
       <w:r>
         <w:rPr>
           <w:rFonts w:ascii="等线" w:eastAsia="等线" w:hAnsi="等线" w:hint="eastAsia"/>
@@ -34682,6 +34780,8 @@
           <w:sz w:val="28"/>
         </w:rPr>
       </w:pPr>
+      <w:bookmarkStart w:id="53" w:name="_效果字符_-_【窗口字符_3"/>
+      <w:bookmarkEnd w:id="53"/>
       <w:r>
         <w:rPr>
           <w:rFonts w:ascii="等线" w:eastAsia="等线" w:hAnsi="等线" w:hint="eastAsia"/>
@@ -34938,15 +35038,7 @@
           <w:kern w:val="0"/>
           <w:sz w:val="22"/>
         </w:rPr>
-        <w:t>字符块的背景</w:t>
-      </w:r>
-      <w:r>
-        <w:rPr>
-          <w:rFonts w:ascii="Tahoma" w:eastAsia="微软雅黑" w:hAnsi="Tahoma" w:cstheme="minorBidi" w:hint="eastAsia"/>
-          <w:kern w:val="0"/>
-          <w:sz w:val="22"/>
-        </w:rPr>
-        <w:t>的窗口字符如下表。</w:t>
+        <w:t>字符块的背景的窗口字符如下表。</w:t>
       </w:r>
     </w:p>
     <w:tbl>
@@ -35935,7 +36027,7 @@
         <w:widowControl/>
         <w:jc w:val="left"/>
         <w:rPr>
-          <w:rFonts w:ascii="Tahoma" w:eastAsia="微软雅黑" w:hAnsi="Tahoma" w:cstheme="minorBidi" w:hint="eastAsia"/>
+          <w:rFonts w:ascii="Tahoma" w:eastAsia="微软雅黑" w:hAnsi="Tahoma" w:cstheme="minorBidi"/>
           <w:kern w:val="0"/>
           <w:sz w:val="22"/>
         </w:rPr>
@@ -35960,8 +36052,8 @@
           <w:sz w:val="28"/>
         </w:rPr>
       </w:pPr>
-      <w:bookmarkStart w:id="51" w:name="_效果字符_-_持续动作效果字符"/>
-      <w:bookmarkEnd w:id="51"/>
+      <w:bookmarkStart w:id="54" w:name="_效果字符_-_持续动作效果字符"/>
+      <w:bookmarkEnd w:id="54"/>
       <w:r>
         <w:rPr>
           <w:rFonts w:ascii="等线" w:eastAsia="等线" w:hAnsi="等线" w:hint="eastAsia"/>
@@ -35984,7 +36076,7 @@
         </w:rPr>
         <w:t xml:space="preserve"> </w:t>
       </w:r>
-      <w:bookmarkStart w:id="52" w:name="持续动作效果字符"/>
+      <w:bookmarkStart w:id="55" w:name="持续动作效果字符"/>
       <w:r>
         <w:rPr>
           <w:rFonts w:ascii="等线" w:eastAsia="等线" w:hAnsi="等线" w:hint="eastAsia"/>
@@ -36020,7 +36112,7 @@
         </w:rPr>
         <w:t>持续动作效果</w:t>
       </w:r>
-      <w:bookmarkEnd w:id="52"/>
+      <w:bookmarkEnd w:id="55"/>
       <w:r>
         <w:rPr>
           <w:rFonts w:ascii="等线" w:eastAsia="等线" w:hAnsi="等线" w:hint="eastAsia"/>
@@ -36253,23 +36345,7 @@
           <w:kern w:val="0"/>
           <w:sz w:val="22"/>
         </w:rPr>
-        <w:t>字符块的</w:t>
-      </w:r>
-      <w:r>
-        <w:rPr>
-          <w:rFonts w:ascii="Tahoma" w:eastAsia="微软雅黑" w:hAnsi="Tahoma" w:cstheme="minorBidi" w:hint="eastAsia"/>
-          <w:kern w:val="0"/>
-          <w:sz w:val="22"/>
-        </w:rPr>
-        <w:t>持续动作效果设置</w:t>
-      </w:r>
-      <w:r>
-        <w:rPr>
-          <w:rFonts w:ascii="Tahoma" w:eastAsia="微软雅黑" w:hAnsi="Tahoma" w:cstheme="minorBidi" w:hint="eastAsia"/>
-          <w:kern w:val="0"/>
-          <w:sz w:val="22"/>
-        </w:rPr>
-        <w:t>的窗口字符如下表。</w:t>
+        <w:t>字符块的持续动作效果设置的窗口字符如下表。</w:t>
       </w:r>
     </w:p>
     <w:tbl>
@@ -36575,7 +36651,7 @@
               <w:spacing w:line="276" w:lineRule="auto"/>
               <w:jc w:val="left"/>
               <w:rPr>
-                <w:rFonts w:ascii="Tahoma" w:eastAsia="微软雅黑" w:hAnsi="Tahoma" w:hint="eastAsia"/>
+                <w:rFonts w:ascii="Tahoma" w:eastAsia="微软雅黑" w:hAnsi="Tahoma"/>
                 <w:kern w:val="0"/>
                 <w:sz w:val="20"/>
                 <w:szCs w:val="20"/>
@@ -36603,7 +36679,7 @@
               <w:snapToGrid w:val="0"/>
               <w:jc w:val="left"/>
               <w:rPr>
-                <w:rFonts w:ascii="Tahoma" w:eastAsia="微软雅黑" w:hAnsi="Tahoma" w:hint="eastAsia"/>
+                <w:rFonts w:ascii="Tahoma" w:eastAsia="微软雅黑" w:hAnsi="Tahoma"/>
                 <w:kern w:val="0"/>
                 <w:sz w:val="20"/>
                 <w:szCs w:val="20"/>
@@ -36728,16 +36804,7 @@
           <w:kern w:val="0"/>
           <w:sz w:val="22"/>
         </w:rPr>
-        <w:t>，才能有效，常规字符没有效果</w:t>
-      </w:r>
-      <w:r>
-        <w:rPr>
-          <w:rFonts w:ascii="Tahoma" w:eastAsia="微软雅黑" w:hAnsi="Tahoma" w:cstheme="minorBidi" w:hint="eastAsia"/>
-          <w:bCs/>
-          <w:kern w:val="0"/>
-          <w:sz w:val="22"/>
-        </w:rPr>
-        <w:t>。</w:t>
+        <w:t>，才能有效，常规字符没有效果。</w:t>
       </w:r>
     </w:p>
     <w:p>
@@ -36748,7 +36815,7 @@
         <w:spacing w:after="200"/>
         <w:jc w:val="left"/>
         <w:rPr>
-          <w:rFonts w:ascii="Tahoma" w:eastAsia="微软雅黑" w:hAnsi="Tahoma" w:cstheme="minorBidi" w:hint="eastAsia"/>
+          <w:rFonts w:ascii="Tahoma" w:eastAsia="微软雅黑" w:hAnsi="Tahoma" w:cstheme="minorBidi"/>
           <w:bCs/>
           <w:kern w:val="0"/>
           <w:sz w:val="22"/>
@@ -36789,7 +36856,7 @@
         <w:snapToGrid w:val="0"/>
         <w:jc w:val="center"/>
         <w:rPr>
-          <w:rFonts w:ascii="Tahoma" w:eastAsia="微软雅黑" w:hAnsi="Tahoma" w:cstheme="minorBidi" w:hint="eastAsia"/>
+          <w:rFonts w:ascii="Tahoma" w:eastAsia="微软雅黑" w:hAnsi="Tahoma" w:cstheme="minorBidi"/>
           <w:bCs/>
           <w:kern w:val="0"/>
           <w:sz w:val="22"/>
@@ -36961,7 +37028,7 @@
               <w:adjustRightInd w:val="0"/>
               <w:snapToGrid w:val="0"/>
               <w:rPr>
-                <w:rFonts w:ascii="Tahoma" w:eastAsia="微软雅黑" w:hAnsi="Tahoma" w:cstheme="minorBidi" w:hint="eastAsia"/>
+                <w:rFonts w:ascii="Tahoma" w:eastAsia="微软雅黑" w:hAnsi="Tahoma" w:cstheme="minorBidi"/>
                 <w:bCs/>
                 <w:kern w:val="0"/>
                 <w:sz w:val="22"/>
@@ -37016,7 +37083,7 @@
         <w:adjustRightInd w:val="0"/>
         <w:snapToGrid w:val="0"/>
         <w:rPr>
-          <w:rFonts w:ascii="Tahoma" w:eastAsia="微软雅黑" w:hAnsi="Tahoma" w:cstheme="minorBidi" w:hint="eastAsia"/>
+          <w:rFonts w:ascii="Tahoma" w:eastAsia="微软雅黑" w:hAnsi="Tahoma" w:cstheme="minorBidi"/>
           <w:bCs/>
           <w:kern w:val="0"/>
           <w:sz w:val="22"/>
@@ -37358,8 +37425,8 @@
           <w:sz w:val="28"/>
         </w:rPr>
       </w:pPr>
-      <w:bookmarkStart w:id="53" w:name="_不生效的窗口字符"/>
-      <w:bookmarkEnd w:id="53"/>
+      <w:bookmarkStart w:id="56" w:name="_不生效的窗口字符"/>
+      <w:bookmarkEnd w:id="56"/>
       <w:r>
         <w:rPr>
           <w:rFonts w:ascii="等线" w:eastAsia="等线" w:hAnsi="等线" w:hint="eastAsia"/>
@@ -38231,8 +38298,779 @@
         </w:rPr>
       </w:pPr>
     </w:p>
+    <w:p>
+      <w:pPr>
+        <w:widowControl/>
+        <w:jc w:val="left"/>
+        <w:rPr>
+          <w:rFonts w:ascii="Tahoma" w:eastAsia="微软雅黑" w:hAnsi="Tahoma" w:cstheme="minorBidi"/>
+          <w:kern w:val="0"/>
+          <w:sz w:val="22"/>
+        </w:rPr>
+      </w:pPr>
+      <w:r>
+        <w:rPr>
+          <w:rFonts w:ascii="Tahoma" w:eastAsia="微软雅黑" w:hAnsi="Tahoma" w:cstheme="minorBidi"/>
+          <w:kern w:val="0"/>
+          <w:sz w:val="22"/>
+        </w:rPr>
+        <w:br w:type="page"/>
+      </w:r>
+    </w:p>
+    <w:p>
+      <w:pPr>
+        <w:pStyle w:val="3"/>
+        <w:spacing w:before="240" w:after="120" w:line="415" w:lineRule="auto"/>
+        <w:rPr>
+          <w:rFonts w:ascii="等线" w:eastAsia="等线" w:hAnsi="等线" w:hint="eastAsia"/>
+          <w:sz w:val="28"/>
+        </w:rPr>
+      </w:pPr>
+      <w:r>
+        <w:rPr>
+          <w:rFonts w:ascii="等线" w:eastAsia="等线" w:hAnsi="等线" w:hint="eastAsia"/>
+          <w:sz w:val="28"/>
+        </w:rPr>
+        <w:lastRenderedPageBreak/>
+        <w:t>不生效的窗口字符（对话框）</w:t>
+      </w:r>
+    </w:p>
+    <w:tbl>
+      <w:tblPr>
+        <w:tblStyle w:val="af"/>
+        <w:tblW w:w="8789" w:type="dxa"/>
+        <w:tblInd w:w="-176" w:type="dxa"/>
+        <w:tblBorders>
+          <w:top w:val="single" w:sz="4" w:space="0" w:color="D9D9D9" w:themeColor="background1" w:themeShade="D9"/>
+          <w:left w:val="none" w:sz="0" w:space="0" w:color="auto"/>
+          <w:bottom w:val="single" w:sz="4" w:space="0" w:color="D9D9D9" w:themeColor="background1" w:themeShade="D9"/>
+          <w:right w:val="none" w:sz="0" w:space="0" w:color="auto"/>
+          <w:insideH w:val="single" w:sz="4" w:space="0" w:color="D9D9D9" w:themeColor="background1" w:themeShade="D9"/>
+          <w:insideV w:val="none" w:sz="0" w:space="0" w:color="auto"/>
+        </w:tblBorders>
+        <w:tblLook w:val="04A0" w:firstRow="1" w:lastRow="0" w:firstColumn="1" w:lastColumn="0" w:noHBand="0" w:noVBand="1"/>
+      </w:tblPr>
+      <w:tblGrid>
+        <w:gridCol w:w="1418"/>
+        <w:gridCol w:w="7371"/>
+      </w:tblGrid>
+      <w:tr>
+        <w:tc>
+          <w:tcPr>
+            <w:tcW w:w="1418" w:type="dxa"/>
+          </w:tcPr>
+          <w:p>
+            <w:pPr>
+              <w:widowControl/>
+              <w:adjustRightInd w:val="0"/>
+              <w:snapToGrid w:val="0"/>
+              <w:spacing w:line="276" w:lineRule="auto"/>
+              <w:jc w:val="left"/>
+              <w:rPr>
+                <w:rFonts w:ascii="Tahoma" w:eastAsia="微软雅黑" w:hAnsi="Tahoma"/>
+                <w:kern w:val="0"/>
+                <w:sz w:val="22"/>
+              </w:rPr>
+            </w:pPr>
+            <w:r>
+              <w:rPr>
+                <w:rFonts w:ascii="Tahoma" w:eastAsia="微软雅黑" w:hAnsi="Tahoma" w:hint="eastAsia"/>
+                <w:b/>
+                <w:bCs/>
+                <w:kern w:val="0"/>
+                <w:sz w:val="22"/>
+              </w:rPr>
+              <w:t>问题名称</w:t>
+            </w:r>
+          </w:p>
+        </w:tc>
+        <w:tc>
+          <w:tcPr>
+            <w:tcW w:w="7371" w:type="dxa"/>
+          </w:tcPr>
+          <w:p>
+            <w:pPr>
+              <w:widowControl/>
+              <w:adjustRightInd w:val="0"/>
+              <w:snapToGrid w:val="0"/>
+              <w:spacing w:line="276" w:lineRule="auto"/>
+              <w:jc w:val="left"/>
+              <w:rPr>
+                <w:rFonts w:ascii="Tahoma" w:eastAsia="微软雅黑" w:hAnsi="Tahoma"/>
+                <w:kern w:val="0"/>
+                <w:sz w:val="22"/>
+              </w:rPr>
+            </w:pPr>
+            <w:r>
+              <w:rPr>
+                <w:rFonts w:ascii="Tahoma" w:eastAsia="微软雅黑" w:hAnsi="Tahoma" w:hint="eastAsia"/>
+                <w:kern w:val="0"/>
+                <w:sz w:val="22"/>
+              </w:rPr>
+              <w:t>不生效的窗口字符（对话框）</w:t>
+            </w:r>
+          </w:p>
+        </w:tc>
+      </w:tr>
+      <w:tr>
+        <w:tc>
+          <w:tcPr>
+            <w:tcW w:w="1418" w:type="dxa"/>
+          </w:tcPr>
+          <w:p>
+            <w:pPr>
+              <w:widowControl/>
+              <w:adjustRightInd w:val="0"/>
+              <w:snapToGrid w:val="0"/>
+              <w:spacing w:line="276" w:lineRule="auto"/>
+              <w:jc w:val="left"/>
+              <w:rPr>
+                <w:rFonts w:ascii="Tahoma" w:eastAsia="微软雅黑" w:hAnsi="Tahoma"/>
+                <w:b/>
+                <w:bCs/>
+                <w:kern w:val="0"/>
+                <w:sz w:val="22"/>
+              </w:rPr>
+            </w:pPr>
+            <w:r>
+              <w:rPr>
+                <w:rFonts w:ascii="Tahoma" w:eastAsia="微软雅黑" w:hAnsi="Tahoma" w:hint="eastAsia"/>
+                <w:b/>
+                <w:bCs/>
+                <w:kern w:val="0"/>
+                <w:sz w:val="22"/>
+              </w:rPr>
+              <w:t>问题图示</w:t>
+            </w:r>
+          </w:p>
+        </w:tc>
+        <w:tc>
+          <w:tcPr>
+            <w:tcW w:w="7371" w:type="dxa"/>
+          </w:tcPr>
+          <w:p>
+            <w:pPr>
+              <w:widowControl/>
+              <w:jc w:val="left"/>
+              <w:rPr>
+                <w:rFonts w:ascii="宋体" w:hAnsi="宋体" w:cs="宋体" w:hint="eastAsia"/>
+                <w:kern w:val="0"/>
+                <w:szCs w:val="24"/>
+              </w:rPr>
+            </w:pPr>
+            <w:r>
+              <w:rPr>
+                <w:noProof/>
+              </w:rPr>
+              <w:drawing>
+                <wp:inline distT="0" distB="0" distL="0" distR="0" wp14:anchorId="32D574A7" wp14:editId="0BE32417">
+                  <wp:extent cx="4424072" cy="991235"/>
+                  <wp:effectExtent l="0" t="0" r="0" b="0"/>
+                  <wp:docPr id="1374596318" name="图片 1"/>
+                  <wp:cNvGraphicFramePr>
+                    <a:graphicFrameLocks xmlns:a="http://schemas.openxmlformats.org/drawingml/2006/main" noChangeAspect="1"/>
+                  </wp:cNvGraphicFramePr>
+                  <a:graphic xmlns:a="http://schemas.openxmlformats.org/drawingml/2006/main">
+                    <a:graphicData uri="http://schemas.openxmlformats.org/drawingml/2006/picture">
+                      <pic:pic xmlns:pic="http://schemas.openxmlformats.org/drawingml/2006/picture">
+                        <pic:nvPicPr>
+                          <pic:cNvPr id="0" name="Picture 11"/>
+                          <pic:cNvPicPr>
+                            <a:picLocks noChangeAspect="1" noChangeArrowheads="1"/>
+                          </pic:cNvPicPr>
+                        </pic:nvPicPr>
+                        <pic:blipFill>
+                          <a:blip r:embed="rId108">
+                            <a:extLst>
+                              <a:ext uri="{28A0092B-C50C-407E-A947-70E740481C1C}">
+                                <a14:useLocalDpi xmlns:a14="http://schemas.microsoft.com/office/drawing/2010/main" val="0"/>
+                              </a:ext>
+                            </a:extLst>
+                          </a:blip>
+                          <a:srcRect/>
+                          <a:stretch>
+                            <a:fillRect/>
+                          </a:stretch>
+                        </pic:blipFill>
+                        <pic:spPr bwMode="auto">
+                          <a:xfrm>
+                            <a:off x="0" y="0"/>
+                            <a:ext cx="4446495" cy="996259"/>
+                          </a:xfrm>
+                          <a:prstGeom prst="rect">
+                            <a:avLst/>
+                          </a:prstGeom>
+                          <a:noFill/>
+                          <a:ln>
+                            <a:noFill/>
+                          </a:ln>
+                        </pic:spPr>
+                      </pic:pic>
+                    </a:graphicData>
+                  </a:graphic>
+                </wp:inline>
+              </w:drawing>
+            </w:r>
+          </w:p>
+        </w:tc>
+      </w:tr>
+      <w:tr>
+        <w:tc>
+          <w:tcPr>
+            <w:tcW w:w="1418" w:type="dxa"/>
+          </w:tcPr>
+          <w:p>
+            <w:pPr>
+              <w:widowControl/>
+              <w:adjustRightInd w:val="0"/>
+              <w:snapToGrid w:val="0"/>
+              <w:spacing w:line="276" w:lineRule="auto"/>
+              <w:jc w:val="left"/>
+              <w:rPr>
+                <w:rFonts w:ascii="Tahoma" w:eastAsia="微软雅黑" w:hAnsi="Tahoma"/>
+                <w:b/>
+                <w:bCs/>
+                <w:kern w:val="0"/>
+                <w:sz w:val="22"/>
+              </w:rPr>
+            </w:pPr>
+            <w:r>
+              <w:rPr>
+                <w:rFonts w:ascii="Tahoma" w:eastAsia="微软雅黑" w:hAnsi="Tahoma" w:hint="eastAsia"/>
+                <w:b/>
+                <w:bCs/>
+                <w:kern w:val="0"/>
+                <w:sz w:val="22"/>
+              </w:rPr>
+              <w:t>问题描述</w:t>
+            </w:r>
+          </w:p>
+        </w:tc>
+        <w:tc>
+          <w:tcPr>
+            <w:tcW w:w="7371" w:type="dxa"/>
+          </w:tcPr>
+          <w:p>
+            <w:pPr>
+              <w:widowControl/>
+              <w:adjustRightInd w:val="0"/>
+              <w:snapToGrid w:val="0"/>
+              <w:spacing w:line="276" w:lineRule="auto"/>
+              <w:jc w:val="left"/>
+              <w:rPr>
+                <w:rFonts w:ascii="Tahoma" w:eastAsia="微软雅黑" w:hAnsi="Tahoma"/>
+                <w:kern w:val="0"/>
+                <w:sz w:val="22"/>
+              </w:rPr>
+            </w:pPr>
+            <w:r>
+              <w:rPr>
+                <w:rFonts w:ascii="Tahoma" w:eastAsia="微软雅黑" w:hAnsi="Tahoma" w:hint="eastAsia"/>
+                <w:kern w:val="0"/>
+                <w:sz w:val="22"/>
+              </w:rPr>
+              <w:t>对话框中</w:t>
+            </w:r>
+            <w:r>
+              <w:rPr>
+                <w:rFonts w:ascii="Tahoma" w:eastAsia="微软雅黑" w:hAnsi="Tahoma" w:hint="eastAsia"/>
+                <w:kern w:val="0"/>
+                <w:sz w:val="22"/>
+              </w:rPr>
+              <w:t>出现了大量</w:t>
+            </w:r>
+            <w:r>
+              <w:rPr>
+                <w:rFonts w:ascii="Tahoma" w:eastAsia="微软雅黑" w:hAnsi="Tahoma" w:hint="eastAsia"/>
+                <w:kern w:val="0"/>
+                <w:sz w:val="22"/>
+              </w:rPr>
+              <w:t>[aaa][bbb]</w:t>
+            </w:r>
+            <w:r>
+              <w:rPr>
+                <w:rFonts w:ascii="Tahoma" w:eastAsia="微软雅黑" w:hAnsi="Tahoma" w:hint="eastAsia"/>
+                <w:kern w:val="0"/>
+                <w:sz w:val="22"/>
+              </w:rPr>
+              <w:t>的</w:t>
+            </w:r>
+            <w:r>
+              <w:rPr>
+                <w:rFonts w:ascii="Tahoma" w:eastAsia="微软雅黑" w:hAnsi="Tahoma" w:hint="eastAsia"/>
+                <w:kern w:val="0"/>
+                <w:sz w:val="22"/>
+              </w:rPr>
+              <w:t>字符。</w:t>
+            </w:r>
+          </w:p>
+        </w:tc>
+      </w:tr>
+      <w:tr>
+        <w:tc>
+          <w:tcPr>
+            <w:tcW w:w="1418" w:type="dxa"/>
+          </w:tcPr>
+          <w:p>
+            <w:pPr>
+              <w:widowControl/>
+              <w:adjustRightInd w:val="0"/>
+              <w:snapToGrid w:val="0"/>
+              <w:spacing w:line="276" w:lineRule="auto"/>
+              <w:jc w:val="left"/>
+              <w:rPr>
+                <w:rFonts w:ascii="Tahoma" w:eastAsia="微软雅黑" w:hAnsi="Tahoma"/>
+                <w:b/>
+                <w:bCs/>
+                <w:kern w:val="0"/>
+                <w:sz w:val="22"/>
+              </w:rPr>
+            </w:pPr>
+            <w:r>
+              <w:rPr>
+                <w:rFonts w:ascii="Tahoma" w:eastAsia="微软雅黑" w:hAnsi="Tahoma" w:hint="eastAsia"/>
+                <w:b/>
+                <w:bCs/>
+                <w:kern w:val="0"/>
+                <w:sz w:val="22"/>
+              </w:rPr>
+              <w:t>出现时机</w:t>
+            </w:r>
+          </w:p>
+        </w:tc>
+        <w:tc>
+          <w:tcPr>
+            <w:tcW w:w="7371" w:type="dxa"/>
+          </w:tcPr>
+          <w:p>
+            <w:pPr>
+              <w:widowControl/>
+              <w:adjustRightInd w:val="0"/>
+              <w:snapToGrid w:val="0"/>
+              <w:spacing w:line="276" w:lineRule="auto"/>
+              <w:jc w:val="left"/>
+              <w:rPr>
+                <w:rFonts w:ascii="Tahoma" w:eastAsia="微软雅黑" w:hAnsi="Tahoma"/>
+                <w:kern w:val="0"/>
+                <w:sz w:val="22"/>
+              </w:rPr>
+            </w:pPr>
+            <w:r>
+              <w:rPr>
+                <w:rFonts w:ascii="Tahoma" w:eastAsia="微软雅黑" w:hAnsi="Tahoma"/>
+                <w:kern w:val="0"/>
+                <w:sz w:val="22"/>
+              </w:rPr>
+              <w:t xml:space="preserve">&gt; </w:t>
+            </w:r>
+            <w:r>
+              <w:rPr>
+                <w:rFonts w:ascii="Tahoma" w:eastAsia="微软雅黑" w:hAnsi="Tahoma" w:hint="eastAsia"/>
+                <w:kern w:val="0"/>
+                <w:sz w:val="22"/>
+              </w:rPr>
+              <w:t>更新插件时，发现部分窗口字符显示有问题</w:t>
+            </w:r>
+            <w:r>
+              <w:rPr>
+                <w:rFonts w:ascii="Tahoma" w:eastAsia="微软雅黑" w:hAnsi="Tahoma" w:hint="eastAsia"/>
+                <w:kern w:val="0"/>
+                <w:sz w:val="22"/>
+              </w:rPr>
+              <w:t>。</w:t>
+            </w:r>
+          </w:p>
+        </w:tc>
+      </w:tr>
+      <w:tr>
+        <w:tc>
+          <w:tcPr>
+            <w:tcW w:w="1418" w:type="dxa"/>
+          </w:tcPr>
+          <w:p>
+            <w:pPr>
+              <w:widowControl/>
+              <w:adjustRightInd w:val="0"/>
+              <w:snapToGrid w:val="0"/>
+              <w:spacing w:line="276" w:lineRule="auto"/>
+              <w:jc w:val="left"/>
+              <w:rPr>
+                <w:rFonts w:ascii="Tahoma" w:eastAsia="微软雅黑" w:hAnsi="Tahoma"/>
+                <w:kern w:val="0"/>
+                <w:sz w:val="22"/>
+              </w:rPr>
+            </w:pPr>
+            <w:r>
+              <w:rPr>
+                <w:rFonts w:ascii="Tahoma" w:eastAsia="微软雅黑" w:hAnsi="Tahoma" w:hint="eastAsia"/>
+                <w:b/>
+                <w:bCs/>
+                <w:kern w:val="0"/>
+                <w:sz w:val="22"/>
+              </w:rPr>
+              <w:t>原理解析</w:t>
+            </w:r>
+          </w:p>
+        </w:tc>
+        <w:tc>
+          <w:tcPr>
+            <w:tcW w:w="7371" w:type="dxa"/>
+          </w:tcPr>
+          <w:p>
+            <w:pPr>
+              <w:widowControl/>
+              <w:adjustRightInd w:val="0"/>
+              <w:snapToGrid w:val="0"/>
+              <w:rPr>
+                <w:rFonts w:ascii="Tahoma" w:eastAsia="微软雅黑" w:hAnsi="Tahoma" w:hint="eastAsia"/>
+                <w:b/>
+                <w:bCs/>
+                <w:kern w:val="0"/>
+                <w:sz w:val="22"/>
+              </w:rPr>
+            </w:pPr>
+            <w:r>
+              <w:rPr>
+                <w:rFonts w:ascii="Tahoma" w:eastAsia="微软雅黑" w:hAnsi="Tahoma" w:hint="eastAsia"/>
+                <w:b/>
+                <w:bCs/>
+                <w:kern w:val="0"/>
+                <w:sz w:val="22"/>
+              </w:rPr>
+              <w:t>对话框的不生效情况需要单独说一下。</w:t>
+            </w:r>
+          </w:p>
+          <w:p>
+            <w:pPr>
+              <w:widowControl/>
+              <w:adjustRightInd w:val="0"/>
+              <w:snapToGrid w:val="0"/>
+              <w:rPr>
+                <w:rFonts w:ascii="Tahoma" w:eastAsia="微软雅黑" w:hAnsi="Tahoma"/>
+                <w:kern w:val="0"/>
+                <w:sz w:val="22"/>
+              </w:rPr>
+            </w:pPr>
+            <w:r>
+              <w:rPr>
+                <w:rFonts w:ascii="Tahoma" w:eastAsia="微软雅黑" w:hAnsi="Tahoma" w:hint="eastAsia"/>
+                <w:kern w:val="0"/>
+                <w:sz w:val="22"/>
+              </w:rPr>
+              <w:t>只有对话框使用了原始</w:t>
+            </w:r>
+            <w:r>
+              <w:rPr>
+                <w:rFonts w:ascii="Tahoma" w:eastAsia="微软雅黑" w:hAnsi="Tahoma" w:hint="eastAsia"/>
+                <w:kern w:val="0"/>
+                <w:sz w:val="22"/>
+              </w:rPr>
+              <w:t xml:space="preserve"> </w:t>
+            </w:r>
+            <w:r>
+              <w:rPr>
+                <w:rFonts w:ascii="Tahoma" w:eastAsia="微软雅黑" w:hAnsi="Tahoma" w:hint="eastAsia"/>
+                <w:kern w:val="0"/>
+                <w:sz w:val="22"/>
+              </w:rPr>
+              <w:t>逐个绘制</w:t>
+            </w:r>
+            <w:r>
+              <w:rPr>
+                <w:rFonts w:ascii="Tahoma" w:eastAsia="微软雅黑" w:hAnsi="Tahoma" w:hint="eastAsia"/>
+                <w:kern w:val="0"/>
+                <w:sz w:val="22"/>
+              </w:rPr>
+              <w:t xml:space="preserve"> </w:t>
+            </w:r>
+            <w:r>
+              <w:rPr>
+                <w:rFonts w:ascii="Tahoma" w:eastAsia="微软雅黑" w:hAnsi="Tahoma" w:hint="eastAsia"/>
+                <w:kern w:val="0"/>
+                <w:sz w:val="22"/>
+              </w:rPr>
+              <w:t>功能，</w:t>
+            </w:r>
+          </w:p>
+          <w:p>
+            <w:pPr>
+              <w:widowControl/>
+              <w:adjustRightInd w:val="0"/>
+              <w:snapToGrid w:val="0"/>
+              <w:rPr>
+                <w:rFonts w:ascii="Tahoma" w:eastAsia="微软雅黑" w:hAnsi="Tahoma"/>
+                <w:kern w:val="0"/>
+                <w:sz w:val="22"/>
+              </w:rPr>
+            </w:pPr>
+            <w:r>
+              <w:rPr>
+                <w:rFonts w:ascii="Tahoma" w:eastAsia="微软雅黑" w:hAnsi="Tahoma" w:hint="eastAsia"/>
+                <w:kern w:val="0"/>
+                <w:sz w:val="22"/>
+              </w:rPr>
+              <w:t>窗口字符核心的窗口字符，不能直接在</w:t>
+            </w:r>
+            <w:r>
+              <w:rPr>
+                <w:rFonts w:ascii="Tahoma" w:eastAsia="微软雅黑" w:hAnsi="Tahoma" w:hint="eastAsia"/>
+                <w:kern w:val="0"/>
+                <w:sz w:val="22"/>
+              </w:rPr>
+              <w:t xml:space="preserve"> </w:t>
+            </w:r>
+            <w:r>
+              <w:rPr>
+                <w:rFonts w:ascii="Tahoma" w:eastAsia="微软雅黑" w:hAnsi="Tahoma" w:hint="eastAsia"/>
+                <w:kern w:val="0"/>
+                <w:sz w:val="22"/>
+              </w:rPr>
+              <w:t>对话框</w:t>
+            </w:r>
+            <w:r>
+              <w:rPr>
+                <w:rFonts w:ascii="Tahoma" w:eastAsia="微软雅黑" w:hAnsi="Tahoma" w:hint="eastAsia"/>
+                <w:kern w:val="0"/>
+                <w:sz w:val="22"/>
+              </w:rPr>
+              <w:t xml:space="preserve"> </w:t>
+            </w:r>
+            <w:r>
+              <w:rPr>
+                <w:rFonts w:ascii="Tahoma" w:eastAsia="微软雅黑" w:hAnsi="Tahoma" w:hint="eastAsia"/>
+                <w:kern w:val="0"/>
+                <w:sz w:val="22"/>
+              </w:rPr>
+              <w:t>中生效</w:t>
+            </w:r>
+            <w:r>
+              <w:rPr>
+                <w:rFonts w:ascii="Tahoma" w:eastAsia="微软雅黑" w:hAnsi="Tahoma" w:hint="eastAsia"/>
+                <w:kern w:val="0"/>
+                <w:sz w:val="22"/>
+              </w:rPr>
+              <w:t>。</w:t>
+            </w:r>
+          </w:p>
+          <w:p>
+            <w:pPr>
+              <w:widowControl/>
+              <w:adjustRightInd w:val="0"/>
+              <w:snapToGrid w:val="0"/>
+              <w:rPr>
+                <w:rFonts w:ascii="Tahoma" w:eastAsia="微软雅黑" w:hAnsi="Tahoma"/>
+                <w:kern w:val="0"/>
+                <w:sz w:val="22"/>
+              </w:rPr>
+            </w:pPr>
+            <w:r>
+              <w:rPr>
+                <w:rFonts w:ascii="Tahoma" w:eastAsia="微软雅黑" w:hAnsi="Tahoma" w:hint="eastAsia"/>
+                <w:kern w:val="0"/>
+                <w:sz w:val="22"/>
+              </w:rPr>
+              <w:t>需要加</w:t>
+            </w:r>
+            <w:r>
+              <w:rPr>
+                <w:rFonts w:ascii="Tahoma" w:eastAsia="微软雅黑" w:hAnsi="Tahoma" w:hint="eastAsia"/>
+                <w:kern w:val="0"/>
+                <w:sz w:val="22"/>
+              </w:rPr>
+              <w:t xml:space="preserve"> </w:t>
+            </w:r>
+            <w:r>
+              <w:rPr>
+                <w:rFonts w:ascii="Tahoma" w:eastAsia="微软雅黑" w:hAnsi="Tahoma" w:hint="eastAsia"/>
+                <w:b/>
+                <w:bCs/>
+                <w:kern w:val="0"/>
+                <w:sz w:val="22"/>
+              </w:rPr>
+              <w:t>对话框优化核心</w:t>
+            </w:r>
+            <w:r>
+              <w:rPr>
+                <w:rFonts w:ascii="Tahoma" w:eastAsia="微软雅黑" w:hAnsi="Tahoma" w:hint="eastAsia"/>
+                <w:kern w:val="0"/>
+                <w:sz w:val="22"/>
+              </w:rPr>
+              <w:t>，才能生效。</w:t>
+            </w:r>
+          </w:p>
+          <w:p>
+            <w:pPr>
+              <w:widowControl/>
+              <w:adjustRightInd w:val="0"/>
+              <w:snapToGrid w:val="0"/>
+              <w:rPr>
+                <w:rFonts w:ascii="Tahoma" w:eastAsia="微软雅黑" w:hAnsi="Tahoma" w:hint="eastAsia"/>
+                <w:kern w:val="0"/>
+                <w:sz w:val="22"/>
+              </w:rPr>
+            </w:pPr>
+            <w:r>
+              <w:rPr>
+                <w:rFonts w:ascii="Tahoma" w:eastAsia="微软雅黑" w:hAnsi="Tahoma" w:hint="eastAsia"/>
+                <w:kern w:val="0"/>
+                <w:sz w:val="22"/>
+              </w:rPr>
+              <w:t>详细介绍可以见前面章节：</w:t>
+            </w:r>
+            <w:hyperlink w:anchor="_对话框与逐个绘制" w:history="1">
+              <w:r>
+                <w:rPr>
+                  <w:rStyle w:val="a4"/>
+                  <w:rFonts w:ascii="Tahoma" w:eastAsia="微软雅黑" w:hAnsi="Tahoma" w:hint="eastAsia"/>
+                  <w:kern w:val="0"/>
+                  <w:sz w:val="22"/>
+                </w:rPr>
+                <w:t>对话框与逐个绘制</w:t>
+              </w:r>
+            </w:hyperlink>
+            <w:r>
+              <w:rPr>
+                <w:rFonts w:ascii="Tahoma" w:eastAsia="微软雅黑" w:hAnsi="Tahoma" w:hint="eastAsia"/>
+                <w:kern w:val="0"/>
+                <w:sz w:val="22"/>
+              </w:rPr>
+              <w:t xml:space="preserve"> </w:t>
+            </w:r>
+            <w:r>
+              <w:rPr>
+                <w:rFonts w:ascii="Tahoma" w:eastAsia="微软雅黑" w:hAnsi="Tahoma" w:hint="eastAsia"/>
+                <w:kern w:val="0"/>
+                <w:sz w:val="22"/>
+              </w:rPr>
+              <w:t>。</w:t>
+            </w:r>
+          </w:p>
+        </w:tc>
+      </w:tr>
+      <w:tr>
+        <w:tc>
+          <w:tcPr>
+            <w:tcW w:w="1418" w:type="dxa"/>
+          </w:tcPr>
+          <w:p>
+            <w:pPr>
+              <w:widowControl/>
+              <w:adjustRightInd w:val="0"/>
+              <w:snapToGrid w:val="0"/>
+              <w:spacing w:line="276" w:lineRule="auto"/>
+              <w:jc w:val="left"/>
+              <w:rPr>
+                <w:rFonts w:ascii="Tahoma" w:eastAsia="微软雅黑" w:hAnsi="Tahoma"/>
+                <w:b/>
+                <w:bCs/>
+                <w:kern w:val="0"/>
+                <w:sz w:val="22"/>
+              </w:rPr>
+            </w:pPr>
+            <w:r>
+              <w:rPr>
+                <w:rFonts w:ascii="Tahoma" w:eastAsia="微软雅黑" w:hAnsi="Tahoma" w:hint="eastAsia"/>
+                <w:b/>
+                <w:bCs/>
+                <w:kern w:val="0"/>
+                <w:sz w:val="22"/>
+              </w:rPr>
+              <w:t>解决方案</w:t>
+            </w:r>
+          </w:p>
+        </w:tc>
+        <w:tc>
+          <w:tcPr>
+            <w:tcW w:w="7371" w:type="dxa"/>
+          </w:tcPr>
+          <w:p>
+            <w:pPr>
+              <w:widowControl/>
+              <w:adjustRightInd w:val="0"/>
+              <w:snapToGrid w:val="0"/>
+              <w:rPr>
+                <w:rFonts w:ascii="Tahoma" w:eastAsia="微软雅黑" w:hAnsi="Tahoma"/>
+                <w:kern w:val="0"/>
+                <w:sz w:val="22"/>
+              </w:rPr>
+            </w:pPr>
+            <w:r>
+              <w:rPr>
+                <w:rFonts w:ascii="Tahoma" w:eastAsia="微软雅黑" w:hAnsi="Tahoma" w:hint="eastAsia"/>
+                <w:kern w:val="0"/>
+                <w:sz w:val="22"/>
+              </w:rPr>
+              <w:t>添加对话框优化核心即可。</w:t>
+            </w:r>
+          </w:p>
+          <w:p>
+            <w:pPr>
+              <w:widowControl/>
+              <w:adjustRightInd w:val="0"/>
+              <w:snapToGrid w:val="0"/>
+              <w:rPr>
+                <w:rFonts w:ascii="Tahoma" w:eastAsia="微软雅黑" w:hAnsi="Tahoma" w:hint="eastAsia"/>
+                <w:kern w:val="0"/>
+                <w:sz w:val="22"/>
+              </w:rPr>
+            </w:pPr>
+            <w:r>
+              <w:rPr>
+                <w:rFonts w:ascii="Tahoma" w:eastAsia="微软雅黑" w:hAnsi="Tahoma" w:hint="eastAsia"/>
+                <w:kern w:val="0"/>
+                <w:sz w:val="22"/>
+              </w:rPr>
+              <w:t>如果不加对话框优化核心，</w:t>
+            </w:r>
+            <w:r>
+              <w:rPr>
+                <w:rFonts w:ascii="Tahoma" w:eastAsia="微软雅黑" w:hAnsi="Tahoma" w:hint="eastAsia"/>
+                <w:kern w:val="0"/>
+                <w:sz w:val="22"/>
+              </w:rPr>
+              <w:t>那么</w:t>
+            </w:r>
+            <w:r>
+              <w:rPr>
+                <w:rFonts w:ascii="Tahoma" w:eastAsia="微软雅黑" w:hAnsi="Tahoma" w:hint="eastAsia"/>
+                <w:kern w:val="0"/>
+                <w:sz w:val="22"/>
+              </w:rPr>
+              <w:t>就</w:t>
+            </w:r>
+            <w:r>
+              <w:rPr>
+                <w:rFonts w:ascii="Tahoma" w:eastAsia="微软雅黑" w:hAnsi="Tahoma" w:hint="eastAsia"/>
+                <w:kern w:val="0"/>
+                <w:sz w:val="22"/>
+              </w:rPr>
+              <w:t>不要使用高级窗口字符，用简单的即可</w:t>
+            </w:r>
+            <w:r>
+              <w:rPr>
+                <w:rFonts w:ascii="Tahoma" w:eastAsia="微软雅黑" w:hAnsi="Tahoma" w:hint="eastAsia"/>
+                <w:kern w:val="0"/>
+                <w:sz w:val="22"/>
+              </w:rPr>
+              <w:t>。</w:t>
+            </w:r>
+          </w:p>
+        </w:tc>
+      </w:tr>
+    </w:tbl>
+    <w:p>
+      <w:pPr>
+        <w:widowControl/>
+        <w:jc w:val="left"/>
+        <w:rPr>
+          <w:rFonts w:ascii="Tahoma" w:eastAsia="微软雅黑" w:hAnsi="Tahoma" w:cstheme="minorBidi"/>
+          <w:kern w:val="0"/>
+          <w:sz w:val="22"/>
+        </w:rPr>
+      </w:pPr>
+    </w:p>
     <w:sectPr>
-      <w:headerReference w:type="default" r:id="rId108"/>
+      <w:headerReference w:type="default" r:id="rId109"/>
       <w:pgSz w:w="11906" w:h="16838"/>
       <w:pgMar w:top="1440" w:right="1800" w:bottom="1440" w:left="1800" w:header="851" w:footer="992" w:gutter="0"/>
       <w:cols w:space="425"/>
@@ -38310,7 +39148,7 @@
         <w:sz w:val="20"/>
       </w:rPr>
       <w:drawing>
-        <wp:anchor distT="0" distB="0" distL="114300" distR="114300" simplePos="0" relativeHeight="251661824" behindDoc="1" locked="0" layoutInCell="1" allowOverlap="1" wp14:anchorId="5E19408C" wp14:editId="09CE1899">
+        <wp:anchor distT="0" distB="0" distL="114300" distR="114300" simplePos="0" relativeHeight="251657728" behindDoc="1" locked="0" layoutInCell="1" allowOverlap="1" wp14:anchorId="5E19408C" wp14:editId="09CE1899">
           <wp:simplePos x="0" y="0"/>
           <wp:positionH relativeFrom="column">
             <wp:posOffset>2247900</wp:posOffset>

--- a/插件详细手册/23.窗口字符/关于窗口字符.docx
+++ b/插件详细手册/23.窗口字符/关于窗口字符.docx
@@ -715,25 +715,7 @@
           <w:kern w:val="0"/>
           <w:sz w:val="22"/>
         </w:rPr>
-        <w:t>字符</w:t>
-      </w:r>
-      <w:proofErr w:type="gramStart"/>
-      <w:r>
-        <w:rPr>
-          <w:rFonts w:ascii="Tahoma" w:eastAsia="微软雅黑" w:hAnsi="Tahoma" w:hint="eastAsia"/>
-          <w:kern w:val="0"/>
-          <w:sz w:val="22"/>
-        </w:rPr>
-        <w:t>块持续</w:t>
-      </w:r>
-      <w:proofErr w:type="gramEnd"/>
-      <w:r>
-        <w:rPr>
-          <w:rFonts w:ascii="Tahoma" w:eastAsia="微软雅黑" w:hAnsi="Tahoma" w:hint="eastAsia"/>
-          <w:kern w:val="0"/>
-          <w:sz w:val="22"/>
-        </w:rPr>
-        <w:t>动作效果</w:t>
+        <w:t>字符块持续动作效果</w:t>
       </w:r>
     </w:p>
     <w:p>
@@ -996,7 +978,6 @@
         </w:rPr>
         <w:t>.docx</w:t>
       </w:r>
-      <w:proofErr w:type="gramStart"/>
       <w:r>
         <w:rPr>
           <w:rFonts w:ascii="Tahoma" w:eastAsia="微软雅黑" w:hAnsi="Tahoma"/>
@@ -1005,7 +986,6 @@
         </w:rPr>
         <w:t>”</w:t>
       </w:r>
-      <w:proofErr w:type="gramEnd"/>
       <w:r>
         <w:rPr>
           <w:rFonts w:ascii="Tahoma" w:eastAsia="微软雅黑" w:hAnsi="Tahoma" w:hint="eastAsia"/>
@@ -2500,7 +2480,7 @@
           <v:shape id="_x0000_i1025" type="#_x0000_t75" style="width:697.2pt;height:172.8pt" o:ole="">
             <v:imagedata r:id="rId10" o:title=""/>
           </v:shape>
-          <o:OLEObject Type="Embed" ProgID="Visio.Drawing.15" ShapeID="_x0000_i1025" DrawAspect="Content" ObjectID="_1809695077" r:id="rId11"/>
+          <o:OLEObject Type="Embed" ProgID="Visio.Drawing.15" ShapeID="_x0000_i1025" DrawAspect="Content" ObjectID="_1817960075" r:id="rId11"/>
         </w:object>
       </w:r>
     </w:p>
@@ -2681,25 +2661,7 @@
           <w:kern w:val="0"/>
           <w:sz w:val="22"/>
         </w:rPr>
-        <w:t>：是指绘制窗口字符的区域，文本</w:t>
-      </w:r>
-      <w:proofErr w:type="gramStart"/>
-      <w:r>
-        <w:rPr>
-          <w:rFonts w:ascii="Tahoma" w:eastAsia="微软雅黑" w:hAnsi="Tahoma" w:cstheme="minorBidi" w:hint="eastAsia"/>
-          <w:kern w:val="0"/>
-          <w:sz w:val="22"/>
-        </w:rPr>
-        <w:t>域具有</w:t>
-      </w:r>
-      <w:proofErr w:type="gramEnd"/>
-      <w:r>
-        <w:rPr>
-          <w:rFonts w:ascii="Tahoma" w:eastAsia="微软雅黑" w:hAnsi="Tahoma" w:cstheme="minorBidi" w:hint="eastAsia"/>
-          <w:kern w:val="0"/>
-          <w:sz w:val="22"/>
-        </w:rPr>
-        <w:t>高度和宽度。</w:t>
+        <w:t>：是指绘制窗口字符的区域，文本域具有高度和宽度。</w:t>
       </w:r>
     </w:p>
     <w:p>
@@ -2774,7 +2736,6 @@
         </w:rPr>
         <w:t>（有时候简称</w:t>
       </w:r>
-      <w:proofErr w:type="gramStart"/>
       <w:r>
         <w:rPr>
           <w:rFonts w:ascii="Tahoma" w:eastAsia="微软雅黑" w:hAnsi="Tahoma" w:cstheme="minorBidi"/>
@@ -2783,7 +2744,6 @@
         </w:rPr>
         <w:t>”</w:t>
       </w:r>
-      <w:proofErr w:type="gramEnd"/>
       <w:r>
         <w:rPr>
           <w:rFonts w:ascii="Tahoma" w:eastAsia="微软雅黑" w:hAnsi="Tahoma" w:cstheme="minorBidi" w:hint="eastAsia"/>
@@ -2792,7 +2752,6 @@
         </w:rPr>
         <w:t>光标</w:t>
       </w:r>
-      <w:proofErr w:type="gramStart"/>
       <w:r>
         <w:rPr>
           <w:rFonts w:ascii="Tahoma" w:eastAsia="微软雅黑" w:hAnsi="Tahoma" w:cstheme="minorBidi"/>
@@ -2801,7 +2760,6 @@
         </w:rPr>
         <w:t>”</w:t>
       </w:r>
-      <w:proofErr w:type="gramEnd"/>
       <w:r>
         <w:rPr>
           <w:rFonts w:ascii="Tahoma" w:eastAsia="微软雅黑" w:hAnsi="Tahoma" w:cstheme="minorBidi" w:hint="eastAsia"/>
@@ -3627,7 +3585,6 @@
         </w:rPr>
         <w:t>记事本并不能</w:t>
       </w:r>
-      <w:proofErr w:type="gramStart"/>
       <w:r>
         <w:rPr>
           <w:rFonts w:ascii="Tahoma" w:eastAsia="微软雅黑" w:hAnsi="Tahoma" w:cstheme="minorBidi" w:hint="eastAsia"/>
@@ -3642,16 +3599,7 @@
           <w:kern w:val="0"/>
           <w:sz w:val="22"/>
         </w:rPr>
-        <w:t>放</w:t>
-      </w:r>
-      <w:proofErr w:type="gramEnd"/>
-      <w:r>
-        <w:rPr>
-          <w:rFonts w:ascii="Tahoma" w:eastAsia="微软雅黑" w:hAnsi="Tahoma" w:cstheme="minorBidi" w:hint="eastAsia"/>
-          <w:kern w:val="0"/>
-          <w:sz w:val="22"/>
-        </w:rPr>
-        <w:t>图片，这里只是举例。</w:t>
+        <w:t>放图片，这里只是举例。</w:t>
       </w:r>
       <w:r>
         <w:rPr>
@@ -4394,7 +4342,6 @@
           <w:sz w:val="22"/>
         </w:rPr>
       </w:pPr>
-      <w:proofErr w:type="gramStart"/>
       <w:r>
         <w:rPr>
           <w:rFonts w:ascii="Tahoma" w:eastAsia="微软雅黑" w:hAnsi="Tahoma" w:cstheme="minorBidi" w:hint="eastAsia"/>
@@ -4409,16 +4356,7 @@
           <w:kern w:val="0"/>
           <w:sz w:val="22"/>
         </w:rPr>
-        <w:t>核心</w:t>
-      </w:r>
-      <w:proofErr w:type="gramEnd"/>
-      <w:r>
-        <w:rPr>
-          <w:rFonts w:ascii="Tahoma" w:eastAsia="微软雅黑" w:hAnsi="Tahoma" w:cstheme="minorBidi" w:hint="eastAsia"/>
-          <w:kern w:val="0"/>
-          <w:sz w:val="22"/>
-        </w:rPr>
-        <w:t>提供</w:t>
+        <w:t>核心提供</w:t>
       </w:r>
       <w:r>
         <w:rPr>
@@ -5118,25 +5056,7 @@
           <w:kern w:val="0"/>
           <w:sz w:val="22"/>
         </w:rPr>
-        <w:t>绘制</w:t>
-      </w:r>
-      <w:proofErr w:type="gramStart"/>
-      <w:r>
-        <w:rPr>
-          <w:rFonts w:ascii="Tahoma" w:eastAsia="微软雅黑" w:hAnsi="Tahoma" w:cstheme="minorBidi" w:hint="eastAsia"/>
-          <w:kern w:val="0"/>
-          <w:sz w:val="22"/>
-        </w:rPr>
-        <w:t>一</w:t>
-      </w:r>
-      <w:proofErr w:type="gramEnd"/>
-      <w:r>
-        <w:rPr>
-          <w:rFonts w:ascii="Tahoma" w:eastAsia="微软雅黑" w:hAnsi="Tahoma" w:cstheme="minorBidi" w:hint="eastAsia"/>
-          <w:kern w:val="0"/>
-          <w:sz w:val="22"/>
-        </w:rPr>
-        <w:t>次之后，</w:t>
+        <w:t>绘制一次之后，</w:t>
       </w:r>
       <w:r>
         <w:rPr>
@@ -6673,18 +6593,8 @@
           <w:kern w:val="0"/>
           <w:sz w:val="22"/>
         </w:rPr>
-        <w:t>：小爱丽</w:t>
-      </w:r>
-      <w:proofErr w:type="gramStart"/>
-      <w:r>
-        <w:rPr>
-          <w:rFonts w:ascii="Tahoma" w:eastAsia="微软雅黑" w:hAnsi="Tahoma" w:cstheme="minorBidi" w:hint="eastAsia"/>
-          <w:kern w:val="0"/>
-          <w:sz w:val="22"/>
-        </w:rPr>
-        <w:t>丝打开</w:t>
-      </w:r>
-      <w:proofErr w:type="gramEnd"/>
+        <w:t>：小爱丽丝打开</w:t>
+      </w:r>
       <w:r>
         <w:rPr>
           <w:rFonts w:ascii="Tahoma" w:eastAsia="微软雅黑" w:hAnsi="Tahoma" w:cstheme="minorBidi" w:hint="eastAsia"/>
@@ -6752,18 +6662,8 @@
           <w:kern w:val="0"/>
           <w:sz w:val="22"/>
         </w:rPr>
-        <w:t>：小爱丽</w:t>
-      </w:r>
-      <w:proofErr w:type="gramStart"/>
-      <w:r>
-        <w:rPr>
-          <w:rFonts w:ascii="Tahoma" w:eastAsia="微软雅黑" w:hAnsi="Tahoma" w:cstheme="minorBidi" w:hint="eastAsia"/>
-          <w:kern w:val="0"/>
-          <w:sz w:val="22"/>
-        </w:rPr>
-        <w:t>丝打开</w:t>
-      </w:r>
-      <w:proofErr w:type="gramEnd"/>
+        <w:t>：小爱丽丝打开</w:t>
+      </w:r>
       <w:r>
         <w:rPr>
           <w:rFonts w:ascii="Tahoma" w:eastAsia="微软雅黑" w:hAnsi="Tahoma" w:cstheme="minorBidi" w:hint="eastAsia"/>
@@ -6879,18 +6779,8 @@
           <w:kern w:val="0"/>
           <w:sz w:val="22"/>
         </w:rPr>
-        <w:t>：小爱丽</w:t>
-      </w:r>
-      <w:proofErr w:type="gramStart"/>
-      <w:r>
-        <w:rPr>
-          <w:rFonts w:ascii="Tahoma" w:eastAsia="微软雅黑" w:hAnsi="Tahoma" w:cstheme="minorBidi" w:hint="eastAsia"/>
-          <w:kern w:val="0"/>
-          <w:sz w:val="22"/>
-        </w:rPr>
-        <w:t>丝打开</w:t>
-      </w:r>
-      <w:proofErr w:type="gramEnd"/>
+        <w:t>：小爱丽丝打开</w:t>
+      </w:r>
       <w:r>
         <w:rPr>
           <w:rFonts w:ascii="Tahoma" w:eastAsia="微软雅黑" w:hAnsi="Tahoma" w:cstheme="minorBidi" w:hint="eastAsia"/>
@@ -7108,25 +6998,7 @@
           <w:kern w:val="0"/>
           <w:sz w:val="22"/>
         </w:rPr>
-        <w:t>突出了</w:t>
-      </w:r>
-      <w:proofErr w:type="gramStart"/>
-      <w:r>
-        <w:rPr>
-          <w:rFonts w:ascii="Tahoma" w:eastAsia="微软雅黑" w:hAnsi="Tahoma" w:cstheme="minorBidi" w:hint="eastAsia"/>
-          <w:kern w:val="0"/>
-          <w:sz w:val="22"/>
-        </w:rPr>
-        <w:t>玩家想</w:t>
-      </w:r>
-      <w:proofErr w:type="gramEnd"/>
-      <w:r>
-        <w:rPr>
-          <w:rFonts w:ascii="Tahoma" w:eastAsia="微软雅黑" w:hAnsi="Tahoma" w:cstheme="minorBidi" w:hint="eastAsia"/>
-          <w:kern w:val="0"/>
-          <w:sz w:val="22"/>
-        </w:rPr>
-        <w:t>看见的东西。</w:t>
+        <w:t>突出了玩家想看见的东西。</w:t>
       </w:r>
     </w:p>
     <w:p>
@@ -7183,25 +7055,7 @@
           <w:kern w:val="0"/>
           <w:sz w:val="22"/>
         </w:rPr>
-        <w:t>为了进一步突出</w:t>
-      </w:r>
-      <w:proofErr w:type="gramStart"/>
-      <w:r>
-        <w:rPr>
-          <w:rFonts w:ascii="Tahoma" w:eastAsia="微软雅黑" w:hAnsi="Tahoma" w:cstheme="minorBidi" w:hint="eastAsia"/>
-          <w:kern w:val="0"/>
-          <w:sz w:val="22"/>
-        </w:rPr>
-        <w:t>玩家想</w:t>
-      </w:r>
-      <w:proofErr w:type="gramEnd"/>
-      <w:r>
-        <w:rPr>
-          <w:rFonts w:ascii="Tahoma" w:eastAsia="微软雅黑" w:hAnsi="Tahoma" w:cstheme="minorBidi" w:hint="eastAsia"/>
-          <w:kern w:val="0"/>
-          <w:sz w:val="22"/>
-        </w:rPr>
-        <w:t>看见的东西，</w:t>
+        <w:t>为了进一步突出玩家想看见的东西，</w:t>
       </w:r>
       <w:r>
         <w:rPr>
@@ -7253,25 +7107,7 @@
           <w:kern w:val="0"/>
           <w:sz w:val="22"/>
         </w:rPr>
-        <w:t>：小爱丽</w:t>
-      </w:r>
-      <w:proofErr w:type="gramStart"/>
-      <w:r>
-        <w:rPr>
-          <w:rFonts w:ascii="Tahoma" w:eastAsia="微软雅黑" w:hAnsi="Tahoma" w:cstheme="minorBidi" w:hint="eastAsia"/>
-          <w:kern w:val="0"/>
-          <w:sz w:val="22"/>
-        </w:rPr>
-        <w:t>丝打开</w:t>
-      </w:r>
-      <w:proofErr w:type="gramEnd"/>
-      <w:r>
-        <w:rPr>
-          <w:rFonts w:ascii="Tahoma" w:eastAsia="微软雅黑" w:hAnsi="Tahoma" w:cstheme="minorBidi" w:hint="eastAsia"/>
-          <w:kern w:val="0"/>
-          <w:sz w:val="22"/>
-        </w:rPr>
-        <w:t>木质宝箱，获得了</w:t>
+        <w:t>：小爱丽丝打开木质宝箱，获得了</w:t>
       </w:r>
       <w:r>
         <w:rPr>
@@ -7637,25 +7473,7 @@
           <w:kern w:val="0"/>
           <w:sz w:val="22"/>
         </w:rPr>
-        <w:t>小爱丽</w:t>
-      </w:r>
-      <w:proofErr w:type="gramStart"/>
-      <w:r>
-        <w:rPr>
-          <w:rFonts w:ascii="Tahoma" w:eastAsia="微软雅黑" w:hAnsi="Tahoma" w:cstheme="minorBidi" w:hint="eastAsia"/>
-          <w:kern w:val="0"/>
-          <w:sz w:val="22"/>
-        </w:rPr>
-        <w:t>丝打开</w:t>
-      </w:r>
-      <w:proofErr w:type="gramEnd"/>
-      <w:r>
-        <w:rPr>
-          <w:rFonts w:ascii="Tahoma" w:eastAsia="微软雅黑" w:hAnsi="Tahoma" w:cstheme="minorBidi" w:hint="eastAsia"/>
-          <w:kern w:val="0"/>
-          <w:sz w:val="22"/>
-        </w:rPr>
-        <w:t>木质宝箱，获得了</w:t>
+        <w:t>小爱丽丝打开木质宝箱，获得了</w:t>
       </w:r>
       <w:r>
         <w:rPr>
@@ -7800,25 +7618,7 @@
           <w:kern w:val="0"/>
           <w:sz w:val="22"/>
         </w:rPr>
-        <w:t>小爱丽</w:t>
-      </w:r>
-      <w:proofErr w:type="gramStart"/>
-      <w:r>
-        <w:rPr>
-          <w:rFonts w:ascii="Tahoma" w:eastAsia="微软雅黑" w:hAnsi="Tahoma" w:cstheme="minorBidi" w:hint="eastAsia"/>
-          <w:kern w:val="0"/>
-          <w:sz w:val="22"/>
-        </w:rPr>
-        <w:t>丝打开</w:t>
-      </w:r>
-      <w:proofErr w:type="gramEnd"/>
-      <w:r>
-        <w:rPr>
-          <w:rFonts w:ascii="Tahoma" w:eastAsia="微软雅黑" w:hAnsi="Tahoma" w:cstheme="minorBidi" w:hint="eastAsia"/>
-          <w:kern w:val="0"/>
-          <w:sz w:val="22"/>
-        </w:rPr>
-        <w:t>木质宝箱，获得了</w:t>
+        <w:t>小爱丽丝打开木质宝箱，获得了</w:t>
       </w:r>
       <w:r>
         <w:rPr>
@@ -7990,25 +7790,7 @@
           <w:kern w:val="0"/>
           <w:sz w:val="22"/>
         </w:rPr>
-        <w:t>：小爱丽</w:t>
-      </w:r>
-      <w:proofErr w:type="gramStart"/>
-      <w:r>
-        <w:rPr>
-          <w:rFonts w:ascii="Tahoma" w:eastAsia="微软雅黑" w:hAnsi="Tahoma" w:cstheme="minorBidi" w:hint="eastAsia"/>
-          <w:kern w:val="0"/>
-          <w:sz w:val="22"/>
-        </w:rPr>
-        <w:t>丝打开</w:t>
-      </w:r>
-      <w:proofErr w:type="gramEnd"/>
-      <w:r>
-        <w:rPr>
-          <w:rFonts w:ascii="Tahoma" w:eastAsia="微软雅黑" w:hAnsi="Tahoma" w:cstheme="minorBidi" w:hint="eastAsia"/>
-          <w:kern w:val="0"/>
-          <w:sz w:val="22"/>
-        </w:rPr>
-        <w:t>木质宝箱，获得了</w:t>
+        <w:t>：小爱丽丝打开木质宝箱，获得了</w:t>
       </w:r>
       <w:r>
         <w:rPr>
@@ -8265,25 +8047,7 @@
           <w:kern w:val="0"/>
           <w:sz w:val="22"/>
         </w:rPr>
-        <w:t>小爱丽</w:t>
-      </w:r>
-      <w:proofErr w:type="gramStart"/>
-      <w:r>
-        <w:rPr>
-          <w:rFonts w:ascii="Tahoma" w:eastAsia="微软雅黑" w:hAnsi="Tahoma" w:cstheme="minorBidi" w:hint="eastAsia"/>
-          <w:kern w:val="0"/>
-          <w:sz w:val="22"/>
-        </w:rPr>
-        <w:t>丝打开</w:t>
-      </w:r>
-      <w:proofErr w:type="gramEnd"/>
-      <w:r>
-        <w:rPr>
-          <w:rFonts w:ascii="Tahoma" w:eastAsia="微软雅黑" w:hAnsi="Tahoma" w:cstheme="minorBidi" w:hint="eastAsia"/>
-          <w:kern w:val="0"/>
-          <w:sz w:val="22"/>
-        </w:rPr>
-        <w:t>木质宝箱，获得了</w:t>
+        <w:t>小爱丽丝打开木质宝箱，获得了</w:t>
       </w:r>
       <w:r>
         <w:rPr>
@@ -8571,25 +8335,7 @@
           <w:kern w:val="0"/>
           <w:sz w:val="22"/>
         </w:rPr>
-        <w:t>小爱丽</w:t>
-      </w:r>
-      <w:proofErr w:type="gramStart"/>
-      <w:r>
-        <w:rPr>
-          <w:rFonts w:ascii="Tahoma" w:eastAsia="微软雅黑" w:hAnsi="Tahoma" w:cstheme="minorBidi" w:hint="eastAsia"/>
-          <w:kern w:val="0"/>
-          <w:sz w:val="22"/>
-        </w:rPr>
-        <w:t>丝打开</w:t>
-      </w:r>
-      <w:proofErr w:type="gramEnd"/>
-      <w:r>
-        <w:rPr>
-          <w:rFonts w:ascii="Tahoma" w:eastAsia="微软雅黑" w:hAnsi="Tahoma" w:cstheme="minorBidi" w:hint="eastAsia"/>
-          <w:kern w:val="0"/>
-          <w:sz w:val="22"/>
-        </w:rPr>
-        <w:t>木质宝箱，获得了</w:t>
+        <w:t>小爱丽丝打开木质宝箱，获得了</w:t>
       </w:r>
       <w:r>
         <w:rPr>
@@ -9111,25 +8857,7 @@
           <w:kern w:val="0"/>
           <w:sz w:val="22"/>
         </w:rPr>
-        <w:t>仔细</w:t>
-      </w:r>
-      <w:proofErr w:type="gramStart"/>
-      <w:r>
-        <w:rPr>
-          <w:rFonts w:ascii="Tahoma" w:eastAsia="微软雅黑" w:hAnsi="Tahoma" w:cstheme="minorBidi" w:hint="eastAsia"/>
-          <w:kern w:val="0"/>
-          <w:sz w:val="22"/>
-        </w:rPr>
-        <w:t>看其实</w:t>
-      </w:r>
-      <w:proofErr w:type="gramEnd"/>
-      <w:r>
-        <w:rPr>
-          <w:rFonts w:ascii="Tahoma" w:eastAsia="微软雅黑" w:hAnsi="Tahoma" w:cstheme="minorBidi" w:hint="eastAsia"/>
-          <w:kern w:val="0"/>
-          <w:sz w:val="22"/>
-        </w:rPr>
-        <w:t>并不</w:t>
+        <w:t>仔细看其实并不</w:t>
       </w:r>
       <w:r>
         <w:rPr>
@@ -10150,7 +9878,7 @@
           <v:shape id="_x0000_i1029" type="#_x0000_t75" style="width:367.8pt;height:255.6pt" o:ole="">
             <v:imagedata r:id="rId28" o:title=""/>
           </v:shape>
-          <o:OLEObject Type="Embed" ProgID="Visio.Drawing.15" ShapeID="_x0000_i1029" DrawAspect="Content" ObjectID="_1809695078" r:id="rId29"/>
+          <o:OLEObject Type="Embed" ProgID="Visio.Drawing.15" ShapeID="_x0000_i1029" DrawAspect="Content" ObjectID="_1817960076" r:id="rId29"/>
         </w:object>
       </w:r>
     </w:p>
@@ -10524,7 +10252,6 @@
         </w:rPr>
         <w:t>能识别</w:t>
       </w:r>
-      <w:proofErr w:type="gramStart"/>
       <w:r>
         <w:rPr>
           <w:rFonts w:ascii="Tahoma" w:eastAsia="微软雅黑" w:hAnsi="Tahoma" w:cstheme="minorBidi"/>
@@ -10534,7 +10261,6 @@
         </w:rPr>
         <w:t>”</w:t>
       </w:r>
-      <w:proofErr w:type="gramEnd"/>
       <w:r>
         <w:rPr>
           <w:rFonts w:ascii="Tahoma" w:eastAsia="微软雅黑" w:hAnsi="Tahoma" w:cstheme="minorBidi" w:hint="eastAsia"/>
@@ -11387,7 +11113,6 @@
         </w:rPr>
         <w:t>能识别</w:t>
       </w:r>
-      <w:proofErr w:type="gramStart"/>
       <w:r>
         <w:rPr>
           <w:rFonts w:ascii="Tahoma" w:eastAsia="微软雅黑" w:hAnsi="Tahoma" w:cstheme="minorBidi"/>
@@ -11397,7 +11122,6 @@
         </w:rPr>
         <w:t>”</w:t>
       </w:r>
-      <w:proofErr w:type="gramEnd"/>
       <w:r>
         <w:rPr>
           <w:rFonts w:ascii="Tahoma" w:eastAsia="微软雅黑" w:hAnsi="Tahoma" w:cstheme="minorBidi" w:hint="eastAsia"/>
@@ -11407,7 +11131,6 @@
         </w:rPr>
         <w:t>\xxx</w:t>
       </w:r>
-      <w:proofErr w:type="gramStart"/>
       <w:r>
         <w:rPr>
           <w:rFonts w:ascii="Tahoma" w:eastAsia="微软雅黑" w:hAnsi="Tahoma" w:cstheme="minorBidi"/>
@@ -11417,7 +11140,6 @@
         </w:rPr>
         <w:t>”</w:t>
       </w:r>
-      <w:proofErr w:type="gramEnd"/>
       <w:r>
         <w:rPr>
           <w:rFonts w:ascii="Tahoma" w:eastAsia="微软雅黑" w:hAnsi="Tahoma" w:cstheme="minorBidi" w:hint="eastAsia"/>
@@ -11427,7 +11149,6 @@
         </w:rPr>
         <w:t>或</w:t>
       </w:r>
-      <w:proofErr w:type="gramStart"/>
       <w:r>
         <w:rPr>
           <w:rFonts w:ascii="Tahoma" w:eastAsia="微软雅黑" w:hAnsi="Tahoma" w:cstheme="minorBidi"/>
@@ -11437,7 +11158,6 @@
         </w:rPr>
         <w:t>”</w:t>
       </w:r>
-      <w:proofErr w:type="gramEnd"/>
       <w:r>
         <w:rPr>
           <w:rFonts w:ascii="Tahoma" w:eastAsia="微软雅黑" w:hAnsi="Tahoma" w:cstheme="minorBidi" w:hint="eastAsia"/>
@@ -11447,7 +11167,6 @@
         </w:rPr>
         <w:t>\xxx[]</w:t>
       </w:r>
-      <w:proofErr w:type="gramStart"/>
       <w:r>
         <w:rPr>
           <w:rFonts w:ascii="Tahoma" w:eastAsia="微软雅黑" w:hAnsi="Tahoma" w:cstheme="minorBidi"/>
@@ -11457,7 +11176,6 @@
         </w:rPr>
         <w:t>”</w:t>
       </w:r>
-      <w:proofErr w:type="gramEnd"/>
       <w:r>
         <w:rPr>
           <w:rFonts w:ascii="Tahoma" w:eastAsia="微软雅黑" w:hAnsi="Tahoma" w:cstheme="minorBidi" w:hint="eastAsia"/>
@@ -11828,7 +11546,6 @@
         </w:rPr>
         <w:t>一般特指</w:t>
       </w:r>
-      <w:proofErr w:type="gramStart"/>
       <w:r>
         <w:rPr>
           <w:rFonts w:ascii="Tahoma" w:eastAsia="微软雅黑" w:hAnsi="Tahoma" w:cstheme="minorBidi"/>
@@ -11838,7 +11555,6 @@
         </w:rPr>
         <w:t>”</w:t>
       </w:r>
-      <w:proofErr w:type="gramEnd"/>
       <w:r>
         <w:rPr>
           <w:rFonts w:ascii="Tahoma" w:eastAsia="微软雅黑" w:hAnsi="Tahoma" w:cstheme="minorBidi" w:hint="eastAsia"/>
@@ -11848,7 +11564,6 @@
         </w:rPr>
         <w:t>\xxx[\v[21]]</w:t>
       </w:r>
-      <w:proofErr w:type="gramStart"/>
       <w:r>
         <w:rPr>
           <w:rFonts w:ascii="Tahoma" w:eastAsia="微软雅黑" w:hAnsi="Tahoma" w:cstheme="minorBidi"/>
@@ -11858,7 +11573,6 @@
         </w:rPr>
         <w:t>”</w:t>
       </w:r>
-      <w:proofErr w:type="gramEnd"/>
       <w:r>
         <w:rPr>
           <w:rFonts w:ascii="Tahoma" w:eastAsia="微软雅黑" w:hAnsi="Tahoma" w:cstheme="minorBidi" w:hint="eastAsia"/>
@@ -11890,7 +11604,6 @@
         </w:rPr>
         <w:t>比如我们知道</w:t>
       </w:r>
-      <w:proofErr w:type="gramStart"/>
       <w:r>
         <w:rPr>
           <w:rFonts w:ascii="Tahoma" w:eastAsia="微软雅黑" w:hAnsi="Tahoma" w:cstheme="minorBidi"/>
@@ -11900,7 +11613,6 @@
         </w:rPr>
         <w:t>”</w:t>
       </w:r>
-      <w:proofErr w:type="gramEnd"/>
       <w:r>
         <w:rPr>
           <w:rFonts w:ascii="Tahoma" w:eastAsia="微软雅黑" w:hAnsi="Tahoma" w:cstheme="minorBidi" w:hint="eastAsia"/>
@@ -11910,7 +11622,6 @@
         </w:rPr>
         <w:t>\c[2]</w:t>
       </w:r>
-      <w:proofErr w:type="gramStart"/>
       <w:r>
         <w:rPr>
           <w:rFonts w:ascii="Tahoma" w:eastAsia="微软雅黑" w:hAnsi="Tahoma" w:cstheme="minorBidi"/>
@@ -11920,7 +11631,6 @@
         </w:rPr>
         <w:t>”</w:t>
       </w:r>
-      <w:proofErr w:type="gramEnd"/>
       <w:r>
         <w:rPr>
           <w:rFonts w:ascii="Tahoma" w:eastAsia="微软雅黑" w:hAnsi="Tahoma" w:cstheme="minorBidi" w:hint="eastAsia"/>
@@ -11948,7 +11658,6 @@
         </w:rPr>
         <w:t>，那么</w:t>
       </w:r>
-      <w:proofErr w:type="gramStart"/>
       <w:r>
         <w:rPr>
           <w:rFonts w:ascii="Tahoma" w:eastAsia="微软雅黑" w:hAnsi="Tahoma" w:cstheme="minorBidi"/>
@@ -11958,7 +11667,6 @@
         </w:rPr>
         <w:t>”</w:t>
       </w:r>
-      <w:proofErr w:type="gramEnd"/>
       <w:r>
         <w:rPr>
           <w:rFonts w:ascii="Tahoma" w:eastAsia="微软雅黑" w:hAnsi="Tahoma" w:cstheme="minorBidi" w:hint="eastAsia"/>
@@ -11968,7 +11676,6 @@
         </w:rPr>
         <w:t>\c[\v[21]]</w:t>
       </w:r>
-      <w:proofErr w:type="gramStart"/>
       <w:r>
         <w:rPr>
           <w:rFonts w:ascii="Tahoma" w:eastAsia="微软雅黑" w:hAnsi="Tahoma" w:cstheme="minorBidi"/>
@@ -11978,7 +11685,6 @@
         </w:rPr>
         <w:t>”</w:t>
       </w:r>
-      <w:proofErr w:type="gramEnd"/>
       <w:r>
         <w:rPr>
           <w:rFonts w:ascii="Tahoma" w:eastAsia="微软雅黑" w:hAnsi="Tahoma" w:cstheme="minorBidi" w:hint="eastAsia"/>
@@ -12052,7 +11758,6 @@
         </w:rPr>
         <w:t>有</w:t>
       </w:r>
-      <w:proofErr w:type="gramStart"/>
       <w:r>
         <w:rPr>
           <w:rFonts w:ascii="Tahoma" w:eastAsia="微软雅黑" w:hAnsi="Tahoma" w:cstheme="minorBidi"/>
@@ -12061,7 +11766,6 @@
         </w:rPr>
         <w:t>”</w:t>
       </w:r>
-      <w:proofErr w:type="gramEnd"/>
       <w:r>
         <w:rPr>
           <w:rFonts w:ascii="Tahoma" w:eastAsia="微软雅黑" w:hAnsi="Tahoma" w:cstheme="minorBidi" w:hint="eastAsia"/>
@@ -12070,7 +11774,6 @@
         </w:rPr>
         <w:t>\v[\v[21]]</w:t>
       </w:r>
-      <w:proofErr w:type="gramStart"/>
       <w:r>
         <w:rPr>
           <w:rFonts w:ascii="Tahoma" w:eastAsia="微软雅黑" w:hAnsi="Tahoma" w:cstheme="minorBidi"/>
@@ -12079,7 +11782,6 @@
         </w:rPr>
         <w:t>”</w:t>
       </w:r>
-      <w:proofErr w:type="gramEnd"/>
       <w:r>
         <w:rPr>
           <w:rFonts w:ascii="Tahoma" w:eastAsia="微软雅黑" w:hAnsi="Tahoma" w:cstheme="minorBidi" w:hint="eastAsia"/>
@@ -12088,7 +11790,6 @@
         </w:rPr>
         <w:t>表示变量值的变量、</w:t>
       </w:r>
-      <w:proofErr w:type="gramStart"/>
       <w:r>
         <w:rPr>
           <w:rFonts w:ascii="Tahoma" w:eastAsia="微软雅黑" w:hAnsi="Tahoma" w:cstheme="minorBidi"/>
@@ -12097,7 +11798,6 @@
         </w:rPr>
         <w:t>”</w:t>
       </w:r>
-      <w:proofErr w:type="gramEnd"/>
       <w:r>
         <w:rPr>
           <w:rFonts w:ascii="Tahoma" w:eastAsia="微软雅黑" w:hAnsi="Tahoma" w:cstheme="minorBidi" w:hint="eastAsia"/>
@@ -12106,7 +11806,6 @@
         </w:rPr>
         <w:t>\str[\v[21]]</w:t>
       </w:r>
-      <w:proofErr w:type="gramStart"/>
       <w:r>
         <w:rPr>
           <w:rFonts w:ascii="Tahoma" w:eastAsia="微软雅黑" w:hAnsi="Tahoma" w:cstheme="minorBidi"/>
@@ -12115,7 +11814,6 @@
         </w:rPr>
         <w:t>”</w:t>
       </w:r>
-      <w:proofErr w:type="gramEnd"/>
       <w:r>
         <w:rPr>
           <w:rFonts w:ascii="Tahoma" w:eastAsia="微软雅黑" w:hAnsi="Tahoma" w:cstheme="minorBidi" w:hint="eastAsia"/>
@@ -12394,7 +12092,6 @@
         </w:rPr>
         <w:t>能识别</w:t>
       </w:r>
-      <w:proofErr w:type="gramStart"/>
       <w:r>
         <w:rPr>
           <w:rFonts w:ascii="Tahoma" w:eastAsia="微软雅黑" w:hAnsi="Tahoma" w:cstheme="minorBidi"/>
@@ -12404,7 +12101,6 @@
         </w:rPr>
         <w:t>”</w:t>
       </w:r>
-      <w:proofErr w:type="gramEnd"/>
       <w:r>
         <w:rPr>
           <w:rFonts w:ascii="Tahoma" w:eastAsia="微软雅黑" w:hAnsi="Tahoma" w:cstheme="minorBidi" w:hint="eastAsia"/>
@@ -12414,7 +12110,6 @@
         </w:rPr>
         <w:t>\xxx</w:t>
       </w:r>
-      <w:proofErr w:type="gramStart"/>
       <w:r>
         <w:rPr>
           <w:rFonts w:ascii="Tahoma" w:eastAsia="微软雅黑" w:hAnsi="Tahoma" w:cstheme="minorBidi"/>
@@ -12424,7 +12119,6 @@
         </w:rPr>
         <w:t>”</w:t>
       </w:r>
-      <w:proofErr w:type="gramEnd"/>
       <w:r>
         <w:rPr>
           <w:rFonts w:ascii="Tahoma" w:eastAsia="微软雅黑" w:hAnsi="Tahoma" w:cstheme="minorBidi" w:hint="eastAsia"/>
@@ -12434,7 +12128,6 @@
         </w:rPr>
         <w:t>或</w:t>
       </w:r>
-      <w:proofErr w:type="gramStart"/>
       <w:r>
         <w:rPr>
           <w:rFonts w:ascii="Tahoma" w:eastAsia="微软雅黑" w:hAnsi="Tahoma" w:cstheme="minorBidi"/>
@@ -12444,7 +12137,6 @@
         </w:rPr>
         <w:t>”</w:t>
       </w:r>
-      <w:proofErr w:type="gramEnd"/>
       <w:r>
         <w:rPr>
           <w:rFonts w:ascii="Tahoma" w:eastAsia="微软雅黑" w:hAnsi="Tahoma" w:cstheme="minorBidi" w:hint="eastAsia"/>
@@ -12462,7 +12154,6 @@
         </w:rPr>
         <w:t>]</w:t>
       </w:r>
-      <w:proofErr w:type="gramStart"/>
       <w:r>
         <w:rPr>
           <w:rFonts w:ascii="Tahoma" w:eastAsia="微软雅黑" w:hAnsi="Tahoma" w:cstheme="minorBidi"/>
@@ -12471,7 +12162,6 @@
         </w:rPr>
         <w:t>”</w:t>
       </w:r>
-      <w:proofErr w:type="gramEnd"/>
       <w:r>
         <w:rPr>
           <w:rFonts w:ascii="Tahoma" w:eastAsia="微软雅黑" w:hAnsi="Tahoma" w:cstheme="minorBidi" w:hint="eastAsia"/>
@@ -12749,7 +12439,6 @@
         </w:rPr>
         <w:t>能识别</w:t>
       </w:r>
-      <w:proofErr w:type="gramStart"/>
       <w:r>
         <w:rPr>
           <w:rFonts w:ascii="Tahoma" w:eastAsia="微软雅黑" w:hAnsi="Tahoma" w:cstheme="minorBidi"/>
@@ -12759,7 +12448,6 @@
         </w:rPr>
         <w:t>”</w:t>
       </w:r>
-      <w:proofErr w:type="gramEnd"/>
       <w:r>
         <w:rPr>
           <w:rFonts w:ascii="Tahoma" w:eastAsia="微软雅黑" w:hAnsi="Tahoma" w:cstheme="minorBidi" w:hint="eastAsia"/>
@@ -12769,7 +12457,6 @@
         </w:rPr>
         <w:t>\xxx</w:t>
       </w:r>
-      <w:proofErr w:type="gramStart"/>
       <w:r>
         <w:rPr>
           <w:rFonts w:ascii="Tahoma" w:eastAsia="微软雅黑" w:hAnsi="Tahoma" w:cstheme="minorBidi"/>
@@ -12779,7 +12466,6 @@
         </w:rPr>
         <w:t>”</w:t>
       </w:r>
-      <w:proofErr w:type="gramEnd"/>
       <w:r>
         <w:rPr>
           <w:rFonts w:ascii="Tahoma" w:eastAsia="微软雅黑" w:hAnsi="Tahoma" w:cstheme="minorBidi" w:hint="eastAsia"/>
@@ -12789,7 +12475,6 @@
         </w:rPr>
         <w:t>或</w:t>
       </w:r>
-      <w:proofErr w:type="gramStart"/>
       <w:r>
         <w:rPr>
           <w:rFonts w:ascii="Tahoma" w:eastAsia="微软雅黑" w:hAnsi="Tahoma" w:cstheme="minorBidi"/>
@@ -12799,7 +12484,6 @@
         </w:rPr>
         <w:t>”</w:t>
       </w:r>
-      <w:proofErr w:type="gramEnd"/>
       <w:r>
         <w:rPr>
           <w:rFonts w:ascii="Tahoma" w:eastAsia="微软雅黑" w:hAnsi="Tahoma" w:cstheme="minorBidi" w:hint="eastAsia"/>
@@ -12817,7 +12501,6 @@
         </w:rPr>
         <w:t>]</w:t>
       </w:r>
-      <w:proofErr w:type="gramStart"/>
       <w:r>
         <w:rPr>
           <w:rFonts w:ascii="Tahoma" w:eastAsia="微软雅黑" w:hAnsi="Tahoma" w:cstheme="minorBidi"/>
@@ -12826,7 +12509,6 @@
         </w:rPr>
         <w:t>”</w:t>
       </w:r>
-      <w:proofErr w:type="gramEnd"/>
       <w:r>
         <w:rPr>
           <w:rFonts w:ascii="Tahoma" w:eastAsia="微软雅黑" w:hAnsi="Tahoma" w:cstheme="minorBidi" w:hint="eastAsia"/>
@@ -12897,18 +12579,8 @@
           <w:kern w:val="0"/>
           <w:sz w:val="22"/>
         </w:rPr>
-        <w:t>，比如等待、实时</w:t>
-      </w:r>
-      <w:proofErr w:type="gramStart"/>
-      <w:r>
-        <w:rPr>
-          <w:rFonts w:ascii="Tahoma" w:eastAsia="微软雅黑" w:hAnsi="Tahoma" w:cstheme="minorBidi" w:hint="eastAsia"/>
-          <w:kern w:val="0"/>
-          <w:sz w:val="22"/>
-        </w:rPr>
-        <w:t>切换脸图功能</w:t>
-      </w:r>
-      <w:proofErr w:type="gramEnd"/>
+        <w:t>，比如等待、实时切换脸图功能</w:t>
+      </w:r>
       <w:r>
         <w:rPr>
           <w:rFonts w:ascii="Tahoma" w:eastAsia="微软雅黑" w:hAnsi="Tahoma" w:cstheme="minorBidi" w:hint="eastAsia"/>
@@ -14039,7 +13711,7 @@
           <v:shape id="_x0000_i1030" type="#_x0000_t75" style="width:404.4pt;height:142.8pt" o:ole="">
             <v:imagedata r:id="rId40" o:title=""/>
           </v:shape>
-          <o:OLEObject Type="Embed" ProgID="Visio.Drawing.15" ShapeID="_x0000_i1030" DrawAspect="Content" ObjectID="_1809695079" r:id="rId41"/>
+          <o:OLEObject Type="Embed" ProgID="Visio.Drawing.15" ShapeID="_x0000_i1030" DrawAspect="Content" ObjectID="_1817960077" r:id="rId41"/>
         </w:object>
       </w:r>
     </w:p>
@@ -14616,7 +14288,6 @@
         </w:rPr>
         <w:t>比如用</w:t>
       </w:r>
-      <w:proofErr w:type="gramStart"/>
       <w:r>
         <w:rPr>
           <w:rFonts w:ascii="Tahoma" w:eastAsia="微软雅黑" w:hAnsi="Tahoma" w:cstheme="minorBidi"/>
@@ -14625,7 +14296,6 @@
         </w:rPr>
         <w:t>”</w:t>
       </w:r>
-      <w:proofErr w:type="gramEnd"/>
       <w:r>
         <w:rPr>
           <w:rFonts w:ascii="Tahoma" w:eastAsia="微软雅黑" w:hAnsi="Tahoma" w:cstheme="minorBidi"/>
@@ -14650,7 +14320,6 @@
         </w:rPr>
         <w:t>]</w:t>
       </w:r>
-      <w:proofErr w:type="gramStart"/>
       <w:r>
         <w:rPr>
           <w:rFonts w:ascii="Tahoma" w:eastAsia="微软雅黑" w:hAnsi="Tahoma" w:cstheme="minorBidi"/>
@@ -14659,7 +14328,6 @@
         </w:rPr>
         <w:t>”</w:t>
       </w:r>
-      <w:proofErr w:type="gramEnd"/>
       <w:r>
         <w:rPr>
           <w:rFonts w:ascii="Tahoma" w:eastAsia="微软雅黑" w:hAnsi="Tahoma" w:cstheme="minorBidi"/>
@@ -14789,7 +14457,7 @@
           <v:shape id="_x0000_i1031" type="#_x0000_t75" style="width:232.2pt;height:83.4pt" o:ole="">
             <v:imagedata r:id="rId42" o:title=""/>
           </v:shape>
-          <o:OLEObject Type="Embed" ProgID="Visio.Drawing.15" ShapeID="_x0000_i1031" DrawAspect="Content" ObjectID="_1809695080" r:id="rId43"/>
+          <o:OLEObject Type="Embed" ProgID="Visio.Drawing.15" ShapeID="_x0000_i1031" DrawAspect="Content" ObjectID="_1817960078" r:id="rId43"/>
         </w:object>
       </w:r>
     </w:p>
@@ -15199,7 +14867,6 @@
         </w:rPr>
         <w:t>.docx</w:t>
       </w:r>
-      <w:proofErr w:type="gramStart"/>
       <w:r>
         <w:rPr>
           <w:rFonts w:ascii="Tahoma" w:eastAsia="微软雅黑" w:hAnsi="Tahoma" w:cstheme="minorBidi"/>
@@ -15208,7 +14875,6 @@
         </w:rPr>
         <w:t>”</w:t>
       </w:r>
-      <w:proofErr w:type="gramEnd"/>
       <w:r>
         <w:rPr>
           <w:rFonts w:ascii="Tahoma" w:eastAsia="微软雅黑" w:hAnsi="Tahoma" w:cstheme="minorBidi" w:hint="eastAsia"/>
@@ -16127,7 +15793,6 @@
         </w:rPr>
         <w:t>如果光标偏移字符写在中间，比如</w:t>
       </w:r>
-      <w:proofErr w:type="gramStart"/>
       <w:r>
         <w:rPr>
           <w:rFonts w:ascii="Tahoma" w:eastAsia="微软雅黑" w:hAnsi="Tahoma" w:cstheme="minorBidi"/>
@@ -16136,7 +15801,6 @@
         </w:rPr>
         <w:t>”</w:t>
       </w:r>
-      <w:proofErr w:type="gramEnd"/>
       <w:r>
         <w:rPr>
           <w:rFonts w:ascii="Tahoma" w:eastAsia="微软雅黑" w:hAnsi="Tahoma" w:cstheme="minorBidi"/>
@@ -16145,7 +15809,6 @@
         </w:rPr>
         <w:t>1234\px[50]abcd</w:t>
       </w:r>
-      <w:proofErr w:type="gramStart"/>
       <w:r>
         <w:rPr>
           <w:rFonts w:ascii="Tahoma" w:eastAsia="微软雅黑" w:hAnsi="Tahoma" w:cstheme="minorBidi"/>
@@ -16154,7 +15817,6 @@
         </w:rPr>
         <w:t>”</w:t>
       </w:r>
-      <w:proofErr w:type="gramEnd"/>
       <w:r>
         <w:rPr>
           <w:rFonts w:ascii="Tahoma" w:eastAsia="微软雅黑" w:hAnsi="Tahoma" w:cstheme="minorBidi" w:hint="eastAsia"/>
@@ -16163,7 +15825,6 @@
         </w:rPr>
         <w:t>，可以造成</w:t>
       </w:r>
-      <w:proofErr w:type="gramStart"/>
       <w:r>
         <w:rPr>
           <w:rFonts w:ascii="Tahoma" w:eastAsia="微软雅黑" w:hAnsi="Tahoma" w:cstheme="minorBidi"/>
@@ -16172,7 +15833,6 @@
         </w:rPr>
         <w:t>”</w:t>
       </w:r>
-      <w:proofErr w:type="gramEnd"/>
       <w:r>
         <w:rPr>
           <w:rFonts w:ascii="Tahoma" w:eastAsia="微软雅黑" w:hAnsi="Tahoma" w:cstheme="minorBidi" w:hint="eastAsia"/>
@@ -16181,7 +15841,6 @@
         </w:rPr>
         <w:t>断开</w:t>
       </w:r>
-      <w:proofErr w:type="gramStart"/>
       <w:r>
         <w:rPr>
           <w:rFonts w:ascii="Tahoma" w:eastAsia="微软雅黑" w:hAnsi="Tahoma" w:cstheme="minorBidi"/>
@@ -16190,7 +15849,6 @@
         </w:rPr>
         <w:t>”</w:t>
       </w:r>
-      <w:proofErr w:type="gramEnd"/>
       <w:r>
         <w:rPr>
           <w:rFonts w:ascii="Tahoma" w:eastAsia="微软雅黑" w:hAnsi="Tahoma" w:cstheme="minorBidi" w:hint="eastAsia"/>
@@ -16675,27 +16333,7 @@
                 <w:sz w:val="20"/>
                 <w:szCs w:val="20"/>
               </w:rPr>
-              <w:t>\</w:t>
-            </w:r>
-            <w:proofErr w:type="gramStart"/>
-            <w:r>
-              <w:rPr>
-                <w:rFonts w:ascii="Tahoma" w:eastAsia="微软雅黑" w:hAnsi="Tahoma" w:hint="eastAsia"/>
-                <w:kern w:val="0"/>
-                <w:sz w:val="20"/>
-                <w:szCs w:val="20"/>
-              </w:rPr>
-              <w:t>px[</w:t>
-            </w:r>
-            <w:proofErr w:type="gramEnd"/>
-            <w:r>
-              <w:rPr>
-                <w:rFonts w:ascii="Tahoma" w:eastAsia="微软雅黑" w:hAnsi="Tahoma" w:hint="eastAsia"/>
-                <w:kern w:val="0"/>
-                <w:sz w:val="20"/>
-                <w:szCs w:val="20"/>
-              </w:rPr>
-              <w:t>]</w:t>
+              <w:t>\px[]</w:t>
             </w:r>
           </w:p>
         </w:tc>
@@ -16782,27 +16420,7 @@
                 <w:sz w:val="20"/>
                 <w:szCs w:val="20"/>
               </w:rPr>
-              <w:t>\</w:t>
-            </w:r>
-            <w:proofErr w:type="gramStart"/>
-            <w:r>
-              <w:rPr>
-                <w:rFonts w:ascii="Tahoma" w:eastAsia="微软雅黑" w:hAnsi="Tahoma" w:hint="eastAsia"/>
-                <w:kern w:val="0"/>
-                <w:sz w:val="20"/>
-                <w:szCs w:val="20"/>
-              </w:rPr>
-              <w:t>py[</w:t>
-            </w:r>
-            <w:proofErr w:type="gramEnd"/>
-            <w:r>
-              <w:rPr>
-                <w:rFonts w:ascii="Tahoma" w:eastAsia="微软雅黑" w:hAnsi="Tahoma" w:hint="eastAsia"/>
-                <w:kern w:val="0"/>
-                <w:sz w:val="20"/>
-                <w:szCs w:val="20"/>
-              </w:rPr>
-              <w:t>]</w:t>
+              <w:t>\py[]</w:t>
             </w:r>
           </w:p>
         </w:tc>
@@ -17023,7 +16641,6 @@
           <w:sz w:val="22"/>
         </w:rPr>
       </w:pPr>
-      <w:proofErr w:type="gramStart"/>
       <w:r>
         <w:rPr>
           <w:rFonts w:ascii="Tahoma" w:eastAsia="微软雅黑" w:hAnsi="Tahoma" w:hint="eastAsia"/>
@@ -17032,7 +16649,6 @@
         </w:rPr>
         <w:t>但设置</w:t>
       </w:r>
-      <w:proofErr w:type="gramEnd"/>
       <w:r>
         <w:rPr>
           <w:rFonts w:ascii="Tahoma" w:eastAsia="微软雅黑" w:hAnsi="Tahoma" w:hint="eastAsia"/>
@@ -17248,27 +16864,8 @@
           <w:kern w:val="0"/>
           <w:sz w:val="22"/>
         </w:rPr>
-        <w:t>（行</w:t>
-      </w:r>
-      <w:proofErr w:type="gramStart"/>
-      <w:r>
-        <w:rPr>
-          <w:rFonts w:ascii="Tahoma" w:eastAsia="微软雅黑" w:hAnsi="Tahoma" w:cstheme="minorBidi" w:hint="eastAsia"/>
-          <w:kern w:val="0"/>
-          <w:sz w:val="22"/>
-        </w:rPr>
-        <w:t>高相关</w:t>
-      </w:r>
-      <w:proofErr w:type="gramEnd"/>
-      <w:r>
-        <w:rPr>
-          <w:rFonts w:ascii="Tahoma" w:eastAsia="微软雅黑" w:hAnsi="Tahoma" w:cstheme="minorBidi" w:hint="eastAsia"/>
-          <w:kern w:val="0"/>
-          <w:sz w:val="22"/>
-        </w:rPr>
-        <w:t>功能，可以去看看文档：</w:t>
-      </w:r>
-      <w:proofErr w:type="gramStart"/>
+        <w:t>（行高相关功能，可以去看看文档：</w:t>
+      </w:r>
       <w:r>
         <w:rPr>
           <w:rFonts w:ascii="Tahoma" w:eastAsia="微软雅黑" w:hAnsi="Tahoma" w:cstheme="minorBidi"/>
@@ -17277,7 +16874,6 @@
         </w:rPr>
         <w:t>”</w:t>
       </w:r>
-      <w:proofErr w:type="gramEnd"/>
       <w:r>
         <w:rPr>
           <w:rFonts w:ascii="Tahoma" w:eastAsia="微软雅黑" w:hAnsi="Tahoma" w:hint="eastAsia"/>
@@ -17323,7 +16919,6 @@
         </w:rPr>
         <w:t>.docx</w:t>
       </w:r>
-      <w:proofErr w:type="gramStart"/>
       <w:r>
         <w:rPr>
           <w:rFonts w:ascii="Tahoma" w:eastAsia="微软雅黑" w:hAnsi="Tahoma" w:cstheme="minorBidi"/>
@@ -17332,7 +16927,6 @@
         </w:rPr>
         <w:t>”</w:t>
       </w:r>
-      <w:proofErr w:type="gramEnd"/>
       <w:r>
         <w:rPr>
           <w:rFonts w:ascii="Tahoma" w:eastAsia="微软雅黑" w:hAnsi="Tahoma" w:cstheme="minorBidi" w:hint="eastAsia"/>
@@ -17566,7 +17160,6 @@
         </w:rPr>
         <w:t>看：</w:t>
       </w:r>
-      <w:proofErr w:type="gramStart"/>
       <w:r>
         <w:rPr>
           <w:rFonts w:ascii="Tahoma" w:eastAsia="微软雅黑" w:hAnsi="Tahoma"/>
@@ -17575,7 +17168,6 @@
         </w:rPr>
         <w:t>”</w:t>
       </w:r>
-      <w:proofErr w:type="gramEnd"/>
       <w:r>
         <w:rPr>
           <w:rFonts w:ascii="Tahoma" w:eastAsia="微软雅黑" w:hAnsi="Tahoma" w:hint="eastAsia"/>
@@ -17621,7 +17213,6 @@
         </w:rPr>
         <w:t>.docx</w:t>
       </w:r>
-      <w:proofErr w:type="gramStart"/>
       <w:r>
         <w:rPr>
           <w:rFonts w:ascii="Tahoma" w:eastAsia="微软雅黑" w:hAnsi="Tahoma"/>
@@ -17630,7 +17221,6 @@
         </w:rPr>
         <w:t>”</w:t>
       </w:r>
-      <w:proofErr w:type="gramEnd"/>
       <w:r>
         <w:rPr>
           <w:rFonts w:ascii="Tahoma" w:eastAsia="微软雅黑" w:hAnsi="Tahoma" w:cstheme="minorBidi" w:hint="eastAsia"/>
@@ -17822,25 +17412,7 @@
           <w:kern w:val="0"/>
           <w:sz w:val="22"/>
         </w:rPr>
-        <w:t>默认字体大小、默认字体类型、</w:t>
-      </w:r>
-      <w:proofErr w:type="gramStart"/>
-      <w:r>
-        <w:rPr>
-          <w:rFonts w:ascii="Tahoma" w:eastAsia="微软雅黑" w:hAnsi="Tahoma" w:cstheme="minorBidi" w:hint="eastAsia"/>
-          <w:kern w:val="0"/>
-          <w:sz w:val="22"/>
-        </w:rPr>
-        <w:t>默认描边设置</w:t>
-      </w:r>
-      <w:proofErr w:type="gramEnd"/>
-      <w:r>
-        <w:rPr>
-          <w:rFonts w:ascii="Tahoma" w:eastAsia="微软雅黑" w:hAnsi="Tahoma" w:cstheme="minorBidi" w:hint="eastAsia"/>
-          <w:kern w:val="0"/>
-          <w:sz w:val="22"/>
-        </w:rPr>
-        <w:t>、默认颜色</w:t>
+        <w:t>默认字体大小、默认字体类型、默认描边设置、默认颜色</w:t>
       </w:r>
       <w:r>
         <w:rPr>
@@ -17875,25 +17447,7 @@
           <w:kern w:val="0"/>
           <w:sz w:val="22"/>
         </w:rPr>
-        <w:t>全局默认</w:t>
-      </w:r>
-      <w:proofErr w:type="gramStart"/>
-      <w:r>
-        <w:rPr>
-          <w:rFonts w:ascii="Tahoma" w:eastAsia="微软雅黑" w:hAnsi="Tahoma" w:cstheme="minorBidi" w:hint="eastAsia"/>
-          <w:kern w:val="0"/>
-          <w:sz w:val="22"/>
-        </w:rPr>
-        <w:t>值主要</w:t>
-      </w:r>
-      <w:proofErr w:type="gramEnd"/>
-      <w:r>
-        <w:rPr>
-          <w:rFonts w:ascii="Tahoma" w:eastAsia="微软雅黑" w:hAnsi="Tahoma" w:cstheme="minorBidi" w:hint="eastAsia"/>
-          <w:kern w:val="0"/>
-          <w:sz w:val="22"/>
-        </w:rPr>
-        <w:t>都在</w:t>
+        <w:t>全局默认值主要都在</w:t>
       </w:r>
       <w:r>
         <w:rPr>
@@ -18040,7 +17594,6 @@
         </w:rPr>
         <w:t>提供的</w:t>
       </w:r>
-      <w:proofErr w:type="gramStart"/>
       <w:r>
         <w:rPr>
           <w:rFonts w:ascii="Tahoma" w:eastAsia="微软雅黑" w:hAnsi="Tahoma" w:cstheme="minorBidi"/>
@@ -18049,7 +17602,6 @@
         </w:rPr>
         <w:t>”</w:t>
       </w:r>
-      <w:proofErr w:type="gramEnd"/>
       <w:r>
         <w:rPr>
           <w:rFonts w:ascii="Tahoma" w:eastAsia="微软雅黑" w:hAnsi="Tahoma" w:cstheme="minorBidi" w:hint="eastAsia"/>
@@ -18058,7 +17610,6 @@
         </w:rPr>
         <w:t>全局默认值</w:t>
       </w:r>
-      <w:proofErr w:type="gramStart"/>
       <w:r>
         <w:rPr>
           <w:rFonts w:ascii="Tahoma" w:eastAsia="微软雅黑" w:hAnsi="Tahoma" w:cstheme="minorBidi"/>
@@ -18067,7 +17618,6 @@
         </w:rPr>
         <w:t>”</w:t>
       </w:r>
-      <w:proofErr w:type="gramEnd"/>
       <w:r>
         <w:rPr>
           <w:rFonts w:ascii="Tahoma" w:eastAsia="微软雅黑" w:hAnsi="Tahoma" w:cstheme="minorBidi" w:hint="eastAsia"/>
@@ -18183,25 +17733,7 @@
                 <w:kern w:val="0"/>
                 <w:sz w:val="22"/>
               </w:rPr>
-              <w:t>注意，全局默认</w:t>
-            </w:r>
-            <w:proofErr w:type="gramStart"/>
-            <w:r>
-              <w:rPr>
-                <w:rFonts w:ascii="Tahoma" w:eastAsia="微软雅黑" w:hAnsi="Tahoma" w:cstheme="minorBidi" w:hint="eastAsia"/>
-                <w:kern w:val="0"/>
-                <w:sz w:val="22"/>
-              </w:rPr>
-              <w:t>值修改</w:t>
-            </w:r>
-            <w:proofErr w:type="gramEnd"/>
-            <w:r>
-              <w:rPr>
-                <w:rFonts w:ascii="Tahoma" w:eastAsia="微软雅黑" w:hAnsi="Tahoma" w:cstheme="minorBidi" w:hint="eastAsia"/>
-                <w:kern w:val="0"/>
-                <w:sz w:val="22"/>
-              </w:rPr>
-              <w:t>之后，真的</w:t>
+              <w:t>注意，全局默认值修改之后，真的</w:t>
             </w:r>
             <w:r>
               <w:rPr>
@@ -18418,7 +17950,6 @@
         </w:rPr>
         <w:t>的字符</w:t>
       </w:r>
-      <w:proofErr w:type="gramStart"/>
       <w:r>
         <w:rPr>
           <w:rFonts w:ascii="Tahoma" w:eastAsia="微软雅黑" w:hAnsi="Tahoma"/>
@@ -18427,7 +17958,6 @@
         </w:rPr>
         <w:t>”</w:t>
       </w:r>
-      <w:proofErr w:type="gramEnd"/>
       <w:r>
         <w:rPr>
           <w:rFonts w:ascii="Tahoma" w:eastAsia="微软雅黑" w:hAnsi="Tahoma" w:cstheme="minorBidi" w:hint="eastAsia"/>
@@ -18436,7 +17966,6 @@
         </w:rPr>
         <w:t>\fr</w:t>
       </w:r>
-      <w:proofErr w:type="gramStart"/>
       <w:r>
         <w:rPr>
           <w:rFonts w:ascii="Tahoma" w:eastAsia="微软雅黑" w:hAnsi="Tahoma" w:cstheme="minorBidi"/>
@@ -18445,7 +17974,6 @@
         </w:rPr>
         <w:t>”</w:t>
       </w:r>
-      <w:proofErr w:type="gramEnd"/>
       <w:r>
         <w:rPr>
           <w:rFonts w:ascii="Tahoma" w:eastAsia="微软雅黑" w:hAnsi="Tahoma" w:hint="eastAsia"/>
@@ -18650,7 +18178,6 @@
         <w:tc>
           <w:tcPr>
             <w:tcW w:w="1276" w:type="dxa"/>
-            <w:shd w:val="clear" w:color="auto" w:fill="auto"/>
             <w:vAlign w:val="center"/>
           </w:tcPr>
           <w:p>
@@ -18797,7 +18324,6 @@
         <w:tc>
           <w:tcPr>
             <w:tcW w:w="1276" w:type="dxa"/>
-            <w:shd w:val="clear" w:color="auto" w:fill="auto"/>
             <w:vAlign w:val="center"/>
           </w:tcPr>
           <w:p>
@@ -18850,9 +18376,8 @@
                 <w:sz w:val="20"/>
                 <w:szCs w:val="20"/>
               </w:rPr>
-              <w:t>\</w:t>
-            </w:r>
-            <w:proofErr w:type="gramStart"/>
+              <w:t>\c</w:t>
+            </w:r>
             <w:r>
               <w:rPr>
                 <w:rFonts w:ascii="微软雅黑" w:eastAsia="微软雅黑" w:hAnsi="微软雅黑" w:hint="eastAsia"/>
@@ -18862,16 +18387,6 @@
               </w:rPr>
               <w:t>c</w:t>
             </w:r>
-            <w:r>
-              <w:rPr>
-                <w:rFonts w:ascii="微软雅黑" w:eastAsia="微软雅黑" w:hAnsi="微软雅黑" w:hint="eastAsia"/>
-                <w:kern w:val="0"/>
-                <w:sz w:val="20"/>
-                <w:szCs w:val="20"/>
-              </w:rPr>
-              <w:t>c</w:t>
-            </w:r>
-            <w:proofErr w:type="gramEnd"/>
             <w:r>
               <w:rPr>
                 <w:rFonts w:ascii="微软雅黑" w:eastAsia="微软雅黑" w:hAnsi="微软雅黑" w:hint="eastAsia"/>
@@ -18951,7 +18466,6 @@
               </w:rPr>
               <w:t>（</w:t>
             </w:r>
-            <w:proofErr w:type="gramStart"/>
             <w:r>
               <w:rPr>
                 <w:rFonts w:ascii="微软雅黑" w:eastAsia="微软雅黑" w:hAnsi="微软雅黑" w:hint="eastAsia"/>
@@ -18959,17 +18473,7 @@
                 <w:sz w:val="20"/>
                 <w:szCs w:val="20"/>
               </w:rPr>
-              <w:t>见子插件</w:t>
-            </w:r>
-            <w:proofErr w:type="gramEnd"/>
-            <w:r>
-              <w:rPr>
-                <w:rFonts w:ascii="微软雅黑" w:eastAsia="微软雅黑" w:hAnsi="微软雅黑" w:hint="eastAsia"/>
-                <w:kern w:val="0"/>
-                <w:sz w:val="20"/>
-                <w:szCs w:val="20"/>
-              </w:rPr>
-              <w:t xml:space="preserve">功能 </w:t>
+              <w:t xml:space="preserve">见子插件功能 </w:t>
             </w:r>
             <w:r>
               <w:rPr>
@@ -19052,7 +18556,6 @@
         <w:tc>
           <w:tcPr>
             <w:tcW w:w="1276" w:type="dxa"/>
-            <w:shd w:val="clear" w:color="auto" w:fill="auto"/>
             <w:vAlign w:val="center"/>
           </w:tcPr>
           <w:p>
@@ -19105,27 +18608,7 @@
                 <w:sz w:val="20"/>
                 <w:szCs w:val="20"/>
               </w:rPr>
-              <w:t>\</w:t>
-            </w:r>
-            <w:proofErr w:type="gramStart"/>
-            <w:r>
-              <w:rPr>
-                <w:rFonts w:ascii="微软雅黑" w:eastAsia="微软雅黑" w:hAnsi="微软雅黑" w:hint="eastAsia"/>
-                <w:kern w:val="0"/>
-                <w:sz w:val="20"/>
-                <w:szCs w:val="20"/>
-              </w:rPr>
-              <w:t>fb</w:t>
-            </w:r>
-            <w:proofErr w:type="gramEnd"/>
-            <w:r>
-              <w:rPr>
-                <w:rFonts w:ascii="微软雅黑" w:eastAsia="微软雅黑" w:hAnsi="微软雅黑" w:hint="eastAsia"/>
-                <w:kern w:val="0"/>
-                <w:sz w:val="20"/>
-                <w:szCs w:val="20"/>
-              </w:rPr>
-              <w:t>[off]</w:t>
+              <w:t>\fb[off]</w:t>
             </w:r>
           </w:p>
         </w:tc>
@@ -19219,7 +18702,6 @@
         <w:tc>
           <w:tcPr>
             <w:tcW w:w="1276" w:type="dxa"/>
-            <w:shd w:val="clear" w:color="auto" w:fill="auto"/>
             <w:vAlign w:val="center"/>
           </w:tcPr>
           <w:p>
@@ -19272,27 +18754,7 @@
                 <w:sz w:val="20"/>
                 <w:szCs w:val="20"/>
               </w:rPr>
-              <w:t>\</w:t>
-            </w:r>
-            <w:proofErr w:type="gramStart"/>
-            <w:r>
-              <w:rPr>
-                <w:rFonts w:ascii="微软雅黑" w:eastAsia="微软雅黑" w:hAnsi="微软雅黑" w:hint="eastAsia"/>
-                <w:kern w:val="0"/>
-                <w:sz w:val="20"/>
-                <w:szCs w:val="20"/>
-              </w:rPr>
-              <w:t>fi</w:t>
-            </w:r>
-            <w:proofErr w:type="gramEnd"/>
-            <w:r>
-              <w:rPr>
-                <w:rFonts w:ascii="微软雅黑" w:eastAsia="微软雅黑" w:hAnsi="微软雅黑" w:hint="eastAsia"/>
-                <w:kern w:val="0"/>
-                <w:sz w:val="20"/>
-                <w:szCs w:val="20"/>
-              </w:rPr>
-              <w:t>[off]</w:t>
+              <w:t>\fi[off]</w:t>
             </w:r>
           </w:p>
         </w:tc>
@@ -19386,7 +18848,6 @@
         <w:tc>
           <w:tcPr>
             <w:tcW w:w="1276" w:type="dxa"/>
-            <w:shd w:val="clear" w:color="auto" w:fill="auto"/>
             <w:vAlign w:val="center"/>
           </w:tcPr>
           <w:p>
@@ -19439,27 +18900,7 @@
                 <w:sz w:val="20"/>
                 <w:szCs w:val="20"/>
               </w:rPr>
-              <w:t>\</w:t>
-            </w:r>
-            <w:proofErr w:type="gramStart"/>
-            <w:r>
-              <w:rPr>
-                <w:rFonts w:ascii="微软雅黑" w:eastAsia="微软雅黑" w:hAnsi="微软雅黑" w:hint="eastAsia"/>
-                <w:kern w:val="0"/>
-                <w:sz w:val="20"/>
-                <w:szCs w:val="20"/>
-              </w:rPr>
-              <w:t>fs[</w:t>
-            </w:r>
-            <w:proofErr w:type="gramEnd"/>
-            <w:r>
-              <w:rPr>
-                <w:rFonts w:ascii="微软雅黑" w:eastAsia="微软雅黑" w:hAnsi="微软雅黑" w:hint="eastAsia"/>
-                <w:kern w:val="0"/>
-                <w:sz w:val="20"/>
-                <w:szCs w:val="20"/>
-              </w:rPr>
-              <w:t>28]</w:t>
+              <w:t>\fs[28]</w:t>
             </w:r>
           </w:p>
         </w:tc>
@@ -19513,7 +18954,6 @@
               </w:rPr>
               <w:t>（</w:t>
             </w:r>
-            <w:proofErr w:type="gramStart"/>
             <w:r>
               <w:rPr>
                 <w:rFonts w:ascii="微软雅黑" w:eastAsia="微软雅黑" w:hAnsi="微软雅黑" w:hint="eastAsia"/>
@@ -19521,17 +18961,7 @@
                 <w:sz w:val="20"/>
                 <w:szCs w:val="20"/>
               </w:rPr>
-              <w:t>见子插件</w:t>
-            </w:r>
-            <w:proofErr w:type="gramEnd"/>
-            <w:r>
-              <w:rPr>
-                <w:rFonts w:ascii="微软雅黑" w:eastAsia="微软雅黑" w:hAnsi="微软雅黑" w:hint="eastAsia"/>
-                <w:kern w:val="0"/>
-                <w:sz w:val="20"/>
-                <w:szCs w:val="20"/>
-              </w:rPr>
-              <w:t xml:space="preserve">功能 </w:t>
+              <w:t xml:space="preserve">见子插件功能 </w:t>
             </w:r>
             <w:r>
               <w:rPr>
@@ -19611,7 +19041,6 @@
         <w:tc>
           <w:tcPr>
             <w:tcW w:w="1276" w:type="dxa"/>
-            <w:shd w:val="clear" w:color="auto" w:fill="auto"/>
             <w:vAlign w:val="center"/>
           </w:tcPr>
           <w:p>
@@ -19664,27 +19093,7 @@
                 <w:sz w:val="20"/>
                 <w:szCs w:val="20"/>
               </w:rPr>
-              <w:t>\</w:t>
-            </w:r>
-            <w:proofErr w:type="gramStart"/>
-            <w:r>
-              <w:rPr>
-                <w:rFonts w:ascii="微软雅黑" w:eastAsia="微软雅黑" w:hAnsi="微软雅黑" w:hint="eastAsia"/>
-                <w:kern w:val="0"/>
-                <w:sz w:val="20"/>
-                <w:szCs w:val="20"/>
-              </w:rPr>
-              <w:t>ff[</w:t>
-            </w:r>
-            <w:proofErr w:type="gramEnd"/>
-            <w:r>
-              <w:rPr>
-                <w:rFonts w:ascii="微软雅黑" w:eastAsia="微软雅黑" w:hAnsi="微软雅黑" w:hint="eastAsia"/>
-                <w:kern w:val="0"/>
-                <w:sz w:val="20"/>
-                <w:szCs w:val="20"/>
-              </w:rPr>
-              <w:t>GameFont]</w:t>
+              <w:t>\ff[GameFont]</w:t>
             </w:r>
           </w:p>
         </w:tc>
@@ -19738,7 +19147,6 @@
               </w:rPr>
               <w:t>（</w:t>
             </w:r>
-            <w:proofErr w:type="gramStart"/>
             <w:r>
               <w:rPr>
                 <w:rFonts w:ascii="微软雅黑" w:eastAsia="微软雅黑" w:hAnsi="微软雅黑" w:hint="eastAsia"/>
@@ -19746,17 +19154,7 @@
                 <w:sz w:val="20"/>
                 <w:szCs w:val="20"/>
               </w:rPr>
-              <w:t>见子插件</w:t>
-            </w:r>
-            <w:proofErr w:type="gramEnd"/>
-            <w:r>
-              <w:rPr>
-                <w:rFonts w:ascii="微软雅黑" w:eastAsia="微软雅黑" w:hAnsi="微软雅黑" w:hint="eastAsia"/>
-                <w:kern w:val="0"/>
-                <w:sz w:val="20"/>
-                <w:szCs w:val="20"/>
-              </w:rPr>
-              <w:t xml:space="preserve">功能 </w:t>
+              <w:t xml:space="preserve">见子插件功能 </w:t>
             </w:r>
             <w:r>
               <w:rPr>
@@ -19836,7 +19234,6 @@
         <w:tc>
           <w:tcPr>
             <w:tcW w:w="1276" w:type="dxa"/>
-            <w:shd w:val="clear" w:color="auto" w:fill="auto"/>
             <w:vAlign w:val="center"/>
           </w:tcPr>
           <w:p>
@@ -19882,7 +19279,6 @@
                 <w:szCs w:val="20"/>
               </w:rPr>
             </w:pPr>
-            <w:proofErr w:type="gramStart"/>
             <w:r>
               <w:rPr>
                 <w:rFonts w:ascii="微软雅黑" w:eastAsia="微软雅黑" w:hAnsi="微软雅黑" w:hint="eastAsia"/>
@@ -19890,17 +19286,7 @@
                 <w:sz w:val="20"/>
                 <w:szCs w:val="20"/>
               </w:rPr>
-              <w:t>不</w:t>
-            </w:r>
-            <w:proofErr w:type="gramEnd"/>
-            <w:r>
-              <w:rPr>
-                <w:rFonts w:ascii="微软雅黑" w:eastAsia="微软雅黑" w:hAnsi="微软雅黑" w:hint="eastAsia"/>
-                <w:kern w:val="0"/>
-                <w:sz w:val="20"/>
-                <w:szCs w:val="20"/>
-              </w:rPr>
-              <w:t>重置</w:t>
+              <w:t>不重置</w:t>
             </w:r>
           </w:p>
         </w:tc>
@@ -19922,7 +19308,6 @@
                 <w:szCs w:val="20"/>
               </w:rPr>
             </w:pPr>
-            <w:proofErr w:type="gramStart"/>
             <w:r>
               <w:rPr>
                 <w:rFonts w:ascii="微软雅黑" w:eastAsia="微软雅黑" w:hAnsi="微软雅黑" w:hint="eastAsia"/>
@@ -19930,17 +19315,7 @@
                 <w:sz w:val="20"/>
                 <w:szCs w:val="20"/>
               </w:rPr>
-              <w:t>不</w:t>
-            </w:r>
-            <w:proofErr w:type="gramEnd"/>
-            <w:r>
-              <w:rPr>
-                <w:rFonts w:ascii="微软雅黑" w:eastAsia="微软雅黑" w:hAnsi="微软雅黑" w:hint="eastAsia"/>
-                <w:kern w:val="0"/>
-                <w:sz w:val="20"/>
-                <w:szCs w:val="20"/>
-              </w:rPr>
-              <w:t>重置</w:t>
+              <w:t>不重置</w:t>
             </w:r>
           </w:p>
           <w:p>
@@ -20081,7 +19456,6 @@
         <w:tc>
           <w:tcPr>
             <w:tcW w:w="1276" w:type="dxa"/>
-            <w:shd w:val="clear" w:color="auto" w:fill="auto"/>
             <w:vAlign w:val="center"/>
           </w:tcPr>
           <w:p>
@@ -20098,7 +19472,6 @@
                 <w:szCs w:val="20"/>
               </w:rPr>
             </w:pPr>
-            <w:proofErr w:type="gramStart"/>
             <w:r>
               <w:rPr>
                 <w:rFonts w:ascii="微软雅黑" w:eastAsia="微软雅黑" w:hAnsi="微软雅黑" w:hint="eastAsia"/>
@@ -20108,7 +19481,6 @@
               </w:rPr>
               <w:t>描边</w:t>
             </w:r>
-            <w:proofErr w:type="gramEnd"/>
           </w:p>
         </w:tc>
         <w:tc>
@@ -20165,27 +19537,7 @@
                 <w:sz w:val="20"/>
                 <w:szCs w:val="20"/>
               </w:rPr>
-              <w:t>重置后，</w:t>
-            </w:r>
-            <w:proofErr w:type="gramStart"/>
-            <w:r>
-              <w:rPr>
-                <w:rFonts w:ascii="微软雅黑" w:eastAsia="微软雅黑" w:hAnsi="微软雅黑" w:hint="eastAsia"/>
-                <w:kern w:val="0"/>
-                <w:sz w:val="20"/>
-                <w:szCs w:val="20"/>
-              </w:rPr>
-              <w:t>描边恢复</w:t>
-            </w:r>
-            <w:proofErr w:type="gramEnd"/>
-            <w:r>
-              <w:rPr>
-                <w:rFonts w:ascii="微软雅黑" w:eastAsia="微软雅黑" w:hAnsi="微软雅黑" w:hint="eastAsia"/>
-                <w:kern w:val="0"/>
-                <w:sz w:val="20"/>
-                <w:szCs w:val="20"/>
-              </w:rPr>
-              <w:t>为 全局默认值</w:t>
+              <w:t>重置后，描边恢复为 全局默认值</w:t>
             </w:r>
           </w:p>
           <w:p>
@@ -20210,7 +19562,6 @@
               </w:rPr>
               <w:t>（</w:t>
             </w:r>
-            <w:proofErr w:type="gramStart"/>
             <w:r>
               <w:rPr>
                 <w:rFonts w:ascii="微软雅黑" w:eastAsia="微软雅黑" w:hAnsi="微软雅黑" w:hint="eastAsia"/>
@@ -20218,17 +19569,7 @@
                 <w:sz w:val="20"/>
                 <w:szCs w:val="20"/>
               </w:rPr>
-              <w:t>见子插件</w:t>
-            </w:r>
-            <w:proofErr w:type="gramEnd"/>
-            <w:r>
-              <w:rPr>
-                <w:rFonts w:ascii="微软雅黑" w:eastAsia="微软雅黑" w:hAnsi="微软雅黑" w:hint="eastAsia"/>
-                <w:kern w:val="0"/>
-                <w:sz w:val="20"/>
-                <w:szCs w:val="20"/>
-              </w:rPr>
-              <w:t xml:space="preserve">功能 </w:t>
+              <w:t xml:space="preserve">见子插件功能 </w:t>
             </w:r>
             <w:r>
               <w:rPr>
@@ -20299,20 +19640,8 @@
                 <w:sz w:val="20"/>
                 <w:szCs w:val="20"/>
               </w:rPr>
-              <w:t xml:space="preserve">窗口字符 - </w:t>
-            </w:r>
-            <w:proofErr w:type="gramStart"/>
-            <w:r>
-              <w:rPr>
-                <w:rFonts w:ascii="微软雅黑" w:eastAsia="微软雅黑" w:hAnsi="微软雅黑" w:hint="eastAsia"/>
-                <w:w w:val="90"/>
-                <w:kern w:val="0"/>
-                <w:sz w:val="20"/>
-                <w:szCs w:val="20"/>
-              </w:rPr>
-              <w:t>描边效果</w:t>
-            </w:r>
-            <w:proofErr w:type="gramEnd"/>
+              <w:t>窗口字符 - 描边效果</w:t>
+            </w:r>
           </w:p>
         </w:tc>
       </w:tr>
@@ -20320,7 +19649,6 @@
         <w:tc>
           <w:tcPr>
             <w:tcW w:w="1276" w:type="dxa"/>
-            <w:shd w:val="clear" w:color="auto" w:fill="auto"/>
             <w:vAlign w:val="center"/>
           </w:tcPr>
           <w:p>
@@ -20427,7 +19755,6 @@
               </w:rPr>
               <w:t>（</w:t>
             </w:r>
-            <w:proofErr w:type="gramStart"/>
             <w:r>
               <w:rPr>
                 <w:rFonts w:ascii="微软雅黑" w:eastAsia="微软雅黑" w:hAnsi="微软雅黑" w:hint="eastAsia"/>
@@ -20435,17 +19762,7 @@
                 <w:sz w:val="20"/>
                 <w:szCs w:val="20"/>
               </w:rPr>
-              <w:t>见子插件</w:t>
-            </w:r>
-            <w:proofErr w:type="gramEnd"/>
-            <w:r>
-              <w:rPr>
-                <w:rFonts w:ascii="微软雅黑" w:eastAsia="微软雅黑" w:hAnsi="微软雅黑" w:hint="eastAsia"/>
-                <w:kern w:val="0"/>
-                <w:sz w:val="20"/>
-                <w:szCs w:val="20"/>
-              </w:rPr>
-              <w:t xml:space="preserve">功能 </w:t>
+              <w:t xml:space="preserve">见子插件功能 </w:t>
             </w:r>
             <w:r>
               <w:rPr>
@@ -20784,7 +20101,6 @@
         </w:rPr>
         <w:t>而实际上，这个回车键有个别名，叫</w:t>
       </w:r>
-      <w:proofErr w:type="gramStart"/>
       <w:r>
         <w:rPr>
           <w:rFonts w:ascii="Tahoma" w:eastAsia="微软雅黑" w:hAnsi="Tahoma" w:cstheme="minorBidi"/>
@@ -20793,7 +20109,6 @@
         </w:rPr>
         <w:t>”</w:t>
       </w:r>
-      <w:proofErr w:type="gramEnd"/>
       <w:r>
         <w:rPr>
           <w:rFonts w:ascii="Tahoma" w:eastAsia="微软雅黑" w:hAnsi="Tahoma" w:cstheme="minorBidi" w:hint="eastAsia"/>
@@ -20802,7 +20117,6 @@
         </w:rPr>
         <w:t>\n</w:t>
       </w:r>
-      <w:proofErr w:type="gramStart"/>
       <w:r>
         <w:rPr>
           <w:rFonts w:ascii="Tahoma" w:eastAsia="微软雅黑" w:hAnsi="Tahoma" w:cstheme="minorBidi"/>
@@ -20811,7 +20125,6 @@
         </w:rPr>
         <w:t>”</w:t>
       </w:r>
-      <w:proofErr w:type="gramEnd"/>
       <w:r>
         <w:rPr>
           <w:rFonts w:ascii="Tahoma" w:eastAsia="微软雅黑" w:hAnsi="Tahoma" w:cstheme="minorBidi" w:hint="eastAsia"/>
@@ -21062,27 +20375,24 @@
                 <w:kern w:val="0"/>
                 <w:sz w:val="22"/>
               </w:rPr>
-              <w:t>如果编辑器的编辑</w:t>
-            </w:r>
-            <w:proofErr w:type="gramStart"/>
+              <w:t>如果编辑器的编辑框无法按回车换行，你可以尝试手动输入</w:t>
+            </w:r>
+            <w:r>
+              <w:rPr>
+                <w:rFonts w:ascii="Tahoma" w:eastAsia="微软雅黑" w:hAnsi="Tahoma" w:cstheme="minorBidi"/>
+                <w:kern w:val="0"/>
+                <w:sz w:val="22"/>
+              </w:rPr>
+              <w:t>”</w:t>
+            </w:r>
             <w:r>
               <w:rPr>
                 <w:rFonts w:ascii="Tahoma" w:eastAsia="微软雅黑" w:hAnsi="Tahoma" w:cstheme="minorBidi" w:hint="eastAsia"/>
                 <w:kern w:val="0"/>
                 <w:sz w:val="22"/>
               </w:rPr>
-              <w:t>框无法</w:t>
-            </w:r>
-            <w:proofErr w:type="gramEnd"/>
-            <w:r>
-              <w:rPr>
-                <w:rFonts w:ascii="Tahoma" w:eastAsia="微软雅黑" w:hAnsi="Tahoma" w:cstheme="minorBidi" w:hint="eastAsia"/>
-                <w:kern w:val="0"/>
-                <w:sz w:val="22"/>
-              </w:rPr>
-              <w:t>按回车换行，你可以尝试手动输入</w:t>
-            </w:r>
-            <w:proofErr w:type="gramStart"/>
+              <w:t>\n</w:t>
+            </w:r>
             <w:r>
               <w:rPr>
                 <w:rFonts w:ascii="Tahoma" w:eastAsia="微软雅黑" w:hAnsi="Tahoma" w:cstheme="minorBidi"/>
@@ -21091,25 +20401,6 @@
               </w:rPr>
               <w:t>”</w:t>
             </w:r>
-            <w:proofErr w:type="gramEnd"/>
-            <w:r>
-              <w:rPr>
-                <w:rFonts w:ascii="Tahoma" w:eastAsia="微软雅黑" w:hAnsi="Tahoma" w:cstheme="minorBidi" w:hint="eastAsia"/>
-                <w:kern w:val="0"/>
-                <w:sz w:val="22"/>
-              </w:rPr>
-              <w:t>\n</w:t>
-            </w:r>
-            <w:proofErr w:type="gramStart"/>
-            <w:r>
-              <w:rPr>
-                <w:rFonts w:ascii="Tahoma" w:eastAsia="微软雅黑" w:hAnsi="Tahoma" w:cstheme="minorBidi"/>
-                <w:kern w:val="0"/>
-                <w:sz w:val="22"/>
-              </w:rPr>
-              <w:t>”</w:t>
-            </w:r>
-            <w:proofErr w:type="gramEnd"/>
             <w:r>
               <w:rPr>
                 <w:rFonts w:ascii="Tahoma" w:eastAsia="微软雅黑" w:hAnsi="Tahoma" w:cstheme="minorBidi" w:hint="eastAsia"/>
@@ -21458,7 +20749,6 @@
         </w:rPr>
         <w:t>注意，自动换行会去掉所有常规换行符</w:t>
       </w:r>
-      <w:proofErr w:type="gramStart"/>
       <w:r>
         <w:rPr>
           <w:rFonts w:ascii="Tahoma" w:eastAsia="微软雅黑" w:hAnsi="Tahoma" w:cstheme="minorBidi"/>
@@ -21467,7 +20757,6 @@
         </w:rPr>
         <w:t>”</w:t>
       </w:r>
-      <w:proofErr w:type="gramEnd"/>
       <w:r>
         <w:rPr>
           <w:rFonts w:ascii="Tahoma" w:eastAsia="微软雅黑" w:hAnsi="Tahoma" w:cstheme="minorBidi" w:hint="eastAsia"/>
@@ -21476,7 +20765,6 @@
         </w:rPr>
         <w:t>\n</w:t>
       </w:r>
-      <w:proofErr w:type="gramStart"/>
       <w:r>
         <w:rPr>
           <w:rFonts w:ascii="Tahoma" w:eastAsia="微软雅黑" w:hAnsi="Tahoma" w:cstheme="minorBidi"/>
@@ -21485,7 +20773,6 @@
         </w:rPr>
         <w:t>”</w:t>
       </w:r>
-      <w:proofErr w:type="gramEnd"/>
       <w:r>
         <w:rPr>
           <w:rFonts w:ascii="Tahoma" w:eastAsia="微软雅黑" w:hAnsi="Tahoma" w:cstheme="minorBidi" w:hint="eastAsia"/>
@@ -21522,7 +20809,6 @@
         </w:rPr>
         <w:t>去掉</w:t>
       </w:r>
-      <w:proofErr w:type="gramStart"/>
       <w:r>
         <w:rPr>
           <w:rFonts w:ascii="Tahoma" w:eastAsia="微软雅黑" w:hAnsi="Tahoma" w:cstheme="minorBidi"/>
@@ -21531,7 +20817,6 @@
         </w:rPr>
         <w:t>”</w:t>
       </w:r>
-      <w:proofErr w:type="gramEnd"/>
       <w:r>
         <w:rPr>
           <w:rFonts w:ascii="Tahoma" w:eastAsia="微软雅黑" w:hAnsi="Tahoma" w:cstheme="minorBidi" w:hint="eastAsia"/>
@@ -21540,7 +20825,6 @@
         </w:rPr>
         <w:t>\n</w:t>
       </w:r>
-      <w:proofErr w:type="gramStart"/>
       <w:r>
         <w:rPr>
           <w:rFonts w:ascii="Tahoma" w:eastAsia="微软雅黑" w:hAnsi="Tahoma" w:cstheme="minorBidi"/>
@@ -21549,7 +20833,6 @@
         </w:rPr>
         <w:t>”</w:t>
       </w:r>
-      <w:proofErr w:type="gramEnd"/>
       <w:r>
         <w:rPr>
           <w:rFonts w:ascii="Tahoma" w:eastAsia="微软雅黑" w:hAnsi="Tahoma" w:cstheme="minorBidi" w:hint="eastAsia"/>
@@ -22205,7 +21488,6 @@
         </w:rPr>
         <w:t>有</w:t>
       </w:r>
-      <w:proofErr w:type="gramStart"/>
       <w:r>
         <w:rPr>
           <w:rFonts w:ascii="Tahoma" w:eastAsia="微软雅黑" w:hAnsi="Tahoma" w:cstheme="minorBidi"/>
@@ -22214,7 +21496,6 @@
         </w:rPr>
         <w:t>”</w:t>
       </w:r>
-      <w:proofErr w:type="gramEnd"/>
       <w:r>
         <w:rPr>
           <w:rFonts w:ascii="Tahoma" w:eastAsia="微软雅黑" w:hAnsi="Tahoma" w:cstheme="minorBidi" w:hint="eastAsia"/>
@@ -22223,7 +21504,6 @@
         </w:rPr>
         <w:t>\n</w:t>
       </w:r>
-      <w:proofErr w:type="gramStart"/>
       <w:r>
         <w:rPr>
           <w:rFonts w:ascii="Tahoma" w:eastAsia="微软雅黑" w:hAnsi="Tahoma" w:cstheme="minorBidi"/>
@@ -22232,7 +21512,6 @@
         </w:rPr>
         <w:t>”</w:t>
       </w:r>
-      <w:proofErr w:type="gramEnd"/>
       <w:r>
         <w:rPr>
           <w:rFonts w:ascii="Tahoma" w:eastAsia="微软雅黑" w:hAnsi="Tahoma" w:cstheme="minorBidi" w:hint="eastAsia"/>
@@ -22277,7 +21556,6 @@
         </w:rPr>
         <w:t>如果不开自动换行，</w:t>
       </w:r>
-      <w:proofErr w:type="gramStart"/>
       <w:r>
         <w:rPr>
           <w:rFonts w:ascii="Tahoma" w:eastAsia="微软雅黑" w:hAnsi="Tahoma" w:cstheme="minorBidi"/>
@@ -22286,7 +21564,6 @@
         </w:rPr>
         <w:t>”</w:t>
       </w:r>
-      <w:proofErr w:type="gramEnd"/>
       <w:r>
         <w:rPr>
           <w:rFonts w:ascii="Tahoma" w:eastAsia="微软雅黑" w:hAnsi="Tahoma" w:cstheme="minorBidi" w:hint="eastAsia"/>
@@ -22295,7 +21572,6 @@
         </w:rPr>
         <w:t>\n</w:t>
       </w:r>
-      <w:proofErr w:type="gramStart"/>
       <w:r>
         <w:rPr>
           <w:rFonts w:ascii="Tahoma" w:eastAsia="微软雅黑" w:hAnsi="Tahoma" w:cstheme="minorBidi"/>
@@ -22304,7 +21580,6 @@
         </w:rPr>
         <w:t>”</w:t>
       </w:r>
-      <w:proofErr w:type="gramEnd"/>
       <w:r>
         <w:rPr>
           <w:rFonts w:ascii="Tahoma" w:eastAsia="微软雅黑" w:hAnsi="Tahoma" w:cstheme="minorBidi" w:hint="eastAsia"/>
@@ -22349,7 +21624,6 @@
         </w:rPr>
         <w:t>但自动换行开启后，</w:t>
       </w:r>
-      <w:proofErr w:type="gramStart"/>
       <w:r>
         <w:rPr>
           <w:rFonts w:ascii="Tahoma" w:eastAsia="微软雅黑" w:hAnsi="Tahoma" w:cstheme="minorBidi"/>
@@ -22358,7 +21632,6 @@
         </w:rPr>
         <w:t>”</w:t>
       </w:r>
-      <w:proofErr w:type="gramEnd"/>
       <w:r>
         <w:rPr>
           <w:rFonts w:ascii="Tahoma" w:eastAsia="微软雅黑" w:hAnsi="Tahoma" w:cstheme="minorBidi" w:hint="eastAsia"/>
@@ -22367,7 +21640,6 @@
         </w:rPr>
         <w:t>\n</w:t>
       </w:r>
-      <w:proofErr w:type="gramStart"/>
       <w:r>
         <w:rPr>
           <w:rFonts w:ascii="Tahoma" w:eastAsia="微软雅黑" w:hAnsi="Tahoma" w:cstheme="minorBidi"/>
@@ -22376,7 +21648,6 @@
         </w:rPr>
         <w:t>”</w:t>
       </w:r>
-      <w:proofErr w:type="gramEnd"/>
       <w:r>
         <w:rPr>
           <w:rFonts w:ascii="Tahoma" w:eastAsia="微软雅黑" w:hAnsi="Tahoma" w:cstheme="minorBidi" w:hint="eastAsia"/>
@@ -22429,7 +21700,6 @@
         </w:rPr>
         <w:t>常规换行</w:t>
       </w:r>
-      <w:proofErr w:type="gramStart"/>
       <w:r>
         <w:rPr>
           <w:rFonts w:ascii="Tahoma" w:eastAsia="微软雅黑" w:hAnsi="Tahoma" w:cstheme="minorBidi"/>
@@ -22438,7 +21708,6 @@
         </w:rPr>
         <w:t>”</w:t>
       </w:r>
-      <w:proofErr w:type="gramEnd"/>
       <w:r>
         <w:rPr>
           <w:rFonts w:ascii="Tahoma" w:eastAsia="微软雅黑" w:hAnsi="Tahoma" w:cstheme="minorBidi" w:hint="eastAsia"/>
@@ -22447,7 +21716,6 @@
         </w:rPr>
         <w:t>\n</w:t>
       </w:r>
-      <w:proofErr w:type="gramStart"/>
       <w:r>
         <w:rPr>
           <w:rFonts w:ascii="Tahoma" w:eastAsia="微软雅黑" w:hAnsi="Tahoma" w:cstheme="minorBidi"/>
@@ -22456,7 +21724,6 @@
         </w:rPr>
         <w:t>”</w:t>
       </w:r>
-      <w:proofErr w:type="gramEnd"/>
       <w:r>
         <w:rPr>
           <w:rFonts w:ascii="Tahoma" w:eastAsia="微软雅黑" w:hAnsi="Tahoma" w:cstheme="minorBidi" w:hint="eastAsia"/>
@@ -22719,7 +21986,6 @@
               </w:rPr>
               <w:t>去看看</w:t>
             </w:r>
-            <w:proofErr w:type="gramStart"/>
             <w:r>
               <w:rPr>
                 <w:rFonts w:ascii="Tahoma" w:eastAsia="微软雅黑" w:hAnsi="Tahoma" w:cstheme="minorBidi"/>
@@ -22728,7 +21994,6 @@
               </w:rPr>
               <w:t>”</w:t>
             </w:r>
-            <w:proofErr w:type="gramEnd"/>
             <w:r>
               <w:rPr>
                 <w:rFonts w:ascii="Tahoma" w:eastAsia="微软雅黑" w:hAnsi="Tahoma" w:cstheme="minorBidi" w:hint="eastAsia"/>
@@ -22774,7 +22039,6 @@
               </w:rPr>
               <w:t>.docx</w:t>
             </w:r>
-            <w:proofErr w:type="gramStart"/>
             <w:r>
               <w:rPr>
                 <w:rFonts w:ascii="Tahoma" w:eastAsia="微软雅黑" w:hAnsi="Tahoma" w:cstheme="minorBidi"/>
@@ -22783,7 +22047,6 @@
               </w:rPr>
               <w:t>”</w:t>
             </w:r>
-            <w:proofErr w:type="gramEnd"/>
             <w:r>
               <w:rPr>
                 <w:rFonts w:ascii="Tahoma" w:eastAsia="微软雅黑" w:hAnsi="Tahoma" w:cstheme="minorBidi" w:hint="eastAsia"/>
@@ -22884,7 +22147,6 @@
         </w:rPr>
         <w:t>窗口字符提供了</w:t>
       </w:r>
-      <w:proofErr w:type="gramStart"/>
       <w:r>
         <w:rPr>
           <w:rFonts w:ascii="Tahoma" w:eastAsia="微软雅黑" w:hAnsi="Tahoma"/>
@@ -22893,7 +22155,6 @@
         </w:rPr>
         <w:t>”</w:t>
       </w:r>
-      <w:proofErr w:type="gramEnd"/>
       <w:r>
         <w:rPr>
           <w:rFonts w:ascii="Tahoma" w:eastAsia="微软雅黑" w:hAnsi="Tahoma" w:hint="eastAsia"/>
@@ -22902,7 +22163,6 @@
         </w:rPr>
         <w:t>\debug</w:t>
       </w:r>
-      <w:proofErr w:type="gramStart"/>
       <w:r>
         <w:rPr>
           <w:rFonts w:ascii="Tahoma" w:eastAsia="微软雅黑" w:hAnsi="Tahoma"/>
@@ -22911,7 +22171,6 @@
         </w:rPr>
         <w:t>”</w:t>
       </w:r>
-      <w:proofErr w:type="gramEnd"/>
       <w:r>
         <w:rPr>
           <w:rFonts w:ascii="Tahoma" w:eastAsia="微软雅黑" w:hAnsi="Tahoma" w:hint="eastAsia"/>
@@ -24162,6 +23421,8 @@
     <w:p>
       <w:pPr>
         <w:widowControl/>
+        <w:adjustRightInd w:val="0"/>
+        <w:snapToGrid w:val="0"/>
         <w:jc w:val="left"/>
         <w:rPr>
           <w:rFonts w:ascii="Tahoma" w:eastAsia="微软雅黑" w:hAnsi="Tahoma"/>
@@ -24169,14 +23430,6 @@
           <w:sz w:val="22"/>
         </w:rPr>
       </w:pPr>
-      <w:r>
-        <w:rPr>
-          <w:rFonts w:ascii="Tahoma" w:eastAsia="微软雅黑" w:hAnsi="Tahoma"/>
-          <w:kern w:val="0"/>
-          <w:sz w:val="22"/>
-        </w:rPr>
-        <w:br w:type="page"/>
-      </w:r>
     </w:p>
     <w:p>
       <w:pPr>
@@ -24194,6 +23447,566 @@
           <w:rFonts w:ascii="等线" w:eastAsia="等线" w:hAnsi="等线" w:hint="eastAsia"/>
           <w:sz w:val="28"/>
         </w:rPr>
+        <w:t>图标</w:t>
+      </w:r>
+    </w:p>
+    <w:p>
+      <w:pPr>
+        <w:widowControl/>
+        <w:adjustRightInd w:val="0"/>
+        <w:snapToGrid w:val="0"/>
+        <w:jc w:val="left"/>
+        <w:rPr>
+          <w:rFonts w:ascii="Tahoma" w:eastAsia="微软雅黑" w:hAnsi="Tahoma"/>
+          <w:kern w:val="0"/>
+          <w:sz w:val="22"/>
+        </w:rPr>
+      </w:pPr>
+      <w:r>
+        <w:rPr>
+          <w:rFonts w:ascii="Tahoma" w:eastAsia="微软雅黑" w:hAnsi="Tahoma" w:hint="eastAsia"/>
+          <w:kern w:val="0"/>
+          <w:sz w:val="22"/>
+        </w:rPr>
+        <w:t>窗口字符提供了</w:t>
+      </w:r>
+      <w:r>
+        <w:rPr>
+          <w:rFonts w:ascii="Tahoma" w:eastAsia="微软雅黑" w:hAnsi="Tahoma"/>
+          <w:kern w:val="0"/>
+          <w:sz w:val="22"/>
+        </w:rPr>
+        <w:t>”</w:t>
+      </w:r>
+      <w:r>
+        <w:rPr>
+          <w:rFonts w:ascii="Tahoma" w:eastAsia="微软雅黑" w:hAnsi="Tahoma" w:hint="eastAsia"/>
+          <w:kern w:val="0"/>
+          <w:sz w:val="22"/>
+        </w:rPr>
+        <w:t>\i[1]</w:t>
+      </w:r>
+      <w:r>
+        <w:rPr>
+          <w:rFonts w:ascii="Tahoma" w:eastAsia="微软雅黑" w:hAnsi="Tahoma"/>
+          <w:kern w:val="0"/>
+          <w:sz w:val="22"/>
+        </w:rPr>
+        <w:t>”</w:t>
+      </w:r>
+      <w:r>
+        <w:rPr>
+          <w:rFonts w:ascii="Tahoma" w:eastAsia="微软雅黑" w:hAnsi="Tahoma" w:hint="eastAsia"/>
+          <w:kern w:val="0"/>
+          <w:sz w:val="22"/>
+        </w:rPr>
+        <w:t>用于绘制图标，如下。</w:t>
+      </w:r>
+    </w:p>
+    <w:tbl>
+      <w:tblPr>
+        <w:tblStyle w:val="af"/>
+        <w:tblW w:w="7371" w:type="dxa"/>
+        <w:jc w:val="center"/>
+        <w:tblBorders>
+          <w:top w:val="single" w:sz="4" w:space="0" w:color="D9D9D9" w:themeColor="background1" w:themeShade="D9"/>
+          <w:left w:val="single" w:sz="4" w:space="0" w:color="D9D9D9" w:themeColor="background1" w:themeShade="D9"/>
+          <w:bottom w:val="single" w:sz="4" w:space="0" w:color="D9D9D9" w:themeColor="background1" w:themeShade="D9"/>
+          <w:right w:val="single" w:sz="4" w:space="0" w:color="D9D9D9" w:themeColor="background1" w:themeShade="D9"/>
+          <w:insideH w:val="single" w:sz="4" w:space="0" w:color="D9D9D9" w:themeColor="background1" w:themeShade="D9"/>
+          <w:insideV w:val="single" w:sz="4" w:space="0" w:color="D9D9D9" w:themeColor="background1" w:themeShade="D9"/>
+        </w:tblBorders>
+        <w:tblLook w:val="04A0" w:firstRow="1" w:lastRow="0" w:firstColumn="1" w:lastColumn="0" w:noHBand="0" w:noVBand="1"/>
+      </w:tblPr>
+      <w:tblGrid>
+        <w:gridCol w:w="2510"/>
+        <w:gridCol w:w="4861"/>
+      </w:tblGrid>
+      <w:tr>
+        <w:trPr>
+          <w:jc w:val="center"/>
+        </w:trPr>
+        <w:tc>
+          <w:tcPr>
+            <w:tcW w:w="2510" w:type="dxa"/>
+            <w:shd w:val="clear" w:color="auto" w:fill="DEEAF6" w:themeFill="accent1" w:themeFillTint="33"/>
+            <w:vAlign w:val="center"/>
+          </w:tcPr>
+          <w:p>
+            <w:pPr>
+              <w:widowControl/>
+              <w:adjustRightInd w:val="0"/>
+              <w:snapToGrid w:val="0"/>
+              <w:spacing w:line="276" w:lineRule="auto"/>
+              <w:jc w:val="center"/>
+              <w:rPr>
+                <w:rFonts w:ascii="Tahoma" w:eastAsia="微软雅黑" w:hAnsi="Tahoma"/>
+                <w:b/>
+                <w:bCs/>
+                <w:kern w:val="0"/>
+                <w:sz w:val="22"/>
+                <w:szCs w:val="20"/>
+              </w:rPr>
+            </w:pPr>
+            <w:r>
+              <w:rPr>
+                <w:rFonts w:ascii="Tahoma" w:eastAsia="微软雅黑" w:hAnsi="Tahoma" w:hint="eastAsia"/>
+                <w:b/>
+                <w:bCs/>
+                <w:kern w:val="0"/>
+                <w:sz w:val="22"/>
+                <w:szCs w:val="20"/>
+              </w:rPr>
+              <w:t>窗口字符</w:t>
+            </w:r>
+          </w:p>
+        </w:tc>
+        <w:tc>
+          <w:tcPr>
+            <w:tcW w:w="4861" w:type="dxa"/>
+            <w:shd w:val="clear" w:color="auto" w:fill="DEEAF6" w:themeFill="accent1" w:themeFillTint="33"/>
+            <w:vAlign w:val="center"/>
+          </w:tcPr>
+          <w:p>
+            <w:pPr>
+              <w:widowControl/>
+              <w:adjustRightInd w:val="0"/>
+              <w:snapToGrid w:val="0"/>
+              <w:spacing w:line="276" w:lineRule="auto"/>
+              <w:jc w:val="center"/>
+              <w:rPr>
+                <w:rFonts w:ascii="Tahoma" w:eastAsia="微软雅黑" w:hAnsi="Tahoma"/>
+                <w:b/>
+                <w:bCs/>
+                <w:kern w:val="0"/>
+                <w:sz w:val="22"/>
+                <w:szCs w:val="20"/>
+              </w:rPr>
+            </w:pPr>
+            <w:r>
+              <w:rPr>
+                <w:rFonts w:ascii="Tahoma" w:eastAsia="微软雅黑" w:hAnsi="Tahoma" w:hint="eastAsia"/>
+                <w:b/>
+                <w:bCs/>
+                <w:kern w:val="0"/>
+                <w:sz w:val="22"/>
+                <w:szCs w:val="20"/>
+              </w:rPr>
+              <w:t>描述</w:t>
+            </w:r>
+          </w:p>
+        </w:tc>
+      </w:tr>
+      <w:tr>
+        <w:trPr>
+          <w:jc w:val="center"/>
+        </w:trPr>
+        <w:tc>
+          <w:tcPr>
+            <w:tcW w:w="2510" w:type="dxa"/>
+            <w:vAlign w:val="center"/>
+          </w:tcPr>
+          <w:p>
+            <w:pPr>
+              <w:widowControl/>
+              <w:adjustRightInd w:val="0"/>
+              <w:snapToGrid w:val="0"/>
+              <w:spacing w:line="276" w:lineRule="auto"/>
+              <w:jc w:val="left"/>
+              <w:rPr>
+                <w:rFonts w:ascii="Tahoma" w:eastAsia="微软雅黑" w:hAnsi="Tahoma"/>
+                <w:kern w:val="0"/>
+                <w:sz w:val="20"/>
+                <w:szCs w:val="20"/>
+              </w:rPr>
+            </w:pPr>
+            <w:r>
+              <w:rPr>
+                <w:rFonts w:ascii="Tahoma" w:eastAsia="微软雅黑" w:hAnsi="Tahoma"/>
+                <w:kern w:val="0"/>
+                <w:sz w:val="20"/>
+                <w:szCs w:val="20"/>
+              </w:rPr>
+              <w:t>\i[1]</w:t>
+            </w:r>
+          </w:p>
+        </w:tc>
+        <w:tc>
+          <w:tcPr>
+            <w:tcW w:w="4861" w:type="dxa"/>
+            <w:vAlign w:val="center"/>
+          </w:tcPr>
+          <w:p>
+            <w:pPr>
+              <w:widowControl/>
+              <w:adjustRightInd w:val="0"/>
+              <w:snapToGrid w:val="0"/>
+              <w:jc w:val="left"/>
+              <w:rPr>
+                <w:rFonts w:ascii="Tahoma" w:eastAsia="微软雅黑" w:hAnsi="Tahoma"/>
+                <w:kern w:val="0"/>
+                <w:sz w:val="20"/>
+                <w:szCs w:val="20"/>
+              </w:rPr>
+            </w:pPr>
+            <w:r>
+              <w:rPr>
+                <w:rFonts w:ascii="Tahoma" w:eastAsia="微软雅黑" w:hAnsi="Tahoma" w:hint="eastAsia"/>
+                <w:kern w:val="0"/>
+                <w:sz w:val="20"/>
+                <w:szCs w:val="20"/>
+              </w:rPr>
+              <w:t>绘制第</w:t>
+            </w:r>
+            <w:r>
+              <w:rPr>
+                <w:rFonts w:ascii="Tahoma" w:eastAsia="微软雅黑" w:hAnsi="Tahoma" w:hint="eastAsia"/>
+                <w:kern w:val="0"/>
+                <w:sz w:val="20"/>
+                <w:szCs w:val="20"/>
+              </w:rPr>
+              <w:t>1</w:t>
+            </w:r>
+            <w:r>
+              <w:rPr>
+                <w:rFonts w:ascii="Tahoma" w:eastAsia="微软雅黑" w:hAnsi="Tahoma" w:hint="eastAsia"/>
+                <w:kern w:val="0"/>
+                <w:sz w:val="20"/>
+                <w:szCs w:val="20"/>
+              </w:rPr>
+              <w:t>个图标</w:t>
+            </w:r>
+          </w:p>
+        </w:tc>
+      </w:tr>
+      <w:tr>
+        <w:trPr>
+          <w:jc w:val="center"/>
+        </w:trPr>
+        <w:tc>
+          <w:tcPr>
+            <w:tcW w:w="2510" w:type="dxa"/>
+            <w:vAlign w:val="center"/>
+          </w:tcPr>
+          <w:p>
+            <w:pPr>
+              <w:widowControl/>
+              <w:adjustRightInd w:val="0"/>
+              <w:snapToGrid w:val="0"/>
+              <w:spacing w:line="276" w:lineRule="auto"/>
+              <w:jc w:val="left"/>
+              <w:rPr>
+                <w:rFonts w:ascii="Tahoma" w:eastAsia="微软雅黑" w:hAnsi="Tahoma"/>
+                <w:kern w:val="0"/>
+                <w:sz w:val="20"/>
+                <w:szCs w:val="20"/>
+              </w:rPr>
+            </w:pPr>
+            <w:r>
+              <w:rPr>
+                <w:rFonts w:ascii="Tahoma" w:eastAsia="微软雅黑" w:hAnsi="Tahoma"/>
+                <w:kern w:val="0"/>
+                <w:sz w:val="20"/>
+                <w:szCs w:val="20"/>
+              </w:rPr>
+              <w:t>\ik[on]</w:t>
+            </w:r>
+          </w:p>
+        </w:tc>
+        <w:tc>
+          <w:tcPr>
+            <w:tcW w:w="4861" w:type="dxa"/>
+            <w:vAlign w:val="center"/>
+          </w:tcPr>
+          <w:p>
+            <w:pPr>
+              <w:widowControl/>
+              <w:adjustRightInd w:val="0"/>
+              <w:snapToGrid w:val="0"/>
+              <w:jc w:val="left"/>
+              <w:rPr>
+                <w:rFonts w:ascii="Tahoma" w:eastAsia="微软雅黑" w:hAnsi="Tahoma"/>
+                <w:kern w:val="0"/>
+                <w:sz w:val="20"/>
+                <w:szCs w:val="20"/>
+              </w:rPr>
+            </w:pPr>
+            <w:r>
+              <w:rPr>
+                <w:rFonts w:ascii="Tahoma" w:eastAsia="微软雅黑" w:hAnsi="Tahoma" w:hint="eastAsia"/>
+                <w:kern w:val="0"/>
+                <w:sz w:val="20"/>
+                <w:szCs w:val="20"/>
+              </w:rPr>
+              <w:t>之后的图标保持原大小（</w:t>
+            </w:r>
+            <w:r>
+              <w:rPr>
+                <w:rFonts w:ascii="Tahoma" w:eastAsia="微软雅黑" w:hAnsi="Tahoma" w:hint="eastAsia"/>
+                <w:kern w:val="0"/>
+                <w:sz w:val="20"/>
+                <w:szCs w:val="20"/>
+              </w:rPr>
+              <w:t>32x32</w:t>
+            </w:r>
+            <w:r>
+              <w:rPr>
+                <w:rFonts w:ascii="Tahoma" w:eastAsia="微软雅黑" w:hAnsi="Tahoma" w:hint="eastAsia"/>
+                <w:kern w:val="0"/>
+                <w:sz w:val="20"/>
+                <w:szCs w:val="20"/>
+              </w:rPr>
+              <w:t>像素）</w:t>
+            </w:r>
+          </w:p>
+        </w:tc>
+      </w:tr>
+      <w:tr>
+        <w:trPr>
+          <w:jc w:val="center"/>
+        </w:trPr>
+        <w:tc>
+          <w:tcPr>
+            <w:tcW w:w="2510" w:type="dxa"/>
+            <w:vAlign w:val="center"/>
+          </w:tcPr>
+          <w:p>
+            <w:pPr>
+              <w:widowControl/>
+              <w:adjustRightInd w:val="0"/>
+              <w:snapToGrid w:val="0"/>
+              <w:spacing w:line="276" w:lineRule="auto"/>
+              <w:jc w:val="left"/>
+              <w:rPr>
+                <w:rFonts w:ascii="Tahoma" w:eastAsia="微软雅黑" w:hAnsi="Tahoma"/>
+                <w:kern w:val="0"/>
+                <w:sz w:val="20"/>
+                <w:szCs w:val="20"/>
+              </w:rPr>
+            </w:pPr>
+            <w:r>
+              <w:rPr>
+                <w:rFonts w:ascii="Tahoma" w:eastAsia="微软雅黑" w:hAnsi="Tahoma"/>
+                <w:kern w:val="0"/>
+                <w:sz w:val="20"/>
+                <w:szCs w:val="20"/>
+              </w:rPr>
+              <w:t>\ik[off]</w:t>
+            </w:r>
+          </w:p>
+        </w:tc>
+        <w:tc>
+          <w:tcPr>
+            <w:tcW w:w="4861" w:type="dxa"/>
+            <w:vAlign w:val="center"/>
+          </w:tcPr>
+          <w:p>
+            <w:pPr>
+              <w:widowControl/>
+              <w:adjustRightInd w:val="0"/>
+              <w:snapToGrid w:val="0"/>
+              <w:jc w:val="left"/>
+              <w:rPr>
+                <w:rFonts w:ascii="Tahoma" w:eastAsia="微软雅黑" w:hAnsi="Tahoma"/>
+                <w:kern w:val="0"/>
+                <w:sz w:val="20"/>
+                <w:szCs w:val="20"/>
+              </w:rPr>
+            </w:pPr>
+            <w:r>
+              <w:rPr>
+                <w:rFonts w:ascii="Tahoma" w:eastAsia="微软雅黑" w:hAnsi="Tahoma" w:hint="eastAsia"/>
+                <w:kern w:val="0"/>
+                <w:sz w:val="20"/>
+                <w:szCs w:val="20"/>
+              </w:rPr>
+              <w:t>取消保持原大小</w:t>
+            </w:r>
+          </w:p>
+        </w:tc>
+      </w:tr>
+    </w:tbl>
+    <w:p>
+      <w:pPr>
+        <w:widowControl/>
+        <w:adjustRightInd w:val="0"/>
+        <w:snapToGrid w:val="0"/>
+        <w:spacing w:before="120"/>
+        <w:jc w:val="left"/>
+        <w:rPr>
+          <w:rFonts w:ascii="Tahoma" w:eastAsia="微软雅黑" w:hAnsi="Tahoma"/>
+          <w:kern w:val="0"/>
+          <w:sz w:val="22"/>
+        </w:rPr>
+      </w:pPr>
+      <w:r>
+        <w:rPr>
+          <w:rFonts w:ascii="Tahoma" w:eastAsia="微软雅黑" w:hAnsi="Tahoma" w:hint="eastAsia"/>
+          <w:kern w:val="0"/>
+          <w:sz w:val="22"/>
+        </w:rPr>
+        <w:t xml:space="preserve">"\i[1]" </w:t>
+      </w:r>
+      <w:r>
+        <w:rPr>
+          <w:rFonts w:ascii="Tahoma" w:eastAsia="微软雅黑" w:hAnsi="Tahoma" w:hint="eastAsia"/>
+          <w:kern w:val="0"/>
+          <w:sz w:val="22"/>
+        </w:rPr>
+        <w:t>图标默认会根据字体大小自适应变化。</w:t>
+      </w:r>
+    </w:p>
+    <w:p>
+      <w:pPr>
+        <w:widowControl/>
+        <w:adjustRightInd w:val="0"/>
+        <w:snapToGrid w:val="0"/>
+        <w:jc w:val="left"/>
+        <w:rPr>
+          <w:rFonts w:ascii="Tahoma" w:eastAsia="微软雅黑" w:hAnsi="Tahoma"/>
+          <w:kern w:val="0"/>
+          <w:sz w:val="22"/>
+        </w:rPr>
+      </w:pPr>
+      <w:r>
+        <w:rPr>
+          <w:rFonts w:ascii="Tahoma" w:eastAsia="微软雅黑" w:hAnsi="Tahoma" w:hint="eastAsia"/>
+          <w:kern w:val="0"/>
+          <w:sz w:val="22"/>
+        </w:rPr>
+        <w:t>如果你想保持图标的原本清晰度，</w:t>
+      </w:r>
+    </w:p>
+    <w:p>
+      <w:pPr>
+        <w:widowControl/>
+        <w:adjustRightInd w:val="0"/>
+        <w:snapToGrid w:val="0"/>
+        <w:jc w:val="left"/>
+        <w:rPr>
+          <w:rFonts w:ascii="Tahoma" w:eastAsia="微软雅黑" w:hAnsi="Tahoma"/>
+          <w:kern w:val="0"/>
+          <w:sz w:val="22"/>
+        </w:rPr>
+      </w:pPr>
+      <w:r>
+        <w:rPr>
+          <w:rFonts w:ascii="Tahoma" w:eastAsia="微软雅黑" w:hAnsi="Tahoma" w:hint="eastAsia"/>
+          <w:kern w:val="0"/>
+          <w:sz w:val="22"/>
+        </w:rPr>
+        <w:t>可以使用</w:t>
+      </w:r>
+      <w:r>
+        <w:rPr>
+          <w:rFonts w:ascii="Tahoma" w:eastAsia="微软雅黑" w:hAnsi="Tahoma" w:hint="eastAsia"/>
+          <w:kern w:val="0"/>
+          <w:sz w:val="22"/>
+        </w:rPr>
+        <w:t>"\ik[on]"</w:t>
+      </w:r>
+      <w:r>
+        <w:rPr>
+          <w:rFonts w:ascii="Tahoma" w:eastAsia="微软雅黑" w:hAnsi="Tahoma" w:hint="eastAsia"/>
+          <w:kern w:val="0"/>
+          <w:sz w:val="22"/>
+        </w:rPr>
+        <w:t>来使得图标固定</w:t>
+      </w:r>
+      <w:r>
+        <w:rPr>
+          <w:rFonts w:ascii="Tahoma" w:eastAsia="微软雅黑" w:hAnsi="Tahoma" w:hint="eastAsia"/>
+          <w:kern w:val="0"/>
+          <w:sz w:val="22"/>
+        </w:rPr>
+        <w:t>为</w:t>
+      </w:r>
+      <w:r>
+        <w:rPr>
+          <w:rFonts w:ascii="Tahoma" w:eastAsia="微软雅黑" w:hAnsi="Tahoma" w:hint="eastAsia"/>
+          <w:kern w:val="0"/>
+          <w:sz w:val="22"/>
+        </w:rPr>
+        <w:t>原大小（</w:t>
+      </w:r>
+      <w:r>
+        <w:rPr>
+          <w:rFonts w:ascii="Tahoma" w:eastAsia="微软雅黑" w:hAnsi="Tahoma" w:hint="eastAsia"/>
+          <w:kern w:val="0"/>
+          <w:sz w:val="22"/>
+        </w:rPr>
+        <w:t>32x32</w:t>
+      </w:r>
+      <w:r>
+        <w:rPr>
+          <w:rFonts w:ascii="Tahoma" w:eastAsia="微软雅黑" w:hAnsi="Tahoma" w:hint="eastAsia"/>
+          <w:kern w:val="0"/>
+          <w:sz w:val="22"/>
+        </w:rPr>
+        <w:t>像素）。</w:t>
+      </w:r>
+    </w:p>
+    <w:p>
+      <w:pPr>
+        <w:widowControl/>
+        <w:adjustRightInd w:val="0"/>
+        <w:snapToGrid w:val="0"/>
+        <w:jc w:val="left"/>
+        <w:rPr>
+          <w:rFonts w:ascii="Tahoma" w:eastAsia="微软雅黑" w:hAnsi="Tahoma"/>
+          <w:kern w:val="0"/>
+          <w:sz w:val="22"/>
+        </w:rPr>
+      </w:pPr>
+    </w:p>
+    <w:p>
+      <w:pPr>
+        <w:widowControl/>
+        <w:adjustRightInd w:val="0"/>
+        <w:snapToGrid w:val="0"/>
+        <w:jc w:val="left"/>
+        <w:rPr>
+          <w:rFonts w:ascii="Tahoma" w:eastAsia="微软雅黑" w:hAnsi="Tahoma"/>
+          <w:kern w:val="0"/>
+          <w:sz w:val="22"/>
+        </w:rPr>
+      </w:pPr>
+    </w:p>
+    <w:p>
+      <w:pPr>
+        <w:widowControl/>
+        <w:jc w:val="left"/>
+        <w:rPr>
+          <w:rFonts w:ascii="Tahoma" w:eastAsia="微软雅黑" w:hAnsi="Tahoma"/>
+          <w:kern w:val="0"/>
+          <w:sz w:val="22"/>
+        </w:rPr>
+      </w:pPr>
+      <w:r>
+        <w:rPr>
+          <w:rFonts w:ascii="Tahoma" w:eastAsia="微软雅黑" w:hAnsi="Tahoma"/>
+          <w:kern w:val="0"/>
+          <w:sz w:val="22"/>
+        </w:rPr>
+        <w:br w:type="page"/>
+      </w:r>
+    </w:p>
+    <w:p>
+      <w:pPr>
+        <w:pStyle w:val="3"/>
+        <w:spacing w:before="240" w:after="120" w:line="415" w:lineRule="auto"/>
+        <w:rPr>
+          <w:rFonts w:ascii="等线" w:eastAsia="等线" w:hAnsi="等线" w:hint="eastAsia"/>
+          <w:b w:val="0"/>
+          <w:bCs w:val="0"/>
+          <w:sz w:val="28"/>
+        </w:rPr>
+      </w:pPr>
+      <w:r>
+        <w:rPr>
+          <w:rFonts w:ascii="等线" w:eastAsia="等线" w:hAnsi="等线" w:hint="eastAsia"/>
+          <w:sz w:val="28"/>
+        </w:rPr>
         <w:lastRenderedPageBreak/>
         <w:t>漂浮文字设计</w:t>
       </w:r>
@@ -24375,7 +24188,6 @@
         </w:rPr>
         <w:t>将一些给玩家临时反馈的短语，比如</w:t>
       </w:r>
-      <w:proofErr w:type="gramStart"/>
       <w:r>
         <w:rPr>
           <w:rFonts w:ascii="Tahoma" w:eastAsia="微软雅黑" w:hAnsi="Tahoma" w:cstheme="minorBidi"/>
@@ -24384,7 +24196,6 @@
         </w:rPr>
         <w:t>”</w:t>
       </w:r>
-      <w:proofErr w:type="gramEnd"/>
       <w:r>
         <w:rPr>
           <w:rFonts w:ascii="Tahoma" w:eastAsia="微软雅黑" w:hAnsi="Tahoma" w:cstheme="minorBidi" w:hint="eastAsia"/>
@@ -24393,23 +24204,13 @@
         </w:rPr>
         <w:t>+100</w:t>
       </w:r>
-      <w:proofErr w:type="gramStart"/>
-      <w:r>
-        <w:rPr>
-          <w:rFonts w:ascii="Tahoma" w:eastAsia="微软雅黑" w:hAnsi="Tahoma" w:cstheme="minorBidi"/>
-          <w:kern w:val="0"/>
-          <w:sz w:val="22"/>
-        </w:rPr>
-        <w:t>”</w:t>
-      </w:r>
-      <w:proofErr w:type="gramEnd"/>
-      <w:r>
-        <w:rPr>
-          <w:rFonts w:ascii="Tahoma" w:eastAsia="微软雅黑" w:hAnsi="Tahoma" w:cstheme="minorBidi"/>
-          <w:kern w:val="0"/>
-          <w:sz w:val="22"/>
-        </w:rPr>
-        <w:t>“</w:t>
+      <w:r>
+        <w:rPr>
+          <w:rFonts w:ascii="Tahoma" w:eastAsia="微软雅黑" w:hAnsi="Tahoma" w:cstheme="minorBidi"/>
+          <w:kern w:val="0"/>
+          <w:sz w:val="22"/>
+        </w:rPr>
+        <w:t>”“</w:t>
       </w:r>
       <w:r>
         <w:rPr>
@@ -24877,7 +24678,6 @@
         </w:rPr>
         <w:t>将一些需要让玩家实时关注的属性，比如</w:t>
       </w:r>
-      <w:proofErr w:type="gramStart"/>
       <w:r>
         <w:rPr>
           <w:rFonts w:ascii="Tahoma" w:eastAsia="微软雅黑" w:hAnsi="Tahoma" w:cstheme="minorBidi"/>
@@ -24886,7 +24686,6 @@
         </w:rPr>
         <w:t>”</w:t>
       </w:r>
-      <w:proofErr w:type="gramEnd"/>
       <w:r>
         <w:rPr>
           <w:rFonts w:ascii="Tahoma" w:eastAsia="微软雅黑" w:hAnsi="Tahoma" w:cstheme="minorBidi" w:hint="eastAsia"/>
@@ -24895,23 +24694,13 @@
         </w:rPr>
         <w:t>生命</w:t>
       </w:r>
-      <w:proofErr w:type="gramStart"/>
-      <w:r>
-        <w:rPr>
-          <w:rFonts w:ascii="Tahoma" w:eastAsia="微软雅黑" w:hAnsi="Tahoma" w:cstheme="minorBidi"/>
-          <w:kern w:val="0"/>
-          <w:sz w:val="22"/>
-        </w:rPr>
-        <w:t>”</w:t>
-      </w:r>
-      <w:proofErr w:type="gramEnd"/>
-      <w:r>
-        <w:rPr>
-          <w:rFonts w:ascii="Tahoma" w:eastAsia="微软雅黑" w:hAnsi="Tahoma" w:cstheme="minorBidi"/>
-          <w:kern w:val="0"/>
-          <w:sz w:val="22"/>
-        </w:rPr>
-        <w:t>“</w:t>
+      <w:r>
+        <w:rPr>
+          <w:rFonts w:ascii="Tahoma" w:eastAsia="微软雅黑" w:hAnsi="Tahoma" w:cstheme="minorBidi"/>
+          <w:kern w:val="0"/>
+          <w:sz w:val="22"/>
+        </w:rPr>
+        <w:t>”“</w:t>
       </w:r>
       <w:r>
         <w:rPr>
@@ -25477,7 +25266,6 @@
         </w:rPr>
         <w:t>比如用</w:t>
       </w:r>
-      <w:proofErr w:type="gramStart"/>
       <w:r>
         <w:rPr>
           <w:rFonts w:ascii="Tahoma" w:eastAsia="微软雅黑" w:hAnsi="Tahoma" w:cstheme="minorBidi"/>
@@ -25486,7 +25274,6 @@
         </w:rPr>
         <w:t>”</w:t>
       </w:r>
-      <w:proofErr w:type="gramEnd"/>
       <w:r>
         <w:rPr>
           <w:rFonts w:ascii="Tahoma" w:eastAsia="微软雅黑" w:hAnsi="Tahoma" w:cstheme="minorBidi"/>
@@ -25511,7 +25298,6 @@
         </w:rPr>
         <w:t>]</w:t>
       </w:r>
-      <w:proofErr w:type="gramStart"/>
       <w:r>
         <w:rPr>
           <w:rFonts w:ascii="Tahoma" w:eastAsia="微软雅黑" w:hAnsi="Tahoma" w:cstheme="minorBidi"/>
@@ -25520,7 +25306,6 @@
         </w:rPr>
         <w:t>”</w:t>
       </w:r>
-      <w:proofErr w:type="gramEnd"/>
       <w:r>
         <w:rPr>
           <w:rFonts w:ascii="Tahoma" w:eastAsia="微软雅黑" w:hAnsi="Tahoma" w:cstheme="minorBidi"/>
@@ -25650,7 +25435,7 @@
           <v:shape id="_x0000_i1032" type="#_x0000_t75" style="width:232.2pt;height:83.4pt" o:ole="">
             <v:imagedata r:id="rId42" o:title=""/>
           </v:shape>
-          <o:OLEObject Type="Embed" ProgID="Visio.Drawing.15" ShapeID="_x0000_i1032" DrawAspect="Content" ObjectID="_1809695081" r:id="rId74"/>
+          <o:OLEObject Type="Embed" ProgID="Visio.Drawing.15" ShapeID="_x0000_i1032" DrawAspect="Content" ObjectID="_1817960079" r:id="rId74"/>
         </w:object>
       </w:r>
     </w:p>
@@ -25989,7 +25774,7 @@
           <v:shape id="_x0000_i1033" type="#_x0000_t75" style="width:256.2pt;height:79.2pt" o:ole="">
             <v:imagedata r:id="rId75" o:title=""/>
           </v:shape>
-          <o:OLEObject Type="Embed" ProgID="Visio.Drawing.15" ShapeID="_x0000_i1033" DrawAspect="Content" ObjectID="_1809695082" r:id="rId76"/>
+          <o:OLEObject Type="Embed" ProgID="Visio.Drawing.15" ShapeID="_x0000_i1033" DrawAspect="Content" ObjectID="_1817960080" r:id="rId76"/>
         </w:object>
       </w:r>
     </w:p>
@@ -26138,7 +25923,6 @@
         </w:rPr>
         <w:t>比如</w:t>
       </w:r>
-      <w:proofErr w:type="gramStart"/>
       <w:r>
         <w:rPr>
           <w:rFonts w:ascii="Tahoma" w:eastAsia="微软雅黑" w:hAnsi="Tahoma" w:cstheme="minorBidi"/>
@@ -26147,7 +25931,6 @@
         </w:rPr>
         <w:t>”</w:t>
       </w:r>
-      <w:proofErr w:type="gramEnd"/>
       <w:r>
         <w:rPr>
           <w:rFonts w:ascii="Tahoma" w:eastAsia="微软雅黑" w:hAnsi="Tahoma" w:cstheme="minorBidi" w:hint="eastAsia"/>
@@ -26202,7 +25985,6 @@
         </w:rPr>
         <w:t>.docx</w:t>
       </w:r>
-      <w:proofErr w:type="gramStart"/>
       <w:r>
         <w:rPr>
           <w:rFonts w:ascii="Tahoma" w:eastAsia="微软雅黑" w:hAnsi="Tahoma" w:cstheme="minorBidi"/>
@@ -26211,7 +25993,6 @@
         </w:rPr>
         <w:t>”</w:t>
       </w:r>
-      <w:proofErr w:type="gramEnd"/>
       <w:r>
         <w:rPr>
           <w:rFonts w:ascii="Tahoma" w:eastAsia="微软雅黑" w:hAnsi="Tahoma" w:cstheme="minorBidi" w:hint="eastAsia"/>
@@ -26353,25 +26134,7 @@
                 <w:kern w:val="0"/>
                 <w:sz w:val="22"/>
               </w:rPr>
-              <w:t>\c[</w:t>
-            </w:r>
-            <w:proofErr w:type="gramStart"/>
-            <w:r>
-              <w:rPr>
-                <w:rFonts w:ascii="Tahoma" w:eastAsia="微软雅黑" w:hAnsi="Tahoma" w:cstheme="minorBidi" w:hint="eastAsia"/>
-                <w:kern w:val="0"/>
-                <w:sz w:val="22"/>
-              </w:rPr>
-              <w:t>216]\fn[</w:t>
-            </w:r>
-            <w:proofErr w:type="gramEnd"/>
-            <w:r>
-              <w:rPr>
-                <w:rFonts w:ascii="Tahoma" w:eastAsia="微软雅黑" w:hAnsi="Tahoma" w:cstheme="minorBidi" w:hint="eastAsia"/>
-                <w:kern w:val="0"/>
-                <w:sz w:val="22"/>
-              </w:rPr>
-              <w:t>JFont]Drill 1234</w:t>
+              <w:t>\c[216]\fn[JFont]Drill 1234</w:t>
             </w:r>
           </w:p>
           <w:p>
@@ -26471,43 +26234,7 @@
                 <w:kern w:val="0"/>
                 <w:sz w:val="22"/>
               </w:rPr>
-              <w:t>\c[</w:t>
-            </w:r>
-            <w:proofErr w:type="gramStart"/>
-            <w:r>
-              <w:rPr>
-                <w:rFonts w:ascii="Tahoma" w:eastAsia="微软雅黑" w:hAnsi="Tahoma" w:cstheme="minorBidi" w:hint="eastAsia"/>
-                <w:kern w:val="0"/>
-                <w:sz w:val="22"/>
-              </w:rPr>
-              <w:t>216]\fn[</w:t>
-            </w:r>
-            <w:proofErr w:type="gramEnd"/>
-            <w:r>
-              <w:rPr>
-                <w:rFonts w:ascii="Tahoma" w:eastAsia="微软雅黑" w:hAnsi="Tahoma" w:cstheme="minorBidi" w:hint="eastAsia"/>
-                <w:kern w:val="0"/>
-                <w:sz w:val="22"/>
-              </w:rPr>
-              <w:t>JFont]\</w:t>
-            </w:r>
-            <w:proofErr w:type="gramStart"/>
-            <w:r>
-              <w:rPr>
-                <w:rFonts w:ascii="Tahoma" w:eastAsia="微软雅黑" w:hAnsi="Tahoma" w:cstheme="minorBidi" w:hint="eastAsia"/>
-                <w:kern w:val="0"/>
-                <w:sz w:val="22"/>
-              </w:rPr>
-              <w:t>dts[</w:t>
-            </w:r>
-            <w:proofErr w:type="gramEnd"/>
-            <w:r>
-              <w:rPr>
-                <w:rFonts w:ascii="Tahoma" w:eastAsia="微软雅黑" w:hAnsi="Tahoma" w:cstheme="minorBidi" w:hint="eastAsia"/>
-                <w:kern w:val="0"/>
-                <w:sz w:val="22"/>
-              </w:rPr>
-              <w:t>Drill 1234]</w:t>
+              <w:t>\c[216]\fn[JFont]\dts[Drill 1234]</w:t>
             </w:r>
           </w:p>
           <w:p>
@@ -26760,7 +26487,6 @@
         <w:tc>
           <w:tcPr>
             <w:tcW w:w="2410" w:type="dxa"/>
-            <w:shd w:val="clear" w:color="auto" w:fill="auto"/>
             <w:vAlign w:val="center"/>
           </w:tcPr>
           <w:p>
@@ -26784,27 +26510,7 @@
                 <w:sz w:val="20"/>
                 <w:szCs w:val="20"/>
               </w:rPr>
-              <w:t>\</w:t>
-            </w:r>
-            <w:proofErr w:type="gramStart"/>
-            <w:r>
-              <w:rPr>
-                <w:rFonts w:ascii="Tahoma" w:eastAsia="微软雅黑" w:hAnsi="Tahoma"/>
-                <w:kern w:val="0"/>
-                <w:sz w:val="20"/>
-                <w:szCs w:val="20"/>
-              </w:rPr>
-              <w:t>dtsh</w:t>
-            </w:r>
-            <w:proofErr w:type="gramEnd"/>
-            <w:r>
-              <w:rPr>
-                <w:rFonts w:ascii="Tahoma" w:eastAsia="微软雅黑" w:hAnsi="Tahoma"/>
-                <w:kern w:val="0"/>
-                <w:sz w:val="20"/>
-                <w:szCs w:val="20"/>
-              </w:rPr>
-              <w:t>[on]</w:t>
+              <w:t>\dtsh[on]</w:t>
             </w:r>
           </w:p>
         </w:tc>
@@ -26842,7 +26548,6 @@
         <w:tc>
           <w:tcPr>
             <w:tcW w:w="2410" w:type="dxa"/>
-            <w:shd w:val="clear" w:color="auto" w:fill="auto"/>
             <w:vAlign w:val="center"/>
           </w:tcPr>
           <w:p>
@@ -26866,27 +26571,7 @@
                 <w:sz w:val="20"/>
                 <w:szCs w:val="20"/>
               </w:rPr>
-              <w:t>\</w:t>
-            </w:r>
-            <w:proofErr w:type="gramStart"/>
-            <w:r>
-              <w:rPr>
-                <w:rFonts w:ascii="Tahoma" w:eastAsia="微软雅黑" w:hAnsi="Tahoma"/>
-                <w:kern w:val="0"/>
-                <w:sz w:val="20"/>
-                <w:szCs w:val="20"/>
-              </w:rPr>
-              <w:t>dtsh</w:t>
-            </w:r>
-            <w:proofErr w:type="gramEnd"/>
-            <w:r>
-              <w:rPr>
-                <w:rFonts w:ascii="Tahoma" w:eastAsia="微软雅黑" w:hAnsi="Tahoma"/>
-                <w:kern w:val="0"/>
-                <w:sz w:val="20"/>
-                <w:szCs w:val="20"/>
-              </w:rPr>
-              <w:t>[o</w:t>
+              <w:t>\dtsh[o</w:t>
             </w:r>
             <w:r>
               <w:rPr>
@@ -26960,7 +26645,6 @@
         <w:tc>
           <w:tcPr>
             <w:tcW w:w="2410" w:type="dxa"/>
-            <w:shd w:val="clear" w:color="auto" w:fill="auto"/>
             <w:vAlign w:val="center"/>
           </w:tcPr>
           <w:p>
@@ -26984,27 +26668,7 @@
                 <w:sz w:val="20"/>
                 <w:szCs w:val="20"/>
               </w:rPr>
-              <w:t>\</w:t>
-            </w:r>
-            <w:proofErr w:type="gramStart"/>
-            <w:r>
-              <w:rPr>
-                <w:rFonts w:ascii="Tahoma" w:eastAsia="微软雅黑" w:hAnsi="Tahoma" w:cstheme="minorBidi"/>
-                <w:kern w:val="0"/>
-                <w:sz w:val="20"/>
-                <w:szCs w:val="20"/>
-              </w:rPr>
-              <w:t>dtsv</w:t>
-            </w:r>
-            <w:proofErr w:type="gramEnd"/>
-            <w:r>
-              <w:rPr>
-                <w:rFonts w:ascii="Tahoma" w:eastAsia="微软雅黑" w:hAnsi="Tahoma" w:cstheme="minorBidi"/>
-                <w:kern w:val="0"/>
-                <w:sz w:val="20"/>
-                <w:szCs w:val="20"/>
-              </w:rPr>
-              <w:t>[on]</w:t>
+              <w:t>\dtsv[on]</w:t>
             </w:r>
           </w:p>
         </w:tc>
@@ -27042,7 +26706,6 @@
         <w:tc>
           <w:tcPr>
             <w:tcW w:w="2410" w:type="dxa"/>
-            <w:shd w:val="clear" w:color="auto" w:fill="auto"/>
             <w:vAlign w:val="center"/>
           </w:tcPr>
           <w:p>
@@ -27066,27 +26729,7 @@
                 <w:sz w:val="20"/>
                 <w:szCs w:val="20"/>
               </w:rPr>
-              <w:t>\</w:t>
-            </w:r>
-            <w:proofErr w:type="gramStart"/>
-            <w:r>
-              <w:rPr>
-                <w:rFonts w:ascii="Tahoma" w:eastAsia="微软雅黑" w:hAnsi="Tahoma" w:cstheme="minorBidi"/>
-                <w:kern w:val="0"/>
-                <w:sz w:val="20"/>
-                <w:szCs w:val="20"/>
-              </w:rPr>
-              <w:t>dtsv</w:t>
-            </w:r>
-            <w:proofErr w:type="gramEnd"/>
-            <w:r>
-              <w:rPr>
-                <w:rFonts w:ascii="Tahoma" w:eastAsia="微软雅黑" w:hAnsi="Tahoma" w:cstheme="minorBidi"/>
-                <w:kern w:val="0"/>
-                <w:sz w:val="20"/>
-                <w:szCs w:val="20"/>
-              </w:rPr>
-              <w:t>[o</w:t>
+              <w:t>\dtsv[o</w:t>
             </w:r>
             <w:r>
               <w:rPr>
@@ -27525,7 +27168,6 @@
         <w:tc>
           <w:tcPr>
             <w:tcW w:w="2410" w:type="dxa"/>
-            <w:shd w:val="clear" w:color="auto" w:fill="auto"/>
             <w:vAlign w:val="center"/>
           </w:tcPr>
           <w:p>
@@ -27549,27 +27191,7 @@
                 <w:sz w:val="20"/>
                 <w:szCs w:val="20"/>
               </w:rPr>
-              <w:t>\</w:t>
-            </w:r>
-            <w:proofErr w:type="gramStart"/>
-            <w:r>
-              <w:rPr>
-                <w:rFonts w:ascii="Tahoma" w:eastAsia="微软雅黑" w:hAnsi="Tahoma"/>
-                <w:kern w:val="0"/>
-                <w:sz w:val="20"/>
-                <w:szCs w:val="20"/>
-              </w:rPr>
-              <w:t>dtsp[</w:t>
-            </w:r>
-            <w:proofErr w:type="gramEnd"/>
-            <w:r>
-              <w:rPr>
-                <w:rFonts w:ascii="Tahoma" w:eastAsia="微软雅黑" w:hAnsi="Tahoma"/>
-                <w:kern w:val="0"/>
-                <w:sz w:val="20"/>
-                <w:szCs w:val="20"/>
-              </w:rPr>
-              <w:t>5]</w:t>
+              <w:t>\dtsp[5]</w:t>
             </w:r>
           </w:p>
         </w:tc>
@@ -27625,7 +27247,6 @@
         <w:tc>
           <w:tcPr>
             <w:tcW w:w="2410" w:type="dxa"/>
-            <w:shd w:val="clear" w:color="auto" w:fill="auto"/>
             <w:vAlign w:val="center"/>
           </w:tcPr>
           <w:p>
@@ -27649,27 +27270,7 @@
                 <w:sz w:val="20"/>
                 <w:szCs w:val="20"/>
               </w:rPr>
-              <w:t>\</w:t>
-            </w:r>
-            <w:proofErr w:type="gramStart"/>
-            <w:r>
-              <w:rPr>
-                <w:rFonts w:ascii="Tahoma" w:eastAsia="微软雅黑" w:hAnsi="Tahoma"/>
-                <w:kern w:val="0"/>
-                <w:sz w:val="20"/>
-                <w:szCs w:val="20"/>
-              </w:rPr>
-              <w:t>dtsp[</w:t>
-            </w:r>
-            <w:proofErr w:type="gramEnd"/>
-            <w:r>
-              <w:rPr>
-                <w:rFonts w:ascii="Tahoma" w:eastAsia="微软雅黑" w:hAnsi="Tahoma"/>
-                <w:kern w:val="0"/>
-                <w:sz w:val="20"/>
-                <w:szCs w:val="20"/>
-              </w:rPr>
-              <w:t>5:10]</w:t>
+              <w:t>\dtsp[5:10]</w:t>
             </w:r>
           </w:p>
         </w:tc>
@@ -27743,7 +27344,6 @@
         <w:tc>
           <w:tcPr>
             <w:tcW w:w="2410" w:type="dxa"/>
-            <w:shd w:val="clear" w:color="auto" w:fill="auto"/>
             <w:vAlign w:val="center"/>
           </w:tcPr>
           <w:p>
@@ -27767,27 +27367,7 @@
                 <w:sz w:val="20"/>
                 <w:szCs w:val="20"/>
               </w:rPr>
-              <w:t>\</w:t>
-            </w:r>
-            <w:proofErr w:type="gramStart"/>
-            <w:r>
-              <w:rPr>
-                <w:rFonts w:ascii="Tahoma" w:eastAsia="微软雅黑" w:hAnsi="Tahoma" w:cstheme="minorBidi"/>
-                <w:kern w:val="0"/>
-                <w:sz w:val="20"/>
-                <w:szCs w:val="20"/>
-              </w:rPr>
-              <w:t>dtsp[</w:t>
-            </w:r>
-            <w:proofErr w:type="gramEnd"/>
-            <w:r>
-              <w:rPr>
-                <w:rFonts w:ascii="Tahoma" w:eastAsia="微软雅黑" w:hAnsi="Tahoma" w:cstheme="minorBidi"/>
-                <w:kern w:val="0"/>
-                <w:sz w:val="20"/>
-                <w:szCs w:val="20"/>
-              </w:rPr>
-              <w:t>5:5:10:10]</w:t>
+              <w:t>\dtsp[5:5:10:10]</w:t>
             </w:r>
           </w:p>
         </w:tc>
@@ -27897,7 +27477,6 @@
         <w:tc>
           <w:tcPr>
             <w:tcW w:w="2410" w:type="dxa"/>
-            <w:shd w:val="clear" w:color="auto" w:fill="auto"/>
             <w:vAlign w:val="center"/>
           </w:tcPr>
           <w:p>
@@ -27921,27 +27500,7 @@
                 <w:sz w:val="20"/>
                 <w:szCs w:val="20"/>
               </w:rPr>
-              <w:t>\</w:t>
-            </w:r>
-            <w:proofErr w:type="gramStart"/>
-            <w:r>
-              <w:rPr>
-                <w:rFonts w:ascii="Tahoma" w:eastAsia="微软雅黑" w:hAnsi="Tahoma" w:cstheme="minorBidi"/>
-                <w:kern w:val="0"/>
-                <w:sz w:val="20"/>
-                <w:szCs w:val="20"/>
-              </w:rPr>
-              <w:t>dtsp</w:t>
-            </w:r>
-            <w:proofErr w:type="gramEnd"/>
-            <w:r>
-              <w:rPr>
-                <w:rFonts w:ascii="Tahoma" w:eastAsia="微软雅黑" w:hAnsi="Tahoma" w:cstheme="minorBidi"/>
-                <w:kern w:val="0"/>
-                <w:sz w:val="20"/>
-                <w:szCs w:val="20"/>
-              </w:rPr>
-              <w:t>[reset]</w:t>
+              <w:t>\dtsp[reset]</w:t>
             </w:r>
           </w:p>
         </w:tc>
@@ -28260,7 +27819,6 @@
               </w:rPr>
               <w:t>.docx</w:t>
             </w:r>
-            <w:proofErr w:type="gramStart"/>
             <w:r>
               <w:rPr>
                 <w:rFonts w:ascii="Tahoma" w:eastAsia="微软雅黑" w:hAnsi="Tahoma" w:cstheme="minorBidi"/>
@@ -28269,7 +27827,6 @@
               </w:rPr>
               <w:t>”</w:t>
             </w:r>
-            <w:proofErr w:type="gramEnd"/>
             <w:r>
               <w:rPr>
                 <w:rFonts w:ascii="Tahoma" w:eastAsia="微软雅黑" w:hAnsi="Tahoma" w:cstheme="minorBidi" w:hint="eastAsia"/>
@@ -28385,25 +27942,7 @@
           <w:kern w:val="0"/>
           <w:sz w:val="22"/>
         </w:rPr>
-        <w:t>是指绘制窗口字符的区域，文本</w:t>
-      </w:r>
-      <w:proofErr w:type="gramStart"/>
-      <w:r>
-        <w:rPr>
-          <w:rFonts w:ascii="Tahoma" w:eastAsia="微软雅黑" w:hAnsi="Tahoma" w:cstheme="minorBidi" w:hint="eastAsia"/>
-          <w:kern w:val="0"/>
-          <w:sz w:val="22"/>
-        </w:rPr>
-        <w:t>域具有</w:t>
-      </w:r>
-      <w:proofErr w:type="gramEnd"/>
-      <w:r>
-        <w:rPr>
-          <w:rFonts w:ascii="Tahoma" w:eastAsia="微软雅黑" w:hAnsi="Tahoma" w:cstheme="minorBidi" w:hint="eastAsia"/>
-          <w:kern w:val="0"/>
-          <w:sz w:val="22"/>
-        </w:rPr>
-        <w:t>高度和宽度。</w:t>
+        <w:t>是指绘制窗口字符的区域，文本域具有高度和宽度。</w:t>
       </w:r>
     </w:p>
     <w:p>
@@ -28458,7 +27997,6 @@
         </w:rPr>
         <w:t>文本域中确定下一个字符位置的竖线。（有时候简称</w:t>
       </w:r>
-      <w:proofErr w:type="gramStart"/>
       <w:r>
         <w:rPr>
           <w:rFonts w:ascii="Tahoma" w:eastAsia="微软雅黑" w:hAnsi="Tahoma" w:cstheme="minorBidi"/>
@@ -28467,7 +28005,6 @@
         </w:rPr>
         <w:t>”</w:t>
       </w:r>
-      <w:proofErr w:type="gramEnd"/>
       <w:r>
         <w:rPr>
           <w:rFonts w:ascii="Tahoma" w:eastAsia="微软雅黑" w:hAnsi="Tahoma" w:cstheme="minorBidi" w:hint="eastAsia"/>
@@ -28476,7 +28013,6 @@
         </w:rPr>
         <w:t>光标</w:t>
       </w:r>
-      <w:proofErr w:type="gramStart"/>
       <w:r>
         <w:rPr>
           <w:rFonts w:ascii="Tahoma" w:eastAsia="微软雅黑" w:hAnsi="Tahoma" w:cstheme="minorBidi"/>
@@ -28485,7 +28021,6 @@
         </w:rPr>
         <w:t>”</w:t>
       </w:r>
-      <w:proofErr w:type="gramEnd"/>
       <w:r>
         <w:rPr>
           <w:rFonts w:ascii="Tahoma" w:eastAsia="微软雅黑" w:hAnsi="Tahoma" w:cstheme="minorBidi" w:hint="eastAsia"/>
@@ -29120,7 +28655,6 @@
         </w:rPr>
         <w:t>能识别</w:t>
       </w:r>
-      <w:proofErr w:type="gramStart"/>
       <w:r>
         <w:rPr>
           <w:rFonts w:ascii="Tahoma" w:eastAsia="微软雅黑" w:hAnsi="Tahoma" w:cstheme="minorBidi"/>
@@ -29130,7 +28664,6 @@
         </w:rPr>
         <w:t>”</w:t>
       </w:r>
-      <w:proofErr w:type="gramEnd"/>
       <w:r>
         <w:rPr>
           <w:rFonts w:ascii="Tahoma" w:eastAsia="微软雅黑" w:hAnsi="Tahoma" w:cstheme="minorBidi" w:hint="eastAsia"/>
@@ -29140,7 +28673,6 @@
         </w:rPr>
         <w:t>\xxx</w:t>
       </w:r>
-      <w:proofErr w:type="gramStart"/>
       <w:r>
         <w:rPr>
           <w:rFonts w:ascii="Tahoma" w:eastAsia="微软雅黑" w:hAnsi="Tahoma" w:cstheme="minorBidi"/>
@@ -29150,7 +28682,6 @@
         </w:rPr>
         <w:t>”</w:t>
       </w:r>
-      <w:proofErr w:type="gramEnd"/>
       <w:r>
         <w:rPr>
           <w:rFonts w:ascii="Tahoma" w:eastAsia="微软雅黑" w:hAnsi="Tahoma" w:cstheme="minorBidi" w:hint="eastAsia"/>
@@ -29160,7 +28691,6 @@
         </w:rPr>
         <w:t>或</w:t>
       </w:r>
-      <w:proofErr w:type="gramStart"/>
       <w:r>
         <w:rPr>
           <w:rFonts w:ascii="Tahoma" w:eastAsia="微软雅黑" w:hAnsi="Tahoma" w:cstheme="minorBidi"/>
@@ -29170,7 +28700,6 @@
         </w:rPr>
         <w:t>”</w:t>
       </w:r>
-      <w:proofErr w:type="gramEnd"/>
       <w:r>
         <w:rPr>
           <w:rFonts w:ascii="Tahoma" w:eastAsia="微软雅黑" w:hAnsi="Tahoma" w:cstheme="minorBidi" w:hint="eastAsia"/>
@@ -29188,7 +28717,6 @@
         </w:rPr>
         <w:t>]</w:t>
       </w:r>
-      <w:proofErr w:type="gramStart"/>
       <w:r>
         <w:rPr>
           <w:rFonts w:ascii="Tahoma" w:eastAsia="微软雅黑" w:hAnsi="Tahoma" w:cstheme="minorBidi"/>
@@ -29197,7 +28725,6 @@
         </w:rPr>
         <w:t>”</w:t>
       </w:r>
-      <w:proofErr w:type="gramEnd"/>
       <w:r>
         <w:rPr>
           <w:rFonts w:ascii="Tahoma" w:eastAsia="微软雅黑" w:hAnsi="Tahoma" w:cstheme="minorBidi" w:hint="eastAsia"/>
@@ -29244,18 +28771,8 @@
           <w:kern w:val="0"/>
           <w:sz w:val="22"/>
         </w:rPr>
-        <w:t>过程中生效的功能，比如等待、实时</w:t>
-      </w:r>
-      <w:proofErr w:type="gramStart"/>
-      <w:r>
-        <w:rPr>
-          <w:rFonts w:ascii="Tahoma" w:eastAsia="微软雅黑" w:hAnsi="Tahoma" w:cstheme="minorBidi" w:hint="eastAsia"/>
-          <w:kern w:val="0"/>
-          <w:sz w:val="22"/>
-        </w:rPr>
-        <w:t>切换脸图功能</w:t>
-      </w:r>
-      <w:proofErr w:type="gramEnd"/>
+        <w:t>过程中生效的功能，比如等待、实时切换脸图功能</w:t>
+      </w:r>
       <w:r>
         <w:rPr>
           <w:rFonts w:ascii="Tahoma" w:eastAsia="微软雅黑" w:hAnsi="Tahoma" w:cstheme="minorBidi" w:hint="eastAsia"/>
@@ -29576,7 +29093,7 @@
           <v:shape id="_x0000_i1034" type="#_x0000_t75" style="width:367.8pt;height:255.6pt" o:ole="">
             <v:imagedata r:id="rId28" o:title=""/>
           </v:shape>
-          <o:OLEObject Type="Embed" ProgID="Visio.Drawing.15" ShapeID="_x0000_i1034" DrawAspect="Content" ObjectID="_1809695083" r:id="rId88"/>
+          <o:OLEObject Type="Embed" ProgID="Visio.Drawing.15" ShapeID="_x0000_i1034" DrawAspect="Content" ObjectID="_1817960081" r:id="rId88"/>
         </w:object>
       </w:r>
     </w:p>
@@ -30054,7 +29571,6 @@
         </w:rPr>
         <w:t xml:space="preserve"> + </w:t>
       </w:r>
-      <w:proofErr w:type="gramStart"/>
       <w:r>
         <w:rPr>
           <w:rFonts w:ascii="Tahoma" w:eastAsia="微软雅黑" w:hAnsi="Tahoma" w:hint="eastAsia"/>
@@ -30065,7 +29581,6 @@
         </w:rPr>
         <w:t>脸图管理</w:t>
       </w:r>
-      <w:proofErr w:type="gramEnd"/>
       <w:r>
         <w:rPr>
           <w:rFonts w:ascii="Tahoma" w:eastAsia="微软雅黑" w:hAnsi="Tahoma" w:hint="eastAsia"/>
@@ -30377,25 +29892,7 @@
                 <w:kern w:val="0"/>
                 <w:sz w:val="22"/>
               </w:rPr>
-              <w:t>窗口字符核心，各类子插件的</w:t>
-            </w:r>
-            <w:proofErr w:type="gramStart"/>
-            <w:r>
-              <w:rPr>
-                <w:rFonts w:ascii="Tahoma" w:eastAsia="微软雅黑" w:hAnsi="Tahoma" w:hint="eastAsia"/>
-                <w:kern w:val="0"/>
-                <w:sz w:val="22"/>
-              </w:rPr>
-              <w:t>文本域都可以</w:t>
-            </w:r>
-            <w:proofErr w:type="gramEnd"/>
-            <w:r>
-              <w:rPr>
-                <w:rFonts w:ascii="Tahoma" w:eastAsia="微软雅黑" w:hAnsi="Tahoma" w:hint="eastAsia"/>
-                <w:kern w:val="0"/>
-                <w:sz w:val="22"/>
-              </w:rPr>
-              <w:t>支持</w:t>
+              <w:t>窗口字符核心，各类子插件的文本域都可以支持</w:t>
             </w:r>
             <w:r>
               <w:rPr>
@@ -30818,25 +30315,7 @@
           <w:kern w:val="0"/>
           <w:sz w:val="22"/>
         </w:rPr>
-        <w:t>，</w:t>
-      </w:r>
-      <w:proofErr w:type="gramStart"/>
-      <w:r>
-        <w:rPr>
-          <w:rFonts w:ascii="Tahoma" w:eastAsia="微软雅黑" w:hAnsi="Tahoma" w:hint="eastAsia"/>
-          <w:kern w:val="0"/>
-          <w:sz w:val="22"/>
-        </w:rPr>
-        <w:t>加核心</w:t>
-      </w:r>
-      <w:proofErr w:type="gramEnd"/>
-      <w:r>
-        <w:rPr>
-          <w:rFonts w:ascii="Tahoma" w:eastAsia="微软雅黑" w:hAnsi="Tahoma" w:hint="eastAsia"/>
-          <w:kern w:val="0"/>
-          <w:sz w:val="22"/>
-        </w:rPr>
-        <w:t>插件</w:t>
+        <w:t>，加核心插件</w:t>
       </w:r>
       <w:r>
         <w:rPr>
@@ -31181,7 +30660,6 @@
         </w:rPr>
         <w:t xml:space="preserve"> </w:t>
       </w:r>
-      <w:proofErr w:type="gramStart"/>
       <w:r>
         <w:rPr>
           <w:rFonts w:ascii="Tahoma" w:eastAsia="微软雅黑" w:hAnsi="Tahoma"/>
@@ -31190,7 +30668,6 @@
         </w:rPr>
         <w:t>”</w:t>
       </w:r>
-      <w:proofErr w:type="gramEnd"/>
       <w:r>
         <w:rPr>
           <w:rFonts w:ascii="Tahoma" w:eastAsia="微软雅黑" w:hAnsi="Tahoma" w:hint="eastAsia"/>
@@ -31199,7 +30676,6 @@
         </w:rPr>
         <w:t>\{</w:t>
       </w:r>
-      <w:proofErr w:type="gramStart"/>
       <w:r>
         <w:rPr>
           <w:rFonts w:ascii="Tahoma" w:eastAsia="微软雅黑" w:hAnsi="Tahoma"/>
@@ -31208,7 +30684,6 @@
         </w:rPr>
         <w:t>”</w:t>
       </w:r>
-      <w:proofErr w:type="gramEnd"/>
       <w:r>
         <w:rPr>
           <w:rFonts w:ascii="Tahoma" w:eastAsia="微软雅黑" w:hAnsi="Tahoma" w:hint="eastAsia"/>
@@ -31233,7 +30708,6 @@
         </w:rPr>
         <w:t xml:space="preserve"> </w:t>
       </w:r>
-      <w:proofErr w:type="gramStart"/>
       <w:r>
         <w:rPr>
           <w:rFonts w:ascii="Tahoma" w:eastAsia="微软雅黑" w:hAnsi="Tahoma"/>
@@ -31242,7 +30716,6 @@
         </w:rPr>
         <w:t>”</w:t>
       </w:r>
-      <w:proofErr w:type="gramEnd"/>
       <w:r>
         <w:rPr>
           <w:rFonts w:ascii="Tahoma" w:eastAsia="微软雅黑" w:hAnsi="Tahoma" w:hint="eastAsia"/>
@@ -31251,7 +30724,6 @@
         </w:rPr>
         <w:t>\}</w:t>
       </w:r>
-      <w:proofErr w:type="gramStart"/>
       <w:r>
         <w:rPr>
           <w:rFonts w:ascii="Tahoma" w:eastAsia="微软雅黑" w:hAnsi="Tahoma"/>
@@ -31260,7 +30732,6 @@
         </w:rPr>
         <w:t>”</w:t>
       </w:r>
-      <w:proofErr w:type="gramEnd"/>
       <w:r>
         <w:rPr>
           <w:rFonts w:ascii="Tahoma" w:eastAsia="微软雅黑" w:hAnsi="Tahoma" w:hint="eastAsia"/>
@@ -31667,7 +31138,6 @@
         </w:rPr>
         <w:t>.docx</w:t>
       </w:r>
-      <w:proofErr w:type="gramStart"/>
       <w:r>
         <w:rPr>
           <w:rFonts w:ascii="Tahoma" w:eastAsia="微软雅黑" w:hAnsi="Tahoma"/>
@@ -31676,7 +31146,6 @@
         </w:rPr>
         <w:t>”</w:t>
       </w:r>
-      <w:proofErr w:type="gramEnd"/>
       <w:r>
         <w:rPr>
           <w:rFonts w:ascii="Tahoma" w:eastAsia="微软雅黑" w:hAnsi="Tahoma" w:hint="eastAsia"/>
@@ -31972,7 +31441,6 @@
         </w:rPr>
         <w:t>.docx</w:t>
       </w:r>
-      <w:proofErr w:type="gramStart"/>
       <w:r>
         <w:rPr>
           <w:rFonts w:ascii="Tahoma" w:eastAsia="微软雅黑" w:hAnsi="Tahoma"/>
@@ -31981,7 +31449,6 @@
         </w:rPr>
         <w:t>”</w:t>
       </w:r>
-      <w:proofErr w:type="gramEnd"/>
       <w:r>
         <w:rPr>
           <w:rFonts w:ascii="Tahoma" w:eastAsia="微软雅黑" w:hAnsi="Tahoma" w:hint="eastAsia"/>
@@ -32218,7 +31685,6 @@
           <w:sz w:val="22"/>
         </w:rPr>
       </w:pPr>
-      <w:proofErr w:type="gramStart"/>
       <w:r>
         <w:rPr>
           <w:rFonts w:ascii="Tahoma" w:eastAsia="微软雅黑" w:hAnsi="Tahoma" w:cstheme="minorBidi" w:hint="eastAsia"/>
@@ -32226,17 +31692,7 @@
           <w:kern w:val="0"/>
           <w:sz w:val="22"/>
         </w:rPr>
-        <w:t>该效果</w:t>
-      </w:r>
-      <w:proofErr w:type="gramEnd"/>
-      <w:r>
-        <w:rPr>
-          <w:rFonts w:ascii="Tahoma" w:eastAsia="微软雅黑" w:hAnsi="Tahoma" w:cstheme="minorBidi" w:hint="eastAsia"/>
-          <w:bCs/>
-          <w:kern w:val="0"/>
-          <w:sz w:val="22"/>
-        </w:rPr>
-        <w:t>来自插件：</w:t>
+        <w:t>该效果来自插件：</w:t>
       </w:r>
     </w:p>
     <w:p>
@@ -32448,7 +31904,6 @@
         <w:tc>
           <w:tcPr>
             <w:tcW w:w="3119" w:type="dxa"/>
-            <w:shd w:val="clear" w:color="auto" w:fill="auto"/>
             <w:vAlign w:val="center"/>
           </w:tcPr>
           <w:p>
@@ -32472,27 +31927,7 @@
                 <w:sz w:val="20"/>
                 <w:szCs w:val="20"/>
               </w:rPr>
-              <w:t>\</w:t>
-            </w:r>
-            <w:proofErr w:type="gramStart"/>
-            <w:r>
-              <w:rPr>
-                <w:rFonts w:ascii="Tahoma" w:eastAsia="微软雅黑" w:hAnsi="Tahoma" w:hint="eastAsia"/>
-                <w:kern w:val="0"/>
-                <w:sz w:val="20"/>
-                <w:szCs w:val="20"/>
-              </w:rPr>
-              <w:t>dimg[</w:t>
-            </w:r>
-            <w:proofErr w:type="gramEnd"/>
-            <w:r>
-              <w:rPr>
-                <w:rFonts w:ascii="Tahoma" w:eastAsia="微软雅黑" w:hAnsi="Tahoma" w:hint="eastAsia"/>
-                <w:kern w:val="0"/>
-                <w:sz w:val="20"/>
-                <w:szCs w:val="20"/>
-              </w:rPr>
-              <w:t>1]</w:t>
+              <w:t>\dimg[1]</w:t>
             </w:r>
           </w:p>
         </w:tc>
@@ -32557,7 +31992,6 @@
         <w:tc>
           <w:tcPr>
             <w:tcW w:w="3119" w:type="dxa"/>
-            <w:shd w:val="clear" w:color="auto" w:fill="auto"/>
             <w:vAlign w:val="center"/>
           </w:tcPr>
           <w:p>
@@ -32654,7 +32088,6 @@
         <w:tc>
           <w:tcPr>
             <w:tcW w:w="3119" w:type="dxa"/>
-            <w:shd w:val="clear" w:color="auto" w:fill="auto"/>
             <w:vAlign w:val="center"/>
           </w:tcPr>
           <w:p>
@@ -32787,7 +32220,6 @@
         <w:tc>
           <w:tcPr>
             <w:tcW w:w="3119" w:type="dxa"/>
-            <w:shd w:val="clear" w:color="auto" w:fill="auto"/>
             <w:vAlign w:val="center"/>
           </w:tcPr>
           <w:p>
@@ -33518,19 +32950,8 @@
           <w:kern w:val="0"/>
           <w:sz w:val="22"/>
         </w:rPr>
-        <w:t>阅后即</w:t>
-      </w:r>
-      <w:proofErr w:type="gramStart"/>
-      <w:r>
-        <w:rPr>
-          <w:rFonts w:ascii="Tahoma" w:eastAsia="微软雅黑" w:hAnsi="Tahoma" w:cstheme="minorBidi" w:hint="eastAsia"/>
-          <w:bCs/>
-          <w:kern w:val="0"/>
-          <w:sz w:val="22"/>
-        </w:rPr>
-        <w:t>焚</w:t>
-      </w:r>
-      <w:proofErr w:type="gramEnd"/>
+        <w:t>阅后即焚</w:t>
+      </w:r>
       <w:r>
         <w:rPr>
           <w:rFonts w:ascii="Tahoma" w:eastAsia="微软雅黑" w:hAnsi="Tahoma" w:cstheme="minorBidi" w:hint="eastAsia"/>
@@ -33745,7 +33166,6 @@
         </w:rPr>
         <w:t>字符串的窗口字符可以与变量字符组合</w:t>
       </w:r>
-      <w:proofErr w:type="gramStart"/>
       <w:r>
         <w:rPr>
           <w:rFonts w:ascii="Tahoma" w:eastAsia="微软雅黑" w:hAnsi="Tahoma" w:cstheme="minorBidi"/>
@@ -33754,7 +33174,6 @@
         </w:rPr>
         <w:t>”</w:t>
       </w:r>
-      <w:proofErr w:type="gramEnd"/>
       <w:r>
         <w:rPr>
           <w:rFonts w:ascii="Tahoma" w:eastAsia="微软雅黑" w:hAnsi="Tahoma" w:cstheme="minorBidi" w:hint="eastAsia"/>
@@ -33779,7 +33198,6 @@
         </w:rPr>
         <w:t>[\v[21]]</w:t>
       </w:r>
-      <w:proofErr w:type="gramStart"/>
       <w:r>
         <w:rPr>
           <w:rFonts w:ascii="Tahoma" w:eastAsia="微软雅黑" w:hAnsi="Tahoma" w:cstheme="minorBidi"/>
@@ -33788,7 +33206,6 @@
         </w:rPr>
         <w:t>”</w:t>
       </w:r>
-      <w:proofErr w:type="gramEnd"/>
       <w:r>
         <w:rPr>
           <w:rFonts w:ascii="Tahoma" w:eastAsia="微软雅黑" w:hAnsi="Tahoma" w:cstheme="minorBidi" w:hint="eastAsia"/>
@@ -33809,23 +33226,13 @@
           <w:sz w:val="22"/>
         </w:rPr>
       </w:pPr>
-      <w:proofErr w:type="gramStart"/>
-      <w:r>
-        <w:rPr>
-          <w:rFonts w:ascii="Tahoma" w:eastAsia="微软雅黑" w:hAnsi="Tahoma" w:cstheme="minorBidi" w:hint="eastAsia"/>
-          <w:kern w:val="0"/>
-          <w:sz w:val="22"/>
-        </w:rPr>
-        <w:t>该效果</w:t>
-      </w:r>
-      <w:proofErr w:type="gramEnd"/>
-      <w:r>
-        <w:rPr>
-          <w:rFonts w:ascii="Tahoma" w:eastAsia="微软雅黑" w:hAnsi="Tahoma" w:cstheme="minorBidi" w:hint="eastAsia"/>
-          <w:kern w:val="0"/>
-          <w:sz w:val="22"/>
-        </w:rPr>
-        <w:t>来自插件：</w:t>
+      <w:r>
+        <w:rPr>
+          <w:rFonts w:ascii="Tahoma" w:eastAsia="微软雅黑" w:hAnsi="Tahoma" w:cstheme="minorBidi" w:hint="eastAsia"/>
+          <w:kern w:val="0"/>
+          <w:sz w:val="22"/>
+        </w:rPr>
+        <w:t>该效果来自插件：</w:t>
       </w:r>
     </w:p>
     <w:p>
@@ -34906,7 +34313,6 @@
           <w:sz w:val="22"/>
         </w:rPr>
       </w:pPr>
-      <w:proofErr w:type="gramStart"/>
       <w:r>
         <w:rPr>
           <w:rFonts w:ascii="Tahoma" w:eastAsia="微软雅黑" w:hAnsi="Tahoma" w:cstheme="minorBidi" w:hint="eastAsia"/>
@@ -34914,17 +34320,7 @@
           <w:kern w:val="0"/>
           <w:sz w:val="22"/>
         </w:rPr>
-        <w:t>该效果</w:t>
-      </w:r>
-      <w:proofErr w:type="gramEnd"/>
-      <w:r>
-        <w:rPr>
-          <w:rFonts w:ascii="Tahoma" w:eastAsia="微软雅黑" w:hAnsi="Tahoma" w:cstheme="minorBidi" w:hint="eastAsia"/>
-          <w:bCs/>
-          <w:kern w:val="0"/>
-          <w:sz w:val="22"/>
-        </w:rPr>
-        <w:t>来自插件：</w:t>
+        <w:t>该效果来自插件：</w:t>
       </w:r>
     </w:p>
     <w:p>
@@ -35136,7 +34532,6 @@
         <w:tc>
           <w:tcPr>
             <w:tcW w:w="3119" w:type="dxa"/>
-            <w:shd w:val="clear" w:color="auto" w:fill="auto"/>
             <w:vAlign w:val="center"/>
           </w:tcPr>
           <w:p>
@@ -35216,7 +34611,6 @@
         <w:tc>
           <w:tcPr>
             <w:tcW w:w="3119" w:type="dxa"/>
-            <w:shd w:val="clear" w:color="auto" w:fill="auto"/>
             <w:vAlign w:val="center"/>
           </w:tcPr>
           <w:p>
@@ -35420,7 +34814,6 @@
         <w:tc>
           <w:tcPr>
             <w:tcW w:w="2410" w:type="dxa"/>
-            <w:shd w:val="clear" w:color="auto" w:fill="auto"/>
             <w:vAlign w:val="center"/>
           </w:tcPr>
           <w:p>
@@ -35444,27 +34837,7 @@
                 <w:sz w:val="20"/>
                 <w:szCs w:val="20"/>
               </w:rPr>
-              <w:t>\</w:t>
-            </w:r>
-            <w:proofErr w:type="gramStart"/>
-            <w:r>
-              <w:rPr>
-                <w:rFonts w:ascii="Tahoma" w:eastAsia="微软雅黑" w:hAnsi="Tahoma"/>
-                <w:kern w:val="0"/>
-                <w:sz w:val="20"/>
-                <w:szCs w:val="20"/>
-              </w:rPr>
-              <w:t>dtsp[</w:t>
-            </w:r>
-            <w:proofErr w:type="gramEnd"/>
-            <w:r>
-              <w:rPr>
-                <w:rFonts w:ascii="Tahoma" w:eastAsia="微软雅黑" w:hAnsi="Tahoma"/>
-                <w:kern w:val="0"/>
-                <w:sz w:val="20"/>
-                <w:szCs w:val="20"/>
-              </w:rPr>
-              <w:t>5]</w:t>
+              <w:t>\dtsp[5]</w:t>
             </w:r>
           </w:p>
         </w:tc>
@@ -35520,7 +34893,6 @@
         <w:tc>
           <w:tcPr>
             <w:tcW w:w="2410" w:type="dxa"/>
-            <w:shd w:val="clear" w:color="auto" w:fill="auto"/>
             <w:vAlign w:val="center"/>
           </w:tcPr>
           <w:p>
@@ -35544,27 +34916,7 @@
                 <w:sz w:val="20"/>
                 <w:szCs w:val="20"/>
               </w:rPr>
-              <w:t>\</w:t>
-            </w:r>
-            <w:proofErr w:type="gramStart"/>
-            <w:r>
-              <w:rPr>
-                <w:rFonts w:ascii="Tahoma" w:eastAsia="微软雅黑" w:hAnsi="Tahoma"/>
-                <w:kern w:val="0"/>
-                <w:sz w:val="20"/>
-                <w:szCs w:val="20"/>
-              </w:rPr>
-              <w:t>dtsp[</w:t>
-            </w:r>
-            <w:proofErr w:type="gramEnd"/>
-            <w:r>
-              <w:rPr>
-                <w:rFonts w:ascii="Tahoma" w:eastAsia="微软雅黑" w:hAnsi="Tahoma"/>
-                <w:kern w:val="0"/>
-                <w:sz w:val="20"/>
-                <w:szCs w:val="20"/>
-              </w:rPr>
-              <w:t>5:10]</w:t>
+              <w:t>\dtsp[5:10]</w:t>
             </w:r>
           </w:p>
         </w:tc>
@@ -35638,7 +34990,6 @@
         <w:tc>
           <w:tcPr>
             <w:tcW w:w="2410" w:type="dxa"/>
-            <w:shd w:val="clear" w:color="auto" w:fill="auto"/>
             <w:vAlign w:val="center"/>
           </w:tcPr>
           <w:p>
@@ -35662,27 +35013,7 @@
                 <w:sz w:val="20"/>
                 <w:szCs w:val="20"/>
               </w:rPr>
-              <w:t>\</w:t>
-            </w:r>
-            <w:proofErr w:type="gramStart"/>
-            <w:r>
-              <w:rPr>
-                <w:rFonts w:ascii="Tahoma" w:eastAsia="微软雅黑" w:hAnsi="Tahoma" w:cstheme="minorBidi"/>
-                <w:kern w:val="0"/>
-                <w:sz w:val="20"/>
-                <w:szCs w:val="20"/>
-              </w:rPr>
-              <w:t>dtsp[</w:t>
-            </w:r>
-            <w:proofErr w:type="gramEnd"/>
-            <w:r>
-              <w:rPr>
-                <w:rFonts w:ascii="Tahoma" w:eastAsia="微软雅黑" w:hAnsi="Tahoma" w:cstheme="minorBidi"/>
-                <w:kern w:val="0"/>
-                <w:sz w:val="20"/>
-                <w:szCs w:val="20"/>
-              </w:rPr>
-              <w:t>5:5:10:10]</w:t>
+              <w:t>\dtsp[5:5:10:10]</w:t>
             </w:r>
           </w:p>
         </w:tc>
@@ -35792,7 +35123,6 @@
         <w:tc>
           <w:tcPr>
             <w:tcW w:w="2410" w:type="dxa"/>
-            <w:shd w:val="clear" w:color="auto" w:fill="auto"/>
             <w:vAlign w:val="center"/>
           </w:tcPr>
           <w:p>
@@ -35816,27 +35146,7 @@
                 <w:sz w:val="20"/>
                 <w:szCs w:val="20"/>
               </w:rPr>
-              <w:t>\</w:t>
-            </w:r>
-            <w:proofErr w:type="gramStart"/>
-            <w:r>
-              <w:rPr>
-                <w:rFonts w:ascii="Tahoma" w:eastAsia="微软雅黑" w:hAnsi="Tahoma" w:cstheme="minorBidi"/>
-                <w:kern w:val="0"/>
-                <w:sz w:val="20"/>
-                <w:szCs w:val="20"/>
-              </w:rPr>
-              <w:t>dtsp</w:t>
-            </w:r>
-            <w:proofErr w:type="gramEnd"/>
-            <w:r>
-              <w:rPr>
-                <w:rFonts w:ascii="Tahoma" w:eastAsia="微软雅黑" w:hAnsi="Tahoma" w:cstheme="minorBidi"/>
-                <w:kern w:val="0"/>
-                <w:sz w:val="20"/>
-                <w:szCs w:val="20"/>
-              </w:rPr>
-              <w:t>[reset]</w:t>
+              <w:t>\dtsp[reset]</w:t>
             </w:r>
           </w:p>
         </w:tc>
@@ -36214,23 +35524,13 @@
           <w:sz w:val="22"/>
         </w:rPr>
       </w:pPr>
-      <w:proofErr w:type="gramStart"/>
       <w:r>
         <w:rPr>
           <w:rFonts w:ascii="Tahoma" w:eastAsia="微软雅黑" w:hAnsi="Tahoma" w:hint="eastAsia"/>
           <w:kern w:val="0"/>
           <w:sz w:val="22"/>
         </w:rPr>
-        <w:t>该效果</w:t>
-      </w:r>
-      <w:proofErr w:type="gramEnd"/>
-      <w:r>
-        <w:rPr>
-          <w:rFonts w:ascii="Tahoma" w:eastAsia="微软雅黑" w:hAnsi="Tahoma" w:hint="eastAsia"/>
-          <w:kern w:val="0"/>
-          <w:sz w:val="22"/>
-        </w:rPr>
-        <w:t>来自插件：</w:t>
+        <w:t>该效果来自插件：</w:t>
       </w:r>
     </w:p>
     <w:p>
@@ -36306,25 +35606,7 @@
           <w:kern w:val="0"/>
           <w:sz w:val="22"/>
         </w:rPr>
-        <w:t>字符</w:t>
-      </w:r>
-      <w:proofErr w:type="gramStart"/>
-      <w:r>
-        <w:rPr>
-          <w:rFonts w:ascii="Tahoma" w:eastAsia="微软雅黑" w:hAnsi="Tahoma" w:hint="eastAsia"/>
-          <w:kern w:val="0"/>
-          <w:sz w:val="22"/>
-        </w:rPr>
-        <w:t>块持续</w:t>
-      </w:r>
-      <w:proofErr w:type="gramEnd"/>
-      <w:r>
-        <w:rPr>
-          <w:rFonts w:ascii="Tahoma" w:eastAsia="微软雅黑" w:hAnsi="Tahoma" w:hint="eastAsia"/>
-          <w:kern w:val="0"/>
-          <w:sz w:val="22"/>
-        </w:rPr>
-        <w:t>动作效果</w:t>
+        <w:t>字符块持续动作效果</w:t>
       </w:r>
     </w:p>
     <w:p>
@@ -36443,7 +35725,6 @@
         <w:tc>
           <w:tcPr>
             <w:tcW w:w="3119" w:type="dxa"/>
-            <w:shd w:val="clear" w:color="auto" w:fill="auto"/>
             <w:vAlign w:val="center"/>
           </w:tcPr>
           <w:p>
@@ -36467,27 +35748,7 @@
                 <w:sz w:val="20"/>
                 <w:szCs w:val="20"/>
               </w:rPr>
-              <w:t>\</w:t>
-            </w:r>
-            <w:proofErr w:type="gramStart"/>
-            <w:r>
-              <w:rPr>
-                <w:rFonts w:ascii="Tahoma" w:eastAsia="微软雅黑" w:hAnsi="Tahoma"/>
-                <w:kern w:val="0"/>
-                <w:sz w:val="20"/>
-                <w:szCs w:val="20"/>
-              </w:rPr>
-              <w:t>dDCCE[</w:t>
-            </w:r>
-            <w:proofErr w:type="gramEnd"/>
-            <w:r>
-              <w:rPr>
-                <w:rFonts w:ascii="Tahoma" w:eastAsia="微软雅黑" w:hAnsi="Tahoma"/>
-                <w:kern w:val="0"/>
-                <w:sz w:val="20"/>
-                <w:szCs w:val="20"/>
-              </w:rPr>
-              <w:t>4]</w:t>
+              <w:t>\dDCCE[4]</w:t>
             </w:r>
           </w:p>
         </w:tc>
@@ -36543,7 +35804,6 @@
         <w:tc>
           <w:tcPr>
             <w:tcW w:w="3119" w:type="dxa"/>
-            <w:shd w:val="clear" w:color="auto" w:fill="auto"/>
             <w:vAlign w:val="center"/>
           </w:tcPr>
           <w:p>
@@ -36640,7 +35900,6 @@
         <w:tc>
           <w:tcPr>
             <w:tcW w:w="3119" w:type="dxa"/>
-            <w:shd w:val="clear" w:color="auto" w:fill="auto"/>
             <w:vAlign w:val="center"/>
           </w:tcPr>
           <w:p>
@@ -37228,7 +36487,6 @@
         </w:rPr>
         <w:t>与窗口字符相关的</w:t>
       </w:r>
-      <w:proofErr w:type="gramStart"/>
       <w:r>
         <w:rPr>
           <w:rFonts w:ascii="Tahoma" w:eastAsia="微软雅黑" w:hAnsi="Tahoma"/>
@@ -37237,7 +36495,6 @@
         </w:rPr>
         <w:t>”</w:t>
       </w:r>
-      <w:proofErr w:type="gramEnd"/>
       <w:r>
         <w:rPr>
           <w:rFonts w:ascii="Tahoma" w:eastAsia="微软雅黑" w:hAnsi="Tahoma" w:hint="eastAsia"/>
@@ -37262,7 +36519,6 @@
         </w:rPr>
         <w:t>）</w:t>
       </w:r>
-      <w:proofErr w:type="gramStart"/>
       <w:r>
         <w:rPr>
           <w:rFonts w:ascii="Tahoma" w:eastAsia="微软雅黑" w:hAnsi="Tahoma"/>
@@ -37271,7 +36527,6 @@
         </w:rPr>
         <w:t>”</w:t>
       </w:r>
-      <w:proofErr w:type="gramEnd"/>
       <w:r>
         <w:rPr>
           <w:rFonts w:ascii="Tahoma" w:eastAsia="微软雅黑" w:hAnsi="Tahoma" w:hint="eastAsia"/>
@@ -37308,7 +36563,6 @@
         </w:rPr>
         <w:t>看看文档</w:t>
       </w:r>
-      <w:proofErr w:type="gramStart"/>
       <w:r>
         <w:rPr>
           <w:rFonts w:ascii="Tahoma" w:eastAsia="微软雅黑" w:hAnsi="Tahoma" w:cstheme="minorBidi"/>
@@ -37317,7 +36571,6 @@
         </w:rPr>
         <w:t>”</w:t>
       </w:r>
-      <w:proofErr w:type="gramEnd"/>
       <w:r>
         <w:rPr>
           <w:rFonts w:ascii="Tahoma" w:eastAsia="微软雅黑" w:hAnsi="Tahoma" w:cstheme="minorBidi" w:hint="eastAsia"/>
@@ -37363,7 +36616,6 @@
         </w:rPr>
         <w:t>.docx</w:t>
       </w:r>
-      <w:proofErr w:type="gramStart"/>
       <w:r>
         <w:rPr>
           <w:rFonts w:ascii="Tahoma" w:eastAsia="微软雅黑" w:hAnsi="Tahoma" w:cstheme="minorBidi"/>
@@ -37372,7 +36624,6 @@
         </w:rPr>
         <w:t>”</w:t>
       </w:r>
-      <w:proofErr w:type="gramEnd"/>
       <w:r>
         <w:rPr>
           <w:rFonts w:ascii="Tahoma" w:eastAsia="微软雅黑" w:hAnsi="Tahoma" w:cstheme="minorBidi" w:hint="eastAsia"/>
@@ -37747,23 +36998,13 @@
               </w:rPr>
               <w:t xml:space="preserve">&gt; </w:t>
             </w:r>
-            <w:proofErr w:type="gramStart"/>
             <w:r>
               <w:rPr>
                 <w:rFonts w:ascii="Tahoma" w:eastAsia="微软雅黑" w:hAnsi="Tahoma" w:hint="eastAsia"/>
                 <w:kern w:val="0"/>
                 <w:sz w:val="22"/>
               </w:rPr>
-              <w:t>旧工程</w:t>
-            </w:r>
-            <w:proofErr w:type="gramEnd"/>
-            <w:r>
-              <w:rPr>
-                <w:rFonts w:ascii="Tahoma" w:eastAsia="微软雅黑" w:hAnsi="Tahoma" w:hint="eastAsia"/>
-                <w:kern w:val="0"/>
-                <w:sz w:val="22"/>
-              </w:rPr>
-              <w:t>更新插件后，出现了大量</w:t>
+              <w:t>旧工程更新插件后，出现了大量</w:t>
             </w:r>
             <w:r>
               <w:rPr>
@@ -38199,7 +37440,6 @@
               </w:rPr>
               <w:t>后，字符块用</w:t>
             </w:r>
-            <w:proofErr w:type="gramStart"/>
             <w:r>
               <w:rPr>
                 <w:rFonts w:ascii="Tahoma" w:eastAsia="微软雅黑" w:hAnsi="Tahoma"/>
@@ -38208,7 +37448,6 @@
               </w:rPr>
               <w:t>”</w:t>
             </w:r>
-            <w:proofErr w:type="gramEnd"/>
             <w:r>
               <w:rPr>
                 <w:rFonts w:ascii="Tahoma" w:eastAsia="微软雅黑" w:hAnsi="Tahoma" w:hint="eastAsia"/>
@@ -38217,7 +37456,6 @@
               </w:rPr>
               <w:t>\dts[]</w:t>
             </w:r>
-            <w:proofErr w:type="gramStart"/>
             <w:r>
               <w:rPr>
                 <w:rFonts w:ascii="Tahoma" w:eastAsia="微软雅黑" w:hAnsi="Tahoma"/>
@@ -38226,7 +37464,6 @@
               </w:rPr>
               <w:t>”</w:t>
             </w:r>
-            <w:proofErr w:type="gramEnd"/>
             <w:r>
               <w:rPr>
                 <w:rFonts w:ascii="Tahoma" w:eastAsia="微软雅黑" w:hAnsi="Tahoma" w:hint="eastAsia"/>
@@ -38722,7 +37959,7 @@
               <w:adjustRightInd w:val="0"/>
               <w:snapToGrid w:val="0"/>
               <w:rPr>
-                <w:rFonts w:ascii="Tahoma" w:eastAsia="微软雅黑" w:hAnsi="Tahoma" w:hint="eastAsia"/>
+                <w:rFonts w:ascii="Tahoma" w:eastAsia="微软雅黑" w:hAnsi="Tahoma"/>
                 <w:b/>
                 <w:bCs/>
                 <w:kern w:val="0"/>
@@ -38904,7 +38141,7 @@
               <w:adjustRightInd w:val="0"/>
               <w:snapToGrid w:val="0"/>
               <w:rPr>
-                <w:rFonts w:ascii="Tahoma" w:eastAsia="微软雅黑" w:hAnsi="Tahoma" w:hint="eastAsia"/>
+                <w:rFonts w:ascii="Tahoma" w:eastAsia="微软雅黑" w:hAnsi="Tahoma"/>
                 <w:kern w:val="0"/>
                 <w:sz w:val="22"/>
               </w:rPr>
@@ -39009,7 +38246,7 @@
               <w:adjustRightInd w:val="0"/>
               <w:snapToGrid w:val="0"/>
               <w:rPr>
-                <w:rFonts w:ascii="Tahoma" w:eastAsia="微软雅黑" w:hAnsi="Tahoma" w:hint="eastAsia"/>
+                <w:rFonts w:ascii="Tahoma" w:eastAsia="微软雅黑" w:hAnsi="Tahoma"/>
                 <w:kern w:val="0"/>
                 <w:sz w:val="22"/>
               </w:rPr>
@@ -39069,8 +38306,792 @@
         </w:rPr>
       </w:pPr>
     </w:p>
+    <w:p>
+      <w:pPr>
+        <w:widowControl/>
+        <w:jc w:val="left"/>
+        <w:rPr>
+          <w:rFonts w:ascii="Tahoma" w:eastAsia="微软雅黑" w:hAnsi="Tahoma" w:cstheme="minorBidi"/>
+          <w:kern w:val="0"/>
+          <w:sz w:val="22"/>
+        </w:rPr>
+      </w:pPr>
+      <w:r>
+        <w:rPr>
+          <w:rFonts w:ascii="Tahoma" w:eastAsia="微软雅黑" w:hAnsi="Tahoma" w:cstheme="minorBidi"/>
+          <w:kern w:val="0"/>
+          <w:sz w:val="22"/>
+        </w:rPr>
+        <w:br w:type="page"/>
+      </w:r>
+    </w:p>
+    <w:p>
+      <w:pPr>
+        <w:pStyle w:val="3"/>
+        <w:spacing w:before="240" w:after="120" w:line="415" w:lineRule="auto"/>
+        <w:rPr>
+          <w:rFonts w:ascii="等线" w:eastAsia="等线" w:hAnsi="等线" w:hint="eastAsia"/>
+          <w:sz w:val="28"/>
+        </w:rPr>
+      </w:pPr>
+      <w:r>
+        <w:rPr>
+          <w:rFonts w:ascii="等线" w:eastAsia="等线" w:hAnsi="等线" w:hint="eastAsia"/>
+          <w:sz w:val="28"/>
+        </w:rPr>
+        <w:lastRenderedPageBreak/>
+        <w:t>窗口字符被“砍头”问题</w:t>
+      </w:r>
+    </w:p>
+    <w:tbl>
+      <w:tblPr>
+        <w:tblStyle w:val="af"/>
+        <w:tblW w:w="8789" w:type="dxa"/>
+        <w:tblInd w:w="-176" w:type="dxa"/>
+        <w:tblBorders>
+          <w:top w:val="single" w:sz="4" w:space="0" w:color="D9D9D9" w:themeColor="background1" w:themeShade="D9"/>
+          <w:left w:val="none" w:sz="0" w:space="0" w:color="auto"/>
+          <w:bottom w:val="single" w:sz="4" w:space="0" w:color="D9D9D9" w:themeColor="background1" w:themeShade="D9"/>
+          <w:right w:val="none" w:sz="0" w:space="0" w:color="auto"/>
+          <w:insideH w:val="single" w:sz="4" w:space="0" w:color="D9D9D9" w:themeColor="background1" w:themeShade="D9"/>
+          <w:insideV w:val="none" w:sz="0" w:space="0" w:color="auto"/>
+        </w:tblBorders>
+        <w:tblLook w:val="04A0" w:firstRow="1" w:lastRow="0" w:firstColumn="1" w:lastColumn="0" w:noHBand="0" w:noVBand="1"/>
+      </w:tblPr>
+      <w:tblGrid>
+        <w:gridCol w:w="1418"/>
+        <w:gridCol w:w="7371"/>
+      </w:tblGrid>
+      <w:tr>
+        <w:tc>
+          <w:tcPr>
+            <w:tcW w:w="1418" w:type="dxa"/>
+          </w:tcPr>
+          <w:p>
+            <w:pPr>
+              <w:widowControl/>
+              <w:adjustRightInd w:val="0"/>
+              <w:snapToGrid w:val="0"/>
+              <w:spacing w:line="276" w:lineRule="auto"/>
+              <w:jc w:val="left"/>
+              <w:rPr>
+                <w:rFonts w:ascii="Tahoma" w:eastAsia="微软雅黑" w:hAnsi="Tahoma"/>
+                <w:kern w:val="0"/>
+                <w:sz w:val="22"/>
+              </w:rPr>
+            </w:pPr>
+            <w:r>
+              <w:rPr>
+                <w:rFonts w:ascii="Tahoma" w:eastAsia="微软雅黑" w:hAnsi="Tahoma" w:hint="eastAsia"/>
+                <w:b/>
+                <w:bCs/>
+                <w:kern w:val="0"/>
+                <w:sz w:val="22"/>
+              </w:rPr>
+              <w:t>问题名称</w:t>
+            </w:r>
+          </w:p>
+        </w:tc>
+        <w:tc>
+          <w:tcPr>
+            <w:tcW w:w="7371" w:type="dxa"/>
+          </w:tcPr>
+          <w:p>
+            <w:pPr>
+              <w:widowControl/>
+              <w:adjustRightInd w:val="0"/>
+              <w:snapToGrid w:val="0"/>
+              <w:spacing w:line="276" w:lineRule="auto"/>
+              <w:jc w:val="left"/>
+              <w:rPr>
+                <w:rFonts w:ascii="Tahoma" w:eastAsia="微软雅黑" w:hAnsi="Tahoma"/>
+                <w:kern w:val="0"/>
+                <w:sz w:val="22"/>
+              </w:rPr>
+            </w:pPr>
+            <w:r>
+              <w:rPr>
+                <w:rFonts w:ascii="Tahoma" w:eastAsia="微软雅黑" w:hAnsi="Tahoma" w:hint="eastAsia"/>
+                <w:kern w:val="0"/>
+                <w:sz w:val="22"/>
+              </w:rPr>
+              <w:t>窗口字符被“砍头”问题</w:t>
+            </w:r>
+          </w:p>
+        </w:tc>
+      </w:tr>
+      <w:tr>
+        <w:tc>
+          <w:tcPr>
+            <w:tcW w:w="1418" w:type="dxa"/>
+          </w:tcPr>
+          <w:p>
+            <w:pPr>
+              <w:widowControl/>
+              <w:adjustRightInd w:val="0"/>
+              <w:snapToGrid w:val="0"/>
+              <w:spacing w:line="276" w:lineRule="auto"/>
+              <w:jc w:val="left"/>
+              <w:rPr>
+                <w:rFonts w:ascii="Tahoma" w:eastAsia="微软雅黑" w:hAnsi="Tahoma"/>
+                <w:b/>
+                <w:bCs/>
+                <w:kern w:val="0"/>
+                <w:sz w:val="22"/>
+              </w:rPr>
+            </w:pPr>
+            <w:r>
+              <w:rPr>
+                <w:rFonts w:ascii="Tahoma" w:eastAsia="微软雅黑" w:hAnsi="Tahoma" w:hint="eastAsia"/>
+                <w:b/>
+                <w:bCs/>
+                <w:kern w:val="0"/>
+                <w:sz w:val="22"/>
+              </w:rPr>
+              <w:t>问题图示</w:t>
+            </w:r>
+          </w:p>
+        </w:tc>
+        <w:tc>
+          <w:tcPr>
+            <w:tcW w:w="7371" w:type="dxa"/>
+          </w:tcPr>
+          <w:p>
+            <w:pPr>
+              <w:widowControl/>
+              <w:jc w:val="left"/>
+              <w:rPr>
+                <w:rFonts w:ascii="宋体" w:hAnsi="宋体" w:cs="宋体" w:hint="eastAsia"/>
+                <w:kern w:val="0"/>
+                <w:szCs w:val="24"/>
+              </w:rPr>
+            </w:pPr>
+            <w:r>
+              <w:rPr>
+                <w:noProof/>
+              </w:rPr>
+              <w:drawing>
+                <wp:inline distT="0" distB="0" distL="0" distR="0" wp14:anchorId="0C125473" wp14:editId="0CDE1D25">
+                  <wp:extent cx="4198620" cy="1963336"/>
+                  <wp:effectExtent l="0" t="0" r="0" b="0"/>
+                  <wp:docPr id="1037122234" name="图片 1"/>
+                  <wp:cNvGraphicFramePr>
+                    <a:graphicFrameLocks xmlns:a="http://schemas.openxmlformats.org/drawingml/2006/main" noChangeAspect="1"/>
+                  </wp:cNvGraphicFramePr>
+                  <a:graphic xmlns:a="http://schemas.openxmlformats.org/drawingml/2006/main">
+                    <a:graphicData uri="http://schemas.openxmlformats.org/drawingml/2006/picture">
+                      <pic:pic xmlns:pic="http://schemas.openxmlformats.org/drawingml/2006/picture">
+                        <pic:nvPicPr>
+                          <pic:cNvPr id="0" name="Picture 11"/>
+                          <pic:cNvPicPr>
+                            <a:picLocks noChangeAspect="1" noChangeArrowheads="1"/>
+                          </pic:cNvPicPr>
+                        </pic:nvPicPr>
+                        <pic:blipFill>
+                          <a:blip r:embed="rId109">
+                            <a:extLst>
+                              <a:ext uri="{28A0092B-C50C-407E-A947-70E740481C1C}">
+                                <a14:useLocalDpi xmlns:a14="http://schemas.microsoft.com/office/drawing/2010/main" val="0"/>
+                              </a:ext>
+                            </a:extLst>
+                          </a:blip>
+                          <a:srcRect/>
+                          <a:stretch>
+                            <a:fillRect/>
+                          </a:stretch>
+                        </pic:blipFill>
+                        <pic:spPr bwMode="auto">
+                          <a:xfrm>
+                            <a:off x="0" y="0"/>
+                            <a:ext cx="4203824" cy="1965770"/>
+                          </a:xfrm>
+                          <a:prstGeom prst="rect">
+                            <a:avLst/>
+                          </a:prstGeom>
+                          <a:noFill/>
+                          <a:ln>
+                            <a:noFill/>
+                          </a:ln>
+                        </pic:spPr>
+                      </pic:pic>
+                    </a:graphicData>
+                  </a:graphic>
+                </wp:inline>
+              </w:drawing>
+            </w:r>
+          </w:p>
+        </w:tc>
+      </w:tr>
+      <w:tr>
+        <w:tc>
+          <w:tcPr>
+            <w:tcW w:w="1418" w:type="dxa"/>
+          </w:tcPr>
+          <w:p>
+            <w:pPr>
+              <w:widowControl/>
+              <w:adjustRightInd w:val="0"/>
+              <w:snapToGrid w:val="0"/>
+              <w:spacing w:line="276" w:lineRule="auto"/>
+              <w:jc w:val="left"/>
+              <w:rPr>
+                <w:rFonts w:ascii="Tahoma" w:eastAsia="微软雅黑" w:hAnsi="Tahoma"/>
+                <w:b/>
+                <w:bCs/>
+                <w:kern w:val="0"/>
+                <w:sz w:val="22"/>
+              </w:rPr>
+            </w:pPr>
+            <w:r>
+              <w:rPr>
+                <w:rFonts w:ascii="Tahoma" w:eastAsia="微软雅黑" w:hAnsi="Tahoma" w:hint="eastAsia"/>
+                <w:b/>
+                <w:bCs/>
+                <w:kern w:val="0"/>
+                <w:sz w:val="22"/>
+              </w:rPr>
+              <w:t>问题描述</w:t>
+            </w:r>
+          </w:p>
+        </w:tc>
+        <w:tc>
+          <w:tcPr>
+            <w:tcW w:w="7371" w:type="dxa"/>
+          </w:tcPr>
+          <w:p>
+            <w:pPr>
+              <w:widowControl/>
+              <w:adjustRightInd w:val="0"/>
+              <w:snapToGrid w:val="0"/>
+              <w:spacing w:line="276" w:lineRule="auto"/>
+              <w:jc w:val="left"/>
+              <w:rPr>
+                <w:rFonts w:ascii="Tahoma" w:eastAsia="微软雅黑" w:hAnsi="Tahoma"/>
+                <w:kern w:val="0"/>
+                <w:sz w:val="22"/>
+              </w:rPr>
+            </w:pPr>
+            <w:r>
+              <w:rPr>
+                <w:rFonts w:ascii="Tahoma" w:eastAsia="微软雅黑" w:hAnsi="Tahoma" w:hint="eastAsia"/>
+                <w:kern w:val="0"/>
+                <w:sz w:val="22"/>
+              </w:rPr>
+              <w:t>部分文本出现头部一点点被切割的痕迹</w:t>
+            </w:r>
+            <w:r>
+              <w:rPr>
+                <w:rFonts w:ascii="Tahoma" w:eastAsia="微软雅黑" w:hAnsi="Tahoma" w:hint="eastAsia"/>
+                <w:kern w:val="0"/>
+                <w:sz w:val="22"/>
+              </w:rPr>
+              <w:t>。</w:t>
+            </w:r>
+          </w:p>
+        </w:tc>
+      </w:tr>
+      <w:tr>
+        <w:tc>
+          <w:tcPr>
+            <w:tcW w:w="1418" w:type="dxa"/>
+          </w:tcPr>
+          <w:p>
+            <w:pPr>
+              <w:widowControl/>
+              <w:adjustRightInd w:val="0"/>
+              <w:snapToGrid w:val="0"/>
+              <w:spacing w:line="276" w:lineRule="auto"/>
+              <w:jc w:val="left"/>
+              <w:rPr>
+                <w:rFonts w:ascii="Tahoma" w:eastAsia="微软雅黑" w:hAnsi="Tahoma"/>
+                <w:b/>
+                <w:bCs/>
+                <w:kern w:val="0"/>
+                <w:sz w:val="22"/>
+              </w:rPr>
+            </w:pPr>
+            <w:r>
+              <w:rPr>
+                <w:rFonts w:ascii="Tahoma" w:eastAsia="微软雅黑" w:hAnsi="Tahoma" w:hint="eastAsia"/>
+                <w:b/>
+                <w:bCs/>
+                <w:kern w:val="0"/>
+                <w:sz w:val="22"/>
+              </w:rPr>
+              <w:t>出现时机</w:t>
+            </w:r>
+          </w:p>
+        </w:tc>
+        <w:tc>
+          <w:tcPr>
+            <w:tcW w:w="7371" w:type="dxa"/>
+          </w:tcPr>
+          <w:p>
+            <w:pPr>
+              <w:widowControl/>
+              <w:adjustRightInd w:val="0"/>
+              <w:snapToGrid w:val="0"/>
+              <w:spacing w:line="276" w:lineRule="auto"/>
+              <w:jc w:val="left"/>
+              <w:rPr>
+                <w:rFonts w:ascii="Tahoma" w:eastAsia="微软雅黑" w:hAnsi="Tahoma" w:hint="eastAsia"/>
+                <w:kern w:val="0"/>
+                <w:sz w:val="22"/>
+              </w:rPr>
+            </w:pPr>
+            <w:r>
+              <w:rPr>
+                <w:rFonts w:ascii="Tahoma" w:eastAsia="微软雅黑" w:hAnsi="Tahoma"/>
+                <w:kern w:val="0"/>
+                <w:sz w:val="22"/>
+              </w:rPr>
+              <w:t xml:space="preserve">&gt; </w:t>
+            </w:r>
+            <w:r>
+              <w:rPr>
+                <w:rFonts w:ascii="Tahoma" w:eastAsia="微软雅黑" w:hAnsi="Tahoma" w:hint="eastAsia"/>
+                <w:kern w:val="0"/>
+                <w:sz w:val="22"/>
+              </w:rPr>
+              <w:t>换了其他字体后就出现，示例里面不会出现</w:t>
+            </w:r>
+            <w:r>
+              <w:rPr>
+                <w:rFonts w:ascii="Tahoma" w:eastAsia="微软雅黑" w:hAnsi="Tahoma" w:hint="eastAsia"/>
+                <w:kern w:val="0"/>
+                <w:sz w:val="22"/>
+              </w:rPr>
+              <w:t>。</w:t>
+            </w:r>
+          </w:p>
+        </w:tc>
+      </w:tr>
+      <w:tr>
+        <w:tc>
+          <w:tcPr>
+            <w:tcW w:w="1418" w:type="dxa"/>
+          </w:tcPr>
+          <w:p>
+            <w:pPr>
+              <w:widowControl/>
+              <w:adjustRightInd w:val="0"/>
+              <w:snapToGrid w:val="0"/>
+              <w:spacing w:line="276" w:lineRule="auto"/>
+              <w:jc w:val="left"/>
+              <w:rPr>
+                <w:rFonts w:ascii="Tahoma" w:eastAsia="微软雅黑" w:hAnsi="Tahoma"/>
+                <w:kern w:val="0"/>
+                <w:sz w:val="22"/>
+              </w:rPr>
+            </w:pPr>
+            <w:r>
+              <w:rPr>
+                <w:rFonts w:ascii="Tahoma" w:eastAsia="微软雅黑" w:hAnsi="Tahoma" w:hint="eastAsia"/>
+                <w:b/>
+                <w:bCs/>
+                <w:kern w:val="0"/>
+                <w:sz w:val="22"/>
+              </w:rPr>
+              <w:t>原理解析</w:t>
+            </w:r>
+          </w:p>
+        </w:tc>
+        <w:tc>
+          <w:tcPr>
+            <w:tcW w:w="7371" w:type="dxa"/>
+          </w:tcPr>
+          <w:p>
+            <w:pPr>
+              <w:widowControl/>
+              <w:adjustRightInd w:val="0"/>
+              <w:snapToGrid w:val="0"/>
+              <w:spacing w:line="276" w:lineRule="auto"/>
+              <w:jc w:val="left"/>
+              <w:rPr>
+                <w:rFonts w:ascii="Tahoma" w:eastAsia="微软雅黑" w:hAnsi="Tahoma"/>
+                <w:kern w:val="0"/>
+                <w:sz w:val="22"/>
+              </w:rPr>
+            </w:pPr>
+            <w:r>
+              <w:rPr>
+                <w:rFonts w:ascii="Tahoma" w:eastAsia="微软雅黑" w:hAnsi="Tahoma" w:hint="eastAsia"/>
+                <w:kern w:val="0"/>
+                <w:sz w:val="22"/>
+              </w:rPr>
+              <w:t>与字体相关，有些字体</w:t>
+            </w:r>
+            <w:r>
+              <w:rPr>
+                <w:rFonts w:ascii="Tahoma" w:eastAsia="微软雅黑" w:hAnsi="Tahoma" w:hint="eastAsia"/>
+                <w:kern w:val="0"/>
+                <w:sz w:val="22"/>
+              </w:rPr>
+              <w:t>设计</w:t>
+            </w:r>
+            <w:r>
+              <w:rPr>
+                <w:rFonts w:ascii="Tahoma" w:eastAsia="微软雅黑" w:hAnsi="Tahoma" w:hint="eastAsia"/>
+                <w:kern w:val="0"/>
+                <w:sz w:val="22"/>
+              </w:rPr>
+              <w:t>占的体积</w:t>
+            </w:r>
+            <w:r>
+              <w:rPr>
+                <w:rFonts w:ascii="Tahoma" w:eastAsia="微软雅黑" w:hAnsi="Tahoma" w:hint="eastAsia"/>
+                <w:kern w:val="0"/>
+                <w:sz w:val="22"/>
+              </w:rPr>
+              <w:t>就很</w:t>
+            </w:r>
+            <w:r>
+              <w:rPr>
+                <w:rFonts w:ascii="Tahoma" w:eastAsia="微软雅黑" w:hAnsi="Tahoma" w:hint="eastAsia"/>
+                <w:kern w:val="0"/>
+                <w:sz w:val="22"/>
+              </w:rPr>
+              <w:t>大</w:t>
+            </w:r>
+            <w:r>
+              <w:rPr>
+                <w:rFonts w:ascii="Tahoma" w:eastAsia="微软雅黑" w:hAnsi="Tahoma" w:hint="eastAsia"/>
+                <w:kern w:val="0"/>
+                <w:sz w:val="22"/>
+              </w:rPr>
+              <w:t>。</w:t>
+            </w:r>
+          </w:p>
+          <w:p>
+            <w:pPr>
+              <w:widowControl/>
+              <w:adjustRightInd w:val="0"/>
+              <w:snapToGrid w:val="0"/>
+              <w:spacing w:line="276" w:lineRule="auto"/>
+              <w:jc w:val="left"/>
+              <w:rPr>
+                <w:rFonts w:ascii="Tahoma" w:eastAsia="微软雅黑" w:hAnsi="Tahoma"/>
+                <w:kern w:val="0"/>
+                <w:sz w:val="22"/>
+              </w:rPr>
+            </w:pPr>
+            <w:r>
+              <w:rPr>
+                <w:rFonts w:ascii="Tahoma" w:eastAsia="微软雅黑" w:hAnsi="Tahoma" w:hint="eastAsia"/>
+                <w:kern w:val="0"/>
+                <w:sz w:val="22"/>
+              </w:rPr>
+              <w:t>由于底层的计算为：字体高度</w:t>
+            </w:r>
+            <w:r>
+              <w:rPr>
+                <w:rFonts w:ascii="Tahoma" w:eastAsia="微软雅黑" w:hAnsi="Tahoma" w:hint="eastAsia"/>
+                <w:kern w:val="0"/>
+                <w:sz w:val="22"/>
+              </w:rPr>
+              <w:t xml:space="preserve"> = </w:t>
+            </w:r>
+            <w:r>
+              <w:rPr>
+                <w:rFonts w:ascii="Tahoma" w:eastAsia="微软雅黑" w:hAnsi="Tahoma" w:hint="eastAsia"/>
+                <w:kern w:val="0"/>
+                <w:sz w:val="22"/>
+              </w:rPr>
+              <w:t>字体大小</w:t>
+            </w:r>
+            <w:r>
+              <w:rPr>
+                <w:rFonts w:ascii="Tahoma" w:eastAsia="微软雅黑" w:hAnsi="Tahoma" w:hint="eastAsia"/>
+                <w:kern w:val="0"/>
+                <w:sz w:val="22"/>
+              </w:rPr>
+              <w:t xml:space="preserve"> * </w:t>
+            </w:r>
+            <w:r>
+              <w:rPr>
+                <w:rFonts w:ascii="Tahoma" w:eastAsia="微软雅黑" w:hAnsi="Tahoma" w:hint="eastAsia"/>
+                <w:kern w:val="0"/>
+                <w:sz w:val="22"/>
+              </w:rPr>
+              <w:t>比率。（通常为</w:t>
+            </w:r>
+            <w:r>
+              <w:rPr>
+                <w:rFonts w:ascii="Tahoma" w:eastAsia="微软雅黑" w:hAnsi="Tahoma" w:hint="eastAsia"/>
+                <w:kern w:val="0"/>
+                <w:sz w:val="22"/>
+              </w:rPr>
+              <w:t>1.10</w:t>
+            </w:r>
+            <w:r>
+              <w:rPr>
+                <w:rFonts w:ascii="Tahoma" w:eastAsia="微软雅黑" w:hAnsi="Tahoma" w:hint="eastAsia"/>
+                <w:kern w:val="0"/>
+                <w:sz w:val="22"/>
+              </w:rPr>
+              <w:t>）</w:t>
+            </w:r>
+          </w:p>
+          <w:p>
+            <w:pPr>
+              <w:widowControl/>
+              <w:adjustRightInd w:val="0"/>
+              <w:snapToGrid w:val="0"/>
+              <w:spacing w:line="276" w:lineRule="auto"/>
+              <w:jc w:val="left"/>
+              <w:rPr>
+                <w:rFonts w:ascii="Tahoma" w:eastAsia="微软雅黑" w:hAnsi="Tahoma" w:hint="eastAsia"/>
+                <w:kern w:val="0"/>
+                <w:sz w:val="22"/>
+              </w:rPr>
+            </w:pPr>
+            <w:r>
+              <w:rPr>
+                <w:rFonts w:ascii="Tahoma" w:eastAsia="微软雅黑" w:hAnsi="Tahoma" w:hint="eastAsia"/>
+                <w:kern w:val="0"/>
+                <w:sz w:val="22"/>
+              </w:rPr>
+              <w:t>就可能出现高度不够，字体没被包裹的问题。</w:t>
+            </w:r>
+          </w:p>
+        </w:tc>
+      </w:tr>
+      <w:tr>
+        <w:tc>
+          <w:tcPr>
+            <w:tcW w:w="1418" w:type="dxa"/>
+          </w:tcPr>
+          <w:p>
+            <w:pPr>
+              <w:widowControl/>
+              <w:adjustRightInd w:val="0"/>
+              <w:snapToGrid w:val="0"/>
+              <w:spacing w:line="276" w:lineRule="auto"/>
+              <w:jc w:val="left"/>
+              <w:rPr>
+                <w:rFonts w:ascii="Tahoma" w:eastAsia="微软雅黑" w:hAnsi="Tahoma"/>
+                <w:b/>
+                <w:bCs/>
+                <w:kern w:val="0"/>
+                <w:sz w:val="22"/>
+              </w:rPr>
+            </w:pPr>
+            <w:r>
+              <w:rPr>
+                <w:rFonts w:ascii="Tahoma" w:eastAsia="微软雅黑" w:hAnsi="Tahoma" w:hint="eastAsia"/>
+                <w:b/>
+                <w:bCs/>
+                <w:kern w:val="0"/>
+                <w:sz w:val="22"/>
+              </w:rPr>
+              <w:t>解决方案</w:t>
+            </w:r>
+          </w:p>
+        </w:tc>
+        <w:tc>
+          <w:tcPr>
+            <w:tcW w:w="7371" w:type="dxa"/>
+          </w:tcPr>
+          <w:p>
+            <w:pPr>
+              <w:widowControl/>
+              <w:adjustRightInd w:val="0"/>
+              <w:snapToGrid w:val="0"/>
+              <w:rPr>
+                <w:rFonts w:ascii="Tahoma" w:eastAsia="微软雅黑" w:hAnsi="Tahoma"/>
+                <w:kern w:val="0"/>
+                <w:sz w:val="22"/>
+              </w:rPr>
+            </w:pPr>
+            <w:r>
+              <w:rPr>
+                <w:rFonts w:ascii="Tahoma" w:eastAsia="微软雅黑" w:hAnsi="Tahoma" w:hint="eastAsia"/>
+                <w:kern w:val="0"/>
+                <w:sz w:val="22"/>
+              </w:rPr>
+              <w:t>系统</w:t>
+            </w:r>
+            <w:r>
+              <w:rPr>
+                <w:rFonts w:ascii="Tahoma" w:eastAsia="微软雅黑" w:hAnsi="Tahoma" w:hint="eastAsia"/>
+                <w:kern w:val="0"/>
+                <w:sz w:val="22"/>
+              </w:rPr>
+              <w:t xml:space="preserve"> - </w:t>
+            </w:r>
+            <w:r>
+              <w:rPr>
+                <w:rFonts w:ascii="Tahoma" w:eastAsia="微软雅黑" w:hAnsi="Tahoma" w:hint="eastAsia"/>
+                <w:kern w:val="0"/>
+                <w:sz w:val="22"/>
+              </w:rPr>
+              <w:t>字符绘制核心</w:t>
+            </w:r>
+            <w:r>
+              <w:rPr>
+                <w:rFonts w:ascii="Tahoma" w:eastAsia="微软雅黑" w:hAnsi="Tahoma" w:hint="eastAsia"/>
+                <w:kern w:val="0"/>
+                <w:sz w:val="22"/>
+              </w:rPr>
+              <w:t xml:space="preserve"> </w:t>
+            </w:r>
+            <w:r>
+              <w:rPr>
+                <w:rFonts w:ascii="Tahoma" w:eastAsia="微软雅黑" w:hAnsi="Tahoma" w:hint="eastAsia"/>
+                <w:kern w:val="0"/>
+                <w:sz w:val="22"/>
+              </w:rPr>
+              <w:t>插件中，</w:t>
+            </w:r>
+          </w:p>
+          <w:p>
+            <w:pPr>
+              <w:widowControl/>
+              <w:adjustRightInd w:val="0"/>
+              <w:snapToGrid w:val="0"/>
+              <w:rPr>
+                <w:rFonts w:ascii="Tahoma" w:eastAsia="微软雅黑" w:hAnsi="Tahoma"/>
+                <w:kern w:val="0"/>
+                <w:sz w:val="22"/>
+              </w:rPr>
+            </w:pPr>
+            <w:r>
+              <w:rPr>
+                <w:rFonts w:ascii="Tahoma" w:eastAsia="微软雅黑" w:hAnsi="Tahoma" w:hint="eastAsia"/>
+                <w:kern w:val="0"/>
+                <w:sz w:val="22"/>
+              </w:rPr>
+              <w:t>可以调整此比率，一般最大设置</w:t>
+            </w:r>
+            <w:r>
+              <w:rPr>
+                <w:rFonts w:ascii="Tahoma" w:eastAsia="微软雅黑" w:hAnsi="Tahoma" w:hint="eastAsia"/>
+                <w:kern w:val="0"/>
+                <w:sz w:val="22"/>
+              </w:rPr>
+              <w:t>1.20</w:t>
+            </w:r>
+            <w:r>
+              <w:rPr>
+                <w:rFonts w:ascii="Tahoma" w:eastAsia="微软雅黑" w:hAnsi="Tahoma" w:hint="eastAsia"/>
+                <w:kern w:val="0"/>
+                <w:sz w:val="22"/>
+              </w:rPr>
+              <w:t>就足够了。</w:t>
+            </w:r>
+          </w:p>
+          <w:p>
+            <w:pPr>
+              <w:widowControl/>
+              <w:adjustRightInd w:val="0"/>
+              <w:snapToGrid w:val="0"/>
+              <w:rPr>
+                <w:rFonts w:ascii="Tahoma" w:eastAsia="微软雅黑" w:hAnsi="Tahoma"/>
+                <w:kern w:val="0"/>
+                <w:sz w:val="22"/>
+              </w:rPr>
+            </w:pPr>
+            <w:r>
+              <w:rPr>
+                <w:noProof/>
+              </w:rPr>
+              <w:drawing>
+                <wp:inline distT="0" distB="0" distL="0" distR="0" wp14:anchorId="78D2282C" wp14:editId="3F42F779">
+                  <wp:extent cx="3390900" cy="655320"/>
+                  <wp:effectExtent l="0" t="0" r="0" b="0"/>
+                  <wp:docPr id="1103291308" name="图片 2"/>
+                  <wp:cNvGraphicFramePr>
+                    <a:graphicFrameLocks xmlns:a="http://schemas.openxmlformats.org/drawingml/2006/main" noChangeAspect="1"/>
+                  </wp:cNvGraphicFramePr>
+                  <a:graphic xmlns:a="http://schemas.openxmlformats.org/drawingml/2006/main">
+                    <a:graphicData uri="http://schemas.openxmlformats.org/drawingml/2006/picture">
+                      <pic:pic xmlns:pic="http://schemas.openxmlformats.org/drawingml/2006/picture">
+                        <pic:nvPicPr>
+                          <pic:cNvPr id="0" name="Picture 13"/>
+                          <pic:cNvPicPr>
+                            <a:picLocks noChangeAspect="1" noChangeArrowheads="1"/>
+                          </pic:cNvPicPr>
+                        </pic:nvPicPr>
+                        <pic:blipFill>
+                          <a:blip r:embed="rId110">
+                            <a:extLst>
+                              <a:ext uri="{28A0092B-C50C-407E-A947-70E740481C1C}">
+                                <a14:useLocalDpi xmlns:a14="http://schemas.microsoft.com/office/drawing/2010/main" val="0"/>
+                              </a:ext>
+                            </a:extLst>
+                          </a:blip>
+                          <a:srcRect/>
+                          <a:stretch>
+                            <a:fillRect/>
+                          </a:stretch>
+                        </pic:blipFill>
+                        <pic:spPr bwMode="auto">
+                          <a:xfrm>
+                            <a:off x="0" y="0"/>
+                            <a:ext cx="3390900" cy="655320"/>
+                          </a:xfrm>
+                          <a:prstGeom prst="rect">
+                            <a:avLst/>
+                          </a:prstGeom>
+                          <a:noFill/>
+                          <a:ln>
+                            <a:noFill/>
+                          </a:ln>
+                        </pic:spPr>
+                      </pic:pic>
+                    </a:graphicData>
+                  </a:graphic>
+                </wp:inline>
+              </w:drawing>
+            </w:r>
+          </w:p>
+          <w:p>
+            <w:pPr>
+              <w:widowControl/>
+              <w:adjustRightInd w:val="0"/>
+              <w:snapToGrid w:val="0"/>
+              <w:rPr>
+                <w:rFonts w:ascii="Tahoma" w:eastAsia="微软雅黑" w:hAnsi="Tahoma" w:hint="eastAsia"/>
+                <w:kern w:val="0"/>
+                <w:sz w:val="22"/>
+              </w:rPr>
+            </w:pPr>
+            <w:r>
+              <w:rPr>
+                <w:rFonts w:ascii="Tahoma" w:eastAsia="微软雅黑" w:hAnsi="Tahoma" w:hint="eastAsia"/>
+                <w:kern w:val="0"/>
+                <w:sz w:val="22"/>
+              </w:rPr>
+              <w:t>由于此设置会影响所有文本和字体，需要慎重修改。</w:t>
+            </w:r>
+          </w:p>
+        </w:tc>
+      </w:tr>
+    </w:tbl>
+    <w:p>
+      <w:pPr>
+        <w:widowControl/>
+        <w:jc w:val="left"/>
+        <w:rPr>
+          <w:rFonts w:ascii="Tahoma" w:eastAsia="微软雅黑" w:hAnsi="Tahoma" w:cstheme="minorBidi"/>
+          <w:kern w:val="0"/>
+          <w:sz w:val="22"/>
+        </w:rPr>
+      </w:pPr>
+    </w:p>
+    <w:p>
+      <w:pPr>
+        <w:widowControl/>
+        <w:jc w:val="left"/>
+        <w:rPr>
+          <w:rFonts w:ascii="Tahoma" w:eastAsia="微软雅黑" w:hAnsi="Tahoma" w:cstheme="minorBidi" w:hint="eastAsia"/>
+          <w:kern w:val="0"/>
+          <w:sz w:val="22"/>
+        </w:rPr>
+      </w:pPr>
+    </w:p>
     <w:sectPr>
-      <w:headerReference w:type="default" r:id="rId109"/>
+      <w:headerReference w:type="default" r:id="rId111"/>
       <w:pgSz w:w="11906" w:h="16838"/>
       <w:pgMar w:top="1440" w:right="1800" w:bottom="1440" w:left="1800" w:header="851" w:footer="992" w:gutter="0"/>
       <w:cols w:space="425"/>

--- a/插件详细手册/23.窗口字符/关于窗口字符.docx
+++ b/插件详细手册/23.窗口字符/关于窗口字符.docx
@@ -715,7 +715,25 @@
           <w:kern w:val="0"/>
           <w:sz w:val="22"/>
         </w:rPr>
-        <w:t>字符块持续动作效果</w:t>
+        <w:t>字符</w:t>
+      </w:r>
+      <w:proofErr w:type="gramStart"/>
+      <w:r>
+        <w:rPr>
+          <w:rFonts w:ascii="Tahoma" w:eastAsia="微软雅黑" w:hAnsi="Tahoma" w:hint="eastAsia"/>
+          <w:kern w:val="0"/>
+          <w:sz w:val="22"/>
+        </w:rPr>
+        <w:t>块持续</w:t>
+      </w:r>
+      <w:proofErr w:type="gramEnd"/>
+      <w:r>
+        <w:rPr>
+          <w:rFonts w:ascii="Tahoma" w:eastAsia="微软雅黑" w:hAnsi="Tahoma" w:hint="eastAsia"/>
+          <w:kern w:val="0"/>
+          <w:sz w:val="22"/>
+        </w:rPr>
+        <w:t>动作效果</w:t>
       </w:r>
     </w:p>
     <w:p>
@@ -978,6 +996,7 @@
         </w:rPr>
         <w:t>.docx</w:t>
       </w:r>
+      <w:proofErr w:type="gramStart"/>
       <w:r>
         <w:rPr>
           <w:rFonts w:ascii="Tahoma" w:eastAsia="微软雅黑" w:hAnsi="Tahoma"/>
@@ -986,6 +1005,7 @@
         </w:rPr>
         <w:t>”</w:t>
       </w:r>
+      <w:proofErr w:type="gramEnd"/>
       <w:r>
         <w:rPr>
           <w:rFonts w:ascii="Tahoma" w:eastAsia="微软雅黑" w:hAnsi="Tahoma" w:hint="eastAsia"/>
@@ -1069,6 +1089,7 @@
               <w:widowControl/>
               <w:adjustRightInd w:val="0"/>
               <w:snapToGrid w:val="0"/>
+              <w:spacing w:after="200"/>
               <w:jc w:val="left"/>
               <w:rPr>
                 <w:rFonts w:ascii="Tahoma" w:eastAsia="微软雅黑" w:hAnsi="Tahoma"/>
@@ -1110,6 +1131,115 @@
                 <w:sz w:val="22"/>
               </w:rPr>
               <w:t>，非常重要。</w:t>
+            </w:r>
+          </w:p>
+          <w:p>
+            <w:pPr>
+              <w:widowControl/>
+              <w:adjustRightInd w:val="0"/>
+              <w:snapToGrid w:val="0"/>
+              <w:jc w:val="left"/>
+              <w:rPr>
+                <w:rFonts w:ascii="Tahoma" w:eastAsia="微软雅黑" w:hAnsi="Tahoma"/>
+                <w:kern w:val="0"/>
+                <w:sz w:val="22"/>
+              </w:rPr>
+            </w:pPr>
+            <w:r>
+              <w:rPr>
+                <w:rFonts w:ascii="Tahoma" w:eastAsia="微软雅黑" w:hAnsi="Tahoma" w:hint="eastAsia"/>
+                <w:kern w:val="0"/>
+                <w:sz w:val="22"/>
+              </w:rPr>
+              <w:t>若</w:t>
+            </w:r>
+            <w:r>
+              <w:rPr>
+                <w:rFonts w:ascii="Tahoma" w:eastAsia="微软雅黑" w:hAnsi="Tahoma" w:hint="eastAsia"/>
+                <w:kern w:val="0"/>
+                <w:sz w:val="22"/>
+              </w:rPr>
+              <w:t>有</w:t>
+            </w:r>
+            <w:r>
+              <w:rPr>
+                <w:rFonts w:ascii="Tahoma" w:eastAsia="微软雅黑" w:hAnsi="Tahoma" w:hint="eastAsia"/>
+                <w:kern w:val="0"/>
+                <w:sz w:val="22"/>
+              </w:rPr>
+              <w:t>字符</w:t>
+            </w:r>
+            <w:r>
+              <w:rPr>
+                <w:rFonts w:ascii="Tahoma" w:eastAsia="微软雅黑" w:hAnsi="Tahoma" w:hint="eastAsia"/>
+                <w:kern w:val="0"/>
+                <w:sz w:val="22"/>
+              </w:rPr>
+              <w:t>问题，可以了解下：</w:t>
+            </w:r>
+          </w:p>
+          <w:p>
+            <w:pPr>
+              <w:widowControl/>
+              <w:adjustRightInd w:val="0"/>
+              <w:snapToGrid w:val="0"/>
+              <w:jc w:val="left"/>
+              <w:rPr>
+                <w:rFonts w:ascii="Tahoma" w:eastAsia="微软雅黑" w:hAnsi="Tahoma"/>
+                <w:kern w:val="0"/>
+                <w:sz w:val="22"/>
+              </w:rPr>
+            </w:pPr>
+            <w:hyperlink w:anchor="_不生效的窗口字符" w:history="1">
+              <w:r>
+                <w:rPr>
+                  <w:rStyle w:val="a4"/>
+                  <w:rFonts w:ascii="Tahoma" w:eastAsia="微软雅黑" w:hAnsi="Tahoma" w:hint="eastAsia"/>
+                  <w:kern w:val="0"/>
+                  <w:sz w:val="22"/>
+                </w:rPr>
+                <w:t>不生效的窗口字符</w:t>
+              </w:r>
+            </w:hyperlink>
+            <w:r>
+              <w:rPr>
+                <w:rFonts w:ascii="Tahoma" w:eastAsia="微软雅黑" w:hAnsi="Tahoma" w:hint="eastAsia"/>
+                <w:kern w:val="0"/>
+                <w:sz w:val="22"/>
+              </w:rPr>
+              <w:t xml:space="preserve"> </w:t>
+            </w:r>
+          </w:p>
+          <w:p>
+            <w:pPr>
+              <w:widowControl/>
+              <w:adjustRightInd w:val="0"/>
+              <w:snapToGrid w:val="0"/>
+              <w:jc w:val="left"/>
+              <w:rPr>
+                <w:rFonts w:ascii="Tahoma" w:eastAsia="微软雅黑" w:hAnsi="Tahoma"/>
+                <w:kern w:val="0"/>
+                <w:sz w:val="22"/>
+              </w:rPr>
+            </w:pPr>
+            <w:hyperlink w:anchor="_不生效的窗口字符（对话框）" w:history="1">
+              <w:r>
+                <w:rPr>
+                  <w:rStyle w:val="a4"/>
+                  <w:rFonts w:ascii="Tahoma" w:eastAsia="微软雅黑" w:hAnsi="Tahoma" w:hint="eastAsia"/>
+                  <w:kern w:val="0"/>
+                  <w:sz w:val="22"/>
+                </w:rPr>
+                <w:t>不生效的窗口字符（对话框）</w:t>
+              </w:r>
+            </w:hyperlink>
+            <w:r>
+              <w:rPr>
+                <w:rFonts w:ascii="Tahoma" w:eastAsia="微软雅黑" w:hAnsi="Tahoma" w:hint="eastAsia"/>
+                <w:kern w:val="0"/>
+                <w:sz w:val="22"/>
+              </w:rPr>
+              <w:t xml:space="preserve"> </w:t>
             </w:r>
           </w:p>
         </w:tc>
@@ -1594,6 +1724,25 @@
               </w:rPr>
               <w:t xml:space="preserve"> </w:t>
             </w:r>
+            <w:hyperlink w:anchor="_空白块字符" w:history="1">
+              <w:r>
+                <w:rPr>
+                  <w:rStyle w:val="a4"/>
+                  <w:rFonts w:ascii="微软雅黑" w:eastAsia="微软雅黑" w:hAnsi="微软雅黑" w:hint="eastAsia"/>
+                  <w:sz w:val="22"/>
+                  <w:szCs w:val="21"/>
+                </w:rPr>
+                <w:t>空白块字符</w:t>
+              </w:r>
+            </w:hyperlink>
+            <w:r>
+              <w:rPr>
+                <w:rFonts w:ascii="微软雅黑" w:eastAsia="微软雅黑" w:hAnsi="微软雅黑" w:hint="eastAsia"/>
+                <w:sz w:val="22"/>
+                <w:szCs w:val="21"/>
+              </w:rPr>
+              <w:t xml:space="preserve"> </w:t>
+            </w:r>
             <w:hyperlink w:anchor="_加粗与倾斜_1" w:history="1">
               <w:r>
                 <w:rPr>
@@ -2480,7 +2629,7 @@
           <v:shape id="_x0000_i1025" type="#_x0000_t75" style="width:697.2pt;height:172.8pt" o:ole="">
             <v:imagedata r:id="rId10" o:title=""/>
           </v:shape>
-          <o:OLEObject Type="Embed" ProgID="Visio.Drawing.15" ShapeID="_x0000_i1025" DrawAspect="Content" ObjectID="_1817960075" r:id="rId11"/>
+          <o:OLEObject Type="Embed" ProgID="Visio.Drawing.15" ShapeID="_x0000_i1025" DrawAspect="Content" ObjectID="_1831699410" r:id="rId11"/>
         </w:object>
       </w:r>
     </w:p>
@@ -2661,7 +2810,25 @@
           <w:kern w:val="0"/>
           <w:sz w:val="22"/>
         </w:rPr>
-        <w:t>：是指绘制窗口字符的区域，文本域具有高度和宽度。</w:t>
+        <w:t>：是指绘制窗口字符的区域，文本</w:t>
+      </w:r>
+      <w:proofErr w:type="gramStart"/>
+      <w:r>
+        <w:rPr>
+          <w:rFonts w:ascii="Tahoma" w:eastAsia="微软雅黑" w:hAnsi="Tahoma" w:cstheme="minorBidi" w:hint="eastAsia"/>
+          <w:kern w:val="0"/>
+          <w:sz w:val="22"/>
+        </w:rPr>
+        <w:t>域具有</w:t>
+      </w:r>
+      <w:proofErr w:type="gramEnd"/>
+      <w:r>
+        <w:rPr>
+          <w:rFonts w:ascii="Tahoma" w:eastAsia="微软雅黑" w:hAnsi="Tahoma" w:cstheme="minorBidi" w:hint="eastAsia"/>
+          <w:kern w:val="0"/>
+          <w:sz w:val="22"/>
+        </w:rPr>
+        <w:t>高度和宽度。</w:t>
       </w:r>
     </w:p>
     <w:p>
@@ -2736,6 +2903,7 @@
         </w:rPr>
         <w:t>（有时候简称</w:t>
       </w:r>
+      <w:proofErr w:type="gramStart"/>
       <w:r>
         <w:rPr>
           <w:rFonts w:ascii="Tahoma" w:eastAsia="微软雅黑" w:hAnsi="Tahoma" w:cstheme="minorBidi"/>
@@ -2744,6 +2912,7 @@
         </w:rPr>
         <w:t>”</w:t>
       </w:r>
+      <w:proofErr w:type="gramEnd"/>
       <w:r>
         <w:rPr>
           <w:rFonts w:ascii="Tahoma" w:eastAsia="微软雅黑" w:hAnsi="Tahoma" w:cstheme="minorBidi" w:hint="eastAsia"/>
@@ -2752,6 +2921,7 @@
         </w:rPr>
         <w:t>光标</w:t>
       </w:r>
+      <w:proofErr w:type="gramStart"/>
       <w:r>
         <w:rPr>
           <w:rFonts w:ascii="Tahoma" w:eastAsia="微软雅黑" w:hAnsi="Tahoma" w:cstheme="minorBidi"/>
@@ -2760,6 +2930,7 @@
         </w:rPr>
         <w:t>”</w:t>
       </w:r>
+      <w:proofErr w:type="gramEnd"/>
       <w:r>
         <w:rPr>
           <w:rFonts w:ascii="Tahoma" w:eastAsia="微软雅黑" w:hAnsi="Tahoma" w:cstheme="minorBidi" w:hint="eastAsia"/>
@@ -3585,6 +3756,7 @@
         </w:rPr>
         <w:t>记事本并不能</w:t>
       </w:r>
+      <w:proofErr w:type="gramStart"/>
       <w:r>
         <w:rPr>
           <w:rFonts w:ascii="Tahoma" w:eastAsia="微软雅黑" w:hAnsi="Tahoma" w:cstheme="minorBidi" w:hint="eastAsia"/>
@@ -3599,7 +3771,16 @@
           <w:kern w:val="0"/>
           <w:sz w:val="22"/>
         </w:rPr>
-        <w:t>放图片，这里只是举例。</w:t>
+        <w:t>放</w:t>
+      </w:r>
+      <w:proofErr w:type="gramEnd"/>
+      <w:r>
+        <w:rPr>
+          <w:rFonts w:ascii="Tahoma" w:eastAsia="微软雅黑" w:hAnsi="Tahoma" w:cstheme="minorBidi" w:hint="eastAsia"/>
+          <w:kern w:val="0"/>
+          <w:sz w:val="22"/>
+        </w:rPr>
+        <w:t>图片，这里只是举例。</w:t>
       </w:r>
       <w:r>
         <w:rPr>
@@ -4342,6 +4523,7 @@
           <w:sz w:val="22"/>
         </w:rPr>
       </w:pPr>
+      <w:proofErr w:type="gramStart"/>
       <w:r>
         <w:rPr>
           <w:rFonts w:ascii="Tahoma" w:eastAsia="微软雅黑" w:hAnsi="Tahoma" w:cstheme="minorBidi" w:hint="eastAsia"/>
@@ -4356,7 +4538,16 @@
           <w:kern w:val="0"/>
           <w:sz w:val="22"/>
         </w:rPr>
-        <w:t>核心提供</w:t>
+        <w:t>核心</w:t>
+      </w:r>
+      <w:proofErr w:type="gramEnd"/>
+      <w:r>
+        <w:rPr>
+          <w:rFonts w:ascii="Tahoma" w:eastAsia="微软雅黑" w:hAnsi="Tahoma" w:cstheme="minorBidi" w:hint="eastAsia"/>
+          <w:kern w:val="0"/>
+          <w:sz w:val="22"/>
+        </w:rPr>
+        <w:t>提供</w:t>
       </w:r>
       <w:r>
         <w:rPr>
@@ -5056,7 +5247,25 @@
           <w:kern w:val="0"/>
           <w:sz w:val="22"/>
         </w:rPr>
-        <w:t>绘制一次之后，</w:t>
+        <w:t>绘制</w:t>
+      </w:r>
+      <w:proofErr w:type="gramStart"/>
+      <w:r>
+        <w:rPr>
+          <w:rFonts w:ascii="Tahoma" w:eastAsia="微软雅黑" w:hAnsi="Tahoma" w:cstheme="minorBidi" w:hint="eastAsia"/>
+          <w:kern w:val="0"/>
+          <w:sz w:val="22"/>
+        </w:rPr>
+        <w:t>一</w:t>
+      </w:r>
+      <w:proofErr w:type="gramEnd"/>
+      <w:r>
+        <w:rPr>
+          <w:rFonts w:ascii="Tahoma" w:eastAsia="微软雅黑" w:hAnsi="Tahoma" w:cstheme="minorBidi" w:hint="eastAsia"/>
+          <w:kern w:val="0"/>
+          <w:sz w:val="22"/>
+        </w:rPr>
+        <w:t>次之后，</w:t>
       </w:r>
       <w:r>
         <w:rPr>
@@ -6593,8 +6802,18 @@
           <w:kern w:val="0"/>
           <w:sz w:val="22"/>
         </w:rPr>
-        <w:t>：小爱丽丝打开</w:t>
-      </w:r>
+        <w:t>：小爱丽</w:t>
+      </w:r>
+      <w:proofErr w:type="gramStart"/>
+      <w:r>
+        <w:rPr>
+          <w:rFonts w:ascii="Tahoma" w:eastAsia="微软雅黑" w:hAnsi="Tahoma" w:cstheme="minorBidi" w:hint="eastAsia"/>
+          <w:kern w:val="0"/>
+          <w:sz w:val="22"/>
+        </w:rPr>
+        <w:t>丝打开</w:t>
+      </w:r>
+      <w:proofErr w:type="gramEnd"/>
       <w:r>
         <w:rPr>
           <w:rFonts w:ascii="Tahoma" w:eastAsia="微软雅黑" w:hAnsi="Tahoma" w:cstheme="minorBidi" w:hint="eastAsia"/>
@@ -6662,8 +6881,18 @@
           <w:kern w:val="0"/>
           <w:sz w:val="22"/>
         </w:rPr>
-        <w:t>：小爱丽丝打开</w:t>
-      </w:r>
+        <w:t>：小爱丽</w:t>
+      </w:r>
+      <w:proofErr w:type="gramStart"/>
+      <w:r>
+        <w:rPr>
+          <w:rFonts w:ascii="Tahoma" w:eastAsia="微软雅黑" w:hAnsi="Tahoma" w:cstheme="minorBidi" w:hint="eastAsia"/>
+          <w:kern w:val="0"/>
+          <w:sz w:val="22"/>
+        </w:rPr>
+        <w:t>丝打开</w:t>
+      </w:r>
+      <w:proofErr w:type="gramEnd"/>
       <w:r>
         <w:rPr>
           <w:rFonts w:ascii="Tahoma" w:eastAsia="微软雅黑" w:hAnsi="Tahoma" w:cstheme="minorBidi" w:hint="eastAsia"/>
@@ -6779,8 +7008,18 @@
           <w:kern w:val="0"/>
           <w:sz w:val="22"/>
         </w:rPr>
-        <w:t>：小爱丽丝打开</w:t>
-      </w:r>
+        <w:t>：小爱丽</w:t>
+      </w:r>
+      <w:proofErr w:type="gramStart"/>
+      <w:r>
+        <w:rPr>
+          <w:rFonts w:ascii="Tahoma" w:eastAsia="微软雅黑" w:hAnsi="Tahoma" w:cstheme="minorBidi" w:hint="eastAsia"/>
+          <w:kern w:val="0"/>
+          <w:sz w:val="22"/>
+        </w:rPr>
+        <w:t>丝打开</w:t>
+      </w:r>
+      <w:proofErr w:type="gramEnd"/>
       <w:r>
         <w:rPr>
           <w:rFonts w:ascii="Tahoma" w:eastAsia="微软雅黑" w:hAnsi="Tahoma" w:cstheme="minorBidi" w:hint="eastAsia"/>
@@ -6998,7 +7237,25 @@
           <w:kern w:val="0"/>
           <w:sz w:val="22"/>
         </w:rPr>
-        <w:t>突出了玩家想看见的东西。</w:t>
+        <w:t>突出了</w:t>
+      </w:r>
+      <w:proofErr w:type="gramStart"/>
+      <w:r>
+        <w:rPr>
+          <w:rFonts w:ascii="Tahoma" w:eastAsia="微软雅黑" w:hAnsi="Tahoma" w:cstheme="minorBidi" w:hint="eastAsia"/>
+          <w:kern w:val="0"/>
+          <w:sz w:val="22"/>
+        </w:rPr>
+        <w:t>玩家想</w:t>
+      </w:r>
+      <w:proofErr w:type="gramEnd"/>
+      <w:r>
+        <w:rPr>
+          <w:rFonts w:ascii="Tahoma" w:eastAsia="微软雅黑" w:hAnsi="Tahoma" w:cstheme="minorBidi" w:hint="eastAsia"/>
+          <w:kern w:val="0"/>
+          <w:sz w:val="22"/>
+        </w:rPr>
+        <w:t>看见的东西。</w:t>
       </w:r>
     </w:p>
     <w:p>
@@ -7055,7 +7312,25 @@
           <w:kern w:val="0"/>
           <w:sz w:val="22"/>
         </w:rPr>
-        <w:t>为了进一步突出玩家想看见的东西，</w:t>
+        <w:t>为了进一步突出</w:t>
+      </w:r>
+      <w:proofErr w:type="gramStart"/>
+      <w:r>
+        <w:rPr>
+          <w:rFonts w:ascii="Tahoma" w:eastAsia="微软雅黑" w:hAnsi="Tahoma" w:cstheme="minorBidi" w:hint="eastAsia"/>
+          <w:kern w:val="0"/>
+          <w:sz w:val="22"/>
+        </w:rPr>
+        <w:t>玩家想</w:t>
+      </w:r>
+      <w:proofErr w:type="gramEnd"/>
+      <w:r>
+        <w:rPr>
+          <w:rFonts w:ascii="Tahoma" w:eastAsia="微软雅黑" w:hAnsi="Tahoma" w:cstheme="minorBidi" w:hint="eastAsia"/>
+          <w:kern w:val="0"/>
+          <w:sz w:val="22"/>
+        </w:rPr>
+        <w:t>看见的东西，</w:t>
       </w:r>
       <w:r>
         <w:rPr>
@@ -7107,7 +7382,25 @@
           <w:kern w:val="0"/>
           <w:sz w:val="22"/>
         </w:rPr>
-        <w:t>：小爱丽丝打开木质宝箱，获得了</w:t>
+        <w:t>：小爱丽</w:t>
+      </w:r>
+      <w:proofErr w:type="gramStart"/>
+      <w:r>
+        <w:rPr>
+          <w:rFonts w:ascii="Tahoma" w:eastAsia="微软雅黑" w:hAnsi="Tahoma" w:cstheme="minorBidi" w:hint="eastAsia"/>
+          <w:kern w:val="0"/>
+          <w:sz w:val="22"/>
+        </w:rPr>
+        <w:t>丝打开</w:t>
+      </w:r>
+      <w:proofErr w:type="gramEnd"/>
+      <w:r>
+        <w:rPr>
+          <w:rFonts w:ascii="Tahoma" w:eastAsia="微软雅黑" w:hAnsi="Tahoma" w:cstheme="minorBidi" w:hint="eastAsia"/>
+          <w:kern w:val="0"/>
+          <w:sz w:val="22"/>
+        </w:rPr>
+        <w:t>木质宝箱，获得了</w:t>
       </w:r>
       <w:r>
         <w:rPr>
@@ -7473,7 +7766,25 @@
           <w:kern w:val="0"/>
           <w:sz w:val="22"/>
         </w:rPr>
-        <w:t>小爱丽丝打开木质宝箱，获得了</w:t>
+        <w:t>小爱丽</w:t>
+      </w:r>
+      <w:proofErr w:type="gramStart"/>
+      <w:r>
+        <w:rPr>
+          <w:rFonts w:ascii="Tahoma" w:eastAsia="微软雅黑" w:hAnsi="Tahoma" w:cstheme="minorBidi" w:hint="eastAsia"/>
+          <w:kern w:val="0"/>
+          <w:sz w:val="22"/>
+        </w:rPr>
+        <w:t>丝打开</w:t>
+      </w:r>
+      <w:proofErr w:type="gramEnd"/>
+      <w:r>
+        <w:rPr>
+          <w:rFonts w:ascii="Tahoma" w:eastAsia="微软雅黑" w:hAnsi="Tahoma" w:cstheme="minorBidi" w:hint="eastAsia"/>
+          <w:kern w:val="0"/>
+          <w:sz w:val="22"/>
+        </w:rPr>
+        <w:t>木质宝箱，获得了</w:t>
       </w:r>
       <w:r>
         <w:rPr>
@@ -7618,7 +7929,25 @@
           <w:kern w:val="0"/>
           <w:sz w:val="22"/>
         </w:rPr>
-        <w:t>小爱丽丝打开木质宝箱，获得了</w:t>
+        <w:t>小爱丽</w:t>
+      </w:r>
+      <w:proofErr w:type="gramStart"/>
+      <w:r>
+        <w:rPr>
+          <w:rFonts w:ascii="Tahoma" w:eastAsia="微软雅黑" w:hAnsi="Tahoma" w:cstheme="minorBidi" w:hint="eastAsia"/>
+          <w:kern w:val="0"/>
+          <w:sz w:val="22"/>
+        </w:rPr>
+        <w:t>丝打开</w:t>
+      </w:r>
+      <w:proofErr w:type="gramEnd"/>
+      <w:r>
+        <w:rPr>
+          <w:rFonts w:ascii="Tahoma" w:eastAsia="微软雅黑" w:hAnsi="Tahoma" w:cstheme="minorBidi" w:hint="eastAsia"/>
+          <w:kern w:val="0"/>
+          <w:sz w:val="22"/>
+        </w:rPr>
+        <w:t>木质宝箱，获得了</w:t>
       </w:r>
       <w:r>
         <w:rPr>
@@ -7790,7 +8119,25 @@
           <w:kern w:val="0"/>
           <w:sz w:val="22"/>
         </w:rPr>
-        <w:t>：小爱丽丝打开木质宝箱，获得了</w:t>
+        <w:t>：小爱丽</w:t>
+      </w:r>
+      <w:proofErr w:type="gramStart"/>
+      <w:r>
+        <w:rPr>
+          <w:rFonts w:ascii="Tahoma" w:eastAsia="微软雅黑" w:hAnsi="Tahoma" w:cstheme="minorBidi" w:hint="eastAsia"/>
+          <w:kern w:val="0"/>
+          <w:sz w:val="22"/>
+        </w:rPr>
+        <w:t>丝打开</w:t>
+      </w:r>
+      <w:proofErr w:type="gramEnd"/>
+      <w:r>
+        <w:rPr>
+          <w:rFonts w:ascii="Tahoma" w:eastAsia="微软雅黑" w:hAnsi="Tahoma" w:cstheme="minorBidi" w:hint="eastAsia"/>
+          <w:kern w:val="0"/>
+          <w:sz w:val="22"/>
+        </w:rPr>
+        <w:t>木质宝箱，获得了</w:t>
       </w:r>
       <w:r>
         <w:rPr>
@@ -8047,7 +8394,25 @@
           <w:kern w:val="0"/>
           <w:sz w:val="22"/>
         </w:rPr>
-        <w:t>小爱丽丝打开木质宝箱，获得了</w:t>
+        <w:t>小爱丽</w:t>
+      </w:r>
+      <w:proofErr w:type="gramStart"/>
+      <w:r>
+        <w:rPr>
+          <w:rFonts w:ascii="Tahoma" w:eastAsia="微软雅黑" w:hAnsi="Tahoma" w:cstheme="minorBidi" w:hint="eastAsia"/>
+          <w:kern w:val="0"/>
+          <w:sz w:val="22"/>
+        </w:rPr>
+        <w:t>丝打开</w:t>
+      </w:r>
+      <w:proofErr w:type="gramEnd"/>
+      <w:r>
+        <w:rPr>
+          <w:rFonts w:ascii="Tahoma" w:eastAsia="微软雅黑" w:hAnsi="Tahoma" w:cstheme="minorBidi" w:hint="eastAsia"/>
+          <w:kern w:val="0"/>
+          <w:sz w:val="22"/>
+        </w:rPr>
+        <w:t>木质宝箱，获得了</w:t>
       </w:r>
       <w:r>
         <w:rPr>
@@ -8335,7 +8700,25 @@
           <w:kern w:val="0"/>
           <w:sz w:val="22"/>
         </w:rPr>
-        <w:t>小爱丽丝打开木质宝箱，获得了</w:t>
+        <w:t>小爱丽</w:t>
+      </w:r>
+      <w:proofErr w:type="gramStart"/>
+      <w:r>
+        <w:rPr>
+          <w:rFonts w:ascii="Tahoma" w:eastAsia="微软雅黑" w:hAnsi="Tahoma" w:cstheme="minorBidi" w:hint="eastAsia"/>
+          <w:kern w:val="0"/>
+          <w:sz w:val="22"/>
+        </w:rPr>
+        <w:t>丝打开</w:t>
+      </w:r>
+      <w:proofErr w:type="gramEnd"/>
+      <w:r>
+        <w:rPr>
+          <w:rFonts w:ascii="Tahoma" w:eastAsia="微软雅黑" w:hAnsi="Tahoma" w:cstheme="minorBidi" w:hint="eastAsia"/>
+          <w:kern w:val="0"/>
+          <w:sz w:val="22"/>
+        </w:rPr>
+        <w:t>木质宝箱，获得了</w:t>
       </w:r>
       <w:r>
         <w:rPr>
@@ -8857,7 +9240,25 @@
           <w:kern w:val="0"/>
           <w:sz w:val="22"/>
         </w:rPr>
-        <w:t>仔细看其实并不</w:t>
+        <w:t>仔细</w:t>
+      </w:r>
+      <w:proofErr w:type="gramStart"/>
+      <w:r>
+        <w:rPr>
+          <w:rFonts w:ascii="Tahoma" w:eastAsia="微软雅黑" w:hAnsi="Tahoma" w:cstheme="minorBidi" w:hint="eastAsia"/>
+          <w:kern w:val="0"/>
+          <w:sz w:val="22"/>
+        </w:rPr>
+        <w:t>看其实</w:t>
+      </w:r>
+      <w:proofErr w:type="gramEnd"/>
+      <w:r>
+        <w:rPr>
+          <w:rFonts w:ascii="Tahoma" w:eastAsia="微软雅黑" w:hAnsi="Tahoma" w:cstheme="minorBidi" w:hint="eastAsia"/>
+          <w:kern w:val="0"/>
+          <w:sz w:val="22"/>
+        </w:rPr>
+        <w:t>并不</w:t>
       </w:r>
       <w:r>
         <w:rPr>
@@ -9875,10 +10276,10 @@
           <w:rFonts w:hint="eastAsia"/>
         </w:rPr>
         <w:object w:dxaOrig="7993" w:dyaOrig="5556" w14:anchorId="77F9D021">
-          <v:shape id="_x0000_i1029" type="#_x0000_t75" style="width:367.8pt;height:255.6pt" o:ole="">
+          <v:shape id="_x0000_i1029" type="#_x0000_t75" style="width:367.8pt;height:255pt" o:ole="">
             <v:imagedata r:id="rId28" o:title=""/>
           </v:shape>
-          <o:OLEObject Type="Embed" ProgID="Visio.Drawing.15" ShapeID="_x0000_i1029" DrawAspect="Content" ObjectID="_1817960076" r:id="rId29"/>
+          <o:OLEObject Type="Embed" ProgID="Visio.Drawing.15" ShapeID="_x0000_i1029" DrawAspect="Content" ObjectID="_1831699411" r:id="rId29"/>
         </w:object>
       </w:r>
     </w:p>
@@ -10252,6 +10653,7 @@
         </w:rPr>
         <w:t>能识别</w:t>
       </w:r>
+      <w:proofErr w:type="gramStart"/>
       <w:r>
         <w:rPr>
           <w:rFonts w:ascii="Tahoma" w:eastAsia="微软雅黑" w:hAnsi="Tahoma" w:cstheme="minorBidi"/>
@@ -10261,6 +10663,7 @@
         </w:rPr>
         <w:t>”</w:t>
       </w:r>
+      <w:proofErr w:type="gramEnd"/>
       <w:r>
         <w:rPr>
           <w:rFonts w:ascii="Tahoma" w:eastAsia="微软雅黑" w:hAnsi="Tahoma" w:cstheme="minorBidi" w:hint="eastAsia"/>
@@ -11113,6 +11516,7 @@
         </w:rPr>
         <w:t>能识别</w:t>
       </w:r>
+      <w:proofErr w:type="gramStart"/>
       <w:r>
         <w:rPr>
           <w:rFonts w:ascii="Tahoma" w:eastAsia="微软雅黑" w:hAnsi="Tahoma" w:cstheme="minorBidi"/>
@@ -11122,6 +11526,7 @@
         </w:rPr>
         <w:t>”</w:t>
       </w:r>
+      <w:proofErr w:type="gramEnd"/>
       <w:r>
         <w:rPr>
           <w:rFonts w:ascii="Tahoma" w:eastAsia="微软雅黑" w:hAnsi="Tahoma" w:cstheme="minorBidi" w:hint="eastAsia"/>
@@ -11131,6 +11536,7 @@
         </w:rPr>
         <w:t>\xxx</w:t>
       </w:r>
+      <w:proofErr w:type="gramStart"/>
       <w:r>
         <w:rPr>
           <w:rFonts w:ascii="Tahoma" w:eastAsia="微软雅黑" w:hAnsi="Tahoma" w:cstheme="minorBidi"/>
@@ -11140,6 +11546,7 @@
         </w:rPr>
         <w:t>”</w:t>
       </w:r>
+      <w:proofErr w:type="gramEnd"/>
       <w:r>
         <w:rPr>
           <w:rFonts w:ascii="Tahoma" w:eastAsia="微软雅黑" w:hAnsi="Tahoma" w:cstheme="minorBidi" w:hint="eastAsia"/>
@@ -11149,6 +11556,7 @@
         </w:rPr>
         <w:t>或</w:t>
       </w:r>
+      <w:proofErr w:type="gramStart"/>
       <w:r>
         <w:rPr>
           <w:rFonts w:ascii="Tahoma" w:eastAsia="微软雅黑" w:hAnsi="Tahoma" w:cstheme="minorBidi"/>
@@ -11158,6 +11566,7 @@
         </w:rPr>
         <w:t>”</w:t>
       </w:r>
+      <w:proofErr w:type="gramEnd"/>
       <w:r>
         <w:rPr>
           <w:rFonts w:ascii="Tahoma" w:eastAsia="微软雅黑" w:hAnsi="Tahoma" w:cstheme="minorBidi" w:hint="eastAsia"/>
@@ -11167,6 +11576,7 @@
         </w:rPr>
         <w:t>\xxx[]</w:t>
       </w:r>
+      <w:proofErr w:type="gramStart"/>
       <w:r>
         <w:rPr>
           <w:rFonts w:ascii="Tahoma" w:eastAsia="微软雅黑" w:hAnsi="Tahoma" w:cstheme="minorBidi"/>
@@ -11176,6 +11586,7 @@
         </w:rPr>
         <w:t>”</w:t>
       </w:r>
+      <w:proofErr w:type="gramEnd"/>
       <w:r>
         <w:rPr>
           <w:rFonts w:ascii="Tahoma" w:eastAsia="微软雅黑" w:hAnsi="Tahoma" w:cstheme="minorBidi" w:hint="eastAsia"/>
@@ -11546,6 +11957,7 @@
         </w:rPr>
         <w:t>一般特指</w:t>
       </w:r>
+      <w:proofErr w:type="gramStart"/>
       <w:r>
         <w:rPr>
           <w:rFonts w:ascii="Tahoma" w:eastAsia="微软雅黑" w:hAnsi="Tahoma" w:cstheme="minorBidi"/>
@@ -11555,6 +11967,7 @@
         </w:rPr>
         <w:t>”</w:t>
       </w:r>
+      <w:proofErr w:type="gramEnd"/>
       <w:r>
         <w:rPr>
           <w:rFonts w:ascii="Tahoma" w:eastAsia="微软雅黑" w:hAnsi="Tahoma" w:cstheme="minorBidi" w:hint="eastAsia"/>
@@ -11564,6 +11977,7 @@
         </w:rPr>
         <w:t>\xxx[\v[21]]</w:t>
       </w:r>
+      <w:proofErr w:type="gramStart"/>
       <w:r>
         <w:rPr>
           <w:rFonts w:ascii="Tahoma" w:eastAsia="微软雅黑" w:hAnsi="Tahoma" w:cstheme="minorBidi"/>
@@ -11573,6 +11987,7 @@
         </w:rPr>
         <w:t>”</w:t>
       </w:r>
+      <w:proofErr w:type="gramEnd"/>
       <w:r>
         <w:rPr>
           <w:rFonts w:ascii="Tahoma" w:eastAsia="微软雅黑" w:hAnsi="Tahoma" w:cstheme="minorBidi" w:hint="eastAsia"/>
@@ -11604,6 +12019,7 @@
         </w:rPr>
         <w:t>比如我们知道</w:t>
       </w:r>
+      <w:proofErr w:type="gramStart"/>
       <w:r>
         <w:rPr>
           <w:rFonts w:ascii="Tahoma" w:eastAsia="微软雅黑" w:hAnsi="Tahoma" w:cstheme="minorBidi"/>
@@ -11613,6 +12029,7 @@
         </w:rPr>
         <w:t>”</w:t>
       </w:r>
+      <w:proofErr w:type="gramEnd"/>
       <w:r>
         <w:rPr>
           <w:rFonts w:ascii="Tahoma" w:eastAsia="微软雅黑" w:hAnsi="Tahoma" w:cstheme="minorBidi" w:hint="eastAsia"/>
@@ -11622,6 +12039,7 @@
         </w:rPr>
         <w:t>\c[2]</w:t>
       </w:r>
+      <w:proofErr w:type="gramStart"/>
       <w:r>
         <w:rPr>
           <w:rFonts w:ascii="Tahoma" w:eastAsia="微软雅黑" w:hAnsi="Tahoma" w:cstheme="minorBidi"/>
@@ -11631,6 +12049,7 @@
         </w:rPr>
         <w:t>”</w:t>
       </w:r>
+      <w:proofErr w:type="gramEnd"/>
       <w:r>
         <w:rPr>
           <w:rFonts w:ascii="Tahoma" w:eastAsia="微软雅黑" w:hAnsi="Tahoma" w:cstheme="minorBidi" w:hint="eastAsia"/>
@@ -11658,6 +12077,7 @@
         </w:rPr>
         <w:t>，那么</w:t>
       </w:r>
+      <w:proofErr w:type="gramStart"/>
       <w:r>
         <w:rPr>
           <w:rFonts w:ascii="Tahoma" w:eastAsia="微软雅黑" w:hAnsi="Tahoma" w:cstheme="minorBidi"/>
@@ -11667,6 +12087,7 @@
         </w:rPr>
         <w:t>”</w:t>
       </w:r>
+      <w:proofErr w:type="gramEnd"/>
       <w:r>
         <w:rPr>
           <w:rFonts w:ascii="Tahoma" w:eastAsia="微软雅黑" w:hAnsi="Tahoma" w:cstheme="minorBidi" w:hint="eastAsia"/>
@@ -11676,6 +12097,7 @@
         </w:rPr>
         <w:t>\c[\v[21]]</w:t>
       </w:r>
+      <w:proofErr w:type="gramStart"/>
       <w:r>
         <w:rPr>
           <w:rFonts w:ascii="Tahoma" w:eastAsia="微软雅黑" w:hAnsi="Tahoma" w:cstheme="minorBidi"/>
@@ -11685,6 +12107,7 @@
         </w:rPr>
         <w:t>”</w:t>
       </w:r>
+      <w:proofErr w:type="gramEnd"/>
       <w:r>
         <w:rPr>
           <w:rFonts w:ascii="Tahoma" w:eastAsia="微软雅黑" w:hAnsi="Tahoma" w:cstheme="minorBidi" w:hint="eastAsia"/>
@@ -11758,6 +12181,7 @@
         </w:rPr>
         <w:t>有</w:t>
       </w:r>
+      <w:proofErr w:type="gramStart"/>
       <w:r>
         <w:rPr>
           <w:rFonts w:ascii="Tahoma" w:eastAsia="微软雅黑" w:hAnsi="Tahoma" w:cstheme="minorBidi"/>
@@ -11766,6 +12190,7 @@
         </w:rPr>
         <w:t>”</w:t>
       </w:r>
+      <w:proofErr w:type="gramEnd"/>
       <w:r>
         <w:rPr>
           <w:rFonts w:ascii="Tahoma" w:eastAsia="微软雅黑" w:hAnsi="Tahoma" w:cstheme="minorBidi" w:hint="eastAsia"/>
@@ -11774,6 +12199,7 @@
         </w:rPr>
         <w:t>\v[\v[21]]</w:t>
       </w:r>
+      <w:proofErr w:type="gramStart"/>
       <w:r>
         <w:rPr>
           <w:rFonts w:ascii="Tahoma" w:eastAsia="微软雅黑" w:hAnsi="Tahoma" w:cstheme="minorBidi"/>
@@ -11782,6 +12208,7 @@
         </w:rPr>
         <w:t>”</w:t>
       </w:r>
+      <w:proofErr w:type="gramEnd"/>
       <w:r>
         <w:rPr>
           <w:rFonts w:ascii="Tahoma" w:eastAsia="微软雅黑" w:hAnsi="Tahoma" w:cstheme="minorBidi" w:hint="eastAsia"/>
@@ -11790,6 +12217,7 @@
         </w:rPr>
         <w:t>表示变量值的变量、</w:t>
       </w:r>
+      <w:proofErr w:type="gramStart"/>
       <w:r>
         <w:rPr>
           <w:rFonts w:ascii="Tahoma" w:eastAsia="微软雅黑" w:hAnsi="Tahoma" w:cstheme="minorBidi"/>
@@ -11798,6 +12226,7 @@
         </w:rPr>
         <w:t>”</w:t>
       </w:r>
+      <w:proofErr w:type="gramEnd"/>
       <w:r>
         <w:rPr>
           <w:rFonts w:ascii="Tahoma" w:eastAsia="微软雅黑" w:hAnsi="Tahoma" w:cstheme="minorBidi" w:hint="eastAsia"/>
@@ -11806,6 +12235,7 @@
         </w:rPr>
         <w:t>\str[\v[21]]</w:t>
       </w:r>
+      <w:proofErr w:type="gramStart"/>
       <w:r>
         <w:rPr>
           <w:rFonts w:ascii="Tahoma" w:eastAsia="微软雅黑" w:hAnsi="Tahoma" w:cstheme="minorBidi"/>
@@ -11814,6 +12244,7 @@
         </w:rPr>
         <w:t>”</w:t>
       </w:r>
+      <w:proofErr w:type="gramEnd"/>
       <w:r>
         <w:rPr>
           <w:rFonts w:ascii="Tahoma" w:eastAsia="微软雅黑" w:hAnsi="Tahoma" w:cstheme="minorBidi" w:hint="eastAsia"/>
@@ -12092,6 +12523,7 @@
         </w:rPr>
         <w:t>能识别</w:t>
       </w:r>
+      <w:proofErr w:type="gramStart"/>
       <w:r>
         <w:rPr>
           <w:rFonts w:ascii="Tahoma" w:eastAsia="微软雅黑" w:hAnsi="Tahoma" w:cstheme="minorBidi"/>
@@ -12101,6 +12533,7 @@
         </w:rPr>
         <w:t>”</w:t>
       </w:r>
+      <w:proofErr w:type="gramEnd"/>
       <w:r>
         <w:rPr>
           <w:rFonts w:ascii="Tahoma" w:eastAsia="微软雅黑" w:hAnsi="Tahoma" w:cstheme="minorBidi" w:hint="eastAsia"/>
@@ -12110,6 +12543,7 @@
         </w:rPr>
         <w:t>\xxx</w:t>
       </w:r>
+      <w:proofErr w:type="gramStart"/>
       <w:r>
         <w:rPr>
           <w:rFonts w:ascii="Tahoma" w:eastAsia="微软雅黑" w:hAnsi="Tahoma" w:cstheme="minorBidi"/>
@@ -12119,6 +12553,7 @@
         </w:rPr>
         <w:t>”</w:t>
       </w:r>
+      <w:proofErr w:type="gramEnd"/>
       <w:r>
         <w:rPr>
           <w:rFonts w:ascii="Tahoma" w:eastAsia="微软雅黑" w:hAnsi="Tahoma" w:cstheme="minorBidi" w:hint="eastAsia"/>
@@ -12128,6 +12563,7 @@
         </w:rPr>
         <w:t>或</w:t>
       </w:r>
+      <w:proofErr w:type="gramStart"/>
       <w:r>
         <w:rPr>
           <w:rFonts w:ascii="Tahoma" w:eastAsia="微软雅黑" w:hAnsi="Tahoma" w:cstheme="minorBidi"/>
@@ -12137,6 +12573,7 @@
         </w:rPr>
         <w:t>”</w:t>
       </w:r>
+      <w:proofErr w:type="gramEnd"/>
       <w:r>
         <w:rPr>
           <w:rFonts w:ascii="Tahoma" w:eastAsia="微软雅黑" w:hAnsi="Tahoma" w:cstheme="minorBidi" w:hint="eastAsia"/>
@@ -12154,6 +12591,7 @@
         </w:rPr>
         <w:t>]</w:t>
       </w:r>
+      <w:proofErr w:type="gramStart"/>
       <w:r>
         <w:rPr>
           <w:rFonts w:ascii="Tahoma" w:eastAsia="微软雅黑" w:hAnsi="Tahoma" w:cstheme="minorBidi"/>
@@ -12162,6 +12600,7 @@
         </w:rPr>
         <w:t>”</w:t>
       </w:r>
+      <w:proofErr w:type="gramEnd"/>
       <w:r>
         <w:rPr>
           <w:rFonts w:ascii="Tahoma" w:eastAsia="微软雅黑" w:hAnsi="Tahoma" w:cstheme="minorBidi" w:hint="eastAsia"/>
@@ -12439,6 +12878,7 @@
         </w:rPr>
         <w:t>能识别</w:t>
       </w:r>
+      <w:proofErr w:type="gramStart"/>
       <w:r>
         <w:rPr>
           <w:rFonts w:ascii="Tahoma" w:eastAsia="微软雅黑" w:hAnsi="Tahoma" w:cstheme="minorBidi"/>
@@ -12448,6 +12888,7 @@
         </w:rPr>
         <w:t>”</w:t>
       </w:r>
+      <w:proofErr w:type="gramEnd"/>
       <w:r>
         <w:rPr>
           <w:rFonts w:ascii="Tahoma" w:eastAsia="微软雅黑" w:hAnsi="Tahoma" w:cstheme="minorBidi" w:hint="eastAsia"/>
@@ -12457,6 +12898,7 @@
         </w:rPr>
         <w:t>\xxx</w:t>
       </w:r>
+      <w:proofErr w:type="gramStart"/>
       <w:r>
         <w:rPr>
           <w:rFonts w:ascii="Tahoma" w:eastAsia="微软雅黑" w:hAnsi="Tahoma" w:cstheme="minorBidi"/>
@@ -12466,6 +12908,7 @@
         </w:rPr>
         <w:t>”</w:t>
       </w:r>
+      <w:proofErr w:type="gramEnd"/>
       <w:r>
         <w:rPr>
           <w:rFonts w:ascii="Tahoma" w:eastAsia="微软雅黑" w:hAnsi="Tahoma" w:cstheme="minorBidi" w:hint="eastAsia"/>
@@ -12475,6 +12918,7 @@
         </w:rPr>
         <w:t>或</w:t>
       </w:r>
+      <w:proofErr w:type="gramStart"/>
       <w:r>
         <w:rPr>
           <w:rFonts w:ascii="Tahoma" w:eastAsia="微软雅黑" w:hAnsi="Tahoma" w:cstheme="minorBidi"/>
@@ -12484,6 +12928,7 @@
         </w:rPr>
         <w:t>”</w:t>
       </w:r>
+      <w:proofErr w:type="gramEnd"/>
       <w:r>
         <w:rPr>
           <w:rFonts w:ascii="Tahoma" w:eastAsia="微软雅黑" w:hAnsi="Tahoma" w:cstheme="minorBidi" w:hint="eastAsia"/>
@@ -12501,6 +12946,7 @@
         </w:rPr>
         <w:t>]</w:t>
       </w:r>
+      <w:proofErr w:type="gramStart"/>
       <w:r>
         <w:rPr>
           <w:rFonts w:ascii="Tahoma" w:eastAsia="微软雅黑" w:hAnsi="Tahoma" w:cstheme="minorBidi"/>
@@ -12509,6 +12955,7 @@
         </w:rPr>
         <w:t>”</w:t>
       </w:r>
+      <w:proofErr w:type="gramEnd"/>
       <w:r>
         <w:rPr>
           <w:rFonts w:ascii="Tahoma" w:eastAsia="微软雅黑" w:hAnsi="Tahoma" w:cstheme="minorBidi" w:hint="eastAsia"/>
@@ -12579,8 +13026,18 @@
           <w:kern w:val="0"/>
           <w:sz w:val="22"/>
         </w:rPr>
-        <w:t>，比如等待、实时切换脸图功能</w:t>
-      </w:r>
+        <w:t>，比如等待、实时</w:t>
+      </w:r>
+      <w:proofErr w:type="gramStart"/>
+      <w:r>
+        <w:rPr>
+          <w:rFonts w:ascii="Tahoma" w:eastAsia="微软雅黑" w:hAnsi="Tahoma" w:cstheme="minorBidi" w:hint="eastAsia"/>
+          <w:kern w:val="0"/>
+          <w:sz w:val="22"/>
+        </w:rPr>
+        <w:t>切换脸图功能</w:t>
+      </w:r>
+      <w:proofErr w:type="gramEnd"/>
       <w:r>
         <w:rPr>
           <w:rFonts w:ascii="Tahoma" w:eastAsia="微软雅黑" w:hAnsi="Tahoma" w:cstheme="minorBidi" w:hint="eastAsia"/>
@@ -13711,7 +14168,7 @@
           <v:shape id="_x0000_i1030" type="#_x0000_t75" style="width:404.4pt;height:142.8pt" o:ole="">
             <v:imagedata r:id="rId40" o:title=""/>
           </v:shape>
-          <o:OLEObject Type="Embed" ProgID="Visio.Drawing.15" ShapeID="_x0000_i1030" DrawAspect="Content" ObjectID="_1817960077" r:id="rId41"/>
+          <o:OLEObject Type="Embed" ProgID="Visio.Drawing.15" ShapeID="_x0000_i1030" DrawAspect="Content" ObjectID="_1831699412" r:id="rId41"/>
         </w:object>
       </w:r>
     </w:p>
@@ -14288,6 +14745,7 @@
         </w:rPr>
         <w:t>比如用</w:t>
       </w:r>
+      <w:proofErr w:type="gramStart"/>
       <w:r>
         <w:rPr>
           <w:rFonts w:ascii="Tahoma" w:eastAsia="微软雅黑" w:hAnsi="Tahoma" w:cstheme="minorBidi"/>
@@ -14296,6 +14754,7 @@
         </w:rPr>
         <w:t>”</w:t>
       </w:r>
+      <w:proofErr w:type="gramEnd"/>
       <w:r>
         <w:rPr>
           <w:rFonts w:ascii="Tahoma" w:eastAsia="微软雅黑" w:hAnsi="Tahoma" w:cstheme="minorBidi"/>
@@ -14320,6 +14779,7 @@
         </w:rPr>
         <w:t>]</w:t>
       </w:r>
+      <w:proofErr w:type="gramStart"/>
       <w:r>
         <w:rPr>
           <w:rFonts w:ascii="Tahoma" w:eastAsia="微软雅黑" w:hAnsi="Tahoma" w:cstheme="minorBidi"/>
@@ -14328,6 +14788,7 @@
         </w:rPr>
         <w:t>”</w:t>
       </w:r>
+      <w:proofErr w:type="gramEnd"/>
       <w:r>
         <w:rPr>
           <w:rFonts w:ascii="Tahoma" w:eastAsia="微软雅黑" w:hAnsi="Tahoma" w:cstheme="minorBidi"/>
@@ -14454,10 +14915,10 @@
           <w:rFonts w:hint="eastAsia"/>
         </w:rPr>
         <w:object w:dxaOrig="4645" w:dyaOrig="1668" w14:anchorId="04E3510B">
-          <v:shape id="_x0000_i1031" type="#_x0000_t75" style="width:232.2pt;height:83.4pt" o:ole="">
+          <v:shape id="_x0000_i1031" type="#_x0000_t75" style="width:231.6pt;height:83.4pt" o:ole="">
             <v:imagedata r:id="rId42" o:title=""/>
           </v:shape>
-          <o:OLEObject Type="Embed" ProgID="Visio.Drawing.15" ShapeID="_x0000_i1031" DrawAspect="Content" ObjectID="_1817960078" r:id="rId43"/>
+          <o:OLEObject Type="Embed" ProgID="Visio.Drawing.15" ShapeID="_x0000_i1031" DrawAspect="Content" ObjectID="_1831699413" r:id="rId43"/>
         </w:object>
       </w:r>
     </w:p>
@@ -14867,6 +15328,7 @@
         </w:rPr>
         <w:t>.docx</w:t>
       </w:r>
+      <w:proofErr w:type="gramStart"/>
       <w:r>
         <w:rPr>
           <w:rFonts w:ascii="Tahoma" w:eastAsia="微软雅黑" w:hAnsi="Tahoma" w:cstheme="minorBidi"/>
@@ -14875,6 +15337,7 @@
         </w:rPr>
         <w:t>”</w:t>
       </w:r>
+      <w:proofErr w:type="gramEnd"/>
       <w:r>
         <w:rPr>
           <w:rFonts w:ascii="Tahoma" w:eastAsia="微软雅黑" w:hAnsi="Tahoma" w:cstheme="minorBidi" w:hint="eastAsia"/>
@@ -15793,6 +16256,7 @@
         </w:rPr>
         <w:t>如果光标偏移字符写在中间，比如</w:t>
       </w:r>
+      <w:proofErr w:type="gramStart"/>
       <w:r>
         <w:rPr>
           <w:rFonts w:ascii="Tahoma" w:eastAsia="微软雅黑" w:hAnsi="Tahoma" w:cstheme="minorBidi"/>
@@ -15801,6 +16265,7 @@
         </w:rPr>
         <w:t>”</w:t>
       </w:r>
+      <w:proofErr w:type="gramEnd"/>
       <w:r>
         <w:rPr>
           <w:rFonts w:ascii="Tahoma" w:eastAsia="微软雅黑" w:hAnsi="Tahoma" w:cstheme="minorBidi"/>
@@ -15809,6 +16274,7 @@
         </w:rPr>
         <w:t>1234\px[50]abcd</w:t>
       </w:r>
+      <w:proofErr w:type="gramStart"/>
       <w:r>
         <w:rPr>
           <w:rFonts w:ascii="Tahoma" w:eastAsia="微软雅黑" w:hAnsi="Tahoma" w:cstheme="minorBidi"/>
@@ -15817,6 +16283,7 @@
         </w:rPr>
         <w:t>”</w:t>
       </w:r>
+      <w:proofErr w:type="gramEnd"/>
       <w:r>
         <w:rPr>
           <w:rFonts w:ascii="Tahoma" w:eastAsia="微软雅黑" w:hAnsi="Tahoma" w:cstheme="minorBidi" w:hint="eastAsia"/>
@@ -15825,6 +16292,7 @@
         </w:rPr>
         <w:t>，可以造成</w:t>
       </w:r>
+      <w:proofErr w:type="gramStart"/>
       <w:r>
         <w:rPr>
           <w:rFonts w:ascii="Tahoma" w:eastAsia="微软雅黑" w:hAnsi="Tahoma" w:cstheme="minorBidi"/>
@@ -15833,6 +16301,7 @@
         </w:rPr>
         <w:t>”</w:t>
       </w:r>
+      <w:proofErr w:type="gramEnd"/>
       <w:r>
         <w:rPr>
           <w:rFonts w:ascii="Tahoma" w:eastAsia="微软雅黑" w:hAnsi="Tahoma" w:cstheme="minorBidi" w:hint="eastAsia"/>
@@ -15841,6 +16310,7 @@
         </w:rPr>
         <w:t>断开</w:t>
       </w:r>
+      <w:proofErr w:type="gramStart"/>
       <w:r>
         <w:rPr>
           <w:rFonts w:ascii="Tahoma" w:eastAsia="微软雅黑" w:hAnsi="Tahoma" w:cstheme="minorBidi"/>
@@ -15849,6 +16319,7 @@
         </w:rPr>
         <w:t>”</w:t>
       </w:r>
+      <w:proofErr w:type="gramEnd"/>
       <w:r>
         <w:rPr>
           <w:rFonts w:ascii="Tahoma" w:eastAsia="微软雅黑" w:hAnsi="Tahoma" w:cstheme="minorBidi" w:hint="eastAsia"/>
@@ -16333,7 +16804,27 @@
                 <w:sz w:val="20"/>
                 <w:szCs w:val="20"/>
               </w:rPr>
-              <w:t>\px[]</w:t>
+              <w:t>\</w:t>
+            </w:r>
+            <w:proofErr w:type="gramStart"/>
+            <w:r>
+              <w:rPr>
+                <w:rFonts w:ascii="Tahoma" w:eastAsia="微软雅黑" w:hAnsi="Tahoma" w:hint="eastAsia"/>
+                <w:kern w:val="0"/>
+                <w:sz w:val="20"/>
+                <w:szCs w:val="20"/>
+              </w:rPr>
+              <w:t>px[</w:t>
+            </w:r>
+            <w:proofErr w:type="gramEnd"/>
+            <w:r>
+              <w:rPr>
+                <w:rFonts w:ascii="Tahoma" w:eastAsia="微软雅黑" w:hAnsi="Tahoma" w:hint="eastAsia"/>
+                <w:kern w:val="0"/>
+                <w:sz w:val="20"/>
+                <w:szCs w:val="20"/>
+              </w:rPr>
+              <w:t>]</w:t>
             </w:r>
           </w:p>
         </w:tc>
@@ -16351,6 +16842,51 @@
               <w:rPr>
                 <w:rFonts w:ascii="Tahoma" w:eastAsia="微软雅黑" w:hAnsi="Tahoma"/>
                 <w:kern w:val="0"/>
+                <w:sz w:val="22"/>
+              </w:rPr>
+            </w:pPr>
+            <w:r>
+              <w:rPr>
+                <w:rFonts w:ascii="Tahoma" w:eastAsia="微软雅黑" w:hAnsi="Tahoma" w:hint="eastAsia"/>
+                <w:kern w:val="0"/>
+                <w:sz w:val="22"/>
+              </w:rPr>
+              <w:t>临时</w:t>
+            </w:r>
+            <w:r>
+              <w:rPr>
+                <w:rFonts w:ascii="Tahoma" w:eastAsia="微软雅黑" w:hAnsi="Tahoma" w:hint="eastAsia"/>
+                <w:kern w:val="0"/>
+                <w:sz w:val="22"/>
+              </w:rPr>
+              <w:t>偏移量</w:t>
+            </w:r>
+            <w:r>
+              <w:rPr>
+                <w:rFonts w:ascii="Tahoma" w:eastAsia="微软雅黑" w:hAnsi="Tahoma" w:hint="eastAsia"/>
+                <w:kern w:val="0"/>
+                <w:sz w:val="22"/>
+              </w:rPr>
+              <w:t>X</w:t>
+            </w:r>
+            <w:r>
+              <w:rPr>
+                <w:rFonts w:ascii="Tahoma" w:eastAsia="微软雅黑" w:hAnsi="Tahoma" w:hint="eastAsia"/>
+                <w:kern w:val="0"/>
+                <w:sz w:val="22"/>
+              </w:rPr>
+              <w:t>，正数向右，负数向左。</w:t>
+            </w:r>
+          </w:p>
+          <w:p>
+            <w:pPr>
+              <w:widowControl/>
+              <w:adjustRightInd w:val="0"/>
+              <w:snapToGrid w:val="0"/>
+              <w:jc w:val="left"/>
+              <w:rPr>
+                <w:rFonts w:ascii="Tahoma" w:eastAsia="微软雅黑" w:hAnsi="Tahoma"/>
+                <w:kern w:val="0"/>
                 <w:sz w:val="20"/>
                 <w:szCs w:val="20"/>
               </w:rPr>
@@ -16361,31 +16897,55 @@
                 <w:kern w:val="0"/>
                 <w:sz w:val="22"/>
               </w:rPr>
-              <w:t>临时</w:t>
-            </w:r>
-            <w:r>
-              <w:rPr>
-                <w:rFonts w:ascii="Tahoma" w:eastAsia="微软雅黑" w:hAnsi="Tahoma" w:hint="eastAsia"/>
-                <w:kern w:val="0"/>
-                <w:sz w:val="22"/>
-              </w:rPr>
-              <w:t>偏移量</w:t>
-            </w:r>
-            <w:r>
-              <w:rPr>
-                <w:rFonts w:ascii="Tahoma" w:eastAsia="微软雅黑" w:hAnsi="Tahoma" w:hint="eastAsia"/>
-                <w:kern w:val="0"/>
-                <w:sz w:val="22"/>
-              </w:rPr>
-              <w:t>X</w:t>
-            </w:r>
-            <w:r>
-              <w:rPr>
-                <w:rFonts w:ascii="Tahoma" w:eastAsia="微软雅黑" w:hAnsi="Tahoma" w:hint="eastAsia"/>
-                <w:kern w:val="0"/>
-                <w:sz w:val="22"/>
-              </w:rPr>
-              <w:t>，正数向右，负数向左。</w:t>
+              <w:t>（偏移无视</w:t>
+            </w:r>
+            <w:r>
+              <w:rPr>
+                <w:rFonts w:ascii="Tahoma" w:eastAsia="微软雅黑" w:hAnsi="Tahoma" w:hint="eastAsia"/>
+                <w:kern w:val="0"/>
+                <w:sz w:val="22"/>
+              </w:rPr>
+              <w:t xml:space="preserve"> </w:t>
+            </w:r>
+            <w:r>
+              <w:rPr>
+                <w:rFonts w:ascii="Tahoma" w:eastAsia="微软雅黑" w:hAnsi="Tahoma" w:hint="eastAsia"/>
+                <w:kern w:val="0"/>
+                <w:sz w:val="22"/>
+              </w:rPr>
+              <w:t>居中</w:t>
+            </w:r>
+            <w:r>
+              <w:rPr>
+                <w:rFonts w:ascii="Tahoma" w:eastAsia="微软雅黑" w:hAnsi="Tahoma" w:hint="eastAsia"/>
+                <w:kern w:val="0"/>
+                <w:sz w:val="22"/>
+              </w:rPr>
+              <w:t>/</w:t>
+            </w:r>
+            <w:r>
+              <w:rPr>
+                <w:rFonts w:ascii="Tahoma" w:eastAsia="微软雅黑" w:hAnsi="Tahoma" w:hint="eastAsia"/>
+                <w:kern w:val="0"/>
+                <w:sz w:val="22"/>
+              </w:rPr>
+              <w:t>右对齐</w:t>
+            </w:r>
+            <w:r>
+              <w:rPr>
+                <w:rFonts w:ascii="Tahoma" w:eastAsia="微软雅黑" w:hAnsi="Tahoma" w:hint="eastAsia"/>
+                <w:kern w:val="0"/>
+                <w:sz w:val="22"/>
+              </w:rPr>
+              <w:t xml:space="preserve"> </w:t>
+            </w:r>
+            <w:r>
+              <w:rPr>
+                <w:rFonts w:ascii="Tahoma" w:eastAsia="微软雅黑" w:hAnsi="Tahoma" w:hint="eastAsia"/>
+                <w:kern w:val="0"/>
+                <w:sz w:val="22"/>
+              </w:rPr>
+              <w:t>的计算）</w:t>
             </w:r>
           </w:p>
         </w:tc>
@@ -16420,7 +16980,27 @@
                 <w:sz w:val="20"/>
                 <w:szCs w:val="20"/>
               </w:rPr>
-              <w:t>\py[]</w:t>
+              <w:t>\</w:t>
+            </w:r>
+            <w:proofErr w:type="gramStart"/>
+            <w:r>
+              <w:rPr>
+                <w:rFonts w:ascii="Tahoma" w:eastAsia="微软雅黑" w:hAnsi="Tahoma" w:hint="eastAsia"/>
+                <w:kern w:val="0"/>
+                <w:sz w:val="20"/>
+                <w:szCs w:val="20"/>
+              </w:rPr>
+              <w:t>py[</w:t>
+            </w:r>
+            <w:proofErr w:type="gramEnd"/>
+            <w:r>
+              <w:rPr>
+                <w:rFonts w:ascii="Tahoma" w:eastAsia="微软雅黑" w:hAnsi="Tahoma" w:hint="eastAsia"/>
+                <w:kern w:val="0"/>
+                <w:sz w:val="20"/>
+                <w:szCs w:val="20"/>
+              </w:rPr>
+              <w:t>]</w:t>
             </w:r>
           </w:p>
         </w:tc>
@@ -16438,6 +17018,91 @@
               <w:rPr>
                 <w:rFonts w:ascii="Tahoma" w:eastAsia="微软雅黑" w:hAnsi="Tahoma"/>
                 <w:kern w:val="0"/>
+                <w:sz w:val="22"/>
+              </w:rPr>
+            </w:pPr>
+            <w:r>
+              <w:rPr>
+                <w:rFonts w:ascii="Tahoma" w:eastAsia="微软雅黑" w:hAnsi="Tahoma" w:hint="eastAsia"/>
+                <w:kern w:val="0"/>
+                <w:sz w:val="22"/>
+              </w:rPr>
+              <w:t>临时</w:t>
+            </w:r>
+            <w:r>
+              <w:rPr>
+                <w:rFonts w:ascii="Tahoma" w:eastAsia="微软雅黑" w:hAnsi="Tahoma" w:hint="eastAsia"/>
+                <w:kern w:val="0"/>
+                <w:sz w:val="22"/>
+              </w:rPr>
+              <w:t>偏移量</w:t>
+            </w:r>
+            <w:r>
+              <w:rPr>
+                <w:rFonts w:ascii="Tahoma" w:eastAsia="微软雅黑" w:hAnsi="Tahoma" w:hint="eastAsia"/>
+                <w:kern w:val="0"/>
+                <w:sz w:val="22"/>
+              </w:rPr>
+              <w:t>Y</w:t>
+            </w:r>
+            <w:r>
+              <w:rPr>
+                <w:rFonts w:ascii="Tahoma" w:eastAsia="微软雅黑" w:hAnsi="Tahoma" w:hint="eastAsia"/>
+                <w:kern w:val="0"/>
+                <w:sz w:val="22"/>
+              </w:rPr>
+              <w:t>，</w:t>
+            </w:r>
+            <w:r>
+              <w:rPr>
+                <w:rFonts w:ascii="Tahoma" w:eastAsia="微软雅黑" w:hAnsi="Tahoma" w:hint="eastAsia"/>
+                <w:kern w:val="0"/>
+                <w:sz w:val="22"/>
+              </w:rPr>
+              <w:t>正数向</w:t>
+            </w:r>
+            <w:r>
+              <w:rPr>
+                <w:rFonts w:ascii="Tahoma" w:eastAsia="微软雅黑" w:hAnsi="Tahoma" w:hint="eastAsia"/>
+                <w:kern w:val="0"/>
+                <w:sz w:val="22"/>
+              </w:rPr>
+              <w:t>下</w:t>
+            </w:r>
+            <w:r>
+              <w:rPr>
+                <w:rFonts w:ascii="Tahoma" w:eastAsia="微软雅黑" w:hAnsi="Tahoma" w:hint="eastAsia"/>
+                <w:kern w:val="0"/>
+                <w:sz w:val="22"/>
+              </w:rPr>
+              <w:t>，负数向</w:t>
+            </w:r>
+            <w:r>
+              <w:rPr>
+                <w:rFonts w:ascii="Tahoma" w:eastAsia="微软雅黑" w:hAnsi="Tahoma" w:hint="eastAsia"/>
+                <w:kern w:val="0"/>
+                <w:sz w:val="22"/>
+              </w:rPr>
+              <w:t>上</w:t>
+            </w:r>
+            <w:r>
+              <w:rPr>
+                <w:rFonts w:ascii="Tahoma" w:eastAsia="微软雅黑" w:hAnsi="Tahoma" w:hint="eastAsia"/>
+                <w:kern w:val="0"/>
+                <w:sz w:val="22"/>
+              </w:rPr>
+              <w:t>。</w:t>
+            </w:r>
+          </w:p>
+          <w:p>
+            <w:pPr>
+              <w:widowControl/>
+              <w:adjustRightInd w:val="0"/>
+              <w:snapToGrid w:val="0"/>
+              <w:jc w:val="left"/>
+              <w:rPr>
+                <w:rFonts w:ascii="Tahoma" w:eastAsia="微软雅黑" w:hAnsi="Tahoma"/>
+                <w:kern w:val="0"/>
                 <w:sz w:val="20"/>
                 <w:szCs w:val="20"/>
               </w:rPr>
@@ -16448,71 +17113,55 @@
                 <w:kern w:val="0"/>
                 <w:sz w:val="22"/>
               </w:rPr>
-              <w:t>临时</w:t>
-            </w:r>
-            <w:r>
-              <w:rPr>
-                <w:rFonts w:ascii="Tahoma" w:eastAsia="微软雅黑" w:hAnsi="Tahoma" w:hint="eastAsia"/>
-                <w:kern w:val="0"/>
-                <w:sz w:val="22"/>
-              </w:rPr>
-              <w:t>偏移量</w:t>
-            </w:r>
-            <w:r>
-              <w:rPr>
-                <w:rFonts w:ascii="Tahoma" w:eastAsia="微软雅黑" w:hAnsi="Tahoma" w:hint="eastAsia"/>
-                <w:kern w:val="0"/>
-                <w:sz w:val="22"/>
-              </w:rPr>
-              <w:t>Y</w:t>
-            </w:r>
-            <w:r>
-              <w:rPr>
-                <w:rFonts w:ascii="Tahoma" w:eastAsia="微软雅黑" w:hAnsi="Tahoma" w:hint="eastAsia"/>
-                <w:kern w:val="0"/>
-                <w:sz w:val="22"/>
-              </w:rPr>
-              <w:t>，</w:t>
-            </w:r>
-            <w:r>
-              <w:rPr>
-                <w:rFonts w:ascii="Tahoma" w:eastAsia="微软雅黑" w:hAnsi="Tahoma" w:hint="eastAsia"/>
-                <w:kern w:val="0"/>
-                <w:sz w:val="22"/>
-              </w:rPr>
-              <w:t>正数向</w:t>
-            </w:r>
-            <w:r>
-              <w:rPr>
-                <w:rFonts w:ascii="Tahoma" w:eastAsia="微软雅黑" w:hAnsi="Tahoma" w:hint="eastAsia"/>
-                <w:kern w:val="0"/>
-                <w:sz w:val="22"/>
-              </w:rPr>
-              <w:t>下</w:t>
-            </w:r>
-            <w:r>
-              <w:rPr>
-                <w:rFonts w:ascii="Tahoma" w:eastAsia="微软雅黑" w:hAnsi="Tahoma" w:hint="eastAsia"/>
-                <w:kern w:val="0"/>
-                <w:sz w:val="22"/>
-              </w:rPr>
-              <w:t>，负数向</w:t>
-            </w:r>
-            <w:r>
-              <w:rPr>
-                <w:rFonts w:ascii="Tahoma" w:eastAsia="微软雅黑" w:hAnsi="Tahoma" w:hint="eastAsia"/>
-                <w:kern w:val="0"/>
-                <w:sz w:val="22"/>
-              </w:rPr>
-              <w:t>上</w:t>
-            </w:r>
-            <w:r>
-              <w:rPr>
-                <w:rFonts w:ascii="Tahoma" w:eastAsia="微软雅黑" w:hAnsi="Tahoma" w:hint="eastAsia"/>
-                <w:kern w:val="0"/>
-                <w:sz w:val="22"/>
-              </w:rPr>
-              <w:t>。</w:t>
+              <w:t>（偏移无视</w:t>
+            </w:r>
+            <w:r>
+              <w:rPr>
+                <w:rFonts w:ascii="Tahoma" w:eastAsia="微软雅黑" w:hAnsi="Tahoma" w:hint="eastAsia"/>
+                <w:kern w:val="0"/>
+                <w:sz w:val="22"/>
+              </w:rPr>
+              <w:t xml:space="preserve"> </w:t>
+            </w:r>
+            <w:r>
+              <w:rPr>
+                <w:rFonts w:ascii="Tahoma" w:eastAsia="微软雅黑" w:hAnsi="Tahoma" w:hint="eastAsia"/>
+                <w:kern w:val="0"/>
+                <w:sz w:val="22"/>
+              </w:rPr>
+              <w:t>居中</w:t>
+            </w:r>
+            <w:r>
+              <w:rPr>
+                <w:rFonts w:ascii="Tahoma" w:eastAsia="微软雅黑" w:hAnsi="Tahoma" w:hint="eastAsia"/>
+                <w:kern w:val="0"/>
+                <w:sz w:val="22"/>
+              </w:rPr>
+              <w:t>/</w:t>
+            </w:r>
+            <w:r>
+              <w:rPr>
+                <w:rFonts w:ascii="Tahoma" w:eastAsia="微软雅黑" w:hAnsi="Tahoma" w:hint="eastAsia"/>
+                <w:kern w:val="0"/>
+                <w:sz w:val="22"/>
+              </w:rPr>
+              <w:t>右对齐</w:t>
+            </w:r>
+            <w:r>
+              <w:rPr>
+                <w:rFonts w:ascii="Tahoma" w:eastAsia="微软雅黑" w:hAnsi="Tahoma" w:hint="eastAsia"/>
+                <w:kern w:val="0"/>
+                <w:sz w:val="22"/>
+              </w:rPr>
+              <w:t xml:space="preserve"> </w:t>
+            </w:r>
+            <w:r>
+              <w:rPr>
+                <w:rFonts w:ascii="Tahoma" w:eastAsia="微软雅黑" w:hAnsi="Tahoma" w:hint="eastAsia"/>
+                <w:kern w:val="0"/>
+                <w:sz w:val="22"/>
+              </w:rPr>
+              <w:t>的计算）</w:t>
             </w:r>
           </w:p>
         </w:tc>
@@ -16641,6 +17290,7 @@
           <w:sz w:val="22"/>
         </w:rPr>
       </w:pPr>
+      <w:proofErr w:type="gramStart"/>
       <w:r>
         <w:rPr>
           <w:rFonts w:ascii="Tahoma" w:eastAsia="微软雅黑" w:hAnsi="Tahoma" w:hint="eastAsia"/>
@@ -16649,6 +17299,7 @@
         </w:rPr>
         <w:t>但设置</w:t>
       </w:r>
+      <w:proofErr w:type="gramEnd"/>
       <w:r>
         <w:rPr>
           <w:rFonts w:ascii="Tahoma" w:eastAsia="微软雅黑" w:hAnsi="Tahoma" w:hint="eastAsia"/>
@@ -16864,8 +17515,27 @@
           <w:kern w:val="0"/>
           <w:sz w:val="22"/>
         </w:rPr>
-        <w:t>（行高相关功能，可以去看看文档：</w:t>
-      </w:r>
+        <w:t>（行</w:t>
+      </w:r>
+      <w:proofErr w:type="gramStart"/>
+      <w:r>
+        <w:rPr>
+          <w:rFonts w:ascii="Tahoma" w:eastAsia="微软雅黑" w:hAnsi="Tahoma" w:cstheme="minorBidi" w:hint="eastAsia"/>
+          <w:kern w:val="0"/>
+          <w:sz w:val="22"/>
+        </w:rPr>
+        <w:t>高相关</w:t>
+      </w:r>
+      <w:proofErr w:type="gramEnd"/>
+      <w:r>
+        <w:rPr>
+          <w:rFonts w:ascii="Tahoma" w:eastAsia="微软雅黑" w:hAnsi="Tahoma" w:cstheme="minorBidi" w:hint="eastAsia"/>
+          <w:kern w:val="0"/>
+          <w:sz w:val="22"/>
+        </w:rPr>
+        <w:t>功能，可以去看看文档：</w:t>
+      </w:r>
+      <w:proofErr w:type="gramStart"/>
       <w:r>
         <w:rPr>
           <w:rFonts w:ascii="Tahoma" w:eastAsia="微软雅黑" w:hAnsi="Tahoma" w:cstheme="minorBidi"/>
@@ -16874,6 +17544,7 @@
         </w:rPr>
         <w:t>”</w:t>
       </w:r>
+      <w:proofErr w:type="gramEnd"/>
       <w:r>
         <w:rPr>
           <w:rFonts w:ascii="Tahoma" w:eastAsia="微软雅黑" w:hAnsi="Tahoma" w:hint="eastAsia"/>
@@ -16919,6 +17590,7 @@
         </w:rPr>
         <w:t>.docx</w:t>
       </w:r>
+      <w:proofErr w:type="gramStart"/>
       <w:r>
         <w:rPr>
           <w:rFonts w:ascii="Tahoma" w:eastAsia="微软雅黑" w:hAnsi="Tahoma" w:cstheme="minorBidi"/>
@@ -16927,6 +17599,7 @@
         </w:rPr>
         <w:t>”</w:t>
       </w:r>
+      <w:proofErr w:type="gramEnd"/>
       <w:r>
         <w:rPr>
           <w:rFonts w:ascii="Tahoma" w:eastAsia="微软雅黑" w:hAnsi="Tahoma" w:cstheme="minorBidi" w:hint="eastAsia"/>
@@ -16935,6 +17608,974 @@
         </w:rPr>
         <w:t>）</w:t>
       </w:r>
+    </w:p>
+    <w:p>
+      <w:pPr>
+        <w:widowControl/>
+        <w:snapToGrid w:val="0"/>
+        <w:jc w:val="left"/>
+        <w:rPr>
+          <w:rFonts w:ascii="Tahoma" w:eastAsia="微软雅黑" w:hAnsi="Tahoma" w:cstheme="minorBidi"/>
+          <w:kern w:val="0"/>
+          <w:sz w:val="22"/>
+        </w:rPr>
+      </w:pPr>
+    </w:p>
+    <w:p>
+      <w:pPr>
+        <w:widowControl/>
+        <w:snapToGrid w:val="0"/>
+        <w:jc w:val="left"/>
+        <w:rPr>
+          <w:rFonts w:ascii="Tahoma" w:eastAsia="微软雅黑" w:hAnsi="Tahoma" w:cstheme="minorBidi"/>
+          <w:kern w:val="0"/>
+          <w:sz w:val="22"/>
+        </w:rPr>
+      </w:pPr>
+    </w:p>
+    <w:p>
+      <w:pPr>
+        <w:pStyle w:val="3"/>
+        <w:spacing w:before="240" w:after="120" w:line="415" w:lineRule="auto"/>
+        <w:rPr>
+          <w:rFonts w:ascii="等线" w:eastAsia="等线" w:hAnsi="等线" w:hint="eastAsia"/>
+          <w:sz w:val="28"/>
+        </w:rPr>
+      </w:pPr>
+      <w:bookmarkStart w:id="26" w:name="_空白块字符"/>
+      <w:bookmarkEnd w:id="26"/>
+      <w:r>
+        <w:rPr>
+          <w:rFonts w:ascii="等线" w:eastAsia="等线" w:hAnsi="等线" w:hint="eastAsia"/>
+          <w:sz w:val="28"/>
+        </w:rPr>
+        <w:t>空白块字符</w:t>
+      </w:r>
+    </w:p>
+    <w:p>
+      <w:pPr>
+        <w:pStyle w:val="4"/>
+        <w:spacing w:before="0" w:after="120" w:line="240" w:lineRule="auto"/>
+        <w:rPr>
+          <w:rFonts w:ascii="微软雅黑" w:eastAsia="微软雅黑" w:hAnsi="微软雅黑" w:hint="eastAsia"/>
+          <w:sz w:val="22"/>
+          <w:szCs w:val="22"/>
+        </w:rPr>
+      </w:pPr>
+      <w:r>
+        <w:rPr>
+          <w:rFonts w:ascii="微软雅黑" w:eastAsia="微软雅黑" w:hAnsi="微软雅黑" w:hint="eastAsia"/>
+          <w:sz w:val="22"/>
+          <w:szCs w:val="22"/>
+        </w:rPr>
+        <w:t>1）</w:t>
+      </w:r>
+      <w:r>
+        <w:rPr>
+          <w:rFonts w:ascii="微软雅黑" w:eastAsia="微软雅黑" w:hAnsi="微软雅黑" w:hint="eastAsia"/>
+          <w:sz w:val="22"/>
+          <w:szCs w:val="22"/>
+        </w:rPr>
+        <w:t>定义</w:t>
+      </w:r>
+    </w:p>
+    <w:p>
+      <w:pPr>
+        <w:widowControl/>
+        <w:snapToGrid w:val="0"/>
+        <w:jc w:val="left"/>
+        <w:rPr>
+          <w:rFonts w:ascii="Tahoma" w:eastAsia="微软雅黑" w:hAnsi="Tahoma"/>
+          <w:kern w:val="0"/>
+          <w:sz w:val="22"/>
+        </w:rPr>
+      </w:pPr>
+      <w:r>
+        <w:rPr>
+          <w:rFonts w:ascii="Tahoma" w:eastAsia="微软雅黑" w:hAnsi="Tahoma" w:hint="eastAsia"/>
+          <w:kern w:val="0"/>
+          <w:sz w:val="22"/>
+        </w:rPr>
+        <w:t>窗口字符核心</w:t>
+      </w:r>
+      <w:r>
+        <w:rPr>
+          <w:rFonts w:ascii="Tahoma" w:eastAsia="微软雅黑" w:hAnsi="Tahoma" w:hint="eastAsia"/>
+          <w:kern w:val="0"/>
+          <w:sz w:val="22"/>
+        </w:rPr>
+        <w:t xml:space="preserve"> </w:t>
+      </w:r>
+      <w:r>
+        <w:rPr>
+          <w:rFonts w:ascii="Tahoma" w:eastAsia="微软雅黑" w:hAnsi="Tahoma" w:hint="eastAsia"/>
+          <w:kern w:val="0"/>
+          <w:sz w:val="22"/>
+        </w:rPr>
+        <w:t>提供的</w:t>
+      </w:r>
+      <w:r>
+        <w:rPr>
+          <w:rFonts w:ascii="Tahoma" w:eastAsia="微软雅黑" w:hAnsi="Tahoma" w:hint="eastAsia"/>
+          <w:kern w:val="0"/>
+          <w:sz w:val="22"/>
+        </w:rPr>
+        <w:t xml:space="preserve"> </w:t>
+      </w:r>
+      <w:r>
+        <w:rPr>
+          <w:rFonts w:ascii="Tahoma" w:eastAsia="微软雅黑" w:hAnsi="Tahoma" w:hint="eastAsia"/>
+          <w:kern w:val="0"/>
+          <w:sz w:val="22"/>
+        </w:rPr>
+        <w:t>空白块字符</w:t>
+      </w:r>
+      <w:r>
+        <w:rPr>
+          <w:rFonts w:ascii="Tahoma" w:eastAsia="微软雅黑" w:hAnsi="Tahoma" w:hint="eastAsia"/>
+          <w:kern w:val="0"/>
+          <w:sz w:val="22"/>
+        </w:rPr>
+        <w:t xml:space="preserve"> </w:t>
+      </w:r>
+      <w:r>
+        <w:rPr>
+          <w:rFonts w:ascii="Tahoma" w:eastAsia="微软雅黑" w:hAnsi="Tahoma" w:hint="eastAsia"/>
+          <w:kern w:val="0"/>
+          <w:sz w:val="22"/>
+        </w:rPr>
+        <w:t>功能如下。</w:t>
+      </w:r>
+    </w:p>
+    <w:tbl>
+      <w:tblPr>
+        <w:tblStyle w:val="af"/>
+        <w:tblW w:w="8046" w:type="dxa"/>
+        <w:jc w:val="center"/>
+        <w:tblBorders>
+          <w:top w:val="single" w:sz="4" w:space="0" w:color="D9D9D9" w:themeColor="background1" w:themeShade="D9"/>
+          <w:left w:val="single" w:sz="4" w:space="0" w:color="D9D9D9" w:themeColor="background1" w:themeShade="D9"/>
+          <w:bottom w:val="single" w:sz="4" w:space="0" w:color="D9D9D9" w:themeColor="background1" w:themeShade="D9"/>
+          <w:right w:val="single" w:sz="4" w:space="0" w:color="D9D9D9" w:themeColor="background1" w:themeShade="D9"/>
+          <w:insideH w:val="single" w:sz="4" w:space="0" w:color="D9D9D9" w:themeColor="background1" w:themeShade="D9"/>
+          <w:insideV w:val="single" w:sz="4" w:space="0" w:color="D9D9D9" w:themeColor="background1" w:themeShade="D9"/>
+        </w:tblBorders>
+        <w:tblLook w:val="04A0" w:firstRow="1" w:lastRow="0" w:firstColumn="1" w:lastColumn="0" w:noHBand="0" w:noVBand="1"/>
+      </w:tblPr>
+      <w:tblGrid>
+        <w:gridCol w:w="2802"/>
+        <w:gridCol w:w="5244"/>
+      </w:tblGrid>
+      <w:tr>
+        <w:trPr>
+          <w:jc w:val="center"/>
+        </w:trPr>
+        <w:tc>
+          <w:tcPr>
+            <w:tcW w:w="2802" w:type="dxa"/>
+            <w:shd w:val="clear" w:color="auto" w:fill="DEEAF6" w:themeFill="accent1" w:themeFillTint="33"/>
+            <w:vAlign w:val="center"/>
+          </w:tcPr>
+          <w:p>
+            <w:pPr>
+              <w:widowControl/>
+              <w:adjustRightInd w:val="0"/>
+              <w:snapToGrid w:val="0"/>
+              <w:spacing w:line="276" w:lineRule="auto"/>
+              <w:jc w:val="center"/>
+              <w:rPr>
+                <w:rFonts w:ascii="Tahoma" w:eastAsia="微软雅黑" w:hAnsi="Tahoma"/>
+                <w:b/>
+                <w:bCs/>
+                <w:kern w:val="0"/>
+                <w:szCs w:val="21"/>
+              </w:rPr>
+            </w:pPr>
+            <w:r>
+              <w:rPr>
+                <w:rFonts w:ascii="Tahoma" w:eastAsia="微软雅黑" w:hAnsi="Tahoma" w:hint="eastAsia"/>
+                <w:b/>
+                <w:bCs/>
+                <w:kern w:val="0"/>
+                <w:szCs w:val="21"/>
+              </w:rPr>
+              <w:t>窗口</w:t>
+            </w:r>
+            <w:r>
+              <w:rPr>
+                <w:rFonts w:ascii="Tahoma" w:eastAsia="微软雅黑" w:hAnsi="Tahoma" w:hint="eastAsia"/>
+                <w:b/>
+                <w:bCs/>
+                <w:kern w:val="0"/>
+                <w:szCs w:val="21"/>
+              </w:rPr>
+              <w:t>字符</w:t>
+            </w:r>
+          </w:p>
+        </w:tc>
+        <w:tc>
+          <w:tcPr>
+            <w:tcW w:w="5244" w:type="dxa"/>
+            <w:shd w:val="clear" w:color="auto" w:fill="DEEAF6" w:themeFill="accent1" w:themeFillTint="33"/>
+            <w:vAlign w:val="center"/>
+          </w:tcPr>
+          <w:p>
+            <w:pPr>
+              <w:widowControl/>
+              <w:adjustRightInd w:val="0"/>
+              <w:snapToGrid w:val="0"/>
+              <w:spacing w:line="276" w:lineRule="auto"/>
+              <w:jc w:val="center"/>
+              <w:rPr>
+                <w:rFonts w:ascii="Tahoma" w:eastAsia="微软雅黑" w:hAnsi="Tahoma"/>
+                <w:b/>
+                <w:bCs/>
+                <w:kern w:val="0"/>
+                <w:szCs w:val="21"/>
+              </w:rPr>
+            </w:pPr>
+            <w:r>
+              <w:rPr>
+                <w:rFonts w:ascii="Tahoma" w:eastAsia="微软雅黑" w:hAnsi="Tahoma" w:hint="eastAsia"/>
+                <w:b/>
+                <w:bCs/>
+                <w:kern w:val="0"/>
+                <w:szCs w:val="21"/>
+              </w:rPr>
+              <w:t>描述</w:t>
+            </w:r>
+          </w:p>
+        </w:tc>
+      </w:tr>
+      <w:tr>
+        <w:trPr>
+          <w:jc w:val="center"/>
+        </w:trPr>
+        <w:tc>
+          <w:tcPr>
+            <w:tcW w:w="2802" w:type="dxa"/>
+            <w:vAlign w:val="center"/>
+          </w:tcPr>
+          <w:p>
+            <w:pPr>
+              <w:widowControl/>
+              <w:adjustRightInd w:val="0"/>
+              <w:snapToGrid w:val="0"/>
+              <w:spacing w:line="276" w:lineRule="auto"/>
+              <w:jc w:val="left"/>
+              <w:rPr>
+                <w:rFonts w:ascii="Tahoma" w:eastAsia="微软雅黑" w:hAnsi="Tahoma"/>
+                <w:kern w:val="0"/>
+                <w:sz w:val="20"/>
+                <w:szCs w:val="20"/>
+              </w:rPr>
+            </w:pPr>
+            <w:r>
+              <w:rPr>
+                <w:rFonts w:ascii="Tahoma" w:eastAsia="微软雅黑" w:hAnsi="Tahoma"/>
+                <w:kern w:val="0"/>
+                <w:sz w:val="20"/>
+                <w:szCs w:val="20"/>
+              </w:rPr>
+              <w:t>\</w:t>
+            </w:r>
+            <w:proofErr w:type="gramStart"/>
+            <w:r>
+              <w:rPr>
+                <w:rFonts w:ascii="Tahoma" w:eastAsia="微软雅黑" w:hAnsi="Tahoma"/>
+                <w:kern w:val="0"/>
+                <w:sz w:val="20"/>
+                <w:szCs w:val="20"/>
+              </w:rPr>
+              <w:t>ib[</w:t>
+            </w:r>
+            <w:proofErr w:type="gramEnd"/>
+            <w:r>
+              <w:rPr>
+                <w:rFonts w:ascii="Tahoma" w:eastAsia="微软雅黑" w:hAnsi="Tahoma"/>
+                <w:kern w:val="0"/>
+                <w:sz w:val="20"/>
+                <w:szCs w:val="20"/>
+              </w:rPr>
+              <w:t>40]</w:t>
+            </w:r>
+          </w:p>
+        </w:tc>
+        <w:tc>
+          <w:tcPr>
+            <w:tcW w:w="5244" w:type="dxa"/>
+            <w:vAlign w:val="center"/>
+          </w:tcPr>
+          <w:p>
+            <w:pPr>
+              <w:widowControl/>
+              <w:adjustRightInd w:val="0"/>
+              <w:snapToGrid w:val="0"/>
+              <w:jc w:val="left"/>
+              <w:rPr>
+                <w:rFonts w:ascii="Tahoma" w:eastAsia="微软雅黑" w:hAnsi="Tahoma"/>
+                <w:kern w:val="0"/>
+                <w:sz w:val="22"/>
+              </w:rPr>
+            </w:pPr>
+            <w:r>
+              <w:rPr>
+                <w:rFonts w:ascii="Tahoma" w:eastAsia="微软雅黑" w:hAnsi="Tahoma" w:hint="eastAsia"/>
+                <w:kern w:val="0"/>
+                <w:sz w:val="22"/>
+              </w:rPr>
+              <w:t>绘制宽度</w:t>
+            </w:r>
+            <w:r>
+              <w:rPr>
+                <w:rFonts w:ascii="Tahoma" w:eastAsia="微软雅黑" w:hAnsi="Tahoma" w:hint="eastAsia"/>
+                <w:kern w:val="0"/>
+                <w:sz w:val="22"/>
+              </w:rPr>
+              <w:t>40</w:t>
+            </w:r>
+            <w:r>
+              <w:rPr>
+                <w:rFonts w:ascii="Tahoma" w:eastAsia="微软雅黑" w:hAnsi="Tahoma" w:hint="eastAsia"/>
+                <w:kern w:val="0"/>
+                <w:sz w:val="22"/>
+              </w:rPr>
+              <w:t>像素的空白块字符。</w:t>
+            </w:r>
+          </w:p>
+          <w:p>
+            <w:pPr>
+              <w:widowControl/>
+              <w:adjustRightInd w:val="0"/>
+              <w:snapToGrid w:val="0"/>
+              <w:jc w:val="left"/>
+              <w:rPr>
+                <w:rFonts w:ascii="Tahoma" w:eastAsia="微软雅黑" w:hAnsi="Tahoma"/>
+                <w:kern w:val="0"/>
+                <w:sz w:val="20"/>
+                <w:szCs w:val="20"/>
+              </w:rPr>
+            </w:pPr>
+            <w:r>
+              <w:rPr>
+                <w:rFonts w:ascii="Tahoma" w:eastAsia="微软雅黑" w:hAnsi="Tahoma" w:hint="eastAsia"/>
+                <w:kern w:val="0"/>
+                <w:sz w:val="22"/>
+              </w:rPr>
+              <w:t>空白块字符用于扩开高宽用。</w:t>
+            </w:r>
+          </w:p>
+        </w:tc>
+      </w:tr>
+      <w:tr>
+        <w:trPr>
+          <w:jc w:val="center"/>
+        </w:trPr>
+        <w:tc>
+          <w:tcPr>
+            <w:tcW w:w="2802" w:type="dxa"/>
+            <w:vAlign w:val="center"/>
+          </w:tcPr>
+          <w:p>
+            <w:pPr>
+              <w:widowControl/>
+              <w:adjustRightInd w:val="0"/>
+              <w:snapToGrid w:val="0"/>
+              <w:spacing w:line="276" w:lineRule="auto"/>
+              <w:jc w:val="left"/>
+              <w:rPr>
+                <w:rFonts w:ascii="Tahoma" w:eastAsia="微软雅黑" w:hAnsi="Tahoma"/>
+                <w:kern w:val="0"/>
+                <w:sz w:val="20"/>
+                <w:szCs w:val="20"/>
+              </w:rPr>
+            </w:pPr>
+            <w:r>
+              <w:rPr>
+                <w:rFonts w:ascii="Tahoma" w:eastAsia="微软雅黑" w:hAnsi="Tahoma"/>
+                <w:kern w:val="0"/>
+                <w:sz w:val="20"/>
+                <w:szCs w:val="20"/>
+              </w:rPr>
+              <w:t>\</w:t>
+            </w:r>
+            <w:proofErr w:type="gramStart"/>
+            <w:r>
+              <w:rPr>
+                <w:rFonts w:ascii="Tahoma" w:eastAsia="微软雅黑" w:hAnsi="Tahoma"/>
+                <w:kern w:val="0"/>
+                <w:sz w:val="20"/>
+                <w:szCs w:val="20"/>
+              </w:rPr>
+              <w:t>ib[</w:t>
+            </w:r>
+            <w:proofErr w:type="gramEnd"/>
+            <w:r>
+              <w:rPr>
+                <w:rFonts w:ascii="Tahoma" w:eastAsia="微软雅黑" w:hAnsi="Tahoma"/>
+                <w:kern w:val="0"/>
+                <w:sz w:val="20"/>
+                <w:szCs w:val="20"/>
+              </w:rPr>
+              <w:t>40:30]</w:t>
+            </w:r>
+          </w:p>
+        </w:tc>
+        <w:tc>
+          <w:tcPr>
+            <w:tcW w:w="5244" w:type="dxa"/>
+            <w:vAlign w:val="center"/>
+          </w:tcPr>
+          <w:p>
+            <w:pPr>
+              <w:widowControl/>
+              <w:adjustRightInd w:val="0"/>
+              <w:snapToGrid w:val="0"/>
+              <w:jc w:val="left"/>
+              <w:rPr>
+                <w:rFonts w:ascii="Tahoma" w:eastAsia="微软雅黑" w:hAnsi="Tahoma"/>
+                <w:kern w:val="0"/>
+                <w:sz w:val="22"/>
+              </w:rPr>
+            </w:pPr>
+            <w:r>
+              <w:rPr>
+                <w:rFonts w:ascii="Tahoma" w:eastAsia="微软雅黑" w:hAnsi="Tahoma" w:hint="eastAsia"/>
+                <w:kern w:val="0"/>
+                <w:sz w:val="22"/>
+              </w:rPr>
+              <w:t>绘制宽度</w:t>
+            </w:r>
+            <w:r>
+              <w:rPr>
+                <w:rFonts w:ascii="Tahoma" w:eastAsia="微软雅黑" w:hAnsi="Tahoma" w:hint="eastAsia"/>
+                <w:kern w:val="0"/>
+                <w:sz w:val="22"/>
+              </w:rPr>
+              <w:t>40</w:t>
+            </w:r>
+            <w:r>
+              <w:rPr>
+                <w:rFonts w:ascii="Tahoma" w:eastAsia="微软雅黑" w:hAnsi="Tahoma" w:hint="eastAsia"/>
+                <w:kern w:val="0"/>
+                <w:sz w:val="22"/>
+              </w:rPr>
+              <w:t>像素</w:t>
+            </w:r>
+            <w:r>
+              <w:rPr>
+                <w:rFonts w:ascii="Tahoma" w:eastAsia="微软雅黑" w:hAnsi="Tahoma" w:hint="eastAsia"/>
+                <w:kern w:val="0"/>
+                <w:sz w:val="22"/>
+              </w:rPr>
+              <w:t>,</w:t>
+            </w:r>
+            <w:r>
+              <w:rPr>
+                <w:rFonts w:ascii="Tahoma" w:eastAsia="微软雅黑" w:hAnsi="Tahoma" w:hint="eastAsia"/>
+                <w:kern w:val="0"/>
+                <w:sz w:val="22"/>
+              </w:rPr>
+              <w:t>高度</w:t>
+            </w:r>
+            <w:r>
+              <w:rPr>
+                <w:rFonts w:ascii="Tahoma" w:eastAsia="微软雅黑" w:hAnsi="Tahoma" w:hint="eastAsia"/>
+                <w:kern w:val="0"/>
+                <w:sz w:val="22"/>
+              </w:rPr>
+              <w:t>30</w:t>
+            </w:r>
+            <w:r>
+              <w:rPr>
+                <w:rFonts w:ascii="Tahoma" w:eastAsia="微软雅黑" w:hAnsi="Tahoma" w:hint="eastAsia"/>
+                <w:kern w:val="0"/>
+                <w:sz w:val="22"/>
+              </w:rPr>
+              <w:t>像素的空白块字符。</w:t>
+            </w:r>
+          </w:p>
+          <w:p>
+            <w:pPr>
+              <w:widowControl/>
+              <w:adjustRightInd w:val="0"/>
+              <w:snapToGrid w:val="0"/>
+              <w:jc w:val="left"/>
+              <w:rPr>
+                <w:rFonts w:ascii="Tahoma" w:eastAsia="微软雅黑" w:hAnsi="Tahoma"/>
+                <w:kern w:val="0"/>
+                <w:sz w:val="20"/>
+                <w:szCs w:val="20"/>
+              </w:rPr>
+            </w:pPr>
+            <w:r>
+              <w:rPr>
+                <w:rFonts w:ascii="Tahoma" w:eastAsia="微软雅黑" w:hAnsi="Tahoma" w:hint="eastAsia"/>
+                <w:kern w:val="0"/>
+                <w:sz w:val="22"/>
+              </w:rPr>
+              <w:t>空白块字符用于扩开高宽用。</w:t>
+            </w:r>
+          </w:p>
+        </w:tc>
+      </w:tr>
+    </w:tbl>
+    <w:p>
+      <w:pPr>
+        <w:widowControl/>
+        <w:snapToGrid w:val="0"/>
+        <w:jc w:val="left"/>
+        <w:rPr>
+          <w:rFonts w:ascii="Tahoma" w:eastAsia="微软雅黑" w:hAnsi="Tahoma" w:cstheme="minorBidi"/>
+          <w:kern w:val="0"/>
+          <w:sz w:val="22"/>
+        </w:rPr>
+      </w:pPr>
+      <w:r>
+        <w:rPr>
+          <w:rFonts w:ascii="Tahoma" w:eastAsia="微软雅黑" w:hAnsi="Tahoma" w:cstheme="minorBidi" w:hint="eastAsia"/>
+          <w:kern w:val="0"/>
+          <w:sz w:val="22"/>
+        </w:rPr>
+        <w:t>空白块字符与中文空格、英文空格相似，</w:t>
+      </w:r>
+    </w:p>
+    <w:p>
+      <w:pPr>
+        <w:widowControl/>
+        <w:snapToGrid w:val="0"/>
+        <w:jc w:val="left"/>
+        <w:rPr>
+          <w:rFonts w:ascii="Tahoma" w:eastAsia="微软雅黑" w:hAnsi="Tahoma" w:cstheme="minorBidi"/>
+          <w:kern w:val="0"/>
+          <w:sz w:val="22"/>
+        </w:rPr>
+      </w:pPr>
+      <w:r>
+        <w:rPr>
+          <w:rFonts w:ascii="Tahoma" w:eastAsia="微软雅黑" w:hAnsi="Tahoma" w:cstheme="minorBidi" w:hint="eastAsia"/>
+          <w:kern w:val="0"/>
+          <w:sz w:val="22"/>
+        </w:rPr>
+        <w:t>都占一个字符，且具备一定高度和宽度。</w:t>
+      </w:r>
+    </w:p>
+    <w:p>
+      <w:pPr>
+        <w:pStyle w:val="4"/>
+        <w:spacing w:before="0" w:after="120" w:line="240" w:lineRule="auto"/>
+        <w:rPr>
+          <w:rFonts w:ascii="微软雅黑" w:eastAsia="微软雅黑" w:hAnsi="微软雅黑" w:hint="eastAsia"/>
+          <w:sz w:val="22"/>
+          <w:szCs w:val="22"/>
+        </w:rPr>
+      </w:pPr>
+      <w:r>
+        <w:rPr>
+          <w:rFonts w:ascii="微软雅黑" w:eastAsia="微软雅黑" w:hAnsi="微软雅黑" w:hint="eastAsia"/>
+          <w:sz w:val="22"/>
+          <w:szCs w:val="22"/>
+        </w:rPr>
+        <w:lastRenderedPageBreak/>
+        <w:t>2</w:t>
+      </w:r>
+      <w:r>
+        <w:rPr>
+          <w:rFonts w:ascii="微软雅黑" w:eastAsia="微软雅黑" w:hAnsi="微软雅黑" w:hint="eastAsia"/>
+          <w:sz w:val="22"/>
+          <w:szCs w:val="22"/>
+        </w:rPr>
+        <w:t>）</w:t>
+      </w:r>
+      <w:r>
+        <w:rPr>
+          <w:rFonts w:ascii="微软雅黑" w:eastAsia="微软雅黑" w:hAnsi="微软雅黑" w:hint="eastAsia"/>
+          <w:sz w:val="22"/>
+          <w:szCs w:val="22"/>
+        </w:rPr>
+        <w:t>与偏移的区别</w:t>
+      </w:r>
+    </w:p>
+    <w:p>
+      <w:pPr>
+        <w:widowControl/>
+        <w:snapToGrid w:val="0"/>
+        <w:jc w:val="left"/>
+        <w:rPr>
+          <w:rFonts w:ascii="Tahoma" w:eastAsia="微软雅黑" w:hAnsi="Tahoma" w:cstheme="minorBidi"/>
+          <w:kern w:val="0"/>
+          <w:sz w:val="22"/>
+        </w:rPr>
+      </w:pPr>
+      <w:r>
+        <w:rPr>
+          <w:rFonts w:ascii="Tahoma" w:eastAsia="微软雅黑" w:hAnsi="Tahoma" w:cstheme="minorBidi" w:hint="eastAsia"/>
+          <w:kern w:val="0"/>
+          <w:sz w:val="22"/>
+        </w:rPr>
+        <w:t>空白块字符</w:t>
+      </w:r>
+      <w:r>
+        <w:rPr>
+          <w:rFonts w:ascii="Tahoma" w:eastAsia="微软雅黑" w:hAnsi="Tahoma" w:cstheme="minorBidi" w:hint="eastAsia"/>
+          <w:kern w:val="0"/>
+          <w:sz w:val="22"/>
+        </w:rPr>
+        <w:t>\ib[50:50]</w:t>
+      </w:r>
+      <w:r>
+        <w:rPr>
+          <w:rFonts w:ascii="Tahoma" w:eastAsia="微软雅黑" w:hAnsi="Tahoma" w:cstheme="minorBidi" w:hint="eastAsia"/>
+          <w:kern w:val="0"/>
+          <w:sz w:val="22"/>
+        </w:rPr>
+        <w:t>与偏移</w:t>
+      </w:r>
+      <w:r>
+        <w:rPr>
+          <w:rFonts w:ascii="Tahoma" w:eastAsia="微软雅黑" w:hAnsi="Tahoma" w:cstheme="minorBidi" w:hint="eastAsia"/>
+          <w:kern w:val="0"/>
+          <w:sz w:val="22"/>
+        </w:rPr>
+        <w:t xml:space="preserve">\px[50]\py[50] </w:t>
+      </w:r>
+      <w:r>
+        <w:rPr>
+          <w:rFonts w:ascii="Tahoma" w:eastAsia="微软雅黑" w:hAnsi="Tahoma" w:cstheme="minorBidi" w:hint="eastAsia"/>
+          <w:kern w:val="0"/>
+          <w:sz w:val="22"/>
+        </w:rPr>
+        <w:t>的区别如下图。</w:t>
+      </w:r>
+    </w:p>
+    <w:p>
+      <w:pPr>
+        <w:widowControl/>
+        <w:snapToGrid w:val="0"/>
+        <w:jc w:val="center"/>
+        <w:rPr>
+          <w:rFonts w:ascii="Tahoma" w:eastAsia="微软雅黑" w:hAnsi="Tahoma" w:cstheme="minorBidi"/>
+          <w:kern w:val="0"/>
+          <w:sz w:val="22"/>
+        </w:rPr>
+      </w:pPr>
+      <w:r>
+        <w:rPr>
+          <w:noProof/>
+        </w:rPr>
+        <w:drawing>
+          <wp:inline distT="0" distB="0" distL="0" distR="0" wp14:anchorId="4D2D9F19" wp14:editId="39B2FFBC">
+            <wp:extent cx="5021580" cy="1088231"/>
+            <wp:effectExtent l="0" t="0" r="0" b="0"/>
+            <wp:docPr id="300718293" name="图片 2"/>
+            <wp:cNvGraphicFramePr>
+              <a:graphicFrameLocks xmlns:a="http://schemas.openxmlformats.org/drawingml/2006/main" noChangeAspect="1"/>
+            </wp:cNvGraphicFramePr>
+            <a:graphic xmlns:a="http://schemas.openxmlformats.org/drawingml/2006/main">
+              <a:graphicData uri="http://schemas.openxmlformats.org/drawingml/2006/picture">
+                <pic:pic xmlns:pic="http://schemas.openxmlformats.org/drawingml/2006/picture">
+                  <pic:nvPicPr>
+                    <pic:cNvPr id="0" name="Picture 20"/>
+                    <pic:cNvPicPr>
+                      <a:picLocks noChangeAspect="1" noChangeArrowheads="1"/>
+                    </pic:cNvPicPr>
+                  </pic:nvPicPr>
+                  <pic:blipFill>
+                    <a:blip r:embed="rId50">
+                      <a:extLst>
+                        <a:ext uri="{28A0092B-C50C-407E-A947-70E740481C1C}">
+                          <a14:useLocalDpi xmlns:a14="http://schemas.microsoft.com/office/drawing/2010/main" val="0"/>
+                        </a:ext>
+                      </a:extLst>
+                    </a:blip>
+                    <a:srcRect/>
+                    <a:stretch>
+                      <a:fillRect/>
+                    </a:stretch>
+                  </pic:blipFill>
+                  <pic:spPr bwMode="auto">
+                    <a:xfrm>
+                      <a:off x="0" y="0"/>
+                      <a:ext cx="5030767" cy="1090222"/>
+                    </a:xfrm>
+                    <a:prstGeom prst="rect">
+                      <a:avLst/>
+                    </a:prstGeom>
+                    <a:noFill/>
+                    <a:ln>
+                      <a:noFill/>
+                    </a:ln>
+                  </pic:spPr>
+                </pic:pic>
+              </a:graphicData>
+            </a:graphic>
+          </wp:inline>
+        </w:drawing>
+      </w:r>
+    </w:p>
+    <w:p>
+      <w:pPr>
+        <w:widowControl/>
+        <w:snapToGrid w:val="0"/>
+        <w:jc w:val="center"/>
+        <w:rPr>
+          <w:rFonts w:ascii="Tahoma" w:eastAsia="微软雅黑" w:hAnsi="Tahoma" w:cstheme="minorBidi"/>
+          <w:kern w:val="0"/>
+          <w:sz w:val="22"/>
+        </w:rPr>
+      </w:pPr>
+      <w:r>
+        <w:rPr>
+          <w:noProof/>
+        </w:rPr>
+        <w:drawing>
+          <wp:inline distT="0" distB="0" distL="0" distR="0" wp14:anchorId="3D6CB6B1" wp14:editId="553F2FD2">
+            <wp:extent cx="4999990" cy="1097397"/>
+            <wp:effectExtent l="0" t="0" r="0" b="7620"/>
+            <wp:docPr id="1926355461" name="图片 1"/>
+            <wp:cNvGraphicFramePr>
+              <a:graphicFrameLocks xmlns:a="http://schemas.openxmlformats.org/drawingml/2006/main" noChangeAspect="1"/>
+            </wp:cNvGraphicFramePr>
+            <a:graphic xmlns:a="http://schemas.openxmlformats.org/drawingml/2006/main">
+              <a:graphicData uri="http://schemas.openxmlformats.org/drawingml/2006/picture">
+                <pic:pic xmlns:pic="http://schemas.openxmlformats.org/drawingml/2006/picture">
+                  <pic:nvPicPr>
+                    <pic:cNvPr id="0" name="Picture 18"/>
+                    <pic:cNvPicPr>
+                      <a:picLocks noChangeAspect="1" noChangeArrowheads="1"/>
+                    </pic:cNvPicPr>
+                  </pic:nvPicPr>
+                  <pic:blipFill>
+                    <a:blip r:embed="rId51">
+                      <a:extLst>
+                        <a:ext uri="{28A0092B-C50C-407E-A947-70E740481C1C}">
+                          <a14:useLocalDpi xmlns:a14="http://schemas.microsoft.com/office/drawing/2010/main" val="0"/>
+                        </a:ext>
+                      </a:extLst>
+                    </a:blip>
+                    <a:srcRect/>
+                    <a:stretch>
+                      <a:fillRect/>
+                    </a:stretch>
+                  </pic:blipFill>
+                  <pic:spPr bwMode="auto">
+                    <a:xfrm>
+                      <a:off x="0" y="0"/>
+                      <a:ext cx="5007208" cy="1098981"/>
+                    </a:xfrm>
+                    <a:prstGeom prst="rect">
+                      <a:avLst/>
+                    </a:prstGeom>
+                    <a:noFill/>
+                    <a:ln>
+                      <a:noFill/>
+                    </a:ln>
+                  </pic:spPr>
+                </pic:pic>
+              </a:graphicData>
+            </a:graphic>
+          </wp:inline>
+        </w:drawing>
+      </w:r>
+    </w:p>
+    <w:tbl>
+      <w:tblPr>
+        <w:tblStyle w:val="af"/>
+        <w:tblW w:w="0" w:type="auto"/>
+        <w:shd w:val="clear" w:color="auto" w:fill="DEEAF6" w:themeFill="accent1" w:themeFillTint="33"/>
+        <w:tblLook w:val="04A0" w:firstRow="1" w:lastRow="0" w:firstColumn="1" w:lastColumn="0" w:noHBand="0" w:noVBand="1"/>
+      </w:tblPr>
+      <w:tblGrid>
+        <w:gridCol w:w="8522"/>
+      </w:tblGrid>
+      <w:tr>
+        <w:tc>
+          <w:tcPr>
+            <w:tcW w:w="8522" w:type="dxa"/>
+            <w:shd w:val="clear" w:color="auto" w:fill="DEEAF6" w:themeFill="accent1" w:themeFillTint="33"/>
+          </w:tcPr>
+          <w:p>
+            <w:pPr>
+              <w:widowControl/>
+              <w:snapToGrid w:val="0"/>
+              <w:jc w:val="left"/>
+              <w:rPr>
+                <w:rFonts w:ascii="Tahoma" w:eastAsia="微软雅黑" w:hAnsi="Tahoma" w:cstheme="minorBidi"/>
+                <w:kern w:val="0"/>
+                <w:sz w:val="22"/>
+              </w:rPr>
+            </w:pPr>
+            <w:r>
+              <w:rPr>
+                <w:rFonts w:ascii="Tahoma" w:eastAsia="微软雅黑" w:hAnsi="Tahoma" w:cstheme="minorBidi" w:hint="eastAsia"/>
+                <w:kern w:val="0"/>
+                <w:sz w:val="22"/>
+              </w:rPr>
+              <w:t>偏移功能</w:t>
+            </w:r>
+            <w:r>
+              <w:rPr>
+                <w:rFonts w:ascii="Tahoma" w:eastAsia="微软雅黑" w:hAnsi="Tahoma" w:cstheme="minorBidi" w:hint="eastAsia"/>
+                <w:kern w:val="0"/>
+                <w:sz w:val="22"/>
+              </w:rPr>
+              <w:t>涉及画笔位置，</w:t>
+            </w:r>
+            <w:r>
+              <w:rPr>
+                <w:rFonts w:ascii="Tahoma" w:eastAsia="微软雅黑" w:hAnsi="Tahoma" w:cstheme="minorBidi" w:hint="eastAsia"/>
+                <w:kern w:val="0"/>
+                <w:sz w:val="22"/>
+              </w:rPr>
+              <w:t>无视</w:t>
+            </w:r>
+            <w:r>
+              <w:rPr>
+                <w:rFonts w:ascii="Tahoma" w:eastAsia="微软雅黑" w:hAnsi="Tahoma" w:cstheme="minorBidi" w:hint="eastAsia"/>
+                <w:kern w:val="0"/>
+                <w:sz w:val="22"/>
+              </w:rPr>
+              <w:t xml:space="preserve"> </w:t>
+            </w:r>
+            <w:r>
+              <w:rPr>
+                <w:rFonts w:ascii="Tahoma" w:eastAsia="微软雅黑" w:hAnsi="Tahoma" w:cstheme="minorBidi" w:hint="eastAsia"/>
+                <w:kern w:val="0"/>
+                <w:sz w:val="22"/>
+              </w:rPr>
+              <w:t>居中</w:t>
+            </w:r>
+            <w:r>
+              <w:rPr>
+                <w:rFonts w:ascii="Tahoma" w:eastAsia="微软雅黑" w:hAnsi="Tahoma" w:cstheme="minorBidi" w:hint="eastAsia"/>
+                <w:kern w:val="0"/>
+                <w:sz w:val="22"/>
+              </w:rPr>
+              <w:t>/</w:t>
+            </w:r>
+            <w:r>
+              <w:rPr>
+                <w:rFonts w:ascii="Tahoma" w:eastAsia="微软雅黑" w:hAnsi="Tahoma" w:cstheme="minorBidi" w:hint="eastAsia"/>
+                <w:kern w:val="0"/>
+                <w:sz w:val="22"/>
+              </w:rPr>
+              <w:t>右对齐</w:t>
+            </w:r>
+            <w:r>
+              <w:rPr>
+                <w:rFonts w:ascii="Tahoma" w:eastAsia="微软雅黑" w:hAnsi="Tahoma" w:cstheme="minorBidi" w:hint="eastAsia"/>
+                <w:kern w:val="0"/>
+                <w:sz w:val="22"/>
+              </w:rPr>
+              <w:t xml:space="preserve"> </w:t>
+            </w:r>
+            <w:r>
+              <w:rPr>
+                <w:rFonts w:ascii="Tahoma" w:eastAsia="微软雅黑" w:hAnsi="Tahoma" w:cstheme="minorBidi" w:hint="eastAsia"/>
+                <w:kern w:val="0"/>
+                <w:sz w:val="22"/>
+              </w:rPr>
+              <w:t>的计算。</w:t>
+            </w:r>
+          </w:p>
+          <w:p>
+            <w:pPr>
+              <w:widowControl/>
+              <w:snapToGrid w:val="0"/>
+              <w:jc w:val="left"/>
+              <w:rPr>
+                <w:rFonts w:ascii="Tahoma" w:eastAsia="微软雅黑" w:hAnsi="Tahoma" w:cstheme="minorBidi"/>
+                <w:kern w:val="0"/>
+                <w:sz w:val="22"/>
+              </w:rPr>
+            </w:pPr>
+            <w:r>
+              <w:rPr>
+                <w:rFonts w:ascii="Tahoma" w:eastAsia="微软雅黑" w:hAnsi="Tahoma" w:cstheme="minorBidi" w:hint="eastAsia"/>
+                <w:kern w:val="0"/>
+                <w:sz w:val="22"/>
+              </w:rPr>
+              <w:t>空白块字符</w:t>
+            </w:r>
+            <w:r>
+              <w:rPr>
+                <w:rFonts w:ascii="Tahoma" w:eastAsia="微软雅黑" w:hAnsi="Tahoma" w:cstheme="minorBidi" w:hint="eastAsia"/>
+                <w:kern w:val="0"/>
+                <w:sz w:val="22"/>
+              </w:rPr>
+              <w:t>是一个具有高宽的字符，参与</w:t>
+            </w:r>
+            <w:r>
+              <w:rPr>
+                <w:rFonts w:ascii="Tahoma" w:eastAsia="微软雅黑" w:hAnsi="Tahoma" w:cstheme="minorBidi" w:hint="eastAsia"/>
+                <w:kern w:val="0"/>
+                <w:sz w:val="22"/>
+              </w:rPr>
+              <w:t xml:space="preserve"> </w:t>
+            </w:r>
+            <w:r>
+              <w:rPr>
+                <w:rFonts w:ascii="Tahoma" w:eastAsia="微软雅黑" w:hAnsi="Tahoma" w:cstheme="minorBidi" w:hint="eastAsia"/>
+                <w:kern w:val="0"/>
+                <w:sz w:val="22"/>
+              </w:rPr>
+              <w:t>居中</w:t>
+            </w:r>
+            <w:r>
+              <w:rPr>
+                <w:rFonts w:ascii="Tahoma" w:eastAsia="微软雅黑" w:hAnsi="Tahoma" w:cstheme="minorBidi" w:hint="eastAsia"/>
+                <w:kern w:val="0"/>
+                <w:sz w:val="22"/>
+              </w:rPr>
+              <w:t>/</w:t>
+            </w:r>
+            <w:r>
+              <w:rPr>
+                <w:rFonts w:ascii="Tahoma" w:eastAsia="微软雅黑" w:hAnsi="Tahoma" w:cstheme="minorBidi" w:hint="eastAsia"/>
+                <w:kern w:val="0"/>
+                <w:sz w:val="22"/>
+              </w:rPr>
+              <w:t>右对齐</w:t>
+            </w:r>
+            <w:r>
+              <w:rPr>
+                <w:rFonts w:ascii="Tahoma" w:eastAsia="微软雅黑" w:hAnsi="Tahoma" w:cstheme="minorBidi" w:hint="eastAsia"/>
+                <w:kern w:val="0"/>
+                <w:sz w:val="22"/>
+              </w:rPr>
+              <w:t xml:space="preserve"> </w:t>
+            </w:r>
+            <w:r>
+              <w:rPr>
+                <w:rFonts w:ascii="Tahoma" w:eastAsia="微软雅黑" w:hAnsi="Tahoma" w:cstheme="minorBidi" w:hint="eastAsia"/>
+                <w:kern w:val="0"/>
+                <w:sz w:val="22"/>
+              </w:rPr>
+              <w:t>的计算</w:t>
+            </w:r>
+            <w:r>
+              <w:rPr>
+                <w:rFonts w:ascii="Tahoma" w:eastAsia="微软雅黑" w:hAnsi="Tahoma" w:cstheme="minorBidi" w:hint="eastAsia"/>
+                <w:kern w:val="0"/>
+                <w:sz w:val="22"/>
+              </w:rPr>
+              <w:t>。</w:t>
+            </w:r>
+          </w:p>
+        </w:tc>
+      </w:tr>
+    </w:tbl>
+    <w:p>
+      <w:pPr>
+        <w:widowControl/>
+        <w:snapToGrid w:val="0"/>
+        <w:jc w:val="left"/>
+        <w:rPr>
+          <w:rFonts w:ascii="Tahoma" w:eastAsia="微软雅黑" w:hAnsi="Tahoma" w:cstheme="minorBidi"/>
+          <w:kern w:val="0"/>
+          <w:sz w:val="22"/>
+        </w:rPr>
+      </w:pPr>
     </w:p>
     <w:p>
       <w:pPr>
@@ -16959,8 +18600,8 @@
           <w:sz w:val="28"/>
         </w:rPr>
       </w:pPr>
-      <w:bookmarkStart w:id="26" w:name="_加粗与倾斜_1"/>
-      <w:bookmarkEnd w:id="26"/>
+      <w:bookmarkStart w:id="27" w:name="_加粗与倾斜_1"/>
+      <w:bookmarkEnd w:id="27"/>
       <w:r>
         <w:rPr>
           <w:rFonts w:ascii="等线" w:eastAsia="等线" w:hAnsi="等线" w:hint="eastAsia"/>
@@ -17021,7 +18662,7 @@
                     </pic:cNvPicPr>
                   </pic:nvPicPr>
                   <pic:blipFill>
-                    <a:blip r:embed="rId50">
+                    <a:blip r:embed="rId52">
                       <a:extLst>
                         <a:ext uri="{28A0092B-C50C-407E-A947-70E740481C1C}">
                           <a14:useLocalDpi xmlns:a14="http://schemas.microsoft.com/office/drawing/2010/main" val="0"/>
@@ -17086,7 +18727,7 @@
                     </pic:cNvPicPr>
                   </pic:nvPicPr>
                   <pic:blipFill>
-                    <a:blip r:embed="rId51">
+                    <a:blip r:embed="rId53">
                       <a:extLst>
                         <a:ext uri="{28A0092B-C50C-407E-A947-70E740481C1C}">
                           <a14:useLocalDpi xmlns:a14="http://schemas.microsoft.com/office/drawing/2010/main" val="0"/>
@@ -17160,6 +18801,7 @@
         </w:rPr>
         <w:t>看：</w:t>
       </w:r>
+      <w:proofErr w:type="gramStart"/>
       <w:r>
         <w:rPr>
           <w:rFonts w:ascii="Tahoma" w:eastAsia="微软雅黑" w:hAnsi="Tahoma"/>
@@ -17168,6 +18810,7 @@
         </w:rPr>
         <w:t>”</w:t>
       </w:r>
+      <w:proofErr w:type="gramEnd"/>
       <w:r>
         <w:rPr>
           <w:rFonts w:ascii="Tahoma" w:eastAsia="微软雅黑" w:hAnsi="Tahoma" w:hint="eastAsia"/>
@@ -17213,6 +18856,7 @@
         </w:rPr>
         <w:t>.docx</w:t>
       </w:r>
+      <w:proofErr w:type="gramStart"/>
       <w:r>
         <w:rPr>
           <w:rFonts w:ascii="Tahoma" w:eastAsia="微软雅黑" w:hAnsi="Tahoma"/>
@@ -17221,6 +18865,7 @@
         </w:rPr>
         <w:t>”</w:t>
       </w:r>
+      <w:proofErr w:type="gramEnd"/>
       <w:r>
         <w:rPr>
           <w:rFonts w:ascii="Tahoma" w:eastAsia="微软雅黑" w:hAnsi="Tahoma" w:cstheme="minorBidi" w:hint="eastAsia"/>
@@ -17240,6 +18885,17 @@
           <w:sz w:val="22"/>
         </w:rPr>
       </w:pPr>
+    </w:p>
+    <w:p>
+      <w:pPr>
+        <w:widowControl/>
+        <w:jc w:val="left"/>
+        <w:rPr>
+          <w:rFonts w:ascii="Tahoma" w:eastAsia="微软雅黑" w:hAnsi="Tahoma" w:cstheme="minorBidi"/>
+          <w:kern w:val="0"/>
+          <w:sz w:val="22"/>
+        </w:rPr>
+      </w:pPr>
       <w:r>
         <w:rPr>
           <w:rFonts w:ascii="Tahoma" w:eastAsia="微软雅黑" w:hAnsi="Tahoma" w:cstheme="minorBidi"/>
@@ -17258,8 +18914,8 @@
           <w:sz w:val="28"/>
         </w:rPr>
       </w:pPr>
-      <w:bookmarkStart w:id="27" w:name="_全局默认值"/>
-      <w:bookmarkEnd w:id="27"/>
+      <w:bookmarkStart w:id="28" w:name="_全局默认值"/>
+      <w:bookmarkEnd w:id="28"/>
       <w:r>
         <w:rPr>
           <w:rFonts w:asciiTheme="minorHAnsi" w:eastAsiaTheme="minorEastAsia" w:hAnsiTheme="minorHAnsi" w:cstheme="minorBidi" w:hint="eastAsia"/>
@@ -17412,7 +19068,25 @@
           <w:kern w:val="0"/>
           <w:sz w:val="22"/>
         </w:rPr>
-        <w:t>默认字体大小、默认字体类型、默认描边设置、默认颜色</w:t>
+        <w:t>默认字体大小、默认字体类型、</w:t>
+      </w:r>
+      <w:proofErr w:type="gramStart"/>
+      <w:r>
+        <w:rPr>
+          <w:rFonts w:ascii="Tahoma" w:eastAsia="微软雅黑" w:hAnsi="Tahoma" w:cstheme="minorBidi" w:hint="eastAsia"/>
+          <w:kern w:val="0"/>
+          <w:sz w:val="22"/>
+        </w:rPr>
+        <w:t>默认描边设置</w:t>
+      </w:r>
+      <w:proofErr w:type="gramEnd"/>
+      <w:r>
+        <w:rPr>
+          <w:rFonts w:ascii="Tahoma" w:eastAsia="微软雅黑" w:hAnsi="Tahoma" w:cstheme="minorBidi" w:hint="eastAsia"/>
+          <w:kern w:val="0"/>
+          <w:sz w:val="22"/>
+        </w:rPr>
+        <w:t>、默认颜色</w:t>
       </w:r>
       <w:r>
         <w:rPr>
@@ -17447,7 +19121,25 @@
           <w:kern w:val="0"/>
           <w:sz w:val="22"/>
         </w:rPr>
-        <w:t>全局默认值主要都在</w:t>
+        <w:t>全局默认</w:t>
+      </w:r>
+      <w:proofErr w:type="gramStart"/>
+      <w:r>
+        <w:rPr>
+          <w:rFonts w:ascii="Tahoma" w:eastAsia="微软雅黑" w:hAnsi="Tahoma" w:cstheme="minorBidi" w:hint="eastAsia"/>
+          <w:kern w:val="0"/>
+          <w:sz w:val="22"/>
+        </w:rPr>
+        <w:t>值主要</w:t>
+      </w:r>
+      <w:proofErr w:type="gramEnd"/>
+      <w:r>
+        <w:rPr>
+          <w:rFonts w:ascii="Tahoma" w:eastAsia="微软雅黑" w:hAnsi="Tahoma" w:cstheme="minorBidi" w:hint="eastAsia"/>
+          <w:kern w:val="0"/>
+          <w:sz w:val="22"/>
+        </w:rPr>
+        <w:t>都在</w:t>
       </w:r>
       <w:r>
         <w:rPr>
@@ -17507,7 +19199,7 @@
                     </pic:cNvPicPr>
                   </pic:nvPicPr>
                   <pic:blipFill>
-                    <a:blip r:embed="rId52">
+                    <a:blip r:embed="rId54">
                       <a:extLst>
                         <a:ext uri="{28A0092B-C50C-407E-A947-70E740481C1C}">
                           <a14:useLocalDpi xmlns:a14="http://schemas.microsoft.com/office/drawing/2010/main" val="0"/>
@@ -17594,6 +19286,7 @@
         </w:rPr>
         <w:t>提供的</w:t>
       </w:r>
+      <w:proofErr w:type="gramStart"/>
       <w:r>
         <w:rPr>
           <w:rFonts w:ascii="Tahoma" w:eastAsia="微软雅黑" w:hAnsi="Tahoma" w:cstheme="minorBidi"/>
@@ -17602,6 +19295,7 @@
         </w:rPr>
         <w:t>”</w:t>
       </w:r>
+      <w:proofErr w:type="gramEnd"/>
       <w:r>
         <w:rPr>
           <w:rFonts w:ascii="Tahoma" w:eastAsia="微软雅黑" w:hAnsi="Tahoma" w:cstheme="minorBidi" w:hint="eastAsia"/>
@@ -17610,6 +19304,7 @@
         </w:rPr>
         <w:t>全局默认值</w:t>
       </w:r>
+      <w:proofErr w:type="gramStart"/>
       <w:r>
         <w:rPr>
           <w:rFonts w:ascii="Tahoma" w:eastAsia="微软雅黑" w:hAnsi="Tahoma" w:cstheme="minorBidi"/>
@@ -17618,6 +19313,7 @@
         </w:rPr>
         <w:t>”</w:t>
       </w:r>
+      <w:proofErr w:type="gramEnd"/>
       <w:r>
         <w:rPr>
           <w:rFonts w:ascii="Tahoma" w:eastAsia="微软雅黑" w:hAnsi="Tahoma" w:cstheme="minorBidi" w:hint="eastAsia"/>
@@ -17668,7 +19364,7 @@
                     </pic:cNvPicPr>
                   </pic:nvPicPr>
                   <pic:blipFill>
-                    <a:blip r:embed="rId53">
+                    <a:blip r:embed="rId55">
                       <a:extLst>
                         <a:ext uri="{28A0092B-C50C-407E-A947-70E740481C1C}">
                           <a14:useLocalDpi xmlns:a14="http://schemas.microsoft.com/office/drawing/2010/main" val="0"/>
@@ -17733,7 +19429,25 @@
                 <w:kern w:val="0"/>
                 <w:sz w:val="22"/>
               </w:rPr>
-              <w:t>注意，全局默认值修改之后，真的</w:t>
+              <w:t>注意，全局默认</w:t>
+            </w:r>
+            <w:proofErr w:type="gramStart"/>
+            <w:r>
+              <w:rPr>
+                <w:rFonts w:ascii="Tahoma" w:eastAsia="微软雅黑" w:hAnsi="Tahoma" w:cstheme="minorBidi" w:hint="eastAsia"/>
+                <w:kern w:val="0"/>
+                <w:sz w:val="22"/>
+              </w:rPr>
+              <w:t>值修改</w:t>
+            </w:r>
+            <w:proofErr w:type="gramEnd"/>
+            <w:r>
+              <w:rPr>
+                <w:rFonts w:ascii="Tahoma" w:eastAsia="微软雅黑" w:hAnsi="Tahoma" w:cstheme="minorBidi" w:hint="eastAsia"/>
+                <w:kern w:val="0"/>
+                <w:sz w:val="22"/>
+              </w:rPr>
+              <w:t>之后，真的</w:t>
             </w:r>
             <w:r>
               <w:rPr>
@@ -17850,8 +19564,8 @@
           <w:sz w:val="28"/>
         </w:rPr>
       </w:pPr>
-      <w:bookmarkStart w:id="28" w:name="_全重置字符"/>
-      <w:bookmarkEnd w:id="28"/>
+      <w:bookmarkStart w:id="29" w:name="_全重置字符"/>
+      <w:bookmarkEnd w:id="29"/>
       <w:r>
         <w:rPr>
           <w:rFonts w:asciiTheme="minorHAnsi" w:eastAsiaTheme="minorEastAsia" w:hAnsiTheme="minorHAnsi" w:cstheme="minorBidi" w:hint="eastAsia"/>
@@ -17950,6 +19664,7 @@
         </w:rPr>
         <w:t>的字符</w:t>
       </w:r>
+      <w:proofErr w:type="gramStart"/>
       <w:r>
         <w:rPr>
           <w:rFonts w:ascii="Tahoma" w:eastAsia="微软雅黑" w:hAnsi="Tahoma"/>
@@ -17958,6 +19673,7 @@
         </w:rPr>
         <w:t>”</w:t>
       </w:r>
+      <w:proofErr w:type="gramEnd"/>
       <w:r>
         <w:rPr>
           <w:rFonts w:ascii="Tahoma" w:eastAsia="微软雅黑" w:hAnsi="Tahoma" w:cstheme="minorBidi" w:hint="eastAsia"/>
@@ -17966,6 +19682,7 @@
         </w:rPr>
         <w:t>\fr</w:t>
       </w:r>
+      <w:proofErr w:type="gramStart"/>
       <w:r>
         <w:rPr>
           <w:rFonts w:ascii="Tahoma" w:eastAsia="微软雅黑" w:hAnsi="Tahoma" w:cstheme="minorBidi"/>
@@ -17974,6 +19691,7 @@
         </w:rPr>
         <w:t>”</w:t>
       </w:r>
+      <w:proofErr w:type="gramEnd"/>
       <w:r>
         <w:rPr>
           <w:rFonts w:ascii="Tahoma" w:eastAsia="微软雅黑" w:hAnsi="Tahoma" w:hint="eastAsia"/>
@@ -18045,7 +19763,7 @@
                 <w:szCs w:val="20"/>
               </w:rPr>
             </w:pPr>
-            <w:bookmarkStart w:id="29" w:name="_Hlk179278818"/>
+            <w:bookmarkStart w:id="30" w:name="_Hlk179278818"/>
             <w:r>
               <w:rPr>
                 <w:rFonts w:ascii="微软雅黑" w:eastAsia="微软雅黑" w:hAnsi="微软雅黑" w:hint="eastAsia"/>
@@ -18376,8 +20094,9 @@
                 <w:sz w:val="20"/>
                 <w:szCs w:val="20"/>
               </w:rPr>
-              <w:t>\c</w:t>
-            </w:r>
+              <w:t>\</w:t>
+            </w:r>
+            <w:proofErr w:type="gramStart"/>
             <w:r>
               <w:rPr>
                 <w:rFonts w:ascii="微软雅黑" w:eastAsia="微软雅黑" w:hAnsi="微软雅黑" w:hint="eastAsia"/>
@@ -18387,6 +20106,16 @@
               </w:rPr>
               <w:t>c</w:t>
             </w:r>
+            <w:r>
+              <w:rPr>
+                <w:rFonts w:ascii="微软雅黑" w:eastAsia="微软雅黑" w:hAnsi="微软雅黑" w:hint="eastAsia"/>
+                <w:kern w:val="0"/>
+                <w:sz w:val="20"/>
+                <w:szCs w:val="20"/>
+              </w:rPr>
+              <w:t>c</w:t>
+            </w:r>
+            <w:proofErr w:type="gramEnd"/>
             <w:r>
               <w:rPr>
                 <w:rFonts w:ascii="微软雅黑" w:eastAsia="微软雅黑" w:hAnsi="微软雅黑" w:hint="eastAsia"/>
@@ -18466,6 +20195,7 @@
               </w:rPr>
               <w:t>（</w:t>
             </w:r>
+            <w:proofErr w:type="gramStart"/>
             <w:r>
               <w:rPr>
                 <w:rFonts w:ascii="微软雅黑" w:eastAsia="微软雅黑" w:hAnsi="微软雅黑" w:hint="eastAsia"/>
@@ -18473,7 +20203,17 @@
                 <w:sz w:val="20"/>
                 <w:szCs w:val="20"/>
               </w:rPr>
-              <w:t xml:space="preserve">见子插件功能 </w:t>
+              <w:t>见子插件</w:t>
+            </w:r>
+            <w:proofErr w:type="gramEnd"/>
+            <w:r>
+              <w:rPr>
+                <w:rFonts w:ascii="微软雅黑" w:eastAsia="微软雅黑" w:hAnsi="微软雅黑" w:hint="eastAsia"/>
+                <w:kern w:val="0"/>
+                <w:sz w:val="20"/>
+                <w:szCs w:val="20"/>
+              </w:rPr>
+              <w:t xml:space="preserve">功能 </w:t>
             </w:r>
             <w:r>
               <w:rPr>
@@ -18608,7 +20348,27 @@
                 <w:sz w:val="20"/>
                 <w:szCs w:val="20"/>
               </w:rPr>
-              <w:t>\fb[off]</w:t>
+              <w:t>\</w:t>
+            </w:r>
+            <w:proofErr w:type="gramStart"/>
+            <w:r>
+              <w:rPr>
+                <w:rFonts w:ascii="微软雅黑" w:eastAsia="微软雅黑" w:hAnsi="微软雅黑" w:hint="eastAsia"/>
+                <w:kern w:val="0"/>
+                <w:sz w:val="20"/>
+                <w:szCs w:val="20"/>
+              </w:rPr>
+              <w:t>fb</w:t>
+            </w:r>
+            <w:proofErr w:type="gramEnd"/>
+            <w:r>
+              <w:rPr>
+                <w:rFonts w:ascii="微软雅黑" w:eastAsia="微软雅黑" w:hAnsi="微软雅黑" w:hint="eastAsia"/>
+                <w:kern w:val="0"/>
+                <w:sz w:val="20"/>
+                <w:szCs w:val="20"/>
+              </w:rPr>
+              <w:t>[off]</w:t>
             </w:r>
           </w:p>
         </w:tc>
@@ -18754,7 +20514,27 @@
                 <w:sz w:val="20"/>
                 <w:szCs w:val="20"/>
               </w:rPr>
-              <w:t>\fi[off]</w:t>
+              <w:t>\</w:t>
+            </w:r>
+            <w:proofErr w:type="gramStart"/>
+            <w:r>
+              <w:rPr>
+                <w:rFonts w:ascii="微软雅黑" w:eastAsia="微软雅黑" w:hAnsi="微软雅黑" w:hint="eastAsia"/>
+                <w:kern w:val="0"/>
+                <w:sz w:val="20"/>
+                <w:szCs w:val="20"/>
+              </w:rPr>
+              <w:t>fi</w:t>
+            </w:r>
+            <w:proofErr w:type="gramEnd"/>
+            <w:r>
+              <w:rPr>
+                <w:rFonts w:ascii="微软雅黑" w:eastAsia="微软雅黑" w:hAnsi="微软雅黑" w:hint="eastAsia"/>
+                <w:kern w:val="0"/>
+                <w:sz w:val="20"/>
+                <w:szCs w:val="20"/>
+              </w:rPr>
+              <w:t>[off]</w:t>
             </w:r>
           </w:p>
         </w:tc>
@@ -18900,7 +20680,27 @@
                 <w:sz w:val="20"/>
                 <w:szCs w:val="20"/>
               </w:rPr>
-              <w:t>\fs[28]</w:t>
+              <w:t>\</w:t>
+            </w:r>
+            <w:proofErr w:type="gramStart"/>
+            <w:r>
+              <w:rPr>
+                <w:rFonts w:ascii="微软雅黑" w:eastAsia="微软雅黑" w:hAnsi="微软雅黑" w:hint="eastAsia"/>
+                <w:kern w:val="0"/>
+                <w:sz w:val="20"/>
+                <w:szCs w:val="20"/>
+              </w:rPr>
+              <w:t>fs[</w:t>
+            </w:r>
+            <w:proofErr w:type="gramEnd"/>
+            <w:r>
+              <w:rPr>
+                <w:rFonts w:ascii="微软雅黑" w:eastAsia="微软雅黑" w:hAnsi="微软雅黑" w:hint="eastAsia"/>
+                <w:kern w:val="0"/>
+                <w:sz w:val="20"/>
+                <w:szCs w:val="20"/>
+              </w:rPr>
+              <w:t>28]</w:t>
             </w:r>
           </w:p>
         </w:tc>
@@ -18954,6 +20754,7 @@
               </w:rPr>
               <w:t>（</w:t>
             </w:r>
+            <w:proofErr w:type="gramStart"/>
             <w:r>
               <w:rPr>
                 <w:rFonts w:ascii="微软雅黑" w:eastAsia="微软雅黑" w:hAnsi="微软雅黑" w:hint="eastAsia"/>
@@ -18961,7 +20762,17 @@
                 <w:sz w:val="20"/>
                 <w:szCs w:val="20"/>
               </w:rPr>
-              <w:t xml:space="preserve">见子插件功能 </w:t>
+              <w:t>见子插件</w:t>
+            </w:r>
+            <w:proofErr w:type="gramEnd"/>
+            <w:r>
+              <w:rPr>
+                <w:rFonts w:ascii="微软雅黑" w:eastAsia="微软雅黑" w:hAnsi="微软雅黑" w:hint="eastAsia"/>
+                <w:kern w:val="0"/>
+                <w:sz w:val="20"/>
+                <w:szCs w:val="20"/>
+              </w:rPr>
+              <w:t xml:space="preserve">功能 </w:t>
             </w:r>
             <w:r>
               <w:rPr>
@@ -19093,7 +20904,27 @@
                 <w:sz w:val="20"/>
                 <w:szCs w:val="20"/>
               </w:rPr>
-              <w:t>\ff[GameFont]</w:t>
+              <w:t>\</w:t>
+            </w:r>
+            <w:proofErr w:type="gramStart"/>
+            <w:r>
+              <w:rPr>
+                <w:rFonts w:ascii="微软雅黑" w:eastAsia="微软雅黑" w:hAnsi="微软雅黑" w:hint="eastAsia"/>
+                <w:kern w:val="0"/>
+                <w:sz w:val="20"/>
+                <w:szCs w:val="20"/>
+              </w:rPr>
+              <w:t>ff[</w:t>
+            </w:r>
+            <w:proofErr w:type="gramEnd"/>
+            <w:r>
+              <w:rPr>
+                <w:rFonts w:ascii="微软雅黑" w:eastAsia="微软雅黑" w:hAnsi="微软雅黑" w:hint="eastAsia"/>
+                <w:kern w:val="0"/>
+                <w:sz w:val="20"/>
+                <w:szCs w:val="20"/>
+              </w:rPr>
+              <w:t>GameFont]</w:t>
             </w:r>
           </w:p>
         </w:tc>
@@ -19147,6 +20978,7 @@
               </w:rPr>
               <w:t>（</w:t>
             </w:r>
+            <w:proofErr w:type="gramStart"/>
             <w:r>
               <w:rPr>
                 <w:rFonts w:ascii="微软雅黑" w:eastAsia="微软雅黑" w:hAnsi="微软雅黑" w:hint="eastAsia"/>
@@ -19154,7 +20986,17 @@
                 <w:sz w:val="20"/>
                 <w:szCs w:val="20"/>
               </w:rPr>
-              <w:t xml:space="preserve">见子插件功能 </w:t>
+              <w:t>见子插件</w:t>
+            </w:r>
+            <w:proofErr w:type="gramEnd"/>
+            <w:r>
+              <w:rPr>
+                <w:rFonts w:ascii="微软雅黑" w:eastAsia="微软雅黑" w:hAnsi="微软雅黑" w:hint="eastAsia"/>
+                <w:kern w:val="0"/>
+                <w:sz w:val="20"/>
+                <w:szCs w:val="20"/>
+              </w:rPr>
+              <w:t xml:space="preserve">功能 </w:t>
             </w:r>
             <w:r>
               <w:rPr>
@@ -19279,6 +21121,7 @@
                 <w:szCs w:val="20"/>
               </w:rPr>
             </w:pPr>
+            <w:proofErr w:type="gramStart"/>
             <w:r>
               <w:rPr>
                 <w:rFonts w:ascii="微软雅黑" w:eastAsia="微软雅黑" w:hAnsi="微软雅黑" w:hint="eastAsia"/>
@@ -19286,7 +21129,17 @@
                 <w:sz w:val="20"/>
                 <w:szCs w:val="20"/>
               </w:rPr>
-              <w:t>不重置</w:t>
+              <w:t>不</w:t>
+            </w:r>
+            <w:proofErr w:type="gramEnd"/>
+            <w:r>
+              <w:rPr>
+                <w:rFonts w:ascii="微软雅黑" w:eastAsia="微软雅黑" w:hAnsi="微软雅黑" w:hint="eastAsia"/>
+                <w:kern w:val="0"/>
+                <w:sz w:val="20"/>
+                <w:szCs w:val="20"/>
+              </w:rPr>
+              <w:t>重置</w:t>
             </w:r>
           </w:p>
         </w:tc>
@@ -19308,6 +21161,7 @@
                 <w:szCs w:val="20"/>
               </w:rPr>
             </w:pPr>
+            <w:proofErr w:type="gramStart"/>
             <w:r>
               <w:rPr>
                 <w:rFonts w:ascii="微软雅黑" w:eastAsia="微软雅黑" w:hAnsi="微软雅黑" w:hint="eastAsia"/>
@@ -19315,7 +21169,17 @@
                 <w:sz w:val="20"/>
                 <w:szCs w:val="20"/>
               </w:rPr>
-              <w:t>不重置</w:t>
+              <w:t>不</w:t>
+            </w:r>
+            <w:proofErr w:type="gramEnd"/>
+            <w:r>
+              <w:rPr>
+                <w:rFonts w:ascii="微软雅黑" w:eastAsia="微软雅黑" w:hAnsi="微软雅黑" w:hint="eastAsia"/>
+                <w:kern w:val="0"/>
+                <w:sz w:val="20"/>
+                <w:szCs w:val="20"/>
+              </w:rPr>
+              <w:t>重置</w:t>
             </w:r>
           </w:p>
           <w:p>
@@ -19472,6 +21336,7 @@
                 <w:szCs w:val="20"/>
               </w:rPr>
             </w:pPr>
+            <w:proofErr w:type="gramStart"/>
             <w:r>
               <w:rPr>
                 <w:rFonts w:ascii="微软雅黑" w:eastAsia="微软雅黑" w:hAnsi="微软雅黑" w:hint="eastAsia"/>
@@ -19481,6 +21346,7 @@
               </w:rPr>
               <w:t>描边</w:t>
             </w:r>
+            <w:proofErr w:type="gramEnd"/>
           </w:p>
         </w:tc>
         <w:tc>
@@ -19537,7 +21403,27 @@
                 <w:sz w:val="20"/>
                 <w:szCs w:val="20"/>
               </w:rPr>
-              <w:t>重置后，描边恢复为 全局默认值</w:t>
+              <w:t>重置后，</w:t>
+            </w:r>
+            <w:proofErr w:type="gramStart"/>
+            <w:r>
+              <w:rPr>
+                <w:rFonts w:ascii="微软雅黑" w:eastAsia="微软雅黑" w:hAnsi="微软雅黑" w:hint="eastAsia"/>
+                <w:kern w:val="0"/>
+                <w:sz w:val="20"/>
+                <w:szCs w:val="20"/>
+              </w:rPr>
+              <w:t>描边恢复</w:t>
+            </w:r>
+            <w:proofErr w:type="gramEnd"/>
+            <w:r>
+              <w:rPr>
+                <w:rFonts w:ascii="微软雅黑" w:eastAsia="微软雅黑" w:hAnsi="微软雅黑" w:hint="eastAsia"/>
+                <w:kern w:val="0"/>
+                <w:sz w:val="20"/>
+                <w:szCs w:val="20"/>
+              </w:rPr>
+              <w:t>为 全局默认值</w:t>
             </w:r>
           </w:p>
           <w:p>
@@ -19562,6 +21448,7 @@
               </w:rPr>
               <w:t>（</w:t>
             </w:r>
+            <w:proofErr w:type="gramStart"/>
             <w:r>
               <w:rPr>
                 <w:rFonts w:ascii="微软雅黑" w:eastAsia="微软雅黑" w:hAnsi="微软雅黑" w:hint="eastAsia"/>
@@ -19569,7 +21456,17 @@
                 <w:sz w:val="20"/>
                 <w:szCs w:val="20"/>
               </w:rPr>
-              <w:t xml:space="preserve">见子插件功能 </w:t>
+              <w:t>见子插件</w:t>
+            </w:r>
+            <w:proofErr w:type="gramEnd"/>
+            <w:r>
+              <w:rPr>
+                <w:rFonts w:ascii="微软雅黑" w:eastAsia="微软雅黑" w:hAnsi="微软雅黑" w:hint="eastAsia"/>
+                <w:kern w:val="0"/>
+                <w:sz w:val="20"/>
+                <w:szCs w:val="20"/>
+              </w:rPr>
+              <w:t xml:space="preserve">功能 </w:t>
             </w:r>
             <w:r>
               <w:rPr>
@@ -19640,8 +21537,20 @@
                 <w:sz w:val="20"/>
                 <w:szCs w:val="20"/>
               </w:rPr>
-              <w:t>窗口字符 - 描边效果</w:t>
-            </w:r>
+              <w:t xml:space="preserve">窗口字符 - </w:t>
+            </w:r>
+            <w:proofErr w:type="gramStart"/>
+            <w:r>
+              <w:rPr>
+                <w:rFonts w:ascii="微软雅黑" w:eastAsia="微软雅黑" w:hAnsi="微软雅黑" w:hint="eastAsia"/>
+                <w:w w:val="90"/>
+                <w:kern w:val="0"/>
+                <w:sz w:val="20"/>
+                <w:szCs w:val="20"/>
+              </w:rPr>
+              <w:t>描边效果</w:t>
+            </w:r>
+            <w:proofErr w:type="gramEnd"/>
           </w:p>
         </w:tc>
       </w:tr>
@@ -19755,6 +21664,7 @@
               </w:rPr>
               <w:t>（</w:t>
             </w:r>
+            <w:proofErr w:type="gramStart"/>
             <w:r>
               <w:rPr>
                 <w:rFonts w:ascii="微软雅黑" w:eastAsia="微软雅黑" w:hAnsi="微软雅黑" w:hint="eastAsia"/>
@@ -19762,7 +21672,17 @@
                 <w:sz w:val="20"/>
                 <w:szCs w:val="20"/>
               </w:rPr>
-              <w:t xml:space="preserve">见子插件功能 </w:t>
+              <w:t>见子插件</w:t>
+            </w:r>
+            <w:proofErr w:type="gramEnd"/>
+            <w:r>
+              <w:rPr>
+                <w:rFonts w:ascii="微软雅黑" w:eastAsia="微软雅黑" w:hAnsi="微软雅黑" w:hint="eastAsia"/>
+                <w:kern w:val="0"/>
+                <w:sz w:val="20"/>
+                <w:szCs w:val="20"/>
+              </w:rPr>
+              <w:t xml:space="preserve">功能 </w:t>
             </w:r>
             <w:r>
               <w:rPr>
@@ -19838,7 +21758,7 @@
           </w:p>
         </w:tc>
       </w:tr>
-      <w:bookmarkEnd w:id="29"/>
+      <w:bookmarkEnd w:id="30"/>
     </w:tbl>
     <w:p>
       <w:pPr>
@@ -19883,8 +21803,8 @@
           <w:sz w:val="28"/>
         </w:rPr>
       </w:pPr>
-      <w:bookmarkStart w:id="30" w:name="_常规换行/手动换行/自动换行"/>
-      <w:bookmarkEnd w:id="30"/>
+      <w:bookmarkStart w:id="31" w:name="_常规换行/手动换行/自动换行"/>
+      <w:bookmarkEnd w:id="31"/>
       <w:r>
         <w:rPr>
           <w:rFonts w:ascii="等线" w:eastAsia="等线" w:hAnsi="等线" w:hint="eastAsia"/>
@@ -19989,7 +21909,7 @@
                     </pic:cNvPicPr>
                   </pic:nvPicPr>
                   <pic:blipFill>
-                    <a:blip r:embed="rId54">
+                    <a:blip r:embed="rId56">
                       <a:extLst>
                         <a:ext uri="{28A0092B-C50C-407E-A947-70E740481C1C}">
                           <a14:useLocalDpi xmlns:a14="http://schemas.microsoft.com/office/drawing/2010/main" val="0"/>
@@ -20050,7 +21970,7 @@
                     </pic:cNvPicPr>
                   </pic:nvPicPr>
                   <pic:blipFill>
-                    <a:blip r:embed="rId55">
+                    <a:blip r:embed="rId57">
                       <a:extLst>
                         <a:ext uri="{28A0092B-C50C-407E-A947-70E740481C1C}">
                           <a14:useLocalDpi xmlns:a14="http://schemas.microsoft.com/office/drawing/2010/main" val="0"/>
@@ -20101,6 +22021,7 @@
         </w:rPr>
         <w:t>而实际上，这个回车键有个别名，叫</w:t>
       </w:r>
+      <w:proofErr w:type="gramStart"/>
       <w:r>
         <w:rPr>
           <w:rFonts w:ascii="Tahoma" w:eastAsia="微软雅黑" w:hAnsi="Tahoma" w:cstheme="minorBidi"/>
@@ -20109,6 +22030,7 @@
         </w:rPr>
         <w:t>”</w:t>
       </w:r>
+      <w:proofErr w:type="gramEnd"/>
       <w:r>
         <w:rPr>
           <w:rFonts w:ascii="Tahoma" w:eastAsia="微软雅黑" w:hAnsi="Tahoma" w:cstheme="minorBidi" w:hint="eastAsia"/>
@@ -20117,6 +22039,7 @@
         </w:rPr>
         <w:t>\n</w:t>
       </w:r>
+      <w:proofErr w:type="gramStart"/>
       <w:r>
         <w:rPr>
           <w:rFonts w:ascii="Tahoma" w:eastAsia="微软雅黑" w:hAnsi="Tahoma" w:cstheme="minorBidi"/>
@@ -20125,6 +22048,7 @@
         </w:rPr>
         <w:t>”</w:t>
       </w:r>
+      <w:proofErr w:type="gramEnd"/>
       <w:r>
         <w:rPr>
           <w:rFonts w:ascii="Tahoma" w:eastAsia="微软雅黑" w:hAnsi="Tahoma" w:cstheme="minorBidi" w:hint="eastAsia"/>
@@ -20310,7 +22234,7 @@
                     </pic:cNvPicPr>
                   </pic:nvPicPr>
                   <pic:blipFill>
-                    <a:blip r:embed="rId56">
+                    <a:blip r:embed="rId58">
                       <a:extLst>
                         <a:ext uri="{28A0092B-C50C-407E-A947-70E740481C1C}">
                           <a14:useLocalDpi xmlns:a14="http://schemas.microsoft.com/office/drawing/2010/main" val="0"/>
@@ -20375,8 +22299,27 @@
                 <w:kern w:val="0"/>
                 <w:sz w:val="22"/>
               </w:rPr>
-              <w:t>如果编辑器的编辑框无法按回车换行，你可以尝试手动输入</w:t>
-            </w:r>
+              <w:t>如果编辑器的编辑</w:t>
+            </w:r>
+            <w:proofErr w:type="gramStart"/>
+            <w:r>
+              <w:rPr>
+                <w:rFonts w:ascii="Tahoma" w:eastAsia="微软雅黑" w:hAnsi="Tahoma" w:cstheme="minorBidi" w:hint="eastAsia"/>
+                <w:kern w:val="0"/>
+                <w:sz w:val="22"/>
+              </w:rPr>
+              <w:t>框无法</w:t>
+            </w:r>
+            <w:proofErr w:type="gramEnd"/>
+            <w:r>
+              <w:rPr>
+                <w:rFonts w:ascii="Tahoma" w:eastAsia="微软雅黑" w:hAnsi="Tahoma" w:cstheme="minorBidi" w:hint="eastAsia"/>
+                <w:kern w:val="0"/>
+                <w:sz w:val="22"/>
+              </w:rPr>
+              <w:t>按回车换行，你可以尝试手动输入</w:t>
+            </w:r>
+            <w:proofErr w:type="gramStart"/>
             <w:r>
               <w:rPr>
                 <w:rFonts w:ascii="Tahoma" w:eastAsia="微软雅黑" w:hAnsi="Tahoma" w:cstheme="minorBidi"/>
@@ -20385,6 +22328,7 @@
               </w:rPr>
               <w:t>”</w:t>
             </w:r>
+            <w:proofErr w:type="gramEnd"/>
             <w:r>
               <w:rPr>
                 <w:rFonts w:ascii="Tahoma" w:eastAsia="微软雅黑" w:hAnsi="Tahoma" w:cstheme="minorBidi" w:hint="eastAsia"/>
@@ -20393,6 +22337,7 @@
               </w:rPr>
               <w:t>\n</w:t>
             </w:r>
+            <w:proofErr w:type="gramStart"/>
             <w:r>
               <w:rPr>
                 <w:rFonts w:ascii="Tahoma" w:eastAsia="微软雅黑" w:hAnsi="Tahoma" w:cstheme="minorBidi"/>
@@ -20401,6 +22346,7 @@
               </w:rPr>
               <w:t>”</w:t>
             </w:r>
+            <w:proofErr w:type="gramEnd"/>
             <w:r>
               <w:rPr>
                 <w:rFonts w:ascii="Tahoma" w:eastAsia="微软雅黑" w:hAnsi="Tahoma" w:cstheme="minorBidi" w:hint="eastAsia"/>
@@ -20463,7 +22409,7 @@
                           </pic:cNvPicPr>
                         </pic:nvPicPr>
                         <pic:blipFill>
-                          <a:blip r:embed="rId57">
+                          <a:blip r:embed="rId59">
                             <a:extLst>
                               <a:ext uri="{28A0092B-C50C-407E-A947-70E740481C1C}">
                                 <a14:useLocalDpi xmlns:a14="http://schemas.microsoft.com/office/drawing/2010/main" val="0"/>
@@ -20749,6 +22695,7 @@
         </w:rPr>
         <w:t>注意，自动换行会去掉所有常规换行符</w:t>
       </w:r>
+      <w:proofErr w:type="gramStart"/>
       <w:r>
         <w:rPr>
           <w:rFonts w:ascii="Tahoma" w:eastAsia="微软雅黑" w:hAnsi="Tahoma" w:cstheme="minorBidi"/>
@@ -20757,6 +22704,7 @@
         </w:rPr>
         <w:t>”</w:t>
       </w:r>
+      <w:proofErr w:type="gramEnd"/>
       <w:r>
         <w:rPr>
           <w:rFonts w:ascii="Tahoma" w:eastAsia="微软雅黑" w:hAnsi="Tahoma" w:cstheme="minorBidi" w:hint="eastAsia"/>
@@ -20765,6 +22713,7 @@
         </w:rPr>
         <w:t>\n</w:t>
       </w:r>
+      <w:proofErr w:type="gramStart"/>
       <w:r>
         <w:rPr>
           <w:rFonts w:ascii="Tahoma" w:eastAsia="微软雅黑" w:hAnsi="Tahoma" w:cstheme="minorBidi"/>
@@ -20773,6 +22722,7 @@
         </w:rPr>
         <w:t>”</w:t>
       </w:r>
+      <w:proofErr w:type="gramEnd"/>
       <w:r>
         <w:rPr>
           <w:rFonts w:ascii="Tahoma" w:eastAsia="微软雅黑" w:hAnsi="Tahoma" w:cstheme="minorBidi" w:hint="eastAsia"/>
@@ -20809,6 +22759,7 @@
         </w:rPr>
         <w:t>去掉</w:t>
       </w:r>
+      <w:proofErr w:type="gramStart"/>
       <w:r>
         <w:rPr>
           <w:rFonts w:ascii="Tahoma" w:eastAsia="微软雅黑" w:hAnsi="Tahoma" w:cstheme="minorBidi"/>
@@ -20817,6 +22768,7 @@
         </w:rPr>
         <w:t>”</w:t>
       </w:r>
+      <w:proofErr w:type="gramEnd"/>
       <w:r>
         <w:rPr>
           <w:rFonts w:ascii="Tahoma" w:eastAsia="微软雅黑" w:hAnsi="Tahoma" w:cstheme="minorBidi" w:hint="eastAsia"/>
@@ -20825,6 +22777,7 @@
         </w:rPr>
         <w:t>\n</w:t>
       </w:r>
+      <w:proofErr w:type="gramStart"/>
       <w:r>
         <w:rPr>
           <w:rFonts w:ascii="Tahoma" w:eastAsia="微软雅黑" w:hAnsi="Tahoma" w:cstheme="minorBidi"/>
@@ -20833,6 +22786,7 @@
         </w:rPr>
         <w:t>”</w:t>
       </w:r>
+      <w:proofErr w:type="gramEnd"/>
       <w:r>
         <w:rPr>
           <w:rFonts w:ascii="Tahoma" w:eastAsia="微软雅黑" w:hAnsi="Tahoma" w:cstheme="minorBidi" w:hint="eastAsia"/>
@@ -20916,7 +22870,7 @@
                     </pic:cNvPicPr>
                   </pic:nvPicPr>
                   <pic:blipFill>
-                    <a:blip r:embed="rId58">
+                    <a:blip r:embed="rId60">
                       <a:extLst>
                         <a:ext uri="{28A0092B-C50C-407E-A947-70E740481C1C}">
                           <a14:useLocalDpi xmlns:a14="http://schemas.microsoft.com/office/drawing/2010/main" val="0"/>
@@ -20977,7 +22931,7 @@
                     </pic:cNvPicPr>
                   </pic:nvPicPr>
                   <pic:blipFill>
-                    <a:blip r:embed="rId59">
+                    <a:blip r:embed="rId61">
                       <a:extLst>
                         <a:ext uri="{28A0092B-C50C-407E-A947-70E740481C1C}">
                           <a14:useLocalDpi xmlns:a14="http://schemas.microsoft.com/office/drawing/2010/main" val="0"/>
@@ -21044,7 +22998,7 @@
                     </pic:cNvPicPr>
                   </pic:nvPicPr>
                   <pic:blipFill>
-                    <a:blip r:embed="rId60">
+                    <a:blip r:embed="rId62">
                       <a:extLst>
                         <a:ext uri="{28A0092B-C50C-407E-A947-70E740481C1C}">
                           <a14:useLocalDpi xmlns:a14="http://schemas.microsoft.com/office/drawing/2010/main" val="0"/>
@@ -21105,7 +23059,7 @@
                     </pic:cNvPicPr>
                   </pic:nvPicPr>
                   <pic:blipFill>
-                    <a:blip r:embed="rId61">
+                    <a:blip r:embed="rId63">
                       <a:extLst>
                         <a:ext uri="{28A0092B-C50C-407E-A947-70E740481C1C}">
                           <a14:useLocalDpi xmlns:a14="http://schemas.microsoft.com/office/drawing/2010/main" val="0"/>
@@ -21316,7 +23270,7 @@
                     </pic:cNvPicPr>
                   </pic:nvPicPr>
                   <pic:blipFill>
-                    <a:blip r:embed="rId62">
+                    <a:blip r:embed="rId64">
                       <a:extLst>
                         <a:ext uri="{28A0092B-C50C-407E-A947-70E740481C1C}">
                           <a14:useLocalDpi xmlns:a14="http://schemas.microsoft.com/office/drawing/2010/main" val="0"/>
@@ -21377,7 +23331,7 @@
                     </pic:cNvPicPr>
                   </pic:nvPicPr>
                   <pic:blipFill>
-                    <a:blip r:embed="rId63">
+                    <a:blip r:embed="rId65">
                       <a:extLst>
                         <a:ext uri="{28A0092B-C50C-407E-A947-70E740481C1C}">
                           <a14:useLocalDpi xmlns:a14="http://schemas.microsoft.com/office/drawing/2010/main" val="0"/>
@@ -21488,6 +23442,7 @@
         </w:rPr>
         <w:t>有</w:t>
       </w:r>
+      <w:proofErr w:type="gramStart"/>
       <w:r>
         <w:rPr>
           <w:rFonts w:ascii="Tahoma" w:eastAsia="微软雅黑" w:hAnsi="Tahoma" w:cstheme="minorBidi"/>
@@ -21496,6 +23451,7 @@
         </w:rPr>
         <w:t>”</w:t>
       </w:r>
+      <w:proofErr w:type="gramEnd"/>
       <w:r>
         <w:rPr>
           <w:rFonts w:ascii="Tahoma" w:eastAsia="微软雅黑" w:hAnsi="Tahoma" w:cstheme="minorBidi" w:hint="eastAsia"/>
@@ -21504,6 +23460,7 @@
         </w:rPr>
         <w:t>\n</w:t>
       </w:r>
+      <w:proofErr w:type="gramStart"/>
       <w:r>
         <w:rPr>
           <w:rFonts w:ascii="Tahoma" w:eastAsia="微软雅黑" w:hAnsi="Tahoma" w:cstheme="minorBidi"/>
@@ -21512,6 +23469,7 @@
         </w:rPr>
         <w:t>”</w:t>
       </w:r>
+      <w:proofErr w:type="gramEnd"/>
       <w:r>
         <w:rPr>
           <w:rFonts w:ascii="Tahoma" w:eastAsia="微软雅黑" w:hAnsi="Tahoma" w:cstheme="minorBidi" w:hint="eastAsia"/>
@@ -21556,6 +23514,7 @@
         </w:rPr>
         <w:t>如果不开自动换行，</w:t>
       </w:r>
+      <w:proofErr w:type="gramStart"/>
       <w:r>
         <w:rPr>
           <w:rFonts w:ascii="Tahoma" w:eastAsia="微软雅黑" w:hAnsi="Tahoma" w:cstheme="minorBidi"/>
@@ -21564,6 +23523,7 @@
         </w:rPr>
         <w:t>”</w:t>
       </w:r>
+      <w:proofErr w:type="gramEnd"/>
       <w:r>
         <w:rPr>
           <w:rFonts w:ascii="Tahoma" w:eastAsia="微软雅黑" w:hAnsi="Tahoma" w:cstheme="minorBidi" w:hint="eastAsia"/>
@@ -21572,6 +23532,7 @@
         </w:rPr>
         <w:t>\n</w:t>
       </w:r>
+      <w:proofErr w:type="gramStart"/>
       <w:r>
         <w:rPr>
           <w:rFonts w:ascii="Tahoma" w:eastAsia="微软雅黑" w:hAnsi="Tahoma" w:cstheme="minorBidi"/>
@@ -21580,6 +23541,7 @@
         </w:rPr>
         <w:t>”</w:t>
       </w:r>
+      <w:proofErr w:type="gramEnd"/>
       <w:r>
         <w:rPr>
           <w:rFonts w:ascii="Tahoma" w:eastAsia="微软雅黑" w:hAnsi="Tahoma" w:cstheme="minorBidi" w:hint="eastAsia"/>
@@ -21624,6 +23586,7 @@
         </w:rPr>
         <w:t>但自动换行开启后，</w:t>
       </w:r>
+      <w:proofErr w:type="gramStart"/>
       <w:r>
         <w:rPr>
           <w:rFonts w:ascii="Tahoma" w:eastAsia="微软雅黑" w:hAnsi="Tahoma" w:cstheme="minorBidi"/>
@@ -21632,6 +23595,7 @@
         </w:rPr>
         <w:t>”</w:t>
       </w:r>
+      <w:proofErr w:type="gramEnd"/>
       <w:r>
         <w:rPr>
           <w:rFonts w:ascii="Tahoma" w:eastAsia="微软雅黑" w:hAnsi="Tahoma" w:cstheme="minorBidi" w:hint="eastAsia"/>
@@ -21640,6 +23604,7 @@
         </w:rPr>
         <w:t>\n</w:t>
       </w:r>
+      <w:proofErr w:type="gramStart"/>
       <w:r>
         <w:rPr>
           <w:rFonts w:ascii="Tahoma" w:eastAsia="微软雅黑" w:hAnsi="Tahoma" w:cstheme="minorBidi"/>
@@ -21648,6 +23613,7 @@
         </w:rPr>
         <w:t>”</w:t>
       </w:r>
+      <w:proofErr w:type="gramEnd"/>
       <w:r>
         <w:rPr>
           <w:rFonts w:ascii="Tahoma" w:eastAsia="微软雅黑" w:hAnsi="Tahoma" w:cstheme="minorBidi" w:hint="eastAsia"/>
@@ -21700,6 +23666,7 @@
         </w:rPr>
         <w:t>常规换行</w:t>
       </w:r>
+      <w:proofErr w:type="gramStart"/>
       <w:r>
         <w:rPr>
           <w:rFonts w:ascii="Tahoma" w:eastAsia="微软雅黑" w:hAnsi="Tahoma" w:cstheme="minorBidi"/>
@@ -21708,6 +23675,7 @@
         </w:rPr>
         <w:t>”</w:t>
       </w:r>
+      <w:proofErr w:type="gramEnd"/>
       <w:r>
         <w:rPr>
           <w:rFonts w:ascii="Tahoma" w:eastAsia="微软雅黑" w:hAnsi="Tahoma" w:cstheme="minorBidi" w:hint="eastAsia"/>
@@ -21716,6 +23684,7 @@
         </w:rPr>
         <w:t>\n</w:t>
       </w:r>
+      <w:proofErr w:type="gramStart"/>
       <w:r>
         <w:rPr>
           <w:rFonts w:ascii="Tahoma" w:eastAsia="微软雅黑" w:hAnsi="Tahoma" w:cstheme="minorBidi"/>
@@ -21724,6 +23693,7 @@
         </w:rPr>
         <w:t>”</w:t>
       </w:r>
+      <w:proofErr w:type="gramEnd"/>
       <w:r>
         <w:rPr>
           <w:rFonts w:ascii="Tahoma" w:eastAsia="微软雅黑" w:hAnsi="Tahoma" w:cstheme="minorBidi" w:hint="eastAsia"/>
@@ -21798,7 +23768,7 @@
                     </pic:cNvPicPr>
                   </pic:nvPicPr>
                   <pic:blipFill>
-                    <a:blip r:embed="rId64">
+                    <a:blip r:embed="rId66">
                       <a:extLst>
                         <a:ext uri="{28A0092B-C50C-407E-A947-70E740481C1C}">
                           <a14:useLocalDpi xmlns:a14="http://schemas.microsoft.com/office/drawing/2010/main" val="0"/>
@@ -21859,7 +23829,7 @@
                     </pic:cNvPicPr>
                   </pic:nvPicPr>
                   <pic:blipFill>
-                    <a:blip r:embed="rId65">
+                    <a:blip r:embed="rId67">
                       <a:extLst>
                         <a:ext uri="{28A0092B-C50C-407E-A947-70E740481C1C}">
                           <a14:useLocalDpi xmlns:a14="http://schemas.microsoft.com/office/drawing/2010/main" val="0"/>
@@ -21986,6 +23956,7 @@
               </w:rPr>
               <w:t>去看看</w:t>
             </w:r>
+            <w:proofErr w:type="gramStart"/>
             <w:r>
               <w:rPr>
                 <w:rFonts w:ascii="Tahoma" w:eastAsia="微软雅黑" w:hAnsi="Tahoma" w:cstheme="minorBidi"/>
@@ -21994,6 +23965,7 @@
               </w:rPr>
               <w:t>”</w:t>
             </w:r>
+            <w:proofErr w:type="gramEnd"/>
             <w:r>
               <w:rPr>
                 <w:rFonts w:ascii="Tahoma" w:eastAsia="微软雅黑" w:hAnsi="Tahoma" w:cstheme="minorBidi" w:hint="eastAsia"/>
@@ -22039,6 +24011,7 @@
               </w:rPr>
               <w:t>.docx</w:t>
             </w:r>
+            <w:proofErr w:type="gramStart"/>
             <w:r>
               <w:rPr>
                 <w:rFonts w:ascii="Tahoma" w:eastAsia="微软雅黑" w:hAnsi="Tahoma" w:cstheme="minorBidi"/>
@@ -22047,6 +24020,7 @@
               </w:rPr>
               <w:t>”</w:t>
             </w:r>
+            <w:proofErr w:type="gramEnd"/>
             <w:r>
               <w:rPr>
                 <w:rFonts w:ascii="Tahoma" w:eastAsia="微软雅黑" w:hAnsi="Tahoma" w:cstheme="minorBidi" w:hint="eastAsia"/>
@@ -22116,8 +24090,8 @@
           <w:sz w:val="28"/>
         </w:rPr>
       </w:pPr>
-      <w:bookmarkStart w:id="31" w:name="_字符排版/DEBUG"/>
-      <w:bookmarkEnd w:id="31"/>
+      <w:bookmarkStart w:id="32" w:name="_字符排版/DEBUG"/>
+      <w:bookmarkEnd w:id="32"/>
       <w:r>
         <w:rPr>
           <w:rFonts w:ascii="等线" w:eastAsia="等线" w:hAnsi="等线" w:hint="eastAsia"/>
@@ -22147,6 +24121,7 @@
         </w:rPr>
         <w:t>窗口字符提供了</w:t>
       </w:r>
+      <w:proofErr w:type="gramStart"/>
       <w:r>
         <w:rPr>
           <w:rFonts w:ascii="Tahoma" w:eastAsia="微软雅黑" w:hAnsi="Tahoma"/>
@@ -22155,6 +24130,7 @@
         </w:rPr>
         <w:t>”</w:t>
       </w:r>
+      <w:proofErr w:type="gramEnd"/>
       <w:r>
         <w:rPr>
           <w:rFonts w:ascii="Tahoma" w:eastAsia="微软雅黑" w:hAnsi="Tahoma" w:hint="eastAsia"/>
@@ -22163,6 +24139,7 @@
         </w:rPr>
         <w:t>\debug</w:t>
       </w:r>
+      <w:proofErr w:type="gramStart"/>
       <w:r>
         <w:rPr>
           <w:rFonts w:ascii="Tahoma" w:eastAsia="微软雅黑" w:hAnsi="Tahoma"/>
@@ -22171,6 +24148,7 @@
         </w:rPr>
         <w:t>”</w:t>
       </w:r>
+      <w:proofErr w:type="gramEnd"/>
       <w:r>
         <w:rPr>
           <w:rFonts w:ascii="Tahoma" w:eastAsia="微软雅黑" w:hAnsi="Tahoma" w:hint="eastAsia"/>
@@ -22864,7 +24842,7 @@
                     </pic:cNvPicPr>
                   </pic:nvPicPr>
                   <pic:blipFill>
-                    <a:blip r:embed="rId66">
+                    <a:blip r:embed="rId68">
                       <a:extLst>
                         <a:ext uri="{28A0092B-C50C-407E-A947-70E740481C1C}">
                           <a14:useLocalDpi xmlns:a14="http://schemas.microsoft.com/office/drawing/2010/main" val="0"/>
@@ -22928,7 +24906,7 @@
                     </pic:cNvPicPr>
                   </pic:nvPicPr>
                   <pic:blipFill>
-                    <a:blip r:embed="rId67">
+                    <a:blip r:embed="rId69">
                       <a:extLst>
                         <a:ext uri="{28A0092B-C50C-407E-A947-70E740481C1C}">
                           <a14:useLocalDpi xmlns:a14="http://schemas.microsoft.com/office/drawing/2010/main" val="0"/>
@@ -23116,8 +25094,8 @@
           <w:sz w:val="28"/>
         </w:rPr>
       </w:pPr>
-      <w:bookmarkStart w:id="32" w:name="_范围盒/内边距"/>
-      <w:bookmarkEnd w:id="32"/>
+      <w:bookmarkStart w:id="33" w:name="_范围盒/内边距"/>
+      <w:bookmarkEnd w:id="33"/>
       <w:r>
         <w:rPr>
           <w:rFonts w:ascii="等线" w:eastAsia="等线" w:hAnsi="等线" w:hint="eastAsia"/>
@@ -23203,7 +25181,7 @@
                     </pic:cNvPicPr>
                   </pic:nvPicPr>
                   <pic:blipFill>
-                    <a:blip r:embed="rId68">
+                    <a:blip r:embed="rId70">
                       <a:extLst>
                         <a:ext uri="{28A0092B-C50C-407E-A947-70E740481C1C}">
                           <a14:useLocalDpi xmlns:a14="http://schemas.microsoft.com/office/drawing/2010/main" val="0"/>
@@ -23373,7 +25351,7 @@
                     </pic:cNvPicPr>
                   </pic:nvPicPr>
                   <pic:blipFill>
-                    <a:blip r:embed="rId69">
+                    <a:blip r:embed="rId71">
                       <a:extLst>
                         <a:ext uri="{28A0092B-C50C-407E-A947-70E740481C1C}">
                           <a14:useLocalDpi xmlns:a14="http://schemas.microsoft.com/office/drawing/2010/main" val="0"/>
@@ -23442,6 +25420,8 @@
           <w:sz w:val="28"/>
         </w:rPr>
       </w:pPr>
+      <w:bookmarkStart w:id="34" w:name="_图标"/>
+      <w:bookmarkEnd w:id="34"/>
       <w:r>
         <w:rPr>
           <w:rFonts w:ascii="等线" w:eastAsia="等线" w:hAnsi="等线" w:hint="eastAsia"/>
@@ -23470,6 +25450,7 @@
         </w:rPr>
         <w:t>窗口字符提供了</w:t>
       </w:r>
+      <w:proofErr w:type="gramStart"/>
       <w:r>
         <w:rPr>
           <w:rFonts w:ascii="Tahoma" w:eastAsia="微软雅黑" w:hAnsi="Tahoma"/>
@@ -23478,6 +25459,7 @@
         </w:rPr>
         <w:t>”</w:t>
       </w:r>
+      <w:proofErr w:type="gramEnd"/>
       <w:r>
         <w:rPr>
           <w:rFonts w:ascii="Tahoma" w:eastAsia="微软雅黑" w:hAnsi="Tahoma" w:hint="eastAsia"/>
@@ -23486,6 +25468,7 @@
         </w:rPr>
         <w:t>\i[1]</w:t>
       </w:r>
+      <w:proofErr w:type="gramStart"/>
       <w:r>
         <w:rPr>
           <w:rFonts w:ascii="Tahoma" w:eastAsia="微软雅黑" w:hAnsi="Tahoma"/>
@@ -23494,6 +25477,7 @@
         </w:rPr>
         <w:t>”</w:t>
       </w:r>
+      <w:proofErr w:type="gramEnd"/>
       <w:r>
         <w:rPr>
           <w:rFonts w:ascii="Tahoma" w:eastAsia="微软雅黑" w:hAnsi="Tahoma" w:hint="eastAsia"/>
@@ -23627,7 +25611,27 @@
                 <w:sz w:val="20"/>
                 <w:szCs w:val="20"/>
               </w:rPr>
-              <w:t>\i[1]</w:t>
+              <w:t>\</w:t>
+            </w:r>
+            <w:proofErr w:type="gramStart"/>
+            <w:r>
+              <w:rPr>
+                <w:rFonts w:ascii="Tahoma" w:eastAsia="微软雅黑" w:hAnsi="Tahoma"/>
+                <w:kern w:val="0"/>
+                <w:sz w:val="20"/>
+                <w:szCs w:val="20"/>
+              </w:rPr>
+              <w:t>i[</w:t>
+            </w:r>
+            <w:proofErr w:type="gramEnd"/>
+            <w:r>
+              <w:rPr>
+                <w:rFonts w:ascii="Tahoma" w:eastAsia="微软雅黑" w:hAnsi="Tahoma"/>
+                <w:kern w:val="0"/>
+                <w:sz w:val="20"/>
+                <w:szCs w:val="20"/>
+              </w:rPr>
+              <w:t>1]</w:t>
             </w:r>
           </w:p>
         </w:tc>
@@ -23709,7 +25713,45 @@
                 <w:sz w:val="20"/>
                 <w:szCs w:val="20"/>
               </w:rPr>
-              <w:t>\ik[on]</w:t>
+              <w:t>\</w:t>
+            </w:r>
+            <w:proofErr w:type="gramStart"/>
+            <w:r>
+              <w:rPr>
+                <w:rFonts w:ascii="Tahoma" w:eastAsia="微软雅黑" w:hAnsi="Tahoma"/>
+                <w:kern w:val="0"/>
+                <w:sz w:val="20"/>
+                <w:szCs w:val="20"/>
+              </w:rPr>
+              <w:t>i[</w:t>
+            </w:r>
+            <w:proofErr w:type="gramEnd"/>
+            <w:r>
+              <w:rPr>
+                <w:rFonts w:ascii="Tahoma" w:eastAsia="微软雅黑" w:hAnsi="Tahoma"/>
+                <w:kern w:val="0"/>
+                <w:sz w:val="20"/>
+                <w:szCs w:val="20"/>
+              </w:rPr>
+              <w:t>1</w:t>
+            </w:r>
+            <w:r>
+              <w:rPr>
+                <w:rFonts w:ascii="Tahoma" w:eastAsia="微软雅黑" w:hAnsi="Tahoma" w:hint="eastAsia"/>
+                <w:kern w:val="0"/>
+                <w:sz w:val="20"/>
+                <w:szCs w:val="20"/>
+              </w:rPr>
+              <w:t>:32</w:t>
+            </w:r>
+            <w:r>
+              <w:rPr>
+                <w:rFonts w:ascii="Tahoma" w:eastAsia="微软雅黑" w:hAnsi="Tahoma"/>
+                <w:kern w:val="0"/>
+                <w:sz w:val="20"/>
+                <w:szCs w:val="20"/>
+              </w:rPr>
+              <w:t>]</w:t>
             </w:r>
           </w:p>
         </w:tc>
@@ -23738,7 +25780,7 @@
                 <w:sz w:val="20"/>
                 <w:szCs w:val="20"/>
               </w:rPr>
-              <w:t>之后的图标保持原大小（</w:t>
+              <w:t>绘制第</w:t>
             </w:r>
             <w:r>
               <w:rPr>
@@ -23747,7 +25789,7 @@
                 <w:sz w:val="20"/>
                 <w:szCs w:val="20"/>
               </w:rPr>
-              <w:t>32x32</w:t>
+              <w:t>1</w:t>
             </w:r>
             <w:r>
               <w:rPr>
@@ -23756,7 +25798,52 @@
                 <w:sz w:val="20"/>
                 <w:szCs w:val="20"/>
               </w:rPr>
-              <w:t>像素）</w:t>
+              <w:t>个图标</w:t>
+            </w:r>
+            <w:r>
+              <w:rPr>
+                <w:rFonts w:ascii="Tahoma" w:eastAsia="微软雅黑" w:hAnsi="Tahoma" w:hint="eastAsia"/>
+                <w:kern w:val="0"/>
+                <w:sz w:val="20"/>
+                <w:szCs w:val="20"/>
+              </w:rPr>
+              <w:t>+</w:t>
+            </w:r>
+            <w:r>
+              <w:rPr>
+                <w:rFonts w:ascii="Tahoma" w:eastAsia="微软雅黑" w:hAnsi="Tahoma" w:hint="eastAsia"/>
+                <w:kern w:val="0"/>
+                <w:sz w:val="20"/>
+                <w:szCs w:val="20"/>
+              </w:rPr>
+              <w:t>固定</w:t>
+            </w:r>
+            <w:r>
+              <w:rPr>
+                <w:rFonts w:ascii="Tahoma" w:eastAsia="微软雅黑" w:hAnsi="Tahoma" w:hint="eastAsia"/>
+                <w:kern w:val="0"/>
+                <w:sz w:val="20"/>
+                <w:szCs w:val="20"/>
+              </w:rPr>
+              <w:t>为</w:t>
+            </w:r>
+            <w:r>
+              <w:rPr>
+                <w:rFonts w:ascii="Tahoma" w:eastAsia="微软雅黑" w:hAnsi="Tahoma" w:hint="eastAsia"/>
+                <w:kern w:val="0"/>
+                <w:sz w:val="20"/>
+                <w:szCs w:val="20"/>
+              </w:rPr>
+              <w:t>32</w:t>
+            </w:r>
+            <w:r>
+              <w:rPr>
+                <w:rFonts w:ascii="Tahoma" w:eastAsia="微软雅黑" w:hAnsi="Tahoma" w:hint="eastAsia"/>
+                <w:kern w:val="0"/>
+                <w:sz w:val="20"/>
+                <w:szCs w:val="20"/>
+              </w:rPr>
+              <w:t>像素大小</w:t>
             </w:r>
           </w:p>
         </w:tc>
@@ -23786,12 +25873,32 @@
             </w:pPr>
             <w:r>
               <w:rPr>
-                <w:rFonts w:ascii="Tahoma" w:eastAsia="微软雅黑" w:hAnsi="Tahoma"/>
+                <w:rFonts w:ascii="Tahoma" w:eastAsia="微软雅黑" w:hAnsi="Tahoma" w:hint="eastAsia"/>
                 <w:kern w:val="0"/>
                 <w:sz w:val="20"/>
                 <w:szCs w:val="20"/>
               </w:rPr>
-              <w:t>\ik[off]</w:t>
+              <w:t>\</w:t>
+            </w:r>
+            <w:proofErr w:type="gramStart"/>
+            <w:r>
+              <w:rPr>
+                <w:rFonts w:ascii="Tahoma" w:eastAsia="微软雅黑" w:hAnsi="Tahoma" w:hint="eastAsia"/>
+                <w:kern w:val="0"/>
+                <w:sz w:val="20"/>
+                <w:szCs w:val="20"/>
+              </w:rPr>
+              <w:t>ir</w:t>
+            </w:r>
+            <w:proofErr w:type="gramEnd"/>
+            <w:r>
+              <w:rPr>
+                <w:rFonts w:ascii="Tahoma" w:eastAsia="微软雅黑" w:hAnsi="Tahoma" w:hint="eastAsia"/>
+                <w:kern w:val="0"/>
+                <w:sz w:val="20"/>
+                <w:szCs w:val="20"/>
+              </w:rPr>
+              <w:t>[on]</w:t>
             </w:r>
           </w:p>
         </w:tc>
@@ -23820,7 +25927,247 @@
                 <w:sz w:val="20"/>
                 <w:szCs w:val="20"/>
               </w:rPr>
-              <w:t>取消保持原大小</w:t>
+              <w:t>之后的图标自动缩放</w:t>
+            </w:r>
+          </w:p>
+        </w:tc>
+      </w:tr>
+      <w:tr>
+        <w:trPr>
+          <w:jc w:val="center"/>
+        </w:trPr>
+        <w:tc>
+          <w:tcPr>
+            <w:tcW w:w="2510" w:type="dxa"/>
+            <w:vAlign w:val="center"/>
+          </w:tcPr>
+          <w:p>
+            <w:pPr>
+              <w:widowControl/>
+              <w:adjustRightInd w:val="0"/>
+              <w:snapToGrid w:val="0"/>
+              <w:spacing w:line="276" w:lineRule="auto"/>
+              <w:jc w:val="left"/>
+              <w:rPr>
+                <w:rFonts w:ascii="Tahoma" w:eastAsia="微软雅黑" w:hAnsi="Tahoma"/>
+                <w:kern w:val="0"/>
+                <w:sz w:val="20"/>
+                <w:szCs w:val="20"/>
+              </w:rPr>
+            </w:pPr>
+            <w:r>
+              <w:rPr>
+                <w:rFonts w:ascii="Tahoma" w:eastAsia="微软雅黑" w:hAnsi="Tahoma"/>
+                <w:kern w:val="0"/>
+                <w:sz w:val="20"/>
+                <w:szCs w:val="20"/>
+              </w:rPr>
+              <w:t>\</w:t>
+            </w:r>
+            <w:proofErr w:type="gramStart"/>
+            <w:r>
+              <w:rPr>
+                <w:rFonts w:ascii="Tahoma" w:eastAsia="微软雅黑" w:hAnsi="Tahoma"/>
+                <w:kern w:val="0"/>
+                <w:sz w:val="20"/>
+                <w:szCs w:val="20"/>
+              </w:rPr>
+              <w:t>i</w:t>
+            </w:r>
+            <w:r>
+              <w:rPr>
+                <w:rFonts w:ascii="Tahoma" w:eastAsia="微软雅黑" w:hAnsi="Tahoma" w:hint="eastAsia"/>
+                <w:kern w:val="0"/>
+                <w:sz w:val="20"/>
+                <w:szCs w:val="20"/>
+              </w:rPr>
+              <w:t>r</w:t>
+            </w:r>
+            <w:proofErr w:type="gramEnd"/>
+            <w:r>
+              <w:rPr>
+                <w:rFonts w:ascii="Tahoma" w:eastAsia="微软雅黑" w:hAnsi="Tahoma"/>
+                <w:kern w:val="0"/>
+                <w:sz w:val="20"/>
+                <w:szCs w:val="20"/>
+              </w:rPr>
+              <w:t>[off]</w:t>
+            </w:r>
+          </w:p>
+        </w:tc>
+        <w:tc>
+          <w:tcPr>
+            <w:tcW w:w="4861" w:type="dxa"/>
+            <w:vAlign w:val="center"/>
+          </w:tcPr>
+          <w:p>
+            <w:pPr>
+              <w:widowControl/>
+              <w:adjustRightInd w:val="0"/>
+              <w:snapToGrid w:val="0"/>
+              <w:jc w:val="left"/>
+              <w:rPr>
+                <w:rFonts w:ascii="Tahoma" w:eastAsia="微软雅黑" w:hAnsi="Tahoma"/>
+                <w:kern w:val="0"/>
+                <w:sz w:val="20"/>
+                <w:szCs w:val="20"/>
+              </w:rPr>
+            </w:pPr>
+            <w:r>
+              <w:rPr>
+                <w:rFonts w:ascii="Tahoma" w:eastAsia="微软雅黑" w:hAnsi="Tahoma" w:hint="eastAsia"/>
+                <w:kern w:val="0"/>
+                <w:sz w:val="20"/>
+                <w:szCs w:val="20"/>
+              </w:rPr>
+              <w:t>之后的图标保持原大小</w:t>
+            </w:r>
+            <w:r>
+              <w:rPr>
+                <w:rFonts w:ascii="Tahoma" w:eastAsia="微软雅黑" w:hAnsi="Tahoma" w:hint="eastAsia"/>
+                <w:kern w:val="0"/>
+                <w:sz w:val="20"/>
+                <w:szCs w:val="20"/>
+              </w:rPr>
+              <w:t>（</w:t>
+            </w:r>
+            <w:r>
+              <w:rPr>
+                <w:rFonts w:ascii="Tahoma" w:eastAsia="微软雅黑" w:hAnsi="Tahoma" w:hint="eastAsia"/>
+                <w:kern w:val="0"/>
+                <w:sz w:val="20"/>
+                <w:szCs w:val="20"/>
+              </w:rPr>
+              <w:t>32x32</w:t>
+            </w:r>
+            <w:r>
+              <w:rPr>
+                <w:rFonts w:ascii="Tahoma" w:eastAsia="微软雅黑" w:hAnsi="Tahoma" w:hint="eastAsia"/>
+                <w:kern w:val="0"/>
+                <w:sz w:val="20"/>
+                <w:szCs w:val="20"/>
+              </w:rPr>
+              <w:t>像素）</w:t>
+            </w:r>
+          </w:p>
+        </w:tc>
+      </w:tr>
+      <w:tr>
+        <w:trPr>
+          <w:jc w:val="center"/>
+        </w:trPr>
+        <w:tc>
+          <w:tcPr>
+            <w:tcW w:w="2510" w:type="dxa"/>
+            <w:vAlign w:val="center"/>
+          </w:tcPr>
+          <w:p>
+            <w:pPr>
+              <w:widowControl/>
+              <w:adjustRightInd w:val="0"/>
+              <w:snapToGrid w:val="0"/>
+              <w:spacing w:line="276" w:lineRule="auto"/>
+              <w:jc w:val="left"/>
+              <w:rPr>
+                <w:rFonts w:ascii="Tahoma" w:eastAsia="微软雅黑" w:hAnsi="Tahoma"/>
+                <w:kern w:val="0"/>
+                <w:sz w:val="20"/>
+                <w:szCs w:val="20"/>
+              </w:rPr>
+            </w:pPr>
+            <w:r>
+              <w:rPr>
+                <w:rFonts w:ascii="Tahoma" w:eastAsia="微软雅黑" w:hAnsi="Tahoma"/>
+                <w:kern w:val="0"/>
+                <w:sz w:val="20"/>
+                <w:szCs w:val="20"/>
+              </w:rPr>
+              <w:t>\</w:t>
+            </w:r>
+            <w:proofErr w:type="gramStart"/>
+            <w:r>
+              <w:rPr>
+                <w:rFonts w:ascii="Tahoma" w:eastAsia="微软雅黑" w:hAnsi="Tahoma"/>
+                <w:kern w:val="0"/>
+                <w:sz w:val="20"/>
+                <w:szCs w:val="20"/>
+              </w:rPr>
+              <w:t>ir</w:t>
+            </w:r>
+            <w:proofErr w:type="gramEnd"/>
+            <w:r>
+              <w:rPr>
+                <w:rFonts w:ascii="Tahoma" w:eastAsia="微软雅黑" w:hAnsi="Tahoma"/>
+                <w:kern w:val="0"/>
+                <w:sz w:val="20"/>
+                <w:szCs w:val="20"/>
+              </w:rPr>
+              <w:t>[reset]</w:t>
+            </w:r>
+          </w:p>
+        </w:tc>
+        <w:tc>
+          <w:tcPr>
+            <w:tcW w:w="4861" w:type="dxa"/>
+            <w:vAlign w:val="center"/>
+          </w:tcPr>
+          <w:p>
+            <w:pPr>
+              <w:widowControl/>
+              <w:adjustRightInd w:val="0"/>
+              <w:snapToGrid w:val="0"/>
+              <w:jc w:val="left"/>
+              <w:rPr>
+                <w:rFonts w:ascii="Tahoma" w:eastAsia="微软雅黑" w:hAnsi="Tahoma"/>
+                <w:kern w:val="0"/>
+                <w:sz w:val="20"/>
+                <w:szCs w:val="20"/>
+              </w:rPr>
+            </w:pPr>
+            <w:r>
+              <w:rPr>
+                <w:rFonts w:ascii="Tahoma" w:eastAsia="微软雅黑" w:hAnsi="Tahoma" w:hint="eastAsia"/>
+                <w:kern w:val="0"/>
+                <w:sz w:val="20"/>
+                <w:szCs w:val="20"/>
+              </w:rPr>
+              <w:t>之后的图标按默认值</w:t>
+            </w:r>
+            <w:r>
+              <w:rPr>
+                <w:rFonts w:ascii="Tahoma" w:eastAsia="微软雅黑" w:hAnsi="Tahoma" w:hint="eastAsia"/>
+                <w:kern w:val="0"/>
+                <w:sz w:val="20"/>
+                <w:szCs w:val="20"/>
+              </w:rPr>
+              <w:t xml:space="preserve"> </w:t>
+            </w:r>
+            <w:r>
+              <w:rPr>
+                <w:rFonts w:ascii="Tahoma" w:eastAsia="微软雅黑" w:hAnsi="Tahoma" w:hint="eastAsia"/>
+                <w:kern w:val="0"/>
+                <w:sz w:val="20"/>
+                <w:szCs w:val="20"/>
+              </w:rPr>
+              <w:t>自动缩放</w:t>
+            </w:r>
+            <w:r>
+              <w:rPr>
+                <w:rFonts w:ascii="Tahoma" w:eastAsia="微软雅黑" w:hAnsi="Tahoma" w:hint="eastAsia"/>
+                <w:kern w:val="0"/>
+                <w:sz w:val="20"/>
+                <w:szCs w:val="20"/>
+              </w:rPr>
+              <w:t>/</w:t>
+            </w:r>
+            <w:r>
+              <w:rPr>
+                <w:rFonts w:ascii="Tahoma" w:eastAsia="微软雅黑" w:hAnsi="Tahoma" w:hint="eastAsia"/>
+                <w:kern w:val="0"/>
+                <w:sz w:val="20"/>
+                <w:szCs w:val="20"/>
+              </w:rPr>
+              <w:t>保持原大小。</w:t>
             </w:r>
           </w:p>
         </w:tc>
@@ -23831,7 +26178,6 @@
         <w:widowControl/>
         <w:adjustRightInd w:val="0"/>
         <w:snapToGrid w:val="0"/>
-        <w:spacing w:before="120"/>
         <w:jc w:val="left"/>
         <w:rPr>
           <w:rFonts w:ascii="Tahoma" w:eastAsia="微软雅黑" w:hAnsi="Tahoma"/>
@@ -23845,7 +26191,7 @@
           <w:kern w:val="0"/>
           <w:sz w:val="22"/>
         </w:rPr>
-        <w:t xml:space="preserve">"\i[1]" </w:t>
+        <w:t>图标</w:t>
       </w:r>
       <w:r>
         <w:rPr>
@@ -23853,9 +26199,508 @@
           <w:kern w:val="0"/>
           <w:sz w:val="22"/>
         </w:rPr>
-        <w:t>图标默认会根据字体大小自适应变化。</w:t>
-      </w:r>
-    </w:p>
+        <w:t>自动缩放</w:t>
+      </w:r>
+      <w:r>
+        <w:rPr>
+          <w:rFonts w:ascii="Tahoma" w:eastAsia="微软雅黑" w:hAnsi="Tahoma" w:hint="eastAsia"/>
+          <w:kern w:val="0"/>
+          <w:sz w:val="22"/>
+        </w:rPr>
+        <w:t>的全局</w:t>
+      </w:r>
+      <w:r>
+        <w:rPr>
+          <w:rFonts w:ascii="Tahoma" w:eastAsia="微软雅黑" w:hAnsi="Tahoma" w:hint="eastAsia"/>
+          <w:kern w:val="0"/>
+          <w:sz w:val="22"/>
+        </w:rPr>
+        <w:t>默认</w:t>
+      </w:r>
+      <w:r>
+        <w:rPr>
+          <w:rFonts w:ascii="Tahoma" w:eastAsia="微软雅黑" w:hAnsi="Tahoma" w:hint="eastAsia"/>
+          <w:kern w:val="0"/>
+          <w:sz w:val="22"/>
+        </w:rPr>
+        <w:t>值，在【</w:t>
+      </w:r>
+      <w:r>
+        <w:rPr>
+          <w:rFonts w:ascii="Tahoma" w:eastAsia="微软雅黑" w:hAnsi="Tahoma" w:hint="eastAsia"/>
+          <w:kern w:val="0"/>
+          <w:sz w:val="22"/>
+        </w:rPr>
+        <w:t>系统</w:t>
+      </w:r>
+      <w:r>
+        <w:rPr>
+          <w:rFonts w:ascii="Tahoma" w:eastAsia="微软雅黑" w:hAnsi="Tahoma" w:hint="eastAsia"/>
+          <w:kern w:val="0"/>
+          <w:sz w:val="22"/>
+        </w:rPr>
+        <w:t xml:space="preserve"> - </w:t>
+      </w:r>
+      <w:r>
+        <w:rPr>
+          <w:rFonts w:ascii="Tahoma" w:eastAsia="微软雅黑" w:hAnsi="Tahoma" w:hint="eastAsia"/>
+          <w:kern w:val="0"/>
+          <w:sz w:val="22"/>
+        </w:rPr>
+        <w:t>字符绘制核心</w:t>
+      </w:r>
+      <w:r>
+        <w:rPr>
+          <w:rFonts w:ascii="Tahoma" w:eastAsia="微软雅黑" w:hAnsi="Tahoma" w:hint="eastAsia"/>
+          <w:kern w:val="0"/>
+          <w:sz w:val="22"/>
+        </w:rPr>
+        <w:t>】插件中设置</w:t>
+      </w:r>
+      <w:r>
+        <w:rPr>
+          <w:rFonts w:ascii="Tahoma" w:eastAsia="微软雅黑" w:hAnsi="Tahoma" w:hint="eastAsia"/>
+          <w:kern w:val="0"/>
+          <w:sz w:val="22"/>
+        </w:rPr>
+        <w:t>，如下图</w:t>
+      </w:r>
+      <w:r>
+        <w:rPr>
+          <w:rFonts w:ascii="Tahoma" w:eastAsia="微软雅黑" w:hAnsi="Tahoma" w:hint="eastAsia"/>
+          <w:kern w:val="0"/>
+          <w:sz w:val="22"/>
+        </w:rPr>
+        <w:t>。</w:t>
+      </w:r>
+    </w:p>
+    <w:p>
+      <w:pPr>
+        <w:widowControl/>
+        <w:adjustRightInd w:val="0"/>
+        <w:jc w:val="center"/>
+        <w:rPr>
+          <w:rFonts w:ascii="Tahoma" w:eastAsia="微软雅黑" w:hAnsi="Tahoma"/>
+          <w:kern w:val="0"/>
+          <w:sz w:val="22"/>
+        </w:rPr>
+      </w:pPr>
+      <w:r>
+        <w:rPr>
+          <w:noProof/>
+        </w:rPr>
+        <w:drawing>
+          <wp:inline distT="0" distB="0" distL="0" distR="0" wp14:anchorId="3FA2DEAF" wp14:editId="517B4ABD">
+            <wp:extent cx="3017520" cy="913293"/>
+            <wp:effectExtent l="0" t="0" r="0" b="1270"/>
+            <wp:docPr id="1023368933" name="图片 3"/>
+            <wp:cNvGraphicFramePr>
+              <a:graphicFrameLocks xmlns:a="http://schemas.openxmlformats.org/drawingml/2006/main" noChangeAspect="1"/>
+            </wp:cNvGraphicFramePr>
+            <a:graphic xmlns:a="http://schemas.openxmlformats.org/drawingml/2006/main">
+              <a:graphicData uri="http://schemas.openxmlformats.org/drawingml/2006/picture">
+                <pic:pic xmlns:pic="http://schemas.openxmlformats.org/drawingml/2006/picture">
+                  <pic:nvPicPr>
+                    <pic:cNvPr id="0" name="Picture 30"/>
+                    <pic:cNvPicPr>
+                      <a:picLocks noChangeAspect="1" noChangeArrowheads="1"/>
+                    </pic:cNvPicPr>
+                  </pic:nvPicPr>
+                  <pic:blipFill>
+                    <a:blip r:embed="rId72">
+                      <a:extLst>
+                        <a:ext uri="{28A0092B-C50C-407E-A947-70E740481C1C}">
+                          <a14:useLocalDpi xmlns:a14="http://schemas.microsoft.com/office/drawing/2010/main" val="0"/>
+                        </a:ext>
+                      </a:extLst>
+                    </a:blip>
+                    <a:srcRect/>
+                    <a:stretch>
+                      <a:fillRect/>
+                    </a:stretch>
+                  </pic:blipFill>
+                  <pic:spPr bwMode="auto">
+                    <a:xfrm>
+                      <a:off x="0" y="0"/>
+                      <a:ext cx="3061640" cy="926646"/>
+                    </a:xfrm>
+                    <a:prstGeom prst="rect">
+                      <a:avLst/>
+                    </a:prstGeom>
+                    <a:noFill/>
+                    <a:ln>
+                      <a:noFill/>
+                    </a:ln>
+                  </pic:spPr>
+                </pic:pic>
+              </a:graphicData>
+            </a:graphic>
+          </wp:inline>
+        </w:drawing>
+      </w:r>
+    </w:p>
+    <w:tbl>
+      <w:tblPr>
+        <w:tblStyle w:val="af"/>
+        <w:tblW w:w="0" w:type="auto"/>
+        <w:shd w:val="clear" w:color="auto" w:fill="DEEAF6" w:themeFill="accent1" w:themeFillTint="33"/>
+        <w:tblLook w:val="04A0" w:firstRow="1" w:lastRow="0" w:firstColumn="1" w:lastColumn="0" w:noHBand="0" w:noVBand="1"/>
+      </w:tblPr>
+      <w:tblGrid>
+        <w:gridCol w:w="8522"/>
+      </w:tblGrid>
+      <w:tr>
+        <w:tc>
+          <w:tcPr>
+            <w:tcW w:w="8522" w:type="dxa"/>
+            <w:shd w:val="clear" w:color="auto" w:fill="DEEAF6" w:themeFill="accent1" w:themeFillTint="33"/>
+          </w:tcPr>
+          <w:p>
+            <w:pPr>
+              <w:widowControl/>
+              <w:adjustRightInd w:val="0"/>
+              <w:snapToGrid w:val="0"/>
+              <w:jc w:val="left"/>
+              <w:rPr>
+                <w:rFonts w:ascii="Tahoma" w:eastAsia="微软雅黑" w:hAnsi="Tahoma"/>
+                <w:kern w:val="0"/>
+                <w:sz w:val="22"/>
+              </w:rPr>
+            </w:pPr>
+            <w:r>
+              <w:rPr>
+                <w:rFonts w:ascii="Tahoma" w:eastAsia="微软雅黑" w:hAnsi="Tahoma"/>
+                <w:kern w:val="0"/>
+                <w:sz w:val="22"/>
+              </w:rPr>
+              <w:t>自动缩放，会出现</w:t>
+            </w:r>
+            <w:r>
+              <w:rPr>
+                <w:rFonts w:ascii="Tahoma" w:eastAsia="微软雅黑" w:hAnsi="Tahoma" w:hint="eastAsia"/>
+                <w:kern w:val="0"/>
+                <w:sz w:val="22"/>
+              </w:rPr>
+              <w:t>图标</w:t>
+            </w:r>
+            <w:r>
+              <w:rPr>
+                <w:rFonts w:ascii="Tahoma" w:eastAsia="微软雅黑" w:hAnsi="Tahoma"/>
+                <w:kern w:val="0"/>
+                <w:sz w:val="22"/>
+              </w:rPr>
+              <w:t>缩放失真的问题。</w:t>
+            </w:r>
+          </w:p>
+          <w:p>
+            <w:pPr>
+              <w:widowControl/>
+              <w:adjustRightInd w:val="0"/>
+              <w:snapToGrid w:val="0"/>
+              <w:jc w:val="left"/>
+              <w:rPr>
+                <w:rFonts w:ascii="Tahoma" w:eastAsia="微软雅黑" w:hAnsi="Tahoma"/>
+                <w:kern w:val="0"/>
+                <w:sz w:val="22"/>
+              </w:rPr>
+            </w:pPr>
+            <w:r>
+              <w:rPr>
+                <w:rFonts w:ascii="Tahoma" w:eastAsia="微软雅黑" w:hAnsi="Tahoma"/>
+                <w:kern w:val="0"/>
+                <w:sz w:val="22"/>
+              </w:rPr>
+              <w:t>保持原大小，在</w:t>
+            </w:r>
+            <w:r>
+              <w:rPr>
+                <w:rFonts w:ascii="Tahoma" w:eastAsia="微软雅黑" w:hAnsi="Tahoma" w:hint="eastAsia"/>
+                <w:kern w:val="0"/>
+                <w:sz w:val="22"/>
+              </w:rPr>
+              <w:t>很小的</w:t>
+            </w:r>
+            <w:r>
+              <w:rPr>
+                <w:rFonts w:ascii="Tahoma" w:eastAsia="微软雅黑" w:hAnsi="Tahoma"/>
+                <w:kern w:val="0"/>
+                <w:sz w:val="22"/>
+              </w:rPr>
+              <w:t>字体</w:t>
+            </w:r>
+            <w:r>
+              <w:rPr>
+                <w:rFonts w:ascii="Tahoma" w:eastAsia="微软雅黑" w:hAnsi="Tahoma" w:hint="eastAsia"/>
+                <w:kern w:val="0"/>
+                <w:sz w:val="22"/>
+              </w:rPr>
+              <w:t>中图标显的太大</w:t>
+            </w:r>
+            <w:r>
+              <w:rPr>
+                <w:rFonts w:ascii="Tahoma" w:eastAsia="微软雅黑" w:hAnsi="Tahoma"/>
+                <w:kern w:val="0"/>
+                <w:sz w:val="22"/>
+              </w:rPr>
+              <w:t>。</w:t>
+            </w:r>
+            <w:r>
+              <w:rPr>
+                <w:rFonts w:ascii="Tahoma" w:eastAsia="微软雅黑" w:hAnsi="Tahoma" w:hint="eastAsia"/>
+                <w:kern w:val="0"/>
+                <w:sz w:val="22"/>
+              </w:rPr>
+              <w:t>（</w:t>
+            </w:r>
+            <w:r>
+              <w:rPr>
+                <w:rFonts w:ascii="Tahoma" w:eastAsia="微软雅黑" w:hAnsi="Tahoma" w:hint="eastAsia"/>
+                <w:kern w:val="0"/>
+                <w:sz w:val="22"/>
+              </w:rPr>
+              <w:t xml:space="preserve"> </w:t>
+            </w:r>
+            <w:hyperlink w:anchor="_很小的字体中，图标显大" w:history="1">
+              <w:r>
+                <w:rPr>
+                  <w:rStyle w:val="a4"/>
+                  <w:rFonts w:ascii="Tahoma" w:eastAsia="微软雅黑" w:hAnsi="Tahoma" w:hint="eastAsia"/>
+                  <w:kern w:val="0"/>
+                  <w:sz w:val="22"/>
+                </w:rPr>
+                <w:t>很小的字体中，图标显大</w:t>
+              </w:r>
+            </w:hyperlink>
+            <w:r>
+              <w:rPr>
+                <w:rFonts w:hint="eastAsia"/>
+              </w:rPr>
+              <w:t xml:space="preserve"> </w:t>
+            </w:r>
+            <w:r>
+              <w:rPr>
+                <w:rFonts w:ascii="Tahoma" w:eastAsia="微软雅黑" w:hAnsi="Tahoma" w:hint="eastAsia"/>
+                <w:kern w:val="0"/>
+                <w:sz w:val="22"/>
+              </w:rPr>
+              <w:t>）</w:t>
+            </w:r>
+          </w:p>
+          <w:p>
+            <w:pPr>
+              <w:widowControl/>
+              <w:adjustRightInd w:val="0"/>
+              <w:snapToGrid w:val="0"/>
+              <w:jc w:val="left"/>
+              <w:rPr>
+                <w:rFonts w:ascii="Tahoma" w:eastAsia="微软雅黑" w:hAnsi="Tahoma"/>
+                <w:kern w:val="0"/>
+                <w:sz w:val="22"/>
+              </w:rPr>
+            </w:pPr>
+            <w:r>
+              <w:rPr>
+                <w:rFonts w:ascii="Tahoma" w:eastAsia="微软雅黑" w:hAnsi="Tahoma" w:hint="eastAsia"/>
+                <w:kern w:val="0"/>
+                <w:sz w:val="22"/>
+              </w:rPr>
+              <w:t>默认如果为</w:t>
+            </w:r>
+            <w:r>
+              <w:rPr>
+                <w:rFonts w:ascii="Tahoma" w:eastAsia="微软雅黑" w:hAnsi="Tahoma" w:hint="eastAsia"/>
+                <w:kern w:val="0"/>
+                <w:sz w:val="22"/>
+              </w:rPr>
+              <w:t>true</w:t>
+            </w:r>
+            <w:r>
+              <w:rPr>
+                <w:rFonts w:ascii="Tahoma" w:eastAsia="微软雅黑" w:hAnsi="Tahoma" w:hint="eastAsia"/>
+                <w:kern w:val="0"/>
+                <w:sz w:val="22"/>
+              </w:rPr>
+              <w:t>，那么就搭配</w:t>
+            </w:r>
+            <w:r>
+              <w:rPr>
+                <w:rFonts w:ascii="Tahoma" w:eastAsia="微软雅黑" w:hAnsi="Tahoma" w:hint="eastAsia"/>
+                <w:kern w:val="0"/>
+                <w:sz w:val="22"/>
+              </w:rPr>
+              <w:t xml:space="preserve"> </w:t>
+            </w:r>
+            <w:r>
+              <w:rPr>
+                <w:rFonts w:ascii="Tahoma" w:eastAsia="微软雅黑" w:hAnsi="Tahoma" w:hint="eastAsia"/>
+                <w:kern w:val="0"/>
+                <w:sz w:val="22"/>
+              </w:rPr>
+              <w:t>\ir[off]</w:t>
+            </w:r>
+            <w:r>
+              <w:rPr>
+                <w:rFonts w:ascii="Tahoma" w:eastAsia="微软雅黑" w:hAnsi="Tahoma" w:hint="eastAsia"/>
+                <w:kern w:val="0"/>
+                <w:sz w:val="22"/>
+              </w:rPr>
+              <w:t>手动保持</w:t>
+            </w:r>
+            <w:proofErr w:type="gramStart"/>
+            <w:r>
+              <w:rPr>
+                <w:rFonts w:ascii="Tahoma" w:eastAsia="微软雅黑" w:hAnsi="Tahoma" w:hint="eastAsia"/>
+                <w:kern w:val="0"/>
+                <w:sz w:val="22"/>
+              </w:rPr>
+              <w:t>原大小</w:t>
+            </w:r>
+            <w:proofErr w:type="gramEnd"/>
+            <w:r>
+              <w:rPr>
+                <w:rFonts w:ascii="Tahoma" w:eastAsia="微软雅黑" w:hAnsi="Tahoma" w:hint="eastAsia"/>
+                <w:kern w:val="0"/>
+                <w:sz w:val="22"/>
+              </w:rPr>
+              <w:t xml:space="preserve"> </w:t>
+            </w:r>
+            <w:r>
+              <w:rPr>
+                <w:rFonts w:ascii="Tahoma" w:eastAsia="微软雅黑" w:hAnsi="Tahoma" w:hint="eastAsia"/>
+                <w:kern w:val="0"/>
+                <w:sz w:val="22"/>
+              </w:rPr>
+              <w:t>和</w:t>
+            </w:r>
+            <w:r>
+              <w:rPr>
+                <w:rFonts w:ascii="Tahoma" w:eastAsia="微软雅黑" w:hAnsi="Tahoma" w:hint="eastAsia"/>
+                <w:kern w:val="0"/>
+                <w:sz w:val="22"/>
+              </w:rPr>
+              <w:t xml:space="preserve"> \ir[reset]</w:t>
+            </w:r>
+            <w:r>
+              <w:rPr>
+                <w:rFonts w:ascii="Tahoma" w:eastAsia="微软雅黑" w:hAnsi="Tahoma" w:hint="eastAsia"/>
+                <w:kern w:val="0"/>
+                <w:sz w:val="22"/>
+              </w:rPr>
+              <w:t>恢复默认</w:t>
+            </w:r>
+            <w:r>
+              <w:rPr>
+                <w:rFonts w:ascii="Tahoma" w:eastAsia="微软雅黑" w:hAnsi="Tahoma" w:hint="eastAsia"/>
+                <w:kern w:val="0"/>
+                <w:sz w:val="22"/>
+              </w:rPr>
+              <w:t>，</w:t>
+            </w:r>
+          </w:p>
+          <w:p>
+            <w:pPr>
+              <w:widowControl/>
+              <w:adjustRightInd w:val="0"/>
+              <w:snapToGrid w:val="0"/>
+              <w:jc w:val="left"/>
+              <w:rPr>
+                <w:rFonts w:ascii="Tahoma" w:eastAsia="微软雅黑" w:hAnsi="Tahoma"/>
+                <w:kern w:val="0"/>
+                <w:sz w:val="22"/>
+              </w:rPr>
+            </w:pPr>
+            <w:r>
+              <w:rPr>
+                <w:rFonts w:ascii="Tahoma" w:eastAsia="微软雅黑" w:hAnsi="Tahoma" w:hint="eastAsia"/>
+                <w:kern w:val="0"/>
+                <w:sz w:val="22"/>
+              </w:rPr>
+              <w:t>默认如果为</w:t>
+            </w:r>
+            <w:r>
+              <w:rPr>
+                <w:rFonts w:ascii="Tahoma" w:eastAsia="微软雅黑" w:hAnsi="Tahoma" w:hint="eastAsia"/>
+                <w:kern w:val="0"/>
+                <w:sz w:val="22"/>
+              </w:rPr>
+              <w:t>false</w:t>
+            </w:r>
+            <w:r>
+              <w:rPr>
+                <w:rFonts w:ascii="Tahoma" w:eastAsia="微软雅黑" w:hAnsi="Tahoma" w:hint="eastAsia"/>
+                <w:kern w:val="0"/>
+                <w:sz w:val="22"/>
+              </w:rPr>
+              <w:t>，那么就搭配</w:t>
+            </w:r>
+            <w:r>
+              <w:rPr>
+                <w:rFonts w:ascii="Tahoma" w:eastAsia="微软雅黑" w:hAnsi="Tahoma" w:hint="eastAsia"/>
+                <w:kern w:val="0"/>
+                <w:sz w:val="22"/>
+              </w:rPr>
+              <w:t xml:space="preserve"> </w:t>
+            </w:r>
+            <w:r>
+              <w:rPr>
+                <w:rFonts w:ascii="Tahoma" w:eastAsia="微软雅黑" w:hAnsi="Tahoma" w:hint="eastAsia"/>
+                <w:kern w:val="0"/>
+                <w:sz w:val="22"/>
+              </w:rPr>
+              <w:t>\ir[on]</w:t>
+            </w:r>
+            <w:r>
+              <w:rPr>
+                <w:rFonts w:ascii="Tahoma" w:eastAsia="微软雅黑" w:hAnsi="Tahoma" w:hint="eastAsia"/>
+                <w:kern w:val="0"/>
+                <w:sz w:val="22"/>
+              </w:rPr>
+              <w:t>手动开自动缩放</w:t>
+            </w:r>
+            <w:r>
+              <w:rPr>
+                <w:rFonts w:ascii="Tahoma" w:eastAsia="微软雅黑" w:hAnsi="Tahoma" w:hint="eastAsia"/>
+                <w:kern w:val="0"/>
+                <w:sz w:val="22"/>
+              </w:rPr>
+              <w:t xml:space="preserve"> </w:t>
+            </w:r>
+            <w:r>
+              <w:rPr>
+                <w:rFonts w:ascii="Tahoma" w:eastAsia="微软雅黑" w:hAnsi="Tahoma" w:hint="eastAsia"/>
+                <w:kern w:val="0"/>
+                <w:sz w:val="22"/>
+              </w:rPr>
+              <w:t>和</w:t>
+            </w:r>
+            <w:r>
+              <w:rPr>
+                <w:rFonts w:ascii="Tahoma" w:eastAsia="微软雅黑" w:hAnsi="Tahoma" w:hint="eastAsia"/>
+                <w:kern w:val="0"/>
+                <w:sz w:val="22"/>
+              </w:rPr>
+              <w:t xml:space="preserve"> \ir[reset]</w:t>
+            </w:r>
+            <w:r>
+              <w:rPr>
+                <w:rFonts w:ascii="Tahoma" w:eastAsia="微软雅黑" w:hAnsi="Tahoma" w:hint="eastAsia"/>
+                <w:kern w:val="0"/>
+                <w:sz w:val="22"/>
+              </w:rPr>
+              <w:t>恢复默认</w:t>
+            </w:r>
+            <w:r>
+              <w:rPr>
+                <w:rFonts w:ascii="Tahoma" w:eastAsia="微软雅黑" w:hAnsi="Tahoma" w:hint="eastAsia"/>
+                <w:kern w:val="0"/>
+                <w:sz w:val="22"/>
+              </w:rPr>
+              <w:t>。</w:t>
+            </w:r>
+          </w:p>
+        </w:tc>
+      </w:tr>
+    </w:tbl>
     <w:p>
       <w:pPr>
         <w:widowControl/>
@@ -23868,14 +26713,6 @@
           <w:sz w:val="22"/>
         </w:rPr>
       </w:pPr>
-      <w:r>
-        <w:rPr>
-          <w:rFonts w:ascii="Tahoma" w:eastAsia="微软雅黑" w:hAnsi="Tahoma" w:hint="eastAsia"/>
-          <w:kern w:val="0"/>
-          <w:sz w:val="22"/>
-        </w:rPr>
-        <w:t>如果你想保持图标的原本清晰度，</w:t>
-      </w:r>
     </w:p>
     <w:p>
       <w:pPr>
@@ -23889,88 +26726,6 @@
           <w:sz w:val="22"/>
         </w:rPr>
       </w:pPr>
-      <w:r>
-        <w:rPr>
-          <w:rFonts w:ascii="Tahoma" w:eastAsia="微软雅黑" w:hAnsi="Tahoma" w:hint="eastAsia"/>
-          <w:kern w:val="0"/>
-          <w:sz w:val="22"/>
-        </w:rPr>
-        <w:t>可以使用</w:t>
-      </w:r>
-      <w:r>
-        <w:rPr>
-          <w:rFonts w:ascii="Tahoma" w:eastAsia="微软雅黑" w:hAnsi="Tahoma" w:hint="eastAsia"/>
-          <w:kern w:val="0"/>
-          <w:sz w:val="22"/>
-        </w:rPr>
-        <w:t>"\ik[on]"</w:t>
-      </w:r>
-      <w:r>
-        <w:rPr>
-          <w:rFonts w:ascii="Tahoma" w:eastAsia="微软雅黑" w:hAnsi="Tahoma" w:hint="eastAsia"/>
-          <w:kern w:val="0"/>
-          <w:sz w:val="22"/>
-        </w:rPr>
-        <w:t>来使得图标固定</w:t>
-      </w:r>
-      <w:r>
-        <w:rPr>
-          <w:rFonts w:ascii="Tahoma" w:eastAsia="微软雅黑" w:hAnsi="Tahoma" w:hint="eastAsia"/>
-          <w:kern w:val="0"/>
-          <w:sz w:val="22"/>
-        </w:rPr>
-        <w:t>为</w:t>
-      </w:r>
-      <w:r>
-        <w:rPr>
-          <w:rFonts w:ascii="Tahoma" w:eastAsia="微软雅黑" w:hAnsi="Tahoma" w:hint="eastAsia"/>
-          <w:kern w:val="0"/>
-          <w:sz w:val="22"/>
-        </w:rPr>
-        <w:t>原大小（</w:t>
-      </w:r>
-      <w:r>
-        <w:rPr>
-          <w:rFonts w:ascii="Tahoma" w:eastAsia="微软雅黑" w:hAnsi="Tahoma" w:hint="eastAsia"/>
-          <w:kern w:val="0"/>
-          <w:sz w:val="22"/>
-        </w:rPr>
-        <w:t>32x32</w:t>
-      </w:r>
-      <w:r>
-        <w:rPr>
-          <w:rFonts w:ascii="Tahoma" w:eastAsia="微软雅黑" w:hAnsi="Tahoma" w:hint="eastAsia"/>
-          <w:kern w:val="0"/>
-          <w:sz w:val="22"/>
-        </w:rPr>
-        <w:t>像素）。</w:t>
-      </w:r>
-    </w:p>
-    <w:p>
-      <w:pPr>
-        <w:widowControl/>
-        <w:adjustRightInd w:val="0"/>
-        <w:snapToGrid w:val="0"/>
-        <w:jc w:val="left"/>
-        <w:rPr>
-          <w:rFonts w:ascii="Tahoma" w:eastAsia="微软雅黑" w:hAnsi="Tahoma"/>
-          <w:kern w:val="0"/>
-          <w:sz w:val="22"/>
-        </w:rPr>
-      </w:pPr>
-    </w:p>
-    <w:p>
-      <w:pPr>
-        <w:widowControl/>
-        <w:adjustRightInd w:val="0"/>
-        <w:snapToGrid w:val="0"/>
-        <w:jc w:val="left"/>
-        <w:rPr>
-          <w:rFonts w:ascii="Tahoma" w:eastAsia="微软雅黑" w:hAnsi="Tahoma"/>
-          <w:kern w:val="0"/>
-          <w:sz w:val="22"/>
-        </w:rPr>
-      </w:pPr>
     </w:p>
     <w:p>
       <w:pPr>
@@ -24021,8 +26776,8 @@
           <w:szCs w:val="22"/>
         </w:rPr>
       </w:pPr>
-      <w:bookmarkStart w:id="33" w:name="_1）临时文字+效果字符"/>
-      <w:bookmarkEnd w:id="33"/>
+      <w:bookmarkStart w:id="35" w:name="_1）临时文字+效果字符"/>
+      <w:bookmarkEnd w:id="35"/>
       <w:r>
         <w:rPr>
           <w:rFonts w:ascii="微软雅黑" w:eastAsia="微软雅黑" w:hAnsi="微软雅黑" w:hint="eastAsia"/>
@@ -24188,6 +26943,7 @@
         </w:rPr>
         <w:t>将一些给玩家临时反馈的短语，比如</w:t>
       </w:r>
+      <w:proofErr w:type="gramStart"/>
       <w:r>
         <w:rPr>
           <w:rFonts w:ascii="Tahoma" w:eastAsia="微软雅黑" w:hAnsi="Tahoma" w:cstheme="minorBidi"/>
@@ -24196,6 +26952,7 @@
         </w:rPr>
         <w:t>”</w:t>
       </w:r>
+      <w:proofErr w:type="gramEnd"/>
       <w:r>
         <w:rPr>
           <w:rFonts w:ascii="Tahoma" w:eastAsia="微软雅黑" w:hAnsi="Tahoma" w:cstheme="minorBidi" w:hint="eastAsia"/>
@@ -24204,13 +26961,23 @@
         </w:rPr>
         <w:t>+100</w:t>
       </w:r>
-      <w:r>
-        <w:rPr>
-          <w:rFonts w:ascii="Tahoma" w:eastAsia="微软雅黑" w:hAnsi="Tahoma" w:cstheme="minorBidi"/>
-          <w:kern w:val="0"/>
-          <w:sz w:val="22"/>
-        </w:rPr>
-        <w:t>”“</w:t>
+      <w:proofErr w:type="gramStart"/>
+      <w:r>
+        <w:rPr>
+          <w:rFonts w:ascii="Tahoma" w:eastAsia="微软雅黑" w:hAnsi="Tahoma" w:cstheme="minorBidi"/>
+          <w:kern w:val="0"/>
+          <w:sz w:val="22"/>
+        </w:rPr>
+        <w:t>”</w:t>
+      </w:r>
+      <w:proofErr w:type="gramEnd"/>
+      <w:r>
+        <w:rPr>
+          <w:rFonts w:ascii="Tahoma" w:eastAsia="微软雅黑" w:hAnsi="Tahoma" w:cstheme="minorBidi"/>
+          <w:kern w:val="0"/>
+          <w:sz w:val="22"/>
+        </w:rPr>
+        <w:t>“</w:t>
       </w:r>
       <w:r>
         <w:rPr>
@@ -24389,7 +27156,7 @@
                     </pic:cNvPicPr>
                   </pic:nvPicPr>
                   <pic:blipFill>
-                    <a:blip r:embed="rId70">
+                    <a:blip r:embed="rId73">
                       <a:extLst>
                         <a:ext uri="{28A0092B-C50C-407E-A947-70E740481C1C}">
                           <a14:useLocalDpi xmlns:a14="http://schemas.microsoft.com/office/drawing/2010/main" val="0"/>
@@ -24450,7 +27217,7 @@
                     </pic:cNvPicPr>
                   </pic:nvPicPr>
                   <pic:blipFill>
-                    <a:blip r:embed="rId71">
+                    <a:blip r:embed="rId74">
                       <a:extLst>
                         <a:ext uri="{28A0092B-C50C-407E-A947-70E740481C1C}">
                           <a14:useLocalDpi xmlns:a14="http://schemas.microsoft.com/office/drawing/2010/main" val="0"/>
@@ -24503,8 +27270,8 @@
           <w:szCs w:val="22"/>
         </w:rPr>
       </w:pPr>
-      <w:bookmarkStart w:id="34" w:name="_2）永久文字+指代字符"/>
-      <w:bookmarkEnd w:id="34"/>
+      <w:bookmarkStart w:id="36" w:name="_2）永久文字+指代字符"/>
+      <w:bookmarkEnd w:id="36"/>
       <w:r>
         <w:rPr>
           <w:rFonts w:ascii="微软雅黑" w:eastAsia="微软雅黑" w:hAnsi="微软雅黑" w:hint="eastAsia"/>
@@ -24678,6 +27445,7 @@
         </w:rPr>
         <w:t>将一些需要让玩家实时关注的属性，比如</w:t>
       </w:r>
+      <w:proofErr w:type="gramStart"/>
       <w:r>
         <w:rPr>
           <w:rFonts w:ascii="Tahoma" w:eastAsia="微软雅黑" w:hAnsi="Tahoma" w:cstheme="minorBidi"/>
@@ -24686,6 +27454,7 @@
         </w:rPr>
         <w:t>”</w:t>
       </w:r>
+      <w:proofErr w:type="gramEnd"/>
       <w:r>
         <w:rPr>
           <w:rFonts w:ascii="Tahoma" w:eastAsia="微软雅黑" w:hAnsi="Tahoma" w:cstheme="minorBidi" w:hint="eastAsia"/>
@@ -24694,13 +27463,23 @@
         </w:rPr>
         <w:t>生命</w:t>
       </w:r>
-      <w:r>
-        <w:rPr>
-          <w:rFonts w:ascii="Tahoma" w:eastAsia="微软雅黑" w:hAnsi="Tahoma" w:cstheme="minorBidi"/>
-          <w:kern w:val="0"/>
-          <w:sz w:val="22"/>
-        </w:rPr>
-        <w:t>”“</w:t>
+      <w:proofErr w:type="gramStart"/>
+      <w:r>
+        <w:rPr>
+          <w:rFonts w:ascii="Tahoma" w:eastAsia="微软雅黑" w:hAnsi="Tahoma" w:cstheme="minorBidi"/>
+          <w:kern w:val="0"/>
+          <w:sz w:val="22"/>
+        </w:rPr>
+        <w:t>”</w:t>
+      </w:r>
+      <w:proofErr w:type="gramEnd"/>
+      <w:r>
+        <w:rPr>
+          <w:rFonts w:ascii="Tahoma" w:eastAsia="微软雅黑" w:hAnsi="Tahoma" w:cstheme="minorBidi"/>
+          <w:kern w:val="0"/>
+          <w:sz w:val="22"/>
+        </w:rPr>
+        <w:t>“</w:t>
       </w:r>
       <w:r>
         <w:rPr>
@@ -24895,7 +27674,7 @@
                     </pic:cNvPicPr>
                   </pic:nvPicPr>
                   <pic:blipFill>
-                    <a:blip r:embed="rId72">
+                    <a:blip r:embed="rId75">
                       <a:extLst>
                         <a:ext uri="{28A0092B-C50C-407E-A947-70E740481C1C}">
                           <a14:useLocalDpi xmlns:a14="http://schemas.microsoft.com/office/drawing/2010/main" val="0"/>
@@ -24956,7 +27735,7 @@
                     </pic:cNvPicPr>
                   </pic:nvPicPr>
                   <pic:blipFill>
-                    <a:blip r:embed="rId73">
+                    <a:blip r:embed="rId76">
                       <a:extLst>
                         <a:ext uri="{28A0092B-C50C-407E-A947-70E740481C1C}">
                           <a14:useLocalDpi xmlns:a14="http://schemas.microsoft.com/office/drawing/2010/main" val="0"/>
@@ -25025,8 +27804,8 @@
           <w:rFonts w:ascii="等线 Light" w:eastAsia="等线 Light" w:hAnsi="等线 Light" w:hint="eastAsia"/>
         </w:rPr>
       </w:pPr>
-      <w:bookmarkStart w:id="35" w:name="_功能_-_窗口字符贴图"/>
-      <w:bookmarkEnd w:id="35"/>
+      <w:bookmarkStart w:id="37" w:name="_功能_-_窗口字符贴图"/>
+      <w:bookmarkEnd w:id="37"/>
       <w:r>
         <w:rPr>
           <w:rFonts w:ascii="等线 Light" w:eastAsia="等线 Light" w:hAnsi="等线 Light" w:hint="eastAsia"/>
@@ -25148,16 +27927,16 @@
           <w:sz w:val="28"/>
         </w:rPr>
       </w:pPr>
-      <w:bookmarkStart w:id="36" w:name="_快进键"/>
-      <w:bookmarkStart w:id="37" w:name="_字符光标偏移"/>
-      <w:bookmarkStart w:id="38" w:name="_加粗与倾斜"/>
-      <w:bookmarkStart w:id="39" w:name="_字符块"/>
-      <w:bookmarkStart w:id="40" w:name="_字符块/字符块贴图"/>
-      <w:bookmarkEnd w:id="36"/>
-      <w:bookmarkEnd w:id="37"/>
+      <w:bookmarkStart w:id="38" w:name="_快进键"/>
+      <w:bookmarkStart w:id="39" w:name="_字符光标偏移"/>
+      <w:bookmarkStart w:id="40" w:name="_加粗与倾斜"/>
+      <w:bookmarkStart w:id="41" w:name="_字符块"/>
+      <w:bookmarkStart w:id="42" w:name="_字符块/字符块贴图"/>
       <w:bookmarkEnd w:id="38"/>
       <w:bookmarkEnd w:id="39"/>
       <w:bookmarkEnd w:id="40"/>
+      <w:bookmarkEnd w:id="41"/>
+      <w:bookmarkEnd w:id="42"/>
       <w:r>
         <w:rPr>
           <w:rFonts w:ascii="等线" w:eastAsia="等线" w:hAnsi="等线" w:hint="eastAsia"/>
@@ -25266,6 +28045,7 @@
         </w:rPr>
         <w:t>比如用</w:t>
       </w:r>
+      <w:proofErr w:type="gramStart"/>
       <w:r>
         <w:rPr>
           <w:rFonts w:ascii="Tahoma" w:eastAsia="微软雅黑" w:hAnsi="Tahoma" w:cstheme="minorBidi"/>
@@ -25274,6 +28054,7 @@
         </w:rPr>
         <w:t>”</w:t>
       </w:r>
+      <w:proofErr w:type="gramEnd"/>
       <w:r>
         <w:rPr>
           <w:rFonts w:ascii="Tahoma" w:eastAsia="微软雅黑" w:hAnsi="Tahoma" w:cstheme="minorBidi"/>
@@ -25298,6 +28079,7 @@
         </w:rPr>
         <w:t>]</w:t>
       </w:r>
+      <w:proofErr w:type="gramStart"/>
       <w:r>
         <w:rPr>
           <w:rFonts w:ascii="Tahoma" w:eastAsia="微软雅黑" w:hAnsi="Tahoma" w:cstheme="minorBidi"/>
@@ -25306,6 +28088,7 @@
         </w:rPr>
         <w:t>”</w:t>
       </w:r>
+      <w:proofErr w:type="gramEnd"/>
       <w:r>
         <w:rPr>
           <w:rFonts w:ascii="Tahoma" w:eastAsia="微软雅黑" w:hAnsi="Tahoma" w:cstheme="minorBidi"/>
@@ -25432,10 +28215,10 @@
           <w:rFonts w:hint="eastAsia"/>
         </w:rPr>
         <w:object w:dxaOrig="4645" w:dyaOrig="1668" w14:anchorId="021BC0A7">
-          <v:shape id="_x0000_i1032" type="#_x0000_t75" style="width:232.2pt;height:83.4pt" o:ole="">
+          <v:shape id="_x0000_i1032" type="#_x0000_t75" style="width:231.6pt;height:83.4pt" o:ole="">
             <v:imagedata r:id="rId42" o:title=""/>
           </v:shape>
-          <o:OLEObject Type="Embed" ProgID="Visio.Drawing.15" ShapeID="_x0000_i1032" DrawAspect="Content" ObjectID="_1817960079" r:id="rId74"/>
+          <o:OLEObject Type="Embed" ProgID="Visio.Drawing.15" ShapeID="_x0000_i1032" DrawAspect="Content" ObjectID="_1831699414" r:id="rId77"/>
         </w:object>
       </w:r>
     </w:p>
@@ -25771,10 +28554,10 @@
           <w:rFonts w:hint="eastAsia"/>
         </w:rPr>
         <w:object w:dxaOrig="5377" w:dyaOrig="1668" w14:anchorId="2518A11A">
-          <v:shape id="_x0000_i1033" type="#_x0000_t75" style="width:256.2pt;height:79.2pt" o:ole="">
-            <v:imagedata r:id="rId75" o:title=""/>
+          <v:shape id="_x0000_i1033" type="#_x0000_t75" style="width:255.6pt;height:79.2pt" o:ole="">
+            <v:imagedata r:id="rId78" o:title=""/>
           </v:shape>
-          <o:OLEObject Type="Embed" ProgID="Visio.Drawing.15" ShapeID="_x0000_i1033" DrawAspect="Content" ObjectID="_1817960080" r:id="rId76"/>
+          <o:OLEObject Type="Embed" ProgID="Visio.Drawing.15" ShapeID="_x0000_i1033" DrawAspect="Content" ObjectID="_1831699415" r:id="rId79"/>
         </w:object>
       </w:r>
     </w:p>
@@ -25811,7 +28594,7 @@
                     </pic:cNvPicPr>
                   </pic:nvPicPr>
                   <pic:blipFill>
-                    <a:blip r:embed="rId77">
+                    <a:blip r:embed="rId80">
                       <a:extLst>
                         <a:ext uri="{28A0092B-C50C-407E-A947-70E740481C1C}">
                           <a14:useLocalDpi xmlns:a14="http://schemas.microsoft.com/office/drawing/2010/main" val="0"/>
@@ -25923,6 +28706,7 @@
         </w:rPr>
         <w:t>比如</w:t>
       </w:r>
+      <w:proofErr w:type="gramStart"/>
       <w:r>
         <w:rPr>
           <w:rFonts w:ascii="Tahoma" w:eastAsia="微软雅黑" w:hAnsi="Tahoma" w:cstheme="minorBidi"/>
@@ -25931,6 +28715,7 @@
         </w:rPr>
         <w:t>”</w:t>
       </w:r>
+      <w:proofErr w:type="gramEnd"/>
       <w:r>
         <w:rPr>
           <w:rFonts w:ascii="Tahoma" w:eastAsia="微软雅黑" w:hAnsi="Tahoma" w:cstheme="minorBidi" w:hint="eastAsia"/>
@@ -25985,6 +28770,7 @@
         </w:rPr>
         <w:t>.docx</w:t>
       </w:r>
+      <w:proofErr w:type="gramStart"/>
       <w:r>
         <w:rPr>
           <w:rFonts w:ascii="Tahoma" w:eastAsia="微软雅黑" w:hAnsi="Tahoma" w:cstheme="minorBidi"/>
@@ -25993,6 +28779,7 @@
         </w:rPr>
         <w:t>”</w:t>
       </w:r>
+      <w:proofErr w:type="gramEnd"/>
       <w:r>
         <w:rPr>
           <w:rFonts w:ascii="Tahoma" w:eastAsia="微软雅黑" w:hAnsi="Tahoma" w:cstheme="minorBidi" w:hint="eastAsia"/>
@@ -26134,7 +28921,25 @@
                 <w:kern w:val="0"/>
                 <w:sz w:val="22"/>
               </w:rPr>
-              <w:t>\c[216]\fn[JFont]Drill 1234</w:t>
+              <w:t>\c[</w:t>
+            </w:r>
+            <w:proofErr w:type="gramStart"/>
+            <w:r>
+              <w:rPr>
+                <w:rFonts w:ascii="Tahoma" w:eastAsia="微软雅黑" w:hAnsi="Tahoma" w:cstheme="minorBidi" w:hint="eastAsia"/>
+                <w:kern w:val="0"/>
+                <w:sz w:val="22"/>
+              </w:rPr>
+              <w:t>216]\fn[</w:t>
+            </w:r>
+            <w:proofErr w:type="gramEnd"/>
+            <w:r>
+              <w:rPr>
+                <w:rFonts w:ascii="Tahoma" w:eastAsia="微软雅黑" w:hAnsi="Tahoma" w:cstheme="minorBidi" w:hint="eastAsia"/>
+                <w:kern w:val="0"/>
+                <w:sz w:val="22"/>
+              </w:rPr>
+              <w:t>JFont]Drill 1234</w:t>
             </w:r>
           </w:p>
           <w:p>
@@ -26179,7 +28984,7 @@
                           </pic:cNvPicPr>
                         </pic:nvPicPr>
                         <pic:blipFill>
-                          <a:blip r:embed="rId78">
+                          <a:blip r:embed="rId81">
                             <a:extLst>
                               <a:ext uri="{28A0092B-C50C-407E-A947-70E740481C1C}">
                                 <a14:useLocalDpi xmlns:a14="http://schemas.microsoft.com/office/drawing/2010/main" val="0"/>
@@ -26234,7 +29039,43 @@
                 <w:kern w:val="0"/>
                 <w:sz w:val="22"/>
               </w:rPr>
-              <w:t>\c[216]\fn[JFont]\dts[Drill 1234]</w:t>
+              <w:t>\c[</w:t>
+            </w:r>
+            <w:proofErr w:type="gramStart"/>
+            <w:r>
+              <w:rPr>
+                <w:rFonts w:ascii="Tahoma" w:eastAsia="微软雅黑" w:hAnsi="Tahoma" w:cstheme="minorBidi" w:hint="eastAsia"/>
+                <w:kern w:val="0"/>
+                <w:sz w:val="22"/>
+              </w:rPr>
+              <w:t>216]\fn[</w:t>
+            </w:r>
+            <w:proofErr w:type="gramEnd"/>
+            <w:r>
+              <w:rPr>
+                <w:rFonts w:ascii="Tahoma" w:eastAsia="微软雅黑" w:hAnsi="Tahoma" w:cstheme="minorBidi" w:hint="eastAsia"/>
+                <w:kern w:val="0"/>
+                <w:sz w:val="22"/>
+              </w:rPr>
+              <w:t>JFont]\</w:t>
+            </w:r>
+            <w:proofErr w:type="gramStart"/>
+            <w:r>
+              <w:rPr>
+                <w:rFonts w:ascii="Tahoma" w:eastAsia="微软雅黑" w:hAnsi="Tahoma" w:cstheme="minorBidi" w:hint="eastAsia"/>
+                <w:kern w:val="0"/>
+                <w:sz w:val="22"/>
+              </w:rPr>
+              <w:t>dts[</w:t>
+            </w:r>
+            <w:proofErr w:type="gramEnd"/>
+            <w:r>
+              <w:rPr>
+                <w:rFonts w:ascii="Tahoma" w:eastAsia="微软雅黑" w:hAnsi="Tahoma" w:cstheme="minorBidi" w:hint="eastAsia"/>
+                <w:kern w:val="0"/>
+                <w:sz w:val="22"/>
+              </w:rPr>
+              <w:t>Drill 1234]</w:t>
             </w:r>
           </w:p>
           <w:p>
@@ -26279,7 +29120,7 @@
                           </pic:cNvPicPr>
                         </pic:nvPicPr>
                         <pic:blipFill>
-                          <a:blip r:embed="rId79">
+                          <a:blip r:embed="rId82">
                             <a:extLst>
                               <a:ext uri="{28A0092B-C50C-407E-A947-70E740481C1C}">
                                 <a14:useLocalDpi xmlns:a14="http://schemas.microsoft.com/office/drawing/2010/main" val="0"/>
@@ -26336,10 +29177,10 @@
           <w:sz w:val="28"/>
         </w:rPr>
       </w:pPr>
-      <w:bookmarkStart w:id="41" w:name="_反转字符"/>
-      <w:bookmarkStart w:id="42" w:name="_贴图的翻转"/>
-      <w:bookmarkEnd w:id="41"/>
-      <w:bookmarkEnd w:id="42"/>
+      <w:bookmarkStart w:id="43" w:name="_反转字符"/>
+      <w:bookmarkStart w:id="44" w:name="_贴图的翻转"/>
+      <w:bookmarkEnd w:id="43"/>
+      <w:bookmarkEnd w:id="44"/>
       <w:r>
         <w:rPr>
           <w:rFonts w:ascii="等线" w:eastAsia="等线" w:hAnsi="等线" w:hint="eastAsia"/>
@@ -26510,7 +29351,27 @@
                 <w:sz w:val="20"/>
                 <w:szCs w:val="20"/>
               </w:rPr>
-              <w:t>\dtsh[on]</w:t>
+              <w:t>\</w:t>
+            </w:r>
+            <w:proofErr w:type="gramStart"/>
+            <w:r>
+              <w:rPr>
+                <w:rFonts w:ascii="Tahoma" w:eastAsia="微软雅黑" w:hAnsi="Tahoma"/>
+                <w:kern w:val="0"/>
+                <w:sz w:val="20"/>
+                <w:szCs w:val="20"/>
+              </w:rPr>
+              <w:t>dtsh</w:t>
+            </w:r>
+            <w:proofErr w:type="gramEnd"/>
+            <w:r>
+              <w:rPr>
+                <w:rFonts w:ascii="Tahoma" w:eastAsia="微软雅黑" w:hAnsi="Tahoma"/>
+                <w:kern w:val="0"/>
+                <w:sz w:val="20"/>
+                <w:szCs w:val="20"/>
+              </w:rPr>
+              <w:t>[on]</w:t>
             </w:r>
           </w:p>
         </w:tc>
@@ -26571,7 +29432,27 @@
                 <w:sz w:val="20"/>
                 <w:szCs w:val="20"/>
               </w:rPr>
-              <w:t>\dtsh[o</w:t>
+              <w:t>\</w:t>
+            </w:r>
+            <w:proofErr w:type="gramStart"/>
+            <w:r>
+              <w:rPr>
+                <w:rFonts w:ascii="Tahoma" w:eastAsia="微软雅黑" w:hAnsi="Tahoma"/>
+                <w:kern w:val="0"/>
+                <w:sz w:val="20"/>
+                <w:szCs w:val="20"/>
+              </w:rPr>
+              <w:t>dtsh</w:t>
+            </w:r>
+            <w:proofErr w:type="gramEnd"/>
+            <w:r>
+              <w:rPr>
+                <w:rFonts w:ascii="Tahoma" w:eastAsia="微软雅黑" w:hAnsi="Tahoma"/>
+                <w:kern w:val="0"/>
+                <w:sz w:val="20"/>
+                <w:szCs w:val="20"/>
+              </w:rPr>
+              <w:t>[o</w:t>
             </w:r>
             <w:r>
               <w:rPr>
@@ -26668,7 +29549,27 @@
                 <w:sz w:val="20"/>
                 <w:szCs w:val="20"/>
               </w:rPr>
-              <w:t>\dtsv[on]</w:t>
+              <w:t>\</w:t>
+            </w:r>
+            <w:proofErr w:type="gramStart"/>
+            <w:r>
+              <w:rPr>
+                <w:rFonts w:ascii="Tahoma" w:eastAsia="微软雅黑" w:hAnsi="Tahoma" w:cstheme="minorBidi"/>
+                <w:kern w:val="0"/>
+                <w:sz w:val="20"/>
+                <w:szCs w:val="20"/>
+              </w:rPr>
+              <w:t>dtsv</w:t>
+            </w:r>
+            <w:proofErr w:type="gramEnd"/>
+            <w:r>
+              <w:rPr>
+                <w:rFonts w:ascii="Tahoma" w:eastAsia="微软雅黑" w:hAnsi="Tahoma" w:cstheme="minorBidi"/>
+                <w:kern w:val="0"/>
+                <w:sz w:val="20"/>
+                <w:szCs w:val="20"/>
+              </w:rPr>
+              <w:t>[on]</w:t>
             </w:r>
           </w:p>
         </w:tc>
@@ -26729,7 +29630,27 @@
                 <w:sz w:val="20"/>
                 <w:szCs w:val="20"/>
               </w:rPr>
-              <w:t>\dtsv[o</w:t>
+              <w:t>\</w:t>
+            </w:r>
+            <w:proofErr w:type="gramStart"/>
+            <w:r>
+              <w:rPr>
+                <w:rFonts w:ascii="Tahoma" w:eastAsia="微软雅黑" w:hAnsi="Tahoma" w:cstheme="minorBidi"/>
+                <w:kern w:val="0"/>
+                <w:sz w:val="20"/>
+                <w:szCs w:val="20"/>
+              </w:rPr>
+              <w:t>dtsv</w:t>
+            </w:r>
+            <w:proofErr w:type="gramEnd"/>
+            <w:r>
+              <w:rPr>
+                <w:rFonts w:ascii="Tahoma" w:eastAsia="微软雅黑" w:hAnsi="Tahoma" w:cstheme="minorBidi"/>
+                <w:kern w:val="0"/>
+                <w:sz w:val="20"/>
+                <w:szCs w:val="20"/>
+              </w:rPr>
+              <w:t>[o</w:t>
             </w:r>
             <w:r>
               <w:rPr>
@@ -26853,7 +29774,7 @@
                     </pic:cNvPicPr>
                   </pic:nvPicPr>
                   <pic:blipFill>
-                    <a:blip r:embed="rId80">
+                    <a:blip r:embed="rId83">
                       <a:extLst>
                         <a:ext uri="{28A0092B-C50C-407E-A947-70E740481C1C}">
                           <a14:useLocalDpi xmlns:a14="http://schemas.microsoft.com/office/drawing/2010/main" val="0"/>
@@ -26919,7 +29840,7 @@
                     </pic:cNvPicPr>
                   </pic:nvPicPr>
                   <pic:blipFill>
-                    <a:blip r:embed="rId81">
+                    <a:blip r:embed="rId84">
                       <a:extLst>
                         <a:ext uri="{28A0092B-C50C-407E-A947-70E740481C1C}">
                           <a14:useLocalDpi xmlns:a14="http://schemas.microsoft.com/office/drawing/2010/main" val="0"/>
@@ -26975,8 +29896,8 @@
           <w:sz w:val="28"/>
         </w:rPr>
       </w:pPr>
-      <w:bookmarkStart w:id="43" w:name="_贴图的内边距"/>
-      <w:bookmarkEnd w:id="43"/>
+      <w:bookmarkStart w:id="45" w:name="_贴图的内边距"/>
+      <w:bookmarkEnd w:id="45"/>
       <w:r>
         <w:rPr>
           <w:rFonts w:ascii="等线" w:eastAsia="等线" w:hAnsi="等线" w:hint="eastAsia"/>
@@ -27191,7 +30112,27 @@
                 <w:sz w:val="20"/>
                 <w:szCs w:val="20"/>
               </w:rPr>
-              <w:t>\dtsp[5]</w:t>
+              <w:t>\</w:t>
+            </w:r>
+            <w:proofErr w:type="gramStart"/>
+            <w:r>
+              <w:rPr>
+                <w:rFonts w:ascii="Tahoma" w:eastAsia="微软雅黑" w:hAnsi="Tahoma"/>
+                <w:kern w:val="0"/>
+                <w:sz w:val="20"/>
+                <w:szCs w:val="20"/>
+              </w:rPr>
+              <w:t>dtsp[</w:t>
+            </w:r>
+            <w:proofErr w:type="gramEnd"/>
+            <w:r>
+              <w:rPr>
+                <w:rFonts w:ascii="Tahoma" w:eastAsia="微软雅黑" w:hAnsi="Tahoma"/>
+                <w:kern w:val="0"/>
+                <w:sz w:val="20"/>
+                <w:szCs w:val="20"/>
+              </w:rPr>
+              <w:t>5]</w:t>
             </w:r>
           </w:p>
         </w:tc>
@@ -27270,7 +30211,27 @@
                 <w:sz w:val="20"/>
                 <w:szCs w:val="20"/>
               </w:rPr>
-              <w:t>\dtsp[5:10]</w:t>
+              <w:t>\</w:t>
+            </w:r>
+            <w:proofErr w:type="gramStart"/>
+            <w:r>
+              <w:rPr>
+                <w:rFonts w:ascii="Tahoma" w:eastAsia="微软雅黑" w:hAnsi="Tahoma"/>
+                <w:kern w:val="0"/>
+                <w:sz w:val="20"/>
+                <w:szCs w:val="20"/>
+              </w:rPr>
+              <w:t>dtsp[</w:t>
+            </w:r>
+            <w:proofErr w:type="gramEnd"/>
+            <w:r>
+              <w:rPr>
+                <w:rFonts w:ascii="Tahoma" w:eastAsia="微软雅黑" w:hAnsi="Tahoma"/>
+                <w:kern w:val="0"/>
+                <w:sz w:val="20"/>
+                <w:szCs w:val="20"/>
+              </w:rPr>
+              <w:t>5:10]</w:t>
             </w:r>
           </w:p>
         </w:tc>
@@ -27367,7 +30328,27 @@
                 <w:sz w:val="20"/>
                 <w:szCs w:val="20"/>
               </w:rPr>
-              <w:t>\dtsp[5:5:10:10]</w:t>
+              <w:t>\</w:t>
+            </w:r>
+            <w:proofErr w:type="gramStart"/>
+            <w:r>
+              <w:rPr>
+                <w:rFonts w:ascii="Tahoma" w:eastAsia="微软雅黑" w:hAnsi="Tahoma" w:cstheme="minorBidi"/>
+                <w:kern w:val="0"/>
+                <w:sz w:val="20"/>
+                <w:szCs w:val="20"/>
+              </w:rPr>
+              <w:t>dtsp[</w:t>
+            </w:r>
+            <w:proofErr w:type="gramEnd"/>
+            <w:r>
+              <w:rPr>
+                <w:rFonts w:ascii="Tahoma" w:eastAsia="微软雅黑" w:hAnsi="Tahoma" w:cstheme="minorBidi"/>
+                <w:kern w:val="0"/>
+                <w:sz w:val="20"/>
+                <w:szCs w:val="20"/>
+              </w:rPr>
+              <w:t>5:5:10:10]</w:t>
             </w:r>
           </w:p>
         </w:tc>
@@ -27500,7 +30481,27 @@
                 <w:sz w:val="20"/>
                 <w:szCs w:val="20"/>
               </w:rPr>
-              <w:t>\dtsp[reset]</w:t>
+              <w:t>\</w:t>
+            </w:r>
+            <w:proofErr w:type="gramStart"/>
+            <w:r>
+              <w:rPr>
+                <w:rFonts w:ascii="Tahoma" w:eastAsia="微软雅黑" w:hAnsi="Tahoma" w:cstheme="minorBidi"/>
+                <w:kern w:val="0"/>
+                <w:sz w:val="20"/>
+                <w:szCs w:val="20"/>
+              </w:rPr>
+              <w:t>dtsp</w:t>
+            </w:r>
+            <w:proofErr w:type="gramEnd"/>
+            <w:r>
+              <w:rPr>
+                <w:rFonts w:ascii="Tahoma" w:eastAsia="微软雅黑" w:hAnsi="Tahoma" w:cstheme="minorBidi"/>
+                <w:kern w:val="0"/>
+                <w:sz w:val="20"/>
+                <w:szCs w:val="20"/>
+              </w:rPr>
+              <w:t>[reset]</w:t>
             </w:r>
           </w:p>
         </w:tc>
@@ -27588,7 +30589,7 @@
                     </pic:cNvPicPr>
                   </pic:nvPicPr>
                   <pic:blipFill>
-                    <a:blip r:embed="rId82">
+                    <a:blip r:embed="rId85">
                       <a:extLst>
                         <a:ext uri="{28A0092B-C50C-407E-A947-70E740481C1C}">
                           <a14:useLocalDpi xmlns:a14="http://schemas.microsoft.com/office/drawing/2010/main" val="0"/>
@@ -27655,7 +30656,7 @@
                     </pic:cNvPicPr>
                   </pic:nvPicPr>
                   <pic:blipFill>
-                    <a:blip r:embed="rId83">
+                    <a:blip r:embed="rId86">
                       <a:extLst>
                         <a:ext uri="{28A0092B-C50C-407E-A947-70E740481C1C}">
                           <a14:useLocalDpi xmlns:a14="http://schemas.microsoft.com/office/drawing/2010/main" val="0"/>
@@ -27819,6 +30820,7 @@
               </w:rPr>
               <w:t>.docx</w:t>
             </w:r>
+            <w:proofErr w:type="gramStart"/>
             <w:r>
               <w:rPr>
                 <w:rFonts w:ascii="Tahoma" w:eastAsia="微软雅黑" w:hAnsi="Tahoma" w:cstheme="minorBidi"/>
@@ -27827,6 +30829,7 @@
               </w:rPr>
               <w:t>”</w:t>
             </w:r>
+            <w:proofErr w:type="gramEnd"/>
             <w:r>
               <w:rPr>
                 <w:rFonts w:ascii="Tahoma" w:eastAsia="微软雅黑" w:hAnsi="Tahoma" w:cstheme="minorBidi" w:hint="eastAsia"/>
@@ -27903,8 +30906,8 @@
           <w:sz w:val="28"/>
         </w:rPr>
       </w:pPr>
-      <w:bookmarkStart w:id="44" w:name="_逐个绘制原理"/>
-      <w:bookmarkEnd w:id="44"/>
+      <w:bookmarkStart w:id="46" w:name="_逐个绘制原理"/>
+      <w:bookmarkEnd w:id="46"/>
       <w:r>
         <w:rPr>
           <w:rFonts w:ascii="等线" w:eastAsia="等线" w:hAnsi="等线" w:hint="eastAsia"/>
@@ -27942,7 +30945,25 @@
           <w:kern w:val="0"/>
           <w:sz w:val="22"/>
         </w:rPr>
-        <w:t>是指绘制窗口字符的区域，文本域具有高度和宽度。</w:t>
+        <w:t>是指绘制窗口字符的区域，文本</w:t>
+      </w:r>
+      <w:proofErr w:type="gramStart"/>
+      <w:r>
+        <w:rPr>
+          <w:rFonts w:ascii="Tahoma" w:eastAsia="微软雅黑" w:hAnsi="Tahoma" w:cstheme="minorBidi" w:hint="eastAsia"/>
+          <w:kern w:val="0"/>
+          <w:sz w:val="22"/>
+        </w:rPr>
+        <w:t>域具有</w:t>
+      </w:r>
+      <w:proofErr w:type="gramEnd"/>
+      <w:r>
+        <w:rPr>
+          <w:rFonts w:ascii="Tahoma" w:eastAsia="微软雅黑" w:hAnsi="Tahoma" w:cstheme="minorBidi" w:hint="eastAsia"/>
+          <w:kern w:val="0"/>
+          <w:sz w:val="22"/>
+        </w:rPr>
+        <w:t>高度和宽度。</w:t>
       </w:r>
     </w:p>
     <w:p>
@@ -27997,6 +31018,7 @@
         </w:rPr>
         <w:t>文本域中确定下一个字符位置的竖线。（有时候简称</w:t>
       </w:r>
+      <w:proofErr w:type="gramStart"/>
       <w:r>
         <w:rPr>
           <w:rFonts w:ascii="Tahoma" w:eastAsia="微软雅黑" w:hAnsi="Tahoma" w:cstheme="minorBidi"/>
@@ -28005,6 +31027,7 @@
         </w:rPr>
         <w:t>”</w:t>
       </w:r>
+      <w:proofErr w:type="gramEnd"/>
       <w:r>
         <w:rPr>
           <w:rFonts w:ascii="Tahoma" w:eastAsia="微软雅黑" w:hAnsi="Tahoma" w:cstheme="minorBidi" w:hint="eastAsia"/>
@@ -28013,6 +31036,7 @@
         </w:rPr>
         <w:t>光标</w:t>
       </w:r>
+      <w:proofErr w:type="gramStart"/>
       <w:r>
         <w:rPr>
           <w:rFonts w:ascii="Tahoma" w:eastAsia="微软雅黑" w:hAnsi="Tahoma" w:cstheme="minorBidi"/>
@@ -28021,6 +31045,7 @@
         </w:rPr>
         <w:t>”</w:t>
       </w:r>
+      <w:proofErr w:type="gramEnd"/>
       <w:r>
         <w:rPr>
           <w:rFonts w:ascii="Tahoma" w:eastAsia="微软雅黑" w:hAnsi="Tahoma" w:cstheme="minorBidi" w:hint="eastAsia"/>
@@ -28294,7 +31319,7 @@
                     </pic:cNvPicPr>
                   </pic:nvPicPr>
                   <pic:blipFill>
-                    <a:blip r:embed="rId84">
+                    <a:blip r:embed="rId87">
                       <a:extLst>
                         <a:ext uri="{28A0092B-C50C-407E-A947-70E740481C1C}">
                           <a14:useLocalDpi xmlns:a14="http://schemas.microsoft.com/office/drawing/2010/main" val="0"/>
@@ -28347,7 +31372,7 @@
                     </pic:cNvPicPr>
                   </pic:nvPicPr>
                   <pic:blipFill>
-                    <a:blip r:embed="rId85">
+                    <a:blip r:embed="rId88">
                       <a:extLst>
                         <a:ext uri="{28A0092B-C50C-407E-A947-70E740481C1C}">
                           <a14:useLocalDpi xmlns:a14="http://schemas.microsoft.com/office/drawing/2010/main" val="0"/>
@@ -28414,7 +31439,7 @@
                     </pic:cNvPicPr>
                   </pic:nvPicPr>
                   <pic:blipFill>
-                    <a:blip r:embed="rId86">
+                    <a:blip r:embed="rId89">
                       <a:extLst>
                         <a:ext uri="{28A0092B-C50C-407E-A947-70E740481C1C}">
                           <a14:useLocalDpi xmlns:a14="http://schemas.microsoft.com/office/drawing/2010/main" val="0"/>
@@ -28467,7 +31492,7 @@
                     </pic:cNvPicPr>
                   </pic:nvPicPr>
                   <pic:blipFill>
-                    <a:blip r:embed="rId87">
+                    <a:blip r:embed="rId90">
                       <a:extLst>
                         <a:ext uri="{28A0092B-C50C-407E-A947-70E740481C1C}">
                           <a14:useLocalDpi xmlns:a14="http://schemas.microsoft.com/office/drawing/2010/main" val="0"/>
@@ -28614,8 +31639,8 @@
           <w:sz w:val="28"/>
         </w:rPr>
       </w:pPr>
-      <w:bookmarkStart w:id="45" w:name="_消息输入字符"/>
-      <w:bookmarkEnd w:id="45"/>
+      <w:bookmarkStart w:id="47" w:name="_消息输入字符"/>
+      <w:bookmarkEnd w:id="47"/>
       <w:r>
         <w:rPr>
           <w:rFonts w:ascii="等线" w:eastAsia="等线" w:hAnsi="等线" w:hint="eastAsia"/>
@@ -28655,6 +31680,7 @@
         </w:rPr>
         <w:t>能识别</w:t>
       </w:r>
+      <w:proofErr w:type="gramStart"/>
       <w:r>
         <w:rPr>
           <w:rFonts w:ascii="Tahoma" w:eastAsia="微软雅黑" w:hAnsi="Tahoma" w:cstheme="minorBidi"/>
@@ -28664,6 +31690,7 @@
         </w:rPr>
         <w:t>”</w:t>
       </w:r>
+      <w:proofErr w:type="gramEnd"/>
       <w:r>
         <w:rPr>
           <w:rFonts w:ascii="Tahoma" w:eastAsia="微软雅黑" w:hAnsi="Tahoma" w:cstheme="minorBidi" w:hint="eastAsia"/>
@@ -28673,6 +31700,7 @@
         </w:rPr>
         <w:t>\xxx</w:t>
       </w:r>
+      <w:proofErr w:type="gramStart"/>
       <w:r>
         <w:rPr>
           <w:rFonts w:ascii="Tahoma" w:eastAsia="微软雅黑" w:hAnsi="Tahoma" w:cstheme="minorBidi"/>
@@ -28682,6 +31710,7 @@
         </w:rPr>
         <w:t>”</w:t>
       </w:r>
+      <w:proofErr w:type="gramEnd"/>
       <w:r>
         <w:rPr>
           <w:rFonts w:ascii="Tahoma" w:eastAsia="微软雅黑" w:hAnsi="Tahoma" w:cstheme="minorBidi" w:hint="eastAsia"/>
@@ -28691,6 +31720,7 @@
         </w:rPr>
         <w:t>或</w:t>
       </w:r>
+      <w:proofErr w:type="gramStart"/>
       <w:r>
         <w:rPr>
           <w:rFonts w:ascii="Tahoma" w:eastAsia="微软雅黑" w:hAnsi="Tahoma" w:cstheme="minorBidi"/>
@@ -28700,6 +31730,7 @@
         </w:rPr>
         <w:t>”</w:t>
       </w:r>
+      <w:proofErr w:type="gramEnd"/>
       <w:r>
         <w:rPr>
           <w:rFonts w:ascii="Tahoma" w:eastAsia="微软雅黑" w:hAnsi="Tahoma" w:cstheme="minorBidi" w:hint="eastAsia"/>
@@ -28717,6 +31748,7 @@
         </w:rPr>
         <w:t>]</w:t>
       </w:r>
+      <w:proofErr w:type="gramStart"/>
       <w:r>
         <w:rPr>
           <w:rFonts w:ascii="Tahoma" w:eastAsia="微软雅黑" w:hAnsi="Tahoma" w:cstheme="minorBidi"/>
@@ -28725,6 +31757,7 @@
         </w:rPr>
         <w:t>”</w:t>
       </w:r>
+      <w:proofErr w:type="gramEnd"/>
       <w:r>
         <w:rPr>
           <w:rFonts w:ascii="Tahoma" w:eastAsia="微软雅黑" w:hAnsi="Tahoma" w:cstheme="minorBidi" w:hint="eastAsia"/>
@@ -28771,8 +31804,18 @@
           <w:kern w:val="0"/>
           <w:sz w:val="22"/>
         </w:rPr>
-        <w:t>过程中生效的功能，比如等待、实时切换脸图功能</w:t>
-      </w:r>
+        <w:t>过程中生效的功能，比如等待、实时</w:t>
+      </w:r>
+      <w:proofErr w:type="gramStart"/>
+      <w:r>
+        <w:rPr>
+          <w:rFonts w:ascii="Tahoma" w:eastAsia="微软雅黑" w:hAnsi="Tahoma" w:cstheme="minorBidi" w:hint="eastAsia"/>
+          <w:kern w:val="0"/>
+          <w:sz w:val="22"/>
+        </w:rPr>
+        <w:t>切换脸图功能</w:t>
+      </w:r>
+      <w:proofErr w:type="gramEnd"/>
       <w:r>
         <w:rPr>
           <w:rFonts w:ascii="Tahoma" w:eastAsia="微软雅黑" w:hAnsi="Tahoma" w:cstheme="minorBidi" w:hint="eastAsia"/>
@@ -28816,7 +31859,7 @@
                     </pic:cNvPicPr>
                   </pic:nvPicPr>
                   <pic:blipFill>
-                    <a:blip r:embed="rId87">
+                    <a:blip r:embed="rId90">
                       <a:extLst>
                         <a:ext uri="{28A0092B-C50C-407E-A947-70E740481C1C}">
                           <a14:useLocalDpi xmlns:a14="http://schemas.microsoft.com/office/drawing/2010/main" val="0"/>
@@ -29090,10 +32133,10 @@
           <w:rFonts w:hint="eastAsia"/>
         </w:rPr>
         <w:object w:dxaOrig="7993" w:dyaOrig="5556" w14:anchorId="6F7F3EB1">
-          <v:shape id="_x0000_i1034" type="#_x0000_t75" style="width:367.8pt;height:255.6pt" o:ole="">
+          <v:shape id="_x0000_i1034" type="#_x0000_t75" style="width:367.8pt;height:255pt" o:ole="">
             <v:imagedata r:id="rId28" o:title=""/>
           </v:shape>
-          <o:OLEObject Type="Embed" ProgID="Visio.Drawing.15" ShapeID="_x0000_i1034" DrawAspect="Content" ObjectID="_1817960081" r:id="rId88"/>
+          <o:OLEObject Type="Embed" ProgID="Visio.Drawing.15" ShapeID="_x0000_i1034" DrawAspect="Content" ObjectID="_1831699416" r:id="rId91"/>
         </w:object>
       </w:r>
     </w:p>
@@ -29127,8 +32170,8 @@
           <w:sz w:val="28"/>
         </w:rPr>
       </w:pPr>
-      <w:bookmarkStart w:id="46" w:name="_对话框与逐个绘制"/>
-      <w:bookmarkEnd w:id="46"/>
+      <w:bookmarkStart w:id="48" w:name="_对话框与逐个绘制"/>
+      <w:bookmarkEnd w:id="48"/>
       <w:r>
         <w:rPr>
           <w:rFonts w:ascii="等线" w:eastAsia="等线" w:hAnsi="等线" w:hint="eastAsia"/>
@@ -29426,7 +32469,7 @@
                     </pic:cNvPicPr>
                   </pic:nvPicPr>
                   <pic:blipFill>
-                    <a:blip r:embed="rId89">
+                    <a:blip r:embed="rId92">
                       <a:extLst>
                         <a:ext uri="{28A0092B-C50C-407E-A947-70E740481C1C}">
                           <a14:useLocalDpi xmlns:a14="http://schemas.microsoft.com/office/drawing/2010/main" val="0"/>
@@ -29571,6 +32614,7 @@
         </w:rPr>
         <w:t xml:space="preserve"> + </w:t>
       </w:r>
+      <w:proofErr w:type="gramStart"/>
       <w:r>
         <w:rPr>
           <w:rFonts w:ascii="Tahoma" w:eastAsia="微软雅黑" w:hAnsi="Tahoma" w:hint="eastAsia"/>
@@ -29581,6 +32625,7 @@
         </w:rPr>
         <w:t>脸图管理</w:t>
       </w:r>
+      <w:proofErr w:type="gramEnd"/>
       <w:r>
         <w:rPr>
           <w:rFonts w:ascii="Tahoma" w:eastAsia="微软雅黑" w:hAnsi="Tahoma" w:hint="eastAsia"/>
@@ -29892,7 +32937,25 @@
                 <w:kern w:val="0"/>
                 <w:sz w:val="22"/>
               </w:rPr>
-              <w:t>窗口字符核心，各类子插件的文本域都可以支持</w:t>
+              <w:t>窗口字符核心，各类子插件的</w:t>
+            </w:r>
+            <w:proofErr w:type="gramStart"/>
+            <w:r>
+              <w:rPr>
+                <w:rFonts w:ascii="Tahoma" w:eastAsia="微软雅黑" w:hAnsi="Tahoma" w:hint="eastAsia"/>
+                <w:kern w:val="0"/>
+                <w:sz w:val="22"/>
+              </w:rPr>
+              <w:t>文本域都可以</w:t>
+            </w:r>
+            <w:proofErr w:type="gramEnd"/>
+            <w:r>
+              <w:rPr>
+                <w:rFonts w:ascii="Tahoma" w:eastAsia="微软雅黑" w:hAnsi="Tahoma" w:hint="eastAsia"/>
+                <w:kern w:val="0"/>
+                <w:sz w:val="22"/>
+              </w:rPr>
+              <w:t>支持</w:t>
             </w:r>
             <w:r>
               <w:rPr>
@@ -30197,8 +33260,8 @@
           <w:sz w:val="28"/>
         </w:rPr>
       </w:pPr>
-      <w:bookmarkStart w:id="47" w:name="_效果字符_-_【窗口字符"/>
-      <w:bookmarkEnd w:id="47"/>
+      <w:bookmarkStart w:id="49" w:name="_效果字符_-_【窗口字符"/>
+      <w:bookmarkEnd w:id="49"/>
       <w:r>
         <w:rPr>
           <w:rFonts w:ascii="等线" w:eastAsia="等线" w:hAnsi="等线" w:hint="eastAsia"/>
@@ -30315,7 +33378,25 @@
           <w:kern w:val="0"/>
           <w:sz w:val="22"/>
         </w:rPr>
-        <w:t>，加核心插件</w:t>
+        <w:t>，</w:t>
+      </w:r>
+      <w:proofErr w:type="gramStart"/>
+      <w:r>
+        <w:rPr>
+          <w:rFonts w:ascii="Tahoma" w:eastAsia="微软雅黑" w:hAnsi="Tahoma" w:hint="eastAsia"/>
+          <w:kern w:val="0"/>
+          <w:sz w:val="22"/>
+        </w:rPr>
+        <w:t>加核心</w:t>
+      </w:r>
+      <w:proofErr w:type="gramEnd"/>
+      <w:r>
+        <w:rPr>
+          <w:rFonts w:ascii="Tahoma" w:eastAsia="微软雅黑" w:hAnsi="Tahoma" w:hint="eastAsia"/>
+          <w:kern w:val="0"/>
+          <w:sz w:val="22"/>
+        </w:rPr>
+        <w:t>插件</w:t>
       </w:r>
       <w:r>
         <w:rPr>
@@ -30359,7 +33440,7 @@
                     </pic:cNvPicPr>
                   </pic:nvPicPr>
                   <pic:blipFill>
-                    <a:blip r:embed="rId90">
+                    <a:blip r:embed="rId93">
                       <a:extLst>
                         <a:ext uri="{28A0092B-C50C-407E-A947-70E740481C1C}">
                           <a14:useLocalDpi xmlns:a14="http://schemas.microsoft.com/office/drawing/2010/main" val="0"/>
@@ -30443,7 +33524,7 @@
                     </pic:cNvPicPr>
                   </pic:nvPicPr>
                   <pic:blipFill>
-                    <a:blip r:embed="rId91">
+                    <a:blip r:embed="rId94">
                       <a:extLst>
                         <a:ext uri="{28A0092B-C50C-407E-A947-70E740481C1C}">
                           <a14:useLocalDpi xmlns:a14="http://schemas.microsoft.com/office/drawing/2010/main" val="0"/>
@@ -30548,7 +33629,7 @@
                     </pic:cNvPicPr>
                   </pic:nvPicPr>
                   <pic:blipFill>
-                    <a:blip r:embed="rId92" cstate="print">
+                    <a:blip r:embed="rId95" cstate="print">
                       <a:extLst>
                         <a:ext uri="{28A0092B-C50C-407E-A947-70E740481C1C}">
                           <a14:useLocalDpi xmlns:a14="http://schemas.microsoft.com/office/drawing/2010/main" val="0"/>
@@ -30601,7 +33682,7 @@
                     </pic:cNvPicPr>
                   </pic:nvPicPr>
                   <pic:blipFill>
-                    <a:blip r:embed="rId93" cstate="print">
+                    <a:blip r:embed="rId96" cstate="print">
                       <a:extLst>
                         <a:ext uri="{28A0092B-C50C-407E-A947-70E740481C1C}">
                           <a14:useLocalDpi xmlns:a14="http://schemas.microsoft.com/office/drawing/2010/main" val="0"/>
@@ -30660,6 +33741,7 @@
         </w:rPr>
         <w:t xml:space="preserve"> </w:t>
       </w:r>
+      <w:proofErr w:type="gramStart"/>
       <w:r>
         <w:rPr>
           <w:rFonts w:ascii="Tahoma" w:eastAsia="微软雅黑" w:hAnsi="Tahoma"/>
@@ -30668,6 +33750,7 @@
         </w:rPr>
         <w:t>”</w:t>
       </w:r>
+      <w:proofErr w:type="gramEnd"/>
       <w:r>
         <w:rPr>
           <w:rFonts w:ascii="Tahoma" w:eastAsia="微软雅黑" w:hAnsi="Tahoma" w:hint="eastAsia"/>
@@ -30676,6 +33759,7 @@
         </w:rPr>
         <w:t>\{</w:t>
       </w:r>
+      <w:proofErr w:type="gramStart"/>
       <w:r>
         <w:rPr>
           <w:rFonts w:ascii="Tahoma" w:eastAsia="微软雅黑" w:hAnsi="Tahoma"/>
@@ -30684,6 +33768,7 @@
         </w:rPr>
         <w:t>”</w:t>
       </w:r>
+      <w:proofErr w:type="gramEnd"/>
       <w:r>
         <w:rPr>
           <w:rFonts w:ascii="Tahoma" w:eastAsia="微软雅黑" w:hAnsi="Tahoma" w:hint="eastAsia"/>
@@ -30708,6 +33793,7 @@
         </w:rPr>
         <w:t xml:space="preserve"> </w:t>
       </w:r>
+      <w:proofErr w:type="gramStart"/>
       <w:r>
         <w:rPr>
           <w:rFonts w:ascii="Tahoma" w:eastAsia="微软雅黑" w:hAnsi="Tahoma"/>
@@ -30716,6 +33802,7 @@
         </w:rPr>
         <w:t>”</w:t>
       </w:r>
+      <w:proofErr w:type="gramEnd"/>
       <w:r>
         <w:rPr>
           <w:rFonts w:ascii="Tahoma" w:eastAsia="微软雅黑" w:hAnsi="Tahoma" w:hint="eastAsia"/>
@@ -30724,6 +33811,7 @@
         </w:rPr>
         <w:t>\}</w:t>
       </w:r>
+      <w:proofErr w:type="gramStart"/>
       <w:r>
         <w:rPr>
           <w:rFonts w:ascii="Tahoma" w:eastAsia="微软雅黑" w:hAnsi="Tahoma"/>
@@ -30732,6 +33820,7 @@
         </w:rPr>
         <w:t>”</w:t>
       </w:r>
+      <w:proofErr w:type="gramEnd"/>
       <w:r>
         <w:rPr>
           <w:rFonts w:ascii="Tahoma" w:eastAsia="微软雅黑" w:hAnsi="Tahoma" w:hint="eastAsia"/>
@@ -30782,7 +33871,7 @@
                     </pic:cNvPicPr>
                   </pic:nvPicPr>
                   <pic:blipFill>
-                    <a:blip r:embed="rId94">
+                    <a:blip r:embed="rId97">
                       <a:extLst>
                         <a:ext uri="{28A0092B-C50C-407E-A947-70E740481C1C}">
                           <a14:useLocalDpi xmlns:a14="http://schemas.microsoft.com/office/drawing/2010/main" val="0"/>
@@ -30867,7 +33956,7 @@
                     </pic:cNvPicPr>
                   </pic:nvPicPr>
                   <pic:blipFill>
-                    <a:blip r:embed="rId95">
+                    <a:blip r:embed="rId98">
                       <a:extLst>
                         <a:ext uri="{28A0092B-C50C-407E-A947-70E740481C1C}">
                           <a14:useLocalDpi xmlns:a14="http://schemas.microsoft.com/office/drawing/2010/main" val="0"/>
@@ -30932,7 +34021,7 @@
                     </pic:cNvPicPr>
                   </pic:nvPicPr>
                   <pic:blipFill>
-                    <a:blip r:embed="rId96">
+                    <a:blip r:embed="rId99">
                       <a:extLst>
                         <a:ext uri="{28A0092B-C50C-407E-A947-70E740481C1C}">
                           <a14:useLocalDpi xmlns:a14="http://schemas.microsoft.com/office/drawing/2010/main" val="0"/>
@@ -31138,6 +34227,7 @@
         </w:rPr>
         <w:t>.docx</w:t>
       </w:r>
+      <w:proofErr w:type="gramStart"/>
       <w:r>
         <w:rPr>
           <w:rFonts w:ascii="Tahoma" w:eastAsia="微软雅黑" w:hAnsi="Tahoma"/>
@@ -31146,6 +34236,7 @@
         </w:rPr>
         <w:t>”</w:t>
       </w:r>
+      <w:proofErr w:type="gramEnd"/>
       <w:r>
         <w:rPr>
           <w:rFonts w:ascii="Tahoma" w:eastAsia="微软雅黑" w:hAnsi="Tahoma" w:hint="eastAsia"/>
@@ -31189,7 +34280,7 @@
                     </pic:cNvPicPr>
                   </pic:nvPicPr>
                   <pic:blipFill>
-                    <a:blip r:embed="rId97">
+                    <a:blip r:embed="rId100">
                       <a:extLst>
                         <a:ext uri="{28A0092B-C50C-407E-A947-70E740481C1C}">
                           <a14:useLocalDpi xmlns:a14="http://schemas.microsoft.com/office/drawing/2010/main" val="0"/>
@@ -31250,7 +34341,7 @@
                     </pic:cNvPicPr>
                   </pic:nvPicPr>
                   <pic:blipFill>
-                    <a:blip r:embed="rId98">
+                    <a:blip r:embed="rId101">
                       <a:extLst>
                         <a:ext uri="{28A0092B-C50C-407E-A947-70E740481C1C}">
                           <a14:useLocalDpi xmlns:a14="http://schemas.microsoft.com/office/drawing/2010/main" val="0"/>
@@ -31304,8 +34395,8 @@
           <w:sz w:val="28"/>
         </w:rPr>
       </w:pPr>
-      <w:bookmarkStart w:id="48" w:name="_效果字符_-_【窗口字符_1"/>
-      <w:bookmarkEnd w:id="48"/>
+      <w:bookmarkStart w:id="50" w:name="_效果字符_-_【窗口字符_1"/>
+      <w:bookmarkEnd w:id="50"/>
       <w:r>
         <w:rPr>
           <w:rFonts w:ascii="等线" w:eastAsia="等线" w:hAnsi="等线" w:hint="eastAsia"/>
@@ -31441,6 +34532,7 @@
         </w:rPr>
         <w:t>.docx</w:t>
       </w:r>
+      <w:proofErr w:type="gramStart"/>
       <w:r>
         <w:rPr>
           <w:rFonts w:ascii="Tahoma" w:eastAsia="微软雅黑" w:hAnsi="Tahoma"/>
@@ -31449,6 +34541,7 @@
         </w:rPr>
         <w:t>”</w:t>
       </w:r>
+      <w:proofErr w:type="gramEnd"/>
       <w:r>
         <w:rPr>
           <w:rFonts w:ascii="Tahoma" w:eastAsia="微软雅黑" w:hAnsi="Tahoma" w:hint="eastAsia"/>
@@ -31490,7 +34583,7 @@
                     </pic:cNvPicPr>
                   </pic:nvPicPr>
                   <pic:blipFill>
-                    <a:blip r:embed="rId99">
+                    <a:blip r:embed="rId102">
                       <a:extLst>
                         <a:ext uri="{28A0092B-C50C-407E-A947-70E740481C1C}">
                           <a14:useLocalDpi xmlns:a14="http://schemas.microsoft.com/office/drawing/2010/main" val="0"/>
@@ -31563,8 +34656,8 @@
           <w:sz w:val="28"/>
         </w:rPr>
       </w:pPr>
-      <w:bookmarkStart w:id="49" w:name="_效果字符_-_【窗口字符_2"/>
-      <w:bookmarkEnd w:id="49"/>
+      <w:bookmarkStart w:id="51" w:name="_效果字符_-_【窗口字符_2"/>
+      <w:bookmarkEnd w:id="51"/>
       <w:r>
         <w:rPr>
           <w:rFonts w:ascii="等线" w:eastAsia="等线" w:hAnsi="等线" w:hint="eastAsia"/>
@@ -31587,7 +34680,7 @@
         </w:rPr>
         <w:t xml:space="preserve"> </w:t>
       </w:r>
-      <w:bookmarkStart w:id="50" w:name="大图片字符"/>
+      <w:bookmarkStart w:id="52" w:name="大图片字符"/>
       <w:r>
         <w:rPr>
           <w:rFonts w:ascii="等线" w:eastAsia="等线" w:hAnsi="等线" w:hint="eastAsia"/>
@@ -31609,7 +34702,7 @@
         </w:rPr>
         <w:t>大图片字符</w:t>
       </w:r>
-      <w:bookmarkEnd w:id="50"/>
+      <w:bookmarkEnd w:id="52"/>
       <w:r>
         <w:rPr>
           <w:rFonts w:ascii="等线" w:eastAsia="等线" w:hAnsi="等线" w:hint="eastAsia"/>
@@ -31685,6 +34778,7 @@
           <w:sz w:val="22"/>
         </w:rPr>
       </w:pPr>
+      <w:proofErr w:type="gramStart"/>
       <w:r>
         <w:rPr>
           <w:rFonts w:ascii="Tahoma" w:eastAsia="微软雅黑" w:hAnsi="Tahoma" w:cstheme="minorBidi" w:hint="eastAsia"/>
@@ -31692,7 +34786,17 @@
           <w:kern w:val="0"/>
           <w:sz w:val="22"/>
         </w:rPr>
-        <w:t>该效果来自插件：</w:t>
+        <w:t>该效果</w:t>
+      </w:r>
+      <w:proofErr w:type="gramEnd"/>
+      <w:r>
+        <w:rPr>
+          <w:rFonts w:ascii="Tahoma" w:eastAsia="微软雅黑" w:hAnsi="Tahoma" w:cstheme="minorBidi" w:hint="eastAsia"/>
+          <w:bCs/>
+          <w:kern w:val="0"/>
+          <w:sz w:val="22"/>
+        </w:rPr>
+        <w:t>来自插件：</w:t>
       </w:r>
     </w:p>
     <w:p>
@@ -31927,7 +35031,27 @@
                 <w:sz w:val="20"/>
                 <w:szCs w:val="20"/>
               </w:rPr>
-              <w:t>\dimg[1]</w:t>
+              <w:t>\</w:t>
+            </w:r>
+            <w:proofErr w:type="gramStart"/>
+            <w:r>
+              <w:rPr>
+                <w:rFonts w:ascii="Tahoma" w:eastAsia="微软雅黑" w:hAnsi="Tahoma" w:hint="eastAsia"/>
+                <w:kern w:val="0"/>
+                <w:sz w:val="20"/>
+                <w:szCs w:val="20"/>
+              </w:rPr>
+              <w:t>dimg[</w:t>
+            </w:r>
+            <w:proofErr w:type="gramEnd"/>
+            <w:r>
+              <w:rPr>
+                <w:rFonts w:ascii="Tahoma" w:eastAsia="微软雅黑" w:hAnsi="Tahoma" w:hint="eastAsia"/>
+                <w:kern w:val="0"/>
+                <w:sz w:val="20"/>
+                <w:szCs w:val="20"/>
+              </w:rPr>
+              <w:t>1]</w:t>
             </w:r>
           </w:p>
         </w:tc>
@@ -32531,7 +35655,7 @@
                     </pic:cNvPicPr>
                   </pic:nvPicPr>
                   <pic:blipFill>
-                    <a:blip r:embed="rId100">
+                    <a:blip r:embed="rId103">
                       <a:extLst>
                         <a:ext uri="{28A0092B-C50C-407E-A947-70E740481C1C}">
                           <a14:useLocalDpi xmlns:a14="http://schemas.microsoft.com/office/drawing/2010/main" val="0"/>
@@ -32806,7 +35930,7 @@
                     </pic:cNvPicPr>
                   </pic:nvPicPr>
                   <pic:blipFill>
-                    <a:blip r:embed="rId101">
+                    <a:blip r:embed="rId104">
                       <a:extLst>
                         <a:ext uri="{28A0092B-C50C-407E-A947-70E740481C1C}">
                           <a14:useLocalDpi xmlns:a14="http://schemas.microsoft.com/office/drawing/2010/main" val="0"/>
@@ -32950,8 +36074,19 @@
           <w:kern w:val="0"/>
           <w:sz w:val="22"/>
         </w:rPr>
-        <w:t>阅后即焚</w:t>
-      </w:r>
+        <w:t>阅后即</w:t>
+      </w:r>
+      <w:proofErr w:type="gramStart"/>
+      <w:r>
+        <w:rPr>
+          <w:rFonts w:ascii="Tahoma" w:eastAsia="微软雅黑" w:hAnsi="Tahoma" w:cstheme="minorBidi" w:hint="eastAsia"/>
+          <w:bCs/>
+          <w:kern w:val="0"/>
+          <w:sz w:val="22"/>
+        </w:rPr>
+        <w:t>焚</w:t>
+      </w:r>
+      <w:proofErr w:type="gramEnd"/>
       <w:r>
         <w:rPr>
           <w:rFonts w:ascii="Tahoma" w:eastAsia="微软雅黑" w:hAnsi="Tahoma" w:cstheme="minorBidi" w:hint="eastAsia"/>
@@ -33092,8 +36227,8 @@
           <w:sz w:val="28"/>
         </w:rPr>
       </w:pPr>
-      <w:bookmarkStart w:id="51" w:name="_指代字符_-_【系统"/>
-      <w:bookmarkEnd w:id="51"/>
+      <w:bookmarkStart w:id="53" w:name="_指代字符_-_【系统"/>
+      <w:bookmarkEnd w:id="53"/>
       <w:r>
         <w:rPr>
           <w:rFonts w:ascii="等线" w:eastAsia="等线" w:hAnsi="等线" w:hint="eastAsia"/>
@@ -33109,7 +36244,7 @@
         </w:rPr>
         <w:t xml:space="preserve"> </w:t>
       </w:r>
-      <w:bookmarkStart w:id="52" w:name="字符串核心"/>
+      <w:bookmarkStart w:id="54" w:name="字符串核心"/>
       <w:r>
         <w:rPr>
           <w:rFonts w:ascii="等线" w:eastAsia="等线" w:hAnsi="等线" w:hint="eastAsia"/>
@@ -33138,7 +36273,7 @@
         </w:rPr>
         <w:t>串核心</w:t>
       </w:r>
-      <w:bookmarkEnd w:id="52"/>
+      <w:bookmarkEnd w:id="54"/>
       <w:r>
         <w:rPr>
           <w:rFonts w:ascii="等线" w:eastAsia="等线" w:hAnsi="等线" w:hint="eastAsia"/>
@@ -33166,6 +36301,7 @@
         </w:rPr>
         <w:t>字符串的窗口字符可以与变量字符组合</w:t>
       </w:r>
+      <w:proofErr w:type="gramStart"/>
       <w:r>
         <w:rPr>
           <w:rFonts w:ascii="Tahoma" w:eastAsia="微软雅黑" w:hAnsi="Tahoma" w:cstheme="minorBidi"/>
@@ -33174,6 +36310,7 @@
         </w:rPr>
         <w:t>”</w:t>
       </w:r>
+      <w:proofErr w:type="gramEnd"/>
       <w:r>
         <w:rPr>
           <w:rFonts w:ascii="Tahoma" w:eastAsia="微软雅黑" w:hAnsi="Tahoma" w:cstheme="minorBidi" w:hint="eastAsia"/>
@@ -33198,6 +36335,7 @@
         </w:rPr>
         <w:t>[\v[21]]</w:t>
       </w:r>
+      <w:proofErr w:type="gramStart"/>
       <w:r>
         <w:rPr>
           <w:rFonts w:ascii="Tahoma" w:eastAsia="微软雅黑" w:hAnsi="Tahoma" w:cstheme="minorBidi"/>
@@ -33206,6 +36344,7 @@
         </w:rPr>
         <w:t>”</w:t>
       </w:r>
+      <w:proofErr w:type="gramEnd"/>
       <w:r>
         <w:rPr>
           <w:rFonts w:ascii="Tahoma" w:eastAsia="微软雅黑" w:hAnsi="Tahoma" w:cstheme="minorBidi" w:hint="eastAsia"/>
@@ -33226,13 +36365,23 @@
           <w:sz w:val="22"/>
         </w:rPr>
       </w:pPr>
-      <w:r>
-        <w:rPr>
-          <w:rFonts w:ascii="Tahoma" w:eastAsia="微软雅黑" w:hAnsi="Tahoma" w:cstheme="minorBidi" w:hint="eastAsia"/>
-          <w:kern w:val="0"/>
-          <w:sz w:val="22"/>
-        </w:rPr>
-        <w:t>该效果来自插件：</w:t>
+      <w:proofErr w:type="gramStart"/>
+      <w:r>
+        <w:rPr>
+          <w:rFonts w:ascii="Tahoma" w:eastAsia="微软雅黑" w:hAnsi="Tahoma" w:cstheme="minorBidi" w:hint="eastAsia"/>
+          <w:kern w:val="0"/>
+          <w:sz w:val="22"/>
+        </w:rPr>
+        <w:t>该效果</w:t>
+      </w:r>
+      <w:proofErr w:type="gramEnd"/>
+      <w:r>
+        <w:rPr>
+          <w:rFonts w:ascii="Tahoma" w:eastAsia="微软雅黑" w:hAnsi="Tahoma" w:cstheme="minorBidi" w:hint="eastAsia"/>
+          <w:kern w:val="0"/>
+          <w:sz w:val="22"/>
+        </w:rPr>
+        <w:t>来自插件：</w:t>
       </w:r>
     </w:p>
     <w:p>
@@ -33486,7 +36635,7 @@
                     </pic:cNvPicPr>
                   </pic:nvPicPr>
                   <pic:blipFill>
-                    <a:blip r:embed="rId102">
+                    <a:blip r:embed="rId105">
                       <a:extLst>
                         <a:ext uri="{28A0092B-C50C-407E-A947-70E740481C1C}">
                           <a14:useLocalDpi xmlns:a14="http://schemas.microsoft.com/office/drawing/2010/main" val="0"/>
@@ -33968,7 +37117,7 @@
                     </pic:cNvPicPr>
                   </pic:nvPicPr>
                   <pic:blipFill>
-                    <a:blip r:embed="rId103">
+                    <a:blip r:embed="rId106">
                       <a:extLst>
                         <a:ext uri="{28A0092B-C50C-407E-A947-70E740481C1C}">
                           <a14:useLocalDpi xmlns:a14="http://schemas.microsoft.com/office/drawing/2010/main" val="0"/>
@@ -34114,7 +37263,7 @@
                     </pic:cNvPicPr>
                   </pic:nvPicPr>
                   <pic:blipFill>
-                    <a:blip r:embed="rId104">
+                    <a:blip r:embed="rId107">
                       <a:extLst>
                         <a:ext uri="{28A0092B-C50C-407E-A947-70E740481C1C}">
                           <a14:useLocalDpi xmlns:a14="http://schemas.microsoft.com/office/drawing/2010/main" val="0"/>
@@ -34187,8 +37336,8 @@
           <w:sz w:val="28"/>
         </w:rPr>
       </w:pPr>
-      <w:bookmarkStart w:id="53" w:name="_效果字符_-_【窗口字符_3"/>
-      <w:bookmarkEnd w:id="53"/>
+      <w:bookmarkStart w:id="55" w:name="_效果字符_-_【窗口字符_3"/>
+      <w:bookmarkEnd w:id="55"/>
       <w:r>
         <w:rPr>
           <w:rFonts w:ascii="等线" w:eastAsia="等线" w:hAnsi="等线" w:hint="eastAsia"/>
@@ -34313,6 +37462,7 @@
           <w:sz w:val="22"/>
         </w:rPr>
       </w:pPr>
+      <w:proofErr w:type="gramStart"/>
       <w:r>
         <w:rPr>
           <w:rFonts w:ascii="Tahoma" w:eastAsia="微软雅黑" w:hAnsi="Tahoma" w:cstheme="minorBidi" w:hint="eastAsia"/>
@@ -34320,7 +37470,17 @@
           <w:kern w:val="0"/>
           <w:sz w:val="22"/>
         </w:rPr>
-        <w:t>该效果来自插件：</w:t>
+        <w:t>该效果</w:t>
+      </w:r>
+      <w:proofErr w:type="gramEnd"/>
+      <w:r>
+        <w:rPr>
+          <w:rFonts w:ascii="Tahoma" w:eastAsia="微软雅黑" w:hAnsi="Tahoma" w:cstheme="minorBidi" w:hint="eastAsia"/>
+          <w:bCs/>
+          <w:kern w:val="0"/>
+          <w:sz w:val="22"/>
+        </w:rPr>
+        <w:t>来自插件：</w:t>
       </w:r>
     </w:p>
     <w:p>
@@ -34837,7 +37997,27 @@
                 <w:sz w:val="20"/>
                 <w:szCs w:val="20"/>
               </w:rPr>
-              <w:t>\dtsp[5]</w:t>
+              <w:t>\</w:t>
+            </w:r>
+            <w:proofErr w:type="gramStart"/>
+            <w:r>
+              <w:rPr>
+                <w:rFonts w:ascii="Tahoma" w:eastAsia="微软雅黑" w:hAnsi="Tahoma"/>
+                <w:kern w:val="0"/>
+                <w:sz w:val="20"/>
+                <w:szCs w:val="20"/>
+              </w:rPr>
+              <w:t>dtsp[</w:t>
+            </w:r>
+            <w:proofErr w:type="gramEnd"/>
+            <w:r>
+              <w:rPr>
+                <w:rFonts w:ascii="Tahoma" w:eastAsia="微软雅黑" w:hAnsi="Tahoma"/>
+                <w:kern w:val="0"/>
+                <w:sz w:val="20"/>
+                <w:szCs w:val="20"/>
+              </w:rPr>
+              <w:t>5]</w:t>
             </w:r>
           </w:p>
         </w:tc>
@@ -34916,7 +38096,27 @@
                 <w:sz w:val="20"/>
                 <w:szCs w:val="20"/>
               </w:rPr>
-              <w:t>\dtsp[5:10]</w:t>
+              <w:t>\</w:t>
+            </w:r>
+            <w:proofErr w:type="gramStart"/>
+            <w:r>
+              <w:rPr>
+                <w:rFonts w:ascii="Tahoma" w:eastAsia="微软雅黑" w:hAnsi="Tahoma"/>
+                <w:kern w:val="0"/>
+                <w:sz w:val="20"/>
+                <w:szCs w:val="20"/>
+              </w:rPr>
+              <w:t>dtsp[</w:t>
+            </w:r>
+            <w:proofErr w:type="gramEnd"/>
+            <w:r>
+              <w:rPr>
+                <w:rFonts w:ascii="Tahoma" w:eastAsia="微软雅黑" w:hAnsi="Tahoma"/>
+                <w:kern w:val="0"/>
+                <w:sz w:val="20"/>
+                <w:szCs w:val="20"/>
+              </w:rPr>
+              <w:t>5:10]</w:t>
             </w:r>
           </w:p>
         </w:tc>
@@ -35013,7 +38213,27 @@
                 <w:sz w:val="20"/>
                 <w:szCs w:val="20"/>
               </w:rPr>
-              <w:t>\dtsp[5:5:10:10]</w:t>
+              <w:t>\</w:t>
+            </w:r>
+            <w:proofErr w:type="gramStart"/>
+            <w:r>
+              <w:rPr>
+                <w:rFonts w:ascii="Tahoma" w:eastAsia="微软雅黑" w:hAnsi="Tahoma" w:cstheme="minorBidi"/>
+                <w:kern w:val="0"/>
+                <w:sz w:val="20"/>
+                <w:szCs w:val="20"/>
+              </w:rPr>
+              <w:t>dtsp[</w:t>
+            </w:r>
+            <w:proofErr w:type="gramEnd"/>
+            <w:r>
+              <w:rPr>
+                <w:rFonts w:ascii="Tahoma" w:eastAsia="微软雅黑" w:hAnsi="Tahoma" w:cstheme="minorBidi"/>
+                <w:kern w:val="0"/>
+                <w:sz w:val="20"/>
+                <w:szCs w:val="20"/>
+              </w:rPr>
+              <w:t>5:5:10:10]</w:t>
             </w:r>
           </w:p>
         </w:tc>
@@ -35146,7 +38366,27 @@
                 <w:sz w:val="20"/>
                 <w:szCs w:val="20"/>
               </w:rPr>
-              <w:t>\dtsp[reset]</w:t>
+              <w:t>\</w:t>
+            </w:r>
+            <w:proofErr w:type="gramStart"/>
+            <w:r>
+              <w:rPr>
+                <w:rFonts w:ascii="Tahoma" w:eastAsia="微软雅黑" w:hAnsi="Tahoma" w:cstheme="minorBidi"/>
+                <w:kern w:val="0"/>
+                <w:sz w:val="20"/>
+                <w:szCs w:val="20"/>
+              </w:rPr>
+              <w:t>dtsp</w:t>
+            </w:r>
+            <w:proofErr w:type="gramEnd"/>
+            <w:r>
+              <w:rPr>
+                <w:rFonts w:ascii="Tahoma" w:eastAsia="微软雅黑" w:hAnsi="Tahoma" w:cstheme="minorBidi"/>
+                <w:kern w:val="0"/>
+                <w:sz w:val="20"/>
+                <w:szCs w:val="20"/>
+              </w:rPr>
+              <w:t>[reset]</w:t>
             </w:r>
           </w:p>
         </w:tc>
@@ -35234,7 +38474,7 @@
                     </pic:cNvPicPr>
                   </pic:nvPicPr>
                   <pic:blipFill>
-                    <a:blip r:embed="rId82">
+                    <a:blip r:embed="rId85">
                       <a:extLst>
                         <a:ext uri="{28A0092B-C50C-407E-A947-70E740481C1C}">
                           <a14:useLocalDpi xmlns:a14="http://schemas.microsoft.com/office/drawing/2010/main" val="0"/>
@@ -35300,7 +38540,7 @@
                     </pic:cNvPicPr>
                   </pic:nvPicPr>
                   <pic:blipFill>
-                    <a:blip r:embed="rId83">
+                    <a:blip r:embed="rId86">
                       <a:extLst>
                         <a:ext uri="{28A0092B-C50C-407E-A947-70E740481C1C}">
                           <a14:useLocalDpi xmlns:a14="http://schemas.microsoft.com/office/drawing/2010/main" val="0"/>
@@ -35362,8 +38602,8 @@
           <w:sz w:val="28"/>
         </w:rPr>
       </w:pPr>
-      <w:bookmarkStart w:id="54" w:name="_效果字符_-_持续动作效果字符"/>
-      <w:bookmarkEnd w:id="54"/>
+      <w:bookmarkStart w:id="56" w:name="_效果字符_-_持续动作效果字符"/>
+      <w:bookmarkEnd w:id="56"/>
       <w:r>
         <w:rPr>
           <w:rFonts w:ascii="等线" w:eastAsia="等线" w:hAnsi="等线" w:hint="eastAsia"/>
@@ -35386,7 +38626,7 @@
         </w:rPr>
         <w:t xml:space="preserve"> </w:t>
       </w:r>
-      <w:bookmarkStart w:id="55" w:name="持续动作效果字符"/>
+      <w:bookmarkStart w:id="57" w:name="持续动作效果字符"/>
       <w:r>
         <w:rPr>
           <w:rFonts w:ascii="等线" w:eastAsia="等线" w:hAnsi="等线" w:hint="eastAsia"/>
@@ -35422,7 +38662,7 @@
         </w:rPr>
         <w:t>持续动作效果</w:t>
       </w:r>
-      <w:bookmarkEnd w:id="55"/>
+      <w:bookmarkEnd w:id="57"/>
       <w:r>
         <w:rPr>
           <w:rFonts w:ascii="等线" w:eastAsia="等线" w:hAnsi="等线" w:hint="eastAsia"/>
@@ -35524,13 +38764,23 @@
           <w:sz w:val="22"/>
         </w:rPr>
       </w:pPr>
+      <w:proofErr w:type="gramStart"/>
       <w:r>
         <w:rPr>
           <w:rFonts w:ascii="Tahoma" w:eastAsia="微软雅黑" w:hAnsi="Tahoma" w:hint="eastAsia"/>
           <w:kern w:val="0"/>
           <w:sz w:val="22"/>
         </w:rPr>
-        <w:t>该效果来自插件：</w:t>
+        <w:t>该效果</w:t>
+      </w:r>
+      <w:proofErr w:type="gramEnd"/>
+      <w:r>
+        <w:rPr>
+          <w:rFonts w:ascii="Tahoma" w:eastAsia="微软雅黑" w:hAnsi="Tahoma" w:hint="eastAsia"/>
+          <w:kern w:val="0"/>
+          <w:sz w:val="22"/>
+        </w:rPr>
+        <w:t>来自插件：</w:t>
       </w:r>
     </w:p>
     <w:p>
@@ -35606,7 +38856,25 @@
           <w:kern w:val="0"/>
           <w:sz w:val="22"/>
         </w:rPr>
-        <w:t>字符块持续动作效果</w:t>
+        <w:t>字符</w:t>
+      </w:r>
+      <w:proofErr w:type="gramStart"/>
+      <w:r>
+        <w:rPr>
+          <w:rFonts w:ascii="Tahoma" w:eastAsia="微软雅黑" w:hAnsi="Tahoma" w:hint="eastAsia"/>
+          <w:kern w:val="0"/>
+          <w:sz w:val="22"/>
+        </w:rPr>
+        <w:t>块持续</w:t>
+      </w:r>
+      <w:proofErr w:type="gramEnd"/>
+      <w:r>
+        <w:rPr>
+          <w:rFonts w:ascii="Tahoma" w:eastAsia="微软雅黑" w:hAnsi="Tahoma" w:hint="eastAsia"/>
+          <w:kern w:val="0"/>
+          <w:sz w:val="22"/>
+        </w:rPr>
+        <w:t>动作效果</w:t>
       </w:r>
     </w:p>
     <w:p>
@@ -35748,7 +39016,27 @@
                 <w:sz w:val="20"/>
                 <w:szCs w:val="20"/>
               </w:rPr>
-              <w:t>\dDCCE[4]</w:t>
+              <w:t>\</w:t>
+            </w:r>
+            <w:proofErr w:type="gramStart"/>
+            <w:r>
+              <w:rPr>
+                <w:rFonts w:ascii="Tahoma" w:eastAsia="微软雅黑" w:hAnsi="Tahoma"/>
+                <w:kern w:val="0"/>
+                <w:sz w:val="20"/>
+                <w:szCs w:val="20"/>
+              </w:rPr>
+              <w:t>dDCCE[</w:t>
+            </w:r>
+            <w:proofErr w:type="gramEnd"/>
+            <w:r>
+              <w:rPr>
+                <w:rFonts w:ascii="Tahoma" w:eastAsia="微软雅黑" w:hAnsi="Tahoma"/>
+                <w:kern w:val="0"/>
+                <w:sz w:val="20"/>
+                <w:szCs w:val="20"/>
+              </w:rPr>
+              <w:t>4]</w:t>
             </w:r>
           </w:p>
         </w:tc>
@@ -36143,7 +39431,7 @@
                     </pic:cNvPicPr>
                   </pic:nvPicPr>
                   <pic:blipFill>
-                    <a:blip r:embed="rId105">
+                    <a:blip r:embed="rId108">
                       <a:extLst>
                         <a:ext uri="{28A0092B-C50C-407E-A947-70E740481C1C}">
                           <a14:useLocalDpi xmlns:a14="http://schemas.microsoft.com/office/drawing/2010/main" val="0"/>
@@ -36211,7 +39499,7 @@
                     </pic:cNvPicPr>
                   </pic:nvPicPr>
                   <pic:blipFill>
-                    <a:blip r:embed="rId106">
+                    <a:blip r:embed="rId109">
                       <a:extLst>
                         <a:ext uri="{28A0092B-C50C-407E-A947-70E740481C1C}">
                           <a14:useLocalDpi xmlns:a14="http://schemas.microsoft.com/office/drawing/2010/main" val="0"/>
@@ -36487,6 +39775,7 @@
         </w:rPr>
         <w:t>与窗口字符相关的</w:t>
       </w:r>
+      <w:proofErr w:type="gramStart"/>
       <w:r>
         <w:rPr>
           <w:rFonts w:ascii="Tahoma" w:eastAsia="微软雅黑" w:hAnsi="Tahoma"/>
@@ -36495,6 +39784,7 @@
         </w:rPr>
         <w:t>”</w:t>
       </w:r>
+      <w:proofErr w:type="gramEnd"/>
       <w:r>
         <w:rPr>
           <w:rFonts w:ascii="Tahoma" w:eastAsia="微软雅黑" w:hAnsi="Tahoma" w:hint="eastAsia"/>
@@ -36519,6 +39809,7 @@
         </w:rPr>
         <w:t>）</w:t>
       </w:r>
+      <w:proofErr w:type="gramStart"/>
       <w:r>
         <w:rPr>
           <w:rFonts w:ascii="Tahoma" w:eastAsia="微软雅黑" w:hAnsi="Tahoma"/>
@@ -36527,6 +39818,7 @@
         </w:rPr>
         <w:t>”</w:t>
       </w:r>
+      <w:proofErr w:type="gramEnd"/>
       <w:r>
         <w:rPr>
           <w:rFonts w:ascii="Tahoma" w:eastAsia="微软雅黑" w:hAnsi="Tahoma" w:hint="eastAsia"/>
@@ -36563,6 +39855,7 @@
         </w:rPr>
         <w:t>看看文档</w:t>
       </w:r>
+      <w:proofErr w:type="gramStart"/>
       <w:r>
         <w:rPr>
           <w:rFonts w:ascii="Tahoma" w:eastAsia="微软雅黑" w:hAnsi="Tahoma" w:cstheme="minorBidi"/>
@@ -36571,6 +39864,7 @@
         </w:rPr>
         <w:t>”</w:t>
       </w:r>
+      <w:proofErr w:type="gramEnd"/>
       <w:r>
         <w:rPr>
           <w:rFonts w:ascii="Tahoma" w:eastAsia="微软雅黑" w:hAnsi="Tahoma" w:cstheme="minorBidi" w:hint="eastAsia"/>
@@ -36616,6 +39910,7 @@
         </w:rPr>
         <w:t>.docx</w:t>
       </w:r>
+      <w:proofErr w:type="gramStart"/>
       <w:r>
         <w:rPr>
           <w:rFonts w:ascii="Tahoma" w:eastAsia="微软雅黑" w:hAnsi="Tahoma" w:cstheme="minorBidi"/>
@@ -36624,6 +39919,7 @@
         </w:rPr>
         <w:t>”</w:t>
       </w:r>
+      <w:proofErr w:type="gramEnd"/>
       <w:r>
         <w:rPr>
           <w:rFonts w:ascii="Tahoma" w:eastAsia="微软雅黑" w:hAnsi="Tahoma" w:cstheme="minorBidi" w:hint="eastAsia"/>
@@ -36676,8 +39972,8 @@
           <w:sz w:val="28"/>
         </w:rPr>
       </w:pPr>
-      <w:bookmarkStart w:id="56" w:name="_不生效的窗口字符"/>
-      <w:bookmarkEnd w:id="56"/>
+      <w:bookmarkStart w:id="58" w:name="_不生效的窗口字符"/>
+      <w:bookmarkEnd w:id="58"/>
       <w:r>
         <w:rPr>
           <w:rFonts w:ascii="等线" w:eastAsia="等线" w:hAnsi="等线" w:hint="eastAsia"/>
@@ -36814,9 +40110,9 @@
                 <w:noProof/>
               </w:rPr>
               <w:drawing>
-                <wp:inline distT="0" distB="0" distL="0" distR="0" wp14:anchorId="3721A80D" wp14:editId="03DC7EE0">
-                  <wp:extent cx="3596640" cy="2445680"/>
-                  <wp:effectExtent l="0" t="0" r="3810" b="0"/>
+                <wp:inline distT="0" distB="0" distL="0" distR="0" wp14:anchorId="3721A80D" wp14:editId="23B6E5F7">
+                  <wp:extent cx="4152900" cy="2823931"/>
+                  <wp:effectExtent l="0" t="0" r="0" b="0"/>
                   <wp:docPr id="349150502" name="图片 1"/>
                   <wp:cNvGraphicFramePr>
                     <a:graphicFrameLocks xmlns:a="http://schemas.openxmlformats.org/drawingml/2006/main" noChangeAspect="1"/>
@@ -36831,7 +40127,7 @@
                           </pic:cNvPicPr>
                         </pic:nvPicPr>
                         <pic:blipFill>
-                          <a:blip r:embed="rId107" cstate="print">
+                          <a:blip r:embed="rId110" cstate="print">
                             <a:extLst>
                               <a:ext uri="{28A0092B-C50C-407E-A947-70E740481C1C}">
                                 <a14:useLocalDpi xmlns:a14="http://schemas.microsoft.com/office/drawing/2010/main" val="0"/>
@@ -36846,7 +40142,7 @@
                         <pic:spPr bwMode="auto">
                           <a:xfrm>
                             <a:off x="0" y="0"/>
-                            <a:ext cx="3607850" cy="2453303"/>
+                            <a:ext cx="4168927" cy="2834829"/>
                           </a:xfrm>
                           <a:prstGeom prst="rect">
                             <a:avLst/>
@@ -36998,13 +40294,23 @@
               </w:rPr>
               <w:t xml:space="preserve">&gt; </w:t>
             </w:r>
-            <w:r>
-              <w:rPr>
-                <w:rFonts w:ascii="Tahoma" w:eastAsia="微软雅黑" w:hAnsi="Tahoma" w:hint="eastAsia"/>
-                <w:kern w:val="0"/>
-                <w:sz w:val="22"/>
-              </w:rPr>
-              <w:t>旧工程更新插件后，出现了大量</w:t>
+            <w:proofErr w:type="gramStart"/>
+            <w:r>
+              <w:rPr>
+                <w:rFonts w:ascii="Tahoma" w:eastAsia="微软雅黑" w:hAnsi="Tahoma" w:hint="eastAsia"/>
+                <w:kern w:val="0"/>
+                <w:sz w:val="22"/>
+              </w:rPr>
+              <w:t>旧工程</w:t>
+            </w:r>
+            <w:proofErr w:type="gramEnd"/>
+            <w:r>
+              <w:rPr>
+                <w:rFonts w:ascii="Tahoma" w:eastAsia="微软雅黑" w:hAnsi="Tahoma" w:hint="eastAsia"/>
+                <w:kern w:val="0"/>
+                <w:sz w:val="22"/>
+              </w:rPr>
+              <w:t>更新插件后，出现了大量</w:t>
             </w:r>
             <w:r>
               <w:rPr>
@@ -37280,7 +40586,83 @@
               <w:widowControl/>
               <w:adjustRightInd w:val="0"/>
               <w:snapToGrid w:val="0"/>
-              <w:spacing w:line="276" w:lineRule="auto"/>
+              <w:rPr>
+                <w:rFonts w:ascii="Tahoma" w:eastAsia="微软雅黑" w:hAnsi="Tahoma"/>
+                <w:kern w:val="0"/>
+                <w:sz w:val="22"/>
+              </w:rPr>
+            </w:pPr>
+            <w:r>
+              <w:rPr>
+                <w:rFonts w:ascii="Tahoma" w:eastAsia="微软雅黑" w:hAnsi="Tahoma"/>
+                <w:kern w:val="0"/>
+                <w:sz w:val="22"/>
+              </w:rPr>
+              <w:t>“</w:t>
+            </w:r>
+            <w:r>
+              <w:rPr>
+                <w:rFonts w:ascii="Tahoma" w:eastAsia="微软雅黑" w:hAnsi="Tahoma"/>
+                <w:kern w:val="0"/>
+                <w:sz w:val="22"/>
+              </w:rPr>
+              <w:t>\dDCCE[4]\dts</w:t>
+            </w:r>
+            <w:r>
+              <w:rPr>
+                <w:rFonts w:ascii="Tahoma" w:eastAsia="微软雅黑" w:hAnsi="Tahoma" w:hint="eastAsia"/>
+                <w:kern w:val="0"/>
+                <w:sz w:val="22"/>
+              </w:rPr>
+              <w:t>[</w:t>
+            </w:r>
+            <w:r>
+              <w:rPr>
+                <w:rFonts w:ascii="Tahoma" w:eastAsia="微软雅黑" w:hAnsi="Tahoma" w:hint="eastAsia"/>
+                <w:kern w:val="0"/>
+                <w:sz w:val="22"/>
+              </w:rPr>
+              <w:t>使用方法</w:t>
+            </w:r>
+            <w:r>
+              <w:rPr>
+                <w:rFonts w:ascii="Tahoma" w:eastAsia="微软雅黑" w:hAnsi="Tahoma"/>
+                <w:kern w:val="0"/>
+                <w:sz w:val="22"/>
+              </w:rPr>
+              <w:t>]\dDCCE[</w:t>
+            </w:r>
+            <w:r>
+              <w:rPr>
+                <w:rFonts w:ascii="Tahoma" w:eastAsia="微软雅黑" w:hAnsi="Tahoma" w:hint="eastAsia"/>
+                <w:kern w:val="0"/>
+                <w:sz w:val="22"/>
+              </w:rPr>
+              <w:t>off</w:t>
+            </w:r>
+            <w:r>
+              <w:rPr>
+                <w:rFonts w:ascii="Tahoma" w:eastAsia="微软雅黑" w:hAnsi="Tahoma"/>
+                <w:kern w:val="0"/>
+                <w:sz w:val="22"/>
+              </w:rPr>
+              <w:t>]</w:t>
+            </w:r>
+            <w:r>
+              <w:rPr>
+                <w:rFonts w:ascii="Tahoma" w:eastAsia="微软雅黑" w:hAnsi="Tahoma"/>
+                <w:kern w:val="0"/>
+                <w:sz w:val="22"/>
+              </w:rPr>
+              <w:t>”</w:t>
+            </w:r>
+          </w:p>
+          <w:p>
+            <w:pPr>
+              <w:widowControl/>
+              <w:adjustRightInd w:val="0"/>
+              <w:snapToGrid w:val="0"/>
+              <w:spacing w:after="200"/>
               <w:jc w:val="left"/>
               <w:rPr>
                 <w:rFonts w:ascii="Tahoma" w:eastAsia="微软雅黑" w:hAnsi="Tahoma"/>
@@ -37290,83 +40672,59 @@
             </w:pPr>
             <w:r>
               <w:rPr>
-                <w:rFonts w:ascii="Tahoma" w:eastAsia="微软雅黑" w:hAnsi="Tahoma"/>
-                <w:kern w:val="0"/>
-                <w:sz w:val="22"/>
-              </w:rPr>
-              <w:t>“</w:t>
-            </w:r>
-            <w:r>
-              <w:rPr>
-                <w:rFonts w:ascii="Tahoma" w:eastAsia="微软雅黑" w:hAnsi="Tahoma"/>
-                <w:kern w:val="0"/>
-                <w:sz w:val="22"/>
-              </w:rPr>
-              <w:t>\dDCCE[4]\dts</w:t>
-            </w:r>
-            <w:r>
-              <w:rPr>
-                <w:rFonts w:ascii="Tahoma" w:eastAsia="微软雅黑" w:hAnsi="Tahoma" w:hint="eastAsia"/>
-                <w:kern w:val="0"/>
-                <w:sz w:val="22"/>
-              </w:rPr>
-              <w:t>[</w:t>
-            </w:r>
-            <w:r>
-              <w:rPr>
-                <w:rFonts w:ascii="Tahoma" w:eastAsia="微软雅黑" w:hAnsi="Tahoma" w:hint="eastAsia"/>
-                <w:kern w:val="0"/>
-                <w:sz w:val="22"/>
-              </w:rPr>
-              <w:t>使用方法</w:t>
-            </w:r>
-            <w:r>
-              <w:rPr>
-                <w:rFonts w:ascii="Tahoma" w:eastAsia="微软雅黑" w:hAnsi="Tahoma"/>
-                <w:kern w:val="0"/>
-                <w:sz w:val="22"/>
-              </w:rPr>
-              <w:t>]\dDCCE[</w:t>
-            </w:r>
-            <w:r>
-              <w:rPr>
-                <w:rFonts w:ascii="Tahoma" w:eastAsia="微软雅黑" w:hAnsi="Tahoma" w:hint="eastAsia"/>
-                <w:kern w:val="0"/>
-                <w:sz w:val="22"/>
-              </w:rPr>
-              <w:t>off</w:t>
-            </w:r>
-            <w:r>
-              <w:rPr>
-                <w:rFonts w:ascii="Tahoma" w:eastAsia="微软雅黑" w:hAnsi="Tahoma"/>
-                <w:kern w:val="0"/>
-                <w:sz w:val="22"/>
-              </w:rPr>
-              <w:t>]</w:t>
-            </w:r>
-            <w:r>
-              <w:rPr>
-                <w:rFonts w:ascii="Tahoma" w:eastAsia="微软雅黑" w:hAnsi="Tahoma"/>
-                <w:kern w:val="0"/>
-                <w:sz w:val="22"/>
-              </w:rPr>
-              <w:t>”</w:t>
-            </w:r>
-            <w:r>
-              <w:rPr>
-                <w:rFonts w:ascii="Tahoma" w:eastAsia="微软雅黑" w:hAnsi="Tahoma" w:hint="eastAsia"/>
-                <w:kern w:val="0"/>
-                <w:sz w:val="22"/>
-              </w:rPr>
-              <w:t xml:space="preserve"> </w:t>
-            </w:r>
-            <w:r>
-              <w:rPr>
-                <w:rFonts w:ascii="Tahoma" w:eastAsia="微软雅黑" w:hAnsi="Tahoma" w:hint="eastAsia"/>
-                <w:kern w:val="0"/>
-                <w:sz w:val="22"/>
-              </w:rPr>
-              <w:t>（具体去看对应的插件）</w:t>
+                <w:rFonts w:ascii="Tahoma" w:eastAsia="微软雅黑" w:hAnsi="Tahoma" w:hint="eastAsia"/>
+                <w:kern w:val="0"/>
+                <w:sz w:val="22"/>
+              </w:rPr>
+              <w:t>（具体去看插件</w:t>
+            </w:r>
+            <w:r>
+              <w:rPr>
+                <w:rFonts w:ascii="Tahoma" w:eastAsia="微软雅黑" w:hAnsi="Tahoma" w:hint="eastAsia"/>
+                <w:kern w:val="0"/>
+                <w:sz w:val="22"/>
+              </w:rPr>
+              <w:t>【</w:t>
+            </w:r>
+            <w:r>
+              <w:rPr>
+                <w:rFonts w:ascii="Tahoma" w:eastAsia="微软雅黑" w:hAnsi="Tahoma" w:hint="eastAsia"/>
+                <w:kern w:val="0"/>
+                <w:sz w:val="22"/>
+              </w:rPr>
+              <w:t>窗口字符</w:t>
+            </w:r>
+            <w:r>
+              <w:rPr>
+                <w:rFonts w:ascii="Tahoma" w:eastAsia="微软雅黑" w:hAnsi="Tahoma" w:hint="eastAsia"/>
+                <w:kern w:val="0"/>
+                <w:sz w:val="22"/>
+              </w:rPr>
+              <w:t xml:space="preserve"> - </w:t>
+            </w:r>
+            <w:r>
+              <w:rPr>
+                <w:rFonts w:ascii="Tahoma" w:eastAsia="微软雅黑" w:hAnsi="Tahoma" w:hint="eastAsia"/>
+                <w:kern w:val="0"/>
+                <w:sz w:val="22"/>
+              </w:rPr>
+              <w:t>字符块的持续动作效果</w:t>
+            </w:r>
+            <w:r>
+              <w:rPr>
+                <w:rFonts w:ascii="Tahoma" w:eastAsia="微软雅黑" w:hAnsi="Tahoma" w:hint="eastAsia"/>
+                <w:kern w:val="0"/>
+                <w:sz w:val="22"/>
+              </w:rPr>
+              <w:t>】</w:t>
+            </w:r>
+            <w:r>
+              <w:rPr>
+                <w:rFonts w:ascii="Tahoma" w:eastAsia="微软雅黑" w:hAnsi="Tahoma" w:hint="eastAsia"/>
+                <w:kern w:val="0"/>
+                <w:sz w:val="22"/>
+              </w:rPr>
+              <w:t>）</w:t>
             </w:r>
           </w:p>
           <w:p>
@@ -37388,23 +40746,39 @@
                 <w:kern w:val="0"/>
                 <w:sz w:val="22"/>
               </w:rPr>
-              <w:t>原构造是把</w:t>
-            </w:r>
-            <w:r>
-              <w:rPr>
-                <w:rFonts w:ascii="Tahoma" w:eastAsia="微软雅黑" w:hAnsi="Tahoma" w:hint="eastAsia"/>
-                <w:kern w:val="0"/>
-                <w:sz w:val="22"/>
-              </w:rPr>
-              <w:t xml:space="preserve"> </w:t>
-            </w:r>
-            <w:r>
-              <w:rPr>
-                <w:rFonts w:ascii="Tahoma" w:eastAsia="微软雅黑" w:hAnsi="Tahoma" w:hint="eastAsia"/>
-                <w:kern w:val="0"/>
-                <w:sz w:val="22"/>
-              </w:rPr>
-              <w:t>字符块与插件配置紧密合并，但分离了</w:t>
+              <w:t>原</w:t>
+            </w:r>
+            <w:r>
+              <w:rPr>
+                <w:rFonts w:ascii="Tahoma" w:eastAsia="微软雅黑" w:hAnsi="Tahoma" w:hint="eastAsia"/>
+                <w:kern w:val="0"/>
+                <w:sz w:val="22"/>
+              </w:rPr>
+              <w:t>核心</w:t>
+            </w:r>
+            <w:r>
+              <w:rPr>
+                <w:rFonts w:ascii="Tahoma" w:eastAsia="微软雅黑" w:hAnsi="Tahoma" w:hint="eastAsia"/>
+                <w:kern w:val="0"/>
+                <w:sz w:val="22"/>
+              </w:rPr>
+              <w:t>把字符块与插件配置紧密合并，但</w:t>
+            </w:r>
+            <w:r>
+              <w:rPr>
+                <w:rFonts w:ascii="Tahoma" w:eastAsia="微软雅黑" w:hAnsi="Tahoma" w:hint="eastAsia"/>
+                <w:kern w:val="0"/>
+                <w:sz w:val="22"/>
+              </w:rPr>
+              <w:t>现在</w:t>
+            </w:r>
+            <w:r>
+              <w:rPr>
+                <w:rFonts w:ascii="Tahoma" w:eastAsia="微软雅黑" w:hAnsi="Tahoma" w:hint="eastAsia"/>
+                <w:kern w:val="0"/>
+                <w:sz w:val="22"/>
+              </w:rPr>
+              <w:t>分离</w:t>
             </w:r>
             <w:r>
               <w:rPr>
@@ -37438,8 +40812,17 @@
                 <w:kern w:val="0"/>
                 <w:sz w:val="22"/>
               </w:rPr>
-              <w:t>后，字符块用</w:t>
-            </w:r>
+              <w:t>后，字符块</w:t>
+            </w:r>
+            <w:r>
+              <w:rPr>
+                <w:rFonts w:ascii="Tahoma" w:eastAsia="微软雅黑" w:hAnsi="Tahoma" w:hint="eastAsia"/>
+                <w:kern w:val="0"/>
+                <w:sz w:val="22"/>
+              </w:rPr>
+              <w:t>通过</w:t>
+            </w:r>
+            <w:proofErr w:type="gramStart"/>
             <w:r>
               <w:rPr>
                 <w:rFonts w:ascii="Tahoma" w:eastAsia="微软雅黑" w:hAnsi="Tahoma"/>
@@ -37448,6 +40831,7 @@
               </w:rPr>
               <w:t>”</w:t>
             </w:r>
+            <w:proofErr w:type="gramEnd"/>
             <w:r>
               <w:rPr>
                 <w:rFonts w:ascii="Tahoma" w:eastAsia="微软雅黑" w:hAnsi="Tahoma" w:hint="eastAsia"/>
@@ -37456,6 +40840,7 @@
               </w:rPr>
               <w:t>\dts[]</w:t>
             </w:r>
+            <w:proofErr w:type="gramStart"/>
             <w:r>
               <w:rPr>
                 <w:rFonts w:ascii="Tahoma" w:eastAsia="微软雅黑" w:hAnsi="Tahoma"/>
@@ -37464,13 +40849,46 @@
               </w:rPr>
               <w:t>”</w:t>
             </w:r>
-            <w:r>
-              <w:rPr>
-                <w:rFonts w:ascii="Tahoma" w:eastAsia="微软雅黑" w:hAnsi="Tahoma" w:hint="eastAsia"/>
-                <w:kern w:val="0"/>
-                <w:sz w:val="22"/>
-              </w:rPr>
-              <w:t>单独管理，所以动态效果只相当于给</w:t>
+            <w:proofErr w:type="gramEnd"/>
+            <w:r>
+              <w:rPr>
+                <w:rFonts w:ascii="Tahoma" w:eastAsia="微软雅黑" w:hAnsi="Tahoma" w:hint="eastAsia"/>
+                <w:kern w:val="0"/>
+                <w:sz w:val="22"/>
+              </w:rPr>
+              <w:t>来</w:t>
+            </w:r>
+            <w:r>
+              <w:rPr>
+                <w:rFonts w:ascii="Tahoma" w:eastAsia="微软雅黑" w:hAnsi="Tahoma" w:hint="eastAsia"/>
+                <w:kern w:val="0"/>
+                <w:sz w:val="22"/>
+              </w:rPr>
+              <w:t>单独管理，动态效果</w:t>
+            </w:r>
+            <w:r>
+              <w:rPr>
+                <w:rFonts w:ascii="Tahoma" w:eastAsia="微软雅黑" w:hAnsi="Tahoma" w:hint="eastAsia"/>
+                <w:kern w:val="0"/>
+                <w:sz w:val="22"/>
+              </w:rPr>
+              <w:t>可以</w:t>
+            </w:r>
+            <w:r>
+              <w:rPr>
+                <w:rFonts w:ascii="Tahoma" w:eastAsia="微软雅黑" w:hAnsi="Tahoma" w:hint="eastAsia"/>
+                <w:kern w:val="0"/>
+                <w:sz w:val="22"/>
+              </w:rPr>
+              <w:t>给</w:t>
+            </w:r>
+            <w:r>
+              <w:rPr>
+                <w:rFonts w:ascii="Tahoma" w:eastAsia="微软雅黑" w:hAnsi="Tahoma" w:hint="eastAsia"/>
+                <w:kern w:val="0"/>
+                <w:sz w:val="22"/>
+              </w:rPr>
+              <w:t>多个</w:t>
             </w:r>
             <w:r>
               <w:rPr>
@@ -37510,6 +40928,14 @@
                 <w:kern w:val="0"/>
                 <w:sz w:val="22"/>
               </w:rPr>
+              <w:t>字符块</w:t>
+            </w:r>
+            <w:r>
+              <w:rPr>
+                <w:rFonts w:ascii="Tahoma" w:eastAsia="微软雅黑" w:hAnsi="Tahoma" w:hint="eastAsia"/>
+                <w:kern w:val="0"/>
+                <w:sz w:val="22"/>
+              </w:rPr>
               <w:t xml:space="preserve"> </w:t>
             </w:r>
             <w:r>
@@ -37518,7 +40944,63 @@
                 <w:kern w:val="0"/>
                 <w:sz w:val="22"/>
               </w:rPr>
-              <w:t>字符块添加新的样式，可以与其他插件样式叠加，所以才这样设计。</w:t>
+              <w:t>同时</w:t>
+            </w:r>
+            <w:r>
+              <w:rPr>
+                <w:rFonts w:ascii="Tahoma" w:eastAsia="微软雅黑" w:hAnsi="Tahoma" w:hint="eastAsia"/>
+                <w:kern w:val="0"/>
+                <w:sz w:val="22"/>
+              </w:rPr>
+              <w:t>添加样式，</w:t>
+            </w:r>
+            <w:r>
+              <w:rPr>
+                <w:rFonts w:ascii="Tahoma" w:eastAsia="微软雅黑" w:hAnsi="Tahoma" w:hint="eastAsia"/>
+                <w:kern w:val="0"/>
+                <w:sz w:val="22"/>
+              </w:rPr>
+              <w:t>并且</w:t>
+            </w:r>
+            <w:r>
+              <w:rPr>
+                <w:rFonts w:ascii="Tahoma" w:eastAsia="微软雅黑" w:hAnsi="Tahoma" w:hint="eastAsia"/>
+                <w:kern w:val="0"/>
+                <w:sz w:val="22"/>
+              </w:rPr>
+              <w:t>可以与其他插件</w:t>
+            </w:r>
+            <w:r>
+              <w:rPr>
+                <w:rFonts w:ascii="Tahoma" w:eastAsia="微软雅黑" w:hAnsi="Tahoma" w:hint="eastAsia"/>
+                <w:kern w:val="0"/>
+                <w:sz w:val="22"/>
+              </w:rPr>
+              <w:t>的</w:t>
+            </w:r>
+            <w:r>
+              <w:rPr>
+                <w:rFonts w:ascii="Tahoma" w:eastAsia="微软雅黑" w:hAnsi="Tahoma" w:hint="eastAsia"/>
+                <w:kern w:val="0"/>
+                <w:sz w:val="22"/>
+              </w:rPr>
+              <w:t>样式</w:t>
+            </w:r>
+            <w:r>
+              <w:rPr>
+                <w:rFonts w:ascii="Tahoma" w:eastAsia="微软雅黑" w:hAnsi="Tahoma" w:hint="eastAsia"/>
+                <w:kern w:val="0"/>
+                <w:sz w:val="22"/>
+              </w:rPr>
+              <w:t>效果</w:t>
+            </w:r>
+            <w:r>
+              <w:rPr>
+                <w:rFonts w:ascii="Tahoma" w:eastAsia="微软雅黑" w:hAnsi="Tahoma" w:hint="eastAsia"/>
+                <w:kern w:val="0"/>
+                <w:sz w:val="22"/>
+              </w:rPr>
+              <w:t>叠加。</w:t>
             </w:r>
           </w:p>
         </w:tc>
@@ -37535,6 +41017,332 @@
         </w:rPr>
       </w:pPr>
     </w:p>
+    <w:tbl>
+      <w:tblPr>
+        <w:tblStyle w:val="af"/>
+        <w:tblW w:w="0" w:type="auto"/>
+        <w:shd w:val="clear" w:color="auto" w:fill="FFF2CC" w:themeFill="accent4" w:themeFillTint="33"/>
+        <w:tblLook w:val="04A0" w:firstRow="1" w:lastRow="0" w:firstColumn="1" w:lastColumn="0" w:noHBand="0" w:noVBand="1"/>
+      </w:tblPr>
+      <w:tblGrid>
+        <w:gridCol w:w="8522"/>
+      </w:tblGrid>
+      <w:tr>
+        <w:tc>
+          <w:tcPr>
+            <w:tcW w:w="8522" w:type="dxa"/>
+            <w:shd w:val="clear" w:color="auto" w:fill="FFF2CC" w:themeFill="accent4" w:themeFillTint="33"/>
+          </w:tcPr>
+          <w:p>
+            <w:pPr>
+              <w:widowControl/>
+              <w:adjustRightInd w:val="0"/>
+              <w:snapToGrid w:val="0"/>
+              <w:rPr>
+                <w:rFonts w:ascii="Tahoma" w:eastAsia="微软雅黑" w:hAnsi="Tahoma" w:cstheme="minorBidi"/>
+                <w:kern w:val="0"/>
+                <w:sz w:val="22"/>
+              </w:rPr>
+            </w:pPr>
+            <w:r>
+              <w:rPr>
+                <w:rFonts w:ascii="Tahoma" w:eastAsia="微软雅黑" w:hAnsi="Tahoma" w:cstheme="minorBidi" w:hint="eastAsia"/>
+                <w:kern w:val="0"/>
+                <w:sz w:val="22"/>
+              </w:rPr>
+              <w:t>窗口字符不生效有两种情况：</w:t>
+            </w:r>
+            <w:r>
+              <w:rPr>
+                <w:rFonts w:ascii="Tahoma" w:eastAsia="微软雅黑" w:hAnsi="Tahoma" w:cstheme="minorBidi" w:hint="eastAsia"/>
+                <w:kern w:val="0"/>
+                <w:sz w:val="22"/>
+              </w:rPr>
+              <w:t>“完整</w:t>
+            </w:r>
+            <w:r>
+              <w:rPr>
+                <w:rFonts w:ascii="Tahoma" w:eastAsia="微软雅黑" w:hAnsi="Tahoma" w:cstheme="minorBidi" w:hint="eastAsia"/>
+                <w:kern w:val="0"/>
+                <w:sz w:val="22"/>
+              </w:rPr>
+              <w:t>\xxx[xx]</w:t>
+            </w:r>
+            <w:r>
+              <w:rPr>
+                <w:rFonts w:ascii="Tahoma" w:eastAsia="微软雅黑" w:hAnsi="Tahoma" w:cstheme="minorBidi" w:hint="eastAsia"/>
+                <w:kern w:val="0"/>
+                <w:sz w:val="22"/>
+              </w:rPr>
+              <w:t>的格式</w:t>
+            </w:r>
+            <w:r>
+              <w:rPr>
+                <w:rFonts w:ascii="Tahoma" w:eastAsia="微软雅黑" w:hAnsi="Tahoma" w:cstheme="minorBidi" w:hint="eastAsia"/>
+                <w:kern w:val="0"/>
+                <w:sz w:val="22"/>
+              </w:rPr>
+              <w:t>”和“只有</w:t>
+            </w:r>
+            <w:r>
+              <w:rPr>
+                <w:rFonts w:ascii="Tahoma" w:eastAsia="微软雅黑" w:hAnsi="Tahoma" w:cstheme="minorBidi" w:hint="eastAsia"/>
+                <w:kern w:val="0"/>
+                <w:sz w:val="22"/>
+              </w:rPr>
+              <w:t>[xx]</w:t>
+            </w:r>
+            <w:r>
+              <w:rPr>
+                <w:rFonts w:ascii="Tahoma" w:eastAsia="微软雅黑" w:hAnsi="Tahoma" w:cstheme="minorBidi" w:hint="eastAsia"/>
+                <w:kern w:val="0"/>
+                <w:sz w:val="22"/>
+              </w:rPr>
+              <w:t>的格式</w:t>
+            </w:r>
+            <w:r>
+              <w:rPr>
+                <w:rFonts w:ascii="Tahoma" w:eastAsia="微软雅黑" w:hAnsi="Tahoma" w:cstheme="minorBidi" w:hint="eastAsia"/>
+                <w:kern w:val="0"/>
+                <w:sz w:val="22"/>
+              </w:rPr>
+              <w:t>”</w:t>
+            </w:r>
+          </w:p>
+          <w:p>
+            <w:pPr>
+              <w:widowControl/>
+              <w:adjustRightInd w:val="0"/>
+              <w:snapToGrid w:val="0"/>
+              <w:rPr>
+                <w:rFonts w:ascii="Tahoma" w:eastAsia="微软雅黑" w:hAnsi="Tahoma"/>
+                <w:kern w:val="0"/>
+                <w:sz w:val="22"/>
+              </w:rPr>
+            </w:pPr>
+            <w:r>
+              <w:rPr>
+                <w:rFonts w:ascii="Tahoma" w:eastAsia="微软雅黑" w:hAnsi="Tahoma" w:cstheme="minorBidi" w:hint="eastAsia"/>
+                <w:kern w:val="0"/>
+                <w:sz w:val="22"/>
+              </w:rPr>
+              <w:t>前者是</w:t>
+            </w:r>
+            <w:r>
+              <w:rPr>
+                <w:rFonts w:ascii="Tahoma" w:eastAsia="微软雅黑" w:hAnsi="Tahoma" w:cstheme="minorBidi" w:hint="eastAsia"/>
+                <w:kern w:val="0"/>
+                <w:sz w:val="22"/>
+              </w:rPr>
+              <w:t xml:space="preserve"> </w:t>
+            </w:r>
+            <w:r>
+              <w:rPr>
+                <w:rFonts w:ascii="Tahoma" w:eastAsia="微软雅黑" w:hAnsi="Tahoma" w:cstheme="minorBidi" w:hint="eastAsia"/>
+                <w:kern w:val="0"/>
+                <w:sz w:val="22"/>
+              </w:rPr>
+              <w:t>窗口字符核心</w:t>
+            </w:r>
+            <w:r>
+              <w:rPr>
+                <w:rFonts w:ascii="Tahoma" w:eastAsia="微软雅黑" w:hAnsi="Tahoma" w:cstheme="minorBidi" w:hint="eastAsia"/>
+                <w:kern w:val="0"/>
+                <w:sz w:val="22"/>
+              </w:rPr>
+              <w:t xml:space="preserve"> </w:t>
+            </w:r>
+            <w:r>
+              <w:rPr>
+                <w:rFonts w:ascii="Tahoma" w:eastAsia="微软雅黑" w:hAnsi="Tahoma" w:cstheme="minorBidi" w:hint="eastAsia"/>
+                <w:kern w:val="0"/>
+                <w:sz w:val="22"/>
+              </w:rPr>
+              <w:t>的失败格式，后者是</w:t>
+            </w:r>
+            <w:r>
+              <w:rPr>
+                <w:rFonts w:ascii="Tahoma" w:eastAsia="微软雅黑" w:hAnsi="Tahoma" w:cstheme="minorBidi" w:hint="eastAsia"/>
+                <w:kern w:val="0"/>
+                <w:sz w:val="22"/>
+              </w:rPr>
+              <w:t xml:space="preserve"> </w:t>
+            </w:r>
+            <w:r>
+              <w:rPr>
+                <w:rFonts w:ascii="Tahoma" w:eastAsia="微软雅黑" w:hAnsi="Tahoma" w:cstheme="minorBidi" w:hint="eastAsia"/>
+                <w:kern w:val="0"/>
+                <w:sz w:val="22"/>
+              </w:rPr>
+              <w:t>原</w:t>
+            </w:r>
+            <w:r>
+              <w:rPr>
+                <w:rFonts w:ascii="Tahoma" w:eastAsia="微软雅黑" w:hAnsi="Tahoma" w:cstheme="minorBidi" w:hint="eastAsia"/>
+                <w:kern w:val="0"/>
+                <w:sz w:val="22"/>
+              </w:rPr>
+              <w:t>窗口</w:t>
+            </w:r>
+            <w:r>
+              <w:rPr>
+                <w:rFonts w:ascii="Tahoma" w:eastAsia="微软雅黑" w:hAnsi="Tahoma" w:cstheme="minorBidi" w:hint="eastAsia"/>
+                <w:kern w:val="0"/>
+                <w:sz w:val="22"/>
+              </w:rPr>
+              <w:t>字符</w:t>
+            </w:r>
+            <w:r>
+              <w:rPr>
+                <w:rFonts w:ascii="Tahoma" w:eastAsia="微软雅黑" w:hAnsi="Tahoma" w:cstheme="minorBidi" w:hint="eastAsia"/>
+                <w:kern w:val="0"/>
+                <w:sz w:val="22"/>
+              </w:rPr>
+              <w:t xml:space="preserve"> </w:t>
+            </w:r>
+            <w:r>
+              <w:rPr>
+                <w:rFonts w:ascii="Tahoma" w:eastAsia="微软雅黑" w:hAnsi="Tahoma" w:cstheme="minorBidi" w:hint="eastAsia"/>
+                <w:kern w:val="0"/>
+                <w:sz w:val="22"/>
+              </w:rPr>
+              <w:t>的失败格式</w:t>
+            </w:r>
+            <w:r>
+              <w:rPr>
+                <w:rFonts w:ascii="Tahoma" w:eastAsia="微软雅黑" w:hAnsi="Tahoma" w:cstheme="minorBidi" w:hint="eastAsia"/>
+                <w:kern w:val="0"/>
+                <w:sz w:val="22"/>
+              </w:rPr>
+              <w:t>；</w:t>
+            </w:r>
+          </w:p>
+          <w:p>
+            <w:pPr>
+              <w:widowControl/>
+              <w:adjustRightInd w:val="0"/>
+              <w:snapToGrid w:val="0"/>
+              <w:rPr>
+                <w:rFonts w:ascii="Tahoma" w:eastAsia="微软雅黑" w:hAnsi="Tahoma"/>
+                <w:kern w:val="0"/>
+                <w:sz w:val="22"/>
+              </w:rPr>
+            </w:pPr>
+            <w:r>
+              <w:rPr>
+                <w:rFonts w:ascii="Tahoma" w:eastAsia="微软雅黑" w:hAnsi="Tahoma" w:hint="eastAsia"/>
+                <w:kern w:val="0"/>
+                <w:sz w:val="22"/>
+              </w:rPr>
+              <w:t>前者说明</w:t>
+            </w:r>
+            <w:r>
+              <w:rPr>
+                <w:rFonts w:ascii="Tahoma" w:eastAsia="微软雅黑" w:hAnsi="Tahoma" w:hint="eastAsia"/>
+                <w:kern w:val="0"/>
+                <w:sz w:val="22"/>
+              </w:rPr>
+              <w:t xml:space="preserve"> </w:t>
+            </w:r>
+            <w:r>
+              <w:rPr>
+                <w:rFonts w:ascii="Tahoma" w:eastAsia="微软雅黑" w:hAnsi="Tahoma" w:hint="eastAsia"/>
+                <w:kern w:val="0"/>
+                <w:sz w:val="22"/>
+              </w:rPr>
+              <w:t>缺少解析字符的子插件，后者说明</w:t>
+            </w:r>
+            <w:r>
+              <w:rPr>
+                <w:rFonts w:ascii="Tahoma" w:eastAsia="微软雅黑" w:hAnsi="Tahoma" w:hint="eastAsia"/>
+                <w:kern w:val="0"/>
+                <w:sz w:val="22"/>
+              </w:rPr>
+              <w:t xml:space="preserve"> </w:t>
+            </w:r>
+            <w:r>
+              <w:rPr>
+                <w:rFonts w:ascii="Tahoma" w:eastAsia="微软雅黑" w:hAnsi="Tahoma" w:hint="eastAsia"/>
+                <w:kern w:val="0"/>
+                <w:sz w:val="22"/>
+              </w:rPr>
+              <w:t>插件解析</w:t>
+            </w:r>
+            <w:r>
+              <w:rPr>
+                <w:rFonts w:ascii="Tahoma" w:eastAsia="微软雅黑" w:hAnsi="Tahoma" w:hint="eastAsia"/>
+                <w:kern w:val="0"/>
+                <w:sz w:val="22"/>
+              </w:rPr>
+              <w:t>未成功</w:t>
+            </w:r>
+            <w:r>
+              <w:rPr>
+                <w:rFonts w:ascii="Tahoma" w:eastAsia="微软雅黑" w:hAnsi="Tahoma" w:hint="eastAsia"/>
+                <w:kern w:val="0"/>
+                <w:sz w:val="22"/>
+              </w:rPr>
+              <w:t>；</w:t>
+            </w:r>
+          </w:p>
+          <w:p>
+            <w:pPr>
+              <w:widowControl/>
+              <w:adjustRightInd w:val="0"/>
+              <w:snapToGrid w:val="0"/>
+              <w:rPr>
+                <w:rFonts w:ascii="Tahoma" w:eastAsia="微软雅黑" w:hAnsi="Tahoma" w:cstheme="minorBidi"/>
+                <w:kern w:val="0"/>
+                <w:sz w:val="22"/>
+              </w:rPr>
+            </w:pPr>
+            <w:r>
+              <w:rPr>
+                <w:rFonts w:ascii="Tahoma" w:eastAsia="微软雅黑" w:hAnsi="Tahoma" w:hint="eastAsia"/>
+                <w:kern w:val="0"/>
+                <w:sz w:val="22"/>
+              </w:rPr>
+              <w:t>后者的情况可见</w:t>
+            </w:r>
+            <w:r>
+              <w:rPr>
+                <w:rFonts w:ascii="Tahoma" w:eastAsia="微软雅黑" w:hAnsi="Tahoma" w:hint="eastAsia"/>
+                <w:kern w:val="0"/>
+                <w:sz w:val="22"/>
+              </w:rPr>
+              <w:t xml:space="preserve"> </w:t>
+            </w:r>
+            <w:hyperlink w:anchor="_不生效的窗口字符（对话框）" w:history="1">
+              <w:r>
+                <w:rPr>
+                  <w:rStyle w:val="a4"/>
+                  <w:rFonts w:ascii="Tahoma" w:eastAsia="微软雅黑" w:hAnsi="Tahoma" w:hint="eastAsia"/>
+                  <w:kern w:val="0"/>
+                  <w:sz w:val="22"/>
+                </w:rPr>
+                <w:t>不生效的窗口字符（对话框）</w:t>
+              </w:r>
+            </w:hyperlink>
+            <w:r>
+              <w:rPr>
+                <w:rFonts w:ascii="Tahoma" w:eastAsia="微软雅黑" w:hAnsi="Tahoma" w:hint="eastAsia"/>
+                <w:kern w:val="0"/>
+                <w:sz w:val="22"/>
+              </w:rPr>
+              <w:t xml:space="preserve"> </w:t>
+            </w:r>
+            <w:r>
+              <w:rPr>
+                <w:rFonts w:ascii="Tahoma" w:eastAsia="微软雅黑" w:hAnsi="Tahoma" w:hint="eastAsia"/>
+                <w:kern w:val="0"/>
+                <w:sz w:val="22"/>
+              </w:rPr>
+              <w:t>。</w:t>
+            </w:r>
+          </w:p>
+        </w:tc>
+      </w:tr>
+    </w:tbl>
     <w:p>
       <w:pPr>
         <w:widowControl/>
@@ -37545,6 +41353,17 @@
           <w:sz w:val="22"/>
         </w:rPr>
       </w:pPr>
+    </w:p>
+    <w:p>
+      <w:pPr>
+        <w:widowControl/>
+        <w:jc w:val="left"/>
+        <w:rPr>
+          <w:rFonts w:ascii="Tahoma" w:eastAsia="微软雅黑" w:hAnsi="Tahoma" w:cstheme="minorBidi"/>
+          <w:kern w:val="0"/>
+          <w:sz w:val="22"/>
+        </w:rPr>
+      </w:pPr>
       <w:r>
         <w:rPr>
           <w:rFonts w:ascii="Tahoma" w:eastAsia="微软雅黑" w:hAnsi="Tahoma" w:cstheme="minorBidi"/>
@@ -37563,6 +41382,8 @@
           <w:sz w:val="28"/>
         </w:rPr>
       </w:pPr>
+      <w:bookmarkStart w:id="59" w:name="_不生效的窗口字符（对话框）"/>
+      <w:bookmarkEnd w:id="59"/>
       <w:r>
         <w:rPr>
           <w:rFonts w:ascii="等线" w:eastAsia="等线" w:hAnsi="等线" w:hint="eastAsia"/>
@@ -37717,7 +41538,7 @@
                           </pic:cNvPicPr>
                         </pic:nvPicPr>
                         <pic:blipFill>
-                          <a:blip r:embed="rId108">
+                          <a:blip r:embed="rId111">
                             <a:extLst>
                               <a:ext uri="{28A0092B-C50C-407E-A947-70E740481C1C}">
                                 <a14:useLocalDpi xmlns:a14="http://schemas.microsoft.com/office/drawing/2010/main" val="0"/>
@@ -37960,8 +41781,6 @@
               <w:snapToGrid w:val="0"/>
               <w:rPr>
                 <w:rFonts w:ascii="Tahoma" w:eastAsia="微软雅黑" w:hAnsi="Tahoma"/>
-                <w:b/>
-                <w:bCs/>
                 <w:kern w:val="0"/>
                 <w:sz w:val="22"/>
               </w:rPr>
@@ -37969,12 +41788,18 @@
             <w:r>
               <w:rPr>
                 <w:rFonts w:ascii="Tahoma" w:eastAsia="微软雅黑" w:hAnsi="Tahoma" w:hint="eastAsia"/>
-                <w:b/>
-                <w:bCs/>
-                <w:kern w:val="0"/>
-                <w:sz w:val="22"/>
-              </w:rPr>
-              <w:t>对话框的不生效情况需要单独说一下。</w:t>
+                <w:kern w:val="0"/>
+                <w:sz w:val="22"/>
+              </w:rPr>
+              <w:t>对话框的不生效情况需要单独说一下</w:t>
+            </w:r>
+            <w:r>
+              <w:rPr>
+                <w:rFonts w:ascii="Tahoma" w:eastAsia="微软雅黑" w:hAnsi="Tahoma" w:hint="eastAsia"/>
+                <w:kern w:val="0"/>
+                <w:sz w:val="22"/>
+              </w:rPr>
+              <w:t>，</w:t>
             </w:r>
           </w:p>
           <w:p>
@@ -37982,8 +41807,12 @@
               <w:widowControl/>
               <w:adjustRightInd w:val="0"/>
               <w:snapToGrid w:val="0"/>
+              <w:spacing w:after="200"/>
+              <w:jc w:val="left"/>
               <w:rPr>
                 <w:rFonts w:ascii="Tahoma" w:eastAsia="微软雅黑" w:hAnsi="Tahoma"/>
+                <w:b/>
+                <w:bCs/>
                 <w:kern w:val="0"/>
                 <w:sz w:val="22"/>
               </w:rPr>
@@ -37991,14 +41820,18 @@
             <w:r>
               <w:rPr>
                 <w:rFonts w:ascii="Tahoma" w:eastAsia="微软雅黑" w:hAnsi="Tahoma" w:hint="eastAsia"/>
-                <w:kern w:val="0"/>
-                <w:sz w:val="22"/>
-              </w:rPr>
-              <w:t>只有对话框使用了原始</w:t>
-            </w:r>
-            <w:r>
-              <w:rPr>
-                <w:rFonts w:ascii="Tahoma" w:eastAsia="微软雅黑" w:hAnsi="Tahoma" w:hint="eastAsia"/>
+                <w:b/>
+                <w:bCs/>
+                <w:kern w:val="0"/>
+                <w:sz w:val="22"/>
+              </w:rPr>
+              <w:t>窗口字符核心的窗口字符，不能直接在</w:t>
+            </w:r>
+            <w:r>
+              <w:rPr>
+                <w:rFonts w:ascii="Tahoma" w:eastAsia="微软雅黑" w:hAnsi="Tahoma" w:hint="eastAsia"/>
+                <w:b/>
+                <w:bCs/>
                 <w:kern w:val="0"/>
                 <w:sz w:val="22"/>
               </w:rPr>
@@ -38007,14 +41840,18 @@
             <w:r>
               <w:rPr>
                 <w:rFonts w:ascii="Tahoma" w:eastAsia="微软雅黑" w:hAnsi="Tahoma" w:hint="eastAsia"/>
-                <w:kern w:val="0"/>
-                <w:sz w:val="22"/>
-              </w:rPr>
-              <w:t>逐个绘制</w:t>
-            </w:r>
-            <w:r>
-              <w:rPr>
-                <w:rFonts w:ascii="Tahoma" w:eastAsia="微软雅黑" w:hAnsi="Tahoma" w:hint="eastAsia"/>
+                <w:b/>
+                <w:bCs/>
+                <w:kern w:val="0"/>
+                <w:sz w:val="22"/>
+              </w:rPr>
+              <w:t>对话框</w:t>
+            </w:r>
+            <w:r>
+              <w:rPr>
+                <w:rFonts w:ascii="Tahoma" w:eastAsia="微软雅黑" w:hAnsi="Tahoma" w:hint="eastAsia"/>
+                <w:b/>
+                <w:bCs/>
                 <w:kern w:val="0"/>
                 <w:sz w:val="22"/>
               </w:rPr>
@@ -38023,10 +41860,12 @@
             <w:r>
               <w:rPr>
                 <w:rFonts w:ascii="Tahoma" w:eastAsia="微软雅黑" w:hAnsi="Tahoma" w:hint="eastAsia"/>
-                <w:kern w:val="0"/>
-                <w:sz w:val="22"/>
-              </w:rPr>
-              <w:t>功能，</w:t>
+                <w:b/>
+                <w:bCs/>
+                <w:kern w:val="0"/>
+                <w:sz w:val="22"/>
+              </w:rPr>
+              <w:t>中生效。</w:t>
             </w:r>
           </w:p>
           <w:p>
@@ -38046,7 +41885,15 @@
                 <w:kern w:val="0"/>
                 <w:sz w:val="22"/>
               </w:rPr>
-              <w:t>窗口字符核心的窗口字符，不能直接在</w:t>
+              <w:t>只有对话框</w:t>
+            </w:r>
+            <w:r>
+              <w:rPr>
+                <w:rFonts w:ascii="Tahoma" w:eastAsia="微软雅黑" w:hAnsi="Tahoma" w:hint="eastAsia"/>
+                <w:kern w:val="0"/>
+                <w:sz w:val="22"/>
+              </w:rPr>
+              <w:t>具备</w:t>
             </w:r>
             <w:r>
               <w:rPr>
@@ -38062,7 +41909,7 @@
                 <w:kern w:val="0"/>
                 <w:sz w:val="22"/>
               </w:rPr>
-              <w:t>对话框</w:t>
+              <w:t>逐个绘制</w:t>
             </w:r>
             <w:r>
               <w:rPr>
@@ -38078,15 +41925,15 @@
                 <w:kern w:val="0"/>
                 <w:sz w:val="22"/>
               </w:rPr>
-              <w:t>中生效</w:t>
-            </w:r>
-            <w:r>
-              <w:rPr>
-                <w:rFonts w:ascii="Tahoma" w:eastAsia="微软雅黑" w:hAnsi="Tahoma" w:hint="eastAsia"/>
-                <w:kern w:val="0"/>
-                <w:sz w:val="22"/>
-              </w:rPr>
-              <w:t>。</w:t>
+              <w:t>功能，</w:t>
+            </w:r>
+            <w:r>
+              <w:rPr>
+                <w:rFonts w:ascii="Tahoma" w:eastAsia="微软雅黑" w:hAnsi="Tahoma" w:hint="eastAsia"/>
+                <w:kern w:val="0"/>
+                <w:sz w:val="22"/>
+              </w:rPr>
+              <w:t>此功能结构非常复杂，</w:t>
             </w:r>
           </w:p>
           <w:p>
@@ -38119,8 +41966,22 @@
             <w:r>
               <w:rPr>
                 <w:rFonts w:ascii="Tahoma" w:eastAsia="微软雅黑" w:hAnsi="Tahoma" w:hint="eastAsia"/>
-                <w:b/>
-                <w:bCs/>
+                <w:kern w:val="0"/>
+                <w:sz w:val="22"/>
+              </w:rPr>
+              <w:t>【对话框</w:t>
+            </w:r>
+            <w:r>
+              <w:rPr>
+                <w:rFonts w:ascii="Tahoma" w:eastAsia="微软雅黑" w:hAnsi="Tahoma" w:hint="eastAsia"/>
+                <w:kern w:val="0"/>
+                <w:sz w:val="22"/>
+              </w:rPr>
+              <w:t xml:space="preserve"> - </w:t>
+            </w:r>
+            <w:r>
+              <w:rPr>
+                <w:rFonts w:ascii="Tahoma" w:eastAsia="微软雅黑" w:hAnsi="Tahoma" w:hint="eastAsia"/>
                 <w:kern w:val="0"/>
                 <w:sz w:val="22"/>
               </w:rPr>
@@ -38132,7 +41993,23 @@
                 <w:kern w:val="0"/>
                 <w:sz w:val="22"/>
               </w:rPr>
-              <w:t>，才能生效。</w:t>
+              <w:t>】</w:t>
+            </w:r>
+            <w:r>
+              <w:rPr>
+                <w:rFonts w:ascii="Tahoma" w:eastAsia="微软雅黑" w:hAnsi="Tahoma" w:hint="eastAsia"/>
+                <w:kern w:val="0"/>
+                <w:sz w:val="22"/>
+              </w:rPr>
+              <w:t xml:space="preserve"> </w:t>
+            </w:r>
+            <w:r>
+              <w:rPr>
+                <w:rFonts w:ascii="Tahoma" w:eastAsia="微软雅黑" w:hAnsi="Tahoma" w:hint="eastAsia"/>
+                <w:kern w:val="0"/>
+                <w:sz w:val="22"/>
+              </w:rPr>
+              <w:t>才能生效。</w:t>
             </w:r>
           </w:p>
           <w:p>
@@ -38273,15 +42150,23 @@
                 <w:kern w:val="0"/>
                 <w:sz w:val="22"/>
               </w:rPr>
-              <w:t>就</w:t>
-            </w:r>
-            <w:r>
-              <w:rPr>
-                <w:rFonts w:ascii="Tahoma" w:eastAsia="微软雅黑" w:hAnsi="Tahoma" w:hint="eastAsia"/>
-                <w:kern w:val="0"/>
-                <w:sz w:val="22"/>
-              </w:rPr>
-              <w:t>不要使用高级窗口字符，用简单的即可</w:t>
+              <w:t>就只能使用基础</w:t>
+            </w:r>
+            <w:r>
+              <w:rPr>
+                <w:rFonts w:ascii="Tahoma" w:eastAsia="微软雅黑" w:hAnsi="Tahoma" w:hint="eastAsia"/>
+                <w:kern w:val="0"/>
+                <w:sz w:val="22"/>
+              </w:rPr>
+              <w:t>的</w:t>
+            </w:r>
+            <w:r>
+              <w:rPr>
+                <w:rFonts w:ascii="Tahoma" w:eastAsia="微软雅黑" w:hAnsi="Tahoma" w:hint="eastAsia"/>
+                <w:kern w:val="0"/>
+                <w:sz w:val="22"/>
+              </w:rPr>
+              <w:t>窗口字符</w:t>
             </w:r>
             <w:r>
               <w:rPr>
@@ -38290,6 +42175,30 @@
                 <w:sz w:val="22"/>
               </w:rPr>
               <w:t>。</w:t>
+            </w:r>
+            <w:r>
+              <w:rPr>
+                <w:rFonts w:ascii="Tahoma" w:eastAsia="微软雅黑" w:hAnsi="Tahoma" w:hint="eastAsia"/>
+                <w:kern w:val="0"/>
+                <w:sz w:val="22"/>
+              </w:rPr>
+              <w:t>(\c[10]</w:t>
+            </w:r>
+            <w:r>
+              <w:rPr>
+                <w:rFonts w:ascii="Tahoma" w:eastAsia="微软雅黑" w:hAnsi="Tahoma" w:hint="eastAsia"/>
+                <w:kern w:val="0"/>
+                <w:sz w:val="22"/>
+              </w:rPr>
+              <w:t>这些</w:t>
+            </w:r>
+            <w:r>
+              <w:rPr>
+                <w:rFonts w:ascii="Tahoma" w:eastAsia="微软雅黑" w:hAnsi="Tahoma" w:hint="eastAsia"/>
+                <w:kern w:val="0"/>
+                <w:sz w:val="22"/>
+              </w:rPr>
+              <w:t>)</w:t>
             </w:r>
           </w:p>
         </w:tc>
@@ -38340,7 +42249,14 @@
           <w:sz w:val="28"/>
         </w:rPr>
         <w:lastRenderedPageBreak/>
-        <w:t>窗口字符被“砍头”问题</w:t>
+        <w:t>窗口字符</w:t>
+      </w:r>
+      <w:r>
+        <w:rPr>
+          <w:rFonts w:ascii="等线" w:eastAsia="等线" w:hAnsi="等线" w:hint="eastAsia"/>
+          <w:sz w:val="28"/>
+        </w:rPr>
+        <w:t>出现贴顶、砍头现象</w:t>
       </w:r>
     </w:p>
     <w:tbl>
@@ -38415,7 +42331,15 @@
                 <w:kern w:val="0"/>
                 <w:sz w:val="22"/>
               </w:rPr>
-              <w:t>窗口字符被“砍头”问题</w:t>
+              <w:t>窗口字符</w:t>
+            </w:r>
+            <w:r>
+              <w:rPr>
+                <w:rFonts w:ascii="Tahoma" w:eastAsia="微软雅黑" w:hAnsi="Tahoma" w:hint="eastAsia"/>
+                <w:kern w:val="0"/>
+                <w:sz w:val="22"/>
+              </w:rPr>
+              <w:t>出现贴顶、砍头现象</w:t>
             </w:r>
           </w:p>
         </w:tc>
@@ -38488,7 +42412,7 @@
                           </pic:cNvPicPr>
                         </pic:nvPicPr>
                         <pic:blipFill>
-                          <a:blip r:embed="rId109">
+                          <a:blip r:embed="rId112">
                             <a:extLst>
                               <a:ext uri="{28A0092B-C50C-407E-A947-70E740481C1C}">
                                 <a14:useLocalDpi xmlns:a14="http://schemas.microsoft.com/office/drawing/2010/main" val="0"/>
@@ -38634,7 +42558,7 @@
               <w:spacing w:line="276" w:lineRule="auto"/>
               <w:jc w:val="left"/>
               <w:rPr>
-                <w:rFonts w:ascii="Tahoma" w:eastAsia="微软雅黑" w:hAnsi="Tahoma" w:hint="eastAsia"/>
+                <w:rFonts w:ascii="Tahoma" w:eastAsia="微软雅黑" w:hAnsi="Tahoma"/>
                 <w:kern w:val="0"/>
                 <w:sz w:val="22"/>
               </w:rPr>
@@ -38662,6 +42586,36 @@
                 <w:sz w:val="22"/>
               </w:rPr>
               <w:t>。</w:t>
+            </w:r>
+          </w:p>
+          <w:p>
+            <w:pPr>
+              <w:widowControl/>
+              <w:adjustRightInd w:val="0"/>
+              <w:snapToGrid w:val="0"/>
+              <w:spacing w:line="276" w:lineRule="auto"/>
+              <w:jc w:val="left"/>
+              <w:rPr>
+                <w:rFonts w:ascii="Tahoma" w:eastAsia="微软雅黑" w:hAnsi="Tahoma"/>
+                <w:kern w:val="0"/>
+                <w:sz w:val="22"/>
+              </w:rPr>
+            </w:pPr>
+            <w:r>
+              <w:rPr>
+                <w:rFonts w:ascii="Tahoma" w:eastAsia="微软雅黑" w:hAnsi="Tahoma" w:hint="eastAsia"/>
+                <w:kern w:val="0"/>
+                <w:sz w:val="22"/>
+              </w:rPr>
+              <w:t xml:space="preserve">&gt; </w:t>
+            </w:r>
+            <w:r>
+              <w:rPr>
+                <w:rFonts w:ascii="Tahoma" w:eastAsia="微软雅黑" w:hAnsi="Tahoma" w:hint="eastAsia"/>
+                <w:kern w:val="0"/>
+                <w:sz w:val="22"/>
+              </w:rPr>
+              <w:t>没有修改行高，没加行高控制器插件。</w:t>
             </w:r>
           </w:p>
         </w:tc>
@@ -38727,23 +42681,23 @@
                 <w:kern w:val="0"/>
                 <w:sz w:val="22"/>
               </w:rPr>
-              <w:t>设计</w:t>
-            </w:r>
-            <w:r>
-              <w:rPr>
-                <w:rFonts w:ascii="Tahoma" w:eastAsia="微软雅黑" w:hAnsi="Tahoma" w:hint="eastAsia"/>
-                <w:kern w:val="0"/>
-                <w:sz w:val="22"/>
-              </w:rPr>
-              <w:t>占的体积</w:t>
-            </w:r>
-            <w:r>
-              <w:rPr>
-                <w:rFonts w:ascii="Tahoma" w:eastAsia="微软雅黑" w:hAnsi="Tahoma" w:hint="eastAsia"/>
-                <w:kern w:val="0"/>
-                <w:sz w:val="22"/>
-              </w:rPr>
-              <w:t>就很</w:t>
+              <w:t>本身就很高，</w:t>
+            </w:r>
+            <w:r>
+              <w:rPr>
+                <w:rFonts w:ascii="Tahoma" w:eastAsia="微软雅黑" w:hAnsi="Tahoma" w:hint="eastAsia"/>
+                <w:kern w:val="0"/>
+                <w:sz w:val="22"/>
+              </w:rPr>
+              <w:t>体积</w:t>
+            </w:r>
+            <w:r>
+              <w:rPr>
+                <w:rFonts w:ascii="Tahoma" w:eastAsia="微软雅黑" w:hAnsi="Tahoma" w:hint="eastAsia"/>
+                <w:kern w:val="0"/>
+                <w:sz w:val="22"/>
+              </w:rPr>
+              <w:t>很</w:t>
             </w:r>
             <w:r>
               <w:rPr>
@@ -38781,55 +42735,7 @@
                 <w:kern w:val="0"/>
                 <w:sz w:val="22"/>
               </w:rPr>
-              <w:t>由于底层的计算为：字体高度</w:t>
-            </w:r>
-            <w:r>
-              <w:rPr>
-                <w:rFonts w:ascii="Tahoma" w:eastAsia="微软雅黑" w:hAnsi="Tahoma" w:hint="eastAsia"/>
-                <w:kern w:val="0"/>
-                <w:sz w:val="22"/>
-              </w:rPr>
-              <w:t xml:space="preserve"> = </w:t>
-            </w:r>
-            <w:r>
-              <w:rPr>
-                <w:rFonts w:ascii="Tahoma" w:eastAsia="微软雅黑" w:hAnsi="Tahoma" w:hint="eastAsia"/>
-                <w:kern w:val="0"/>
-                <w:sz w:val="22"/>
-              </w:rPr>
-              <w:t>字体大小</w:t>
-            </w:r>
-            <w:r>
-              <w:rPr>
-                <w:rFonts w:ascii="Tahoma" w:eastAsia="微软雅黑" w:hAnsi="Tahoma" w:hint="eastAsia"/>
-                <w:kern w:val="0"/>
-                <w:sz w:val="22"/>
-              </w:rPr>
-              <w:t xml:space="preserve"> * </w:t>
-            </w:r>
-            <w:r>
-              <w:rPr>
-                <w:rFonts w:ascii="Tahoma" w:eastAsia="微软雅黑" w:hAnsi="Tahoma" w:hint="eastAsia"/>
-                <w:kern w:val="0"/>
-                <w:sz w:val="22"/>
-              </w:rPr>
-              <w:t>比率。（通常为</w:t>
-            </w:r>
-            <w:r>
-              <w:rPr>
-                <w:rFonts w:ascii="Tahoma" w:eastAsia="微软雅黑" w:hAnsi="Tahoma" w:hint="eastAsia"/>
-                <w:kern w:val="0"/>
-                <w:sz w:val="22"/>
-              </w:rPr>
-              <w:t>1.10</w:t>
-            </w:r>
-            <w:r>
-              <w:rPr>
-                <w:rFonts w:ascii="Tahoma" w:eastAsia="微软雅黑" w:hAnsi="Tahoma" w:hint="eastAsia"/>
-                <w:kern w:val="0"/>
-                <w:sz w:val="22"/>
-              </w:rPr>
-              <w:t>）</w:t>
+              <w:t>系统无法直接知道字体多高，</w:t>
             </w:r>
           </w:p>
           <w:p>
@@ -38840,7 +42746,7 @@
               <w:spacing w:line="276" w:lineRule="auto"/>
               <w:jc w:val="left"/>
               <w:rPr>
-                <w:rFonts w:ascii="Tahoma" w:eastAsia="微软雅黑" w:hAnsi="Tahoma" w:hint="eastAsia"/>
+                <w:rFonts w:ascii="Tahoma" w:eastAsia="微软雅黑" w:hAnsi="Tahoma"/>
                 <w:kern w:val="0"/>
                 <w:sz w:val="22"/>
               </w:rPr>
@@ -38851,7 +42757,125 @@
                 <w:kern w:val="0"/>
                 <w:sz w:val="22"/>
               </w:rPr>
-              <w:t>就可能出现高度不够，字体没被包裹的问题。</w:t>
+              <w:t>所以使用</w:t>
+            </w:r>
+            <w:r>
+              <w:rPr>
+                <w:rFonts w:ascii="Tahoma" w:eastAsia="微软雅黑" w:hAnsi="Tahoma" w:hint="eastAsia"/>
+                <w:kern w:val="0"/>
+                <w:sz w:val="22"/>
+              </w:rPr>
+              <w:t>计算</w:t>
+            </w:r>
+            <w:r>
+              <w:rPr>
+                <w:rFonts w:ascii="Tahoma" w:eastAsia="微软雅黑" w:hAnsi="Tahoma" w:hint="eastAsia"/>
+                <w:kern w:val="0"/>
+                <w:sz w:val="22"/>
+              </w:rPr>
+              <w:t>公式</w:t>
+            </w:r>
+            <w:r>
+              <w:rPr>
+                <w:rFonts w:ascii="Tahoma" w:eastAsia="微软雅黑" w:hAnsi="Tahoma" w:hint="eastAsia"/>
+                <w:kern w:val="0"/>
+                <w:sz w:val="22"/>
+              </w:rPr>
+              <w:t>：字体高度</w:t>
+            </w:r>
+            <w:r>
+              <w:rPr>
+                <w:rFonts w:ascii="Tahoma" w:eastAsia="微软雅黑" w:hAnsi="Tahoma" w:hint="eastAsia"/>
+                <w:kern w:val="0"/>
+                <w:sz w:val="22"/>
+              </w:rPr>
+              <w:t xml:space="preserve"> = </w:t>
+            </w:r>
+            <w:r>
+              <w:rPr>
+                <w:rFonts w:ascii="Tahoma" w:eastAsia="微软雅黑" w:hAnsi="Tahoma" w:hint="eastAsia"/>
+                <w:kern w:val="0"/>
+                <w:sz w:val="22"/>
+              </w:rPr>
+              <w:t>字体大小</w:t>
+            </w:r>
+            <w:r>
+              <w:rPr>
+                <w:rFonts w:ascii="Tahoma" w:eastAsia="微软雅黑" w:hAnsi="Tahoma" w:hint="eastAsia"/>
+                <w:kern w:val="0"/>
+                <w:sz w:val="22"/>
+              </w:rPr>
+              <w:t xml:space="preserve"> * </w:t>
+            </w:r>
+            <w:r>
+              <w:rPr>
+                <w:rFonts w:ascii="Tahoma" w:eastAsia="微软雅黑" w:hAnsi="Tahoma" w:hint="eastAsia"/>
+                <w:kern w:val="0"/>
+                <w:sz w:val="22"/>
+              </w:rPr>
+              <w:t>比率。（</w:t>
+            </w:r>
+            <w:r>
+              <w:rPr>
+                <w:rFonts w:ascii="Tahoma" w:eastAsia="微软雅黑" w:hAnsi="Tahoma" w:hint="eastAsia"/>
+                <w:kern w:val="0"/>
+                <w:sz w:val="22"/>
+              </w:rPr>
+              <w:t>比率</w:t>
+            </w:r>
+            <w:r>
+              <w:rPr>
+                <w:rFonts w:ascii="Tahoma" w:eastAsia="微软雅黑" w:hAnsi="Tahoma" w:hint="eastAsia"/>
+                <w:kern w:val="0"/>
+                <w:sz w:val="22"/>
+              </w:rPr>
+              <w:t>通常为</w:t>
+            </w:r>
+            <w:r>
+              <w:rPr>
+                <w:rFonts w:ascii="Tahoma" w:eastAsia="微软雅黑" w:hAnsi="Tahoma" w:hint="eastAsia"/>
+                <w:kern w:val="0"/>
+                <w:sz w:val="22"/>
+              </w:rPr>
+              <w:t>1.10</w:t>
+            </w:r>
+            <w:r>
+              <w:rPr>
+                <w:rFonts w:ascii="Tahoma" w:eastAsia="微软雅黑" w:hAnsi="Tahoma" w:hint="eastAsia"/>
+                <w:kern w:val="0"/>
+                <w:sz w:val="22"/>
+              </w:rPr>
+              <w:t>）</w:t>
+            </w:r>
+          </w:p>
+          <w:p>
+            <w:pPr>
+              <w:widowControl/>
+              <w:adjustRightInd w:val="0"/>
+              <w:snapToGrid w:val="0"/>
+              <w:spacing w:line="276" w:lineRule="auto"/>
+              <w:jc w:val="left"/>
+              <w:rPr>
+                <w:rFonts w:ascii="Tahoma" w:eastAsia="微软雅黑" w:hAnsi="Tahoma"/>
+                <w:kern w:val="0"/>
+                <w:sz w:val="22"/>
+              </w:rPr>
+            </w:pPr>
+            <w:r>
+              <w:rPr>
+                <w:rFonts w:ascii="Tahoma" w:eastAsia="微软雅黑" w:hAnsi="Tahoma" w:hint="eastAsia"/>
+                <w:kern w:val="0"/>
+                <w:sz w:val="22"/>
+              </w:rPr>
+              <w:t>某些字体是</w:t>
+            </w:r>
+            <w:r>
+              <w:rPr>
+                <w:rFonts w:ascii="Tahoma" w:eastAsia="微软雅黑" w:hAnsi="Tahoma" w:hint="eastAsia"/>
+                <w:kern w:val="0"/>
+                <w:sz w:val="22"/>
+              </w:rPr>
+              <w:t>可能出现高度不够，字体没被包裹的问题。</w:t>
             </w:r>
           </w:p>
         </w:tc>
@@ -38909,6 +42933,14 @@
                 <w:kern w:val="0"/>
                 <w:sz w:val="22"/>
               </w:rPr>
+              <w:t>【</w:t>
+            </w:r>
+            <w:r>
+              <w:rPr>
+                <w:rFonts w:ascii="Tahoma" w:eastAsia="微软雅黑" w:hAnsi="Tahoma" w:hint="eastAsia"/>
+                <w:kern w:val="0"/>
+                <w:sz w:val="22"/>
+              </w:rPr>
               <w:t>系统</w:t>
             </w:r>
             <w:r>
@@ -38926,6 +42958,14 @@
                 <w:sz w:val="22"/>
               </w:rPr>
               <w:t>字符绘制核心</w:t>
+            </w:r>
+            <w:r>
+              <w:rPr>
+                <w:rFonts w:ascii="Tahoma" w:eastAsia="微软雅黑" w:hAnsi="Tahoma" w:hint="eastAsia"/>
+                <w:kern w:val="0"/>
+                <w:sz w:val="22"/>
+              </w:rPr>
+              <w:t>】</w:t>
             </w:r>
             <w:r>
               <w:rPr>
@@ -39013,7 +43053,7 @@
                           </pic:cNvPicPr>
                         </pic:nvPicPr>
                         <pic:blipFill>
-                          <a:blip r:embed="rId110">
+                          <a:blip r:embed="rId113">
                             <a:extLst>
                               <a:ext uri="{28A0092B-C50C-407E-A947-70E740481C1C}">
                                 <a14:useLocalDpi xmlns:a14="http://schemas.microsoft.com/office/drawing/2010/main" val="0"/>
@@ -39051,7 +43091,7 @@
               <w:adjustRightInd w:val="0"/>
               <w:snapToGrid w:val="0"/>
               <w:rPr>
-                <w:rFonts w:ascii="Tahoma" w:eastAsia="微软雅黑" w:hAnsi="Tahoma" w:hint="eastAsia"/>
+                <w:rFonts w:ascii="Tahoma" w:eastAsia="微软雅黑" w:hAnsi="Tahoma"/>
                 <w:kern w:val="0"/>
                 <w:sz w:val="22"/>
               </w:rPr>
@@ -39062,7 +43102,25 @@
                 <w:kern w:val="0"/>
                 <w:sz w:val="22"/>
               </w:rPr>
-              <w:t>由于此设置会影响所有文本和字体，需要慎重修改。</w:t>
+              <w:t>由于</w:t>
+            </w:r>
+            <w:proofErr w:type="gramStart"/>
+            <w:r>
+              <w:rPr>
+                <w:rFonts w:ascii="Tahoma" w:eastAsia="微软雅黑" w:hAnsi="Tahoma" w:hint="eastAsia"/>
+                <w:kern w:val="0"/>
+                <w:sz w:val="22"/>
+              </w:rPr>
+              <w:t>此设置</w:t>
+            </w:r>
+            <w:proofErr w:type="gramEnd"/>
+            <w:r>
+              <w:rPr>
+                <w:rFonts w:ascii="Tahoma" w:eastAsia="微软雅黑" w:hAnsi="Tahoma" w:hint="eastAsia"/>
+                <w:kern w:val="0"/>
+                <w:sz w:val="22"/>
+              </w:rPr>
+              <w:t>会影响所有文本和字体，需要慎重修改。</w:t>
             </w:r>
           </w:p>
         </w:tc>
@@ -39084,14 +43142,1328 @@
         <w:widowControl/>
         <w:jc w:val="left"/>
         <w:rPr>
-          <w:rFonts w:ascii="Tahoma" w:eastAsia="微软雅黑" w:hAnsi="Tahoma" w:cstheme="minorBidi" w:hint="eastAsia"/>
+          <w:rFonts w:ascii="Tahoma" w:eastAsia="微软雅黑" w:hAnsi="Tahoma" w:cstheme="minorBidi"/>
+          <w:kern w:val="0"/>
+          <w:sz w:val="22"/>
+        </w:rPr>
+      </w:pPr>
+      <w:r>
+        <w:rPr>
+          <w:rFonts w:ascii="Tahoma" w:eastAsia="微软雅黑" w:hAnsi="Tahoma" w:cstheme="minorBidi"/>
+          <w:kern w:val="0"/>
+          <w:sz w:val="22"/>
+        </w:rPr>
+        <w:br w:type="page"/>
+      </w:r>
+    </w:p>
+    <w:p>
+      <w:pPr>
+        <w:pStyle w:val="3"/>
+        <w:spacing w:before="240" w:after="120" w:line="415" w:lineRule="auto"/>
+        <w:rPr>
+          <w:rFonts w:ascii="等线" w:eastAsia="等线" w:hAnsi="等线" w:hint="eastAsia"/>
+          <w:sz w:val="28"/>
+        </w:rPr>
+      </w:pPr>
+      <w:bookmarkStart w:id="60" w:name="_小字体时，图标显得太大"/>
+      <w:bookmarkStart w:id="61" w:name="_很小的字体中，图标显大"/>
+      <w:bookmarkEnd w:id="60"/>
+      <w:bookmarkEnd w:id="61"/>
+      <w:r>
+        <w:rPr>
+          <w:rFonts w:ascii="等线" w:eastAsia="等线" w:hAnsi="等线" w:hint="eastAsia"/>
+          <w:sz w:val="28"/>
+        </w:rPr>
+        <w:lastRenderedPageBreak/>
+        <w:t>很小的</w:t>
+      </w:r>
+      <w:r>
+        <w:rPr>
+          <w:rFonts w:ascii="等线" w:eastAsia="等线" w:hAnsi="等线" w:hint="eastAsia"/>
+          <w:sz w:val="28"/>
+        </w:rPr>
+        <w:t>字体</w:t>
+      </w:r>
+      <w:r>
+        <w:rPr>
+          <w:rFonts w:ascii="等线" w:eastAsia="等线" w:hAnsi="等线" w:hint="eastAsia"/>
+          <w:sz w:val="28"/>
+        </w:rPr>
+        <w:t>中</w:t>
+      </w:r>
+      <w:r>
+        <w:rPr>
+          <w:rFonts w:ascii="等线" w:eastAsia="等线" w:hAnsi="等线" w:hint="eastAsia"/>
+          <w:sz w:val="28"/>
+        </w:rPr>
+        <w:t>，图标显大</w:t>
+      </w:r>
+    </w:p>
+    <w:tbl>
+      <w:tblPr>
+        <w:tblStyle w:val="af"/>
+        <w:tblW w:w="8789" w:type="dxa"/>
+        <w:tblInd w:w="-176" w:type="dxa"/>
+        <w:tblBorders>
+          <w:top w:val="single" w:sz="4" w:space="0" w:color="D9D9D9" w:themeColor="background1" w:themeShade="D9"/>
+          <w:left w:val="none" w:sz="0" w:space="0" w:color="auto"/>
+          <w:bottom w:val="single" w:sz="4" w:space="0" w:color="D9D9D9" w:themeColor="background1" w:themeShade="D9"/>
+          <w:right w:val="none" w:sz="0" w:space="0" w:color="auto"/>
+          <w:insideH w:val="single" w:sz="4" w:space="0" w:color="D9D9D9" w:themeColor="background1" w:themeShade="D9"/>
+          <w:insideV w:val="none" w:sz="0" w:space="0" w:color="auto"/>
+        </w:tblBorders>
+        <w:tblLook w:val="04A0" w:firstRow="1" w:lastRow="0" w:firstColumn="1" w:lastColumn="0" w:noHBand="0" w:noVBand="1"/>
+      </w:tblPr>
+      <w:tblGrid>
+        <w:gridCol w:w="1418"/>
+        <w:gridCol w:w="7371"/>
+      </w:tblGrid>
+      <w:tr>
+        <w:tc>
+          <w:tcPr>
+            <w:tcW w:w="1418" w:type="dxa"/>
+          </w:tcPr>
+          <w:p>
+            <w:pPr>
+              <w:widowControl/>
+              <w:adjustRightInd w:val="0"/>
+              <w:snapToGrid w:val="0"/>
+              <w:spacing w:line="276" w:lineRule="auto"/>
+              <w:jc w:val="left"/>
+              <w:rPr>
+                <w:rFonts w:ascii="Tahoma" w:eastAsia="微软雅黑" w:hAnsi="Tahoma"/>
+                <w:kern w:val="0"/>
+                <w:sz w:val="22"/>
+              </w:rPr>
+            </w:pPr>
+            <w:r>
+              <w:rPr>
+                <w:rFonts w:ascii="Tahoma" w:eastAsia="微软雅黑" w:hAnsi="Tahoma" w:hint="eastAsia"/>
+                <w:b/>
+                <w:bCs/>
+                <w:kern w:val="0"/>
+                <w:sz w:val="22"/>
+              </w:rPr>
+              <w:t>问题名称</w:t>
+            </w:r>
+          </w:p>
+        </w:tc>
+        <w:tc>
+          <w:tcPr>
+            <w:tcW w:w="7371" w:type="dxa"/>
+          </w:tcPr>
+          <w:p>
+            <w:pPr>
+              <w:widowControl/>
+              <w:adjustRightInd w:val="0"/>
+              <w:snapToGrid w:val="0"/>
+              <w:spacing w:line="276" w:lineRule="auto"/>
+              <w:jc w:val="left"/>
+              <w:rPr>
+                <w:rFonts w:ascii="Tahoma" w:eastAsia="微软雅黑" w:hAnsi="Tahoma"/>
+                <w:kern w:val="0"/>
+                <w:sz w:val="22"/>
+              </w:rPr>
+            </w:pPr>
+            <w:r>
+              <w:rPr>
+                <w:rFonts w:ascii="Tahoma" w:eastAsia="微软雅黑" w:hAnsi="Tahoma" w:hint="eastAsia"/>
+                <w:kern w:val="0"/>
+                <w:sz w:val="22"/>
+              </w:rPr>
+              <w:t>很小的字体中</w:t>
+            </w:r>
+            <w:r>
+              <w:rPr>
+                <w:rFonts w:ascii="Tahoma" w:eastAsia="微软雅黑" w:hAnsi="Tahoma" w:hint="eastAsia"/>
+                <w:kern w:val="0"/>
+                <w:sz w:val="22"/>
+              </w:rPr>
+              <w:t>，图标显大</w:t>
+            </w:r>
+          </w:p>
+        </w:tc>
+      </w:tr>
+      <w:tr>
+        <w:tc>
+          <w:tcPr>
+            <w:tcW w:w="1418" w:type="dxa"/>
+          </w:tcPr>
+          <w:p>
+            <w:pPr>
+              <w:widowControl/>
+              <w:adjustRightInd w:val="0"/>
+              <w:snapToGrid w:val="0"/>
+              <w:spacing w:line="276" w:lineRule="auto"/>
+              <w:jc w:val="left"/>
+              <w:rPr>
+                <w:rFonts w:ascii="Tahoma" w:eastAsia="微软雅黑" w:hAnsi="Tahoma"/>
+                <w:b/>
+                <w:bCs/>
+                <w:kern w:val="0"/>
+                <w:sz w:val="22"/>
+              </w:rPr>
+            </w:pPr>
+            <w:r>
+              <w:rPr>
+                <w:rFonts w:ascii="Tahoma" w:eastAsia="微软雅黑" w:hAnsi="Tahoma" w:hint="eastAsia"/>
+                <w:b/>
+                <w:bCs/>
+                <w:kern w:val="0"/>
+                <w:sz w:val="22"/>
+              </w:rPr>
+              <w:t>问题图示</w:t>
+            </w:r>
+          </w:p>
+        </w:tc>
+        <w:tc>
+          <w:tcPr>
+            <w:tcW w:w="7371" w:type="dxa"/>
+          </w:tcPr>
+          <w:p>
+            <w:pPr>
+              <w:widowControl/>
+              <w:jc w:val="left"/>
+              <w:rPr>
+                <w:rFonts w:ascii="宋体" w:hAnsi="宋体" w:cs="宋体" w:hint="eastAsia"/>
+                <w:kern w:val="0"/>
+                <w:szCs w:val="24"/>
+              </w:rPr>
+            </w:pPr>
+            <w:r>
+              <w:rPr>
+                <w:noProof/>
+              </w:rPr>
+              <w:drawing>
+                <wp:inline distT="0" distB="0" distL="0" distR="0" wp14:anchorId="3D74DC82" wp14:editId="6F55B92C">
+                  <wp:extent cx="1478280" cy="1036320"/>
+                  <wp:effectExtent l="0" t="0" r="7620" b="0"/>
+                  <wp:docPr id="1664356888" name="图片 1"/>
+                  <wp:cNvGraphicFramePr>
+                    <a:graphicFrameLocks xmlns:a="http://schemas.openxmlformats.org/drawingml/2006/main" noChangeAspect="1"/>
+                  </wp:cNvGraphicFramePr>
+                  <a:graphic xmlns:a="http://schemas.openxmlformats.org/drawingml/2006/main">
+                    <a:graphicData uri="http://schemas.openxmlformats.org/drawingml/2006/picture">
+                      <pic:pic xmlns:pic="http://schemas.openxmlformats.org/drawingml/2006/picture">
+                        <pic:nvPicPr>
+                          <pic:cNvPr id="0" name="Picture 26"/>
+                          <pic:cNvPicPr>
+                            <a:picLocks noChangeAspect="1" noChangeArrowheads="1"/>
+                          </pic:cNvPicPr>
+                        </pic:nvPicPr>
+                        <pic:blipFill>
+                          <a:blip r:embed="rId114">
+                            <a:extLst>
+                              <a:ext uri="{28A0092B-C50C-407E-A947-70E740481C1C}">
+                                <a14:useLocalDpi xmlns:a14="http://schemas.microsoft.com/office/drawing/2010/main" val="0"/>
+                              </a:ext>
+                            </a:extLst>
+                          </a:blip>
+                          <a:srcRect/>
+                          <a:stretch>
+                            <a:fillRect/>
+                          </a:stretch>
+                        </pic:blipFill>
+                        <pic:spPr bwMode="auto">
+                          <a:xfrm>
+                            <a:off x="0" y="0"/>
+                            <a:ext cx="1478280" cy="1036320"/>
+                          </a:xfrm>
+                          <a:prstGeom prst="rect">
+                            <a:avLst/>
+                          </a:prstGeom>
+                          <a:noFill/>
+                          <a:ln>
+                            <a:noFill/>
+                          </a:ln>
+                        </pic:spPr>
+                      </pic:pic>
+                    </a:graphicData>
+                  </a:graphic>
+                </wp:inline>
+              </w:drawing>
+            </w:r>
+          </w:p>
+        </w:tc>
+      </w:tr>
+      <w:tr>
+        <w:tc>
+          <w:tcPr>
+            <w:tcW w:w="1418" w:type="dxa"/>
+          </w:tcPr>
+          <w:p>
+            <w:pPr>
+              <w:widowControl/>
+              <w:adjustRightInd w:val="0"/>
+              <w:snapToGrid w:val="0"/>
+              <w:spacing w:line="276" w:lineRule="auto"/>
+              <w:jc w:val="left"/>
+              <w:rPr>
+                <w:rFonts w:ascii="Tahoma" w:eastAsia="微软雅黑" w:hAnsi="Tahoma"/>
+                <w:b/>
+                <w:bCs/>
+                <w:kern w:val="0"/>
+                <w:sz w:val="22"/>
+              </w:rPr>
+            </w:pPr>
+            <w:r>
+              <w:rPr>
+                <w:rFonts w:ascii="Tahoma" w:eastAsia="微软雅黑" w:hAnsi="Tahoma" w:hint="eastAsia"/>
+                <w:b/>
+                <w:bCs/>
+                <w:kern w:val="0"/>
+                <w:sz w:val="22"/>
+              </w:rPr>
+              <w:t>问题描述</w:t>
+            </w:r>
+          </w:p>
+        </w:tc>
+        <w:tc>
+          <w:tcPr>
+            <w:tcW w:w="7371" w:type="dxa"/>
+          </w:tcPr>
+          <w:p>
+            <w:pPr>
+              <w:widowControl/>
+              <w:adjustRightInd w:val="0"/>
+              <w:snapToGrid w:val="0"/>
+              <w:spacing w:line="276" w:lineRule="auto"/>
+              <w:jc w:val="left"/>
+              <w:rPr>
+                <w:rFonts w:ascii="Tahoma" w:eastAsia="微软雅黑" w:hAnsi="Tahoma"/>
+                <w:kern w:val="0"/>
+                <w:sz w:val="22"/>
+              </w:rPr>
+            </w:pPr>
+            <w:r>
+              <w:rPr>
+                <w:rFonts w:ascii="Tahoma" w:eastAsia="微软雅黑" w:hAnsi="Tahoma" w:hint="eastAsia"/>
+                <w:kern w:val="0"/>
+                <w:sz w:val="22"/>
+              </w:rPr>
+              <w:t>图中明显感觉图标太大了，希望能和图标缩放到相同情况</w:t>
+            </w:r>
+            <w:r>
+              <w:rPr>
+                <w:rFonts w:ascii="Tahoma" w:eastAsia="微软雅黑" w:hAnsi="Tahoma" w:hint="eastAsia"/>
+                <w:kern w:val="0"/>
+                <w:sz w:val="22"/>
+              </w:rPr>
+              <w:t>。</w:t>
+            </w:r>
+          </w:p>
+        </w:tc>
+      </w:tr>
+      <w:tr>
+        <w:tc>
+          <w:tcPr>
+            <w:tcW w:w="1418" w:type="dxa"/>
+          </w:tcPr>
+          <w:p>
+            <w:pPr>
+              <w:widowControl/>
+              <w:adjustRightInd w:val="0"/>
+              <w:snapToGrid w:val="0"/>
+              <w:spacing w:line="276" w:lineRule="auto"/>
+              <w:jc w:val="left"/>
+              <w:rPr>
+                <w:rFonts w:ascii="Tahoma" w:eastAsia="微软雅黑" w:hAnsi="Tahoma"/>
+                <w:b/>
+                <w:bCs/>
+                <w:kern w:val="0"/>
+                <w:sz w:val="22"/>
+              </w:rPr>
+            </w:pPr>
+            <w:r>
+              <w:rPr>
+                <w:rFonts w:ascii="Tahoma" w:eastAsia="微软雅黑" w:hAnsi="Tahoma" w:hint="eastAsia"/>
+                <w:b/>
+                <w:bCs/>
+                <w:kern w:val="0"/>
+                <w:sz w:val="22"/>
+              </w:rPr>
+              <w:t>出现时机</w:t>
+            </w:r>
+          </w:p>
+        </w:tc>
+        <w:tc>
+          <w:tcPr>
+            <w:tcW w:w="7371" w:type="dxa"/>
+          </w:tcPr>
+          <w:p>
+            <w:pPr>
+              <w:widowControl/>
+              <w:adjustRightInd w:val="0"/>
+              <w:snapToGrid w:val="0"/>
+              <w:spacing w:line="276" w:lineRule="auto"/>
+              <w:jc w:val="left"/>
+              <w:rPr>
+                <w:rFonts w:ascii="Tahoma" w:eastAsia="微软雅黑" w:hAnsi="Tahoma"/>
+                <w:kern w:val="0"/>
+                <w:sz w:val="22"/>
+              </w:rPr>
+            </w:pPr>
+            <w:r>
+              <w:rPr>
+                <w:rFonts w:ascii="Tahoma" w:eastAsia="微软雅黑" w:hAnsi="Tahoma"/>
+                <w:kern w:val="0"/>
+                <w:sz w:val="22"/>
+              </w:rPr>
+              <w:t>&gt;</w:t>
+            </w:r>
+            <w:r>
+              <w:rPr>
+                <w:rFonts w:ascii="Tahoma" w:eastAsia="微软雅黑" w:hAnsi="Tahoma" w:hint="eastAsia"/>
+                <w:kern w:val="0"/>
+                <w:sz w:val="22"/>
+              </w:rPr>
+              <w:t xml:space="preserve"> </w:t>
+            </w:r>
+            <w:r>
+              <w:rPr>
+                <w:rFonts w:ascii="Tahoma" w:eastAsia="微软雅黑" w:hAnsi="Tahoma" w:hint="eastAsia"/>
+                <w:kern w:val="0"/>
+                <w:sz w:val="22"/>
+              </w:rPr>
+              <w:t>修改了默认配置出现的问题</w:t>
+            </w:r>
+            <w:r>
+              <w:rPr>
+                <w:rFonts w:ascii="Tahoma" w:eastAsia="微软雅黑" w:hAnsi="Tahoma" w:hint="eastAsia"/>
+                <w:kern w:val="0"/>
+                <w:sz w:val="22"/>
+              </w:rPr>
+              <w:t>。</w:t>
+            </w:r>
+          </w:p>
+        </w:tc>
+      </w:tr>
+      <w:tr>
+        <w:tc>
+          <w:tcPr>
+            <w:tcW w:w="1418" w:type="dxa"/>
+          </w:tcPr>
+          <w:p>
+            <w:pPr>
+              <w:widowControl/>
+              <w:adjustRightInd w:val="0"/>
+              <w:snapToGrid w:val="0"/>
+              <w:spacing w:line="276" w:lineRule="auto"/>
+              <w:jc w:val="left"/>
+              <w:rPr>
+                <w:rFonts w:ascii="Tahoma" w:eastAsia="微软雅黑" w:hAnsi="Tahoma"/>
+                <w:kern w:val="0"/>
+                <w:sz w:val="22"/>
+              </w:rPr>
+            </w:pPr>
+            <w:r>
+              <w:rPr>
+                <w:rFonts w:ascii="Tahoma" w:eastAsia="微软雅黑" w:hAnsi="Tahoma" w:hint="eastAsia"/>
+                <w:b/>
+                <w:bCs/>
+                <w:kern w:val="0"/>
+                <w:sz w:val="22"/>
+              </w:rPr>
+              <w:t>原理解析</w:t>
+            </w:r>
+          </w:p>
+        </w:tc>
+        <w:tc>
+          <w:tcPr>
+            <w:tcW w:w="7371" w:type="dxa"/>
+          </w:tcPr>
+          <w:p>
+            <w:pPr>
+              <w:widowControl/>
+              <w:adjustRightInd w:val="0"/>
+              <w:snapToGrid w:val="0"/>
+              <w:rPr>
+                <w:rFonts w:ascii="Tahoma" w:eastAsia="微软雅黑" w:hAnsi="Tahoma"/>
+                <w:kern w:val="0"/>
+                <w:sz w:val="22"/>
+              </w:rPr>
+            </w:pPr>
+            <w:r>
+              <w:rPr>
+                <w:rFonts w:ascii="Tahoma" w:eastAsia="微软雅黑" w:hAnsi="Tahoma" w:hint="eastAsia"/>
+                <w:kern w:val="0"/>
+                <w:sz w:val="22"/>
+              </w:rPr>
+              <w:t>图标</w:t>
+            </w:r>
+            <w:r>
+              <w:rPr>
+                <w:rFonts w:ascii="Tahoma" w:eastAsia="微软雅黑" w:hAnsi="Tahoma" w:hint="eastAsia"/>
+                <w:kern w:val="0"/>
+                <w:sz w:val="22"/>
+              </w:rPr>
+              <w:t>自动缩放的全局</w:t>
+            </w:r>
+            <w:r>
+              <w:rPr>
+                <w:rFonts w:ascii="Tahoma" w:eastAsia="微软雅黑" w:hAnsi="Tahoma" w:hint="eastAsia"/>
+                <w:kern w:val="0"/>
+                <w:sz w:val="22"/>
+              </w:rPr>
+              <w:t>默认</w:t>
+            </w:r>
+            <w:r>
+              <w:rPr>
+                <w:rFonts w:ascii="Tahoma" w:eastAsia="微软雅黑" w:hAnsi="Tahoma" w:hint="eastAsia"/>
+                <w:kern w:val="0"/>
+                <w:sz w:val="22"/>
+              </w:rPr>
+              <w:t>值，在【</w:t>
+            </w:r>
+            <w:r>
+              <w:rPr>
+                <w:rFonts w:ascii="Tahoma" w:eastAsia="微软雅黑" w:hAnsi="Tahoma" w:hint="eastAsia"/>
+                <w:kern w:val="0"/>
+                <w:sz w:val="22"/>
+              </w:rPr>
+              <w:t>系统</w:t>
+            </w:r>
+            <w:r>
+              <w:rPr>
+                <w:rFonts w:ascii="Tahoma" w:eastAsia="微软雅黑" w:hAnsi="Tahoma" w:hint="eastAsia"/>
+                <w:kern w:val="0"/>
+                <w:sz w:val="22"/>
+              </w:rPr>
+              <w:t xml:space="preserve"> - </w:t>
+            </w:r>
+            <w:r>
+              <w:rPr>
+                <w:rFonts w:ascii="Tahoma" w:eastAsia="微软雅黑" w:hAnsi="Tahoma" w:hint="eastAsia"/>
+                <w:kern w:val="0"/>
+                <w:sz w:val="22"/>
+              </w:rPr>
+              <w:t>字符绘制核心</w:t>
+            </w:r>
+            <w:r>
+              <w:rPr>
+                <w:rFonts w:ascii="Tahoma" w:eastAsia="微软雅黑" w:hAnsi="Tahoma" w:hint="eastAsia"/>
+                <w:kern w:val="0"/>
+                <w:sz w:val="22"/>
+              </w:rPr>
+              <w:t>】插件中设置</w:t>
+            </w:r>
+            <w:r>
+              <w:rPr>
+                <w:rFonts w:ascii="Tahoma" w:eastAsia="微软雅黑" w:hAnsi="Tahoma" w:hint="eastAsia"/>
+                <w:kern w:val="0"/>
+                <w:sz w:val="22"/>
+              </w:rPr>
+              <w:t>。</w:t>
+            </w:r>
+          </w:p>
+          <w:p>
+            <w:pPr>
+              <w:widowControl/>
+              <w:adjustRightInd w:val="0"/>
+              <w:snapToGrid w:val="0"/>
+              <w:rPr>
+                <w:rFonts w:ascii="Tahoma" w:eastAsia="微软雅黑" w:hAnsi="Tahoma"/>
+                <w:kern w:val="0"/>
+                <w:sz w:val="22"/>
+              </w:rPr>
+            </w:pPr>
+            <w:proofErr w:type="gramStart"/>
+            <w:r>
+              <w:rPr>
+                <w:rFonts w:ascii="Tahoma" w:eastAsia="微软雅黑" w:hAnsi="Tahoma" w:hint="eastAsia"/>
+                <w:kern w:val="0"/>
+                <w:sz w:val="22"/>
+              </w:rPr>
+              <w:t>此设置</w:t>
+            </w:r>
+            <w:proofErr w:type="gramEnd"/>
+            <w:r>
+              <w:rPr>
+                <w:rFonts w:ascii="Tahoma" w:eastAsia="微软雅黑" w:hAnsi="Tahoma" w:hint="eastAsia"/>
+                <w:kern w:val="0"/>
+                <w:sz w:val="22"/>
+              </w:rPr>
+              <w:t>会影响所有文本，需要慎重修改。</w:t>
+            </w:r>
+            <w:r>
+              <w:rPr>
+                <w:rFonts w:ascii="Tahoma" w:eastAsia="微软雅黑" w:hAnsi="Tahoma" w:hint="eastAsia"/>
+                <w:kern w:val="0"/>
+                <w:sz w:val="22"/>
+              </w:rPr>
+              <w:t>（可见</w:t>
+            </w:r>
+            <w:r>
+              <w:rPr>
+                <w:rFonts w:ascii="Tahoma" w:eastAsia="微软雅黑" w:hAnsi="Tahoma" w:hint="eastAsia"/>
+                <w:kern w:val="0"/>
+                <w:sz w:val="22"/>
+              </w:rPr>
+              <w:t xml:space="preserve"> </w:t>
+            </w:r>
+            <w:hyperlink w:anchor="_图标" w:history="1">
+              <w:r>
+                <w:rPr>
+                  <w:rStyle w:val="a4"/>
+                  <w:rFonts w:ascii="Tahoma" w:eastAsia="微软雅黑" w:hAnsi="Tahoma" w:hint="eastAsia"/>
+                  <w:kern w:val="0"/>
+                  <w:sz w:val="22"/>
+                </w:rPr>
+                <w:t>图标</w:t>
+              </w:r>
+            </w:hyperlink>
+            <w:r>
+              <w:rPr>
+                <w:rFonts w:ascii="Tahoma" w:eastAsia="微软雅黑" w:hAnsi="Tahoma" w:hint="eastAsia"/>
+                <w:kern w:val="0"/>
+                <w:sz w:val="22"/>
+              </w:rPr>
+              <w:t xml:space="preserve"> </w:t>
+            </w:r>
+            <w:r>
+              <w:rPr>
+                <w:rFonts w:ascii="Tahoma" w:eastAsia="微软雅黑" w:hAnsi="Tahoma" w:hint="eastAsia"/>
+                <w:kern w:val="0"/>
+                <w:sz w:val="22"/>
+              </w:rPr>
+              <w:t>）</w:t>
+            </w:r>
+          </w:p>
+          <w:p>
+            <w:pPr>
+              <w:widowControl/>
+              <w:adjustRightInd w:val="0"/>
+              <w:snapToGrid w:val="0"/>
+              <w:rPr>
+                <w:rFonts w:ascii="Tahoma" w:eastAsia="微软雅黑" w:hAnsi="Tahoma"/>
+                <w:kern w:val="0"/>
+                <w:sz w:val="22"/>
+              </w:rPr>
+            </w:pPr>
+            <w:r>
+              <w:rPr>
+                <w:rFonts w:ascii="Tahoma" w:eastAsia="微软雅黑" w:hAnsi="Tahoma" w:hint="eastAsia"/>
+                <w:kern w:val="0"/>
+                <w:sz w:val="22"/>
+              </w:rPr>
+              <w:t>为</w:t>
+            </w:r>
+            <w:r>
+              <w:rPr>
+                <w:rFonts w:ascii="Tahoma" w:eastAsia="微软雅黑" w:hAnsi="Tahoma" w:hint="eastAsia"/>
+                <w:kern w:val="0"/>
+                <w:sz w:val="22"/>
+              </w:rPr>
+              <w:t>false</w:t>
+            </w:r>
+            <w:r>
+              <w:rPr>
+                <w:rFonts w:ascii="Tahoma" w:eastAsia="微软雅黑" w:hAnsi="Tahoma" w:hint="eastAsia"/>
+                <w:kern w:val="0"/>
+                <w:sz w:val="22"/>
+              </w:rPr>
+              <w:t>时，全部图标默认保持原大小，所以才有图中的情况。</w:t>
+            </w:r>
+          </w:p>
+          <w:p>
+            <w:pPr>
+              <w:widowControl/>
+              <w:adjustRightInd w:val="0"/>
+              <w:snapToGrid w:val="0"/>
+              <w:rPr>
+                <w:rFonts w:ascii="Tahoma" w:eastAsia="微软雅黑" w:hAnsi="Tahoma" w:hint="eastAsia"/>
+                <w:kern w:val="0"/>
+                <w:sz w:val="22"/>
+              </w:rPr>
+            </w:pPr>
+            <w:r>
+              <w:rPr>
+                <w:rFonts w:ascii="Tahoma" w:eastAsia="微软雅黑" w:hAnsi="Tahoma" w:hint="eastAsia"/>
+                <w:kern w:val="0"/>
+                <w:sz w:val="22"/>
+              </w:rPr>
+              <w:t>建议修改为</w:t>
+            </w:r>
+            <w:r>
+              <w:rPr>
+                <w:rFonts w:ascii="Tahoma" w:eastAsia="微软雅黑" w:hAnsi="Tahoma" w:hint="eastAsia"/>
+                <w:kern w:val="0"/>
+                <w:sz w:val="22"/>
+              </w:rPr>
+              <w:t>true</w:t>
+            </w:r>
+            <w:r>
+              <w:rPr>
+                <w:rFonts w:ascii="Tahoma" w:eastAsia="微软雅黑" w:hAnsi="Tahoma" w:hint="eastAsia"/>
+                <w:kern w:val="0"/>
+                <w:sz w:val="22"/>
+              </w:rPr>
+              <w:t>。</w:t>
+            </w:r>
+          </w:p>
+          <w:p>
+            <w:pPr>
+              <w:widowControl/>
+              <w:adjustRightInd w:val="0"/>
+              <w:snapToGrid w:val="0"/>
+              <w:rPr>
+                <w:rFonts w:ascii="Tahoma" w:eastAsia="微软雅黑" w:hAnsi="Tahoma"/>
+                <w:kern w:val="0"/>
+                <w:sz w:val="22"/>
+              </w:rPr>
+            </w:pPr>
+            <w:r>
+              <w:rPr>
+                <w:noProof/>
+              </w:rPr>
+              <w:drawing>
+                <wp:inline distT="0" distB="0" distL="0" distR="0" wp14:anchorId="0F512B95" wp14:editId="0265CBF5">
+                  <wp:extent cx="2766060" cy="837185"/>
+                  <wp:effectExtent l="0" t="0" r="0" b="1270"/>
+                  <wp:docPr id="1545463490" name="图片 2"/>
+                  <wp:cNvGraphicFramePr>
+                    <a:graphicFrameLocks xmlns:a="http://schemas.openxmlformats.org/drawingml/2006/main" noChangeAspect="1"/>
+                  </wp:cNvGraphicFramePr>
+                  <a:graphic xmlns:a="http://schemas.openxmlformats.org/drawingml/2006/main">
+                    <a:graphicData uri="http://schemas.openxmlformats.org/drawingml/2006/picture">
+                      <pic:pic xmlns:pic="http://schemas.openxmlformats.org/drawingml/2006/picture">
+                        <pic:nvPicPr>
+                          <pic:cNvPr id="0" name="Picture 28"/>
+                          <pic:cNvPicPr>
+                            <a:picLocks noChangeAspect="1" noChangeArrowheads="1"/>
+                          </pic:cNvPicPr>
+                        </pic:nvPicPr>
+                        <pic:blipFill>
+                          <a:blip r:embed="rId72">
+                            <a:extLst>
+                              <a:ext uri="{28A0092B-C50C-407E-A947-70E740481C1C}">
+                                <a14:useLocalDpi xmlns:a14="http://schemas.microsoft.com/office/drawing/2010/main" val="0"/>
+                              </a:ext>
+                            </a:extLst>
+                          </a:blip>
+                          <a:srcRect/>
+                          <a:stretch>
+                            <a:fillRect/>
+                          </a:stretch>
+                        </pic:blipFill>
+                        <pic:spPr bwMode="auto">
+                          <a:xfrm>
+                            <a:off x="0" y="0"/>
+                            <a:ext cx="2776927" cy="840474"/>
+                          </a:xfrm>
+                          <a:prstGeom prst="rect">
+                            <a:avLst/>
+                          </a:prstGeom>
+                          <a:noFill/>
+                          <a:ln>
+                            <a:noFill/>
+                          </a:ln>
+                        </pic:spPr>
+                      </pic:pic>
+                    </a:graphicData>
+                  </a:graphic>
+                </wp:inline>
+              </w:drawing>
+            </w:r>
+          </w:p>
+          <w:p>
+            <w:pPr>
+              <w:widowControl/>
+              <w:adjustRightInd w:val="0"/>
+              <w:snapToGrid w:val="0"/>
+              <w:jc w:val="left"/>
+              <w:rPr>
+                <w:rFonts w:ascii="Tahoma" w:eastAsia="微软雅黑" w:hAnsi="Tahoma"/>
+                <w:kern w:val="0"/>
+                <w:sz w:val="22"/>
+              </w:rPr>
+            </w:pPr>
+            <w:r>
+              <w:rPr>
+                <w:rFonts w:ascii="Tahoma" w:eastAsia="微软雅黑" w:hAnsi="Tahoma"/>
+                <w:kern w:val="0"/>
+                <w:sz w:val="22"/>
+              </w:rPr>
+              <w:t>自动缩放，会出现</w:t>
+            </w:r>
+            <w:r>
+              <w:rPr>
+                <w:rFonts w:ascii="Tahoma" w:eastAsia="微软雅黑" w:hAnsi="Tahoma" w:hint="eastAsia"/>
+                <w:kern w:val="0"/>
+                <w:sz w:val="22"/>
+              </w:rPr>
+              <w:t>图标</w:t>
+            </w:r>
+            <w:r>
+              <w:rPr>
+                <w:rFonts w:ascii="Tahoma" w:eastAsia="微软雅黑" w:hAnsi="Tahoma"/>
+                <w:kern w:val="0"/>
+                <w:sz w:val="22"/>
+              </w:rPr>
+              <w:t>缩放失真的问题。</w:t>
+            </w:r>
+          </w:p>
+          <w:p>
+            <w:pPr>
+              <w:widowControl/>
+              <w:adjustRightInd w:val="0"/>
+              <w:snapToGrid w:val="0"/>
+              <w:rPr>
+                <w:rFonts w:ascii="Tahoma" w:eastAsia="微软雅黑" w:hAnsi="Tahoma"/>
+                <w:kern w:val="0"/>
+                <w:sz w:val="22"/>
+              </w:rPr>
+            </w:pPr>
+            <w:r>
+              <w:rPr>
+                <w:rFonts w:ascii="Tahoma" w:eastAsia="微软雅黑" w:hAnsi="Tahoma"/>
+                <w:kern w:val="0"/>
+                <w:sz w:val="22"/>
+              </w:rPr>
+              <w:t>保持原大小，在</w:t>
+            </w:r>
+            <w:r>
+              <w:rPr>
+                <w:rFonts w:ascii="Tahoma" w:eastAsia="微软雅黑" w:hAnsi="Tahoma" w:hint="eastAsia"/>
+                <w:kern w:val="0"/>
+                <w:sz w:val="22"/>
+              </w:rPr>
+              <w:t>很小的</w:t>
+            </w:r>
+            <w:r>
+              <w:rPr>
+                <w:rFonts w:ascii="Tahoma" w:eastAsia="微软雅黑" w:hAnsi="Tahoma"/>
+                <w:kern w:val="0"/>
+                <w:sz w:val="22"/>
+              </w:rPr>
+              <w:t>字体</w:t>
+            </w:r>
+            <w:r>
+              <w:rPr>
+                <w:rFonts w:ascii="Tahoma" w:eastAsia="微软雅黑" w:hAnsi="Tahoma" w:hint="eastAsia"/>
+                <w:kern w:val="0"/>
+                <w:sz w:val="22"/>
+              </w:rPr>
+              <w:t>中图标显的太大</w:t>
+            </w:r>
+            <w:r>
+              <w:rPr>
+                <w:rFonts w:ascii="Tahoma" w:eastAsia="微软雅黑" w:hAnsi="Tahoma"/>
+                <w:kern w:val="0"/>
+                <w:sz w:val="22"/>
+              </w:rPr>
+              <w:t>。</w:t>
+            </w:r>
+          </w:p>
+          <w:p>
+            <w:pPr>
+              <w:widowControl/>
+              <w:adjustRightInd w:val="0"/>
+              <w:snapToGrid w:val="0"/>
+              <w:jc w:val="left"/>
+              <w:rPr>
+                <w:rFonts w:ascii="Tahoma" w:eastAsia="微软雅黑" w:hAnsi="Tahoma"/>
+                <w:kern w:val="0"/>
+                <w:sz w:val="22"/>
+              </w:rPr>
+            </w:pPr>
+            <w:r>
+              <w:rPr>
+                <w:rFonts w:ascii="Tahoma" w:eastAsia="微软雅黑" w:hAnsi="Tahoma" w:hint="eastAsia"/>
+                <w:kern w:val="0"/>
+                <w:sz w:val="22"/>
+              </w:rPr>
+              <w:t>默认如果为</w:t>
+            </w:r>
+            <w:r>
+              <w:rPr>
+                <w:rFonts w:ascii="Tahoma" w:eastAsia="微软雅黑" w:hAnsi="Tahoma" w:hint="eastAsia"/>
+                <w:kern w:val="0"/>
+                <w:sz w:val="22"/>
+              </w:rPr>
+              <w:t>true</w:t>
+            </w:r>
+            <w:r>
+              <w:rPr>
+                <w:rFonts w:ascii="Tahoma" w:eastAsia="微软雅黑" w:hAnsi="Tahoma" w:hint="eastAsia"/>
+                <w:kern w:val="0"/>
+                <w:sz w:val="22"/>
+              </w:rPr>
+              <w:t>，</w:t>
+            </w:r>
+            <w:r>
+              <w:rPr>
+                <w:rFonts w:ascii="Tahoma" w:eastAsia="微软雅黑" w:hAnsi="Tahoma" w:hint="eastAsia"/>
+                <w:kern w:val="0"/>
+                <w:sz w:val="22"/>
+              </w:rPr>
+              <w:t>则需</w:t>
+            </w:r>
+            <w:r>
+              <w:rPr>
+                <w:rFonts w:ascii="Tahoma" w:eastAsia="微软雅黑" w:hAnsi="Tahoma" w:hint="eastAsia"/>
+                <w:kern w:val="0"/>
+                <w:sz w:val="22"/>
+              </w:rPr>
+              <w:t>搭配</w:t>
+            </w:r>
+            <w:r>
+              <w:rPr>
+                <w:rFonts w:ascii="Tahoma" w:eastAsia="微软雅黑" w:hAnsi="Tahoma" w:hint="eastAsia"/>
+                <w:kern w:val="0"/>
+                <w:sz w:val="22"/>
+              </w:rPr>
+              <w:t xml:space="preserve"> </w:t>
+            </w:r>
+            <w:r>
+              <w:rPr>
+                <w:rFonts w:ascii="Tahoma" w:eastAsia="微软雅黑" w:hAnsi="Tahoma" w:hint="eastAsia"/>
+                <w:kern w:val="0"/>
+                <w:sz w:val="22"/>
+              </w:rPr>
+              <w:t>\ir[off]</w:t>
+            </w:r>
+            <w:r>
+              <w:rPr>
+                <w:rFonts w:ascii="Tahoma" w:eastAsia="微软雅黑" w:hAnsi="Tahoma" w:hint="eastAsia"/>
+                <w:kern w:val="0"/>
+                <w:sz w:val="22"/>
+              </w:rPr>
+              <w:t>手动保持</w:t>
+            </w:r>
+            <w:proofErr w:type="gramStart"/>
+            <w:r>
+              <w:rPr>
+                <w:rFonts w:ascii="Tahoma" w:eastAsia="微软雅黑" w:hAnsi="Tahoma" w:hint="eastAsia"/>
+                <w:kern w:val="0"/>
+                <w:sz w:val="22"/>
+              </w:rPr>
+              <w:t>原大小</w:t>
+            </w:r>
+            <w:proofErr w:type="gramEnd"/>
+            <w:r>
+              <w:rPr>
+                <w:rFonts w:ascii="Tahoma" w:eastAsia="微软雅黑" w:hAnsi="Tahoma" w:hint="eastAsia"/>
+                <w:kern w:val="0"/>
+                <w:sz w:val="22"/>
+              </w:rPr>
+              <w:t xml:space="preserve"> </w:t>
+            </w:r>
+            <w:r>
+              <w:rPr>
+                <w:rFonts w:ascii="Tahoma" w:eastAsia="微软雅黑" w:hAnsi="Tahoma" w:hint="eastAsia"/>
+                <w:kern w:val="0"/>
+                <w:sz w:val="22"/>
+              </w:rPr>
+              <w:t>和</w:t>
+            </w:r>
+            <w:r>
+              <w:rPr>
+                <w:rFonts w:ascii="Tahoma" w:eastAsia="微软雅黑" w:hAnsi="Tahoma" w:hint="eastAsia"/>
+                <w:kern w:val="0"/>
+                <w:sz w:val="22"/>
+              </w:rPr>
+              <w:t xml:space="preserve"> \ir[reset]</w:t>
+            </w:r>
+            <w:r>
+              <w:rPr>
+                <w:rFonts w:ascii="Tahoma" w:eastAsia="微软雅黑" w:hAnsi="Tahoma" w:hint="eastAsia"/>
+                <w:kern w:val="0"/>
+                <w:sz w:val="22"/>
+              </w:rPr>
+              <w:t>恢复默认</w:t>
+            </w:r>
+            <w:r>
+              <w:rPr>
+                <w:rFonts w:ascii="Tahoma" w:eastAsia="微软雅黑" w:hAnsi="Tahoma" w:hint="eastAsia"/>
+                <w:kern w:val="0"/>
+                <w:sz w:val="22"/>
+              </w:rPr>
+              <w:t>，</w:t>
+            </w:r>
+          </w:p>
+          <w:p>
+            <w:pPr>
+              <w:widowControl/>
+              <w:adjustRightInd w:val="0"/>
+              <w:snapToGrid w:val="0"/>
+              <w:rPr>
+                <w:rFonts w:ascii="Tahoma" w:eastAsia="微软雅黑" w:hAnsi="Tahoma" w:hint="eastAsia"/>
+                <w:kern w:val="0"/>
+                <w:sz w:val="22"/>
+              </w:rPr>
+            </w:pPr>
+            <w:r>
+              <w:rPr>
+                <w:rFonts w:ascii="Tahoma" w:eastAsia="微软雅黑" w:hAnsi="Tahoma" w:hint="eastAsia"/>
+                <w:kern w:val="0"/>
+                <w:sz w:val="22"/>
+              </w:rPr>
+              <w:t>默认如果为</w:t>
+            </w:r>
+            <w:r>
+              <w:rPr>
+                <w:rFonts w:ascii="Tahoma" w:eastAsia="微软雅黑" w:hAnsi="Tahoma" w:hint="eastAsia"/>
+                <w:kern w:val="0"/>
+                <w:sz w:val="22"/>
+              </w:rPr>
+              <w:t>false</w:t>
+            </w:r>
+            <w:r>
+              <w:rPr>
+                <w:rFonts w:ascii="Tahoma" w:eastAsia="微软雅黑" w:hAnsi="Tahoma" w:hint="eastAsia"/>
+                <w:kern w:val="0"/>
+                <w:sz w:val="22"/>
+              </w:rPr>
+              <w:t>，</w:t>
+            </w:r>
+            <w:r>
+              <w:rPr>
+                <w:rFonts w:ascii="Tahoma" w:eastAsia="微软雅黑" w:hAnsi="Tahoma" w:hint="eastAsia"/>
+                <w:kern w:val="0"/>
+                <w:sz w:val="22"/>
+              </w:rPr>
+              <w:t>则需</w:t>
+            </w:r>
+            <w:r>
+              <w:rPr>
+                <w:rFonts w:ascii="Tahoma" w:eastAsia="微软雅黑" w:hAnsi="Tahoma" w:hint="eastAsia"/>
+                <w:kern w:val="0"/>
+                <w:sz w:val="22"/>
+              </w:rPr>
+              <w:t>搭配</w:t>
+            </w:r>
+            <w:r>
+              <w:rPr>
+                <w:rFonts w:ascii="Tahoma" w:eastAsia="微软雅黑" w:hAnsi="Tahoma" w:hint="eastAsia"/>
+                <w:kern w:val="0"/>
+                <w:sz w:val="22"/>
+              </w:rPr>
+              <w:t xml:space="preserve"> </w:t>
+            </w:r>
+            <w:r>
+              <w:rPr>
+                <w:rFonts w:ascii="Tahoma" w:eastAsia="微软雅黑" w:hAnsi="Tahoma" w:hint="eastAsia"/>
+                <w:kern w:val="0"/>
+                <w:sz w:val="22"/>
+              </w:rPr>
+              <w:t>\ir[on]</w:t>
+            </w:r>
+            <w:r>
+              <w:rPr>
+                <w:rFonts w:ascii="Tahoma" w:eastAsia="微软雅黑" w:hAnsi="Tahoma" w:hint="eastAsia"/>
+                <w:kern w:val="0"/>
+                <w:sz w:val="22"/>
+              </w:rPr>
+              <w:t>手动开自动缩放</w:t>
+            </w:r>
+            <w:r>
+              <w:rPr>
+                <w:rFonts w:ascii="Tahoma" w:eastAsia="微软雅黑" w:hAnsi="Tahoma" w:hint="eastAsia"/>
+                <w:kern w:val="0"/>
+                <w:sz w:val="22"/>
+              </w:rPr>
+              <w:t xml:space="preserve"> </w:t>
+            </w:r>
+            <w:r>
+              <w:rPr>
+                <w:rFonts w:ascii="Tahoma" w:eastAsia="微软雅黑" w:hAnsi="Tahoma" w:hint="eastAsia"/>
+                <w:kern w:val="0"/>
+                <w:sz w:val="22"/>
+              </w:rPr>
+              <w:t>和</w:t>
+            </w:r>
+            <w:r>
+              <w:rPr>
+                <w:rFonts w:ascii="Tahoma" w:eastAsia="微软雅黑" w:hAnsi="Tahoma" w:hint="eastAsia"/>
+                <w:kern w:val="0"/>
+                <w:sz w:val="22"/>
+              </w:rPr>
+              <w:t xml:space="preserve"> \ir[reset]</w:t>
+            </w:r>
+            <w:r>
+              <w:rPr>
+                <w:rFonts w:ascii="Tahoma" w:eastAsia="微软雅黑" w:hAnsi="Tahoma" w:hint="eastAsia"/>
+                <w:kern w:val="0"/>
+                <w:sz w:val="22"/>
+              </w:rPr>
+              <w:t>恢复默认</w:t>
+            </w:r>
+            <w:r>
+              <w:rPr>
+                <w:rFonts w:ascii="Tahoma" w:eastAsia="微软雅黑" w:hAnsi="Tahoma" w:hint="eastAsia"/>
+                <w:kern w:val="0"/>
+                <w:sz w:val="22"/>
+              </w:rPr>
+              <w:t>。</w:t>
+            </w:r>
+          </w:p>
+        </w:tc>
+      </w:tr>
+      <w:tr>
+        <w:tc>
+          <w:tcPr>
+            <w:tcW w:w="1418" w:type="dxa"/>
+          </w:tcPr>
+          <w:p>
+            <w:pPr>
+              <w:widowControl/>
+              <w:adjustRightInd w:val="0"/>
+              <w:snapToGrid w:val="0"/>
+              <w:spacing w:line="276" w:lineRule="auto"/>
+              <w:jc w:val="left"/>
+              <w:rPr>
+                <w:rFonts w:ascii="Tahoma" w:eastAsia="微软雅黑" w:hAnsi="Tahoma"/>
+                <w:b/>
+                <w:bCs/>
+                <w:kern w:val="0"/>
+                <w:sz w:val="22"/>
+              </w:rPr>
+            </w:pPr>
+            <w:r>
+              <w:rPr>
+                <w:rFonts w:ascii="Tahoma" w:eastAsia="微软雅黑" w:hAnsi="Tahoma" w:hint="eastAsia"/>
+                <w:b/>
+                <w:bCs/>
+                <w:kern w:val="0"/>
+                <w:sz w:val="22"/>
+              </w:rPr>
+              <w:t>解决方案</w:t>
+            </w:r>
+          </w:p>
+        </w:tc>
+        <w:tc>
+          <w:tcPr>
+            <w:tcW w:w="7371" w:type="dxa"/>
+          </w:tcPr>
+          <w:p>
+            <w:pPr>
+              <w:widowControl/>
+              <w:adjustRightInd w:val="0"/>
+              <w:snapToGrid w:val="0"/>
+              <w:rPr>
+                <w:rFonts w:ascii="Tahoma" w:eastAsia="微软雅黑" w:hAnsi="Tahoma"/>
+                <w:kern w:val="0"/>
+                <w:sz w:val="22"/>
+              </w:rPr>
+            </w:pPr>
+            <w:r>
+              <w:rPr>
+                <w:rFonts w:ascii="Tahoma" w:eastAsia="微软雅黑" w:hAnsi="Tahoma" w:hint="eastAsia"/>
+                <w:kern w:val="0"/>
+                <w:sz w:val="22"/>
+              </w:rPr>
+              <w:t>》直接修改</w:t>
+            </w:r>
+            <w:r>
+              <w:rPr>
+                <w:rFonts w:ascii="Tahoma" w:eastAsia="微软雅黑" w:hAnsi="Tahoma" w:hint="eastAsia"/>
+                <w:kern w:val="0"/>
+                <w:sz w:val="22"/>
+              </w:rPr>
+              <w:t xml:space="preserve"> </w:t>
+            </w:r>
+            <w:r>
+              <w:rPr>
+                <w:rFonts w:ascii="Tahoma" w:eastAsia="微软雅黑" w:hAnsi="Tahoma" w:hint="eastAsia"/>
+                <w:kern w:val="0"/>
+                <w:sz w:val="22"/>
+              </w:rPr>
+              <w:t>【</w:t>
+            </w:r>
+            <w:r>
+              <w:rPr>
+                <w:rFonts w:ascii="Tahoma" w:eastAsia="微软雅黑" w:hAnsi="Tahoma" w:hint="eastAsia"/>
+                <w:kern w:val="0"/>
+                <w:sz w:val="22"/>
+              </w:rPr>
+              <w:t>系统</w:t>
+            </w:r>
+            <w:r>
+              <w:rPr>
+                <w:rFonts w:ascii="Tahoma" w:eastAsia="微软雅黑" w:hAnsi="Tahoma" w:hint="eastAsia"/>
+                <w:kern w:val="0"/>
+                <w:sz w:val="22"/>
+              </w:rPr>
+              <w:t xml:space="preserve"> - </w:t>
+            </w:r>
+            <w:r>
+              <w:rPr>
+                <w:rFonts w:ascii="Tahoma" w:eastAsia="微软雅黑" w:hAnsi="Tahoma" w:hint="eastAsia"/>
+                <w:kern w:val="0"/>
+                <w:sz w:val="22"/>
+              </w:rPr>
+              <w:t>字符绘制核心</w:t>
+            </w:r>
+            <w:r>
+              <w:rPr>
+                <w:rFonts w:ascii="Tahoma" w:eastAsia="微软雅黑" w:hAnsi="Tahoma" w:hint="eastAsia"/>
+                <w:kern w:val="0"/>
+                <w:sz w:val="22"/>
+              </w:rPr>
+              <w:t>】</w:t>
+            </w:r>
+            <w:r>
+              <w:rPr>
+                <w:rFonts w:ascii="Tahoma" w:eastAsia="微软雅黑" w:hAnsi="Tahoma" w:hint="eastAsia"/>
+                <w:kern w:val="0"/>
+                <w:sz w:val="22"/>
+              </w:rPr>
+              <w:t xml:space="preserve"> </w:t>
+            </w:r>
+            <w:r>
+              <w:rPr>
+                <w:rFonts w:ascii="Tahoma" w:eastAsia="微软雅黑" w:hAnsi="Tahoma" w:hint="eastAsia"/>
+                <w:kern w:val="0"/>
+                <w:sz w:val="22"/>
+              </w:rPr>
+              <w:t>插件中的参数，</w:t>
+            </w:r>
+          </w:p>
+          <w:p>
+            <w:pPr>
+              <w:widowControl/>
+              <w:adjustRightInd w:val="0"/>
+              <w:snapToGrid w:val="0"/>
+              <w:rPr>
+                <w:rFonts w:ascii="Tahoma" w:eastAsia="微软雅黑" w:hAnsi="Tahoma"/>
+                <w:kern w:val="0"/>
+                <w:sz w:val="22"/>
+              </w:rPr>
+            </w:pPr>
+            <w:r>
+              <w:rPr>
+                <w:rFonts w:ascii="Tahoma" w:eastAsia="微软雅黑" w:hAnsi="Tahoma" w:hint="eastAsia"/>
+                <w:kern w:val="0"/>
+                <w:sz w:val="22"/>
+              </w:rPr>
+              <w:t>“默认是否自动缩放图标大小”为</w:t>
+            </w:r>
+            <w:r>
+              <w:rPr>
+                <w:rFonts w:ascii="Tahoma" w:eastAsia="微软雅黑" w:hAnsi="Tahoma" w:hint="eastAsia"/>
+                <w:kern w:val="0"/>
+                <w:sz w:val="22"/>
+              </w:rPr>
+              <w:t>true</w:t>
+            </w:r>
+            <w:r>
+              <w:rPr>
+                <w:rFonts w:ascii="Tahoma" w:eastAsia="微软雅黑" w:hAnsi="Tahoma" w:hint="eastAsia"/>
+                <w:kern w:val="0"/>
+                <w:sz w:val="22"/>
+              </w:rPr>
+              <w:t>即可。</w:t>
+            </w:r>
+          </w:p>
+          <w:p>
+            <w:pPr>
+              <w:widowControl/>
+              <w:adjustRightInd w:val="0"/>
+              <w:snapToGrid w:val="0"/>
+              <w:rPr>
+                <w:rFonts w:ascii="Tahoma" w:eastAsia="微软雅黑" w:hAnsi="Tahoma"/>
+                <w:kern w:val="0"/>
+                <w:sz w:val="22"/>
+              </w:rPr>
+            </w:pPr>
+            <w:r>
+              <w:rPr>
+                <w:rFonts w:ascii="Tahoma" w:eastAsia="微软雅黑" w:hAnsi="Tahoma" w:hint="eastAsia"/>
+                <w:kern w:val="0"/>
+                <w:sz w:val="22"/>
+              </w:rPr>
+              <w:t>》在</w:t>
+            </w:r>
+            <w:r>
+              <w:rPr>
+                <w:rFonts w:ascii="Tahoma" w:eastAsia="微软雅黑" w:hAnsi="Tahoma" w:hint="eastAsia"/>
+                <w:kern w:val="0"/>
+                <w:sz w:val="22"/>
+              </w:rPr>
+              <w:t>很小字体的</w:t>
+            </w:r>
+            <w:r>
+              <w:rPr>
+                <w:rFonts w:ascii="Tahoma" w:eastAsia="微软雅黑" w:hAnsi="Tahoma" w:hint="eastAsia"/>
+                <w:kern w:val="0"/>
+                <w:sz w:val="22"/>
+              </w:rPr>
+              <w:t>文本前面</w:t>
+            </w:r>
+            <w:r>
+              <w:rPr>
+                <w:rFonts w:ascii="Tahoma" w:eastAsia="微软雅黑" w:hAnsi="Tahoma"/>
+                <w:kern w:val="0"/>
+                <w:sz w:val="22"/>
+              </w:rPr>
+              <w:t>加窗口字符</w:t>
+            </w:r>
+            <w:r>
+              <w:rPr>
+                <w:rFonts w:ascii="Tahoma" w:eastAsia="微软雅黑" w:hAnsi="Tahoma"/>
+                <w:kern w:val="0"/>
+                <w:sz w:val="22"/>
+              </w:rPr>
+              <w:t xml:space="preserve"> \ir[</w:t>
+            </w:r>
+            <w:r>
+              <w:rPr>
+                <w:rFonts w:ascii="Tahoma" w:eastAsia="微软雅黑" w:hAnsi="Tahoma" w:hint="eastAsia"/>
+                <w:kern w:val="0"/>
+                <w:sz w:val="22"/>
+              </w:rPr>
+              <w:t>on</w:t>
+            </w:r>
+            <w:r>
+              <w:rPr>
+                <w:rFonts w:ascii="Tahoma" w:eastAsia="微软雅黑" w:hAnsi="Tahoma"/>
+                <w:kern w:val="0"/>
+                <w:sz w:val="22"/>
+              </w:rPr>
+              <w:t>]</w:t>
+            </w:r>
+            <w:r>
+              <w:rPr>
+                <w:rFonts w:ascii="Tahoma" w:eastAsia="微软雅黑" w:hAnsi="Tahoma" w:hint="eastAsia"/>
+                <w:kern w:val="0"/>
+                <w:sz w:val="22"/>
+              </w:rPr>
+              <w:t>，</w:t>
+            </w:r>
+            <w:r>
+              <w:rPr>
+                <w:rFonts w:ascii="Tahoma" w:eastAsia="微软雅黑" w:hAnsi="Tahoma" w:hint="eastAsia"/>
+                <w:kern w:val="0"/>
+                <w:sz w:val="22"/>
+              </w:rPr>
+              <w:t>手动开启缩放设置</w:t>
+            </w:r>
+            <w:r>
+              <w:rPr>
+                <w:rFonts w:ascii="Tahoma" w:eastAsia="微软雅黑" w:hAnsi="Tahoma"/>
+                <w:kern w:val="0"/>
+                <w:sz w:val="22"/>
+              </w:rPr>
+              <w:t>。</w:t>
+            </w:r>
+          </w:p>
+        </w:tc>
+      </w:tr>
+    </w:tbl>
+    <w:p>
+      <w:pPr>
+        <w:widowControl/>
+        <w:jc w:val="left"/>
+        <w:rPr>
+          <w:rFonts w:ascii="Tahoma" w:eastAsia="微软雅黑" w:hAnsi="Tahoma" w:cstheme="minorBidi"/>
           <w:kern w:val="0"/>
           <w:sz w:val="22"/>
         </w:rPr>
       </w:pPr>
     </w:p>
     <w:sectPr>
-      <w:headerReference w:type="default" r:id="rId111"/>
+      <w:headerReference w:type="default" r:id="rId115"/>
       <w:pgSz w:w="11906" w:h="16838"/>
       <w:pgMar w:top="1440" w:right="1800" w:bottom="1440" w:left="1800" w:header="851" w:footer="992" w:gutter="0"/>
       <w:cols w:space="425"/>

--- a/插件详细手册/23.窗口字符/关于窗口字符.docx
+++ b/插件详细手册/23.窗口字符/关于窗口字符.docx
@@ -715,25 +715,7 @@
           <w:kern w:val="0"/>
           <w:sz w:val="22"/>
         </w:rPr>
-        <w:t>字符</w:t>
-      </w:r>
-      <w:proofErr w:type="gramStart"/>
-      <w:r>
-        <w:rPr>
-          <w:rFonts w:ascii="Tahoma" w:eastAsia="微软雅黑" w:hAnsi="Tahoma" w:hint="eastAsia"/>
-          <w:kern w:val="0"/>
-          <w:sz w:val="22"/>
-        </w:rPr>
-        <w:t>块持续</w:t>
-      </w:r>
-      <w:proofErr w:type="gramEnd"/>
-      <w:r>
-        <w:rPr>
-          <w:rFonts w:ascii="Tahoma" w:eastAsia="微软雅黑" w:hAnsi="Tahoma" w:hint="eastAsia"/>
-          <w:kern w:val="0"/>
-          <w:sz w:val="22"/>
-        </w:rPr>
-        <w:t>动作效果</w:t>
+        <w:t>字符块持续动作效果</w:t>
       </w:r>
     </w:p>
     <w:p>
@@ -996,7 +978,6 @@
         </w:rPr>
         <w:t>.docx</w:t>
       </w:r>
-      <w:proofErr w:type="gramStart"/>
       <w:r>
         <w:rPr>
           <w:rFonts w:ascii="Tahoma" w:eastAsia="微软雅黑" w:hAnsi="Tahoma"/>
@@ -1005,7 +986,6 @@
         </w:rPr>
         <w:t>”</w:t>
       </w:r>
-      <w:proofErr w:type="gramEnd"/>
       <w:r>
         <w:rPr>
           <w:rFonts w:ascii="Tahoma" w:eastAsia="微软雅黑" w:hAnsi="Tahoma" w:hint="eastAsia"/>
@@ -2629,7 +2609,7 @@
           <v:shape id="_x0000_i1025" type="#_x0000_t75" style="width:697.2pt;height:172.8pt" o:ole="">
             <v:imagedata r:id="rId10" o:title=""/>
           </v:shape>
-          <o:OLEObject Type="Embed" ProgID="Visio.Drawing.15" ShapeID="_x0000_i1025" DrawAspect="Content" ObjectID="_1831699410" r:id="rId11"/>
+          <o:OLEObject Type="Embed" ProgID="Visio.Drawing.15" ShapeID="_x0000_i1025" DrawAspect="Content" ObjectID="_1836497469" r:id="rId11"/>
         </w:object>
       </w:r>
     </w:p>
@@ -2810,25 +2790,7 @@
           <w:kern w:val="0"/>
           <w:sz w:val="22"/>
         </w:rPr>
-        <w:t>：是指绘制窗口字符的区域，文本</w:t>
-      </w:r>
-      <w:proofErr w:type="gramStart"/>
-      <w:r>
-        <w:rPr>
-          <w:rFonts w:ascii="Tahoma" w:eastAsia="微软雅黑" w:hAnsi="Tahoma" w:cstheme="minorBidi" w:hint="eastAsia"/>
-          <w:kern w:val="0"/>
-          <w:sz w:val="22"/>
-        </w:rPr>
-        <w:t>域具有</w:t>
-      </w:r>
-      <w:proofErr w:type="gramEnd"/>
-      <w:r>
-        <w:rPr>
-          <w:rFonts w:ascii="Tahoma" w:eastAsia="微软雅黑" w:hAnsi="Tahoma" w:cstheme="minorBidi" w:hint="eastAsia"/>
-          <w:kern w:val="0"/>
-          <w:sz w:val="22"/>
-        </w:rPr>
-        <w:t>高度和宽度。</w:t>
+        <w:t>：是指绘制窗口字符的区域，文本域具有高度和宽度。</w:t>
       </w:r>
     </w:p>
     <w:p>
@@ -2903,7 +2865,6 @@
         </w:rPr>
         <w:t>（有时候简称</w:t>
       </w:r>
-      <w:proofErr w:type="gramStart"/>
       <w:r>
         <w:rPr>
           <w:rFonts w:ascii="Tahoma" w:eastAsia="微软雅黑" w:hAnsi="Tahoma" w:cstheme="minorBidi"/>
@@ -2912,7 +2873,6 @@
         </w:rPr>
         <w:t>”</w:t>
       </w:r>
-      <w:proofErr w:type="gramEnd"/>
       <w:r>
         <w:rPr>
           <w:rFonts w:ascii="Tahoma" w:eastAsia="微软雅黑" w:hAnsi="Tahoma" w:cstheme="minorBidi" w:hint="eastAsia"/>
@@ -2921,7 +2881,6 @@
         </w:rPr>
         <w:t>光标</w:t>
       </w:r>
-      <w:proofErr w:type="gramStart"/>
       <w:r>
         <w:rPr>
           <w:rFonts w:ascii="Tahoma" w:eastAsia="微软雅黑" w:hAnsi="Tahoma" w:cstheme="minorBidi"/>
@@ -2930,7 +2889,6 @@
         </w:rPr>
         <w:t>”</w:t>
       </w:r>
-      <w:proofErr w:type="gramEnd"/>
       <w:r>
         <w:rPr>
           <w:rFonts w:ascii="Tahoma" w:eastAsia="微软雅黑" w:hAnsi="Tahoma" w:cstheme="minorBidi" w:hint="eastAsia"/>
@@ -3756,7 +3714,6 @@
         </w:rPr>
         <w:t>记事本并不能</w:t>
       </w:r>
-      <w:proofErr w:type="gramStart"/>
       <w:r>
         <w:rPr>
           <w:rFonts w:ascii="Tahoma" w:eastAsia="微软雅黑" w:hAnsi="Tahoma" w:cstheme="minorBidi" w:hint="eastAsia"/>
@@ -3771,16 +3728,7 @@
           <w:kern w:val="0"/>
           <w:sz w:val="22"/>
         </w:rPr>
-        <w:t>放</w:t>
-      </w:r>
-      <w:proofErr w:type="gramEnd"/>
-      <w:r>
-        <w:rPr>
-          <w:rFonts w:ascii="Tahoma" w:eastAsia="微软雅黑" w:hAnsi="Tahoma" w:cstheme="minorBidi" w:hint="eastAsia"/>
-          <w:kern w:val="0"/>
-          <w:sz w:val="22"/>
-        </w:rPr>
-        <w:t>图片，这里只是举例。</w:t>
+        <w:t>放图片，这里只是举例。</w:t>
       </w:r>
       <w:r>
         <w:rPr>
@@ -4523,7 +4471,6 @@
           <w:sz w:val="22"/>
         </w:rPr>
       </w:pPr>
-      <w:proofErr w:type="gramStart"/>
       <w:r>
         <w:rPr>
           <w:rFonts w:ascii="Tahoma" w:eastAsia="微软雅黑" w:hAnsi="Tahoma" w:cstheme="minorBidi" w:hint="eastAsia"/>
@@ -4538,16 +4485,7 @@
           <w:kern w:val="0"/>
           <w:sz w:val="22"/>
         </w:rPr>
-        <w:t>核心</w:t>
-      </w:r>
-      <w:proofErr w:type="gramEnd"/>
-      <w:r>
-        <w:rPr>
-          <w:rFonts w:ascii="Tahoma" w:eastAsia="微软雅黑" w:hAnsi="Tahoma" w:cstheme="minorBidi" w:hint="eastAsia"/>
-          <w:kern w:val="0"/>
-          <w:sz w:val="22"/>
-        </w:rPr>
-        <w:t>提供</w:t>
+        <w:t>核心提供</w:t>
       </w:r>
       <w:r>
         <w:rPr>
@@ -5247,25 +5185,7 @@
           <w:kern w:val="0"/>
           <w:sz w:val="22"/>
         </w:rPr>
-        <w:t>绘制</w:t>
-      </w:r>
-      <w:proofErr w:type="gramStart"/>
-      <w:r>
-        <w:rPr>
-          <w:rFonts w:ascii="Tahoma" w:eastAsia="微软雅黑" w:hAnsi="Tahoma" w:cstheme="minorBidi" w:hint="eastAsia"/>
-          <w:kern w:val="0"/>
-          <w:sz w:val="22"/>
-        </w:rPr>
-        <w:t>一</w:t>
-      </w:r>
-      <w:proofErr w:type="gramEnd"/>
-      <w:r>
-        <w:rPr>
-          <w:rFonts w:ascii="Tahoma" w:eastAsia="微软雅黑" w:hAnsi="Tahoma" w:cstheme="minorBidi" w:hint="eastAsia"/>
-          <w:kern w:val="0"/>
-          <w:sz w:val="22"/>
-        </w:rPr>
-        <w:t>次之后，</w:t>
+        <w:t>绘制一次之后，</w:t>
       </w:r>
       <w:r>
         <w:rPr>
@@ -6802,18 +6722,8 @@
           <w:kern w:val="0"/>
           <w:sz w:val="22"/>
         </w:rPr>
-        <w:t>：小爱丽</w:t>
-      </w:r>
-      <w:proofErr w:type="gramStart"/>
-      <w:r>
-        <w:rPr>
-          <w:rFonts w:ascii="Tahoma" w:eastAsia="微软雅黑" w:hAnsi="Tahoma" w:cstheme="minorBidi" w:hint="eastAsia"/>
-          <w:kern w:val="0"/>
-          <w:sz w:val="22"/>
-        </w:rPr>
-        <w:t>丝打开</w:t>
-      </w:r>
-      <w:proofErr w:type="gramEnd"/>
+        <w:t>：小爱丽丝打开</w:t>
+      </w:r>
       <w:r>
         <w:rPr>
           <w:rFonts w:ascii="Tahoma" w:eastAsia="微软雅黑" w:hAnsi="Tahoma" w:cstheme="minorBidi" w:hint="eastAsia"/>
@@ -6881,18 +6791,8 @@
           <w:kern w:val="0"/>
           <w:sz w:val="22"/>
         </w:rPr>
-        <w:t>：小爱丽</w:t>
-      </w:r>
-      <w:proofErr w:type="gramStart"/>
-      <w:r>
-        <w:rPr>
-          <w:rFonts w:ascii="Tahoma" w:eastAsia="微软雅黑" w:hAnsi="Tahoma" w:cstheme="minorBidi" w:hint="eastAsia"/>
-          <w:kern w:val="0"/>
-          <w:sz w:val="22"/>
-        </w:rPr>
-        <w:t>丝打开</w:t>
-      </w:r>
-      <w:proofErr w:type="gramEnd"/>
+        <w:t>：小爱丽丝打开</w:t>
+      </w:r>
       <w:r>
         <w:rPr>
           <w:rFonts w:ascii="Tahoma" w:eastAsia="微软雅黑" w:hAnsi="Tahoma" w:cstheme="minorBidi" w:hint="eastAsia"/>
@@ -7008,18 +6908,8 @@
           <w:kern w:val="0"/>
           <w:sz w:val="22"/>
         </w:rPr>
-        <w:t>：小爱丽</w:t>
-      </w:r>
-      <w:proofErr w:type="gramStart"/>
-      <w:r>
-        <w:rPr>
-          <w:rFonts w:ascii="Tahoma" w:eastAsia="微软雅黑" w:hAnsi="Tahoma" w:cstheme="minorBidi" w:hint="eastAsia"/>
-          <w:kern w:val="0"/>
-          <w:sz w:val="22"/>
-        </w:rPr>
-        <w:t>丝打开</w:t>
-      </w:r>
-      <w:proofErr w:type="gramEnd"/>
+        <w:t>：小爱丽丝打开</w:t>
+      </w:r>
       <w:r>
         <w:rPr>
           <w:rFonts w:ascii="Tahoma" w:eastAsia="微软雅黑" w:hAnsi="Tahoma" w:cstheme="minorBidi" w:hint="eastAsia"/>
@@ -7237,25 +7127,7 @@
           <w:kern w:val="0"/>
           <w:sz w:val="22"/>
         </w:rPr>
-        <w:t>突出了</w:t>
-      </w:r>
-      <w:proofErr w:type="gramStart"/>
-      <w:r>
-        <w:rPr>
-          <w:rFonts w:ascii="Tahoma" w:eastAsia="微软雅黑" w:hAnsi="Tahoma" w:cstheme="minorBidi" w:hint="eastAsia"/>
-          <w:kern w:val="0"/>
-          <w:sz w:val="22"/>
-        </w:rPr>
-        <w:t>玩家想</w:t>
-      </w:r>
-      <w:proofErr w:type="gramEnd"/>
-      <w:r>
-        <w:rPr>
-          <w:rFonts w:ascii="Tahoma" w:eastAsia="微软雅黑" w:hAnsi="Tahoma" w:cstheme="minorBidi" w:hint="eastAsia"/>
-          <w:kern w:val="0"/>
-          <w:sz w:val="22"/>
-        </w:rPr>
-        <w:t>看见的东西。</w:t>
+        <w:t>突出了玩家想看见的东西。</w:t>
       </w:r>
     </w:p>
     <w:p>
@@ -7312,25 +7184,7 @@
           <w:kern w:val="0"/>
           <w:sz w:val="22"/>
         </w:rPr>
-        <w:t>为了进一步突出</w:t>
-      </w:r>
-      <w:proofErr w:type="gramStart"/>
-      <w:r>
-        <w:rPr>
-          <w:rFonts w:ascii="Tahoma" w:eastAsia="微软雅黑" w:hAnsi="Tahoma" w:cstheme="minorBidi" w:hint="eastAsia"/>
-          <w:kern w:val="0"/>
-          <w:sz w:val="22"/>
-        </w:rPr>
-        <w:t>玩家想</w:t>
-      </w:r>
-      <w:proofErr w:type="gramEnd"/>
-      <w:r>
-        <w:rPr>
-          <w:rFonts w:ascii="Tahoma" w:eastAsia="微软雅黑" w:hAnsi="Tahoma" w:cstheme="minorBidi" w:hint="eastAsia"/>
-          <w:kern w:val="0"/>
-          <w:sz w:val="22"/>
-        </w:rPr>
-        <w:t>看见的东西，</w:t>
+        <w:t>为了进一步突出玩家想看见的东西，</w:t>
       </w:r>
       <w:r>
         <w:rPr>
@@ -7382,25 +7236,7 @@
           <w:kern w:val="0"/>
           <w:sz w:val="22"/>
         </w:rPr>
-        <w:t>：小爱丽</w:t>
-      </w:r>
-      <w:proofErr w:type="gramStart"/>
-      <w:r>
-        <w:rPr>
-          <w:rFonts w:ascii="Tahoma" w:eastAsia="微软雅黑" w:hAnsi="Tahoma" w:cstheme="minorBidi" w:hint="eastAsia"/>
-          <w:kern w:val="0"/>
-          <w:sz w:val="22"/>
-        </w:rPr>
-        <w:t>丝打开</w:t>
-      </w:r>
-      <w:proofErr w:type="gramEnd"/>
-      <w:r>
-        <w:rPr>
-          <w:rFonts w:ascii="Tahoma" w:eastAsia="微软雅黑" w:hAnsi="Tahoma" w:cstheme="minorBidi" w:hint="eastAsia"/>
-          <w:kern w:val="0"/>
-          <w:sz w:val="22"/>
-        </w:rPr>
-        <w:t>木质宝箱，获得了</w:t>
+        <w:t>：小爱丽丝打开木质宝箱，获得了</w:t>
       </w:r>
       <w:r>
         <w:rPr>
@@ -7766,25 +7602,7 @@
           <w:kern w:val="0"/>
           <w:sz w:val="22"/>
         </w:rPr>
-        <w:t>小爱丽</w:t>
-      </w:r>
-      <w:proofErr w:type="gramStart"/>
-      <w:r>
-        <w:rPr>
-          <w:rFonts w:ascii="Tahoma" w:eastAsia="微软雅黑" w:hAnsi="Tahoma" w:cstheme="minorBidi" w:hint="eastAsia"/>
-          <w:kern w:val="0"/>
-          <w:sz w:val="22"/>
-        </w:rPr>
-        <w:t>丝打开</w:t>
-      </w:r>
-      <w:proofErr w:type="gramEnd"/>
-      <w:r>
-        <w:rPr>
-          <w:rFonts w:ascii="Tahoma" w:eastAsia="微软雅黑" w:hAnsi="Tahoma" w:cstheme="minorBidi" w:hint="eastAsia"/>
-          <w:kern w:val="0"/>
-          <w:sz w:val="22"/>
-        </w:rPr>
-        <w:t>木质宝箱，获得了</w:t>
+        <w:t>小爱丽丝打开木质宝箱，获得了</w:t>
       </w:r>
       <w:r>
         <w:rPr>
@@ -7929,25 +7747,7 @@
           <w:kern w:val="0"/>
           <w:sz w:val="22"/>
         </w:rPr>
-        <w:t>小爱丽</w:t>
-      </w:r>
-      <w:proofErr w:type="gramStart"/>
-      <w:r>
-        <w:rPr>
-          <w:rFonts w:ascii="Tahoma" w:eastAsia="微软雅黑" w:hAnsi="Tahoma" w:cstheme="minorBidi" w:hint="eastAsia"/>
-          <w:kern w:val="0"/>
-          <w:sz w:val="22"/>
-        </w:rPr>
-        <w:t>丝打开</w:t>
-      </w:r>
-      <w:proofErr w:type="gramEnd"/>
-      <w:r>
-        <w:rPr>
-          <w:rFonts w:ascii="Tahoma" w:eastAsia="微软雅黑" w:hAnsi="Tahoma" w:cstheme="minorBidi" w:hint="eastAsia"/>
-          <w:kern w:val="0"/>
-          <w:sz w:val="22"/>
-        </w:rPr>
-        <w:t>木质宝箱，获得了</w:t>
+        <w:t>小爱丽丝打开木质宝箱，获得了</w:t>
       </w:r>
       <w:r>
         <w:rPr>
@@ -8119,25 +7919,7 @@
           <w:kern w:val="0"/>
           <w:sz w:val="22"/>
         </w:rPr>
-        <w:t>：小爱丽</w:t>
-      </w:r>
-      <w:proofErr w:type="gramStart"/>
-      <w:r>
-        <w:rPr>
-          <w:rFonts w:ascii="Tahoma" w:eastAsia="微软雅黑" w:hAnsi="Tahoma" w:cstheme="minorBidi" w:hint="eastAsia"/>
-          <w:kern w:val="0"/>
-          <w:sz w:val="22"/>
-        </w:rPr>
-        <w:t>丝打开</w:t>
-      </w:r>
-      <w:proofErr w:type="gramEnd"/>
-      <w:r>
-        <w:rPr>
-          <w:rFonts w:ascii="Tahoma" w:eastAsia="微软雅黑" w:hAnsi="Tahoma" w:cstheme="minorBidi" w:hint="eastAsia"/>
-          <w:kern w:val="0"/>
-          <w:sz w:val="22"/>
-        </w:rPr>
-        <w:t>木质宝箱，获得了</w:t>
+        <w:t>：小爱丽丝打开木质宝箱，获得了</w:t>
       </w:r>
       <w:r>
         <w:rPr>
@@ -8394,25 +8176,7 @@
           <w:kern w:val="0"/>
           <w:sz w:val="22"/>
         </w:rPr>
-        <w:t>小爱丽</w:t>
-      </w:r>
-      <w:proofErr w:type="gramStart"/>
-      <w:r>
-        <w:rPr>
-          <w:rFonts w:ascii="Tahoma" w:eastAsia="微软雅黑" w:hAnsi="Tahoma" w:cstheme="minorBidi" w:hint="eastAsia"/>
-          <w:kern w:val="0"/>
-          <w:sz w:val="22"/>
-        </w:rPr>
-        <w:t>丝打开</w:t>
-      </w:r>
-      <w:proofErr w:type="gramEnd"/>
-      <w:r>
-        <w:rPr>
-          <w:rFonts w:ascii="Tahoma" w:eastAsia="微软雅黑" w:hAnsi="Tahoma" w:cstheme="minorBidi" w:hint="eastAsia"/>
-          <w:kern w:val="0"/>
-          <w:sz w:val="22"/>
-        </w:rPr>
-        <w:t>木质宝箱，获得了</w:t>
+        <w:t>小爱丽丝打开木质宝箱，获得了</w:t>
       </w:r>
       <w:r>
         <w:rPr>
@@ -8700,25 +8464,7 @@
           <w:kern w:val="0"/>
           <w:sz w:val="22"/>
         </w:rPr>
-        <w:t>小爱丽</w:t>
-      </w:r>
-      <w:proofErr w:type="gramStart"/>
-      <w:r>
-        <w:rPr>
-          <w:rFonts w:ascii="Tahoma" w:eastAsia="微软雅黑" w:hAnsi="Tahoma" w:cstheme="minorBidi" w:hint="eastAsia"/>
-          <w:kern w:val="0"/>
-          <w:sz w:val="22"/>
-        </w:rPr>
-        <w:t>丝打开</w:t>
-      </w:r>
-      <w:proofErr w:type="gramEnd"/>
-      <w:r>
-        <w:rPr>
-          <w:rFonts w:ascii="Tahoma" w:eastAsia="微软雅黑" w:hAnsi="Tahoma" w:cstheme="minorBidi" w:hint="eastAsia"/>
-          <w:kern w:val="0"/>
-          <w:sz w:val="22"/>
-        </w:rPr>
-        <w:t>木质宝箱，获得了</w:t>
+        <w:t>小爱丽丝打开木质宝箱，获得了</w:t>
       </w:r>
       <w:r>
         <w:rPr>
@@ -9240,25 +8986,7 @@
           <w:kern w:val="0"/>
           <w:sz w:val="22"/>
         </w:rPr>
-        <w:t>仔细</w:t>
-      </w:r>
-      <w:proofErr w:type="gramStart"/>
-      <w:r>
-        <w:rPr>
-          <w:rFonts w:ascii="Tahoma" w:eastAsia="微软雅黑" w:hAnsi="Tahoma" w:cstheme="minorBidi" w:hint="eastAsia"/>
-          <w:kern w:val="0"/>
-          <w:sz w:val="22"/>
-        </w:rPr>
-        <w:t>看其实</w:t>
-      </w:r>
-      <w:proofErr w:type="gramEnd"/>
-      <w:r>
-        <w:rPr>
-          <w:rFonts w:ascii="Tahoma" w:eastAsia="微软雅黑" w:hAnsi="Tahoma" w:cstheme="minorBidi" w:hint="eastAsia"/>
-          <w:kern w:val="0"/>
-          <w:sz w:val="22"/>
-        </w:rPr>
-        <w:t>并不</w:t>
+        <w:t>仔细看其实并不</w:t>
       </w:r>
       <w:r>
         <w:rPr>
@@ -10276,10 +10004,10 @@
           <w:rFonts w:hint="eastAsia"/>
         </w:rPr>
         <w:object w:dxaOrig="7993" w:dyaOrig="5556" w14:anchorId="77F9D021">
-          <v:shape id="_x0000_i1029" type="#_x0000_t75" style="width:367.8pt;height:255pt" o:ole="">
+          <v:shape id="_x0000_i1029" type="#_x0000_t75" style="width:367.95pt;height:255.05pt" o:ole="">
             <v:imagedata r:id="rId28" o:title=""/>
           </v:shape>
-          <o:OLEObject Type="Embed" ProgID="Visio.Drawing.15" ShapeID="_x0000_i1029" DrawAspect="Content" ObjectID="_1831699411" r:id="rId29"/>
+          <o:OLEObject Type="Embed" ProgID="Visio.Drawing.15" ShapeID="_x0000_i1029" DrawAspect="Content" ObjectID="_1836497470" r:id="rId29"/>
         </w:object>
       </w:r>
     </w:p>
@@ -10653,7 +10381,6 @@
         </w:rPr>
         <w:t>能识别</w:t>
       </w:r>
-      <w:proofErr w:type="gramStart"/>
       <w:r>
         <w:rPr>
           <w:rFonts w:ascii="Tahoma" w:eastAsia="微软雅黑" w:hAnsi="Tahoma" w:cstheme="minorBidi"/>
@@ -10663,7 +10390,6 @@
         </w:rPr>
         <w:t>”</w:t>
       </w:r>
-      <w:proofErr w:type="gramEnd"/>
       <w:r>
         <w:rPr>
           <w:rFonts w:ascii="Tahoma" w:eastAsia="微软雅黑" w:hAnsi="Tahoma" w:cstheme="minorBidi" w:hint="eastAsia"/>
@@ -11516,7 +11242,6 @@
         </w:rPr>
         <w:t>能识别</w:t>
       </w:r>
-      <w:proofErr w:type="gramStart"/>
       <w:r>
         <w:rPr>
           <w:rFonts w:ascii="Tahoma" w:eastAsia="微软雅黑" w:hAnsi="Tahoma" w:cstheme="minorBidi"/>
@@ -11526,7 +11251,6 @@
         </w:rPr>
         <w:t>”</w:t>
       </w:r>
-      <w:proofErr w:type="gramEnd"/>
       <w:r>
         <w:rPr>
           <w:rFonts w:ascii="Tahoma" w:eastAsia="微软雅黑" w:hAnsi="Tahoma" w:cstheme="minorBidi" w:hint="eastAsia"/>
@@ -11536,7 +11260,6 @@
         </w:rPr>
         <w:t>\xxx</w:t>
       </w:r>
-      <w:proofErr w:type="gramStart"/>
       <w:r>
         <w:rPr>
           <w:rFonts w:ascii="Tahoma" w:eastAsia="微软雅黑" w:hAnsi="Tahoma" w:cstheme="minorBidi"/>
@@ -11546,7 +11269,6 @@
         </w:rPr>
         <w:t>”</w:t>
       </w:r>
-      <w:proofErr w:type="gramEnd"/>
       <w:r>
         <w:rPr>
           <w:rFonts w:ascii="Tahoma" w:eastAsia="微软雅黑" w:hAnsi="Tahoma" w:cstheme="minorBidi" w:hint="eastAsia"/>
@@ -11556,7 +11278,6 @@
         </w:rPr>
         <w:t>或</w:t>
       </w:r>
-      <w:proofErr w:type="gramStart"/>
       <w:r>
         <w:rPr>
           <w:rFonts w:ascii="Tahoma" w:eastAsia="微软雅黑" w:hAnsi="Tahoma" w:cstheme="minorBidi"/>
@@ -11566,7 +11287,6 @@
         </w:rPr>
         <w:t>”</w:t>
       </w:r>
-      <w:proofErr w:type="gramEnd"/>
       <w:r>
         <w:rPr>
           <w:rFonts w:ascii="Tahoma" w:eastAsia="微软雅黑" w:hAnsi="Tahoma" w:cstheme="minorBidi" w:hint="eastAsia"/>
@@ -11576,7 +11296,6 @@
         </w:rPr>
         <w:t>\xxx[]</w:t>
       </w:r>
-      <w:proofErr w:type="gramStart"/>
       <w:r>
         <w:rPr>
           <w:rFonts w:ascii="Tahoma" w:eastAsia="微软雅黑" w:hAnsi="Tahoma" w:cstheme="minorBidi"/>
@@ -11586,7 +11305,6 @@
         </w:rPr>
         <w:t>”</w:t>
       </w:r>
-      <w:proofErr w:type="gramEnd"/>
       <w:r>
         <w:rPr>
           <w:rFonts w:ascii="Tahoma" w:eastAsia="微软雅黑" w:hAnsi="Tahoma" w:cstheme="minorBidi" w:hint="eastAsia"/>
@@ -11957,7 +11675,6 @@
         </w:rPr>
         <w:t>一般特指</w:t>
       </w:r>
-      <w:proofErr w:type="gramStart"/>
       <w:r>
         <w:rPr>
           <w:rFonts w:ascii="Tahoma" w:eastAsia="微软雅黑" w:hAnsi="Tahoma" w:cstheme="minorBidi"/>
@@ -11967,7 +11684,6 @@
         </w:rPr>
         <w:t>”</w:t>
       </w:r>
-      <w:proofErr w:type="gramEnd"/>
       <w:r>
         <w:rPr>
           <w:rFonts w:ascii="Tahoma" w:eastAsia="微软雅黑" w:hAnsi="Tahoma" w:cstheme="minorBidi" w:hint="eastAsia"/>
@@ -11977,7 +11693,6 @@
         </w:rPr>
         <w:t>\xxx[\v[21]]</w:t>
       </w:r>
-      <w:proofErr w:type="gramStart"/>
       <w:r>
         <w:rPr>
           <w:rFonts w:ascii="Tahoma" w:eastAsia="微软雅黑" w:hAnsi="Tahoma" w:cstheme="minorBidi"/>
@@ -11987,7 +11702,6 @@
         </w:rPr>
         <w:t>”</w:t>
       </w:r>
-      <w:proofErr w:type="gramEnd"/>
       <w:r>
         <w:rPr>
           <w:rFonts w:ascii="Tahoma" w:eastAsia="微软雅黑" w:hAnsi="Tahoma" w:cstheme="minorBidi" w:hint="eastAsia"/>
@@ -12019,7 +11733,6 @@
         </w:rPr>
         <w:t>比如我们知道</w:t>
       </w:r>
-      <w:proofErr w:type="gramStart"/>
       <w:r>
         <w:rPr>
           <w:rFonts w:ascii="Tahoma" w:eastAsia="微软雅黑" w:hAnsi="Tahoma" w:cstheme="minorBidi"/>
@@ -12029,7 +11742,6 @@
         </w:rPr>
         <w:t>”</w:t>
       </w:r>
-      <w:proofErr w:type="gramEnd"/>
       <w:r>
         <w:rPr>
           <w:rFonts w:ascii="Tahoma" w:eastAsia="微软雅黑" w:hAnsi="Tahoma" w:cstheme="minorBidi" w:hint="eastAsia"/>
@@ -12039,7 +11751,6 @@
         </w:rPr>
         <w:t>\c[2]</w:t>
       </w:r>
-      <w:proofErr w:type="gramStart"/>
       <w:r>
         <w:rPr>
           <w:rFonts w:ascii="Tahoma" w:eastAsia="微软雅黑" w:hAnsi="Tahoma" w:cstheme="minorBidi"/>
@@ -12049,7 +11760,6 @@
         </w:rPr>
         <w:t>”</w:t>
       </w:r>
-      <w:proofErr w:type="gramEnd"/>
       <w:r>
         <w:rPr>
           <w:rFonts w:ascii="Tahoma" w:eastAsia="微软雅黑" w:hAnsi="Tahoma" w:cstheme="minorBidi" w:hint="eastAsia"/>
@@ -12077,7 +11787,6 @@
         </w:rPr>
         <w:t>，那么</w:t>
       </w:r>
-      <w:proofErr w:type="gramStart"/>
       <w:r>
         <w:rPr>
           <w:rFonts w:ascii="Tahoma" w:eastAsia="微软雅黑" w:hAnsi="Tahoma" w:cstheme="minorBidi"/>
@@ -12087,7 +11796,6 @@
         </w:rPr>
         <w:t>”</w:t>
       </w:r>
-      <w:proofErr w:type="gramEnd"/>
       <w:r>
         <w:rPr>
           <w:rFonts w:ascii="Tahoma" w:eastAsia="微软雅黑" w:hAnsi="Tahoma" w:cstheme="minorBidi" w:hint="eastAsia"/>
@@ -12097,7 +11805,6 @@
         </w:rPr>
         <w:t>\c[\v[21]]</w:t>
       </w:r>
-      <w:proofErr w:type="gramStart"/>
       <w:r>
         <w:rPr>
           <w:rFonts w:ascii="Tahoma" w:eastAsia="微软雅黑" w:hAnsi="Tahoma" w:cstheme="minorBidi"/>
@@ -12107,7 +11814,6 @@
         </w:rPr>
         <w:t>”</w:t>
       </w:r>
-      <w:proofErr w:type="gramEnd"/>
       <w:r>
         <w:rPr>
           <w:rFonts w:ascii="Tahoma" w:eastAsia="微软雅黑" w:hAnsi="Tahoma" w:cstheme="minorBidi" w:hint="eastAsia"/>
@@ -12181,7 +11887,6 @@
         </w:rPr>
         <w:t>有</w:t>
       </w:r>
-      <w:proofErr w:type="gramStart"/>
       <w:r>
         <w:rPr>
           <w:rFonts w:ascii="Tahoma" w:eastAsia="微软雅黑" w:hAnsi="Tahoma" w:cstheme="minorBidi"/>
@@ -12190,7 +11895,6 @@
         </w:rPr>
         <w:t>”</w:t>
       </w:r>
-      <w:proofErr w:type="gramEnd"/>
       <w:r>
         <w:rPr>
           <w:rFonts w:ascii="Tahoma" w:eastAsia="微软雅黑" w:hAnsi="Tahoma" w:cstheme="minorBidi" w:hint="eastAsia"/>
@@ -12199,7 +11903,6 @@
         </w:rPr>
         <w:t>\v[\v[21]]</w:t>
       </w:r>
-      <w:proofErr w:type="gramStart"/>
       <w:r>
         <w:rPr>
           <w:rFonts w:ascii="Tahoma" w:eastAsia="微软雅黑" w:hAnsi="Tahoma" w:cstheme="minorBidi"/>
@@ -12208,7 +11911,6 @@
         </w:rPr>
         <w:t>”</w:t>
       </w:r>
-      <w:proofErr w:type="gramEnd"/>
       <w:r>
         <w:rPr>
           <w:rFonts w:ascii="Tahoma" w:eastAsia="微软雅黑" w:hAnsi="Tahoma" w:cstheme="minorBidi" w:hint="eastAsia"/>
@@ -12217,7 +11919,6 @@
         </w:rPr>
         <w:t>表示变量值的变量、</w:t>
       </w:r>
-      <w:proofErr w:type="gramStart"/>
       <w:r>
         <w:rPr>
           <w:rFonts w:ascii="Tahoma" w:eastAsia="微软雅黑" w:hAnsi="Tahoma" w:cstheme="minorBidi"/>
@@ -12226,7 +11927,6 @@
         </w:rPr>
         <w:t>”</w:t>
       </w:r>
-      <w:proofErr w:type="gramEnd"/>
       <w:r>
         <w:rPr>
           <w:rFonts w:ascii="Tahoma" w:eastAsia="微软雅黑" w:hAnsi="Tahoma" w:cstheme="minorBidi" w:hint="eastAsia"/>
@@ -12235,7 +11935,6 @@
         </w:rPr>
         <w:t>\str[\v[21]]</w:t>
       </w:r>
-      <w:proofErr w:type="gramStart"/>
       <w:r>
         <w:rPr>
           <w:rFonts w:ascii="Tahoma" w:eastAsia="微软雅黑" w:hAnsi="Tahoma" w:cstheme="minorBidi"/>
@@ -12244,7 +11943,6 @@
         </w:rPr>
         <w:t>”</w:t>
       </w:r>
-      <w:proofErr w:type="gramEnd"/>
       <w:r>
         <w:rPr>
           <w:rFonts w:ascii="Tahoma" w:eastAsia="微软雅黑" w:hAnsi="Tahoma" w:cstheme="minorBidi" w:hint="eastAsia"/>
@@ -12523,7 +12221,6 @@
         </w:rPr>
         <w:t>能识别</w:t>
       </w:r>
-      <w:proofErr w:type="gramStart"/>
       <w:r>
         <w:rPr>
           <w:rFonts w:ascii="Tahoma" w:eastAsia="微软雅黑" w:hAnsi="Tahoma" w:cstheme="minorBidi"/>
@@ -12533,7 +12230,6 @@
         </w:rPr>
         <w:t>”</w:t>
       </w:r>
-      <w:proofErr w:type="gramEnd"/>
       <w:r>
         <w:rPr>
           <w:rFonts w:ascii="Tahoma" w:eastAsia="微软雅黑" w:hAnsi="Tahoma" w:cstheme="minorBidi" w:hint="eastAsia"/>
@@ -12543,7 +12239,6 @@
         </w:rPr>
         <w:t>\xxx</w:t>
       </w:r>
-      <w:proofErr w:type="gramStart"/>
       <w:r>
         <w:rPr>
           <w:rFonts w:ascii="Tahoma" w:eastAsia="微软雅黑" w:hAnsi="Tahoma" w:cstheme="minorBidi"/>
@@ -12553,7 +12248,6 @@
         </w:rPr>
         <w:t>”</w:t>
       </w:r>
-      <w:proofErr w:type="gramEnd"/>
       <w:r>
         <w:rPr>
           <w:rFonts w:ascii="Tahoma" w:eastAsia="微软雅黑" w:hAnsi="Tahoma" w:cstheme="minorBidi" w:hint="eastAsia"/>
@@ -12563,7 +12257,6 @@
         </w:rPr>
         <w:t>或</w:t>
       </w:r>
-      <w:proofErr w:type="gramStart"/>
       <w:r>
         <w:rPr>
           <w:rFonts w:ascii="Tahoma" w:eastAsia="微软雅黑" w:hAnsi="Tahoma" w:cstheme="minorBidi"/>
@@ -12573,7 +12266,6 @@
         </w:rPr>
         <w:t>”</w:t>
       </w:r>
-      <w:proofErr w:type="gramEnd"/>
       <w:r>
         <w:rPr>
           <w:rFonts w:ascii="Tahoma" w:eastAsia="微软雅黑" w:hAnsi="Tahoma" w:cstheme="minorBidi" w:hint="eastAsia"/>
@@ -12591,7 +12283,6 @@
         </w:rPr>
         <w:t>]</w:t>
       </w:r>
-      <w:proofErr w:type="gramStart"/>
       <w:r>
         <w:rPr>
           <w:rFonts w:ascii="Tahoma" w:eastAsia="微软雅黑" w:hAnsi="Tahoma" w:cstheme="minorBidi"/>
@@ -12600,7 +12291,6 @@
         </w:rPr>
         <w:t>”</w:t>
       </w:r>
-      <w:proofErr w:type="gramEnd"/>
       <w:r>
         <w:rPr>
           <w:rFonts w:ascii="Tahoma" w:eastAsia="微软雅黑" w:hAnsi="Tahoma" w:cstheme="minorBidi" w:hint="eastAsia"/>
@@ -12878,7 +12568,6 @@
         </w:rPr>
         <w:t>能识别</w:t>
       </w:r>
-      <w:proofErr w:type="gramStart"/>
       <w:r>
         <w:rPr>
           <w:rFonts w:ascii="Tahoma" w:eastAsia="微软雅黑" w:hAnsi="Tahoma" w:cstheme="minorBidi"/>
@@ -12888,7 +12577,6 @@
         </w:rPr>
         <w:t>”</w:t>
       </w:r>
-      <w:proofErr w:type="gramEnd"/>
       <w:r>
         <w:rPr>
           <w:rFonts w:ascii="Tahoma" w:eastAsia="微软雅黑" w:hAnsi="Tahoma" w:cstheme="minorBidi" w:hint="eastAsia"/>
@@ -12898,7 +12586,6 @@
         </w:rPr>
         <w:t>\xxx</w:t>
       </w:r>
-      <w:proofErr w:type="gramStart"/>
       <w:r>
         <w:rPr>
           <w:rFonts w:ascii="Tahoma" w:eastAsia="微软雅黑" w:hAnsi="Tahoma" w:cstheme="minorBidi"/>
@@ -12908,7 +12595,6 @@
         </w:rPr>
         <w:t>”</w:t>
       </w:r>
-      <w:proofErr w:type="gramEnd"/>
       <w:r>
         <w:rPr>
           <w:rFonts w:ascii="Tahoma" w:eastAsia="微软雅黑" w:hAnsi="Tahoma" w:cstheme="minorBidi" w:hint="eastAsia"/>
@@ -12918,7 +12604,6 @@
         </w:rPr>
         <w:t>或</w:t>
       </w:r>
-      <w:proofErr w:type="gramStart"/>
       <w:r>
         <w:rPr>
           <w:rFonts w:ascii="Tahoma" w:eastAsia="微软雅黑" w:hAnsi="Tahoma" w:cstheme="minorBidi"/>
@@ -12928,7 +12613,6 @@
         </w:rPr>
         <w:t>”</w:t>
       </w:r>
-      <w:proofErr w:type="gramEnd"/>
       <w:r>
         <w:rPr>
           <w:rFonts w:ascii="Tahoma" w:eastAsia="微软雅黑" w:hAnsi="Tahoma" w:cstheme="minorBidi" w:hint="eastAsia"/>
@@ -12946,7 +12630,6 @@
         </w:rPr>
         <w:t>]</w:t>
       </w:r>
-      <w:proofErr w:type="gramStart"/>
       <w:r>
         <w:rPr>
           <w:rFonts w:ascii="Tahoma" w:eastAsia="微软雅黑" w:hAnsi="Tahoma" w:cstheme="minorBidi"/>
@@ -12955,7 +12638,6 @@
         </w:rPr>
         <w:t>”</w:t>
       </w:r>
-      <w:proofErr w:type="gramEnd"/>
       <w:r>
         <w:rPr>
           <w:rFonts w:ascii="Tahoma" w:eastAsia="微软雅黑" w:hAnsi="Tahoma" w:cstheme="minorBidi" w:hint="eastAsia"/>
@@ -13026,18 +12708,8 @@
           <w:kern w:val="0"/>
           <w:sz w:val="22"/>
         </w:rPr>
-        <w:t>，比如等待、实时</w:t>
-      </w:r>
-      <w:proofErr w:type="gramStart"/>
-      <w:r>
-        <w:rPr>
-          <w:rFonts w:ascii="Tahoma" w:eastAsia="微软雅黑" w:hAnsi="Tahoma" w:cstheme="minorBidi" w:hint="eastAsia"/>
-          <w:kern w:val="0"/>
-          <w:sz w:val="22"/>
-        </w:rPr>
-        <w:t>切换脸图功能</w:t>
-      </w:r>
-      <w:proofErr w:type="gramEnd"/>
+        <w:t>，比如等待、实时切换脸图功能</w:t>
+      </w:r>
       <w:r>
         <w:rPr>
           <w:rFonts w:ascii="Tahoma" w:eastAsia="微软雅黑" w:hAnsi="Tahoma" w:cstheme="minorBidi" w:hint="eastAsia"/>
@@ -14165,10 +13837,10 @@
           <w:sz w:val="22"/>
         </w:rPr>
         <w:object w:dxaOrig="9888" w:dyaOrig="3469" w14:anchorId="15037762">
-          <v:shape id="_x0000_i1030" type="#_x0000_t75" style="width:404.4pt;height:142.8pt" o:ole="">
+          <v:shape id="_x0000_i1030" type="#_x0000_t75" style="width:404.55pt;height:142.8pt" o:ole="">
             <v:imagedata r:id="rId40" o:title=""/>
           </v:shape>
-          <o:OLEObject Type="Embed" ProgID="Visio.Drawing.15" ShapeID="_x0000_i1030" DrawAspect="Content" ObjectID="_1831699412" r:id="rId41"/>
+          <o:OLEObject Type="Embed" ProgID="Visio.Drawing.15" ShapeID="_x0000_i1030" DrawAspect="Content" ObjectID="_1836497471" r:id="rId41"/>
         </w:object>
       </w:r>
     </w:p>
@@ -14745,7 +14417,6 @@
         </w:rPr>
         <w:t>比如用</w:t>
       </w:r>
-      <w:proofErr w:type="gramStart"/>
       <w:r>
         <w:rPr>
           <w:rFonts w:ascii="Tahoma" w:eastAsia="微软雅黑" w:hAnsi="Tahoma" w:cstheme="minorBidi"/>
@@ -14754,7 +14425,6 @@
         </w:rPr>
         <w:t>”</w:t>
       </w:r>
-      <w:proofErr w:type="gramEnd"/>
       <w:r>
         <w:rPr>
           <w:rFonts w:ascii="Tahoma" w:eastAsia="微软雅黑" w:hAnsi="Tahoma" w:cstheme="minorBidi"/>
@@ -14779,7 +14449,6 @@
         </w:rPr>
         <w:t>]</w:t>
       </w:r>
-      <w:proofErr w:type="gramStart"/>
       <w:r>
         <w:rPr>
           <w:rFonts w:ascii="Tahoma" w:eastAsia="微软雅黑" w:hAnsi="Tahoma" w:cstheme="minorBidi"/>
@@ -14788,7 +14457,6 @@
         </w:rPr>
         <w:t>”</w:t>
       </w:r>
-      <w:proofErr w:type="gramEnd"/>
       <w:r>
         <w:rPr>
           <w:rFonts w:ascii="Tahoma" w:eastAsia="微软雅黑" w:hAnsi="Tahoma" w:cstheme="minorBidi"/>
@@ -14915,10 +14583,10 @@
           <w:rFonts w:hint="eastAsia"/>
         </w:rPr>
         <w:object w:dxaOrig="4645" w:dyaOrig="1668" w14:anchorId="04E3510B">
-          <v:shape id="_x0000_i1031" type="#_x0000_t75" style="width:231.6pt;height:83.4pt" o:ole="">
+          <v:shape id="_x0000_i1031" type="#_x0000_t75" style="width:231.25pt;height:83.6pt" o:ole="">
             <v:imagedata r:id="rId42" o:title=""/>
           </v:shape>
-          <o:OLEObject Type="Embed" ProgID="Visio.Drawing.15" ShapeID="_x0000_i1031" DrawAspect="Content" ObjectID="_1831699413" r:id="rId43"/>
+          <o:OLEObject Type="Embed" ProgID="Visio.Drawing.15" ShapeID="_x0000_i1031" DrawAspect="Content" ObjectID="_1836497472" r:id="rId43"/>
         </w:object>
       </w:r>
     </w:p>
@@ -15328,7 +14996,6 @@
         </w:rPr>
         <w:t>.docx</w:t>
       </w:r>
-      <w:proofErr w:type="gramStart"/>
       <w:r>
         <w:rPr>
           <w:rFonts w:ascii="Tahoma" w:eastAsia="微软雅黑" w:hAnsi="Tahoma" w:cstheme="minorBidi"/>
@@ -15337,7 +15004,6 @@
         </w:rPr>
         <w:t>”</w:t>
       </w:r>
-      <w:proofErr w:type="gramEnd"/>
       <w:r>
         <w:rPr>
           <w:rFonts w:ascii="Tahoma" w:eastAsia="微软雅黑" w:hAnsi="Tahoma" w:cstheme="minorBidi" w:hint="eastAsia"/>
@@ -16256,7 +15922,6 @@
         </w:rPr>
         <w:t>如果光标偏移字符写在中间，比如</w:t>
       </w:r>
-      <w:proofErr w:type="gramStart"/>
       <w:r>
         <w:rPr>
           <w:rFonts w:ascii="Tahoma" w:eastAsia="微软雅黑" w:hAnsi="Tahoma" w:cstheme="minorBidi"/>
@@ -16265,7 +15930,6 @@
         </w:rPr>
         <w:t>”</w:t>
       </w:r>
-      <w:proofErr w:type="gramEnd"/>
       <w:r>
         <w:rPr>
           <w:rFonts w:ascii="Tahoma" w:eastAsia="微软雅黑" w:hAnsi="Tahoma" w:cstheme="minorBidi"/>
@@ -16274,7 +15938,6 @@
         </w:rPr>
         <w:t>1234\px[50]abcd</w:t>
       </w:r>
-      <w:proofErr w:type="gramStart"/>
       <w:r>
         <w:rPr>
           <w:rFonts w:ascii="Tahoma" w:eastAsia="微软雅黑" w:hAnsi="Tahoma" w:cstheme="minorBidi"/>
@@ -16283,7 +15946,6 @@
         </w:rPr>
         <w:t>”</w:t>
       </w:r>
-      <w:proofErr w:type="gramEnd"/>
       <w:r>
         <w:rPr>
           <w:rFonts w:ascii="Tahoma" w:eastAsia="微软雅黑" w:hAnsi="Tahoma" w:cstheme="minorBidi" w:hint="eastAsia"/>
@@ -16292,7 +15954,6 @@
         </w:rPr>
         <w:t>，可以造成</w:t>
       </w:r>
-      <w:proofErr w:type="gramStart"/>
       <w:r>
         <w:rPr>
           <w:rFonts w:ascii="Tahoma" w:eastAsia="微软雅黑" w:hAnsi="Tahoma" w:cstheme="minorBidi"/>
@@ -16301,7 +15962,6 @@
         </w:rPr>
         <w:t>”</w:t>
       </w:r>
-      <w:proofErr w:type="gramEnd"/>
       <w:r>
         <w:rPr>
           <w:rFonts w:ascii="Tahoma" w:eastAsia="微软雅黑" w:hAnsi="Tahoma" w:cstheme="minorBidi" w:hint="eastAsia"/>
@@ -16310,7 +15970,6 @@
         </w:rPr>
         <w:t>断开</w:t>
       </w:r>
-      <w:proofErr w:type="gramStart"/>
       <w:r>
         <w:rPr>
           <w:rFonts w:ascii="Tahoma" w:eastAsia="微软雅黑" w:hAnsi="Tahoma" w:cstheme="minorBidi"/>
@@ -16319,7 +15978,6 @@
         </w:rPr>
         <w:t>”</w:t>
       </w:r>
-      <w:proofErr w:type="gramEnd"/>
       <w:r>
         <w:rPr>
           <w:rFonts w:ascii="Tahoma" w:eastAsia="微软雅黑" w:hAnsi="Tahoma" w:cstheme="minorBidi" w:hint="eastAsia"/>
@@ -16804,27 +16462,7 @@
                 <w:sz w:val="20"/>
                 <w:szCs w:val="20"/>
               </w:rPr>
-              <w:t>\</w:t>
-            </w:r>
-            <w:proofErr w:type="gramStart"/>
-            <w:r>
-              <w:rPr>
-                <w:rFonts w:ascii="Tahoma" w:eastAsia="微软雅黑" w:hAnsi="Tahoma" w:hint="eastAsia"/>
-                <w:kern w:val="0"/>
-                <w:sz w:val="20"/>
-                <w:szCs w:val="20"/>
-              </w:rPr>
-              <w:t>px[</w:t>
-            </w:r>
-            <w:proofErr w:type="gramEnd"/>
-            <w:r>
-              <w:rPr>
-                <w:rFonts w:ascii="Tahoma" w:eastAsia="微软雅黑" w:hAnsi="Tahoma" w:hint="eastAsia"/>
-                <w:kern w:val="0"/>
-                <w:sz w:val="20"/>
-                <w:szCs w:val="20"/>
-              </w:rPr>
-              <w:t>]</w:t>
+              <w:t>\px[]</w:t>
             </w:r>
           </w:p>
         </w:tc>
@@ -16980,27 +16618,7 @@
                 <w:sz w:val="20"/>
                 <w:szCs w:val="20"/>
               </w:rPr>
-              <w:t>\</w:t>
-            </w:r>
-            <w:proofErr w:type="gramStart"/>
-            <w:r>
-              <w:rPr>
-                <w:rFonts w:ascii="Tahoma" w:eastAsia="微软雅黑" w:hAnsi="Tahoma" w:hint="eastAsia"/>
-                <w:kern w:val="0"/>
-                <w:sz w:val="20"/>
-                <w:szCs w:val="20"/>
-              </w:rPr>
-              <w:t>py[</w:t>
-            </w:r>
-            <w:proofErr w:type="gramEnd"/>
-            <w:r>
-              <w:rPr>
-                <w:rFonts w:ascii="Tahoma" w:eastAsia="微软雅黑" w:hAnsi="Tahoma" w:hint="eastAsia"/>
-                <w:kern w:val="0"/>
-                <w:sz w:val="20"/>
-                <w:szCs w:val="20"/>
-              </w:rPr>
-              <w:t>]</w:t>
+              <w:t>\py[]</w:t>
             </w:r>
           </w:p>
         </w:tc>
@@ -17290,7 +16908,6 @@
           <w:sz w:val="22"/>
         </w:rPr>
       </w:pPr>
-      <w:proofErr w:type="gramStart"/>
       <w:r>
         <w:rPr>
           <w:rFonts w:ascii="Tahoma" w:eastAsia="微软雅黑" w:hAnsi="Tahoma" w:hint="eastAsia"/>
@@ -17299,7 +16916,6 @@
         </w:rPr>
         <w:t>但设置</w:t>
       </w:r>
-      <w:proofErr w:type="gramEnd"/>
       <w:r>
         <w:rPr>
           <w:rFonts w:ascii="Tahoma" w:eastAsia="微软雅黑" w:hAnsi="Tahoma" w:hint="eastAsia"/>
@@ -17515,27 +17131,8 @@
           <w:kern w:val="0"/>
           <w:sz w:val="22"/>
         </w:rPr>
-        <w:t>（行</w:t>
-      </w:r>
-      <w:proofErr w:type="gramStart"/>
-      <w:r>
-        <w:rPr>
-          <w:rFonts w:ascii="Tahoma" w:eastAsia="微软雅黑" w:hAnsi="Tahoma" w:cstheme="minorBidi" w:hint="eastAsia"/>
-          <w:kern w:val="0"/>
-          <w:sz w:val="22"/>
-        </w:rPr>
-        <w:t>高相关</w:t>
-      </w:r>
-      <w:proofErr w:type="gramEnd"/>
-      <w:r>
-        <w:rPr>
-          <w:rFonts w:ascii="Tahoma" w:eastAsia="微软雅黑" w:hAnsi="Tahoma" w:cstheme="minorBidi" w:hint="eastAsia"/>
-          <w:kern w:val="0"/>
-          <w:sz w:val="22"/>
-        </w:rPr>
-        <w:t>功能，可以去看看文档：</w:t>
-      </w:r>
-      <w:proofErr w:type="gramStart"/>
+        <w:t>（行高相关功能，可以去看看文档：</w:t>
+      </w:r>
       <w:r>
         <w:rPr>
           <w:rFonts w:ascii="Tahoma" w:eastAsia="微软雅黑" w:hAnsi="Tahoma" w:cstheme="minorBidi"/>
@@ -17544,7 +17141,6 @@
         </w:rPr>
         <w:t>”</w:t>
       </w:r>
-      <w:proofErr w:type="gramEnd"/>
       <w:r>
         <w:rPr>
           <w:rFonts w:ascii="Tahoma" w:eastAsia="微软雅黑" w:hAnsi="Tahoma" w:hint="eastAsia"/>
@@ -17590,7 +17186,6 @@
         </w:rPr>
         <w:t>.docx</w:t>
       </w:r>
-      <w:proofErr w:type="gramStart"/>
       <w:r>
         <w:rPr>
           <w:rFonts w:ascii="Tahoma" w:eastAsia="微软雅黑" w:hAnsi="Tahoma" w:cstheme="minorBidi"/>
@@ -17599,7 +17194,6 @@
         </w:rPr>
         <w:t>”</w:t>
       </w:r>
-      <w:proofErr w:type="gramEnd"/>
       <w:r>
         <w:rPr>
           <w:rFonts w:ascii="Tahoma" w:eastAsia="微软雅黑" w:hAnsi="Tahoma" w:cstheme="minorBidi" w:hint="eastAsia"/>
@@ -17877,27 +17471,7 @@
                 <w:sz w:val="20"/>
                 <w:szCs w:val="20"/>
               </w:rPr>
-              <w:t>\</w:t>
-            </w:r>
-            <w:proofErr w:type="gramStart"/>
-            <w:r>
-              <w:rPr>
-                <w:rFonts w:ascii="Tahoma" w:eastAsia="微软雅黑" w:hAnsi="Tahoma"/>
-                <w:kern w:val="0"/>
-                <w:sz w:val="20"/>
-                <w:szCs w:val="20"/>
-              </w:rPr>
-              <w:t>ib[</w:t>
-            </w:r>
-            <w:proofErr w:type="gramEnd"/>
-            <w:r>
-              <w:rPr>
-                <w:rFonts w:ascii="Tahoma" w:eastAsia="微软雅黑" w:hAnsi="Tahoma"/>
-                <w:kern w:val="0"/>
-                <w:sz w:val="20"/>
-                <w:szCs w:val="20"/>
-              </w:rPr>
-              <w:t>40]</w:t>
+              <w:t>\ib[40]</w:t>
             </w:r>
           </w:p>
         </w:tc>
@@ -17997,27 +17571,7 @@
                 <w:sz w:val="20"/>
                 <w:szCs w:val="20"/>
               </w:rPr>
-              <w:t>\</w:t>
-            </w:r>
-            <w:proofErr w:type="gramStart"/>
-            <w:r>
-              <w:rPr>
-                <w:rFonts w:ascii="Tahoma" w:eastAsia="微软雅黑" w:hAnsi="Tahoma"/>
-                <w:kern w:val="0"/>
-                <w:sz w:val="20"/>
-                <w:szCs w:val="20"/>
-              </w:rPr>
-              <w:t>ib[</w:t>
-            </w:r>
-            <w:proofErr w:type="gramEnd"/>
-            <w:r>
-              <w:rPr>
-                <w:rFonts w:ascii="Tahoma" w:eastAsia="微软雅黑" w:hAnsi="Tahoma"/>
-                <w:kern w:val="0"/>
-                <w:sz w:val="20"/>
-                <w:szCs w:val="20"/>
-              </w:rPr>
-              <w:t>40:30]</w:t>
+              <w:t>\ib[40:30]</w:t>
             </w:r>
           </w:p>
         </w:tc>
@@ -18801,7 +18355,6 @@
         </w:rPr>
         <w:t>看：</w:t>
       </w:r>
-      <w:proofErr w:type="gramStart"/>
       <w:r>
         <w:rPr>
           <w:rFonts w:ascii="Tahoma" w:eastAsia="微软雅黑" w:hAnsi="Tahoma"/>
@@ -18810,7 +18363,6 @@
         </w:rPr>
         <w:t>”</w:t>
       </w:r>
-      <w:proofErr w:type="gramEnd"/>
       <w:r>
         <w:rPr>
           <w:rFonts w:ascii="Tahoma" w:eastAsia="微软雅黑" w:hAnsi="Tahoma" w:hint="eastAsia"/>
@@ -18856,7 +18408,6 @@
         </w:rPr>
         <w:t>.docx</w:t>
       </w:r>
-      <w:proofErr w:type="gramStart"/>
       <w:r>
         <w:rPr>
           <w:rFonts w:ascii="Tahoma" w:eastAsia="微软雅黑" w:hAnsi="Tahoma"/>
@@ -18865,7 +18416,6 @@
         </w:rPr>
         <w:t>”</w:t>
       </w:r>
-      <w:proofErr w:type="gramEnd"/>
       <w:r>
         <w:rPr>
           <w:rFonts w:ascii="Tahoma" w:eastAsia="微软雅黑" w:hAnsi="Tahoma" w:cstheme="minorBidi" w:hint="eastAsia"/>
@@ -19068,25 +18618,7 @@
           <w:kern w:val="0"/>
           <w:sz w:val="22"/>
         </w:rPr>
-        <w:t>默认字体大小、默认字体类型、</w:t>
-      </w:r>
-      <w:proofErr w:type="gramStart"/>
-      <w:r>
-        <w:rPr>
-          <w:rFonts w:ascii="Tahoma" w:eastAsia="微软雅黑" w:hAnsi="Tahoma" w:cstheme="minorBidi" w:hint="eastAsia"/>
-          <w:kern w:val="0"/>
-          <w:sz w:val="22"/>
-        </w:rPr>
-        <w:t>默认描边设置</w:t>
-      </w:r>
-      <w:proofErr w:type="gramEnd"/>
-      <w:r>
-        <w:rPr>
-          <w:rFonts w:ascii="Tahoma" w:eastAsia="微软雅黑" w:hAnsi="Tahoma" w:cstheme="minorBidi" w:hint="eastAsia"/>
-          <w:kern w:val="0"/>
-          <w:sz w:val="22"/>
-        </w:rPr>
-        <w:t>、默认颜色</w:t>
+        <w:t>默认字体大小、默认字体类型、默认描边设置、默认颜色</w:t>
       </w:r>
       <w:r>
         <w:rPr>
@@ -19121,25 +18653,7 @@
           <w:kern w:val="0"/>
           <w:sz w:val="22"/>
         </w:rPr>
-        <w:t>全局默认</w:t>
-      </w:r>
-      <w:proofErr w:type="gramStart"/>
-      <w:r>
-        <w:rPr>
-          <w:rFonts w:ascii="Tahoma" w:eastAsia="微软雅黑" w:hAnsi="Tahoma" w:cstheme="minorBidi" w:hint="eastAsia"/>
-          <w:kern w:val="0"/>
-          <w:sz w:val="22"/>
-        </w:rPr>
-        <w:t>值主要</w:t>
-      </w:r>
-      <w:proofErr w:type="gramEnd"/>
-      <w:r>
-        <w:rPr>
-          <w:rFonts w:ascii="Tahoma" w:eastAsia="微软雅黑" w:hAnsi="Tahoma" w:cstheme="minorBidi" w:hint="eastAsia"/>
-          <w:kern w:val="0"/>
-          <w:sz w:val="22"/>
-        </w:rPr>
-        <w:t>都在</w:t>
+        <w:t>全局默认值主要都在</w:t>
       </w:r>
       <w:r>
         <w:rPr>
@@ -19286,7 +18800,6 @@
         </w:rPr>
         <w:t>提供的</w:t>
       </w:r>
-      <w:proofErr w:type="gramStart"/>
       <w:r>
         <w:rPr>
           <w:rFonts w:ascii="Tahoma" w:eastAsia="微软雅黑" w:hAnsi="Tahoma" w:cstheme="minorBidi"/>
@@ -19295,7 +18808,6 @@
         </w:rPr>
         <w:t>”</w:t>
       </w:r>
-      <w:proofErr w:type="gramEnd"/>
       <w:r>
         <w:rPr>
           <w:rFonts w:ascii="Tahoma" w:eastAsia="微软雅黑" w:hAnsi="Tahoma" w:cstheme="minorBidi" w:hint="eastAsia"/>
@@ -19304,7 +18816,6 @@
         </w:rPr>
         <w:t>全局默认值</w:t>
       </w:r>
-      <w:proofErr w:type="gramStart"/>
       <w:r>
         <w:rPr>
           <w:rFonts w:ascii="Tahoma" w:eastAsia="微软雅黑" w:hAnsi="Tahoma" w:cstheme="minorBidi"/>
@@ -19313,7 +18824,6 @@
         </w:rPr>
         <w:t>”</w:t>
       </w:r>
-      <w:proofErr w:type="gramEnd"/>
       <w:r>
         <w:rPr>
           <w:rFonts w:ascii="Tahoma" w:eastAsia="微软雅黑" w:hAnsi="Tahoma" w:cstheme="minorBidi" w:hint="eastAsia"/>
@@ -19429,25 +18939,7 @@
                 <w:kern w:val="0"/>
                 <w:sz w:val="22"/>
               </w:rPr>
-              <w:t>注意，全局默认</w:t>
-            </w:r>
-            <w:proofErr w:type="gramStart"/>
-            <w:r>
-              <w:rPr>
-                <w:rFonts w:ascii="Tahoma" w:eastAsia="微软雅黑" w:hAnsi="Tahoma" w:cstheme="minorBidi" w:hint="eastAsia"/>
-                <w:kern w:val="0"/>
-                <w:sz w:val="22"/>
-              </w:rPr>
-              <w:t>值修改</w:t>
-            </w:r>
-            <w:proofErr w:type="gramEnd"/>
-            <w:r>
-              <w:rPr>
-                <w:rFonts w:ascii="Tahoma" w:eastAsia="微软雅黑" w:hAnsi="Tahoma" w:cstheme="minorBidi" w:hint="eastAsia"/>
-                <w:kern w:val="0"/>
-                <w:sz w:val="22"/>
-              </w:rPr>
-              <w:t>之后，真的</w:t>
+              <w:t>注意，全局默认值修改之后，真的</w:t>
             </w:r>
             <w:r>
               <w:rPr>
@@ -19664,7 +19156,6 @@
         </w:rPr>
         <w:t>的字符</w:t>
       </w:r>
-      <w:proofErr w:type="gramStart"/>
       <w:r>
         <w:rPr>
           <w:rFonts w:ascii="Tahoma" w:eastAsia="微软雅黑" w:hAnsi="Tahoma"/>
@@ -19673,7 +19164,6 @@
         </w:rPr>
         <w:t>”</w:t>
       </w:r>
-      <w:proofErr w:type="gramEnd"/>
       <w:r>
         <w:rPr>
           <w:rFonts w:ascii="Tahoma" w:eastAsia="微软雅黑" w:hAnsi="Tahoma" w:cstheme="minorBidi" w:hint="eastAsia"/>
@@ -19682,7 +19172,6 @@
         </w:rPr>
         <w:t>\fr</w:t>
       </w:r>
-      <w:proofErr w:type="gramStart"/>
       <w:r>
         <w:rPr>
           <w:rFonts w:ascii="Tahoma" w:eastAsia="微软雅黑" w:hAnsi="Tahoma" w:cstheme="minorBidi"/>
@@ -19691,7 +19180,6 @@
         </w:rPr>
         <w:t>”</w:t>
       </w:r>
-      <w:proofErr w:type="gramEnd"/>
       <w:r>
         <w:rPr>
           <w:rFonts w:ascii="Tahoma" w:eastAsia="微软雅黑" w:hAnsi="Tahoma" w:hint="eastAsia"/>
@@ -20094,9 +19582,8 @@
                 <w:sz w:val="20"/>
                 <w:szCs w:val="20"/>
               </w:rPr>
-              <w:t>\</w:t>
-            </w:r>
-            <w:proofErr w:type="gramStart"/>
+              <w:t>\c</w:t>
+            </w:r>
             <w:r>
               <w:rPr>
                 <w:rFonts w:ascii="微软雅黑" w:eastAsia="微软雅黑" w:hAnsi="微软雅黑" w:hint="eastAsia"/>
@@ -20106,16 +19593,6 @@
               </w:rPr>
               <w:t>c</w:t>
             </w:r>
-            <w:r>
-              <w:rPr>
-                <w:rFonts w:ascii="微软雅黑" w:eastAsia="微软雅黑" w:hAnsi="微软雅黑" w:hint="eastAsia"/>
-                <w:kern w:val="0"/>
-                <w:sz w:val="20"/>
-                <w:szCs w:val="20"/>
-              </w:rPr>
-              <w:t>c</w:t>
-            </w:r>
-            <w:proofErr w:type="gramEnd"/>
             <w:r>
               <w:rPr>
                 <w:rFonts w:ascii="微软雅黑" w:eastAsia="微软雅黑" w:hAnsi="微软雅黑" w:hint="eastAsia"/>
@@ -20195,7 +19672,6 @@
               </w:rPr>
               <w:t>（</w:t>
             </w:r>
-            <w:proofErr w:type="gramStart"/>
             <w:r>
               <w:rPr>
                 <w:rFonts w:ascii="微软雅黑" w:eastAsia="微软雅黑" w:hAnsi="微软雅黑" w:hint="eastAsia"/>
@@ -20203,17 +19679,7 @@
                 <w:sz w:val="20"/>
                 <w:szCs w:val="20"/>
               </w:rPr>
-              <w:t>见子插件</w:t>
-            </w:r>
-            <w:proofErr w:type="gramEnd"/>
-            <w:r>
-              <w:rPr>
-                <w:rFonts w:ascii="微软雅黑" w:eastAsia="微软雅黑" w:hAnsi="微软雅黑" w:hint="eastAsia"/>
-                <w:kern w:val="0"/>
-                <w:sz w:val="20"/>
-                <w:szCs w:val="20"/>
-              </w:rPr>
-              <w:t xml:space="preserve">功能 </w:t>
+              <w:t xml:space="preserve">见子插件功能 </w:t>
             </w:r>
             <w:r>
               <w:rPr>
@@ -20348,27 +19814,7 @@
                 <w:sz w:val="20"/>
                 <w:szCs w:val="20"/>
               </w:rPr>
-              <w:t>\</w:t>
-            </w:r>
-            <w:proofErr w:type="gramStart"/>
-            <w:r>
-              <w:rPr>
-                <w:rFonts w:ascii="微软雅黑" w:eastAsia="微软雅黑" w:hAnsi="微软雅黑" w:hint="eastAsia"/>
-                <w:kern w:val="0"/>
-                <w:sz w:val="20"/>
-                <w:szCs w:val="20"/>
-              </w:rPr>
-              <w:t>fb</w:t>
-            </w:r>
-            <w:proofErr w:type="gramEnd"/>
-            <w:r>
-              <w:rPr>
-                <w:rFonts w:ascii="微软雅黑" w:eastAsia="微软雅黑" w:hAnsi="微软雅黑" w:hint="eastAsia"/>
-                <w:kern w:val="0"/>
-                <w:sz w:val="20"/>
-                <w:szCs w:val="20"/>
-              </w:rPr>
-              <w:t>[off]</w:t>
+              <w:t>\fb[off]</w:t>
             </w:r>
           </w:p>
         </w:tc>
@@ -20514,27 +19960,7 @@
                 <w:sz w:val="20"/>
                 <w:szCs w:val="20"/>
               </w:rPr>
-              <w:t>\</w:t>
-            </w:r>
-            <w:proofErr w:type="gramStart"/>
-            <w:r>
-              <w:rPr>
-                <w:rFonts w:ascii="微软雅黑" w:eastAsia="微软雅黑" w:hAnsi="微软雅黑" w:hint="eastAsia"/>
-                <w:kern w:val="0"/>
-                <w:sz w:val="20"/>
-                <w:szCs w:val="20"/>
-              </w:rPr>
-              <w:t>fi</w:t>
-            </w:r>
-            <w:proofErr w:type="gramEnd"/>
-            <w:r>
-              <w:rPr>
-                <w:rFonts w:ascii="微软雅黑" w:eastAsia="微软雅黑" w:hAnsi="微软雅黑" w:hint="eastAsia"/>
-                <w:kern w:val="0"/>
-                <w:sz w:val="20"/>
-                <w:szCs w:val="20"/>
-              </w:rPr>
-              <w:t>[off]</w:t>
+              <w:t>\fi[off]</w:t>
             </w:r>
           </w:p>
         </w:tc>
@@ -20680,27 +20106,7 @@
                 <w:sz w:val="20"/>
                 <w:szCs w:val="20"/>
               </w:rPr>
-              <w:t>\</w:t>
-            </w:r>
-            <w:proofErr w:type="gramStart"/>
-            <w:r>
-              <w:rPr>
-                <w:rFonts w:ascii="微软雅黑" w:eastAsia="微软雅黑" w:hAnsi="微软雅黑" w:hint="eastAsia"/>
-                <w:kern w:val="0"/>
-                <w:sz w:val="20"/>
-                <w:szCs w:val="20"/>
-              </w:rPr>
-              <w:t>fs[</w:t>
-            </w:r>
-            <w:proofErr w:type="gramEnd"/>
-            <w:r>
-              <w:rPr>
-                <w:rFonts w:ascii="微软雅黑" w:eastAsia="微软雅黑" w:hAnsi="微软雅黑" w:hint="eastAsia"/>
-                <w:kern w:val="0"/>
-                <w:sz w:val="20"/>
-                <w:szCs w:val="20"/>
-              </w:rPr>
-              <w:t>28]</w:t>
+              <w:t>\fs[28]</w:t>
             </w:r>
           </w:p>
         </w:tc>
@@ -20754,7 +20160,6 @@
               </w:rPr>
               <w:t>（</w:t>
             </w:r>
-            <w:proofErr w:type="gramStart"/>
             <w:r>
               <w:rPr>
                 <w:rFonts w:ascii="微软雅黑" w:eastAsia="微软雅黑" w:hAnsi="微软雅黑" w:hint="eastAsia"/>
@@ -20762,17 +20167,7 @@
                 <w:sz w:val="20"/>
                 <w:szCs w:val="20"/>
               </w:rPr>
-              <w:t>见子插件</w:t>
-            </w:r>
-            <w:proofErr w:type="gramEnd"/>
-            <w:r>
-              <w:rPr>
-                <w:rFonts w:ascii="微软雅黑" w:eastAsia="微软雅黑" w:hAnsi="微软雅黑" w:hint="eastAsia"/>
-                <w:kern w:val="0"/>
-                <w:sz w:val="20"/>
-                <w:szCs w:val="20"/>
-              </w:rPr>
-              <w:t xml:space="preserve">功能 </w:t>
+              <w:t xml:space="preserve">见子插件功能 </w:t>
             </w:r>
             <w:r>
               <w:rPr>
@@ -20904,27 +20299,7 @@
                 <w:sz w:val="20"/>
                 <w:szCs w:val="20"/>
               </w:rPr>
-              <w:t>\</w:t>
-            </w:r>
-            <w:proofErr w:type="gramStart"/>
-            <w:r>
-              <w:rPr>
-                <w:rFonts w:ascii="微软雅黑" w:eastAsia="微软雅黑" w:hAnsi="微软雅黑" w:hint="eastAsia"/>
-                <w:kern w:val="0"/>
-                <w:sz w:val="20"/>
-                <w:szCs w:val="20"/>
-              </w:rPr>
-              <w:t>ff[</w:t>
-            </w:r>
-            <w:proofErr w:type="gramEnd"/>
-            <w:r>
-              <w:rPr>
-                <w:rFonts w:ascii="微软雅黑" w:eastAsia="微软雅黑" w:hAnsi="微软雅黑" w:hint="eastAsia"/>
-                <w:kern w:val="0"/>
-                <w:sz w:val="20"/>
-                <w:szCs w:val="20"/>
-              </w:rPr>
-              <w:t>GameFont]</w:t>
+              <w:t>\ff[GameFont]</w:t>
             </w:r>
           </w:p>
         </w:tc>
@@ -20978,7 +20353,6 @@
               </w:rPr>
               <w:t>（</w:t>
             </w:r>
-            <w:proofErr w:type="gramStart"/>
             <w:r>
               <w:rPr>
                 <w:rFonts w:ascii="微软雅黑" w:eastAsia="微软雅黑" w:hAnsi="微软雅黑" w:hint="eastAsia"/>
@@ -20986,17 +20360,7 @@
                 <w:sz w:val="20"/>
                 <w:szCs w:val="20"/>
               </w:rPr>
-              <w:t>见子插件</w:t>
-            </w:r>
-            <w:proofErr w:type="gramEnd"/>
-            <w:r>
-              <w:rPr>
-                <w:rFonts w:ascii="微软雅黑" w:eastAsia="微软雅黑" w:hAnsi="微软雅黑" w:hint="eastAsia"/>
-                <w:kern w:val="0"/>
-                <w:sz w:val="20"/>
-                <w:szCs w:val="20"/>
-              </w:rPr>
-              <w:t xml:space="preserve">功能 </w:t>
+              <w:t xml:space="preserve">见子插件功能 </w:t>
             </w:r>
             <w:r>
               <w:rPr>
@@ -21121,7 +20485,6 @@
                 <w:szCs w:val="20"/>
               </w:rPr>
             </w:pPr>
-            <w:proofErr w:type="gramStart"/>
             <w:r>
               <w:rPr>
                 <w:rFonts w:ascii="微软雅黑" w:eastAsia="微软雅黑" w:hAnsi="微软雅黑" w:hint="eastAsia"/>
@@ -21129,17 +20492,7 @@
                 <w:sz w:val="20"/>
                 <w:szCs w:val="20"/>
               </w:rPr>
-              <w:t>不</w:t>
-            </w:r>
-            <w:proofErr w:type="gramEnd"/>
-            <w:r>
-              <w:rPr>
-                <w:rFonts w:ascii="微软雅黑" w:eastAsia="微软雅黑" w:hAnsi="微软雅黑" w:hint="eastAsia"/>
-                <w:kern w:val="0"/>
-                <w:sz w:val="20"/>
-                <w:szCs w:val="20"/>
-              </w:rPr>
-              <w:t>重置</w:t>
+              <w:t>不重置</w:t>
             </w:r>
           </w:p>
         </w:tc>
@@ -21161,7 +20514,6 @@
                 <w:szCs w:val="20"/>
               </w:rPr>
             </w:pPr>
-            <w:proofErr w:type="gramStart"/>
             <w:r>
               <w:rPr>
                 <w:rFonts w:ascii="微软雅黑" w:eastAsia="微软雅黑" w:hAnsi="微软雅黑" w:hint="eastAsia"/>
@@ -21169,17 +20521,7 @@
                 <w:sz w:val="20"/>
                 <w:szCs w:val="20"/>
               </w:rPr>
-              <w:t>不</w:t>
-            </w:r>
-            <w:proofErr w:type="gramEnd"/>
-            <w:r>
-              <w:rPr>
-                <w:rFonts w:ascii="微软雅黑" w:eastAsia="微软雅黑" w:hAnsi="微软雅黑" w:hint="eastAsia"/>
-                <w:kern w:val="0"/>
-                <w:sz w:val="20"/>
-                <w:szCs w:val="20"/>
-              </w:rPr>
-              <w:t>重置</w:t>
+              <w:t>不重置</w:t>
             </w:r>
           </w:p>
           <w:p>
@@ -21336,7 +20678,6 @@
                 <w:szCs w:val="20"/>
               </w:rPr>
             </w:pPr>
-            <w:proofErr w:type="gramStart"/>
             <w:r>
               <w:rPr>
                 <w:rFonts w:ascii="微软雅黑" w:eastAsia="微软雅黑" w:hAnsi="微软雅黑" w:hint="eastAsia"/>
@@ -21346,7 +20687,6 @@
               </w:rPr>
               <w:t>描边</w:t>
             </w:r>
-            <w:proofErr w:type="gramEnd"/>
           </w:p>
         </w:tc>
         <w:tc>
@@ -21403,27 +20743,7 @@
                 <w:sz w:val="20"/>
                 <w:szCs w:val="20"/>
               </w:rPr>
-              <w:t>重置后，</w:t>
-            </w:r>
-            <w:proofErr w:type="gramStart"/>
-            <w:r>
-              <w:rPr>
-                <w:rFonts w:ascii="微软雅黑" w:eastAsia="微软雅黑" w:hAnsi="微软雅黑" w:hint="eastAsia"/>
-                <w:kern w:val="0"/>
-                <w:sz w:val="20"/>
-                <w:szCs w:val="20"/>
-              </w:rPr>
-              <w:t>描边恢复</w:t>
-            </w:r>
-            <w:proofErr w:type="gramEnd"/>
-            <w:r>
-              <w:rPr>
-                <w:rFonts w:ascii="微软雅黑" w:eastAsia="微软雅黑" w:hAnsi="微软雅黑" w:hint="eastAsia"/>
-                <w:kern w:val="0"/>
-                <w:sz w:val="20"/>
-                <w:szCs w:val="20"/>
-              </w:rPr>
-              <w:t>为 全局默认值</w:t>
+              <w:t>重置后，描边恢复为 全局默认值</w:t>
             </w:r>
           </w:p>
           <w:p>
@@ -21448,7 +20768,6 @@
               </w:rPr>
               <w:t>（</w:t>
             </w:r>
-            <w:proofErr w:type="gramStart"/>
             <w:r>
               <w:rPr>
                 <w:rFonts w:ascii="微软雅黑" w:eastAsia="微软雅黑" w:hAnsi="微软雅黑" w:hint="eastAsia"/>
@@ -21456,17 +20775,7 @@
                 <w:sz w:val="20"/>
                 <w:szCs w:val="20"/>
               </w:rPr>
-              <w:t>见子插件</w:t>
-            </w:r>
-            <w:proofErr w:type="gramEnd"/>
-            <w:r>
-              <w:rPr>
-                <w:rFonts w:ascii="微软雅黑" w:eastAsia="微软雅黑" w:hAnsi="微软雅黑" w:hint="eastAsia"/>
-                <w:kern w:val="0"/>
-                <w:sz w:val="20"/>
-                <w:szCs w:val="20"/>
-              </w:rPr>
-              <w:t xml:space="preserve">功能 </w:t>
+              <w:t xml:space="preserve">见子插件功能 </w:t>
             </w:r>
             <w:r>
               <w:rPr>
@@ -21537,20 +20846,8 @@
                 <w:sz w:val="20"/>
                 <w:szCs w:val="20"/>
               </w:rPr>
-              <w:t xml:space="preserve">窗口字符 - </w:t>
-            </w:r>
-            <w:proofErr w:type="gramStart"/>
-            <w:r>
-              <w:rPr>
-                <w:rFonts w:ascii="微软雅黑" w:eastAsia="微软雅黑" w:hAnsi="微软雅黑" w:hint="eastAsia"/>
-                <w:w w:val="90"/>
-                <w:kern w:val="0"/>
-                <w:sz w:val="20"/>
-                <w:szCs w:val="20"/>
-              </w:rPr>
-              <w:t>描边效果</w:t>
-            </w:r>
-            <w:proofErr w:type="gramEnd"/>
+              <w:t>窗口字符 - 描边效果</w:t>
+            </w:r>
           </w:p>
         </w:tc>
       </w:tr>
@@ -21664,7 +20961,6 @@
               </w:rPr>
               <w:t>（</w:t>
             </w:r>
-            <w:proofErr w:type="gramStart"/>
             <w:r>
               <w:rPr>
                 <w:rFonts w:ascii="微软雅黑" w:eastAsia="微软雅黑" w:hAnsi="微软雅黑" w:hint="eastAsia"/>
@@ -21672,17 +20968,7 @@
                 <w:sz w:val="20"/>
                 <w:szCs w:val="20"/>
               </w:rPr>
-              <w:t>见子插件</w:t>
-            </w:r>
-            <w:proofErr w:type="gramEnd"/>
-            <w:r>
-              <w:rPr>
-                <w:rFonts w:ascii="微软雅黑" w:eastAsia="微软雅黑" w:hAnsi="微软雅黑" w:hint="eastAsia"/>
-                <w:kern w:val="0"/>
-                <w:sz w:val="20"/>
-                <w:szCs w:val="20"/>
-              </w:rPr>
-              <w:t xml:space="preserve">功能 </w:t>
+              <w:t xml:space="preserve">见子插件功能 </w:t>
             </w:r>
             <w:r>
               <w:rPr>
@@ -22021,7 +21307,6 @@
         </w:rPr>
         <w:t>而实际上，这个回车键有个别名，叫</w:t>
       </w:r>
-      <w:proofErr w:type="gramStart"/>
       <w:r>
         <w:rPr>
           <w:rFonts w:ascii="Tahoma" w:eastAsia="微软雅黑" w:hAnsi="Tahoma" w:cstheme="minorBidi"/>
@@ -22030,7 +21315,6 @@
         </w:rPr>
         <w:t>”</w:t>
       </w:r>
-      <w:proofErr w:type="gramEnd"/>
       <w:r>
         <w:rPr>
           <w:rFonts w:ascii="Tahoma" w:eastAsia="微软雅黑" w:hAnsi="Tahoma" w:cstheme="minorBidi" w:hint="eastAsia"/>
@@ -22039,7 +21323,6 @@
         </w:rPr>
         <w:t>\n</w:t>
       </w:r>
-      <w:proofErr w:type="gramStart"/>
       <w:r>
         <w:rPr>
           <w:rFonts w:ascii="Tahoma" w:eastAsia="微软雅黑" w:hAnsi="Tahoma" w:cstheme="minorBidi"/>
@@ -22048,7 +21331,6 @@
         </w:rPr>
         <w:t>”</w:t>
       </w:r>
-      <w:proofErr w:type="gramEnd"/>
       <w:r>
         <w:rPr>
           <w:rFonts w:ascii="Tahoma" w:eastAsia="微软雅黑" w:hAnsi="Tahoma" w:cstheme="minorBidi" w:hint="eastAsia"/>
@@ -22299,27 +21581,24 @@
                 <w:kern w:val="0"/>
                 <w:sz w:val="22"/>
               </w:rPr>
-              <w:t>如果编辑器的编辑</w:t>
-            </w:r>
-            <w:proofErr w:type="gramStart"/>
+              <w:t>如果编辑器的编辑框无法按回车换行，你可以尝试手动输入</w:t>
+            </w:r>
+            <w:r>
+              <w:rPr>
+                <w:rFonts w:ascii="Tahoma" w:eastAsia="微软雅黑" w:hAnsi="Tahoma" w:cstheme="minorBidi"/>
+                <w:kern w:val="0"/>
+                <w:sz w:val="22"/>
+              </w:rPr>
+              <w:t>”</w:t>
+            </w:r>
             <w:r>
               <w:rPr>
                 <w:rFonts w:ascii="Tahoma" w:eastAsia="微软雅黑" w:hAnsi="Tahoma" w:cstheme="minorBidi" w:hint="eastAsia"/>
                 <w:kern w:val="0"/>
                 <w:sz w:val="22"/>
               </w:rPr>
-              <w:t>框无法</w:t>
-            </w:r>
-            <w:proofErr w:type="gramEnd"/>
-            <w:r>
-              <w:rPr>
-                <w:rFonts w:ascii="Tahoma" w:eastAsia="微软雅黑" w:hAnsi="Tahoma" w:cstheme="minorBidi" w:hint="eastAsia"/>
-                <w:kern w:val="0"/>
-                <w:sz w:val="22"/>
-              </w:rPr>
-              <w:t>按回车换行，你可以尝试手动输入</w:t>
-            </w:r>
-            <w:proofErr w:type="gramStart"/>
+              <w:t>\n</w:t>
+            </w:r>
             <w:r>
               <w:rPr>
                 <w:rFonts w:ascii="Tahoma" w:eastAsia="微软雅黑" w:hAnsi="Tahoma" w:cstheme="minorBidi"/>
@@ -22328,25 +21607,6 @@
               </w:rPr>
               <w:t>”</w:t>
             </w:r>
-            <w:proofErr w:type="gramEnd"/>
-            <w:r>
-              <w:rPr>
-                <w:rFonts w:ascii="Tahoma" w:eastAsia="微软雅黑" w:hAnsi="Tahoma" w:cstheme="minorBidi" w:hint="eastAsia"/>
-                <w:kern w:val="0"/>
-                <w:sz w:val="22"/>
-              </w:rPr>
-              <w:t>\n</w:t>
-            </w:r>
-            <w:proofErr w:type="gramStart"/>
-            <w:r>
-              <w:rPr>
-                <w:rFonts w:ascii="Tahoma" w:eastAsia="微软雅黑" w:hAnsi="Tahoma" w:cstheme="minorBidi"/>
-                <w:kern w:val="0"/>
-                <w:sz w:val="22"/>
-              </w:rPr>
-              <w:t>”</w:t>
-            </w:r>
-            <w:proofErr w:type="gramEnd"/>
             <w:r>
               <w:rPr>
                 <w:rFonts w:ascii="Tahoma" w:eastAsia="微软雅黑" w:hAnsi="Tahoma" w:cstheme="minorBidi" w:hint="eastAsia"/>
@@ -22695,7 +21955,6 @@
         </w:rPr>
         <w:t>注意，自动换行会去掉所有常规换行符</w:t>
       </w:r>
-      <w:proofErr w:type="gramStart"/>
       <w:r>
         <w:rPr>
           <w:rFonts w:ascii="Tahoma" w:eastAsia="微软雅黑" w:hAnsi="Tahoma" w:cstheme="minorBidi"/>
@@ -22704,7 +21963,6 @@
         </w:rPr>
         <w:t>”</w:t>
       </w:r>
-      <w:proofErr w:type="gramEnd"/>
       <w:r>
         <w:rPr>
           <w:rFonts w:ascii="Tahoma" w:eastAsia="微软雅黑" w:hAnsi="Tahoma" w:cstheme="minorBidi" w:hint="eastAsia"/>
@@ -22713,7 +21971,6 @@
         </w:rPr>
         <w:t>\n</w:t>
       </w:r>
-      <w:proofErr w:type="gramStart"/>
       <w:r>
         <w:rPr>
           <w:rFonts w:ascii="Tahoma" w:eastAsia="微软雅黑" w:hAnsi="Tahoma" w:cstheme="minorBidi"/>
@@ -22722,7 +21979,6 @@
         </w:rPr>
         <w:t>”</w:t>
       </w:r>
-      <w:proofErr w:type="gramEnd"/>
       <w:r>
         <w:rPr>
           <w:rFonts w:ascii="Tahoma" w:eastAsia="微软雅黑" w:hAnsi="Tahoma" w:cstheme="minorBidi" w:hint="eastAsia"/>
@@ -22759,7 +22015,6 @@
         </w:rPr>
         <w:t>去掉</w:t>
       </w:r>
-      <w:proofErr w:type="gramStart"/>
       <w:r>
         <w:rPr>
           <w:rFonts w:ascii="Tahoma" w:eastAsia="微软雅黑" w:hAnsi="Tahoma" w:cstheme="minorBidi"/>
@@ -22768,7 +22023,6 @@
         </w:rPr>
         <w:t>”</w:t>
       </w:r>
-      <w:proofErr w:type="gramEnd"/>
       <w:r>
         <w:rPr>
           <w:rFonts w:ascii="Tahoma" w:eastAsia="微软雅黑" w:hAnsi="Tahoma" w:cstheme="minorBidi" w:hint="eastAsia"/>
@@ -22777,7 +22031,6 @@
         </w:rPr>
         <w:t>\n</w:t>
       </w:r>
-      <w:proofErr w:type="gramStart"/>
       <w:r>
         <w:rPr>
           <w:rFonts w:ascii="Tahoma" w:eastAsia="微软雅黑" w:hAnsi="Tahoma" w:cstheme="minorBidi"/>
@@ -22786,7 +22039,6 @@
         </w:rPr>
         <w:t>”</w:t>
       </w:r>
-      <w:proofErr w:type="gramEnd"/>
       <w:r>
         <w:rPr>
           <w:rFonts w:ascii="Tahoma" w:eastAsia="微软雅黑" w:hAnsi="Tahoma" w:cstheme="minorBidi" w:hint="eastAsia"/>
@@ -23442,7 +22694,6 @@
         </w:rPr>
         <w:t>有</w:t>
       </w:r>
-      <w:proofErr w:type="gramStart"/>
       <w:r>
         <w:rPr>
           <w:rFonts w:ascii="Tahoma" w:eastAsia="微软雅黑" w:hAnsi="Tahoma" w:cstheme="minorBidi"/>
@@ -23451,7 +22702,6 @@
         </w:rPr>
         <w:t>”</w:t>
       </w:r>
-      <w:proofErr w:type="gramEnd"/>
       <w:r>
         <w:rPr>
           <w:rFonts w:ascii="Tahoma" w:eastAsia="微软雅黑" w:hAnsi="Tahoma" w:cstheme="minorBidi" w:hint="eastAsia"/>
@@ -23460,7 +22710,6 @@
         </w:rPr>
         <w:t>\n</w:t>
       </w:r>
-      <w:proofErr w:type="gramStart"/>
       <w:r>
         <w:rPr>
           <w:rFonts w:ascii="Tahoma" w:eastAsia="微软雅黑" w:hAnsi="Tahoma" w:cstheme="minorBidi"/>
@@ -23469,7 +22718,6 @@
         </w:rPr>
         <w:t>”</w:t>
       </w:r>
-      <w:proofErr w:type="gramEnd"/>
       <w:r>
         <w:rPr>
           <w:rFonts w:ascii="Tahoma" w:eastAsia="微软雅黑" w:hAnsi="Tahoma" w:cstheme="minorBidi" w:hint="eastAsia"/>
@@ -23514,7 +22762,6 @@
         </w:rPr>
         <w:t>如果不开自动换行，</w:t>
       </w:r>
-      <w:proofErr w:type="gramStart"/>
       <w:r>
         <w:rPr>
           <w:rFonts w:ascii="Tahoma" w:eastAsia="微软雅黑" w:hAnsi="Tahoma" w:cstheme="minorBidi"/>
@@ -23523,7 +22770,6 @@
         </w:rPr>
         <w:t>”</w:t>
       </w:r>
-      <w:proofErr w:type="gramEnd"/>
       <w:r>
         <w:rPr>
           <w:rFonts w:ascii="Tahoma" w:eastAsia="微软雅黑" w:hAnsi="Tahoma" w:cstheme="minorBidi" w:hint="eastAsia"/>
@@ -23532,7 +22778,6 @@
         </w:rPr>
         <w:t>\n</w:t>
       </w:r>
-      <w:proofErr w:type="gramStart"/>
       <w:r>
         <w:rPr>
           <w:rFonts w:ascii="Tahoma" w:eastAsia="微软雅黑" w:hAnsi="Tahoma" w:cstheme="minorBidi"/>
@@ -23541,7 +22786,6 @@
         </w:rPr>
         <w:t>”</w:t>
       </w:r>
-      <w:proofErr w:type="gramEnd"/>
       <w:r>
         <w:rPr>
           <w:rFonts w:ascii="Tahoma" w:eastAsia="微软雅黑" w:hAnsi="Tahoma" w:cstheme="minorBidi" w:hint="eastAsia"/>
@@ -23586,7 +22830,6 @@
         </w:rPr>
         <w:t>但自动换行开启后，</w:t>
       </w:r>
-      <w:proofErr w:type="gramStart"/>
       <w:r>
         <w:rPr>
           <w:rFonts w:ascii="Tahoma" w:eastAsia="微软雅黑" w:hAnsi="Tahoma" w:cstheme="minorBidi"/>
@@ -23595,7 +22838,6 @@
         </w:rPr>
         <w:t>”</w:t>
       </w:r>
-      <w:proofErr w:type="gramEnd"/>
       <w:r>
         <w:rPr>
           <w:rFonts w:ascii="Tahoma" w:eastAsia="微软雅黑" w:hAnsi="Tahoma" w:cstheme="minorBidi" w:hint="eastAsia"/>
@@ -23604,7 +22846,6 @@
         </w:rPr>
         <w:t>\n</w:t>
       </w:r>
-      <w:proofErr w:type="gramStart"/>
       <w:r>
         <w:rPr>
           <w:rFonts w:ascii="Tahoma" w:eastAsia="微软雅黑" w:hAnsi="Tahoma" w:cstheme="minorBidi"/>
@@ -23613,7 +22854,6 @@
         </w:rPr>
         <w:t>”</w:t>
       </w:r>
-      <w:proofErr w:type="gramEnd"/>
       <w:r>
         <w:rPr>
           <w:rFonts w:ascii="Tahoma" w:eastAsia="微软雅黑" w:hAnsi="Tahoma" w:cstheme="minorBidi" w:hint="eastAsia"/>
@@ -23666,7 +22906,6 @@
         </w:rPr>
         <w:t>常规换行</w:t>
       </w:r>
-      <w:proofErr w:type="gramStart"/>
       <w:r>
         <w:rPr>
           <w:rFonts w:ascii="Tahoma" w:eastAsia="微软雅黑" w:hAnsi="Tahoma" w:cstheme="minorBidi"/>
@@ -23675,7 +22914,6 @@
         </w:rPr>
         <w:t>”</w:t>
       </w:r>
-      <w:proofErr w:type="gramEnd"/>
       <w:r>
         <w:rPr>
           <w:rFonts w:ascii="Tahoma" w:eastAsia="微软雅黑" w:hAnsi="Tahoma" w:cstheme="minorBidi" w:hint="eastAsia"/>
@@ -23684,7 +22922,6 @@
         </w:rPr>
         <w:t>\n</w:t>
       </w:r>
-      <w:proofErr w:type="gramStart"/>
       <w:r>
         <w:rPr>
           <w:rFonts w:ascii="Tahoma" w:eastAsia="微软雅黑" w:hAnsi="Tahoma" w:cstheme="minorBidi"/>
@@ -23693,7 +22930,6 @@
         </w:rPr>
         <w:t>”</w:t>
       </w:r>
-      <w:proofErr w:type="gramEnd"/>
       <w:r>
         <w:rPr>
           <w:rFonts w:ascii="Tahoma" w:eastAsia="微软雅黑" w:hAnsi="Tahoma" w:cstheme="minorBidi" w:hint="eastAsia"/>
@@ -23956,7 +23192,6 @@
               </w:rPr>
               <w:t>去看看</w:t>
             </w:r>
-            <w:proofErr w:type="gramStart"/>
             <w:r>
               <w:rPr>
                 <w:rFonts w:ascii="Tahoma" w:eastAsia="微软雅黑" w:hAnsi="Tahoma" w:cstheme="minorBidi"/>
@@ -23965,7 +23200,6 @@
               </w:rPr>
               <w:t>”</w:t>
             </w:r>
-            <w:proofErr w:type="gramEnd"/>
             <w:r>
               <w:rPr>
                 <w:rFonts w:ascii="Tahoma" w:eastAsia="微软雅黑" w:hAnsi="Tahoma" w:cstheme="minorBidi" w:hint="eastAsia"/>
@@ -24011,7 +23245,6 @@
               </w:rPr>
               <w:t>.docx</w:t>
             </w:r>
-            <w:proofErr w:type="gramStart"/>
             <w:r>
               <w:rPr>
                 <w:rFonts w:ascii="Tahoma" w:eastAsia="微软雅黑" w:hAnsi="Tahoma" w:cstheme="minorBidi"/>
@@ -24020,7 +23253,6 @@
               </w:rPr>
               <w:t>”</w:t>
             </w:r>
-            <w:proofErr w:type="gramEnd"/>
             <w:r>
               <w:rPr>
                 <w:rFonts w:ascii="Tahoma" w:eastAsia="微软雅黑" w:hAnsi="Tahoma" w:cstheme="minorBidi" w:hint="eastAsia"/>
@@ -24121,7 +23353,6 @@
         </w:rPr>
         <w:t>窗口字符提供了</w:t>
       </w:r>
-      <w:proofErr w:type="gramStart"/>
       <w:r>
         <w:rPr>
           <w:rFonts w:ascii="Tahoma" w:eastAsia="微软雅黑" w:hAnsi="Tahoma"/>
@@ -24130,7 +23361,6 @@
         </w:rPr>
         <w:t>”</w:t>
       </w:r>
-      <w:proofErr w:type="gramEnd"/>
       <w:r>
         <w:rPr>
           <w:rFonts w:ascii="Tahoma" w:eastAsia="微软雅黑" w:hAnsi="Tahoma" w:hint="eastAsia"/>
@@ -24139,7 +23369,6 @@
         </w:rPr>
         <w:t>\debug</w:t>
       </w:r>
-      <w:proofErr w:type="gramStart"/>
       <w:r>
         <w:rPr>
           <w:rFonts w:ascii="Tahoma" w:eastAsia="微软雅黑" w:hAnsi="Tahoma"/>
@@ -24148,7 +23377,6 @@
         </w:rPr>
         <w:t>”</w:t>
       </w:r>
-      <w:proofErr w:type="gramEnd"/>
       <w:r>
         <w:rPr>
           <w:rFonts w:ascii="Tahoma" w:eastAsia="微软雅黑" w:hAnsi="Tahoma" w:hint="eastAsia"/>
@@ -25450,7 +24678,6 @@
         </w:rPr>
         <w:t>窗口字符提供了</w:t>
       </w:r>
-      <w:proofErr w:type="gramStart"/>
       <w:r>
         <w:rPr>
           <w:rFonts w:ascii="Tahoma" w:eastAsia="微软雅黑" w:hAnsi="Tahoma"/>
@@ -25459,7 +24686,6 @@
         </w:rPr>
         <w:t>”</w:t>
       </w:r>
-      <w:proofErr w:type="gramEnd"/>
       <w:r>
         <w:rPr>
           <w:rFonts w:ascii="Tahoma" w:eastAsia="微软雅黑" w:hAnsi="Tahoma" w:hint="eastAsia"/>
@@ -25468,7 +24694,6 @@
         </w:rPr>
         <w:t>\i[1]</w:t>
       </w:r>
-      <w:proofErr w:type="gramStart"/>
       <w:r>
         <w:rPr>
           <w:rFonts w:ascii="Tahoma" w:eastAsia="微软雅黑" w:hAnsi="Tahoma"/>
@@ -25477,7 +24702,6 @@
         </w:rPr>
         <w:t>”</w:t>
       </w:r>
-      <w:proofErr w:type="gramEnd"/>
       <w:r>
         <w:rPr>
           <w:rFonts w:ascii="Tahoma" w:eastAsia="微软雅黑" w:hAnsi="Tahoma" w:hint="eastAsia"/>
@@ -25611,27 +24835,7 @@
                 <w:sz w:val="20"/>
                 <w:szCs w:val="20"/>
               </w:rPr>
-              <w:t>\</w:t>
-            </w:r>
-            <w:proofErr w:type="gramStart"/>
-            <w:r>
-              <w:rPr>
-                <w:rFonts w:ascii="Tahoma" w:eastAsia="微软雅黑" w:hAnsi="Tahoma"/>
-                <w:kern w:val="0"/>
-                <w:sz w:val="20"/>
-                <w:szCs w:val="20"/>
-              </w:rPr>
-              <w:t>i[</w:t>
-            </w:r>
-            <w:proofErr w:type="gramEnd"/>
-            <w:r>
-              <w:rPr>
-                <w:rFonts w:ascii="Tahoma" w:eastAsia="微软雅黑" w:hAnsi="Tahoma"/>
-                <w:kern w:val="0"/>
-                <w:sz w:val="20"/>
-                <w:szCs w:val="20"/>
-              </w:rPr>
-              <w:t>1]</w:t>
+              <w:t>\i[1]</w:t>
             </w:r>
           </w:p>
         </w:tc>
@@ -25713,27 +24917,7 @@
                 <w:sz w:val="20"/>
                 <w:szCs w:val="20"/>
               </w:rPr>
-              <w:t>\</w:t>
-            </w:r>
-            <w:proofErr w:type="gramStart"/>
-            <w:r>
-              <w:rPr>
-                <w:rFonts w:ascii="Tahoma" w:eastAsia="微软雅黑" w:hAnsi="Tahoma"/>
-                <w:kern w:val="0"/>
-                <w:sz w:val="20"/>
-                <w:szCs w:val="20"/>
-              </w:rPr>
-              <w:t>i[</w:t>
-            </w:r>
-            <w:proofErr w:type="gramEnd"/>
-            <w:r>
-              <w:rPr>
-                <w:rFonts w:ascii="Tahoma" w:eastAsia="微软雅黑" w:hAnsi="Tahoma"/>
-                <w:kern w:val="0"/>
-                <w:sz w:val="20"/>
-                <w:szCs w:val="20"/>
-              </w:rPr>
-              <w:t>1</w:t>
+              <w:t>\i[1</w:t>
             </w:r>
             <w:r>
               <w:rPr>
@@ -25878,27 +25062,7 @@
                 <w:sz w:val="20"/>
                 <w:szCs w:val="20"/>
               </w:rPr>
-              <w:t>\</w:t>
-            </w:r>
-            <w:proofErr w:type="gramStart"/>
-            <w:r>
-              <w:rPr>
-                <w:rFonts w:ascii="Tahoma" w:eastAsia="微软雅黑" w:hAnsi="Tahoma" w:hint="eastAsia"/>
-                <w:kern w:val="0"/>
-                <w:sz w:val="20"/>
-                <w:szCs w:val="20"/>
-              </w:rPr>
-              <w:t>ir</w:t>
-            </w:r>
-            <w:proofErr w:type="gramEnd"/>
-            <w:r>
-              <w:rPr>
-                <w:rFonts w:ascii="Tahoma" w:eastAsia="微软雅黑" w:hAnsi="Tahoma" w:hint="eastAsia"/>
-                <w:kern w:val="0"/>
-                <w:sz w:val="20"/>
-                <w:szCs w:val="20"/>
-              </w:rPr>
-              <w:t>[on]</w:t>
+              <w:t>\ir[on]</w:t>
             </w:r>
           </w:p>
         </w:tc>
@@ -25962,28 +25126,17 @@
                 <w:sz w:val="20"/>
                 <w:szCs w:val="20"/>
               </w:rPr>
-              <w:t>\</w:t>
-            </w:r>
-            <w:proofErr w:type="gramStart"/>
-            <w:r>
-              <w:rPr>
-                <w:rFonts w:ascii="Tahoma" w:eastAsia="微软雅黑" w:hAnsi="Tahoma"/>
+              <w:t>\i</w:t>
+            </w:r>
+            <w:r>
+              <w:rPr>
+                <w:rFonts w:ascii="Tahoma" w:eastAsia="微软雅黑" w:hAnsi="Tahoma" w:hint="eastAsia"/>
                 <w:kern w:val="0"/>
                 <w:sz w:val="20"/>
                 <w:szCs w:val="20"/>
               </w:rPr>
-              <w:t>i</w:t>
-            </w:r>
-            <w:r>
-              <w:rPr>
-                <w:rFonts w:ascii="Tahoma" w:eastAsia="微软雅黑" w:hAnsi="Tahoma" w:hint="eastAsia"/>
-                <w:kern w:val="0"/>
-                <w:sz w:val="20"/>
-                <w:szCs w:val="20"/>
-              </w:rPr>
               <w:t>r</w:t>
             </w:r>
-            <w:proofErr w:type="gramEnd"/>
             <w:r>
               <w:rPr>
                 <w:rFonts w:ascii="Tahoma" w:eastAsia="微软雅黑" w:hAnsi="Tahoma"/>
@@ -26082,27 +25235,7 @@
                 <w:sz w:val="20"/>
                 <w:szCs w:val="20"/>
               </w:rPr>
-              <w:t>\</w:t>
-            </w:r>
-            <w:proofErr w:type="gramStart"/>
-            <w:r>
-              <w:rPr>
-                <w:rFonts w:ascii="Tahoma" w:eastAsia="微软雅黑" w:hAnsi="Tahoma"/>
-                <w:kern w:val="0"/>
-                <w:sz w:val="20"/>
-                <w:szCs w:val="20"/>
-              </w:rPr>
-              <w:t>ir</w:t>
-            </w:r>
-            <w:proofErr w:type="gramEnd"/>
-            <w:r>
-              <w:rPr>
-                <w:rFonts w:ascii="Tahoma" w:eastAsia="微软雅黑" w:hAnsi="Tahoma"/>
-                <w:kern w:val="0"/>
-                <w:sz w:val="20"/>
-                <w:szCs w:val="20"/>
-              </w:rPr>
-              <w:t>[reset]</w:t>
+              <w:t>\ir[reset]</w:t>
             </w:r>
           </w:p>
         </w:tc>
@@ -26544,18 +25677,8 @@
                 <w:kern w:val="0"/>
                 <w:sz w:val="22"/>
               </w:rPr>
-              <w:t>手动保持</w:t>
-            </w:r>
-            <w:proofErr w:type="gramStart"/>
-            <w:r>
-              <w:rPr>
-                <w:rFonts w:ascii="Tahoma" w:eastAsia="微软雅黑" w:hAnsi="Tahoma" w:hint="eastAsia"/>
-                <w:kern w:val="0"/>
-                <w:sz w:val="22"/>
-              </w:rPr>
-              <w:t>原大小</w:t>
-            </w:r>
-            <w:proofErr w:type="gramEnd"/>
+              <w:t>手动保持原大小</w:t>
+            </w:r>
             <w:r>
               <w:rPr>
                 <w:rFonts w:ascii="Tahoma" w:eastAsia="微软雅黑" w:hAnsi="Tahoma" w:hint="eastAsia"/>
@@ -26943,7 +26066,6 @@
         </w:rPr>
         <w:t>将一些给玩家临时反馈的短语，比如</w:t>
       </w:r>
-      <w:proofErr w:type="gramStart"/>
       <w:r>
         <w:rPr>
           <w:rFonts w:ascii="Tahoma" w:eastAsia="微软雅黑" w:hAnsi="Tahoma" w:cstheme="minorBidi"/>
@@ -26952,7 +26074,6 @@
         </w:rPr>
         <w:t>”</w:t>
       </w:r>
-      <w:proofErr w:type="gramEnd"/>
       <w:r>
         <w:rPr>
           <w:rFonts w:ascii="Tahoma" w:eastAsia="微软雅黑" w:hAnsi="Tahoma" w:cstheme="minorBidi" w:hint="eastAsia"/>
@@ -26961,23 +26082,13 @@
         </w:rPr>
         <w:t>+100</w:t>
       </w:r>
-      <w:proofErr w:type="gramStart"/>
-      <w:r>
-        <w:rPr>
-          <w:rFonts w:ascii="Tahoma" w:eastAsia="微软雅黑" w:hAnsi="Tahoma" w:cstheme="minorBidi"/>
-          <w:kern w:val="0"/>
-          <w:sz w:val="22"/>
-        </w:rPr>
-        <w:t>”</w:t>
-      </w:r>
-      <w:proofErr w:type="gramEnd"/>
-      <w:r>
-        <w:rPr>
-          <w:rFonts w:ascii="Tahoma" w:eastAsia="微软雅黑" w:hAnsi="Tahoma" w:cstheme="minorBidi"/>
-          <w:kern w:val="0"/>
-          <w:sz w:val="22"/>
-        </w:rPr>
-        <w:t>“</w:t>
+      <w:r>
+        <w:rPr>
+          <w:rFonts w:ascii="Tahoma" w:eastAsia="微软雅黑" w:hAnsi="Tahoma" w:cstheme="minorBidi"/>
+          <w:kern w:val="0"/>
+          <w:sz w:val="22"/>
+        </w:rPr>
+        <w:t>”“</w:t>
       </w:r>
       <w:r>
         <w:rPr>
@@ -27445,7 +26556,6 @@
         </w:rPr>
         <w:t>将一些需要让玩家实时关注的属性，比如</w:t>
       </w:r>
-      <w:proofErr w:type="gramStart"/>
       <w:r>
         <w:rPr>
           <w:rFonts w:ascii="Tahoma" w:eastAsia="微软雅黑" w:hAnsi="Tahoma" w:cstheme="minorBidi"/>
@@ -27454,7 +26564,6 @@
         </w:rPr>
         <w:t>”</w:t>
       </w:r>
-      <w:proofErr w:type="gramEnd"/>
       <w:r>
         <w:rPr>
           <w:rFonts w:ascii="Tahoma" w:eastAsia="微软雅黑" w:hAnsi="Tahoma" w:cstheme="minorBidi" w:hint="eastAsia"/>
@@ -27463,23 +26572,13 @@
         </w:rPr>
         <w:t>生命</w:t>
       </w:r>
-      <w:proofErr w:type="gramStart"/>
-      <w:r>
-        <w:rPr>
-          <w:rFonts w:ascii="Tahoma" w:eastAsia="微软雅黑" w:hAnsi="Tahoma" w:cstheme="minorBidi"/>
-          <w:kern w:val="0"/>
-          <w:sz w:val="22"/>
-        </w:rPr>
-        <w:t>”</w:t>
-      </w:r>
-      <w:proofErr w:type="gramEnd"/>
-      <w:r>
-        <w:rPr>
-          <w:rFonts w:ascii="Tahoma" w:eastAsia="微软雅黑" w:hAnsi="Tahoma" w:cstheme="minorBidi"/>
-          <w:kern w:val="0"/>
-          <w:sz w:val="22"/>
-        </w:rPr>
-        <w:t>“</w:t>
+      <w:r>
+        <w:rPr>
+          <w:rFonts w:ascii="Tahoma" w:eastAsia="微软雅黑" w:hAnsi="Tahoma" w:cstheme="minorBidi"/>
+          <w:kern w:val="0"/>
+          <w:sz w:val="22"/>
+        </w:rPr>
+        <w:t>”“</w:t>
       </w:r>
       <w:r>
         <w:rPr>
@@ -28045,7 +27144,6 @@
         </w:rPr>
         <w:t>比如用</w:t>
       </w:r>
-      <w:proofErr w:type="gramStart"/>
       <w:r>
         <w:rPr>
           <w:rFonts w:ascii="Tahoma" w:eastAsia="微软雅黑" w:hAnsi="Tahoma" w:cstheme="minorBidi"/>
@@ -28054,7 +27152,6 @@
         </w:rPr>
         <w:t>”</w:t>
       </w:r>
-      <w:proofErr w:type="gramEnd"/>
       <w:r>
         <w:rPr>
           <w:rFonts w:ascii="Tahoma" w:eastAsia="微软雅黑" w:hAnsi="Tahoma" w:cstheme="minorBidi"/>
@@ -28079,7 +27176,6 @@
         </w:rPr>
         <w:t>]</w:t>
       </w:r>
-      <w:proofErr w:type="gramStart"/>
       <w:r>
         <w:rPr>
           <w:rFonts w:ascii="Tahoma" w:eastAsia="微软雅黑" w:hAnsi="Tahoma" w:cstheme="minorBidi"/>
@@ -28088,7 +27184,6 @@
         </w:rPr>
         <w:t>”</w:t>
       </w:r>
-      <w:proofErr w:type="gramEnd"/>
       <w:r>
         <w:rPr>
           <w:rFonts w:ascii="Tahoma" w:eastAsia="微软雅黑" w:hAnsi="Tahoma" w:cstheme="minorBidi"/>
@@ -28215,10 +27310,10 @@
           <w:rFonts w:hint="eastAsia"/>
         </w:rPr>
         <w:object w:dxaOrig="4645" w:dyaOrig="1668" w14:anchorId="021BC0A7">
-          <v:shape id="_x0000_i1032" type="#_x0000_t75" style="width:231.6pt;height:83.4pt" o:ole="">
+          <v:shape id="_x0000_i1032" type="#_x0000_t75" style="width:231.25pt;height:83.6pt" o:ole="">
             <v:imagedata r:id="rId42" o:title=""/>
           </v:shape>
-          <o:OLEObject Type="Embed" ProgID="Visio.Drawing.15" ShapeID="_x0000_i1032" DrawAspect="Content" ObjectID="_1831699414" r:id="rId77"/>
+          <o:OLEObject Type="Embed" ProgID="Visio.Drawing.15" ShapeID="_x0000_i1032" DrawAspect="Content" ObjectID="_1836497473" r:id="rId77"/>
         </w:object>
       </w:r>
     </w:p>
@@ -28554,10 +27649,10 @@
           <w:rFonts w:hint="eastAsia"/>
         </w:rPr>
         <w:object w:dxaOrig="5377" w:dyaOrig="1668" w14:anchorId="2518A11A">
-          <v:shape id="_x0000_i1033" type="#_x0000_t75" style="width:255.6pt;height:79.2pt" o:ole="">
+          <v:shape id="_x0000_i1033" type="#_x0000_t75" style="width:255.65pt;height:79.3pt" o:ole="">
             <v:imagedata r:id="rId78" o:title=""/>
           </v:shape>
-          <o:OLEObject Type="Embed" ProgID="Visio.Drawing.15" ShapeID="_x0000_i1033" DrawAspect="Content" ObjectID="_1831699415" r:id="rId79"/>
+          <o:OLEObject Type="Embed" ProgID="Visio.Drawing.15" ShapeID="_x0000_i1033" DrawAspect="Content" ObjectID="_1836497474" r:id="rId79"/>
         </w:object>
       </w:r>
     </w:p>
@@ -28706,7 +27801,6 @@
         </w:rPr>
         <w:t>比如</w:t>
       </w:r>
-      <w:proofErr w:type="gramStart"/>
       <w:r>
         <w:rPr>
           <w:rFonts w:ascii="Tahoma" w:eastAsia="微软雅黑" w:hAnsi="Tahoma" w:cstheme="minorBidi"/>
@@ -28715,7 +27809,6 @@
         </w:rPr>
         <w:t>”</w:t>
       </w:r>
-      <w:proofErr w:type="gramEnd"/>
       <w:r>
         <w:rPr>
           <w:rFonts w:ascii="Tahoma" w:eastAsia="微软雅黑" w:hAnsi="Tahoma" w:cstheme="minorBidi" w:hint="eastAsia"/>
@@ -28770,7 +27863,6 @@
         </w:rPr>
         <w:t>.docx</w:t>
       </w:r>
-      <w:proofErr w:type="gramStart"/>
       <w:r>
         <w:rPr>
           <w:rFonts w:ascii="Tahoma" w:eastAsia="微软雅黑" w:hAnsi="Tahoma" w:cstheme="minorBidi"/>
@@ -28779,7 +27871,6 @@
         </w:rPr>
         <w:t>”</w:t>
       </w:r>
-      <w:proofErr w:type="gramEnd"/>
       <w:r>
         <w:rPr>
           <w:rFonts w:ascii="Tahoma" w:eastAsia="微软雅黑" w:hAnsi="Tahoma" w:cstheme="minorBidi" w:hint="eastAsia"/>
@@ -28921,25 +28012,7 @@
                 <w:kern w:val="0"/>
                 <w:sz w:val="22"/>
               </w:rPr>
-              <w:t>\c[</w:t>
-            </w:r>
-            <w:proofErr w:type="gramStart"/>
-            <w:r>
-              <w:rPr>
-                <w:rFonts w:ascii="Tahoma" w:eastAsia="微软雅黑" w:hAnsi="Tahoma" w:cstheme="minorBidi" w:hint="eastAsia"/>
-                <w:kern w:val="0"/>
-                <w:sz w:val="22"/>
-              </w:rPr>
-              <w:t>216]\fn[</w:t>
-            </w:r>
-            <w:proofErr w:type="gramEnd"/>
-            <w:r>
-              <w:rPr>
-                <w:rFonts w:ascii="Tahoma" w:eastAsia="微软雅黑" w:hAnsi="Tahoma" w:cstheme="minorBidi" w:hint="eastAsia"/>
-                <w:kern w:val="0"/>
-                <w:sz w:val="22"/>
-              </w:rPr>
-              <w:t>JFont]Drill 1234</w:t>
+              <w:t>\c[216]\fn[JFont]Drill 1234</w:t>
             </w:r>
           </w:p>
           <w:p>
@@ -29039,43 +28112,7 @@
                 <w:kern w:val="0"/>
                 <w:sz w:val="22"/>
               </w:rPr>
-              <w:t>\c[</w:t>
-            </w:r>
-            <w:proofErr w:type="gramStart"/>
-            <w:r>
-              <w:rPr>
-                <w:rFonts w:ascii="Tahoma" w:eastAsia="微软雅黑" w:hAnsi="Tahoma" w:cstheme="minorBidi" w:hint="eastAsia"/>
-                <w:kern w:val="0"/>
-                <w:sz w:val="22"/>
-              </w:rPr>
-              <w:t>216]\fn[</w:t>
-            </w:r>
-            <w:proofErr w:type="gramEnd"/>
-            <w:r>
-              <w:rPr>
-                <w:rFonts w:ascii="Tahoma" w:eastAsia="微软雅黑" w:hAnsi="Tahoma" w:cstheme="minorBidi" w:hint="eastAsia"/>
-                <w:kern w:val="0"/>
-                <w:sz w:val="22"/>
-              </w:rPr>
-              <w:t>JFont]\</w:t>
-            </w:r>
-            <w:proofErr w:type="gramStart"/>
-            <w:r>
-              <w:rPr>
-                <w:rFonts w:ascii="Tahoma" w:eastAsia="微软雅黑" w:hAnsi="Tahoma" w:cstheme="minorBidi" w:hint="eastAsia"/>
-                <w:kern w:val="0"/>
-                <w:sz w:val="22"/>
-              </w:rPr>
-              <w:t>dts[</w:t>
-            </w:r>
-            <w:proofErr w:type="gramEnd"/>
-            <w:r>
-              <w:rPr>
-                <w:rFonts w:ascii="Tahoma" w:eastAsia="微软雅黑" w:hAnsi="Tahoma" w:cstheme="minorBidi" w:hint="eastAsia"/>
-                <w:kern w:val="0"/>
-                <w:sz w:val="22"/>
-              </w:rPr>
-              <w:t>Drill 1234]</w:t>
+              <w:t>\c[216]\fn[JFont]\dts[Drill 1234]</w:t>
             </w:r>
           </w:p>
           <w:p>
@@ -29351,27 +28388,7 @@
                 <w:sz w:val="20"/>
                 <w:szCs w:val="20"/>
               </w:rPr>
-              <w:t>\</w:t>
-            </w:r>
-            <w:proofErr w:type="gramStart"/>
-            <w:r>
-              <w:rPr>
-                <w:rFonts w:ascii="Tahoma" w:eastAsia="微软雅黑" w:hAnsi="Tahoma"/>
-                <w:kern w:val="0"/>
-                <w:sz w:val="20"/>
-                <w:szCs w:val="20"/>
-              </w:rPr>
-              <w:t>dtsh</w:t>
-            </w:r>
-            <w:proofErr w:type="gramEnd"/>
-            <w:r>
-              <w:rPr>
-                <w:rFonts w:ascii="Tahoma" w:eastAsia="微软雅黑" w:hAnsi="Tahoma"/>
-                <w:kern w:val="0"/>
-                <w:sz w:val="20"/>
-                <w:szCs w:val="20"/>
-              </w:rPr>
-              <w:t>[on]</w:t>
+              <w:t>\dtsh[on]</w:t>
             </w:r>
           </w:p>
         </w:tc>
@@ -29432,27 +28449,7 @@
                 <w:sz w:val="20"/>
                 <w:szCs w:val="20"/>
               </w:rPr>
-              <w:t>\</w:t>
-            </w:r>
-            <w:proofErr w:type="gramStart"/>
-            <w:r>
-              <w:rPr>
-                <w:rFonts w:ascii="Tahoma" w:eastAsia="微软雅黑" w:hAnsi="Tahoma"/>
-                <w:kern w:val="0"/>
-                <w:sz w:val="20"/>
-                <w:szCs w:val="20"/>
-              </w:rPr>
-              <w:t>dtsh</w:t>
-            </w:r>
-            <w:proofErr w:type="gramEnd"/>
-            <w:r>
-              <w:rPr>
-                <w:rFonts w:ascii="Tahoma" w:eastAsia="微软雅黑" w:hAnsi="Tahoma"/>
-                <w:kern w:val="0"/>
-                <w:sz w:val="20"/>
-                <w:szCs w:val="20"/>
-              </w:rPr>
-              <w:t>[o</w:t>
+              <w:t>\dtsh[o</w:t>
             </w:r>
             <w:r>
               <w:rPr>
@@ -29549,27 +28546,7 @@
                 <w:sz w:val="20"/>
                 <w:szCs w:val="20"/>
               </w:rPr>
-              <w:t>\</w:t>
-            </w:r>
-            <w:proofErr w:type="gramStart"/>
-            <w:r>
-              <w:rPr>
-                <w:rFonts w:ascii="Tahoma" w:eastAsia="微软雅黑" w:hAnsi="Tahoma" w:cstheme="minorBidi"/>
-                <w:kern w:val="0"/>
-                <w:sz w:val="20"/>
-                <w:szCs w:val="20"/>
-              </w:rPr>
-              <w:t>dtsv</w:t>
-            </w:r>
-            <w:proofErr w:type="gramEnd"/>
-            <w:r>
-              <w:rPr>
-                <w:rFonts w:ascii="Tahoma" w:eastAsia="微软雅黑" w:hAnsi="Tahoma" w:cstheme="minorBidi"/>
-                <w:kern w:val="0"/>
-                <w:sz w:val="20"/>
-                <w:szCs w:val="20"/>
-              </w:rPr>
-              <w:t>[on]</w:t>
+              <w:t>\dtsv[on]</w:t>
             </w:r>
           </w:p>
         </w:tc>
@@ -29630,27 +28607,7 @@
                 <w:sz w:val="20"/>
                 <w:szCs w:val="20"/>
               </w:rPr>
-              <w:t>\</w:t>
-            </w:r>
-            <w:proofErr w:type="gramStart"/>
-            <w:r>
-              <w:rPr>
-                <w:rFonts w:ascii="Tahoma" w:eastAsia="微软雅黑" w:hAnsi="Tahoma" w:cstheme="minorBidi"/>
-                <w:kern w:val="0"/>
-                <w:sz w:val="20"/>
-                <w:szCs w:val="20"/>
-              </w:rPr>
-              <w:t>dtsv</w:t>
-            </w:r>
-            <w:proofErr w:type="gramEnd"/>
-            <w:r>
-              <w:rPr>
-                <w:rFonts w:ascii="Tahoma" w:eastAsia="微软雅黑" w:hAnsi="Tahoma" w:cstheme="minorBidi"/>
-                <w:kern w:val="0"/>
-                <w:sz w:val="20"/>
-                <w:szCs w:val="20"/>
-              </w:rPr>
-              <w:t>[o</w:t>
+              <w:t>\dtsv[o</w:t>
             </w:r>
             <w:r>
               <w:rPr>
@@ -30112,27 +29069,7 @@
                 <w:sz w:val="20"/>
                 <w:szCs w:val="20"/>
               </w:rPr>
-              <w:t>\</w:t>
-            </w:r>
-            <w:proofErr w:type="gramStart"/>
-            <w:r>
-              <w:rPr>
-                <w:rFonts w:ascii="Tahoma" w:eastAsia="微软雅黑" w:hAnsi="Tahoma"/>
-                <w:kern w:val="0"/>
-                <w:sz w:val="20"/>
-                <w:szCs w:val="20"/>
-              </w:rPr>
-              <w:t>dtsp[</w:t>
-            </w:r>
-            <w:proofErr w:type="gramEnd"/>
-            <w:r>
-              <w:rPr>
-                <w:rFonts w:ascii="Tahoma" w:eastAsia="微软雅黑" w:hAnsi="Tahoma"/>
-                <w:kern w:val="0"/>
-                <w:sz w:val="20"/>
-                <w:szCs w:val="20"/>
-              </w:rPr>
-              <w:t>5]</w:t>
+              <w:t>\dtsp[5]</w:t>
             </w:r>
           </w:p>
         </w:tc>
@@ -30211,27 +29148,7 @@
                 <w:sz w:val="20"/>
                 <w:szCs w:val="20"/>
               </w:rPr>
-              <w:t>\</w:t>
-            </w:r>
-            <w:proofErr w:type="gramStart"/>
-            <w:r>
-              <w:rPr>
-                <w:rFonts w:ascii="Tahoma" w:eastAsia="微软雅黑" w:hAnsi="Tahoma"/>
-                <w:kern w:val="0"/>
-                <w:sz w:val="20"/>
-                <w:szCs w:val="20"/>
-              </w:rPr>
-              <w:t>dtsp[</w:t>
-            </w:r>
-            <w:proofErr w:type="gramEnd"/>
-            <w:r>
-              <w:rPr>
-                <w:rFonts w:ascii="Tahoma" w:eastAsia="微软雅黑" w:hAnsi="Tahoma"/>
-                <w:kern w:val="0"/>
-                <w:sz w:val="20"/>
-                <w:szCs w:val="20"/>
-              </w:rPr>
-              <w:t>5:10]</w:t>
+              <w:t>\dtsp[5:10]</w:t>
             </w:r>
           </w:p>
         </w:tc>
@@ -30328,27 +29245,7 @@
                 <w:sz w:val="20"/>
                 <w:szCs w:val="20"/>
               </w:rPr>
-              <w:t>\</w:t>
-            </w:r>
-            <w:proofErr w:type="gramStart"/>
-            <w:r>
-              <w:rPr>
-                <w:rFonts w:ascii="Tahoma" w:eastAsia="微软雅黑" w:hAnsi="Tahoma" w:cstheme="minorBidi"/>
-                <w:kern w:val="0"/>
-                <w:sz w:val="20"/>
-                <w:szCs w:val="20"/>
-              </w:rPr>
-              <w:t>dtsp[</w:t>
-            </w:r>
-            <w:proofErr w:type="gramEnd"/>
-            <w:r>
-              <w:rPr>
-                <w:rFonts w:ascii="Tahoma" w:eastAsia="微软雅黑" w:hAnsi="Tahoma" w:cstheme="minorBidi"/>
-                <w:kern w:val="0"/>
-                <w:sz w:val="20"/>
-                <w:szCs w:val="20"/>
-              </w:rPr>
-              <w:t>5:5:10:10]</w:t>
+              <w:t>\dtsp[5:5:10:10]</w:t>
             </w:r>
           </w:p>
         </w:tc>
@@ -30481,27 +29378,7 @@
                 <w:sz w:val="20"/>
                 <w:szCs w:val="20"/>
               </w:rPr>
-              <w:t>\</w:t>
-            </w:r>
-            <w:proofErr w:type="gramStart"/>
-            <w:r>
-              <w:rPr>
-                <w:rFonts w:ascii="Tahoma" w:eastAsia="微软雅黑" w:hAnsi="Tahoma" w:cstheme="minorBidi"/>
-                <w:kern w:val="0"/>
-                <w:sz w:val="20"/>
-                <w:szCs w:val="20"/>
-              </w:rPr>
-              <w:t>dtsp</w:t>
-            </w:r>
-            <w:proofErr w:type="gramEnd"/>
-            <w:r>
-              <w:rPr>
-                <w:rFonts w:ascii="Tahoma" w:eastAsia="微软雅黑" w:hAnsi="Tahoma" w:cstheme="minorBidi"/>
-                <w:kern w:val="0"/>
-                <w:sz w:val="20"/>
-                <w:szCs w:val="20"/>
-              </w:rPr>
-              <w:t>[reset]</w:t>
+              <w:t>\dtsp[reset]</w:t>
             </w:r>
           </w:p>
         </w:tc>
@@ -30820,7 +29697,6 @@
               </w:rPr>
               <w:t>.docx</w:t>
             </w:r>
-            <w:proofErr w:type="gramStart"/>
             <w:r>
               <w:rPr>
                 <w:rFonts w:ascii="Tahoma" w:eastAsia="微软雅黑" w:hAnsi="Tahoma" w:cstheme="minorBidi"/>
@@ -30829,7 +29705,6 @@
               </w:rPr>
               <w:t>”</w:t>
             </w:r>
-            <w:proofErr w:type="gramEnd"/>
             <w:r>
               <w:rPr>
                 <w:rFonts w:ascii="Tahoma" w:eastAsia="微软雅黑" w:hAnsi="Tahoma" w:cstheme="minorBidi" w:hint="eastAsia"/>
@@ -30945,25 +29820,7 @@
           <w:kern w:val="0"/>
           <w:sz w:val="22"/>
         </w:rPr>
-        <w:t>是指绘制窗口字符的区域，文本</w:t>
-      </w:r>
-      <w:proofErr w:type="gramStart"/>
-      <w:r>
-        <w:rPr>
-          <w:rFonts w:ascii="Tahoma" w:eastAsia="微软雅黑" w:hAnsi="Tahoma" w:cstheme="minorBidi" w:hint="eastAsia"/>
-          <w:kern w:val="0"/>
-          <w:sz w:val="22"/>
-        </w:rPr>
-        <w:t>域具有</w:t>
-      </w:r>
-      <w:proofErr w:type="gramEnd"/>
-      <w:r>
-        <w:rPr>
-          <w:rFonts w:ascii="Tahoma" w:eastAsia="微软雅黑" w:hAnsi="Tahoma" w:cstheme="minorBidi" w:hint="eastAsia"/>
-          <w:kern w:val="0"/>
-          <w:sz w:val="22"/>
-        </w:rPr>
-        <w:t>高度和宽度。</w:t>
+        <w:t>是指绘制窗口字符的区域，文本域具有高度和宽度。</w:t>
       </w:r>
     </w:p>
     <w:p>
@@ -31018,7 +29875,6 @@
         </w:rPr>
         <w:t>文本域中确定下一个字符位置的竖线。（有时候简称</w:t>
       </w:r>
-      <w:proofErr w:type="gramStart"/>
       <w:r>
         <w:rPr>
           <w:rFonts w:ascii="Tahoma" w:eastAsia="微软雅黑" w:hAnsi="Tahoma" w:cstheme="minorBidi"/>
@@ -31027,7 +29883,6 @@
         </w:rPr>
         <w:t>”</w:t>
       </w:r>
-      <w:proofErr w:type="gramEnd"/>
       <w:r>
         <w:rPr>
           <w:rFonts w:ascii="Tahoma" w:eastAsia="微软雅黑" w:hAnsi="Tahoma" w:cstheme="minorBidi" w:hint="eastAsia"/>
@@ -31036,7 +29891,6 @@
         </w:rPr>
         <w:t>光标</w:t>
       </w:r>
-      <w:proofErr w:type="gramStart"/>
       <w:r>
         <w:rPr>
           <w:rFonts w:ascii="Tahoma" w:eastAsia="微软雅黑" w:hAnsi="Tahoma" w:cstheme="minorBidi"/>
@@ -31045,7 +29899,6 @@
         </w:rPr>
         <w:t>”</w:t>
       </w:r>
-      <w:proofErr w:type="gramEnd"/>
       <w:r>
         <w:rPr>
           <w:rFonts w:ascii="Tahoma" w:eastAsia="微软雅黑" w:hAnsi="Tahoma" w:cstheme="minorBidi" w:hint="eastAsia"/>
@@ -31680,7 +30533,6 @@
         </w:rPr>
         <w:t>能识别</w:t>
       </w:r>
-      <w:proofErr w:type="gramStart"/>
       <w:r>
         <w:rPr>
           <w:rFonts w:ascii="Tahoma" w:eastAsia="微软雅黑" w:hAnsi="Tahoma" w:cstheme="minorBidi"/>
@@ -31690,7 +30542,6 @@
         </w:rPr>
         <w:t>”</w:t>
       </w:r>
-      <w:proofErr w:type="gramEnd"/>
       <w:r>
         <w:rPr>
           <w:rFonts w:ascii="Tahoma" w:eastAsia="微软雅黑" w:hAnsi="Tahoma" w:cstheme="minorBidi" w:hint="eastAsia"/>
@@ -31700,7 +30551,6 @@
         </w:rPr>
         <w:t>\xxx</w:t>
       </w:r>
-      <w:proofErr w:type="gramStart"/>
       <w:r>
         <w:rPr>
           <w:rFonts w:ascii="Tahoma" w:eastAsia="微软雅黑" w:hAnsi="Tahoma" w:cstheme="minorBidi"/>
@@ -31710,7 +30560,6 @@
         </w:rPr>
         <w:t>”</w:t>
       </w:r>
-      <w:proofErr w:type="gramEnd"/>
       <w:r>
         <w:rPr>
           <w:rFonts w:ascii="Tahoma" w:eastAsia="微软雅黑" w:hAnsi="Tahoma" w:cstheme="minorBidi" w:hint="eastAsia"/>
@@ -31720,7 +30569,6 @@
         </w:rPr>
         <w:t>或</w:t>
       </w:r>
-      <w:proofErr w:type="gramStart"/>
       <w:r>
         <w:rPr>
           <w:rFonts w:ascii="Tahoma" w:eastAsia="微软雅黑" w:hAnsi="Tahoma" w:cstheme="minorBidi"/>
@@ -31730,7 +30578,6 @@
         </w:rPr>
         <w:t>”</w:t>
       </w:r>
-      <w:proofErr w:type="gramEnd"/>
       <w:r>
         <w:rPr>
           <w:rFonts w:ascii="Tahoma" w:eastAsia="微软雅黑" w:hAnsi="Tahoma" w:cstheme="minorBidi" w:hint="eastAsia"/>
@@ -31748,7 +30595,6 @@
         </w:rPr>
         <w:t>]</w:t>
       </w:r>
-      <w:proofErr w:type="gramStart"/>
       <w:r>
         <w:rPr>
           <w:rFonts w:ascii="Tahoma" w:eastAsia="微软雅黑" w:hAnsi="Tahoma" w:cstheme="minorBidi"/>
@@ -31757,7 +30603,6 @@
         </w:rPr>
         <w:t>”</w:t>
       </w:r>
-      <w:proofErr w:type="gramEnd"/>
       <w:r>
         <w:rPr>
           <w:rFonts w:ascii="Tahoma" w:eastAsia="微软雅黑" w:hAnsi="Tahoma" w:cstheme="minorBidi" w:hint="eastAsia"/>
@@ -31804,18 +30649,8 @@
           <w:kern w:val="0"/>
           <w:sz w:val="22"/>
         </w:rPr>
-        <w:t>过程中生效的功能，比如等待、实时</w:t>
-      </w:r>
-      <w:proofErr w:type="gramStart"/>
-      <w:r>
-        <w:rPr>
-          <w:rFonts w:ascii="Tahoma" w:eastAsia="微软雅黑" w:hAnsi="Tahoma" w:cstheme="minorBidi" w:hint="eastAsia"/>
-          <w:kern w:val="0"/>
-          <w:sz w:val="22"/>
-        </w:rPr>
-        <w:t>切换脸图功能</w:t>
-      </w:r>
-      <w:proofErr w:type="gramEnd"/>
+        <w:t>过程中生效的功能，比如等待、实时切换脸图功能</w:t>
+      </w:r>
       <w:r>
         <w:rPr>
           <w:rFonts w:ascii="Tahoma" w:eastAsia="微软雅黑" w:hAnsi="Tahoma" w:cstheme="minorBidi" w:hint="eastAsia"/>
@@ -32133,10 +30968,10 @@
           <w:rFonts w:hint="eastAsia"/>
         </w:rPr>
         <w:object w:dxaOrig="7993" w:dyaOrig="5556" w14:anchorId="6F7F3EB1">
-          <v:shape id="_x0000_i1034" type="#_x0000_t75" style="width:367.8pt;height:255pt" o:ole="">
+          <v:shape id="_x0000_i1034" type="#_x0000_t75" style="width:367.95pt;height:255.05pt" o:ole="">
             <v:imagedata r:id="rId28" o:title=""/>
           </v:shape>
-          <o:OLEObject Type="Embed" ProgID="Visio.Drawing.15" ShapeID="_x0000_i1034" DrawAspect="Content" ObjectID="_1831699416" r:id="rId91"/>
+          <o:OLEObject Type="Embed" ProgID="Visio.Drawing.15" ShapeID="_x0000_i1034" DrawAspect="Content" ObjectID="_1836497475" r:id="rId91"/>
         </w:object>
       </w:r>
     </w:p>
@@ -32614,7 +31449,6 @@
         </w:rPr>
         <w:t xml:space="preserve"> + </w:t>
       </w:r>
-      <w:proofErr w:type="gramStart"/>
       <w:r>
         <w:rPr>
           <w:rFonts w:ascii="Tahoma" w:eastAsia="微软雅黑" w:hAnsi="Tahoma" w:hint="eastAsia"/>
@@ -32625,7 +31459,6 @@
         </w:rPr>
         <w:t>脸图管理</w:t>
       </w:r>
-      <w:proofErr w:type="gramEnd"/>
       <w:r>
         <w:rPr>
           <w:rFonts w:ascii="Tahoma" w:eastAsia="微软雅黑" w:hAnsi="Tahoma" w:hint="eastAsia"/>
@@ -32937,25 +31770,7 @@
                 <w:kern w:val="0"/>
                 <w:sz w:val="22"/>
               </w:rPr>
-              <w:t>窗口字符核心，各类子插件的</w:t>
-            </w:r>
-            <w:proofErr w:type="gramStart"/>
-            <w:r>
-              <w:rPr>
-                <w:rFonts w:ascii="Tahoma" w:eastAsia="微软雅黑" w:hAnsi="Tahoma" w:hint="eastAsia"/>
-                <w:kern w:val="0"/>
-                <w:sz w:val="22"/>
-              </w:rPr>
-              <w:t>文本域都可以</w:t>
-            </w:r>
-            <w:proofErr w:type="gramEnd"/>
-            <w:r>
-              <w:rPr>
-                <w:rFonts w:ascii="Tahoma" w:eastAsia="微软雅黑" w:hAnsi="Tahoma" w:hint="eastAsia"/>
-                <w:kern w:val="0"/>
-                <w:sz w:val="22"/>
-              </w:rPr>
-              <w:t>支持</w:t>
+              <w:t>窗口字符核心，各类子插件的文本域都可以支持</w:t>
             </w:r>
             <w:r>
               <w:rPr>
@@ -33378,25 +32193,7 @@
           <w:kern w:val="0"/>
           <w:sz w:val="22"/>
         </w:rPr>
-        <w:t>，</w:t>
-      </w:r>
-      <w:proofErr w:type="gramStart"/>
-      <w:r>
-        <w:rPr>
-          <w:rFonts w:ascii="Tahoma" w:eastAsia="微软雅黑" w:hAnsi="Tahoma" w:hint="eastAsia"/>
-          <w:kern w:val="0"/>
-          <w:sz w:val="22"/>
-        </w:rPr>
-        <w:t>加核心</w:t>
-      </w:r>
-      <w:proofErr w:type="gramEnd"/>
-      <w:r>
-        <w:rPr>
-          <w:rFonts w:ascii="Tahoma" w:eastAsia="微软雅黑" w:hAnsi="Tahoma" w:hint="eastAsia"/>
-          <w:kern w:val="0"/>
-          <w:sz w:val="22"/>
-        </w:rPr>
-        <w:t>插件</w:t>
+        <w:t>，加核心插件</w:t>
       </w:r>
       <w:r>
         <w:rPr>
@@ -33741,7 +32538,6 @@
         </w:rPr>
         <w:t xml:space="preserve"> </w:t>
       </w:r>
-      <w:proofErr w:type="gramStart"/>
       <w:r>
         <w:rPr>
           <w:rFonts w:ascii="Tahoma" w:eastAsia="微软雅黑" w:hAnsi="Tahoma"/>
@@ -33750,7 +32546,6 @@
         </w:rPr>
         <w:t>”</w:t>
       </w:r>
-      <w:proofErr w:type="gramEnd"/>
       <w:r>
         <w:rPr>
           <w:rFonts w:ascii="Tahoma" w:eastAsia="微软雅黑" w:hAnsi="Tahoma" w:hint="eastAsia"/>
@@ -33759,7 +32554,6 @@
         </w:rPr>
         <w:t>\{</w:t>
       </w:r>
-      <w:proofErr w:type="gramStart"/>
       <w:r>
         <w:rPr>
           <w:rFonts w:ascii="Tahoma" w:eastAsia="微软雅黑" w:hAnsi="Tahoma"/>
@@ -33768,7 +32562,6 @@
         </w:rPr>
         <w:t>”</w:t>
       </w:r>
-      <w:proofErr w:type="gramEnd"/>
       <w:r>
         <w:rPr>
           <w:rFonts w:ascii="Tahoma" w:eastAsia="微软雅黑" w:hAnsi="Tahoma" w:hint="eastAsia"/>
@@ -33793,7 +32586,6 @@
         </w:rPr>
         <w:t xml:space="preserve"> </w:t>
       </w:r>
-      <w:proofErr w:type="gramStart"/>
       <w:r>
         <w:rPr>
           <w:rFonts w:ascii="Tahoma" w:eastAsia="微软雅黑" w:hAnsi="Tahoma"/>
@@ -33802,7 +32594,6 @@
         </w:rPr>
         <w:t>”</w:t>
       </w:r>
-      <w:proofErr w:type="gramEnd"/>
       <w:r>
         <w:rPr>
           <w:rFonts w:ascii="Tahoma" w:eastAsia="微软雅黑" w:hAnsi="Tahoma" w:hint="eastAsia"/>
@@ -33811,7 +32602,6 @@
         </w:rPr>
         <w:t>\}</w:t>
       </w:r>
-      <w:proofErr w:type="gramStart"/>
       <w:r>
         <w:rPr>
           <w:rFonts w:ascii="Tahoma" w:eastAsia="微软雅黑" w:hAnsi="Tahoma"/>
@@ -33820,7 +32610,6 @@
         </w:rPr>
         <w:t>”</w:t>
       </w:r>
-      <w:proofErr w:type="gramEnd"/>
       <w:r>
         <w:rPr>
           <w:rFonts w:ascii="Tahoma" w:eastAsia="微软雅黑" w:hAnsi="Tahoma" w:hint="eastAsia"/>
@@ -34227,7 +33016,6 @@
         </w:rPr>
         <w:t>.docx</w:t>
       </w:r>
-      <w:proofErr w:type="gramStart"/>
       <w:r>
         <w:rPr>
           <w:rFonts w:ascii="Tahoma" w:eastAsia="微软雅黑" w:hAnsi="Tahoma"/>
@@ -34236,7 +33024,6 @@
         </w:rPr>
         <w:t>”</w:t>
       </w:r>
-      <w:proofErr w:type="gramEnd"/>
       <w:r>
         <w:rPr>
           <w:rFonts w:ascii="Tahoma" w:eastAsia="微软雅黑" w:hAnsi="Tahoma" w:hint="eastAsia"/>
@@ -34532,7 +33319,6 @@
         </w:rPr>
         <w:t>.docx</w:t>
       </w:r>
-      <w:proofErr w:type="gramStart"/>
       <w:r>
         <w:rPr>
           <w:rFonts w:ascii="Tahoma" w:eastAsia="微软雅黑" w:hAnsi="Tahoma"/>
@@ -34541,7 +33327,6 @@
         </w:rPr>
         <w:t>”</w:t>
       </w:r>
-      <w:proofErr w:type="gramEnd"/>
       <w:r>
         <w:rPr>
           <w:rFonts w:ascii="Tahoma" w:eastAsia="微软雅黑" w:hAnsi="Tahoma" w:hint="eastAsia"/>
@@ -34778,7 +33563,6 @@
           <w:sz w:val="22"/>
         </w:rPr>
       </w:pPr>
-      <w:proofErr w:type="gramStart"/>
       <w:r>
         <w:rPr>
           <w:rFonts w:ascii="Tahoma" w:eastAsia="微软雅黑" w:hAnsi="Tahoma" w:cstheme="minorBidi" w:hint="eastAsia"/>
@@ -34786,17 +33570,7 @@
           <w:kern w:val="0"/>
           <w:sz w:val="22"/>
         </w:rPr>
-        <w:t>该效果</w:t>
-      </w:r>
-      <w:proofErr w:type="gramEnd"/>
-      <w:r>
-        <w:rPr>
-          <w:rFonts w:ascii="Tahoma" w:eastAsia="微软雅黑" w:hAnsi="Tahoma" w:cstheme="minorBidi" w:hint="eastAsia"/>
-          <w:bCs/>
-          <w:kern w:val="0"/>
-          <w:sz w:val="22"/>
-        </w:rPr>
-        <w:t>来自插件：</w:t>
+        <w:t>该效果来自插件：</w:t>
       </w:r>
     </w:p>
     <w:p>
@@ -35031,27 +33805,7 @@
                 <w:sz w:val="20"/>
                 <w:szCs w:val="20"/>
               </w:rPr>
-              <w:t>\</w:t>
-            </w:r>
-            <w:proofErr w:type="gramStart"/>
-            <w:r>
-              <w:rPr>
-                <w:rFonts w:ascii="Tahoma" w:eastAsia="微软雅黑" w:hAnsi="Tahoma" w:hint="eastAsia"/>
-                <w:kern w:val="0"/>
-                <w:sz w:val="20"/>
-                <w:szCs w:val="20"/>
-              </w:rPr>
-              <w:t>dimg[</w:t>
-            </w:r>
-            <w:proofErr w:type="gramEnd"/>
-            <w:r>
-              <w:rPr>
-                <w:rFonts w:ascii="Tahoma" w:eastAsia="微软雅黑" w:hAnsi="Tahoma" w:hint="eastAsia"/>
-                <w:kern w:val="0"/>
-                <w:sz w:val="20"/>
-                <w:szCs w:val="20"/>
-              </w:rPr>
-              <w:t>1]</w:t>
+              <w:t>\dimg[1]</w:t>
             </w:r>
           </w:p>
         </w:tc>
@@ -36074,19 +34828,8 @@
           <w:kern w:val="0"/>
           <w:sz w:val="22"/>
         </w:rPr>
-        <w:t>阅后即</w:t>
-      </w:r>
-      <w:proofErr w:type="gramStart"/>
-      <w:r>
-        <w:rPr>
-          <w:rFonts w:ascii="Tahoma" w:eastAsia="微软雅黑" w:hAnsi="Tahoma" w:cstheme="minorBidi" w:hint="eastAsia"/>
-          <w:bCs/>
-          <w:kern w:val="0"/>
-          <w:sz w:val="22"/>
-        </w:rPr>
-        <w:t>焚</w:t>
-      </w:r>
-      <w:proofErr w:type="gramEnd"/>
+        <w:t>阅后即焚</w:t>
+      </w:r>
       <w:r>
         <w:rPr>
           <w:rFonts w:ascii="Tahoma" w:eastAsia="微软雅黑" w:hAnsi="Tahoma" w:cstheme="minorBidi" w:hint="eastAsia"/>
@@ -36301,7 +35044,6 @@
         </w:rPr>
         <w:t>字符串的窗口字符可以与变量字符组合</w:t>
       </w:r>
-      <w:proofErr w:type="gramStart"/>
       <w:r>
         <w:rPr>
           <w:rFonts w:ascii="Tahoma" w:eastAsia="微软雅黑" w:hAnsi="Tahoma" w:cstheme="minorBidi"/>
@@ -36310,7 +35052,6 @@
         </w:rPr>
         <w:t>”</w:t>
       </w:r>
-      <w:proofErr w:type="gramEnd"/>
       <w:r>
         <w:rPr>
           <w:rFonts w:ascii="Tahoma" w:eastAsia="微软雅黑" w:hAnsi="Tahoma" w:cstheme="minorBidi" w:hint="eastAsia"/>
@@ -36335,7 +35076,6 @@
         </w:rPr>
         <w:t>[\v[21]]</w:t>
       </w:r>
-      <w:proofErr w:type="gramStart"/>
       <w:r>
         <w:rPr>
           <w:rFonts w:ascii="Tahoma" w:eastAsia="微软雅黑" w:hAnsi="Tahoma" w:cstheme="minorBidi"/>
@@ -36344,7 +35084,6 @@
         </w:rPr>
         <w:t>”</w:t>
       </w:r>
-      <w:proofErr w:type="gramEnd"/>
       <w:r>
         <w:rPr>
           <w:rFonts w:ascii="Tahoma" w:eastAsia="微软雅黑" w:hAnsi="Tahoma" w:cstheme="minorBidi" w:hint="eastAsia"/>
@@ -36365,23 +35104,13 @@
           <w:sz w:val="22"/>
         </w:rPr>
       </w:pPr>
-      <w:proofErr w:type="gramStart"/>
-      <w:r>
-        <w:rPr>
-          <w:rFonts w:ascii="Tahoma" w:eastAsia="微软雅黑" w:hAnsi="Tahoma" w:cstheme="minorBidi" w:hint="eastAsia"/>
-          <w:kern w:val="0"/>
-          <w:sz w:val="22"/>
-        </w:rPr>
-        <w:t>该效果</w:t>
-      </w:r>
-      <w:proofErr w:type="gramEnd"/>
-      <w:r>
-        <w:rPr>
-          <w:rFonts w:ascii="Tahoma" w:eastAsia="微软雅黑" w:hAnsi="Tahoma" w:cstheme="minorBidi" w:hint="eastAsia"/>
-          <w:kern w:val="0"/>
-          <w:sz w:val="22"/>
-        </w:rPr>
-        <w:t>来自插件：</w:t>
+      <w:r>
+        <w:rPr>
+          <w:rFonts w:ascii="Tahoma" w:eastAsia="微软雅黑" w:hAnsi="Tahoma" w:cstheme="minorBidi" w:hint="eastAsia"/>
+          <w:kern w:val="0"/>
+          <w:sz w:val="22"/>
+        </w:rPr>
+        <w:t>该效果来自插件：</w:t>
       </w:r>
     </w:p>
     <w:p>
@@ -37462,7 +36191,6 @@
           <w:sz w:val="22"/>
         </w:rPr>
       </w:pPr>
-      <w:proofErr w:type="gramStart"/>
       <w:r>
         <w:rPr>
           <w:rFonts w:ascii="Tahoma" w:eastAsia="微软雅黑" w:hAnsi="Tahoma" w:cstheme="minorBidi" w:hint="eastAsia"/>
@@ -37470,17 +36198,7 @@
           <w:kern w:val="0"/>
           <w:sz w:val="22"/>
         </w:rPr>
-        <w:t>该效果</w:t>
-      </w:r>
-      <w:proofErr w:type="gramEnd"/>
-      <w:r>
-        <w:rPr>
-          <w:rFonts w:ascii="Tahoma" w:eastAsia="微软雅黑" w:hAnsi="Tahoma" w:cstheme="minorBidi" w:hint="eastAsia"/>
-          <w:bCs/>
-          <w:kern w:val="0"/>
-          <w:sz w:val="22"/>
-        </w:rPr>
-        <w:t>来自插件：</w:t>
+        <w:t>该效果来自插件：</w:t>
       </w:r>
     </w:p>
     <w:p>
@@ -37997,27 +36715,7 @@
                 <w:sz w:val="20"/>
                 <w:szCs w:val="20"/>
               </w:rPr>
-              <w:t>\</w:t>
-            </w:r>
-            <w:proofErr w:type="gramStart"/>
-            <w:r>
-              <w:rPr>
-                <w:rFonts w:ascii="Tahoma" w:eastAsia="微软雅黑" w:hAnsi="Tahoma"/>
-                <w:kern w:val="0"/>
-                <w:sz w:val="20"/>
-                <w:szCs w:val="20"/>
-              </w:rPr>
-              <w:t>dtsp[</w:t>
-            </w:r>
-            <w:proofErr w:type="gramEnd"/>
-            <w:r>
-              <w:rPr>
-                <w:rFonts w:ascii="Tahoma" w:eastAsia="微软雅黑" w:hAnsi="Tahoma"/>
-                <w:kern w:val="0"/>
-                <w:sz w:val="20"/>
-                <w:szCs w:val="20"/>
-              </w:rPr>
-              <w:t>5]</w:t>
+              <w:t>\dtsp[5]</w:t>
             </w:r>
           </w:p>
         </w:tc>
@@ -38096,27 +36794,7 @@
                 <w:sz w:val="20"/>
                 <w:szCs w:val="20"/>
               </w:rPr>
-              <w:t>\</w:t>
-            </w:r>
-            <w:proofErr w:type="gramStart"/>
-            <w:r>
-              <w:rPr>
-                <w:rFonts w:ascii="Tahoma" w:eastAsia="微软雅黑" w:hAnsi="Tahoma"/>
-                <w:kern w:val="0"/>
-                <w:sz w:val="20"/>
-                <w:szCs w:val="20"/>
-              </w:rPr>
-              <w:t>dtsp[</w:t>
-            </w:r>
-            <w:proofErr w:type="gramEnd"/>
-            <w:r>
-              <w:rPr>
-                <w:rFonts w:ascii="Tahoma" w:eastAsia="微软雅黑" w:hAnsi="Tahoma"/>
-                <w:kern w:val="0"/>
-                <w:sz w:val="20"/>
-                <w:szCs w:val="20"/>
-              </w:rPr>
-              <w:t>5:10]</w:t>
+              <w:t>\dtsp[5:10]</w:t>
             </w:r>
           </w:p>
         </w:tc>
@@ -38213,27 +36891,7 @@
                 <w:sz w:val="20"/>
                 <w:szCs w:val="20"/>
               </w:rPr>
-              <w:t>\</w:t>
-            </w:r>
-            <w:proofErr w:type="gramStart"/>
-            <w:r>
-              <w:rPr>
-                <w:rFonts w:ascii="Tahoma" w:eastAsia="微软雅黑" w:hAnsi="Tahoma" w:cstheme="minorBidi"/>
-                <w:kern w:val="0"/>
-                <w:sz w:val="20"/>
-                <w:szCs w:val="20"/>
-              </w:rPr>
-              <w:t>dtsp[</w:t>
-            </w:r>
-            <w:proofErr w:type="gramEnd"/>
-            <w:r>
-              <w:rPr>
-                <w:rFonts w:ascii="Tahoma" w:eastAsia="微软雅黑" w:hAnsi="Tahoma" w:cstheme="minorBidi"/>
-                <w:kern w:val="0"/>
-                <w:sz w:val="20"/>
-                <w:szCs w:val="20"/>
-              </w:rPr>
-              <w:t>5:5:10:10]</w:t>
+              <w:t>\dtsp[5:5:10:10]</w:t>
             </w:r>
           </w:p>
         </w:tc>
@@ -38366,27 +37024,7 @@
                 <w:sz w:val="20"/>
                 <w:szCs w:val="20"/>
               </w:rPr>
-              <w:t>\</w:t>
-            </w:r>
-            <w:proofErr w:type="gramStart"/>
-            <w:r>
-              <w:rPr>
-                <w:rFonts w:ascii="Tahoma" w:eastAsia="微软雅黑" w:hAnsi="Tahoma" w:cstheme="minorBidi"/>
-                <w:kern w:val="0"/>
-                <w:sz w:val="20"/>
-                <w:szCs w:val="20"/>
-              </w:rPr>
-              <w:t>dtsp</w:t>
-            </w:r>
-            <w:proofErr w:type="gramEnd"/>
-            <w:r>
-              <w:rPr>
-                <w:rFonts w:ascii="Tahoma" w:eastAsia="微软雅黑" w:hAnsi="Tahoma" w:cstheme="minorBidi"/>
-                <w:kern w:val="0"/>
-                <w:sz w:val="20"/>
-                <w:szCs w:val="20"/>
-              </w:rPr>
-              <w:t>[reset]</w:t>
+              <w:t>\dtsp[reset]</w:t>
             </w:r>
           </w:p>
         </w:tc>
@@ -38764,23 +37402,13 @@
           <w:sz w:val="22"/>
         </w:rPr>
       </w:pPr>
-      <w:proofErr w:type="gramStart"/>
       <w:r>
         <w:rPr>
           <w:rFonts w:ascii="Tahoma" w:eastAsia="微软雅黑" w:hAnsi="Tahoma" w:hint="eastAsia"/>
           <w:kern w:val="0"/>
           <w:sz w:val="22"/>
         </w:rPr>
-        <w:t>该效果</w:t>
-      </w:r>
-      <w:proofErr w:type="gramEnd"/>
-      <w:r>
-        <w:rPr>
-          <w:rFonts w:ascii="Tahoma" w:eastAsia="微软雅黑" w:hAnsi="Tahoma" w:hint="eastAsia"/>
-          <w:kern w:val="0"/>
-          <w:sz w:val="22"/>
-        </w:rPr>
-        <w:t>来自插件：</w:t>
+        <w:t>该效果来自插件：</w:t>
       </w:r>
     </w:p>
     <w:p>
@@ -38856,25 +37484,7 @@
           <w:kern w:val="0"/>
           <w:sz w:val="22"/>
         </w:rPr>
-        <w:t>字符</w:t>
-      </w:r>
-      <w:proofErr w:type="gramStart"/>
-      <w:r>
-        <w:rPr>
-          <w:rFonts w:ascii="Tahoma" w:eastAsia="微软雅黑" w:hAnsi="Tahoma" w:hint="eastAsia"/>
-          <w:kern w:val="0"/>
-          <w:sz w:val="22"/>
-        </w:rPr>
-        <w:t>块持续</w:t>
-      </w:r>
-      <w:proofErr w:type="gramEnd"/>
-      <w:r>
-        <w:rPr>
-          <w:rFonts w:ascii="Tahoma" w:eastAsia="微软雅黑" w:hAnsi="Tahoma" w:hint="eastAsia"/>
-          <w:kern w:val="0"/>
-          <w:sz w:val="22"/>
-        </w:rPr>
-        <w:t>动作效果</w:t>
+        <w:t>字符块持续动作效果</w:t>
       </w:r>
     </w:p>
     <w:p>
@@ -39016,27 +37626,7 @@
                 <w:sz w:val="20"/>
                 <w:szCs w:val="20"/>
               </w:rPr>
-              <w:t>\</w:t>
-            </w:r>
-            <w:proofErr w:type="gramStart"/>
-            <w:r>
-              <w:rPr>
-                <w:rFonts w:ascii="Tahoma" w:eastAsia="微软雅黑" w:hAnsi="Tahoma"/>
-                <w:kern w:val="0"/>
-                <w:sz w:val="20"/>
-                <w:szCs w:val="20"/>
-              </w:rPr>
-              <w:t>dDCCE[</w:t>
-            </w:r>
-            <w:proofErr w:type="gramEnd"/>
-            <w:r>
-              <w:rPr>
-                <w:rFonts w:ascii="Tahoma" w:eastAsia="微软雅黑" w:hAnsi="Tahoma"/>
-                <w:kern w:val="0"/>
-                <w:sz w:val="20"/>
-                <w:szCs w:val="20"/>
-              </w:rPr>
-              <w:t>4]</w:t>
+              <w:t>\dDCCE[4]</w:t>
             </w:r>
           </w:p>
         </w:tc>
@@ -39775,7 +38365,6 @@
         </w:rPr>
         <w:t>与窗口字符相关的</w:t>
       </w:r>
-      <w:proofErr w:type="gramStart"/>
       <w:r>
         <w:rPr>
           <w:rFonts w:ascii="Tahoma" w:eastAsia="微软雅黑" w:hAnsi="Tahoma"/>
@@ -39784,7 +38373,6 @@
         </w:rPr>
         <w:t>”</w:t>
       </w:r>
-      <w:proofErr w:type="gramEnd"/>
       <w:r>
         <w:rPr>
           <w:rFonts w:ascii="Tahoma" w:eastAsia="微软雅黑" w:hAnsi="Tahoma" w:hint="eastAsia"/>
@@ -39809,7 +38397,6 @@
         </w:rPr>
         <w:t>）</w:t>
       </w:r>
-      <w:proofErr w:type="gramStart"/>
       <w:r>
         <w:rPr>
           <w:rFonts w:ascii="Tahoma" w:eastAsia="微软雅黑" w:hAnsi="Tahoma"/>
@@ -39818,7 +38405,6 @@
         </w:rPr>
         <w:t>”</w:t>
       </w:r>
-      <w:proofErr w:type="gramEnd"/>
       <w:r>
         <w:rPr>
           <w:rFonts w:ascii="Tahoma" w:eastAsia="微软雅黑" w:hAnsi="Tahoma" w:hint="eastAsia"/>
@@ -39855,7 +38441,6 @@
         </w:rPr>
         <w:t>看看文档</w:t>
       </w:r>
-      <w:proofErr w:type="gramStart"/>
       <w:r>
         <w:rPr>
           <w:rFonts w:ascii="Tahoma" w:eastAsia="微软雅黑" w:hAnsi="Tahoma" w:cstheme="minorBidi"/>
@@ -39864,7 +38449,6 @@
         </w:rPr>
         <w:t>”</w:t>
       </w:r>
-      <w:proofErr w:type="gramEnd"/>
       <w:r>
         <w:rPr>
           <w:rFonts w:ascii="Tahoma" w:eastAsia="微软雅黑" w:hAnsi="Tahoma" w:cstheme="minorBidi" w:hint="eastAsia"/>
@@ -39910,7 +38494,6 @@
         </w:rPr>
         <w:t>.docx</w:t>
       </w:r>
-      <w:proofErr w:type="gramStart"/>
       <w:r>
         <w:rPr>
           <w:rFonts w:ascii="Tahoma" w:eastAsia="微软雅黑" w:hAnsi="Tahoma" w:cstheme="minorBidi"/>
@@ -39919,7 +38502,6 @@
         </w:rPr>
         <w:t>”</w:t>
       </w:r>
-      <w:proofErr w:type="gramEnd"/>
       <w:r>
         <w:rPr>
           <w:rFonts w:ascii="Tahoma" w:eastAsia="微软雅黑" w:hAnsi="Tahoma" w:cstheme="minorBidi" w:hint="eastAsia"/>
@@ -40294,23 +38876,13 @@
               </w:rPr>
               <w:t xml:space="preserve">&gt; </w:t>
             </w:r>
-            <w:proofErr w:type="gramStart"/>
-            <w:r>
-              <w:rPr>
-                <w:rFonts w:ascii="Tahoma" w:eastAsia="微软雅黑" w:hAnsi="Tahoma" w:hint="eastAsia"/>
-                <w:kern w:val="0"/>
-                <w:sz w:val="22"/>
-              </w:rPr>
-              <w:t>旧工程</w:t>
-            </w:r>
-            <w:proofErr w:type="gramEnd"/>
-            <w:r>
-              <w:rPr>
-                <w:rFonts w:ascii="Tahoma" w:eastAsia="微软雅黑" w:hAnsi="Tahoma" w:hint="eastAsia"/>
-                <w:kern w:val="0"/>
-                <w:sz w:val="22"/>
-              </w:rPr>
-              <w:t>更新插件后，出现了大量</w:t>
+            <w:r>
+              <w:rPr>
+                <w:rFonts w:ascii="Tahoma" w:eastAsia="微软雅黑" w:hAnsi="Tahoma" w:hint="eastAsia"/>
+                <w:kern w:val="0"/>
+                <w:sz w:val="22"/>
+              </w:rPr>
+              <w:t>旧工程更新插件后，出现了大量</w:t>
             </w:r>
             <w:r>
               <w:rPr>
@@ -40822,7 +39394,6 @@
               </w:rPr>
               <w:t>通过</w:t>
             </w:r>
-            <w:proofErr w:type="gramStart"/>
             <w:r>
               <w:rPr>
                 <w:rFonts w:ascii="Tahoma" w:eastAsia="微软雅黑" w:hAnsi="Tahoma"/>
@@ -40831,7 +39402,6 @@
               </w:rPr>
               <w:t>”</w:t>
             </w:r>
-            <w:proofErr w:type="gramEnd"/>
             <w:r>
               <w:rPr>
                 <w:rFonts w:ascii="Tahoma" w:eastAsia="微软雅黑" w:hAnsi="Tahoma" w:hint="eastAsia"/>
@@ -40840,7 +39410,6 @@
               </w:rPr>
               <w:t>\dts[]</w:t>
             </w:r>
-            <w:proofErr w:type="gramStart"/>
             <w:r>
               <w:rPr>
                 <w:rFonts w:ascii="Tahoma" w:eastAsia="微软雅黑" w:hAnsi="Tahoma"/>
@@ -40849,7 +39418,6 @@
               </w:rPr>
               <w:t>”</w:t>
             </w:r>
-            <w:proofErr w:type="gramEnd"/>
             <w:r>
               <w:rPr>
                 <w:rFonts w:ascii="Tahoma" w:eastAsia="微软雅黑" w:hAnsi="Tahoma" w:hint="eastAsia"/>
@@ -43102,25 +41670,7 @@
                 <w:kern w:val="0"/>
                 <w:sz w:val="22"/>
               </w:rPr>
-              <w:t>由于</w:t>
-            </w:r>
-            <w:proofErr w:type="gramStart"/>
-            <w:r>
-              <w:rPr>
-                <w:rFonts w:ascii="Tahoma" w:eastAsia="微软雅黑" w:hAnsi="Tahoma" w:hint="eastAsia"/>
-                <w:kern w:val="0"/>
-                <w:sz w:val="22"/>
-              </w:rPr>
-              <w:t>此设置</w:t>
-            </w:r>
-            <w:proofErr w:type="gramEnd"/>
-            <w:r>
-              <w:rPr>
-                <w:rFonts w:ascii="Tahoma" w:eastAsia="微软雅黑" w:hAnsi="Tahoma" w:hint="eastAsia"/>
-                <w:kern w:val="0"/>
-                <w:sz w:val="22"/>
-              </w:rPr>
-              <w:t>会影响所有文本和字体，需要慎重修改。</w:t>
+              <w:t>由于此设置会影响所有文本和字体，需要慎重修改。</w:t>
             </w:r>
           </w:p>
         </w:tc>
@@ -43165,38 +41715,41 @@
           <w:sz w:val="28"/>
         </w:rPr>
       </w:pPr>
-      <w:bookmarkStart w:id="60" w:name="_小字体时，图标显得太大"/>
-      <w:bookmarkStart w:id="61" w:name="_很小的字体中，图标显大"/>
-      <w:bookmarkEnd w:id="60"/>
-      <w:bookmarkEnd w:id="61"/>
       <w:r>
         <w:rPr>
           <w:rFonts w:ascii="等线" w:eastAsia="等线" w:hAnsi="等线" w:hint="eastAsia"/>
           <w:sz w:val="28"/>
         </w:rPr>
         <w:lastRenderedPageBreak/>
-        <w:t>很小的</w:t>
+        <w:t>窗口字符</w:t>
       </w:r>
       <w:r>
         <w:rPr>
           <w:rFonts w:ascii="等线" w:eastAsia="等线" w:hAnsi="等线" w:hint="eastAsia"/>
           <w:sz w:val="28"/>
         </w:rPr>
-        <w:t>字体</w:t>
+        <w:t>出现</w:t>
       </w:r>
       <w:r>
         <w:rPr>
           <w:rFonts w:ascii="等线" w:eastAsia="等线" w:hAnsi="等线" w:hint="eastAsia"/>
           <w:sz w:val="28"/>
         </w:rPr>
-        <w:t>中</w:t>
+        <w:t>左切边</w:t>
       </w:r>
       <w:r>
         <w:rPr>
           <w:rFonts w:ascii="等线" w:eastAsia="等线" w:hAnsi="等线" w:hint="eastAsia"/>
           <w:sz w:val="28"/>
         </w:rPr>
-        <w:t>，图标显大</w:t>
+        <w:t>、砍手</w:t>
+      </w:r>
+      <w:r>
+        <w:rPr>
+          <w:rFonts w:ascii="等线" w:eastAsia="等线" w:hAnsi="等线" w:hint="eastAsia"/>
+          <w:sz w:val="28"/>
+        </w:rPr>
+        <w:t>现象</w:t>
       </w:r>
     </w:p>
     <w:tbl>
@@ -43271,6 +41824,1265 @@
                 <w:kern w:val="0"/>
                 <w:sz w:val="22"/>
               </w:rPr>
+              <w:t>窗口字符</w:t>
+            </w:r>
+            <w:r>
+              <w:rPr>
+                <w:rFonts w:ascii="Tahoma" w:eastAsia="微软雅黑" w:hAnsi="Tahoma" w:hint="eastAsia"/>
+                <w:kern w:val="0"/>
+                <w:sz w:val="22"/>
+              </w:rPr>
+              <w:t>出现</w:t>
+            </w:r>
+            <w:r>
+              <w:rPr>
+                <w:rFonts w:ascii="Tahoma" w:eastAsia="微软雅黑" w:hAnsi="Tahoma" w:hint="eastAsia"/>
+                <w:kern w:val="0"/>
+                <w:sz w:val="22"/>
+              </w:rPr>
+              <w:t>左切边</w:t>
+            </w:r>
+            <w:r>
+              <w:rPr>
+                <w:rFonts w:ascii="Tahoma" w:eastAsia="微软雅黑" w:hAnsi="Tahoma" w:hint="eastAsia"/>
+                <w:kern w:val="0"/>
+                <w:sz w:val="22"/>
+              </w:rPr>
+              <w:t>、砍手</w:t>
+            </w:r>
+            <w:r>
+              <w:rPr>
+                <w:rFonts w:ascii="Tahoma" w:eastAsia="微软雅黑" w:hAnsi="Tahoma" w:hint="eastAsia"/>
+                <w:kern w:val="0"/>
+                <w:sz w:val="22"/>
+              </w:rPr>
+              <w:t>现象</w:t>
+            </w:r>
+          </w:p>
+        </w:tc>
+      </w:tr>
+      <w:tr>
+        <w:tc>
+          <w:tcPr>
+            <w:tcW w:w="1418" w:type="dxa"/>
+          </w:tcPr>
+          <w:p>
+            <w:pPr>
+              <w:widowControl/>
+              <w:adjustRightInd w:val="0"/>
+              <w:snapToGrid w:val="0"/>
+              <w:spacing w:line="276" w:lineRule="auto"/>
+              <w:jc w:val="left"/>
+              <w:rPr>
+                <w:rFonts w:ascii="Tahoma" w:eastAsia="微软雅黑" w:hAnsi="Tahoma"/>
+                <w:b/>
+                <w:bCs/>
+                <w:kern w:val="0"/>
+                <w:sz w:val="22"/>
+              </w:rPr>
+            </w:pPr>
+            <w:r>
+              <w:rPr>
+                <w:rFonts w:ascii="Tahoma" w:eastAsia="微软雅黑" w:hAnsi="Tahoma" w:hint="eastAsia"/>
+                <w:b/>
+                <w:bCs/>
+                <w:kern w:val="0"/>
+                <w:sz w:val="22"/>
+              </w:rPr>
+              <w:t>问题图示</w:t>
+            </w:r>
+          </w:p>
+        </w:tc>
+        <w:tc>
+          <w:tcPr>
+            <w:tcW w:w="7371" w:type="dxa"/>
+          </w:tcPr>
+          <w:p>
+            <w:pPr>
+              <w:widowControl/>
+              <w:jc w:val="left"/>
+              <w:rPr>
+                <w:rFonts w:ascii="宋体" w:hAnsi="宋体" w:cs="宋体" w:hint="eastAsia"/>
+                <w:kern w:val="0"/>
+                <w:szCs w:val="24"/>
+              </w:rPr>
+            </w:pPr>
+            <w:r>
+              <w:rPr>
+                <w:noProof/>
+              </w:rPr>
+              <w:drawing>
+                <wp:inline distT="0" distB="0" distL="0" distR="0" wp14:anchorId="03BF60AF" wp14:editId="08ADC8C1">
+                  <wp:extent cx="2278380" cy="2063253"/>
+                  <wp:effectExtent l="0" t="0" r="7620" b="0"/>
+                  <wp:docPr id="1555551199" name="图片 1"/>
+                  <wp:cNvGraphicFramePr>
+                    <a:graphicFrameLocks xmlns:a="http://schemas.openxmlformats.org/drawingml/2006/main" noChangeAspect="1"/>
+                  </wp:cNvGraphicFramePr>
+                  <a:graphic xmlns:a="http://schemas.openxmlformats.org/drawingml/2006/main">
+                    <a:graphicData uri="http://schemas.openxmlformats.org/drawingml/2006/picture">
+                      <pic:pic xmlns:pic="http://schemas.openxmlformats.org/drawingml/2006/picture">
+                        <pic:nvPicPr>
+                          <pic:cNvPr id="0" name="Picture 11"/>
+                          <pic:cNvPicPr>
+                            <a:picLocks noChangeAspect="1" noChangeArrowheads="1"/>
+                          </pic:cNvPicPr>
+                        </pic:nvPicPr>
+                        <pic:blipFill>
+                          <a:blip r:embed="rId114">
+                            <a:extLst>
+                              <a:ext uri="{28A0092B-C50C-407E-A947-70E740481C1C}">
+                                <a14:useLocalDpi xmlns:a14="http://schemas.microsoft.com/office/drawing/2010/main" val="0"/>
+                              </a:ext>
+                            </a:extLst>
+                          </a:blip>
+                          <a:srcRect/>
+                          <a:stretch>
+                            <a:fillRect/>
+                          </a:stretch>
+                        </pic:blipFill>
+                        <pic:spPr bwMode="auto">
+                          <a:xfrm>
+                            <a:off x="0" y="0"/>
+                            <a:ext cx="2286295" cy="2070420"/>
+                          </a:xfrm>
+                          <a:prstGeom prst="rect">
+                            <a:avLst/>
+                          </a:prstGeom>
+                          <a:noFill/>
+                          <a:ln>
+                            <a:noFill/>
+                          </a:ln>
+                        </pic:spPr>
+                      </pic:pic>
+                    </a:graphicData>
+                  </a:graphic>
+                </wp:inline>
+              </w:drawing>
+            </w:r>
+          </w:p>
+        </w:tc>
+      </w:tr>
+      <w:tr>
+        <w:tc>
+          <w:tcPr>
+            <w:tcW w:w="1418" w:type="dxa"/>
+          </w:tcPr>
+          <w:p>
+            <w:pPr>
+              <w:widowControl/>
+              <w:adjustRightInd w:val="0"/>
+              <w:snapToGrid w:val="0"/>
+              <w:spacing w:line="276" w:lineRule="auto"/>
+              <w:jc w:val="left"/>
+              <w:rPr>
+                <w:rFonts w:ascii="Tahoma" w:eastAsia="微软雅黑" w:hAnsi="Tahoma"/>
+                <w:b/>
+                <w:bCs/>
+                <w:kern w:val="0"/>
+                <w:sz w:val="22"/>
+              </w:rPr>
+            </w:pPr>
+            <w:r>
+              <w:rPr>
+                <w:rFonts w:ascii="Tahoma" w:eastAsia="微软雅黑" w:hAnsi="Tahoma" w:hint="eastAsia"/>
+                <w:b/>
+                <w:bCs/>
+                <w:kern w:val="0"/>
+                <w:sz w:val="22"/>
+              </w:rPr>
+              <w:t>问题描述</w:t>
+            </w:r>
+          </w:p>
+        </w:tc>
+        <w:tc>
+          <w:tcPr>
+            <w:tcW w:w="7371" w:type="dxa"/>
+          </w:tcPr>
+          <w:p>
+            <w:pPr>
+              <w:widowControl/>
+              <w:adjustRightInd w:val="0"/>
+              <w:snapToGrid w:val="0"/>
+              <w:spacing w:line="276" w:lineRule="auto"/>
+              <w:jc w:val="left"/>
+              <w:rPr>
+                <w:rFonts w:ascii="Tahoma" w:eastAsia="微软雅黑" w:hAnsi="Tahoma"/>
+                <w:kern w:val="0"/>
+                <w:sz w:val="22"/>
+              </w:rPr>
+            </w:pPr>
+            <w:r>
+              <w:rPr>
+                <w:rFonts w:ascii="Tahoma" w:eastAsia="微软雅黑" w:hAnsi="Tahoma" w:hint="eastAsia"/>
+                <w:kern w:val="0"/>
+                <w:sz w:val="22"/>
+              </w:rPr>
+              <w:t>如图所示，会左切边</w:t>
+            </w:r>
+            <w:r>
+              <w:rPr>
+                <w:rFonts w:ascii="Tahoma" w:eastAsia="微软雅黑" w:hAnsi="Tahoma" w:hint="eastAsia"/>
+                <w:kern w:val="0"/>
+                <w:sz w:val="22"/>
+              </w:rPr>
+              <w:t>、砍手</w:t>
+            </w:r>
+            <w:r>
+              <w:rPr>
+                <w:rFonts w:ascii="Tahoma" w:eastAsia="微软雅黑" w:hAnsi="Tahoma" w:hint="eastAsia"/>
+                <w:kern w:val="0"/>
+                <w:sz w:val="22"/>
+              </w:rPr>
+              <w:t>，好像缺了</w:t>
+            </w:r>
+            <w:r>
+              <w:rPr>
+                <w:rFonts w:ascii="Tahoma" w:eastAsia="微软雅黑" w:hAnsi="Tahoma" w:hint="eastAsia"/>
+                <w:kern w:val="0"/>
+                <w:sz w:val="22"/>
+              </w:rPr>
+              <w:t>1</w:t>
+            </w:r>
+            <w:r>
+              <w:rPr>
+                <w:rFonts w:ascii="Tahoma" w:eastAsia="微软雅黑" w:hAnsi="Tahoma" w:hint="eastAsia"/>
+                <w:kern w:val="0"/>
+                <w:sz w:val="22"/>
+              </w:rPr>
+              <w:t>像素</w:t>
+            </w:r>
+            <w:r>
+              <w:rPr>
+                <w:rFonts w:ascii="Tahoma" w:eastAsia="微软雅黑" w:hAnsi="Tahoma" w:hint="eastAsia"/>
+                <w:kern w:val="0"/>
+                <w:sz w:val="22"/>
+              </w:rPr>
+              <w:t>。</w:t>
+            </w:r>
+          </w:p>
+        </w:tc>
+      </w:tr>
+      <w:tr>
+        <w:tc>
+          <w:tcPr>
+            <w:tcW w:w="1418" w:type="dxa"/>
+          </w:tcPr>
+          <w:p>
+            <w:pPr>
+              <w:widowControl/>
+              <w:adjustRightInd w:val="0"/>
+              <w:snapToGrid w:val="0"/>
+              <w:spacing w:line="276" w:lineRule="auto"/>
+              <w:jc w:val="left"/>
+              <w:rPr>
+                <w:rFonts w:ascii="Tahoma" w:eastAsia="微软雅黑" w:hAnsi="Tahoma"/>
+                <w:b/>
+                <w:bCs/>
+                <w:kern w:val="0"/>
+                <w:sz w:val="22"/>
+              </w:rPr>
+            </w:pPr>
+            <w:r>
+              <w:rPr>
+                <w:rFonts w:ascii="Tahoma" w:eastAsia="微软雅黑" w:hAnsi="Tahoma" w:hint="eastAsia"/>
+                <w:b/>
+                <w:bCs/>
+                <w:kern w:val="0"/>
+                <w:sz w:val="22"/>
+              </w:rPr>
+              <w:t>出现时机</w:t>
+            </w:r>
+          </w:p>
+        </w:tc>
+        <w:tc>
+          <w:tcPr>
+            <w:tcW w:w="7371" w:type="dxa"/>
+          </w:tcPr>
+          <w:p>
+            <w:pPr>
+              <w:widowControl/>
+              <w:adjustRightInd w:val="0"/>
+              <w:snapToGrid w:val="0"/>
+              <w:spacing w:line="276" w:lineRule="auto"/>
+              <w:jc w:val="left"/>
+              <w:rPr>
+                <w:rFonts w:ascii="Tahoma" w:eastAsia="微软雅黑" w:hAnsi="Tahoma" w:hint="eastAsia"/>
+                <w:kern w:val="0"/>
+                <w:sz w:val="22"/>
+              </w:rPr>
+            </w:pPr>
+            <w:r>
+              <w:rPr>
+                <w:rFonts w:ascii="Tahoma" w:eastAsia="微软雅黑" w:hAnsi="Tahoma" w:hint="eastAsia"/>
+                <w:kern w:val="0"/>
+                <w:sz w:val="22"/>
+              </w:rPr>
+              <w:t xml:space="preserve">&gt; </w:t>
+            </w:r>
+            <w:r>
+              <w:rPr>
+                <w:rFonts w:ascii="Tahoma" w:eastAsia="微软雅黑" w:hAnsi="Tahoma" w:hint="eastAsia"/>
+                <w:kern w:val="0"/>
+                <w:sz w:val="22"/>
+              </w:rPr>
+              <w:t>加了对话框优化核心。</w:t>
+            </w:r>
+          </w:p>
+          <w:p>
+            <w:pPr>
+              <w:widowControl/>
+              <w:adjustRightInd w:val="0"/>
+              <w:snapToGrid w:val="0"/>
+              <w:spacing w:line="276" w:lineRule="auto"/>
+              <w:jc w:val="left"/>
+              <w:rPr>
+                <w:rFonts w:ascii="Tahoma" w:eastAsia="微软雅黑" w:hAnsi="Tahoma"/>
+                <w:kern w:val="0"/>
+                <w:sz w:val="22"/>
+              </w:rPr>
+            </w:pPr>
+            <w:r>
+              <w:rPr>
+                <w:rFonts w:ascii="Tahoma" w:eastAsia="微软雅黑" w:hAnsi="Tahoma"/>
+                <w:kern w:val="0"/>
+                <w:sz w:val="22"/>
+              </w:rPr>
+              <w:t xml:space="preserve">&gt; </w:t>
+            </w:r>
+            <w:r>
+              <w:rPr>
+                <w:rFonts w:ascii="Tahoma" w:eastAsia="微软雅黑" w:hAnsi="Tahoma" w:hint="eastAsia"/>
+                <w:kern w:val="0"/>
+                <w:sz w:val="22"/>
+              </w:rPr>
+              <w:t>换了其他字体后就出现，示例里面不会出现。</w:t>
+            </w:r>
+          </w:p>
+          <w:p>
+            <w:pPr>
+              <w:widowControl/>
+              <w:adjustRightInd w:val="0"/>
+              <w:snapToGrid w:val="0"/>
+              <w:spacing w:line="276" w:lineRule="auto"/>
+              <w:jc w:val="left"/>
+              <w:rPr>
+                <w:rFonts w:ascii="Tahoma" w:eastAsia="微软雅黑" w:hAnsi="Tahoma"/>
+                <w:kern w:val="0"/>
+                <w:sz w:val="22"/>
+              </w:rPr>
+            </w:pPr>
+            <w:r>
+              <w:rPr>
+                <w:rFonts w:ascii="Tahoma" w:eastAsia="微软雅黑" w:hAnsi="Tahoma" w:hint="eastAsia"/>
+                <w:kern w:val="0"/>
+                <w:sz w:val="22"/>
+              </w:rPr>
+              <w:t xml:space="preserve">&gt; </w:t>
+            </w:r>
+            <w:r>
+              <w:rPr>
+                <w:rFonts w:ascii="Tahoma" w:eastAsia="微软雅黑" w:hAnsi="Tahoma" w:hint="eastAsia"/>
+                <w:kern w:val="0"/>
+                <w:sz w:val="22"/>
+              </w:rPr>
+              <w:t>加空格就没问题，但是不可能每个地方都加空格</w:t>
+            </w:r>
+            <w:r>
+              <w:rPr>
+                <w:rFonts w:ascii="Tahoma" w:eastAsia="微软雅黑" w:hAnsi="Tahoma" w:hint="eastAsia"/>
+                <w:kern w:val="0"/>
+                <w:sz w:val="22"/>
+              </w:rPr>
+              <w:t>。</w:t>
+            </w:r>
+          </w:p>
+        </w:tc>
+      </w:tr>
+      <w:tr>
+        <w:tc>
+          <w:tcPr>
+            <w:tcW w:w="1418" w:type="dxa"/>
+          </w:tcPr>
+          <w:p>
+            <w:pPr>
+              <w:widowControl/>
+              <w:adjustRightInd w:val="0"/>
+              <w:snapToGrid w:val="0"/>
+              <w:spacing w:line="276" w:lineRule="auto"/>
+              <w:jc w:val="left"/>
+              <w:rPr>
+                <w:rFonts w:ascii="Tahoma" w:eastAsia="微软雅黑" w:hAnsi="Tahoma"/>
+                <w:kern w:val="0"/>
+                <w:sz w:val="22"/>
+              </w:rPr>
+            </w:pPr>
+            <w:r>
+              <w:rPr>
+                <w:rFonts w:ascii="Tahoma" w:eastAsia="微软雅黑" w:hAnsi="Tahoma" w:hint="eastAsia"/>
+                <w:b/>
+                <w:bCs/>
+                <w:kern w:val="0"/>
+                <w:sz w:val="22"/>
+              </w:rPr>
+              <w:t>原理解析</w:t>
+            </w:r>
+          </w:p>
+        </w:tc>
+        <w:tc>
+          <w:tcPr>
+            <w:tcW w:w="7371" w:type="dxa"/>
+          </w:tcPr>
+          <w:p>
+            <w:pPr>
+              <w:widowControl/>
+              <w:adjustRightInd w:val="0"/>
+              <w:snapToGrid w:val="0"/>
+              <w:spacing w:line="276" w:lineRule="auto"/>
+              <w:jc w:val="left"/>
+              <w:rPr>
+                <w:rFonts w:ascii="Tahoma" w:eastAsia="微软雅黑" w:hAnsi="Tahoma"/>
+                <w:kern w:val="0"/>
+                <w:sz w:val="22"/>
+              </w:rPr>
+            </w:pPr>
+            <w:r>
+              <w:rPr>
+                <w:rFonts w:ascii="Tahoma" w:eastAsia="微软雅黑" w:hAnsi="Tahoma" w:hint="eastAsia"/>
+                <w:kern w:val="0"/>
+                <w:sz w:val="22"/>
+              </w:rPr>
+              <w:t>这个切边，</w:t>
+            </w:r>
+            <w:r>
+              <w:rPr>
+                <w:rFonts w:ascii="Tahoma" w:eastAsia="微软雅黑" w:hAnsi="Tahoma" w:hint="eastAsia"/>
+                <w:kern w:val="0"/>
+                <w:sz w:val="22"/>
+              </w:rPr>
+              <w:t>不是字体问题，也不是偏移问题，而</w:t>
+            </w:r>
+            <w:r>
+              <w:rPr>
+                <w:rFonts w:ascii="Tahoma" w:eastAsia="微软雅黑" w:hAnsi="Tahoma" w:hint="eastAsia"/>
+                <w:kern w:val="0"/>
+                <w:sz w:val="22"/>
+              </w:rPr>
+              <w:t>是描边问题</w:t>
+            </w:r>
+            <w:r>
+              <w:rPr>
+                <w:rFonts w:ascii="Tahoma" w:eastAsia="微软雅黑" w:hAnsi="Tahoma" w:hint="eastAsia"/>
+                <w:kern w:val="0"/>
+                <w:sz w:val="22"/>
+              </w:rPr>
+              <w:t>。</w:t>
+            </w:r>
+          </w:p>
+          <w:p>
+            <w:pPr>
+              <w:widowControl/>
+              <w:adjustRightInd w:val="0"/>
+              <w:snapToGrid w:val="0"/>
+              <w:spacing w:line="276" w:lineRule="auto"/>
+              <w:jc w:val="left"/>
+              <w:rPr>
+                <w:rFonts w:ascii="Tahoma" w:eastAsia="微软雅黑" w:hAnsi="Tahoma" w:hint="eastAsia"/>
+                <w:kern w:val="0"/>
+                <w:sz w:val="22"/>
+              </w:rPr>
+            </w:pPr>
+            <w:r>
+              <w:rPr>
+                <w:rFonts w:ascii="Tahoma" w:eastAsia="微软雅黑" w:hAnsi="Tahoma" w:hint="eastAsia"/>
+                <w:kern w:val="0"/>
+                <w:sz w:val="22"/>
+              </w:rPr>
+              <w:t>把描边加厚，就能发现下图。</w:t>
+            </w:r>
+          </w:p>
+          <w:p>
+            <w:pPr>
+              <w:widowControl/>
+              <w:adjustRightInd w:val="0"/>
+              <w:snapToGrid w:val="0"/>
+              <w:spacing w:line="276" w:lineRule="auto"/>
+              <w:jc w:val="left"/>
+              <w:rPr>
+                <w:rFonts w:ascii="Tahoma" w:eastAsia="微软雅黑" w:hAnsi="Tahoma"/>
+                <w:kern w:val="0"/>
+                <w:sz w:val="22"/>
+              </w:rPr>
+            </w:pPr>
+            <w:r>
+              <w:rPr>
+                <w:noProof/>
+              </w:rPr>
+              <w:drawing>
+                <wp:inline distT="0" distB="0" distL="0" distR="0" wp14:anchorId="53C7585F" wp14:editId="7EEB3FC5">
+                  <wp:extent cx="3924300" cy="919648"/>
+                  <wp:effectExtent l="0" t="0" r="0" b="0"/>
+                  <wp:docPr id="2065120294" name="图片 2"/>
+                  <wp:cNvGraphicFramePr>
+                    <a:graphicFrameLocks xmlns:a="http://schemas.openxmlformats.org/drawingml/2006/main" noChangeAspect="1"/>
+                  </wp:cNvGraphicFramePr>
+                  <a:graphic xmlns:a="http://schemas.openxmlformats.org/drawingml/2006/main">
+                    <a:graphicData uri="http://schemas.openxmlformats.org/drawingml/2006/picture">
+                      <pic:pic xmlns:pic="http://schemas.openxmlformats.org/drawingml/2006/picture">
+                        <pic:nvPicPr>
+                          <pic:cNvPr id="0" name="Picture 13"/>
+                          <pic:cNvPicPr>
+                            <a:picLocks noChangeAspect="1" noChangeArrowheads="1"/>
+                          </pic:cNvPicPr>
+                        </pic:nvPicPr>
+                        <pic:blipFill>
+                          <a:blip r:embed="rId115">
+                            <a:extLst>
+                              <a:ext uri="{28A0092B-C50C-407E-A947-70E740481C1C}">
+                                <a14:useLocalDpi xmlns:a14="http://schemas.microsoft.com/office/drawing/2010/main" val="0"/>
+                              </a:ext>
+                            </a:extLst>
+                          </a:blip>
+                          <a:srcRect/>
+                          <a:stretch>
+                            <a:fillRect/>
+                          </a:stretch>
+                        </pic:blipFill>
+                        <pic:spPr bwMode="auto">
+                          <a:xfrm>
+                            <a:off x="0" y="0"/>
+                            <a:ext cx="3936626" cy="922537"/>
+                          </a:xfrm>
+                          <a:prstGeom prst="rect">
+                            <a:avLst/>
+                          </a:prstGeom>
+                          <a:noFill/>
+                          <a:ln>
+                            <a:noFill/>
+                          </a:ln>
+                        </pic:spPr>
+                      </pic:pic>
+                    </a:graphicData>
+                  </a:graphic>
+                </wp:inline>
+              </w:drawing>
+            </w:r>
+          </w:p>
+          <w:p>
+            <w:pPr>
+              <w:widowControl/>
+              <w:adjustRightInd w:val="0"/>
+              <w:snapToGrid w:val="0"/>
+              <w:spacing w:line="276" w:lineRule="auto"/>
+              <w:jc w:val="left"/>
+              <w:rPr>
+                <w:rFonts w:ascii="Tahoma" w:eastAsia="微软雅黑" w:hAnsi="Tahoma" w:hint="eastAsia"/>
+                <w:kern w:val="0"/>
+                <w:sz w:val="22"/>
+              </w:rPr>
+            </w:pPr>
+            <w:r>
+              <w:rPr>
+                <w:noProof/>
+              </w:rPr>
+              <w:drawing>
+                <wp:inline distT="0" distB="0" distL="0" distR="0" wp14:anchorId="03ED08EC" wp14:editId="57692ED7">
+                  <wp:extent cx="2478956" cy="1988820"/>
+                  <wp:effectExtent l="0" t="0" r="0" b="0"/>
+                  <wp:docPr id="1437706571" name="图片 3"/>
+                  <wp:cNvGraphicFramePr>
+                    <a:graphicFrameLocks xmlns:a="http://schemas.openxmlformats.org/drawingml/2006/main" noChangeAspect="1"/>
+                  </wp:cNvGraphicFramePr>
+                  <a:graphic xmlns:a="http://schemas.openxmlformats.org/drawingml/2006/main">
+                    <a:graphicData uri="http://schemas.openxmlformats.org/drawingml/2006/picture">
+                      <pic:pic xmlns:pic="http://schemas.openxmlformats.org/drawingml/2006/picture">
+                        <pic:nvPicPr>
+                          <pic:cNvPr id="0" name="Picture 15"/>
+                          <pic:cNvPicPr>
+                            <a:picLocks noChangeAspect="1" noChangeArrowheads="1"/>
+                          </pic:cNvPicPr>
+                        </pic:nvPicPr>
+                        <pic:blipFill>
+                          <a:blip r:embed="rId116">
+                            <a:extLst>
+                              <a:ext uri="{28A0092B-C50C-407E-A947-70E740481C1C}">
+                                <a14:useLocalDpi xmlns:a14="http://schemas.microsoft.com/office/drawing/2010/main" val="0"/>
+                              </a:ext>
+                            </a:extLst>
+                          </a:blip>
+                          <a:srcRect/>
+                          <a:stretch>
+                            <a:fillRect/>
+                          </a:stretch>
+                        </pic:blipFill>
+                        <pic:spPr bwMode="auto">
+                          <a:xfrm>
+                            <a:off x="0" y="0"/>
+                            <a:ext cx="2483837" cy="1992736"/>
+                          </a:xfrm>
+                          <a:prstGeom prst="rect">
+                            <a:avLst/>
+                          </a:prstGeom>
+                          <a:noFill/>
+                          <a:ln>
+                            <a:noFill/>
+                          </a:ln>
+                        </pic:spPr>
+                      </pic:pic>
+                    </a:graphicData>
+                  </a:graphic>
+                </wp:inline>
+              </w:drawing>
+            </w:r>
+          </w:p>
+          <w:p>
+            <w:pPr>
+              <w:widowControl/>
+              <w:adjustRightInd w:val="0"/>
+              <w:snapToGrid w:val="0"/>
+              <w:spacing w:line="276" w:lineRule="auto"/>
+              <w:jc w:val="left"/>
+              <w:rPr>
+                <w:rFonts w:ascii="Tahoma" w:eastAsia="微软雅黑" w:hAnsi="Tahoma"/>
+                <w:kern w:val="0"/>
+                <w:sz w:val="22"/>
+              </w:rPr>
+            </w:pPr>
+            <w:r>
+              <w:rPr>
+                <w:rFonts w:ascii="Tahoma" w:eastAsia="微软雅黑" w:hAnsi="Tahoma" w:hint="eastAsia"/>
+                <w:kern w:val="0"/>
+                <w:sz w:val="22"/>
+              </w:rPr>
+              <w:t>绘制核心根据字体</w:t>
+            </w:r>
+            <w:r>
+              <w:rPr>
+                <w:rFonts w:ascii="Tahoma" w:eastAsia="微软雅黑" w:hAnsi="Tahoma" w:hint="eastAsia"/>
+                <w:kern w:val="0"/>
+                <w:sz w:val="22"/>
+              </w:rPr>
+              <w:t>（白色）</w:t>
+            </w:r>
+            <w:r>
+              <w:rPr>
+                <w:rFonts w:ascii="Tahoma" w:eastAsia="微软雅黑" w:hAnsi="Tahoma" w:hint="eastAsia"/>
+                <w:kern w:val="0"/>
+                <w:sz w:val="22"/>
+              </w:rPr>
+              <w:t>来计算宽度，</w:t>
+            </w:r>
+            <w:r>
+              <w:rPr>
+                <w:rFonts w:ascii="Tahoma" w:eastAsia="微软雅黑" w:hAnsi="Tahoma" w:hint="eastAsia"/>
+                <w:kern w:val="0"/>
+                <w:sz w:val="22"/>
+              </w:rPr>
+              <w:t>不考虑描边</w:t>
+            </w:r>
+            <w:r>
+              <w:rPr>
+                <w:rFonts w:ascii="Tahoma" w:eastAsia="微软雅黑" w:hAnsi="Tahoma" w:hint="eastAsia"/>
+                <w:kern w:val="0"/>
+                <w:sz w:val="22"/>
+              </w:rPr>
+              <w:t>情况</w:t>
+            </w:r>
+            <w:r>
+              <w:rPr>
+                <w:rFonts w:ascii="Tahoma" w:eastAsia="微软雅黑" w:hAnsi="Tahoma" w:hint="eastAsia"/>
+                <w:kern w:val="0"/>
+                <w:sz w:val="22"/>
+              </w:rPr>
+              <w:t>（半透明黑）。</w:t>
+            </w:r>
+          </w:p>
+          <w:p>
+            <w:pPr>
+              <w:widowControl/>
+              <w:adjustRightInd w:val="0"/>
+              <w:snapToGrid w:val="0"/>
+              <w:spacing w:line="276" w:lineRule="auto"/>
+              <w:jc w:val="left"/>
+              <w:rPr>
+                <w:rFonts w:ascii="Tahoma" w:eastAsia="微软雅黑" w:hAnsi="Tahoma"/>
+                <w:kern w:val="0"/>
+                <w:sz w:val="22"/>
+              </w:rPr>
+            </w:pPr>
+            <w:r>
+              <w:rPr>
+                <w:rFonts w:ascii="Tahoma" w:eastAsia="微软雅黑" w:hAnsi="Tahoma" w:hint="eastAsia"/>
+                <w:kern w:val="0"/>
+                <w:sz w:val="22"/>
+              </w:rPr>
+              <w:t>而这里的像素字体，正好把字体区域全部占满</w:t>
+            </w:r>
+            <w:r>
+              <w:rPr>
+                <w:rFonts w:ascii="Tahoma" w:eastAsia="微软雅黑" w:hAnsi="Tahoma" w:hint="eastAsia"/>
+                <w:kern w:val="0"/>
+                <w:sz w:val="22"/>
+              </w:rPr>
+              <w:t>，</w:t>
+            </w:r>
+          </w:p>
+          <w:p>
+            <w:pPr>
+              <w:widowControl/>
+              <w:adjustRightInd w:val="0"/>
+              <w:snapToGrid w:val="0"/>
+              <w:spacing w:after="200"/>
+              <w:jc w:val="left"/>
+              <w:rPr>
+                <w:rFonts w:ascii="Tahoma" w:eastAsia="微软雅黑" w:hAnsi="Tahoma"/>
+                <w:kern w:val="0"/>
+                <w:sz w:val="22"/>
+              </w:rPr>
+            </w:pPr>
+            <w:r>
+              <w:rPr>
+                <w:rFonts w:ascii="Tahoma" w:eastAsia="微软雅黑" w:hAnsi="Tahoma" w:hint="eastAsia"/>
+                <w:kern w:val="0"/>
+                <w:sz w:val="22"/>
+              </w:rPr>
+              <w:t>所以贴着边缘绘制时，左侧的描边就超出文本域了。</w:t>
+            </w:r>
+          </w:p>
+          <w:p>
+            <w:pPr>
+              <w:widowControl/>
+              <w:adjustRightInd w:val="0"/>
+              <w:snapToGrid w:val="0"/>
+              <w:spacing w:line="276" w:lineRule="auto"/>
+              <w:jc w:val="left"/>
+              <w:rPr>
+                <w:rFonts w:ascii="Tahoma" w:eastAsia="微软雅黑" w:hAnsi="Tahoma" w:hint="eastAsia"/>
+                <w:kern w:val="0"/>
+                <w:sz w:val="22"/>
+              </w:rPr>
+            </w:pPr>
+            <w:r>
+              <w:rPr>
+                <w:rFonts w:ascii="Tahoma" w:eastAsia="微软雅黑" w:hAnsi="Tahoma" w:hint="eastAsia"/>
+                <w:kern w:val="0"/>
+                <w:sz w:val="22"/>
+              </w:rPr>
+              <w:t>为了解决此问题，作者我加了“</w:t>
+            </w:r>
+            <w:r>
+              <w:rPr>
+                <w:rFonts w:ascii="Tahoma" w:eastAsia="微软雅黑" w:hAnsi="Tahoma" w:hint="eastAsia"/>
+                <w:kern w:val="0"/>
+                <w:sz w:val="22"/>
+              </w:rPr>
+              <w:t>文本左右修正内间距</w:t>
+            </w:r>
+            <w:r>
+              <w:rPr>
+                <w:rFonts w:ascii="Tahoma" w:eastAsia="微软雅黑" w:hAnsi="Tahoma" w:hint="eastAsia"/>
+                <w:kern w:val="0"/>
+                <w:sz w:val="22"/>
+              </w:rPr>
+              <w:t>”的设置。</w:t>
+            </w:r>
+          </w:p>
+        </w:tc>
+      </w:tr>
+      <w:tr>
+        <w:tc>
+          <w:tcPr>
+            <w:tcW w:w="1418" w:type="dxa"/>
+          </w:tcPr>
+          <w:p>
+            <w:pPr>
+              <w:widowControl/>
+              <w:adjustRightInd w:val="0"/>
+              <w:snapToGrid w:val="0"/>
+              <w:spacing w:line="276" w:lineRule="auto"/>
+              <w:jc w:val="left"/>
+              <w:rPr>
+                <w:rFonts w:ascii="Tahoma" w:eastAsia="微软雅黑" w:hAnsi="Tahoma"/>
+                <w:b/>
+                <w:bCs/>
+                <w:kern w:val="0"/>
+                <w:sz w:val="22"/>
+              </w:rPr>
+            </w:pPr>
+            <w:r>
+              <w:rPr>
+                <w:rFonts w:ascii="Tahoma" w:eastAsia="微软雅黑" w:hAnsi="Tahoma" w:hint="eastAsia"/>
+                <w:b/>
+                <w:bCs/>
+                <w:kern w:val="0"/>
+                <w:sz w:val="22"/>
+              </w:rPr>
+              <w:lastRenderedPageBreak/>
+              <w:t>解决方案</w:t>
+            </w:r>
+          </w:p>
+        </w:tc>
+        <w:tc>
+          <w:tcPr>
+            <w:tcW w:w="7371" w:type="dxa"/>
+          </w:tcPr>
+          <w:p>
+            <w:pPr>
+              <w:widowControl/>
+              <w:adjustRightInd w:val="0"/>
+              <w:spacing w:line="276" w:lineRule="auto"/>
+              <w:jc w:val="left"/>
+              <w:rPr>
+                <w:rFonts w:ascii="Tahoma" w:eastAsia="微软雅黑" w:hAnsi="Tahoma"/>
+                <w:kern w:val="0"/>
+                <w:sz w:val="22"/>
+              </w:rPr>
+            </w:pPr>
+            <w:r>
+              <w:rPr>
+                <w:rFonts w:ascii="Tahoma" w:eastAsia="微软雅黑" w:hAnsi="Tahoma" w:hint="eastAsia"/>
+                <w:kern w:val="0"/>
+                <w:sz w:val="22"/>
+              </w:rPr>
+              <w:t>【</w:t>
+            </w:r>
+            <w:r>
+              <w:rPr>
+                <w:rFonts w:ascii="Tahoma" w:eastAsia="微软雅黑" w:hAnsi="Tahoma" w:hint="eastAsia"/>
+                <w:kern w:val="0"/>
+                <w:sz w:val="22"/>
+              </w:rPr>
+              <w:t>系统</w:t>
+            </w:r>
+            <w:r>
+              <w:rPr>
+                <w:rFonts w:ascii="Tahoma" w:eastAsia="微软雅黑" w:hAnsi="Tahoma" w:hint="eastAsia"/>
+                <w:kern w:val="0"/>
+                <w:sz w:val="22"/>
+              </w:rPr>
+              <w:t xml:space="preserve"> - </w:t>
+            </w:r>
+            <w:r>
+              <w:rPr>
+                <w:rFonts w:ascii="Tahoma" w:eastAsia="微软雅黑" w:hAnsi="Tahoma" w:hint="eastAsia"/>
+                <w:kern w:val="0"/>
+                <w:sz w:val="22"/>
+              </w:rPr>
+              <w:t>字符绘制核心</w:t>
+            </w:r>
+            <w:r>
+              <w:rPr>
+                <w:rFonts w:ascii="Tahoma" w:eastAsia="微软雅黑" w:hAnsi="Tahoma" w:hint="eastAsia"/>
+                <w:kern w:val="0"/>
+                <w:sz w:val="22"/>
+              </w:rPr>
+              <w:t>】</w:t>
+            </w:r>
+            <w:r>
+              <w:rPr>
+                <w:rFonts w:ascii="Tahoma" w:eastAsia="微软雅黑" w:hAnsi="Tahoma" w:hint="eastAsia"/>
+                <w:kern w:val="0"/>
+                <w:sz w:val="22"/>
+              </w:rPr>
+              <w:t xml:space="preserve"> </w:t>
+            </w:r>
+            <w:r>
+              <w:rPr>
+                <w:rFonts w:ascii="Tahoma" w:eastAsia="微软雅黑" w:hAnsi="Tahoma" w:hint="eastAsia"/>
+                <w:kern w:val="0"/>
+                <w:sz w:val="22"/>
+              </w:rPr>
+              <w:t>插件中，可以调整</w:t>
+            </w:r>
+            <w:r>
+              <w:rPr>
+                <w:rFonts w:ascii="Tahoma" w:eastAsia="微软雅黑" w:hAnsi="Tahoma" w:hint="eastAsia"/>
+                <w:kern w:val="0"/>
+                <w:sz w:val="22"/>
+              </w:rPr>
+              <w:t>“</w:t>
+            </w:r>
+            <w:r>
+              <w:rPr>
+                <w:rFonts w:ascii="Tahoma" w:eastAsia="微软雅黑" w:hAnsi="Tahoma" w:hint="eastAsia"/>
+                <w:kern w:val="0"/>
+                <w:sz w:val="22"/>
+              </w:rPr>
+              <w:t>文本左右修正内间距</w:t>
+            </w:r>
+            <w:r>
+              <w:rPr>
+                <w:rFonts w:ascii="Tahoma" w:eastAsia="微软雅黑" w:hAnsi="Tahoma" w:hint="eastAsia"/>
+                <w:kern w:val="0"/>
+                <w:sz w:val="22"/>
+              </w:rPr>
+              <w:t>”</w:t>
+            </w:r>
+            <w:r>
+              <w:rPr>
+                <w:rFonts w:ascii="Tahoma" w:eastAsia="微软雅黑" w:hAnsi="Tahoma" w:hint="eastAsia"/>
+                <w:kern w:val="0"/>
+                <w:sz w:val="22"/>
+              </w:rPr>
+              <w:t>，</w:t>
+            </w:r>
+          </w:p>
+          <w:p>
+            <w:pPr>
+              <w:widowControl/>
+              <w:adjustRightInd w:val="0"/>
+              <w:snapToGrid w:val="0"/>
+              <w:spacing w:line="276" w:lineRule="auto"/>
+              <w:jc w:val="left"/>
+              <w:rPr>
+                <w:rFonts w:ascii="Tahoma" w:eastAsia="微软雅黑" w:hAnsi="Tahoma"/>
+                <w:kern w:val="0"/>
+                <w:sz w:val="22"/>
+              </w:rPr>
+            </w:pPr>
+            <w:r>
+              <w:rPr>
+                <w:noProof/>
+              </w:rPr>
+              <w:drawing>
+                <wp:inline distT="0" distB="0" distL="0" distR="0" wp14:anchorId="3201226D" wp14:editId="03F1B37B">
+                  <wp:extent cx="2956560" cy="899160"/>
+                  <wp:effectExtent l="0" t="0" r="0" b="0"/>
+                  <wp:docPr id="1201477687" name="图片 4"/>
+                  <wp:cNvGraphicFramePr>
+                    <a:graphicFrameLocks xmlns:a="http://schemas.openxmlformats.org/drawingml/2006/main" noChangeAspect="1"/>
+                  </wp:cNvGraphicFramePr>
+                  <a:graphic xmlns:a="http://schemas.openxmlformats.org/drawingml/2006/main">
+                    <a:graphicData uri="http://schemas.openxmlformats.org/drawingml/2006/picture">
+                      <pic:pic xmlns:pic="http://schemas.openxmlformats.org/drawingml/2006/picture">
+                        <pic:nvPicPr>
+                          <pic:cNvPr id="0" name="Picture 17"/>
+                          <pic:cNvPicPr>
+                            <a:picLocks noChangeAspect="1" noChangeArrowheads="1"/>
+                          </pic:cNvPicPr>
+                        </pic:nvPicPr>
+                        <pic:blipFill>
+                          <a:blip r:embed="rId117">
+                            <a:extLst>
+                              <a:ext uri="{28A0092B-C50C-407E-A947-70E740481C1C}">
+                                <a14:useLocalDpi xmlns:a14="http://schemas.microsoft.com/office/drawing/2010/main" val="0"/>
+                              </a:ext>
+                            </a:extLst>
+                          </a:blip>
+                          <a:srcRect/>
+                          <a:stretch>
+                            <a:fillRect/>
+                          </a:stretch>
+                        </pic:blipFill>
+                        <pic:spPr bwMode="auto">
+                          <a:xfrm>
+                            <a:off x="0" y="0"/>
+                            <a:ext cx="2956560" cy="899160"/>
+                          </a:xfrm>
+                          <a:prstGeom prst="rect">
+                            <a:avLst/>
+                          </a:prstGeom>
+                          <a:noFill/>
+                          <a:ln>
+                            <a:noFill/>
+                          </a:ln>
+                        </pic:spPr>
+                      </pic:pic>
+                    </a:graphicData>
+                  </a:graphic>
+                </wp:inline>
+              </w:drawing>
+            </w:r>
+          </w:p>
+          <w:p>
+            <w:pPr>
+              <w:widowControl/>
+              <w:adjustRightInd w:val="0"/>
+              <w:spacing w:line="276" w:lineRule="auto"/>
+              <w:jc w:val="left"/>
+              <w:rPr>
+                <w:rFonts w:ascii="Tahoma" w:eastAsia="微软雅黑" w:hAnsi="Tahoma" w:hint="eastAsia"/>
+                <w:kern w:val="0"/>
+                <w:sz w:val="22"/>
+              </w:rPr>
+            </w:pPr>
+            <w:r>
+              <w:rPr>
+                <w:rFonts w:ascii="Tahoma" w:eastAsia="微软雅黑" w:hAnsi="Tahoma" w:hint="eastAsia"/>
+                <w:kern w:val="0"/>
+                <w:sz w:val="22"/>
+              </w:rPr>
+              <w:t>目标字体看起来缺</w:t>
+            </w:r>
+            <w:r>
+              <w:rPr>
+                <w:rFonts w:ascii="Tahoma" w:eastAsia="微软雅黑" w:hAnsi="Tahoma" w:hint="eastAsia"/>
+                <w:kern w:val="0"/>
+                <w:sz w:val="22"/>
+              </w:rPr>
+              <w:t>1</w:t>
+            </w:r>
+            <w:r>
+              <w:rPr>
+                <w:rFonts w:ascii="Tahoma" w:eastAsia="微软雅黑" w:hAnsi="Tahoma" w:hint="eastAsia"/>
+                <w:kern w:val="0"/>
+                <w:sz w:val="22"/>
+              </w:rPr>
+              <w:t>像素，而实际需要设置</w:t>
+            </w:r>
+            <w:r>
+              <w:rPr>
+                <w:rFonts w:ascii="Tahoma" w:eastAsia="微软雅黑" w:hAnsi="Tahoma" w:hint="eastAsia"/>
+                <w:kern w:val="0"/>
+                <w:sz w:val="22"/>
+              </w:rPr>
+              <w:t>2</w:t>
+            </w:r>
+            <w:r>
+              <w:rPr>
+                <w:rFonts w:ascii="Tahoma" w:eastAsia="微软雅黑" w:hAnsi="Tahoma" w:hint="eastAsia"/>
+                <w:kern w:val="0"/>
+                <w:sz w:val="22"/>
+              </w:rPr>
+              <w:t>像素才合适。</w:t>
+            </w:r>
+          </w:p>
+          <w:p>
+            <w:pPr>
+              <w:widowControl/>
+              <w:adjustRightInd w:val="0"/>
+              <w:snapToGrid w:val="0"/>
+              <w:spacing w:line="276" w:lineRule="auto"/>
+              <w:jc w:val="left"/>
+              <w:rPr>
+                <w:rFonts w:ascii="Tahoma" w:eastAsia="微软雅黑" w:hAnsi="Tahoma" w:hint="eastAsia"/>
+                <w:kern w:val="0"/>
+                <w:sz w:val="22"/>
+              </w:rPr>
+            </w:pPr>
+            <w:r>
+              <w:rPr>
+                <w:noProof/>
+              </w:rPr>
+              <w:drawing>
+                <wp:inline distT="0" distB="0" distL="0" distR="0" wp14:anchorId="6AD6BDCF" wp14:editId="69EEA454">
+                  <wp:extent cx="2514600" cy="2104053"/>
+                  <wp:effectExtent l="0" t="0" r="0" b="0"/>
+                  <wp:docPr id="1448752224" name="图片 5"/>
+                  <wp:cNvGraphicFramePr>
+                    <a:graphicFrameLocks xmlns:a="http://schemas.openxmlformats.org/drawingml/2006/main" noChangeAspect="1"/>
+                  </wp:cNvGraphicFramePr>
+                  <a:graphic xmlns:a="http://schemas.openxmlformats.org/drawingml/2006/main">
+                    <a:graphicData uri="http://schemas.openxmlformats.org/drawingml/2006/picture">
+                      <pic:pic xmlns:pic="http://schemas.openxmlformats.org/drawingml/2006/picture">
+                        <pic:nvPicPr>
+                          <pic:cNvPr id="0" name="Picture 19"/>
+                          <pic:cNvPicPr>
+                            <a:picLocks noChangeAspect="1" noChangeArrowheads="1"/>
+                          </pic:cNvPicPr>
+                        </pic:nvPicPr>
+                        <pic:blipFill>
+                          <a:blip r:embed="rId118">
+                            <a:extLst>
+                              <a:ext uri="{28A0092B-C50C-407E-A947-70E740481C1C}">
+                                <a14:useLocalDpi xmlns:a14="http://schemas.microsoft.com/office/drawing/2010/main" val="0"/>
+                              </a:ext>
+                            </a:extLst>
+                          </a:blip>
+                          <a:srcRect/>
+                          <a:stretch>
+                            <a:fillRect/>
+                          </a:stretch>
+                        </pic:blipFill>
+                        <pic:spPr bwMode="auto">
+                          <a:xfrm>
+                            <a:off x="0" y="0"/>
+                            <a:ext cx="2516691" cy="2105802"/>
+                          </a:xfrm>
+                          <a:prstGeom prst="rect">
+                            <a:avLst/>
+                          </a:prstGeom>
+                          <a:noFill/>
+                          <a:ln>
+                            <a:noFill/>
+                          </a:ln>
+                        </pic:spPr>
+                      </pic:pic>
+                    </a:graphicData>
+                  </a:graphic>
+                </wp:inline>
+              </w:drawing>
+            </w:r>
+          </w:p>
+          <w:p>
+            <w:pPr>
+              <w:widowControl/>
+              <w:adjustRightInd w:val="0"/>
+              <w:spacing w:line="276" w:lineRule="auto"/>
+              <w:jc w:val="left"/>
+              <w:rPr>
+                <w:rFonts w:ascii="Tahoma" w:eastAsia="微软雅黑" w:hAnsi="Tahoma"/>
+                <w:kern w:val="0"/>
+                <w:sz w:val="22"/>
+              </w:rPr>
+            </w:pPr>
+            <w:r>
+              <w:rPr>
+                <w:rFonts w:ascii="Tahoma" w:eastAsia="微软雅黑" w:hAnsi="Tahoma" w:hint="eastAsia"/>
+                <w:kern w:val="0"/>
+                <w:sz w:val="22"/>
+              </w:rPr>
+              <w:t>由于此设置会影响所有文本和字体，需要慎重修改。</w:t>
+            </w:r>
+          </w:p>
+        </w:tc>
+      </w:tr>
+    </w:tbl>
+    <w:p>
+      <w:pPr>
+        <w:widowControl/>
+        <w:jc w:val="left"/>
+        <w:rPr>
+          <w:rFonts w:ascii="Tahoma" w:eastAsia="微软雅黑" w:hAnsi="Tahoma" w:cstheme="minorBidi"/>
+          <w:kern w:val="0"/>
+          <w:sz w:val="22"/>
+        </w:rPr>
+      </w:pPr>
+    </w:p>
+    <w:p>
+      <w:pPr>
+        <w:widowControl/>
+        <w:jc w:val="left"/>
+        <w:rPr>
+          <w:rFonts w:ascii="Tahoma" w:eastAsia="微软雅黑" w:hAnsi="Tahoma" w:cstheme="minorBidi" w:hint="eastAsia"/>
+          <w:kern w:val="0"/>
+          <w:sz w:val="22"/>
+        </w:rPr>
+      </w:pPr>
+      <w:r>
+        <w:rPr>
+          <w:rFonts w:ascii="Tahoma" w:eastAsia="微软雅黑" w:hAnsi="Tahoma" w:cstheme="minorBidi"/>
+          <w:kern w:val="0"/>
+          <w:sz w:val="22"/>
+        </w:rPr>
+        <w:br w:type="page"/>
+      </w:r>
+    </w:p>
+    <w:p>
+      <w:pPr>
+        <w:pStyle w:val="3"/>
+        <w:spacing w:before="240" w:after="120" w:line="415" w:lineRule="auto"/>
+        <w:rPr>
+          <w:rFonts w:ascii="等线" w:eastAsia="等线" w:hAnsi="等线" w:hint="eastAsia"/>
+          <w:sz w:val="28"/>
+        </w:rPr>
+      </w:pPr>
+      <w:bookmarkStart w:id="60" w:name="_小字体时，图标显得太大"/>
+      <w:bookmarkStart w:id="61" w:name="_很小的字体中，图标显大"/>
+      <w:bookmarkEnd w:id="60"/>
+      <w:bookmarkEnd w:id="61"/>
+      <w:r>
+        <w:rPr>
+          <w:rFonts w:ascii="等线" w:eastAsia="等线" w:hAnsi="等线" w:hint="eastAsia"/>
+          <w:sz w:val="28"/>
+        </w:rPr>
+        <w:lastRenderedPageBreak/>
+        <w:t>很小的</w:t>
+      </w:r>
+      <w:r>
+        <w:rPr>
+          <w:rFonts w:ascii="等线" w:eastAsia="等线" w:hAnsi="等线" w:hint="eastAsia"/>
+          <w:sz w:val="28"/>
+        </w:rPr>
+        <w:t>字体</w:t>
+      </w:r>
+      <w:r>
+        <w:rPr>
+          <w:rFonts w:ascii="等线" w:eastAsia="等线" w:hAnsi="等线" w:hint="eastAsia"/>
+          <w:sz w:val="28"/>
+        </w:rPr>
+        <w:t>中</w:t>
+      </w:r>
+      <w:r>
+        <w:rPr>
+          <w:rFonts w:ascii="等线" w:eastAsia="等线" w:hAnsi="等线" w:hint="eastAsia"/>
+          <w:sz w:val="28"/>
+        </w:rPr>
+        <w:t>，图标显大</w:t>
+      </w:r>
+    </w:p>
+    <w:tbl>
+      <w:tblPr>
+        <w:tblStyle w:val="af"/>
+        <w:tblW w:w="8789" w:type="dxa"/>
+        <w:tblInd w:w="-176" w:type="dxa"/>
+        <w:tblBorders>
+          <w:top w:val="single" w:sz="4" w:space="0" w:color="D9D9D9" w:themeColor="background1" w:themeShade="D9"/>
+          <w:left w:val="none" w:sz="0" w:space="0" w:color="auto"/>
+          <w:bottom w:val="single" w:sz="4" w:space="0" w:color="D9D9D9" w:themeColor="background1" w:themeShade="D9"/>
+          <w:right w:val="none" w:sz="0" w:space="0" w:color="auto"/>
+          <w:insideH w:val="single" w:sz="4" w:space="0" w:color="D9D9D9" w:themeColor="background1" w:themeShade="D9"/>
+          <w:insideV w:val="none" w:sz="0" w:space="0" w:color="auto"/>
+        </w:tblBorders>
+        <w:tblLook w:val="04A0" w:firstRow="1" w:lastRow="0" w:firstColumn="1" w:lastColumn="0" w:noHBand="0" w:noVBand="1"/>
+      </w:tblPr>
+      <w:tblGrid>
+        <w:gridCol w:w="1418"/>
+        <w:gridCol w:w="7371"/>
+      </w:tblGrid>
+      <w:tr>
+        <w:tc>
+          <w:tcPr>
+            <w:tcW w:w="1418" w:type="dxa"/>
+          </w:tcPr>
+          <w:p>
+            <w:pPr>
+              <w:widowControl/>
+              <w:adjustRightInd w:val="0"/>
+              <w:snapToGrid w:val="0"/>
+              <w:spacing w:line="276" w:lineRule="auto"/>
+              <w:jc w:val="left"/>
+              <w:rPr>
+                <w:rFonts w:ascii="Tahoma" w:eastAsia="微软雅黑" w:hAnsi="Tahoma"/>
+                <w:kern w:val="0"/>
+                <w:sz w:val="22"/>
+              </w:rPr>
+            </w:pPr>
+            <w:r>
+              <w:rPr>
+                <w:rFonts w:ascii="Tahoma" w:eastAsia="微软雅黑" w:hAnsi="Tahoma" w:hint="eastAsia"/>
+                <w:b/>
+                <w:bCs/>
+                <w:kern w:val="0"/>
+                <w:sz w:val="22"/>
+              </w:rPr>
+              <w:t>问题名称</w:t>
+            </w:r>
+          </w:p>
+        </w:tc>
+        <w:tc>
+          <w:tcPr>
+            <w:tcW w:w="7371" w:type="dxa"/>
+          </w:tcPr>
+          <w:p>
+            <w:pPr>
+              <w:widowControl/>
+              <w:adjustRightInd w:val="0"/>
+              <w:snapToGrid w:val="0"/>
+              <w:spacing w:line="276" w:lineRule="auto"/>
+              <w:jc w:val="left"/>
+              <w:rPr>
+                <w:rFonts w:ascii="Tahoma" w:eastAsia="微软雅黑" w:hAnsi="Tahoma"/>
+                <w:kern w:val="0"/>
+                <w:sz w:val="22"/>
+              </w:rPr>
+            </w:pPr>
+            <w:r>
+              <w:rPr>
+                <w:rFonts w:ascii="Tahoma" w:eastAsia="微软雅黑" w:hAnsi="Tahoma" w:hint="eastAsia"/>
+                <w:kern w:val="0"/>
+                <w:sz w:val="22"/>
+              </w:rPr>
               <w:t>很小的字体中</w:t>
             </w:r>
             <w:r>
@@ -43352,7 +43164,7 @@
                           </pic:cNvPicPr>
                         </pic:nvPicPr>
                         <pic:blipFill>
-                          <a:blip r:embed="rId114">
+                          <a:blip r:embed="rId119">
                             <a:extLst>
                               <a:ext uri="{28A0092B-C50C-407E-A947-70E740481C1C}">
                                 <a14:useLocalDpi xmlns:a14="http://schemas.microsoft.com/office/drawing/2010/main" val="0"/>
@@ -43667,23 +43479,13 @@
                 <w:sz w:val="22"/>
               </w:rPr>
             </w:pPr>
-            <w:proofErr w:type="gramStart"/>
-            <w:r>
-              <w:rPr>
-                <w:rFonts w:ascii="Tahoma" w:eastAsia="微软雅黑" w:hAnsi="Tahoma" w:hint="eastAsia"/>
-                <w:kern w:val="0"/>
-                <w:sz w:val="22"/>
-              </w:rPr>
-              <w:t>此设置</w:t>
-            </w:r>
-            <w:proofErr w:type="gramEnd"/>
-            <w:r>
-              <w:rPr>
-                <w:rFonts w:ascii="Tahoma" w:eastAsia="微软雅黑" w:hAnsi="Tahoma" w:hint="eastAsia"/>
-                <w:kern w:val="0"/>
-                <w:sz w:val="22"/>
-              </w:rPr>
-              <w:t>会影响所有文本，需要慎重修改。</w:t>
+            <w:r>
+              <w:rPr>
+                <w:rFonts w:ascii="Tahoma" w:eastAsia="微软雅黑" w:hAnsi="Tahoma" w:hint="eastAsia"/>
+                <w:kern w:val="0"/>
+                <w:sz w:val="22"/>
+              </w:rPr>
+              <w:t>此设置会影响所有文本，需要慎重修改。</w:t>
             </w:r>
             <w:r>
               <w:rPr>
@@ -43771,7 +43573,7 @@
               <w:adjustRightInd w:val="0"/>
               <w:snapToGrid w:val="0"/>
               <w:rPr>
-                <w:rFonts w:ascii="Tahoma" w:eastAsia="微软雅黑" w:hAnsi="Tahoma" w:hint="eastAsia"/>
+                <w:rFonts w:ascii="Tahoma" w:eastAsia="微软雅黑" w:hAnsi="Tahoma"/>
                 <w:kern w:val="0"/>
                 <w:sz w:val="22"/>
               </w:rPr>
@@ -44029,18 +43831,8 @@
                 <w:kern w:val="0"/>
                 <w:sz w:val="22"/>
               </w:rPr>
-              <w:t>手动保持</w:t>
-            </w:r>
-            <w:proofErr w:type="gramStart"/>
-            <w:r>
-              <w:rPr>
-                <w:rFonts w:ascii="Tahoma" w:eastAsia="微软雅黑" w:hAnsi="Tahoma" w:hint="eastAsia"/>
-                <w:kern w:val="0"/>
-                <w:sz w:val="22"/>
-              </w:rPr>
-              <w:t>原大小</w:t>
-            </w:r>
-            <w:proofErr w:type="gramEnd"/>
+              <w:t>手动保持原大小</w:t>
+            </w:r>
             <w:r>
               <w:rPr>
                 <w:rFonts w:ascii="Tahoma" w:eastAsia="微软雅黑" w:hAnsi="Tahoma" w:hint="eastAsia"/>
@@ -44088,7 +43880,7 @@
               <w:adjustRightInd w:val="0"/>
               <w:snapToGrid w:val="0"/>
               <w:rPr>
-                <w:rFonts w:ascii="Tahoma" w:eastAsia="微软雅黑" w:hAnsi="Tahoma" w:hint="eastAsia"/>
+                <w:rFonts w:ascii="Tahoma" w:eastAsia="微软雅黑" w:hAnsi="Tahoma"/>
                 <w:kern w:val="0"/>
                 <w:sz w:val="22"/>
               </w:rPr>
@@ -44463,7 +44255,7 @@
       </w:pPr>
     </w:p>
     <w:sectPr>
-      <w:headerReference w:type="default" r:id="rId115"/>
+      <w:headerReference w:type="default" r:id="rId120"/>
       <w:pgSz w:w="11906" w:h="16838"/>
       <w:pgMar w:top="1440" w:right="1800" w:bottom="1440" w:left="1800" w:header="851" w:footer="992" w:gutter="0"/>
       <w:cols w:space="425"/>
